--- a/public/downloads/application-form.docx
+++ b/public/downloads/application-form.docx
@@ -5,13 +5,22 @@
   <w:body>
     <w:p>
       <w:pPr>
-        <w:pStyle w:val="Heading1"/>
+        <w:pStyle w:val="NoSpacing"/>
+        <w:rPr>
+          <w:rFonts w:ascii="Avenir Next" w:hAnsi="Avenir Next" w:cstheme="minorHAnsi"/>
+          <w:b/>
+          <w:bCs/>
+          <w:color w:val="001B43"/>
+          <w:sz w:val="56"/>
+          <w:szCs w:val="56"/>
+          <w:lang w:val="en-GB"/>
+        </w:rPr>
       </w:pPr>
       <w:r>
         <w:rPr>
           <w:rFonts w:asciiTheme="minorHAnsi" w:hAnsiTheme="minorHAnsi" w:cstheme="minorHAnsi"/>
-          <w:b w:val="0"/>
-          <w:bCs w:val="0"/>
+          <w:b/>
+          <w:bCs/>
           <w:noProof/>
           <w:sz w:val="32"/>
           <w:szCs w:val="32"/>
@@ -19,566 +28,15 @@
         <mc:AlternateContent>
           <mc:Choice Requires="wps">
             <w:drawing>
-              <wp:anchor distT="0" distB="0" distL="114300" distR="114300" simplePos="0" relativeHeight="251915776" behindDoc="0" locked="0" layoutInCell="1" allowOverlap="1" wp14:anchorId="37B30940" wp14:editId="2C004659">
+              <wp:anchor distT="0" distB="0" distL="114300" distR="114300" simplePos="0" relativeHeight="251917824" behindDoc="0" locked="0" layoutInCell="1" allowOverlap="1" wp14:anchorId="0E39091F" wp14:editId="5BA005DA">
                 <wp:simplePos x="0" y="0"/>
                 <wp:positionH relativeFrom="column">
-                  <wp:posOffset>-187960</wp:posOffset>
+                  <wp:posOffset>36830</wp:posOffset>
                 </wp:positionH>
                 <wp:positionV relativeFrom="page">
-                  <wp:posOffset>89535</wp:posOffset>
+                  <wp:posOffset>1767205</wp:posOffset>
                 </wp:positionV>
-                <wp:extent cx="3380105" cy="1084580"/>
-                <wp:effectExtent l="0" t="0" r="0" b="0"/>
-                <wp:wrapNone/>
-                <wp:docPr id="324508089" name="Text Box 16"/>
-                <wp:cNvGraphicFramePr/>
-                <a:graphic xmlns:a="http://schemas.openxmlformats.org/drawingml/2006/main">
-                  <a:graphicData uri="http://schemas.microsoft.com/office/word/2010/wordprocessingShape">
-                    <wps:wsp>
-                      <wps:cNvSpPr txBox="1"/>
-                      <wps:spPr>
-                        <a:xfrm>
-                          <a:off x="0" y="0"/>
-                          <a:ext cx="3380105" cy="1084580"/>
-                        </a:xfrm>
-                        <a:prstGeom prst="rect">
-                          <a:avLst/>
-                        </a:prstGeom>
-                        <a:noFill/>
-                        <a:ln w="6350">
-                          <a:noFill/>
-                        </a:ln>
-                      </wps:spPr>
-                      <wps:txbx>
-                        <w:txbxContent>
-                          <w:p>
-                            <w:pPr>
-                              <w:pStyle w:val="NoSpacing"/>
-                              <w:rPr>
-                                <w:rFonts w:ascii="Avenir Next" w:hAnsi="Avenir Next" w:cstheme="minorHAnsi"/>
-                                <w:b/>
-                                <w:bCs/>
-                                <w:color w:val="001B43"/>
-                                <w:sz w:val="64"/>
-                                <w:szCs w:val="64"/>
-                                <w:lang w:val="en-GB"/>
-                              </w:rPr>
-                            </w:pPr>
-                            <w:r>
-                              <w:rPr>
-                                <w:rFonts w:ascii="Avenir Next" w:hAnsi="Avenir Next" w:cstheme="minorHAnsi"/>
-                                <w:b/>
-                                <w:bCs/>
-                                <w:color w:val="001B43"/>
-                                <w:sz w:val="64"/>
-                                <w:szCs w:val="64"/>
-                                <w:lang w:val="en-GB"/>
-                              </w:rPr>
-                              <w:t xml:space="preserve">Application </w:t>
-                            </w:r>
-                            <w:r>
-                              <w:rPr>
-                                <w:rFonts w:ascii="Avenir Next" w:hAnsi="Avenir Next" w:cstheme="minorHAnsi"/>
-                                <w:b/>
-                                <w:bCs/>
-                                <w:color w:val="001B43"/>
-                                <w:sz w:val="64"/>
-                                <w:szCs w:val="64"/>
-                                <w:lang w:val="en-GB"/>
-                              </w:rPr>
-                              <w:br/>
-                              <w:t>Form</w:t>
-                            </w:r>
-                          </w:p>
-                        </w:txbxContent>
-                      </wps:txbx>
-                      <wps:bodyPr rot="0" spcFirstLastPara="0" vertOverflow="overflow" horzOverflow="overflow" vert="horz" wrap="square" lIns="91440" tIns="45720" rIns="91440" bIns="45720" numCol="1" spcCol="0" rtlCol="0" fromWordArt="0" anchor="t" anchorCtr="0" forceAA="0" compatLnSpc="1">
-                        <a:prstTxWarp prst="textNoShape">
-                          <a:avLst/>
-                        </a:prstTxWarp>
-                        <a:noAutofit/>
-                      </wps:bodyPr>
-                    </wps:wsp>
-                  </a:graphicData>
-                </a:graphic>
-                <wp14:sizeRelH relativeFrom="margin">
-                  <wp14:pctWidth>0</wp14:pctWidth>
-                </wp14:sizeRelH>
-                <wp14:sizeRelV relativeFrom="margin">
-                  <wp14:pctHeight>0</wp14:pctHeight>
-                </wp14:sizeRelV>
-              </wp:anchor>
-            </w:drawing>
-          </mc:Choice>
-          <mc:Fallback>
-            <w:pict>
-              <v:shapetype w14:anchorId="37B30940" id="_x0000_t202" coordsize="21600,21600" o:spt="202" path="m,l,21600r21600,l21600,xe">
-                <v:stroke joinstyle="miter"/>
-                <v:path gradientshapeok="t" o:connecttype="rect"/>
-              </v:shapetype>
-              <v:shape id="Text Box 16" o:spid="_x0000_s1026" type="#_x0000_t202" style="position:absolute;margin-left:-14.8pt;margin-top:7.05pt;width:266.15pt;height:85.4pt;z-index:251915776;visibility:visible;mso-wrap-style:square;mso-width-percent:0;mso-height-percent:0;mso-wrap-distance-left:9pt;mso-wrap-distance-top:0;mso-wrap-distance-right:9pt;mso-wrap-distance-bottom:0;mso-position-horizontal:absolute;mso-position-horizontal-relative:text;mso-position-vertical:absolute;mso-position-vertical-relative:page;mso-width-percent:0;mso-height-percent:0;mso-width-relative:margin;mso-height-relative:margin;v-text-anchor:top" o:gfxdata="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" filled="f" stroked="f" strokeweight=".5pt">
-                <v:textbox>
-                  <w:txbxContent>
-                    <w:p>
-                      <w:pPr>
-                        <w:pStyle w:val="NoSpacing"/>
-                        <w:rPr>
-                          <w:rFonts w:ascii="Avenir Next" w:hAnsi="Avenir Next" w:cstheme="minorHAnsi"/>
-                          <w:b/>
-                          <w:bCs/>
-                          <w:color w:val="001B43"/>
-                          <w:sz w:val="64"/>
-                          <w:szCs w:val="64"/>
-                          <w:lang w:val="en-GB"/>
-                        </w:rPr>
-                      </w:pPr>
-                      <w:r>
-                        <w:rPr>
-                          <w:rFonts w:ascii="Avenir Next" w:hAnsi="Avenir Next" w:cstheme="minorHAnsi"/>
-                          <w:b/>
-                          <w:bCs/>
-                          <w:color w:val="001B43"/>
-                          <w:sz w:val="64"/>
-                          <w:szCs w:val="64"/>
-                          <w:lang w:val="en-GB"/>
-                        </w:rPr>
-                        <w:t xml:space="preserve">Application </w:t>
-                      </w:r>
-                      <w:r>
-                        <w:rPr>
-                          <w:rFonts w:ascii="Avenir Next" w:hAnsi="Avenir Next" w:cstheme="minorHAnsi"/>
-                          <w:b/>
-                          <w:bCs/>
-                          <w:color w:val="001B43"/>
-                          <w:sz w:val="64"/>
-                          <w:szCs w:val="64"/>
-                          <w:lang w:val="en-GB"/>
-                        </w:rPr>
-                        <w:br/>
-                        <w:t>Form</w:t>
-                      </w:r>
-                    </w:p>
-                  </w:txbxContent>
-                </v:textbox>
-                <w10:wrap anchory="page"/>
-              </v:shape>
-            </w:pict>
-          </mc:Fallback>
-        </mc:AlternateContent>
-      </w:r>
-      <w:r>
-        <w:rPr>
-          <w:noProof/>
-        </w:rPr>
-        <mc:AlternateContent>
-          <mc:Choice Requires="wps">
-            <w:drawing>
-              <wp:anchor distT="0" distB="0" distL="114300" distR="114300" simplePos="0" relativeHeight="251919872" behindDoc="0" locked="0" layoutInCell="1" allowOverlap="1" wp14:anchorId="238056DA" wp14:editId="3227844B">
-                <wp:simplePos x="0" y="0"/>
-                <wp:positionH relativeFrom="column">
-                  <wp:posOffset>-187325</wp:posOffset>
-                </wp:positionH>
-                <wp:positionV relativeFrom="page">
-                  <wp:posOffset>1296296</wp:posOffset>
-                </wp:positionV>
-                <wp:extent cx="6956611" cy="2456330"/>
-                <wp:effectExtent l="0" t="0" r="0" b="0"/>
-                <wp:wrapNone/>
-                <wp:docPr id="1097093844" name="Text Box 85"/>
-                <wp:cNvGraphicFramePr/>
-                <a:graphic xmlns:a="http://schemas.openxmlformats.org/drawingml/2006/main">
-                  <a:graphicData uri="http://schemas.microsoft.com/office/word/2010/wordprocessingShape">
-                    <wps:wsp>
-                      <wps:cNvSpPr txBox="1"/>
-                      <wps:spPr>
-                        <a:xfrm>
-                          <a:off x="0" y="0"/>
-                          <a:ext cx="6956611" cy="2456330"/>
-                        </a:xfrm>
-                        <a:prstGeom prst="rect">
-                          <a:avLst/>
-                        </a:prstGeom>
-                        <a:noFill/>
-                        <a:ln w="6350">
-                          <a:noFill/>
-                        </a:ln>
-                      </wps:spPr>
-                      <wps:txbx>
-                        <w:txbxContent>
-                          <w:p>
-                            <w:pPr>
-                              <w:pStyle w:val="NormalWeb"/>
-                              <w:rPr>
-                                <w:rFonts w:asciiTheme="minorHAnsi" w:hAnsiTheme="minorHAnsi" w:cstheme="minorHAnsi"/>
-                                <w:sz w:val="28"/>
-                                <w:szCs w:val="28"/>
-                              </w:rPr>
-                            </w:pPr>
-                            <w:r>
-                              <w:rPr>
-                                <w:rFonts w:ascii="Avenir Next Demi Bold" w:hAnsi="Avenir Next Demi Bold"/>
-                                <w:b/>
-                                <w:bCs/>
-                                <w:color w:val="C61E5D"/>
-                                <w:sz w:val="32"/>
-                                <w:szCs w:val="32"/>
-                              </w:rPr>
-                              <w:t>School and Community Relational Support Coordinator</w:t>
-                            </w:r>
-                            <w:r>
-                              <w:rPr>
-                                <w:rFonts w:ascii="Avenir Next Demi Bold" w:hAnsi="Avenir Next Demi Bold"/>
-                                <w:b/>
-                                <w:bCs/>
-                                <w:color w:val="C61E5D"/>
-                                <w:sz w:val="26"/>
-                                <w:szCs w:val="26"/>
-                              </w:rPr>
-                              <w:br/>
-                            </w:r>
-                            <w:r>
-                              <w:rPr>
-                                <w:rFonts w:ascii="Avenir Next Medium" w:hAnsi="Avenir Next Medium"/>
-                                <w:color w:val="C61E5D"/>
-                                <w:sz w:val="26"/>
-                                <w:szCs w:val="26"/>
-                              </w:rPr>
-                              <w:br/>
-                            </w:r>
-                            <w:r>
-                              <w:rPr>
-                                <w:rFonts w:ascii="Avenir Next Medium" w:hAnsi="Avenir Next Medium"/>
-                                <w:sz w:val="28"/>
-                                <w:szCs w:val="28"/>
-                              </w:rPr>
-                              <w:t xml:space="preserve">Thank you for your interest in joining Kingdom Overflow. </w:t>
-                            </w:r>
-                            <w:r>
-                              <w:rPr>
-                                <w:rFonts w:ascii="Avenir Next Medium" w:hAnsi="Avenir Next Medium"/>
-                                <w:sz w:val="28"/>
-                                <w:szCs w:val="28"/>
-                              </w:rPr>
-                              <w:br/>
-                            </w:r>
-                            <w:r>
-                              <w:rPr>
-                                <w:rFonts w:ascii="Avenir Next Medium" w:hAnsi="Avenir Next Medium"/>
-                                <w:sz w:val="28"/>
-                                <w:szCs w:val="28"/>
-                              </w:rPr>
-                              <w:br/>
-                            </w:r>
-                            <w:r>
-                              <w:rPr>
-                                <w:rFonts w:ascii="Avenir Next Medium" w:hAnsi="Avenir Next Medium"/>
-                                <w:sz w:val="28"/>
-                                <w:szCs w:val="28"/>
-                              </w:rPr>
-                              <w:t>Please complete this form and submit it alongside</w:t>
-                            </w:r>
-                            <w:r>
-                              <w:rPr>
-                                <w:rFonts w:ascii="Avenir Next" w:hAnsi="Avenir Next" w:cstheme="minorHAnsi"/>
-                                <w:sz w:val="28"/>
-                                <w:szCs w:val="28"/>
-                              </w:rPr>
-                              <w:t xml:space="preserve"> an up-to-date CV alongside a cover letter (2 sides of A4 maximum) outlining:</w:t>
-                            </w:r>
-                          </w:p>
-                          <w:p>
-                            <w:pPr>
-                              <w:pStyle w:val="NormalWeb"/>
-                              <w:numPr>
-                                <w:ilvl w:val="0"/>
-                                <w:numId w:val="58"/>
-                              </w:numPr>
-                              <w:rPr>
-                                <w:rFonts w:ascii="Avenir Next" w:hAnsi="Avenir Next" w:cstheme="minorHAnsi"/>
-                              </w:rPr>
-                            </w:pPr>
-                            <w:r>
-                              <w:rPr>
-                                <w:rFonts w:ascii="Avenir Next" w:hAnsi="Avenir Next" w:cstheme="minorHAnsi"/>
-                              </w:rPr>
-                              <w:t>Why you are interested in this role</w:t>
-                            </w:r>
-                          </w:p>
-                          <w:p>
-                            <w:pPr>
-                              <w:pStyle w:val="NormalWeb"/>
-                              <w:numPr>
-                                <w:ilvl w:val="0"/>
-                                <w:numId w:val="58"/>
-                              </w:numPr>
-                              <w:rPr>
-                                <w:rFonts w:ascii="Avenir Next" w:hAnsi="Avenir Next" w:cstheme="minorHAnsi"/>
-                              </w:rPr>
-                            </w:pPr>
-                            <w:r>
-                              <w:rPr>
-                                <w:rFonts w:ascii="Avenir Next" w:hAnsi="Avenir Next" w:cstheme="minorHAnsi"/>
-                              </w:rPr>
-                              <w:t>What attracts you to Kingdom Overflows vision</w:t>
-                            </w:r>
-                          </w:p>
-                          <w:p>
-                            <w:pPr>
-                              <w:pStyle w:val="NormalWeb"/>
-                              <w:numPr>
-                                <w:ilvl w:val="0"/>
-                                <w:numId w:val="58"/>
-                              </w:numPr>
-                              <w:rPr>
-                                <w:rFonts w:ascii="Avenir Next" w:hAnsi="Avenir Next" w:cstheme="minorHAnsi"/>
-                              </w:rPr>
-                            </w:pPr>
-                            <w:r>
-                              <w:rPr>
-                                <w:rFonts w:ascii="Avenir Next" w:hAnsi="Avenir Next" w:cstheme="minorHAnsi"/>
-                              </w:rPr>
-                              <w:t>How your experience, skills and personal qualities have prepared you for this role.</w:t>
-                            </w:r>
-                          </w:p>
-                          <w:p>
-                            <w:pPr>
-                              <w:rPr>
-                                <w:sz w:val="26"/>
-                                <w:szCs w:val="26"/>
-                              </w:rPr>
-                            </w:pPr>
-                            <w:r>
-                              <w:rPr>
-                                <w:rFonts w:ascii="Avenir Next Medium" w:hAnsi="Avenir Next Medium"/>
-                                <w:sz w:val="28"/>
-                                <w:szCs w:val="28"/>
-                              </w:rPr>
-                              <w:br/>
-                            </w:r>
-                            <w:r>
-                              <w:rPr>
-                                <w:rFonts w:ascii="Avenir Next Medium" w:hAnsi="Avenir Next Medium"/>
-                                <w:sz w:val="28"/>
-                                <w:szCs w:val="28"/>
-                              </w:rPr>
-                              <w:br/>
-                            </w:r>
-                          </w:p>
-                          <w:p/>
-                        </w:txbxContent>
-                      </wps:txbx>
-                      <wps:bodyPr rot="0" spcFirstLastPara="0" vertOverflow="overflow" horzOverflow="overflow" vert="horz" wrap="square" lIns="91440" tIns="45720" rIns="91440" bIns="45720" numCol="1" spcCol="0" rtlCol="0" fromWordArt="0" anchor="t" anchorCtr="0" forceAA="0" compatLnSpc="1">
-                        <a:prstTxWarp prst="textNoShape">
-                          <a:avLst/>
-                        </a:prstTxWarp>
-                        <a:noAutofit/>
-                      </wps:bodyPr>
-                    </wps:wsp>
-                  </a:graphicData>
-                </a:graphic>
-                <wp14:sizeRelH relativeFrom="margin">
-                  <wp14:pctWidth>0</wp14:pctWidth>
-                </wp14:sizeRelH>
-                <wp14:sizeRelV relativeFrom="margin">
-                  <wp14:pctHeight>0</wp14:pctHeight>
-                </wp14:sizeRelV>
-              </wp:anchor>
-            </w:drawing>
-          </mc:Choice>
-          <mc:Fallback>
-            <w:pict>
-              <v:shape w14:anchorId="238056DA" id="Text Box 85" o:spid="_x0000_s1027" type="#_x0000_t202" style="position:absolute;margin-left:-14.75pt;margin-top:102.05pt;width:547.75pt;height:193.4pt;z-index:251919872;visibility:visible;mso-wrap-style:square;mso-width-percent:0;mso-height-percent:0;mso-wrap-distance-left:9pt;mso-wrap-distance-top:0;mso-wrap-distance-right:9pt;mso-wrap-distance-bottom:0;mso-position-horizontal:absolute;mso-position-horizontal-relative:text;mso-position-vertical:absolute;mso-position-vertical-relative:page;mso-width-percent:0;mso-height-percent:0;mso-width-relative:margin;mso-height-relative:margin;v-text-anchor:top" o:gfxdata="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" filled="f" stroked="f" strokeweight=".5pt">
-                <v:textbox>
-                  <w:txbxContent>
-                    <w:p>
-                      <w:pPr>
-                        <w:pStyle w:val="NormalWeb"/>
-                        <w:rPr>
-                          <w:rFonts w:asciiTheme="minorHAnsi" w:hAnsiTheme="minorHAnsi" w:cstheme="minorHAnsi"/>
-                          <w:sz w:val="28"/>
-                          <w:szCs w:val="28"/>
-                        </w:rPr>
-                      </w:pPr>
-                      <w:r>
-                        <w:rPr>
-                          <w:rFonts w:ascii="Avenir Next Demi Bold" w:hAnsi="Avenir Next Demi Bold"/>
-                          <w:b/>
-                          <w:bCs/>
-                          <w:color w:val="C61E5D"/>
-                          <w:sz w:val="32"/>
-                          <w:szCs w:val="32"/>
-                        </w:rPr>
-                        <w:t>School and Community Relational Support Coordinator</w:t>
-                      </w:r>
-                      <w:r>
-                        <w:rPr>
-                          <w:rFonts w:ascii="Avenir Next Demi Bold" w:hAnsi="Avenir Next Demi Bold"/>
-                          <w:b/>
-                          <w:bCs/>
-                          <w:color w:val="C61E5D"/>
-                          <w:sz w:val="26"/>
-                          <w:szCs w:val="26"/>
-                        </w:rPr>
-                        <w:br/>
-                      </w:r>
-                      <w:r>
-                        <w:rPr>
-                          <w:rFonts w:ascii="Avenir Next Medium" w:hAnsi="Avenir Next Medium"/>
-                          <w:color w:val="C61E5D"/>
-                          <w:sz w:val="26"/>
-                          <w:szCs w:val="26"/>
-                        </w:rPr>
-                        <w:br/>
-                      </w:r>
-                      <w:r>
-                        <w:rPr>
-                          <w:rFonts w:ascii="Avenir Next Medium" w:hAnsi="Avenir Next Medium"/>
-                          <w:sz w:val="28"/>
-                          <w:szCs w:val="28"/>
-                        </w:rPr>
-                        <w:t xml:space="preserve">Thank you for your interest in joining Kingdom Overflow. </w:t>
-                      </w:r>
-                      <w:r>
-                        <w:rPr>
-                          <w:rFonts w:ascii="Avenir Next Medium" w:hAnsi="Avenir Next Medium"/>
-                          <w:sz w:val="28"/>
-                          <w:szCs w:val="28"/>
-                        </w:rPr>
-                        <w:br/>
-                      </w:r>
-                      <w:r>
-                        <w:rPr>
-                          <w:rFonts w:ascii="Avenir Next Medium" w:hAnsi="Avenir Next Medium"/>
-                          <w:sz w:val="28"/>
-                          <w:szCs w:val="28"/>
-                        </w:rPr>
-                        <w:br/>
-                      </w:r>
-                      <w:r>
-                        <w:rPr>
-                          <w:rFonts w:ascii="Avenir Next Medium" w:hAnsi="Avenir Next Medium"/>
-                          <w:sz w:val="28"/>
-                          <w:szCs w:val="28"/>
-                        </w:rPr>
-                        <w:t>Please complete this form and submit it alongside</w:t>
-                      </w:r>
-                      <w:r>
-                        <w:rPr>
-                          <w:rFonts w:ascii="Avenir Next" w:hAnsi="Avenir Next" w:cstheme="minorHAnsi"/>
-                          <w:sz w:val="28"/>
-                          <w:szCs w:val="28"/>
-                        </w:rPr>
-                        <w:t xml:space="preserve"> an up-to-date CV alongside a cover letter (2 sides of A4 maximum) outlining:</w:t>
-                      </w:r>
-                    </w:p>
-                    <w:p>
-                      <w:pPr>
-                        <w:pStyle w:val="NormalWeb"/>
-                        <w:numPr>
-                          <w:ilvl w:val="0"/>
-                          <w:numId w:val="58"/>
-                        </w:numPr>
-                        <w:rPr>
-                          <w:rFonts w:ascii="Avenir Next" w:hAnsi="Avenir Next" w:cstheme="minorHAnsi"/>
-                        </w:rPr>
-                      </w:pPr>
-                      <w:r>
-                        <w:rPr>
-                          <w:rFonts w:ascii="Avenir Next" w:hAnsi="Avenir Next" w:cstheme="minorHAnsi"/>
-                        </w:rPr>
-                        <w:t>Why you are interested in this role</w:t>
-                      </w:r>
-                    </w:p>
-                    <w:p>
-                      <w:pPr>
-                        <w:pStyle w:val="NormalWeb"/>
-                        <w:numPr>
-                          <w:ilvl w:val="0"/>
-                          <w:numId w:val="58"/>
-                        </w:numPr>
-                        <w:rPr>
-                          <w:rFonts w:ascii="Avenir Next" w:hAnsi="Avenir Next" w:cstheme="minorHAnsi"/>
-                        </w:rPr>
-                      </w:pPr>
-                      <w:r>
-                        <w:rPr>
-                          <w:rFonts w:ascii="Avenir Next" w:hAnsi="Avenir Next" w:cstheme="minorHAnsi"/>
-                        </w:rPr>
-                        <w:t>What attracts you to Kingdom Overflows vision</w:t>
-                      </w:r>
-                    </w:p>
-                    <w:p>
-                      <w:pPr>
-                        <w:pStyle w:val="NormalWeb"/>
-                        <w:numPr>
-                          <w:ilvl w:val="0"/>
-                          <w:numId w:val="58"/>
-                        </w:numPr>
-                        <w:rPr>
-                          <w:rFonts w:ascii="Avenir Next" w:hAnsi="Avenir Next" w:cstheme="minorHAnsi"/>
-                        </w:rPr>
-                      </w:pPr>
-                      <w:r>
-                        <w:rPr>
-                          <w:rFonts w:ascii="Avenir Next" w:hAnsi="Avenir Next" w:cstheme="minorHAnsi"/>
-                        </w:rPr>
-                        <w:t>How your experience, skills and personal qualities have prepared you for this role.</w:t>
-                      </w:r>
-                    </w:p>
-                    <w:p>
-                      <w:pPr>
-                        <w:rPr>
-                          <w:sz w:val="26"/>
-                          <w:szCs w:val="26"/>
-                        </w:rPr>
-                      </w:pPr>
-                      <w:r>
-                        <w:rPr>
-                          <w:rFonts w:ascii="Avenir Next Medium" w:hAnsi="Avenir Next Medium"/>
-                          <w:sz w:val="28"/>
-                          <w:szCs w:val="28"/>
-                        </w:rPr>
-                        <w:br/>
-                      </w:r>
-                      <w:r>
-                        <w:rPr>
-                          <w:rFonts w:ascii="Avenir Next Medium" w:hAnsi="Avenir Next Medium"/>
-                          <w:sz w:val="28"/>
-                          <w:szCs w:val="28"/>
-                        </w:rPr>
-                        <w:br/>
-                      </w:r>
-                    </w:p>
-                    <w:p/>
-                  </w:txbxContent>
-                </v:textbox>
-                <w10:wrap anchory="page"/>
-              </v:shape>
-            </w:pict>
-          </mc:Fallback>
-        </mc:AlternateContent>
-      </w:r>
-      <w:r>
-        <w:rPr>
-          <w:rFonts w:asciiTheme="minorHAnsi" w:hAnsiTheme="minorHAnsi" w:cstheme="minorHAnsi"/>
-          <w:b w:val="0"/>
-          <w:bCs w:val="0"/>
-          <w:noProof/>
-          <w:sz w:val="32"/>
-          <w:szCs w:val="32"/>
-        </w:rPr>
-        <mc:AlternateContent>
-          <mc:Choice Requires="wps">
-            <w:drawing>
-              <wp:anchor distT="0" distB="0" distL="114300" distR="114300" simplePos="0" relativeHeight="251917824" behindDoc="0" locked="0" layoutInCell="1" allowOverlap="1" wp14:anchorId="0E39091F" wp14:editId="6C9BC067">
-                <wp:simplePos x="0" y="0"/>
-                <wp:positionH relativeFrom="column">
-                  <wp:posOffset>-143510</wp:posOffset>
-                </wp:positionH>
-                <wp:positionV relativeFrom="page">
-                  <wp:posOffset>1255358</wp:posOffset>
-                </wp:positionV>
-                <wp:extent cx="565200" cy="0"/>
+                <wp:extent cx="565150" cy="0"/>
                 <wp:effectExtent l="0" t="25400" r="31750" b="25400"/>
                 <wp:wrapNone/>
                 <wp:docPr id="606632693" name="Straight Connector 27"/>
@@ -590,7 +48,7 @@
                       <wps:spPr>
                         <a:xfrm>
                           <a:off x="0" y="0"/>
-                          <a:ext cx="565200" cy="0"/>
+                          <a:ext cx="565150" cy="0"/>
                         </a:xfrm>
                         <a:prstGeom prst="line">
                           <a:avLst/>
@@ -627,7 +85,7 @@
           </mc:Choice>
           <mc:Fallback>
             <w:pict>
-              <v:line w14:anchorId="5157F42B" id="Straight Connector 27" o:spid="_x0000_s1026" style="position:absolute;z-index:251917824;visibility:visible;mso-wrap-style:square;mso-width-percent:0;mso-wrap-distance-left:9pt;mso-wrap-distance-top:0;mso-wrap-distance-right:9pt;mso-wrap-distance-bottom:0;mso-position-horizontal:absolute;mso-position-horizontal-relative:text;mso-position-vertical:absolute;mso-position-vertical-relative:page;mso-width-percent:0;mso-width-relative:margin" from="-11.3pt,98.85pt" to="33.2pt,98.85pt" o:gfxdata="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" strokecolor="#c61e5d" strokeweight="3.5pt">
+              <v:line w14:anchorId="68D9CBAB" id="Straight Connector 27" o:spid="_x0000_s1026" style="position:absolute;z-index:251917824;visibility:visible;mso-wrap-style:square;mso-width-percent:0;mso-wrap-distance-left:9pt;mso-wrap-distance-top:0;mso-wrap-distance-right:9pt;mso-wrap-distance-bottom:0;mso-position-horizontal:absolute;mso-position-horizontal-relative:text;mso-position-vertical:absolute;mso-position-vertical-relative:page;mso-width-percent:0;mso-width-relative:margin" from="2.9pt,139.15pt" to="47.4pt,139.15pt" o:gfxdata="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" strokecolor="#c61e5d" strokeweight="3.5pt">
                 <v:stroke joinstyle="miter"/>
                 <w10:wrap anchory="page"/>
               </v:line>
@@ -635,639 +93,256 @@
           </mc:Fallback>
         </mc:AlternateContent>
       </w:r>
+      <w:r>
+        <w:rPr>
+          <w:rFonts w:ascii="Avenir Next" w:hAnsi="Avenir Next" w:cstheme="minorHAnsi"/>
+          <w:b/>
+          <w:bCs/>
+          <w:color w:val="001B43"/>
+          <w:sz w:val="56"/>
+          <w:szCs w:val="56"/>
+          <w:lang w:val="en-GB"/>
+        </w:rPr>
+        <w:t xml:space="preserve">Application </w:t>
+      </w:r>
+      <w:r>
+        <w:rPr>
+          <w:rFonts w:ascii="Avenir Next" w:hAnsi="Avenir Next" w:cstheme="minorHAnsi"/>
+          <w:b/>
+          <w:bCs/>
+          <w:color w:val="001B43"/>
+          <w:sz w:val="56"/>
+          <w:szCs w:val="56"/>
+          <w:lang w:val="en-GB"/>
+        </w:rPr>
+        <w:br/>
+        <w:t>Form</w:t>
+      </w:r>
     </w:p>
     <w:p>
       <w:pPr>
-        <w:pStyle w:val="Heading1"/>
-      </w:pPr>
+        <w:pStyle w:val="NormalWeb"/>
+        <w:rPr>
+          <w:rFonts w:asciiTheme="minorHAnsi" w:hAnsiTheme="minorHAnsi" w:cstheme="minorHAnsi"/>
+          <w:sz w:val="28"/>
+          <w:szCs w:val="28"/>
+        </w:rPr>
+      </w:pPr>
+      <w:r>
+        <w:rPr>
+          <w:rFonts w:ascii="Avenir Next Demi Bold" w:hAnsi="Avenir Next Demi Bold"/>
+          <w:b/>
+          <w:bCs/>
+          <w:color w:val="C61E5D"/>
+          <w:sz w:val="28"/>
+          <w:szCs w:val="28"/>
+        </w:rPr>
+        <w:t>School and Community Relational Support Coordinator</w:t>
+      </w:r>
+      <w:r>
+        <w:rPr>
+          <w:rFonts w:ascii="Avenir Next Demi Bold" w:hAnsi="Avenir Next Demi Bold"/>
+          <w:b/>
+          <w:bCs/>
+          <w:color w:val="C61E5D"/>
+          <w:sz w:val="26"/>
+          <w:szCs w:val="26"/>
+        </w:rPr>
+        <w:br/>
+      </w:r>
+      <w:r>
+        <w:rPr>
+          <w:rFonts w:ascii="Avenir Next Medium" w:hAnsi="Avenir Next Medium"/>
+          <w:color w:val="C61E5D"/>
+          <w:sz w:val="26"/>
+          <w:szCs w:val="26"/>
+        </w:rPr>
+        <w:br/>
+      </w:r>
+      <w:r>
+        <w:rPr>
+          <w:rFonts w:ascii="Avenir Next Medium" w:hAnsi="Avenir Next Medium"/>
+        </w:rPr>
+        <w:t xml:space="preserve">Thank you for your interest in joining Kingdom Overflow. </w:t>
+      </w:r>
+      <w:r>
+        <w:rPr>
+          <w:rFonts w:ascii="Avenir Next Medium" w:hAnsi="Avenir Next Medium"/>
+          <w:sz w:val="28"/>
+          <w:szCs w:val="28"/>
+        </w:rPr>
+        <w:br/>
+      </w:r>
+      <w:r>
+        <w:rPr>
+          <w:rFonts w:ascii="Avenir Next Medium" w:hAnsi="Avenir Next Medium"/>
+          <w:sz w:val="28"/>
+          <w:szCs w:val="28"/>
+        </w:rPr>
+        <w:br/>
+      </w:r>
+      <w:r>
+        <w:rPr>
+          <w:rFonts w:ascii="Avenir Next Medium" w:hAnsi="Avenir Next Medium"/>
+          <w:sz w:val="28"/>
+          <w:szCs w:val="28"/>
+        </w:rPr>
+        <w:t>Please complete this form and submit it alongside</w:t>
+      </w:r>
+      <w:r>
+        <w:rPr>
+          <w:rFonts w:ascii="Avenir Next" w:hAnsi="Avenir Next" w:cstheme="minorHAnsi"/>
+          <w:sz w:val="28"/>
+          <w:szCs w:val="28"/>
+        </w:rPr>
+        <w:t xml:space="preserve"> an up-to-date CV alongside a cover letter (2 sides of A4 maximum) outlining:</w:t>
+      </w:r>
     </w:p>
     <w:p>
       <w:pPr>
-        <w:pStyle w:val="Heading1"/>
-      </w:pPr>
+        <w:pStyle w:val="NormalWeb"/>
+        <w:numPr>
+          <w:ilvl w:val="0"/>
+          <w:numId w:val="58"/>
+        </w:numPr>
+        <w:rPr>
+          <w:rFonts w:ascii="Avenir Next" w:hAnsi="Avenir Next" w:cstheme="minorHAnsi"/>
+        </w:rPr>
+      </w:pPr>
+      <w:r>
+        <w:rPr>
+          <w:rFonts w:ascii="Avenir Next" w:hAnsi="Avenir Next" w:cstheme="minorHAnsi"/>
+        </w:rPr>
+        <w:t>Why you are interested in this role</w:t>
+      </w:r>
     </w:p>
     <w:p>
       <w:pPr>
-        <w:pStyle w:val="Heading1"/>
-      </w:pPr>
+        <w:pStyle w:val="NormalWeb"/>
+        <w:numPr>
+          <w:ilvl w:val="0"/>
+          <w:numId w:val="58"/>
+        </w:numPr>
+        <w:rPr>
+          <w:rFonts w:ascii="Avenir Next" w:hAnsi="Avenir Next" w:cstheme="minorHAnsi"/>
+        </w:rPr>
+      </w:pPr>
+      <w:r>
+        <w:rPr>
+          <w:rFonts w:ascii="Avenir Next" w:hAnsi="Avenir Next" w:cstheme="minorHAnsi"/>
+        </w:rPr>
+        <w:t>What attracts you to Kingdom Overflows vision</w:t>
+      </w:r>
     </w:p>
     <w:p>
       <w:pPr>
-        <w:pStyle w:val="Heading1"/>
-      </w:pPr>
+        <w:pStyle w:val="NormalWeb"/>
+        <w:numPr>
+          <w:ilvl w:val="0"/>
+          <w:numId w:val="58"/>
+        </w:numPr>
+        <w:rPr>
+          <w:rFonts w:ascii="Avenir Next" w:hAnsi="Avenir Next" w:cstheme="minorHAnsi"/>
+        </w:rPr>
+      </w:pPr>
+      <w:r>
+        <w:rPr>
+          <w:rFonts w:ascii="Avenir Next" w:hAnsi="Avenir Next" w:cstheme="minorHAnsi"/>
+        </w:rPr>
+        <w:t>How your experience, skills and personal qualities have prepared you for this role.</w:t>
+      </w:r>
     </w:p>
     <w:p>
       <w:pPr>
-        <w:pStyle w:val="Heading2"/>
+        <w:rPr>
+          <w:rFonts w:ascii="Avenir Next Demi Bold" w:hAnsi="Avenir Next Demi Bold"/>
+          <w:b/>
+          <w:bCs/>
+          <w:color w:val="C61E5D"/>
+          <w:sz w:val="2"/>
+          <w:szCs w:val="2"/>
+        </w:rPr>
+      </w:pPr>
+    </w:p>
+    <w:p>
+      <w:pPr>
+        <w:rPr>
+          <w:rFonts w:ascii="Avenir Next Medium" w:hAnsi="Avenir Next Medium"/>
+          <w:sz w:val="18"/>
+          <w:szCs w:val="18"/>
+        </w:rPr>
       </w:pPr>
       <w:r>
         <w:rPr>
-          <w:noProof/>
+          <w:rFonts w:ascii="Avenir Next Demi Bold" w:hAnsi="Avenir Next Demi Bold"/>
+          <w:b/>
+          <w:bCs/>
+          <w:color w:val="C61E5D"/>
+          <w:sz w:val="32"/>
+          <w:szCs w:val="32"/>
         </w:rPr>
-        <mc:AlternateContent>
-          <mc:Choice Requires="wps">
-            <w:drawing>
-              <wp:anchor distT="0" distB="0" distL="114300" distR="114300" simplePos="0" relativeHeight="251921920" behindDoc="0" locked="0" layoutInCell="1" allowOverlap="1" wp14:anchorId="35CC1326" wp14:editId="583D0821">
-                <wp:simplePos x="0" y="0"/>
-                <wp:positionH relativeFrom="column">
-                  <wp:posOffset>-187960</wp:posOffset>
-                </wp:positionH>
-                <wp:positionV relativeFrom="page">
-                  <wp:posOffset>3674970</wp:posOffset>
-                </wp:positionV>
-                <wp:extent cx="1783977" cy="4195482"/>
-                <wp:effectExtent l="0" t="0" r="0" b="0"/>
-                <wp:wrapNone/>
-                <wp:docPr id="1810918964" name="Text Box 85"/>
-                <wp:cNvGraphicFramePr/>
-                <a:graphic xmlns:a="http://schemas.openxmlformats.org/drawingml/2006/main">
-                  <a:graphicData uri="http://schemas.microsoft.com/office/word/2010/wordprocessingShape">
-                    <wps:wsp>
-                      <wps:cNvSpPr txBox="1"/>
-                      <wps:spPr>
-                        <a:xfrm>
-                          <a:off x="0" y="0"/>
-                          <a:ext cx="1783977" cy="4195482"/>
-                        </a:xfrm>
-                        <a:prstGeom prst="rect">
-                          <a:avLst/>
-                        </a:prstGeom>
-                        <a:noFill/>
-                        <a:ln w="6350">
-                          <a:noFill/>
-                        </a:ln>
-                      </wps:spPr>
-                      <wps:txbx>
-                        <w:txbxContent>
-                          <w:p>
-                            <w:pPr>
-                              <w:rPr>
-                                <w:rFonts w:ascii="Avenir Next Medium" w:hAnsi="Avenir Next Medium"/>
-                                <w:sz w:val="28"/>
-                                <w:szCs w:val="28"/>
-                              </w:rPr>
-                            </w:pPr>
-                            <w:r>
-                              <w:rPr>
-                                <w:rFonts w:ascii="Avenir Next Demi Bold" w:hAnsi="Avenir Next Demi Bold"/>
-                                <w:b/>
-                                <w:bCs/>
-                                <w:color w:val="C61E5D"/>
-                                <w:sz w:val="32"/>
-                                <w:szCs w:val="32"/>
-                              </w:rPr>
-                              <w:t>Personal Details</w:t>
-                            </w:r>
-                            <w:r>
-                              <w:rPr>
-                                <w:rFonts w:ascii="Avenir Next Demi Bold" w:hAnsi="Avenir Next Demi Bold"/>
-                                <w:b/>
-                                <w:bCs/>
-                                <w:color w:val="C61E5D"/>
-                                <w:sz w:val="26"/>
-                                <w:szCs w:val="26"/>
-                              </w:rPr>
-                              <w:br/>
-                            </w:r>
-                            <w:r>
-                              <w:rPr>
-                                <w:rFonts w:ascii="Avenir Next Medium" w:hAnsi="Avenir Next Medium"/>
-                                <w:color w:val="C61E5D"/>
-                                <w:sz w:val="26"/>
-                                <w:szCs w:val="26"/>
-                              </w:rPr>
-                              <w:br/>
-                            </w:r>
-                            <w:r>
-                              <w:rPr>
-                                <w:rFonts w:ascii="Avenir Next Medium" w:hAnsi="Avenir Next Medium"/>
-                                <w:sz w:val="28"/>
-                                <w:szCs w:val="28"/>
-                              </w:rPr>
-                              <w:t>Full Name:</w:t>
-                            </w:r>
-                            <w:r>
-                              <w:rPr>
-                                <w:rFonts w:ascii="Avenir Next Medium" w:hAnsi="Avenir Next Medium"/>
-                                <w:sz w:val="28"/>
-                                <w:szCs w:val="28"/>
-                              </w:rPr>
-                              <w:tab/>
-                              <w:t xml:space="preserve"> </w:t>
-                            </w:r>
-                            <w:r>
-                              <w:rPr>
-                                <w:rFonts w:ascii="Avenir Next Medium" w:hAnsi="Avenir Next Medium"/>
-                                <w:sz w:val="28"/>
-                                <w:szCs w:val="28"/>
-                              </w:rPr>
-                              <w:br/>
-                            </w:r>
-                            <w:r>
-                              <w:rPr>
-                                <w:rFonts w:ascii="Avenir Next Medium" w:hAnsi="Avenir Next Medium"/>
-                                <w:sz w:val="28"/>
-                                <w:szCs w:val="28"/>
-                              </w:rPr>
-                              <w:br/>
-                              <w:t>Address:</w:t>
-                            </w:r>
-                            <w:r>
-                              <w:rPr>
-                                <w:rFonts w:ascii="Avenir Next Medium" w:hAnsi="Avenir Next Medium"/>
-                                <w:sz w:val="28"/>
-                                <w:szCs w:val="28"/>
-                              </w:rPr>
-                              <w:br/>
-                            </w:r>
-                            <w:r>
-                              <w:rPr>
-                                <w:rFonts w:ascii="Avenir Next Medium" w:hAnsi="Avenir Next Medium"/>
-                                <w:sz w:val="28"/>
-                                <w:szCs w:val="28"/>
-                              </w:rPr>
-                              <w:br/>
-                            </w:r>
-                          </w:p>
-                          <w:p>
-                            <w:pPr>
-                              <w:rPr>
-                                <w:rFonts w:ascii="Avenir Next Medium" w:hAnsi="Avenir Next Medium"/>
-                                <w:sz w:val="28"/>
-                                <w:szCs w:val="28"/>
-                              </w:rPr>
-                            </w:pPr>
-                            <w:r>
-                              <w:rPr>
-                                <w:rFonts w:ascii="Avenir Next Medium" w:hAnsi="Avenir Next Medium"/>
-                                <w:sz w:val="28"/>
-                                <w:szCs w:val="28"/>
-                              </w:rPr>
-                              <w:t>Telephone Number:</w:t>
-                            </w:r>
-                            <w:r>
-                              <w:rPr>
-                                <w:rFonts w:ascii="Avenir Next Medium" w:hAnsi="Avenir Next Medium"/>
-                                <w:sz w:val="28"/>
-                                <w:szCs w:val="28"/>
-                              </w:rPr>
-                              <w:br/>
-                            </w:r>
-                            <w:r>
-                              <w:rPr>
-                                <w:rFonts w:ascii="Avenir Next Medium" w:hAnsi="Avenir Next Medium"/>
-                                <w:sz w:val="28"/>
-                                <w:szCs w:val="28"/>
-                              </w:rPr>
-                              <w:br/>
-                              <w:t>Email address</w:t>
-                            </w:r>
-                            <w:r>
-                              <w:rPr>
-                                <w:rFonts w:ascii="Avenir Next Medium" w:hAnsi="Avenir Next Medium"/>
-                                <w:sz w:val="28"/>
-                                <w:szCs w:val="28"/>
-                              </w:rPr>
-                              <w:t>:</w:t>
-                            </w:r>
-                          </w:p>
-                          <w:p>
-                            <w:pPr>
-                              <w:rPr>
-                                <w:rFonts w:ascii="Avenir Next Medium" w:hAnsi="Avenir Next Medium"/>
-                                <w:sz w:val="28"/>
-                                <w:szCs w:val="28"/>
-                              </w:rPr>
-                            </w:pPr>
-                            <w:r>
-                              <w:rPr>
-                                <w:rFonts w:ascii="Avenir Next Medium" w:hAnsi="Avenir Next Medium"/>
-                                <w:sz w:val="28"/>
-                                <w:szCs w:val="28"/>
-                              </w:rPr>
-                              <w:br/>
-                              <w:t>Current Employer</w:t>
-                            </w:r>
-                            <w:r>
-                              <w:rPr>
-                                <w:rFonts w:ascii="Avenir Next Medium" w:hAnsi="Avenir Next Medium"/>
-                                <w:sz w:val="28"/>
-                                <w:szCs w:val="28"/>
-                              </w:rPr>
-                              <w:t xml:space="preserve">: </w:t>
-                            </w:r>
-                            <w:r>
-                              <w:rPr>
-                                <w:rFonts w:ascii="Avenir Next Medium" w:hAnsi="Avenir Next Medium"/>
-                                <w:sz w:val="20"/>
-                                <w:szCs w:val="20"/>
-                              </w:rPr>
-                              <w:t xml:space="preserve">(If </w:t>
-                            </w:r>
-                            <w:r>
-                              <w:rPr>
-                                <w:rFonts w:ascii="Avenir Next Medium" w:hAnsi="Avenir Next Medium"/>
-                                <w:sz w:val="20"/>
-                                <w:szCs w:val="20"/>
-                              </w:rPr>
-                              <w:t>a</w:t>
-                            </w:r>
-                            <w:r>
-                              <w:rPr>
-                                <w:rFonts w:ascii="Avenir Next Medium" w:hAnsi="Avenir Next Medium"/>
-                                <w:sz w:val="20"/>
-                                <w:szCs w:val="20"/>
-                              </w:rPr>
-                              <w:t>pplicable)</w:t>
-                            </w:r>
-                          </w:p>
-                          <w:p>
-                            <w:pPr>
-                              <w:rPr>
-                                <w:sz w:val="26"/>
-                                <w:szCs w:val="26"/>
-                              </w:rPr>
-                            </w:pPr>
-                            <w:r>
-                              <w:rPr>
-                                <w:rFonts w:ascii="Avenir Next Medium" w:hAnsi="Avenir Next Medium"/>
-                                <w:sz w:val="28"/>
-                                <w:szCs w:val="28"/>
-                              </w:rPr>
-                              <w:br/>
-                              <w:t>Notice Period</w:t>
-                            </w:r>
-                            <w:r>
-                              <w:rPr>
-                                <w:rFonts w:ascii="Avenir Next Medium" w:hAnsi="Avenir Next Medium"/>
-                                <w:sz w:val="28"/>
-                                <w:szCs w:val="28"/>
-                              </w:rPr>
-                              <w:t>:</w:t>
-                            </w:r>
-                            <w:r>
-                              <w:rPr>
-                                <w:rFonts w:ascii="Avenir Next Medium" w:hAnsi="Avenir Next Medium"/>
-                                <w:sz w:val="28"/>
-                                <w:szCs w:val="28"/>
-                              </w:rPr>
-                              <w:t xml:space="preserve"> </w:t>
-                            </w:r>
-                            <w:r>
-                              <w:rPr>
-                                <w:rFonts w:ascii="Avenir Next Medium" w:hAnsi="Avenir Next Medium"/>
-                                <w:sz w:val="28"/>
-                                <w:szCs w:val="28"/>
-                              </w:rPr>
-                              <w:br/>
-                            </w:r>
-                            <w:r>
-                              <w:rPr>
-                                <w:rFonts w:ascii="Avenir Next Medium" w:hAnsi="Avenir Next Medium"/>
-                                <w:sz w:val="22"/>
-                                <w:szCs w:val="22"/>
-                              </w:rPr>
-                              <w:t>(If a</w:t>
-                            </w:r>
-                            <w:r>
-                              <w:rPr>
-                                <w:rFonts w:ascii="Avenir Next Medium" w:hAnsi="Avenir Next Medium"/>
-                                <w:sz w:val="22"/>
-                                <w:szCs w:val="22"/>
-                              </w:rPr>
-                              <w:t>p</w:t>
-                            </w:r>
-                            <w:r>
-                              <w:rPr>
-                                <w:rFonts w:ascii="Avenir Next Medium" w:hAnsi="Avenir Next Medium"/>
-                                <w:sz w:val="22"/>
-                                <w:szCs w:val="22"/>
-                              </w:rPr>
-                              <w:t>plicable)</w:t>
-                            </w:r>
-                            <w:r>
-                              <w:rPr>
-                                <w:rFonts w:ascii="Avenir Next Medium" w:hAnsi="Avenir Next Medium"/>
-                                <w:sz w:val="28"/>
-                                <w:szCs w:val="28"/>
-                              </w:rPr>
-                              <w:br/>
-                            </w:r>
-                          </w:p>
-                          <w:p/>
-                        </w:txbxContent>
-                      </wps:txbx>
-                      <wps:bodyPr rot="0" spcFirstLastPara="0" vertOverflow="overflow" horzOverflow="overflow" vert="horz" wrap="square" lIns="91440" tIns="45720" rIns="91440" bIns="45720" numCol="1" spcCol="0" rtlCol="0" fromWordArt="0" anchor="t" anchorCtr="0" forceAA="0" compatLnSpc="1">
-                        <a:prstTxWarp prst="textNoShape">
-                          <a:avLst/>
-                        </a:prstTxWarp>
-                        <a:noAutofit/>
-                      </wps:bodyPr>
-                    </wps:wsp>
-                  </a:graphicData>
-                </a:graphic>
-                <wp14:sizeRelH relativeFrom="margin">
-                  <wp14:pctWidth>0</wp14:pctWidth>
-                </wp14:sizeRelH>
-                <wp14:sizeRelV relativeFrom="margin">
-                  <wp14:pctHeight>0</wp14:pctHeight>
-                </wp14:sizeRelV>
-              </wp:anchor>
-            </w:drawing>
-          </mc:Choice>
-          <mc:Fallback>
-            <w:pict>
-              <v:shape w14:anchorId="35CC1326" id="_x0000_s1028" type="#_x0000_t202" style="position:absolute;margin-left:-14.8pt;margin-top:289.35pt;width:140.45pt;height:330.35pt;z-index:251921920;visibility:visible;mso-wrap-style:square;mso-width-percent:0;mso-height-percent:0;mso-wrap-distance-left:9pt;mso-wrap-distance-top:0;mso-wrap-distance-right:9pt;mso-wrap-distance-bottom:0;mso-position-horizontal:absolute;mso-position-horizontal-relative:text;mso-position-vertical:absolute;mso-position-vertical-relative:page;mso-width-percent:0;mso-height-percent:0;mso-width-relative:margin;mso-height-relative:margin;v-text-anchor:top" o:gfxdata="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" filled="f" stroked="f" strokeweight=".5pt">
-                <v:textbox>
-                  <w:txbxContent>
-                    <w:p>
-                      <w:pPr>
-                        <w:rPr>
-                          <w:rFonts w:ascii="Avenir Next Medium" w:hAnsi="Avenir Next Medium"/>
-                          <w:sz w:val="28"/>
-                          <w:szCs w:val="28"/>
-                        </w:rPr>
-                      </w:pPr>
-                      <w:r>
-                        <w:rPr>
-                          <w:rFonts w:ascii="Avenir Next Demi Bold" w:hAnsi="Avenir Next Demi Bold"/>
-                          <w:b/>
-                          <w:bCs/>
-                          <w:color w:val="C61E5D"/>
-                          <w:sz w:val="32"/>
-                          <w:szCs w:val="32"/>
-                        </w:rPr>
-                        <w:t>Personal Details</w:t>
-                      </w:r>
-                      <w:r>
-                        <w:rPr>
-                          <w:rFonts w:ascii="Avenir Next Demi Bold" w:hAnsi="Avenir Next Demi Bold"/>
-                          <w:b/>
-                          <w:bCs/>
-                          <w:color w:val="C61E5D"/>
-                          <w:sz w:val="26"/>
-                          <w:szCs w:val="26"/>
-                        </w:rPr>
-                        <w:br/>
-                      </w:r>
-                      <w:r>
-                        <w:rPr>
-                          <w:rFonts w:ascii="Avenir Next Medium" w:hAnsi="Avenir Next Medium"/>
-                          <w:color w:val="C61E5D"/>
-                          <w:sz w:val="26"/>
-                          <w:szCs w:val="26"/>
-                        </w:rPr>
-                        <w:br/>
-                      </w:r>
-                      <w:r>
-                        <w:rPr>
-                          <w:rFonts w:ascii="Avenir Next Medium" w:hAnsi="Avenir Next Medium"/>
-                          <w:sz w:val="28"/>
-                          <w:szCs w:val="28"/>
-                        </w:rPr>
-                        <w:t>Full Name:</w:t>
-                      </w:r>
-                      <w:r>
-                        <w:rPr>
-                          <w:rFonts w:ascii="Avenir Next Medium" w:hAnsi="Avenir Next Medium"/>
-                          <w:sz w:val="28"/>
-                          <w:szCs w:val="28"/>
-                        </w:rPr>
-                        <w:tab/>
-                        <w:t xml:space="preserve"> </w:t>
-                      </w:r>
-                      <w:r>
-                        <w:rPr>
-                          <w:rFonts w:ascii="Avenir Next Medium" w:hAnsi="Avenir Next Medium"/>
-                          <w:sz w:val="28"/>
-                          <w:szCs w:val="28"/>
-                        </w:rPr>
-                        <w:br/>
-                      </w:r>
-                      <w:r>
-                        <w:rPr>
-                          <w:rFonts w:ascii="Avenir Next Medium" w:hAnsi="Avenir Next Medium"/>
-                          <w:sz w:val="28"/>
-                          <w:szCs w:val="28"/>
-                        </w:rPr>
-                        <w:br/>
-                        <w:t>Address:</w:t>
-                      </w:r>
-                      <w:r>
-                        <w:rPr>
-                          <w:rFonts w:ascii="Avenir Next Medium" w:hAnsi="Avenir Next Medium"/>
-                          <w:sz w:val="28"/>
-                          <w:szCs w:val="28"/>
-                        </w:rPr>
-                        <w:br/>
-                      </w:r>
-                      <w:r>
-                        <w:rPr>
-                          <w:rFonts w:ascii="Avenir Next Medium" w:hAnsi="Avenir Next Medium"/>
-                          <w:sz w:val="28"/>
-                          <w:szCs w:val="28"/>
-                        </w:rPr>
-                        <w:br/>
-                      </w:r>
-                    </w:p>
-                    <w:p>
-                      <w:pPr>
-                        <w:rPr>
-                          <w:rFonts w:ascii="Avenir Next Medium" w:hAnsi="Avenir Next Medium"/>
-                          <w:sz w:val="28"/>
-                          <w:szCs w:val="28"/>
-                        </w:rPr>
-                      </w:pPr>
-                      <w:r>
-                        <w:rPr>
-                          <w:rFonts w:ascii="Avenir Next Medium" w:hAnsi="Avenir Next Medium"/>
-                          <w:sz w:val="28"/>
-                          <w:szCs w:val="28"/>
-                        </w:rPr>
-                        <w:t>Telephone Number:</w:t>
-                      </w:r>
-                      <w:r>
-                        <w:rPr>
-                          <w:rFonts w:ascii="Avenir Next Medium" w:hAnsi="Avenir Next Medium"/>
-                          <w:sz w:val="28"/>
-                          <w:szCs w:val="28"/>
-                        </w:rPr>
-                        <w:br/>
-                      </w:r>
-                      <w:r>
-                        <w:rPr>
-                          <w:rFonts w:ascii="Avenir Next Medium" w:hAnsi="Avenir Next Medium"/>
-                          <w:sz w:val="28"/>
-                          <w:szCs w:val="28"/>
-                        </w:rPr>
-                        <w:br/>
-                        <w:t>Email address</w:t>
-                      </w:r>
-                      <w:r>
-                        <w:rPr>
-                          <w:rFonts w:ascii="Avenir Next Medium" w:hAnsi="Avenir Next Medium"/>
-                          <w:sz w:val="28"/>
-                          <w:szCs w:val="28"/>
-                        </w:rPr>
-                        <w:t>:</w:t>
-                      </w:r>
-                    </w:p>
-                    <w:p>
-                      <w:pPr>
-                        <w:rPr>
-                          <w:rFonts w:ascii="Avenir Next Medium" w:hAnsi="Avenir Next Medium"/>
-                          <w:sz w:val="28"/>
-                          <w:szCs w:val="28"/>
-                        </w:rPr>
-                      </w:pPr>
-                      <w:r>
-                        <w:rPr>
-                          <w:rFonts w:ascii="Avenir Next Medium" w:hAnsi="Avenir Next Medium"/>
-                          <w:sz w:val="28"/>
-                          <w:szCs w:val="28"/>
-                        </w:rPr>
-                        <w:br/>
-                        <w:t>Current Employer</w:t>
-                      </w:r>
-                      <w:r>
-                        <w:rPr>
-                          <w:rFonts w:ascii="Avenir Next Medium" w:hAnsi="Avenir Next Medium"/>
-                          <w:sz w:val="28"/>
-                          <w:szCs w:val="28"/>
-                        </w:rPr>
-                        <w:t xml:space="preserve">: </w:t>
-                      </w:r>
-                      <w:r>
-                        <w:rPr>
-                          <w:rFonts w:ascii="Avenir Next Medium" w:hAnsi="Avenir Next Medium"/>
-                          <w:sz w:val="20"/>
-                          <w:szCs w:val="20"/>
-                        </w:rPr>
-                        <w:t xml:space="preserve">(If </w:t>
-                      </w:r>
-                      <w:r>
-                        <w:rPr>
-                          <w:rFonts w:ascii="Avenir Next Medium" w:hAnsi="Avenir Next Medium"/>
-                          <w:sz w:val="20"/>
-                          <w:szCs w:val="20"/>
-                        </w:rPr>
-                        <w:t>a</w:t>
-                      </w:r>
-                      <w:r>
-                        <w:rPr>
-                          <w:rFonts w:ascii="Avenir Next Medium" w:hAnsi="Avenir Next Medium"/>
-                          <w:sz w:val="20"/>
-                          <w:szCs w:val="20"/>
-                        </w:rPr>
-                        <w:t>pplicable)</w:t>
-                      </w:r>
-                    </w:p>
-                    <w:p>
-                      <w:pPr>
-                        <w:rPr>
-                          <w:sz w:val="26"/>
-                          <w:szCs w:val="26"/>
-                        </w:rPr>
-                      </w:pPr>
-                      <w:r>
-                        <w:rPr>
-                          <w:rFonts w:ascii="Avenir Next Medium" w:hAnsi="Avenir Next Medium"/>
-                          <w:sz w:val="28"/>
-                          <w:szCs w:val="28"/>
-                        </w:rPr>
-                        <w:br/>
-                        <w:t>Notice Period</w:t>
-                      </w:r>
-                      <w:r>
-                        <w:rPr>
-                          <w:rFonts w:ascii="Avenir Next Medium" w:hAnsi="Avenir Next Medium"/>
-                          <w:sz w:val="28"/>
-                          <w:szCs w:val="28"/>
-                        </w:rPr>
-                        <w:t>:</w:t>
-                      </w:r>
-                      <w:r>
-                        <w:rPr>
-                          <w:rFonts w:ascii="Avenir Next Medium" w:hAnsi="Avenir Next Medium"/>
-                          <w:sz w:val="28"/>
-                          <w:szCs w:val="28"/>
-                        </w:rPr>
-                        <w:t xml:space="preserve"> </w:t>
-                      </w:r>
-                      <w:r>
-                        <w:rPr>
-                          <w:rFonts w:ascii="Avenir Next Medium" w:hAnsi="Avenir Next Medium"/>
-                          <w:sz w:val="28"/>
-                          <w:szCs w:val="28"/>
-                        </w:rPr>
-                        <w:br/>
-                      </w:r>
-                      <w:r>
-                        <w:rPr>
-                          <w:rFonts w:ascii="Avenir Next Medium" w:hAnsi="Avenir Next Medium"/>
-                          <w:sz w:val="22"/>
-                          <w:szCs w:val="22"/>
-                        </w:rPr>
-                        <w:t>(If a</w:t>
-                      </w:r>
-                      <w:r>
-                        <w:rPr>
-                          <w:rFonts w:ascii="Avenir Next Medium" w:hAnsi="Avenir Next Medium"/>
-                          <w:sz w:val="22"/>
-                          <w:szCs w:val="22"/>
-                        </w:rPr>
-                        <w:t>p</w:t>
-                      </w:r>
-                      <w:r>
-                        <w:rPr>
-                          <w:rFonts w:ascii="Avenir Next Medium" w:hAnsi="Avenir Next Medium"/>
-                          <w:sz w:val="22"/>
-                          <w:szCs w:val="22"/>
-                        </w:rPr>
-                        <w:t>plicable)</w:t>
-                      </w:r>
-                      <w:r>
-                        <w:rPr>
-                          <w:rFonts w:ascii="Avenir Next Medium" w:hAnsi="Avenir Next Medium"/>
-                          <w:sz w:val="28"/>
-                          <w:szCs w:val="28"/>
-                        </w:rPr>
-                        <w:br/>
-                      </w:r>
-                    </w:p>
-                    <w:p/>
-                  </w:txbxContent>
-                </v:textbox>
-                <w10:wrap anchory="page"/>
-              </v:shape>
-            </w:pict>
-          </mc:Fallback>
-        </mc:AlternateContent>
+        <w:t>Personal Details</w:t>
+      </w:r>
+      <w:r>
+        <w:rPr>
+          <w:rFonts w:ascii="Avenir Next Demi Bold" w:hAnsi="Avenir Next Demi Bold"/>
+          <w:b/>
+          <w:bCs/>
+          <w:color w:val="C61E5D"/>
+          <w:sz w:val="26"/>
+          <w:szCs w:val="26"/>
+        </w:rPr>
+        <w:br/>
       </w:r>
     </w:p>
     <w:tbl>
       <w:tblPr>
         <w:tblStyle w:val="TableGrid"/>
-        <w:tblpPr w:leftFromText="180" w:rightFromText="180" w:vertAnchor="text" w:horzAnchor="page" w:tblpX="3037" w:tblpY="494"/>
-        <w:tblW w:w="7492" w:type="dxa"/>
+        <w:tblpPr w:leftFromText="180" w:rightFromText="180" w:vertAnchor="text" w:horzAnchor="margin" w:tblpY="-22"/>
+        <w:tblW w:w="10456" w:type="dxa"/>
         <w:tblLook w:val="04A0" w:firstRow="1" w:lastRow="0" w:firstColumn="1" w:lastColumn="0" w:noHBand="0" w:noVBand="1"/>
       </w:tblPr>
       <w:tblGrid>
-        <w:gridCol w:w="7492"/>
+        <w:gridCol w:w="5228"/>
+        <w:gridCol w:w="5228"/>
       </w:tblGrid>
       <w:tr>
-        <w:trPr>
-          <w:trHeight w:val="422"/>
-        </w:trPr>
         <w:tc>
           <w:tcPr>
-            <w:tcW w:w="7492" w:type="dxa"/>
+            <w:tcW w:w="5228" w:type="dxa"/>
+            <w:tcBorders>
+              <w:top w:val="nil"/>
+              <w:left w:val="nil"/>
+              <w:bottom w:val="nil"/>
+              <w:right w:val="single" w:sz="4" w:space="0" w:color="auto"/>
+            </w:tcBorders>
+          </w:tcPr>
+          <w:p>
+            <w:pPr>
+              <w:pStyle w:val="Heading2"/>
+            </w:pPr>
+            <w:r>
+              <w:rPr>
+                <w:rFonts w:ascii="Avenir Next Medium" w:hAnsi="Avenir Next Medium"/>
+                <w:sz w:val="24"/>
+                <w:szCs w:val="24"/>
+              </w:rPr>
+              <w:t>Full Name:</w:t>
+            </w:r>
+          </w:p>
+        </w:tc>
+        <w:tc>
+          <w:tcPr>
+            <w:tcW w:w="5228" w:type="dxa"/>
+            <w:tcBorders>
+              <w:left w:val="single" w:sz="4" w:space="0" w:color="auto"/>
+              <w:bottom w:val="single" w:sz="4" w:space="0" w:color="auto"/>
+            </w:tcBorders>
             <w:shd w:val="clear" w:color="auto" w:fill="FFFFFF" w:themeFill="background1"/>
           </w:tcPr>
           <w:p>
             <w:pPr>
               <w:pStyle w:val="Heading2"/>
-              <w:ind w:left="29" w:firstLine="142"/>
             </w:pPr>
             <w:r>
               <w:fldChar w:fldCharType="begin">
@@ -1287,65 +362,87 @@
               <w:fldChar w:fldCharType="separate"/>
             </w:r>
             <w:r>
-              <w:rPr>
-                <w:noProof/>
-              </w:rPr>
-              <w:t> </w:t>
-            </w:r>
-            <w:r>
-              <w:rPr>
-                <w:noProof/>
-              </w:rPr>
-              <w:t> </w:t>
-            </w:r>
-            <w:r>
-              <w:rPr>
-                <w:noProof/>
-              </w:rPr>
-              <w:t> </w:t>
-            </w:r>
-            <w:r>
-              <w:rPr>
-                <w:noProof/>
-              </w:rPr>
-              <w:t> </w:t>
-            </w:r>
-            <w:r>
-              <w:rPr>
-                <w:noProof/>
-              </w:rPr>
-              <w:t> </w:t>
-            </w:r>
-            <w:r>
               <w:fldChar w:fldCharType="end"/>
             </w:r>
             <w:bookmarkEnd w:id="0"/>
           </w:p>
         </w:tc>
       </w:tr>
-    </w:tbl>
-    <w:p>
-      <w:pPr>
-        <w:pStyle w:val="Heading2"/>
-      </w:pPr>
-    </w:p>
-    <w:tbl>
-      <w:tblPr>
-        <w:tblStyle w:val="TableGrid"/>
-        <w:tblpPr w:leftFromText="180" w:rightFromText="180" w:vertAnchor="text" w:horzAnchor="page" w:tblpX="3079" w:tblpY="662"/>
-        <w:tblW w:w="7506" w:type="dxa"/>
-        <w:tblLook w:val="04A0" w:firstRow="1" w:lastRow="0" w:firstColumn="1" w:lastColumn="0" w:noHBand="0" w:noVBand="1"/>
-      </w:tblPr>
-      <w:tblGrid>
-        <w:gridCol w:w="7506"/>
-      </w:tblGrid>
       <w:tr>
         <w:trPr>
-          <w:trHeight w:val="828"/>
+          <w:trHeight w:val="268"/>
         </w:trPr>
         <w:tc>
           <w:tcPr>
-            <w:tcW w:w="7506" w:type="dxa"/>
+            <w:tcW w:w="5228" w:type="dxa"/>
+            <w:tcBorders>
+              <w:top w:val="nil"/>
+              <w:left w:val="nil"/>
+              <w:bottom w:val="nil"/>
+              <w:right w:val="nil"/>
+            </w:tcBorders>
+          </w:tcPr>
+          <w:p>
+            <w:pPr>
+              <w:pStyle w:val="Heading2"/>
+              <w:rPr>
+                <w:rFonts w:ascii="Avenir Next Medium" w:hAnsi="Avenir Next Medium"/>
+                <w:sz w:val="24"/>
+                <w:szCs w:val="24"/>
+              </w:rPr>
+            </w:pPr>
+          </w:p>
+        </w:tc>
+        <w:tc>
+          <w:tcPr>
+            <w:tcW w:w="5228" w:type="dxa"/>
+            <w:tcBorders>
+              <w:top w:val="single" w:sz="4" w:space="0" w:color="auto"/>
+              <w:left w:val="nil"/>
+              <w:bottom w:val="single" w:sz="4" w:space="0" w:color="auto"/>
+              <w:right w:val="nil"/>
+            </w:tcBorders>
+          </w:tcPr>
+          <w:p>
+            <w:pPr>
+              <w:pStyle w:val="Heading2"/>
+            </w:pPr>
+          </w:p>
+        </w:tc>
+      </w:tr>
+      <w:tr>
+        <w:tc>
+          <w:tcPr>
+            <w:tcW w:w="5228" w:type="dxa"/>
+            <w:tcBorders>
+              <w:top w:val="nil"/>
+              <w:left w:val="nil"/>
+              <w:bottom w:val="nil"/>
+              <w:right w:val="single" w:sz="4" w:space="0" w:color="auto"/>
+            </w:tcBorders>
+          </w:tcPr>
+          <w:p>
+            <w:pPr>
+              <w:pStyle w:val="Heading2"/>
+            </w:pPr>
+            <w:r>
+              <w:rPr>
+                <w:rFonts w:ascii="Avenir Next Medium" w:hAnsi="Avenir Next Medium"/>
+                <w:sz w:val="24"/>
+                <w:szCs w:val="24"/>
+              </w:rPr>
+              <w:t>Address</w:t>
+            </w:r>
+          </w:p>
+        </w:tc>
+        <w:tc>
+          <w:tcPr>
+            <w:tcW w:w="5228" w:type="dxa"/>
+            <w:tcBorders>
+              <w:top w:val="single" w:sz="4" w:space="0" w:color="auto"/>
+              <w:left w:val="single" w:sz="4" w:space="0" w:color="auto"/>
+              <w:bottom w:val="single" w:sz="4" w:space="0" w:color="auto"/>
+            </w:tcBorders>
             <w:shd w:val="clear" w:color="auto" w:fill="FFFFFF" w:themeFill="background1"/>
           </w:tcPr>
           <w:p>
@@ -1406,46 +503,78 @@
           </w:p>
         </w:tc>
       </w:tr>
-    </w:tbl>
-    <w:p>
-      <w:pPr>
-        <w:pStyle w:val="Heading2"/>
-      </w:pPr>
-      <w:r>
-        <w:tab/>
-      </w:r>
-      <w:r>
-        <w:tab/>
-      </w:r>
-      <w:r>
-        <w:tab/>
-      </w:r>
-      <w:r>
-        <w:tab/>
-      </w:r>
-    </w:p>
-    <w:p>
-      <w:pPr>
-        <w:pStyle w:val="Heading2"/>
-      </w:pPr>
-    </w:p>
-    <w:tbl>
-      <w:tblPr>
-        <w:tblStyle w:val="TableGrid"/>
-        <w:tblpPr w:leftFromText="180" w:rightFromText="180" w:vertAnchor="text" w:horzAnchor="page" w:tblpX="3079" w:tblpY="31"/>
-        <w:tblW w:w="7492" w:type="dxa"/>
-        <w:tblLook w:val="04A0" w:firstRow="1" w:lastRow="0" w:firstColumn="1" w:lastColumn="0" w:noHBand="0" w:noVBand="1"/>
-      </w:tblPr>
-      <w:tblGrid>
-        <w:gridCol w:w="7492"/>
-      </w:tblGrid>
       <w:tr>
-        <w:trPr>
-          <w:trHeight w:val="422"/>
-        </w:trPr>
         <w:tc>
           <w:tcPr>
-            <w:tcW w:w="7492" w:type="dxa"/>
+            <w:tcW w:w="5228" w:type="dxa"/>
+            <w:tcBorders>
+              <w:top w:val="nil"/>
+              <w:left w:val="nil"/>
+              <w:bottom w:val="nil"/>
+              <w:right w:val="nil"/>
+            </w:tcBorders>
+          </w:tcPr>
+          <w:p>
+            <w:pPr>
+              <w:pStyle w:val="Heading2"/>
+              <w:rPr>
+                <w:rFonts w:ascii="Avenir Next Medium" w:hAnsi="Avenir Next Medium"/>
+                <w:sz w:val="28"/>
+                <w:szCs w:val="28"/>
+              </w:rPr>
+            </w:pPr>
+          </w:p>
+        </w:tc>
+        <w:tc>
+          <w:tcPr>
+            <w:tcW w:w="5228" w:type="dxa"/>
+            <w:tcBorders>
+              <w:top w:val="single" w:sz="4" w:space="0" w:color="auto"/>
+              <w:left w:val="nil"/>
+              <w:bottom w:val="single" w:sz="4" w:space="0" w:color="auto"/>
+              <w:right w:val="nil"/>
+            </w:tcBorders>
+          </w:tcPr>
+          <w:p>
+            <w:pPr>
+              <w:pStyle w:val="Heading2"/>
+            </w:pPr>
+          </w:p>
+        </w:tc>
+      </w:tr>
+      <w:tr>
+        <w:tc>
+          <w:tcPr>
+            <w:tcW w:w="5228" w:type="dxa"/>
+            <w:tcBorders>
+              <w:top w:val="nil"/>
+              <w:left w:val="nil"/>
+              <w:bottom w:val="nil"/>
+              <w:right w:val="single" w:sz="4" w:space="0" w:color="auto"/>
+            </w:tcBorders>
+          </w:tcPr>
+          <w:p>
+            <w:pPr>
+              <w:pStyle w:val="Heading2"/>
+            </w:pPr>
+            <w:r>
+              <w:rPr>
+                <w:rFonts w:ascii="Avenir Next Medium" w:hAnsi="Avenir Next Medium"/>
+                <w:sz w:val="24"/>
+                <w:szCs w:val="24"/>
+              </w:rPr>
+              <w:t>Telephone Number:</w:t>
+            </w:r>
+          </w:p>
+        </w:tc>
+        <w:tc>
+          <w:tcPr>
+            <w:tcW w:w="5228" w:type="dxa"/>
+            <w:tcBorders>
+              <w:top w:val="single" w:sz="4" w:space="0" w:color="auto"/>
+              <w:left w:val="single" w:sz="4" w:space="0" w:color="auto"/>
+              <w:bottom w:val="single" w:sz="4" w:space="0" w:color="auto"/>
+            </w:tcBorders>
             <w:shd w:val="clear" w:color="auto" w:fill="FFFFFF" w:themeFill="background1"/>
           </w:tcPr>
           <w:p>
@@ -1506,29 +635,78 @@
           </w:p>
         </w:tc>
       </w:tr>
-    </w:tbl>
-    <w:p>
-      <w:pPr>
-        <w:pStyle w:val="Heading2"/>
-      </w:pPr>
-    </w:p>
-    <w:tbl>
-      <w:tblPr>
-        <w:tblStyle w:val="TableGrid"/>
-        <w:tblpPr w:leftFromText="180" w:rightFromText="180" w:vertAnchor="text" w:horzAnchor="page" w:tblpX="3092" w:tblpY="395"/>
-        <w:tblW w:w="7492" w:type="dxa"/>
-        <w:tblLook w:val="04A0" w:firstRow="1" w:lastRow="0" w:firstColumn="1" w:lastColumn="0" w:noHBand="0" w:noVBand="1"/>
-      </w:tblPr>
-      <w:tblGrid>
-        <w:gridCol w:w="7492"/>
-      </w:tblGrid>
       <w:tr>
-        <w:trPr>
-          <w:trHeight w:val="422"/>
-        </w:trPr>
         <w:tc>
           <w:tcPr>
-            <w:tcW w:w="7492" w:type="dxa"/>
+            <w:tcW w:w="5228" w:type="dxa"/>
+            <w:tcBorders>
+              <w:top w:val="nil"/>
+              <w:left w:val="nil"/>
+              <w:bottom w:val="nil"/>
+              <w:right w:val="nil"/>
+            </w:tcBorders>
+          </w:tcPr>
+          <w:p>
+            <w:pPr>
+              <w:pStyle w:val="Heading2"/>
+              <w:rPr>
+                <w:rFonts w:ascii="Avenir Next Medium" w:hAnsi="Avenir Next Medium"/>
+                <w:sz w:val="28"/>
+                <w:szCs w:val="28"/>
+              </w:rPr>
+            </w:pPr>
+          </w:p>
+        </w:tc>
+        <w:tc>
+          <w:tcPr>
+            <w:tcW w:w="5228" w:type="dxa"/>
+            <w:tcBorders>
+              <w:top w:val="single" w:sz="4" w:space="0" w:color="auto"/>
+              <w:left w:val="nil"/>
+              <w:bottom w:val="single" w:sz="4" w:space="0" w:color="auto"/>
+              <w:right w:val="nil"/>
+            </w:tcBorders>
+          </w:tcPr>
+          <w:p>
+            <w:pPr>
+              <w:pStyle w:val="Heading2"/>
+            </w:pPr>
+          </w:p>
+        </w:tc>
+      </w:tr>
+      <w:tr>
+        <w:tc>
+          <w:tcPr>
+            <w:tcW w:w="5228" w:type="dxa"/>
+            <w:tcBorders>
+              <w:top w:val="nil"/>
+              <w:left w:val="nil"/>
+              <w:bottom w:val="nil"/>
+              <w:right w:val="single" w:sz="4" w:space="0" w:color="auto"/>
+            </w:tcBorders>
+          </w:tcPr>
+          <w:p>
+            <w:pPr>
+              <w:pStyle w:val="Heading2"/>
+            </w:pPr>
+            <w:r>
+              <w:rPr>
+                <w:rFonts w:ascii="Avenir Next Medium" w:hAnsi="Avenir Next Medium"/>
+                <w:sz w:val="24"/>
+                <w:szCs w:val="24"/>
+              </w:rPr>
+              <w:t>Email address:</w:t>
+            </w:r>
+          </w:p>
+        </w:tc>
+        <w:tc>
+          <w:tcPr>
+            <w:tcW w:w="5228" w:type="dxa"/>
+            <w:tcBorders>
+              <w:top w:val="single" w:sz="4" w:space="0" w:color="auto"/>
+              <w:left w:val="single" w:sz="4" w:space="0" w:color="auto"/>
+              <w:bottom w:val="single" w:sz="4" w:space="0" w:color="auto"/>
+            </w:tcBorders>
             <w:shd w:val="clear" w:color="auto" w:fill="FFFFFF" w:themeFill="background1"/>
           </w:tcPr>
           <w:p>
@@ -1589,29 +767,86 @@
           </w:p>
         </w:tc>
       </w:tr>
-    </w:tbl>
-    <w:p>
-      <w:pPr>
-        <w:pStyle w:val="Heading2"/>
-      </w:pPr>
-    </w:p>
-    <w:tbl>
-      <w:tblPr>
-        <w:tblStyle w:val="TableGrid"/>
-        <w:tblpPr w:leftFromText="180" w:rightFromText="180" w:vertAnchor="text" w:horzAnchor="page" w:tblpX="3079" w:tblpY="492"/>
-        <w:tblW w:w="7492" w:type="dxa"/>
-        <w:tblLook w:val="04A0" w:firstRow="1" w:lastRow="0" w:firstColumn="1" w:lastColumn="0" w:noHBand="0" w:noVBand="1"/>
-      </w:tblPr>
-      <w:tblGrid>
-        <w:gridCol w:w="7492"/>
-      </w:tblGrid>
       <w:tr>
-        <w:trPr>
-          <w:trHeight w:val="422"/>
-        </w:trPr>
         <w:tc>
           <w:tcPr>
-            <w:tcW w:w="7492" w:type="dxa"/>
+            <w:tcW w:w="5228" w:type="dxa"/>
+            <w:tcBorders>
+              <w:top w:val="nil"/>
+              <w:left w:val="nil"/>
+              <w:bottom w:val="nil"/>
+              <w:right w:val="nil"/>
+            </w:tcBorders>
+          </w:tcPr>
+          <w:p>
+            <w:pPr>
+              <w:pStyle w:val="Heading2"/>
+              <w:rPr>
+                <w:rFonts w:ascii="Avenir Next Medium" w:hAnsi="Avenir Next Medium"/>
+                <w:sz w:val="28"/>
+                <w:szCs w:val="28"/>
+              </w:rPr>
+            </w:pPr>
+          </w:p>
+        </w:tc>
+        <w:tc>
+          <w:tcPr>
+            <w:tcW w:w="5228" w:type="dxa"/>
+            <w:tcBorders>
+              <w:top w:val="single" w:sz="4" w:space="0" w:color="auto"/>
+              <w:left w:val="nil"/>
+              <w:bottom w:val="single" w:sz="4" w:space="0" w:color="auto"/>
+              <w:right w:val="nil"/>
+            </w:tcBorders>
+          </w:tcPr>
+          <w:p>
+            <w:pPr>
+              <w:pStyle w:val="Heading2"/>
+            </w:pPr>
+          </w:p>
+        </w:tc>
+      </w:tr>
+      <w:tr>
+        <w:tc>
+          <w:tcPr>
+            <w:tcW w:w="5228" w:type="dxa"/>
+            <w:tcBorders>
+              <w:top w:val="nil"/>
+              <w:left w:val="nil"/>
+              <w:bottom w:val="nil"/>
+              <w:right w:val="single" w:sz="4" w:space="0" w:color="auto"/>
+            </w:tcBorders>
+          </w:tcPr>
+          <w:p>
+            <w:pPr>
+              <w:pStyle w:val="Heading2"/>
+            </w:pPr>
+            <w:r>
+              <w:rPr>
+                <w:rFonts w:ascii="Avenir Next Medium" w:hAnsi="Avenir Next Medium"/>
+                <w:sz w:val="24"/>
+                <w:szCs w:val="24"/>
+              </w:rPr>
+              <w:t xml:space="preserve">Current Employer: </w:t>
+            </w:r>
+            <w:r>
+              <w:rPr>
+                <w:rFonts w:ascii="Avenir Next Medium" w:hAnsi="Avenir Next Medium"/>
+                <w:sz w:val="18"/>
+                <w:szCs w:val="18"/>
+              </w:rPr>
+              <w:t>(If applicable)</w:t>
+            </w:r>
+          </w:p>
+        </w:tc>
+        <w:tc>
+          <w:tcPr>
+            <w:tcW w:w="5228" w:type="dxa"/>
+            <w:tcBorders>
+              <w:top w:val="single" w:sz="4" w:space="0" w:color="auto"/>
+              <w:left w:val="single" w:sz="4" w:space="0" w:color="auto"/>
+              <w:bottom w:val="single" w:sz="4" w:space="0" w:color="auto"/>
+            </w:tcBorders>
             <w:shd w:val="clear" w:color="auto" w:fill="FFFFFF" w:themeFill="background1"/>
           </w:tcPr>
           <w:p>
@@ -1672,34 +907,77 @@
           </w:p>
         </w:tc>
       </w:tr>
-    </w:tbl>
-    <w:p>
-      <w:pPr>
-        <w:pStyle w:val="Heading2"/>
-      </w:pPr>
-    </w:p>
-    <w:p>
-      <w:pPr>
-        <w:pStyle w:val="Heading2"/>
-      </w:pPr>
-    </w:p>
-    <w:tbl>
-      <w:tblPr>
-        <w:tblStyle w:val="TableGrid"/>
-        <w:tblpPr w:leftFromText="180" w:rightFromText="180" w:vertAnchor="text" w:horzAnchor="page" w:tblpX="3079" w:tblpY="93"/>
-        <w:tblW w:w="7492" w:type="dxa"/>
-        <w:tblLook w:val="04A0" w:firstRow="1" w:lastRow="0" w:firstColumn="1" w:lastColumn="0" w:noHBand="0" w:noVBand="1"/>
-      </w:tblPr>
-      <w:tblGrid>
-        <w:gridCol w:w="7492"/>
-      </w:tblGrid>
       <w:tr>
-        <w:trPr>
-          <w:trHeight w:val="422"/>
-        </w:trPr>
         <w:tc>
           <w:tcPr>
-            <w:tcW w:w="7492" w:type="dxa"/>
+            <w:tcW w:w="5228" w:type="dxa"/>
+            <w:tcBorders>
+              <w:top w:val="nil"/>
+              <w:left w:val="nil"/>
+              <w:bottom w:val="nil"/>
+              <w:right w:val="nil"/>
+            </w:tcBorders>
+          </w:tcPr>
+          <w:p>
+            <w:pPr>
+              <w:pStyle w:val="Heading2"/>
+              <w:rPr>
+                <w:rFonts w:ascii="Avenir Next Medium" w:hAnsi="Avenir Next Medium"/>
+                <w:sz w:val="28"/>
+                <w:szCs w:val="28"/>
+              </w:rPr>
+            </w:pPr>
+          </w:p>
+        </w:tc>
+        <w:tc>
+          <w:tcPr>
+            <w:tcW w:w="5228" w:type="dxa"/>
+            <w:tcBorders>
+              <w:top w:val="single" w:sz="4" w:space="0" w:color="auto"/>
+              <w:left w:val="nil"/>
+              <w:bottom w:val="single" w:sz="4" w:space="0" w:color="auto"/>
+              <w:right w:val="nil"/>
+            </w:tcBorders>
+          </w:tcPr>
+          <w:p>
+            <w:pPr>
+              <w:pStyle w:val="Heading2"/>
+            </w:pPr>
+          </w:p>
+        </w:tc>
+      </w:tr>
+      <w:tr>
+        <w:tc>
+          <w:tcPr>
+            <w:tcW w:w="5228" w:type="dxa"/>
+            <w:tcBorders>
+              <w:top w:val="nil"/>
+              <w:left w:val="nil"/>
+              <w:bottom w:val="nil"/>
+              <w:right w:val="single" w:sz="4" w:space="0" w:color="auto"/>
+            </w:tcBorders>
+          </w:tcPr>
+          <w:p>
+            <w:pPr>
+              <w:pStyle w:val="Heading2"/>
+            </w:pPr>
+            <w:r>
+              <w:rPr>
+                <w:rFonts w:ascii="Avenir Next Medium" w:hAnsi="Avenir Next Medium"/>
+                <w:sz w:val="24"/>
+                <w:szCs w:val="24"/>
+              </w:rPr>
+              <w:t xml:space="preserve">Notice Period: </w:t>
+            </w:r>
+          </w:p>
+        </w:tc>
+        <w:tc>
+          <w:tcPr>
+            <w:tcW w:w="5228" w:type="dxa"/>
+            <w:tcBorders>
+              <w:top w:val="single" w:sz="4" w:space="0" w:color="auto"/>
+              <w:left w:val="single" w:sz="4" w:space="0" w:color="auto"/>
+            </w:tcBorders>
             <w:shd w:val="clear" w:color="auto" w:fill="FFFFFF" w:themeFill="background1"/>
           </w:tcPr>
           <w:p>
@@ -1764,312 +1042,765 @@
     <w:p>
       <w:pPr>
         <w:pStyle w:val="Heading2"/>
-      </w:pPr>
-    </w:p>
-    <w:p>
-      <w:pPr>
-        <w:pStyle w:val="Heading2"/>
+        <w:rPr>
+          <w:sz w:val="32"/>
+          <w:szCs w:val="32"/>
+        </w:rPr>
       </w:pPr>
       <w:r>
         <w:rPr>
-          <w:noProof/>
+          <w:rFonts w:ascii="Avenir Next Demi Bold" w:hAnsi="Avenir Next Demi Bold"/>
+          <w:b w:val="0"/>
+          <w:bCs w:val="0"/>
+          <w:color w:val="C61E5D"/>
+          <w:sz w:val="28"/>
+          <w:szCs w:val="28"/>
         </w:rPr>
-        <mc:AlternateContent>
-          <mc:Choice Requires="wps">
-            <w:drawing>
-              <wp:anchor distT="0" distB="0" distL="114300" distR="114300" simplePos="0" relativeHeight="251923968" behindDoc="0" locked="0" layoutInCell="1" allowOverlap="1" wp14:anchorId="6C2E49FE" wp14:editId="4D9D2379">
-                <wp:simplePos x="0" y="0"/>
-                <wp:positionH relativeFrom="column">
-                  <wp:posOffset>-187960</wp:posOffset>
-                </wp:positionH>
-                <wp:positionV relativeFrom="page">
-                  <wp:posOffset>7933204</wp:posOffset>
-                </wp:positionV>
-                <wp:extent cx="3558988" cy="932329"/>
-                <wp:effectExtent l="0" t="0" r="0" b="0"/>
-                <wp:wrapNone/>
-                <wp:docPr id="634079301" name="Text Box 85"/>
-                <wp:cNvGraphicFramePr/>
-                <a:graphic xmlns:a="http://schemas.openxmlformats.org/drawingml/2006/main">
-                  <a:graphicData uri="http://schemas.microsoft.com/office/word/2010/wordprocessingShape">
-                    <wps:wsp>
-                      <wps:cNvSpPr txBox="1"/>
-                      <wps:spPr>
-                        <a:xfrm>
-                          <a:off x="0" y="0"/>
-                          <a:ext cx="3558988" cy="932329"/>
-                        </a:xfrm>
-                        <a:prstGeom prst="rect">
-                          <a:avLst/>
-                        </a:prstGeom>
-                        <a:noFill/>
-                        <a:ln w="6350">
-                          <a:noFill/>
-                        </a:ln>
-                      </wps:spPr>
-                      <wps:txbx>
-                        <w:txbxContent>
-                          <w:p>
-                            <w:pPr>
-                              <w:rPr>
-                                <w:rFonts w:ascii="Avenir Next Medium" w:hAnsi="Avenir Next Medium"/>
-                                <w:sz w:val="28"/>
-                                <w:szCs w:val="28"/>
-                              </w:rPr>
-                            </w:pPr>
-                            <w:r>
-                              <w:rPr>
-                                <w:rFonts w:ascii="Avenir Next Demi Bold" w:hAnsi="Avenir Next Demi Bold"/>
-                                <w:b/>
-                                <w:bCs/>
-                                <w:color w:val="C61E5D"/>
-                                <w:sz w:val="32"/>
-                                <w:szCs w:val="32"/>
-                              </w:rPr>
-                              <w:t>Personal Details</w:t>
-                            </w:r>
-                            <w:r>
-                              <w:rPr>
-                                <w:rFonts w:ascii="Avenir Next Demi Bold" w:hAnsi="Avenir Next Demi Bold"/>
-                                <w:b/>
-                                <w:bCs/>
-                                <w:color w:val="C61E5D"/>
-                                <w:sz w:val="26"/>
-                                <w:szCs w:val="26"/>
-                              </w:rPr>
-                              <w:br/>
-                            </w:r>
-                            <w:r>
-                              <w:rPr>
-                                <w:rFonts w:ascii="Avenir Next Medium" w:hAnsi="Avenir Next Medium"/>
-                                <w:color w:val="C61E5D"/>
-                                <w:sz w:val="26"/>
-                                <w:szCs w:val="26"/>
-                              </w:rPr>
-                              <w:br/>
-                            </w:r>
-                            <w:r>
-                              <w:rPr>
-                                <w:rFonts w:ascii="Avenir Next Medium" w:hAnsi="Avenir Next Medium"/>
-                                <w:sz w:val="28"/>
-                                <w:szCs w:val="28"/>
-                              </w:rPr>
-                              <w:t>Do you have the right to work in the UK?</w:t>
-                            </w:r>
-                            <w:r>
-                              <w:rPr>
-                                <w:rFonts w:ascii="Avenir Next Medium" w:hAnsi="Avenir Next Medium"/>
-                                <w:sz w:val="28"/>
-                                <w:szCs w:val="28"/>
-                              </w:rPr>
-                              <w:br/>
-                            </w:r>
-                            <w:r>
-                              <w:rPr>
-                                <w:rFonts w:ascii="Avenir Next Medium" w:hAnsi="Avenir Next Medium"/>
-                                <w:sz w:val="28"/>
-                                <w:szCs w:val="28"/>
-                              </w:rPr>
-                              <w:br/>
-                            </w:r>
-                          </w:p>
-                          <w:p>
-                            <w:pPr>
-                              <w:rPr>
-                                <w:sz w:val="26"/>
-                                <w:szCs w:val="26"/>
-                              </w:rPr>
-                            </w:pPr>
-                            <w:r>
-                              <w:rPr>
-                                <w:rFonts w:ascii="Avenir Next Medium" w:hAnsi="Avenir Next Medium"/>
-                                <w:sz w:val="28"/>
-                                <w:szCs w:val="28"/>
-                              </w:rPr>
-                              <w:t>?</w:t>
-                            </w:r>
-                            <w:r>
-                              <w:rPr>
-                                <w:rFonts w:ascii="Avenir Next Medium" w:hAnsi="Avenir Next Medium"/>
-                                <w:sz w:val="28"/>
-                                <w:szCs w:val="28"/>
-                              </w:rPr>
-                              <w:br/>
-                            </w:r>
-                            <w:r>
-                              <w:rPr>
-                                <w:rFonts w:ascii="Avenir Next Medium" w:hAnsi="Avenir Next Medium"/>
-                                <w:sz w:val="28"/>
-                                <w:szCs w:val="28"/>
-                              </w:rPr>
-                              <w:br/>
-                            </w:r>
-                            <w:r>
-                              <w:rPr>
-                                <w:rFonts w:ascii="Avenir Next Medium" w:hAnsi="Avenir Next Medium"/>
-                                <w:sz w:val="28"/>
-                                <w:szCs w:val="28"/>
-                              </w:rPr>
-                              <w:br/>
-                            </w:r>
-                          </w:p>
-                          <w:p/>
-                        </w:txbxContent>
-                      </wps:txbx>
-                      <wps:bodyPr rot="0" spcFirstLastPara="0" vertOverflow="overflow" horzOverflow="overflow" vert="horz" wrap="square" lIns="91440" tIns="45720" rIns="91440" bIns="45720" numCol="1" spcCol="0" rtlCol="0" fromWordArt="0" anchor="t" anchorCtr="0" forceAA="0" compatLnSpc="1">
-                        <a:prstTxWarp prst="textNoShape">
-                          <a:avLst/>
-                        </a:prstTxWarp>
-                        <a:noAutofit/>
-                      </wps:bodyPr>
-                    </wps:wsp>
-                  </a:graphicData>
-                </a:graphic>
-                <wp14:sizeRelH relativeFrom="margin">
-                  <wp14:pctWidth>0</wp14:pctWidth>
-                </wp14:sizeRelH>
-                <wp14:sizeRelV relativeFrom="margin">
-                  <wp14:pctHeight>0</wp14:pctHeight>
-                </wp14:sizeRelV>
-              </wp:anchor>
-            </w:drawing>
-          </mc:Choice>
-          <mc:Fallback>
-            <w:pict>
-              <v:shape w14:anchorId="6C2E49FE" id="_x0000_s1029" type="#_x0000_t202" style="position:absolute;margin-left:-14.8pt;margin-top:624.65pt;width:280.25pt;height:73.4pt;z-index:251923968;visibility:visible;mso-wrap-style:square;mso-width-percent:0;mso-height-percent:0;mso-wrap-distance-left:9pt;mso-wrap-distance-top:0;mso-wrap-distance-right:9pt;mso-wrap-distance-bottom:0;mso-position-horizontal:absolute;mso-position-horizontal-relative:text;mso-position-vertical:absolute;mso-position-vertical-relative:page;mso-width-percent:0;mso-height-percent:0;mso-width-relative:margin;mso-height-relative:margin;v-text-anchor:top" o:gfxdata="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" filled="f" stroked="f" strokeweight=".5pt">
-                <v:textbox>
-                  <w:txbxContent>
-                    <w:p>
-                      <w:pPr>
-                        <w:rPr>
-                          <w:rFonts w:ascii="Avenir Next Medium" w:hAnsi="Avenir Next Medium"/>
-                          <w:sz w:val="28"/>
-                          <w:szCs w:val="28"/>
-                        </w:rPr>
-                      </w:pPr>
-                      <w:r>
-                        <w:rPr>
-                          <w:rFonts w:ascii="Avenir Next Demi Bold" w:hAnsi="Avenir Next Demi Bold"/>
-                          <w:b/>
-                          <w:bCs/>
-                          <w:color w:val="C61E5D"/>
-                          <w:sz w:val="32"/>
-                          <w:szCs w:val="32"/>
-                        </w:rPr>
-                        <w:t>Personal Details</w:t>
-                      </w:r>
-                      <w:r>
-                        <w:rPr>
-                          <w:rFonts w:ascii="Avenir Next Demi Bold" w:hAnsi="Avenir Next Demi Bold"/>
-                          <w:b/>
-                          <w:bCs/>
-                          <w:color w:val="C61E5D"/>
-                          <w:sz w:val="26"/>
-                          <w:szCs w:val="26"/>
-                        </w:rPr>
-                        <w:br/>
-                      </w:r>
-                      <w:r>
-                        <w:rPr>
-                          <w:rFonts w:ascii="Avenir Next Medium" w:hAnsi="Avenir Next Medium"/>
-                          <w:color w:val="C61E5D"/>
-                          <w:sz w:val="26"/>
-                          <w:szCs w:val="26"/>
-                        </w:rPr>
-                        <w:br/>
-                      </w:r>
-                      <w:r>
-                        <w:rPr>
-                          <w:rFonts w:ascii="Avenir Next Medium" w:hAnsi="Avenir Next Medium"/>
-                          <w:sz w:val="28"/>
-                          <w:szCs w:val="28"/>
-                        </w:rPr>
-                        <w:t>Do you have the right to work in the UK?</w:t>
-                      </w:r>
-                      <w:r>
-                        <w:rPr>
-                          <w:rFonts w:ascii="Avenir Next Medium" w:hAnsi="Avenir Next Medium"/>
-                          <w:sz w:val="28"/>
-                          <w:szCs w:val="28"/>
-                        </w:rPr>
-                        <w:br/>
-                      </w:r>
-                      <w:r>
-                        <w:rPr>
-                          <w:rFonts w:ascii="Avenir Next Medium" w:hAnsi="Avenir Next Medium"/>
-                          <w:sz w:val="28"/>
-                          <w:szCs w:val="28"/>
-                        </w:rPr>
-                        <w:br/>
-                      </w:r>
-                    </w:p>
-                    <w:p>
-                      <w:pPr>
-                        <w:rPr>
-                          <w:sz w:val="26"/>
-                          <w:szCs w:val="26"/>
-                        </w:rPr>
-                      </w:pPr>
-                      <w:r>
-                        <w:rPr>
-                          <w:rFonts w:ascii="Avenir Next Medium" w:hAnsi="Avenir Next Medium"/>
-                          <w:sz w:val="28"/>
-                          <w:szCs w:val="28"/>
-                        </w:rPr>
-                        <w:t>?</w:t>
-                      </w:r>
-                      <w:r>
-                        <w:rPr>
-                          <w:rFonts w:ascii="Avenir Next Medium" w:hAnsi="Avenir Next Medium"/>
-                          <w:sz w:val="28"/>
-                          <w:szCs w:val="28"/>
-                        </w:rPr>
-                        <w:br/>
-                      </w:r>
-                      <w:r>
-                        <w:rPr>
-                          <w:rFonts w:ascii="Avenir Next Medium" w:hAnsi="Avenir Next Medium"/>
-                          <w:sz w:val="28"/>
-                          <w:szCs w:val="28"/>
-                        </w:rPr>
-                        <w:br/>
-                      </w:r>
-                      <w:r>
-                        <w:rPr>
-                          <w:rFonts w:ascii="Avenir Next Medium" w:hAnsi="Avenir Next Medium"/>
-                          <w:sz w:val="28"/>
-                          <w:szCs w:val="28"/>
-                        </w:rPr>
-                        <w:br/>
-                      </w:r>
-                    </w:p>
-                    <w:p/>
-                  </w:txbxContent>
-                </v:textbox>
-                <w10:wrap anchory="page"/>
-              </v:shape>
-            </w:pict>
-          </mc:Fallback>
-        </mc:AlternateContent>
+        <w:t>Eligibility for role</w:t>
       </w:r>
     </w:p>
     <w:tbl>
       <w:tblPr>
         <w:tblStyle w:val="TableGrid"/>
-        <w:tblpPr w:leftFromText="180" w:rightFromText="180" w:vertAnchor="text" w:horzAnchor="margin" w:tblpXSpec="right" w:tblpY="455"/>
-        <w:tblW w:w="0" w:type="auto"/>
+        <w:tblpPr w:leftFromText="180" w:rightFromText="180" w:vertAnchor="text" w:horzAnchor="margin" w:tblpY="303"/>
+        <w:tblW w:w="10456" w:type="dxa"/>
         <w:tblLook w:val="04A0" w:firstRow="1" w:lastRow="0" w:firstColumn="1" w:lastColumn="0" w:noHBand="0" w:noVBand="1"/>
       </w:tblPr>
       <w:tblGrid>
-        <w:gridCol w:w="4161"/>
+        <w:gridCol w:w="5228"/>
+        <w:gridCol w:w="5228"/>
       </w:tblGrid>
       <w:tr>
+        <w:tc>
+          <w:tcPr>
+            <w:tcW w:w="5228" w:type="dxa"/>
+            <w:tcBorders>
+              <w:top w:val="nil"/>
+              <w:left w:val="nil"/>
+              <w:bottom w:val="nil"/>
+              <w:right w:val="single" w:sz="4" w:space="0" w:color="auto"/>
+            </w:tcBorders>
+          </w:tcPr>
+          <w:p>
+            <w:pPr>
+              <w:pStyle w:val="Heading2"/>
+            </w:pPr>
+            <w:r>
+              <w:rPr>
+                <w:rFonts w:ascii="Avenir Next Medium" w:hAnsi="Avenir Next Medium"/>
+                <w:sz w:val="24"/>
+                <w:szCs w:val="24"/>
+              </w:rPr>
+              <w:t>Do you have the right to work in the UK?</w:t>
+            </w:r>
+          </w:p>
+        </w:tc>
+        <w:tc>
+          <w:tcPr>
+            <w:tcW w:w="5228" w:type="dxa"/>
+            <w:tcBorders>
+              <w:left w:val="single" w:sz="4" w:space="0" w:color="auto"/>
+              <w:bottom w:val="single" w:sz="4" w:space="0" w:color="auto"/>
+            </w:tcBorders>
+            <w:shd w:val="clear" w:color="auto" w:fill="FFFFFF" w:themeFill="background1"/>
+          </w:tcPr>
+          <w:p>
+            <w:pPr>
+              <w:pStyle w:val="Heading2"/>
+            </w:pPr>
+            <w:r>
+              <w:fldChar w:fldCharType="begin">
+                <w:ffData>
+                  <w:name w:val="Text7"/>
+                  <w:enabled/>
+                  <w:calcOnExit w:val="0"/>
+                  <w:textInput/>
+                </w:ffData>
+              </w:fldChar>
+            </w:r>
+            <w:bookmarkStart w:id="6" w:name="Text7"/>
+            <w:r>
+              <w:instrText xml:space="preserve"> FORMTEXT </w:instrText>
+            </w:r>
+            <w:r>
+              <w:fldChar w:fldCharType="separate"/>
+            </w:r>
+            <w:r>
+              <w:rPr>
+                <w:noProof/>
+              </w:rPr>
+              <w:t> </w:t>
+            </w:r>
+            <w:r>
+              <w:rPr>
+                <w:noProof/>
+              </w:rPr>
+              <w:t> </w:t>
+            </w:r>
+            <w:r>
+              <w:rPr>
+                <w:noProof/>
+              </w:rPr>
+              <w:t> </w:t>
+            </w:r>
+            <w:r>
+              <w:rPr>
+                <w:noProof/>
+              </w:rPr>
+              <w:t> </w:t>
+            </w:r>
+            <w:r>
+              <w:rPr>
+                <w:noProof/>
+              </w:rPr>
+              <w:t> </w:t>
+            </w:r>
+            <w:r>
+              <w:fldChar w:fldCharType="end"/>
+            </w:r>
+            <w:bookmarkEnd w:id="6"/>
+          </w:p>
+        </w:tc>
+      </w:tr>
+      <w:tr>
         <w:trPr>
-          <w:trHeight w:val="664"/>
+          <w:trHeight w:val="268"/>
         </w:trPr>
         <w:tc>
           <w:tcPr>
-            <w:tcW w:w="4161" w:type="dxa"/>
+            <w:tcW w:w="5228" w:type="dxa"/>
+            <w:tcBorders>
+              <w:top w:val="nil"/>
+              <w:left w:val="nil"/>
+              <w:bottom w:val="nil"/>
+              <w:right w:val="nil"/>
+            </w:tcBorders>
+          </w:tcPr>
+          <w:p>
+            <w:pPr>
+              <w:pStyle w:val="Heading2"/>
+              <w:rPr>
+                <w:rFonts w:ascii="Avenir Next Medium" w:hAnsi="Avenir Next Medium"/>
+                <w:sz w:val="28"/>
+                <w:szCs w:val="28"/>
+              </w:rPr>
+            </w:pPr>
+          </w:p>
+        </w:tc>
+        <w:tc>
+          <w:tcPr>
+            <w:tcW w:w="5228" w:type="dxa"/>
+            <w:tcBorders>
+              <w:top w:val="single" w:sz="4" w:space="0" w:color="auto"/>
+              <w:left w:val="nil"/>
+              <w:bottom w:val="single" w:sz="4" w:space="0" w:color="auto"/>
+              <w:right w:val="nil"/>
+            </w:tcBorders>
+          </w:tcPr>
+          <w:p>
+            <w:pPr>
+              <w:pStyle w:val="Heading2"/>
+            </w:pPr>
+          </w:p>
+        </w:tc>
+      </w:tr>
+      <w:tr>
+        <w:tc>
+          <w:tcPr>
+            <w:tcW w:w="5228" w:type="dxa"/>
+            <w:tcBorders>
+              <w:top w:val="nil"/>
+              <w:left w:val="nil"/>
+              <w:bottom w:val="nil"/>
+              <w:right w:val="single" w:sz="4" w:space="0" w:color="auto"/>
+            </w:tcBorders>
+          </w:tcPr>
+          <w:p>
+            <w:pPr>
+              <w:rPr>
+                <w:rFonts w:ascii="Avenir Next Medium" w:hAnsi="Avenir Next Medium"/>
+                <w:b/>
+                <w:bCs/>
+                <w:sz w:val="28"/>
+                <w:szCs w:val="28"/>
+              </w:rPr>
+            </w:pPr>
+            <w:r>
+              <w:rPr>
+                <w:rFonts w:ascii="Avenir Next Medium" w:hAnsi="Avenir Next Medium"/>
+                <w:b/>
+                <w:bCs/>
+              </w:rPr>
+              <w:t>Do you hold a full Valid UK driving license?</w:t>
+            </w:r>
+          </w:p>
+        </w:tc>
+        <w:tc>
+          <w:tcPr>
+            <w:tcW w:w="5228" w:type="dxa"/>
+            <w:tcBorders>
+              <w:top w:val="single" w:sz="4" w:space="0" w:color="auto"/>
+              <w:left w:val="single" w:sz="4" w:space="0" w:color="auto"/>
+              <w:bottom w:val="single" w:sz="4" w:space="0" w:color="auto"/>
+            </w:tcBorders>
+            <w:shd w:val="clear" w:color="auto" w:fill="FFFFFF" w:themeFill="background1"/>
+          </w:tcPr>
+          <w:p>
+            <w:pPr>
+              <w:pStyle w:val="Heading2"/>
+            </w:pPr>
+            <w:r>
+              <w:fldChar w:fldCharType="begin">
+                <w:ffData>
+                  <w:name w:val="Text8"/>
+                  <w:enabled/>
+                  <w:calcOnExit w:val="0"/>
+                  <w:textInput/>
+                </w:ffData>
+              </w:fldChar>
+            </w:r>
+            <w:bookmarkStart w:id="7" w:name="Text8"/>
+            <w:r>
+              <w:instrText xml:space="preserve"> FORMTEXT </w:instrText>
+            </w:r>
+            <w:r>
+              <w:fldChar w:fldCharType="separate"/>
+            </w:r>
+            <w:r>
+              <w:rPr>
+                <w:noProof/>
+              </w:rPr>
+              <w:t> </w:t>
+            </w:r>
+            <w:r>
+              <w:rPr>
+                <w:noProof/>
+              </w:rPr>
+              <w:t> </w:t>
+            </w:r>
+            <w:r>
+              <w:rPr>
+                <w:noProof/>
+              </w:rPr>
+              <w:t> </w:t>
+            </w:r>
+            <w:r>
+              <w:rPr>
+                <w:noProof/>
+              </w:rPr>
+              <w:t> </w:t>
+            </w:r>
+            <w:r>
+              <w:rPr>
+                <w:noProof/>
+              </w:rPr>
+              <w:t> </w:t>
+            </w:r>
+            <w:r>
+              <w:fldChar w:fldCharType="end"/>
+            </w:r>
+            <w:bookmarkEnd w:id="7"/>
+          </w:p>
+        </w:tc>
+      </w:tr>
+      <w:tr>
+        <w:tc>
+          <w:tcPr>
+            <w:tcW w:w="5228" w:type="dxa"/>
+            <w:tcBorders>
+              <w:top w:val="nil"/>
+              <w:left w:val="nil"/>
+              <w:bottom w:val="nil"/>
+              <w:right w:val="nil"/>
+            </w:tcBorders>
+          </w:tcPr>
+          <w:p>
+            <w:pPr>
+              <w:pStyle w:val="Heading2"/>
+              <w:rPr>
+                <w:rFonts w:ascii="Avenir Next Medium" w:hAnsi="Avenir Next Medium"/>
+                <w:sz w:val="28"/>
+                <w:szCs w:val="28"/>
+              </w:rPr>
+            </w:pPr>
+          </w:p>
+        </w:tc>
+        <w:tc>
+          <w:tcPr>
+            <w:tcW w:w="5228" w:type="dxa"/>
+            <w:tcBorders>
+              <w:top w:val="single" w:sz="4" w:space="0" w:color="auto"/>
+              <w:left w:val="nil"/>
+              <w:bottom w:val="single" w:sz="4" w:space="0" w:color="auto"/>
+              <w:right w:val="nil"/>
+            </w:tcBorders>
+          </w:tcPr>
+          <w:p>
+            <w:pPr>
+              <w:pStyle w:val="Heading2"/>
+            </w:pPr>
+          </w:p>
+        </w:tc>
+      </w:tr>
+      <w:tr>
+        <w:tc>
+          <w:tcPr>
+            <w:tcW w:w="5228" w:type="dxa"/>
+            <w:tcBorders>
+              <w:top w:val="nil"/>
+              <w:left w:val="nil"/>
+              <w:bottom w:val="nil"/>
+              <w:right w:val="single" w:sz="4" w:space="0" w:color="auto"/>
+            </w:tcBorders>
+          </w:tcPr>
+          <w:p>
+            <w:pPr>
+              <w:pStyle w:val="Heading2"/>
+            </w:pPr>
+            <w:r>
+              <w:rPr>
+                <w:rFonts w:ascii="Avenir Next Medium" w:hAnsi="Avenir Next Medium"/>
+                <w:sz w:val="24"/>
+                <w:szCs w:val="24"/>
+              </w:rPr>
+              <w:t>Do you require any reasonable adjustments during the recruitment process?</w:t>
+            </w:r>
+          </w:p>
+        </w:tc>
+        <w:tc>
+          <w:tcPr>
+            <w:tcW w:w="5228" w:type="dxa"/>
+            <w:tcBorders>
+              <w:top w:val="single" w:sz="4" w:space="0" w:color="auto"/>
+              <w:left w:val="single" w:sz="4" w:space="0" w:color="auto"/>
+              <w:bottom w:val="single" w:sz="4" w:space="0" w:color="auto"/>
+            </w:tcBorders>
+            <w:shd w:val="clear" w:color="auto" w:fill="FFFFFF" w:themeFill="background1"/>
+          </w:tcPr>
+          <w:p>
+            <w:pPr>
+              <w:pStyle w:val="Heading2"/>
+            </w:pPr>
+            <w:r>
+              <w:fldChar w:fldCharType="begin">
+                <w:ffData>
+                  <w:name w:val="Text9"/>
+                  <w:enabled/>
+                  <w:calcOnExit w:val="0"/>
+                  <w:textInput/>
+                </w:ffData>
+              </w:fldChar>
+            </w:r>
+            <w:bookmarkStart w:id="8" w:name="Text9"/>
+            <w:r>
+              <w:instrText xml:space="preserve"> FORMTEXT </w:instrText>
+            </w:r>
+            <w:r>
+              <w:fldChar w:fldCharType="separate"/>
+            </w:r>
+            <w:r>
+              <w:rPr>
+                <w:noProof/>
+              </w:rPr>
+              <w:t> </w:t>
+            </w:r>
+            <w:r>
+              <w:rPr>
+                <w:noProof/>
+              </w:rPr>
+              <w:t> </w:t>
+            </w:r>
+            <w:r>
+              <w:rPr>
+                <w:noProof/>
+              </w:rPr>
+              <w:t> </w:t>
+            </w:r>
+            <w:r>
+              <w:rPr>
+                <w:noProof/>
+              </w:rPr>
+              <w:t> </w:t>
+            </w:r>
+            <w:r>
+              <w:rPr>
+                <w:noProof/>
+              </w:rPr>
+              <w:t> </w:t>
+            </w:r>
+            <w:r>
+              <w:fldChar w:fldCharType="end"/>
+            </w:r>
+            <w:bookmarkEnd w:id="8"/>
+          </w:p>
+        </w:tc>
+      </w:tr>
+    </w:tbl>
+    <w:p>
+      <w:pPr>
+        <w:rPr>
+          <w:rFonts w:ascii="Avenir Next Medium" w:hAnsi="Avenir Next Medium"/>
+          <w:sz w:val="28"/>
+          <w:szCs w:val="28"/>
+        </w:rPr>
+      </w:pPr>
+      <w:r>
+        <w:rPr>
+          <w:rFonts w:ascii="Avenir Next Demi Bold" w:hAnsi="Avenir Next Demi Bold"/>
+          <w:b/>
+          <w:bCs/>
+          <w:color w:val="C61E5D"/>
+          <w:sz w:val="32"/>
+          <w:szCs w:val="32"/>
+        </w:rPr>
+        <w:lastRenderedPageBreak/>
+        <w:t>References</w:t>
+      </w:r>
+    </w:p>
+    <w:tbl>
+      <w:tblPr>
+        <w:tblStyle w:val="TableGrid"/>
+        <w:tblpPr w:leftFromText="180" w:rightFromText="180" w:vertAnchor="text" w:horzAnchor="margin" w:tblpY="370"/>
+        <w:tblW w:w="10461" w:type="dxa"/>
+        <w:tblLook w:val="04A0" w:firstRow="1" w:lastRow="0" w:firstColumn="1" w:lastColumn="0" w:noHBand="0" w:noVBand="1"/>
+      </w:tblPr>
+      <w:tblGrid>
+        <w:gridCol w:w="3219"/>
+        <w:gridCol w:w="3160"/>
+        <w:gridCol w:w="851"/>
+        <w:gridCol w:w="3231"/>
+      </w:tblGrid>
+      <w:tr>
+        <w:tc>
+          <w:tcPr>
+            <w:tcW w:w="3219" w:type="dxa"/>
+            <w:tcBorders>
+              <w:top w:val="nil"/>
+              <w:left w:val="nil"/>
+              <w:bottom w:val="nil"/>
+              <w:right w:val="nil"/>
+            </w:tcBorders>
+          </w:tcPr>
+          <w:p>
+            <w:pPr>
+              <w:pStyle w:val="Heading2"/>
+              <w:rPr>
+                <w:rFonts w:ascii="Avenir Next Medium" w:hAnsi="Avenir Next Medium"/>
+                <w:sz w:val="28"/>
+                <w:szCs w:val="28"/>
+              </w:rPr>
+            </w:pPr>
+          </w:p>
+        </w:tc>
+        <w:tc>
+          <w:tcPr>
+            <w:tcW w:w="3160" w:type="dxa"/>
+            <w:tcBorders>
+              <w:top w:val="nil"/>
+              <w:left w:val="nil"/>
+              <w:bottom w:val="single" w:sz="4" w:space="0" w:color="auto"/>
+              <w:right w:val="nil"/>
+            </w:tcBorders>
+          </w:tcPr>
+          <w:p>
+            <w:pPr>
+              <w:pStyle w:val="Heading2"/>
+              <w:rPr>
+                <w:rFonts w:ascii="Avenir Next Medium" w:hAnsi="Avenir Next Medium"/>
+                <w:b w:val="0"/>
+                <w:bCs w:val="0"/>
+                <w:sz w:val="22"/>
+                <w:szCs w:val="22"/>
+              </w:rPr>
+            </w:pPr>
+            <w:r>
+              <w:rPr>
+                <w:rFonts w:ascii="Avenir Next Medium" w:hAnsi="Avenir Next Medium"/>
+                <w:b w:val="0"/>
+                <w:bCs w:val="0"/>
+                <w:sz w:val="22"/>
+                <w:szCs w:val="22"/>
+              </w:rPr>
+              <w:t>Referee 1</w:t>
+            </w:r>
+          </w:p>
+        </w:tc>
+        <w:tc>
+          <w:tcPr>
+            <w:tcW w:w="851" w:type="dxa"/>
+            <w:tcBorders>
+              <w:top w:val="nil"/>
+              <w:left w:val="nil"/>
+              <w:bottom w:val="nil"/>
+              <w:right w:val="nil"/>
+            </w:tcBorders>
+          </w:tcPr>
+          <w:p>
+            <w:pPr>
+              <w:pStyle w:val="Heading2"/>
+              <w:rPr>
+                <w:rFonts w:ascii="Avenir Next Medium" w:hAnsi="Avenir Next Medium"/>
+                <w:b w:val="0"/>
+                <w:bCs w:val="0"/>
+                <w:sz w:val="22"/>
+                <w:szCs w:val="22"/>
+              </w:rPr>
+            </w:pPr>
+          </w:p>
+        </w:tc>
+        <w:tc>
+          <w:tcPr>
+            <w:tcW w:w="3231" w:type="dxa"/>
+            <w:tcBorders>
+              <w:top w:val="nil"/>
+              <w:left w:val="nil"/>
+              <w:bottom w:val="single" w:sz="4" w:space="0" w:color="auto"/>
+              <w:right w:val="nil"/>
+            </w:tcBorders>
+          </w:tcPr>
+          <w:p>
+            <w:pPr>
+              <w:pStyle w:val="Heading2"/>
+              <w:rPr>
+                <w:rFonts w:ascii="Avenir Next Medium" w:hAnsi="Avenir Next Medium"/>
+                <w:b w:val="0"/>
+                <w:bCs w:val="0"/>
+                <w:sz w:val="22"/>
+                <w:szCs w:val="22"/>
+              </w:rPr>
+            </w:pPr>
+            <w:r>
+              <w:rPr>
+                <w:rFonts w:ascii="Avenir Next Medium" w:hAnsi="Avenir Next Medium"/>
+                <w:b w:val="0"/>
+                <w:bCs w:val="0"/>
+                <w:sz w:val="22"/>
+                <w:szCs w:val="22"/>
+              </w:rPr>
+              <w:t>Referee 2</w:t>
+            </w:r>
+          </w:p>
+        </w:tc>
+      </w:tr>
+      <w:tr>
+        <w:tc>
+          <w:tcPr>
+            <w:tcW w:w="3219" w:type="dxa"/>
+            <w:tcBorders>
+              <w:top w:val="nil"/>
+              <w:left w:val="nil"/>
+              <w:bottom w:val="nil"/>
+              <w:right w:val="single" w:sz="4" w:space="0" w:color="auto"/>
+            </w:tcBorders>
+          </w:tcPr>
+          <w:p>
+            <w:pPr>
+              <w:pStyle w:val="Heading2"/>
+            </w:pPr>
+            <w:r>
+              <w:rPr>
+                <w:rFonts w:ascii="Avenir Next Medium" w:hAnsi="Avenir Next Medium"/>
+                <w:sz w:val="28"/>
+                <w:szCs w:val="28"/>
+              </w:rPr>
+              <w:t>Name:</w:t>
+            </w:r>
+          </w:p>
+        </w:tc>
+        <w:tc>
+          <w:tcPr>
+            <w:tcW w:w="3160" w:type="dxa"/>
+            <w:tcBorders>
+              <w:top w:val="single" w:sz="4" w:space="0" w:color="auto"/>
+              <w:left w:val="single" w:sz="4" w:space="0" w:color="auto"/>
+              <w:bottom w:val="single" w:sz="4" w:space="0" w:color="auto"/>
+            </w:tcBorders>
+            <w:shd w:val="clear" w:color="auto" w:fill="FFFFFF" w:themeFill="background1"/>
+          </w:tcPr>
+          <w:p>
+            <w:pPr>
+              <w:pStyle w:val="Heading2"/>
+            </w:pPr>
+            <w:r>
+              <w:fldChar w:fldCharType="begin">
+                <w:ffData>
+                  <w:name w:val="Text10"/>
+                  <w:enabled/>
+                  <w:calcOnExit w:val="0"/>
+                  <w:textInput/>
+                </w:ffData>
+              </w:fldChar>
+            </w:r>
+            <w:bookmarkStart w:id="9" w:name="Text10"/>
+            <w:r>
+              <w:instrText xml:space="preserve"> FORMTEXT </w:instrText>
+            </w:r>
+            <w:r>
+              <w:fldChar w:fldCharType="separate"/>
+            </w:r>
+            <w:r>
+              <w:rPr>
+                <w:noProof/>
+              </w:rPr>
+              <w:t> </w:t>
+            </w:r>
+            <w:r>
+              <w:rPr>
+                <w:noProof/>
+              </w:rPr>
+              <w:t> </w:t>
+            </w:r>
+            <w:r>
+              <w:rPr>
+                <w:noProof/>
+              </w:rPr>
+              <w:t> </w:t>
+            </w:r>
+            <w:r>
+              <w:rPr>
+                <w:noProof/>
+              </w:rPr>
+              <w:t> </w:t>
+            </w:r>
+            <w:r>
+              <w:rPr>
+                <w:noProof/>
+              </w:rPr>
+              <w:t> </w:t>
+            </w:r>
+            <w:r>
+              <w:fldChar w:fldCharType="end"/>
+            </w:r>
+            <w:bookmarkEnd w:id="9"/>
+          </w:p>
+        </w:tc>
+        <w:tc>
+          <w:tcPr>
+            <w:tcW w:w="851" w:type="dxa"/>
+            <w:tcBorders>
+              <w:top w:val="nil"/>
+              <w:left w:val="single" w:sz="4" w:space="0" w:color="auto"/>
+              <w:bottom w:val="nil"/>
+            </w:tcBorders>
+          </w:tcPr>
+          <w:p>
+            <w:pPr>
+              <w:pStyle w:val="Heading2"/>
+            </w:pPr>
+          </w:p>
+        </w:tc>
+        <w:tc>
+          <w:tcPr>
+            <w:tcW w:w="3231" w:type="dxa"/>
+            <w:tcBorders>
+              <w:top w:val="single" w:sz="4" w:space="0" w:color="auto"/>
+              <w:left w:val="single" w:sz="4" w:space="0" w:color="auto"/>
+              <w:bottom w:val="single" w:sz="4" w:space="0" w:color="auto"/>
+            </w:tcBorders>
+            <w:shd w:val="clear" w:color="auto" w:fill="FFFFFF" w:themeFill="background1"/>
+          </w:tcPr>
+          <w:p>
+            <w:pPr>
+              <w:pStyle w:val="Heading2"/>
+            </w:pPr>
+            <w:r>
+              <w:fldChar w:fldCharType="begin">
+                <w:ffData>
+                  <w:name w:val="Text11"/>
+                  <w:enabled/>
+                  <w:calcOnExit w:val="0"/>
+                  <w:textInput/>
+                </w:ffData>
+              </w:fldChar>
+            </w:r>
+            <w:bookmarkStart w:id="10" w:name="Text11"/>
+            <w:r>
+              <w:instrText xml:space="preserve"> FORMTEXT </w:instrText>
+            </w:r>
+            <w:r>
+              <w:fldChar w:fldCharType="separate"/>
+            </w:r>
+            <w:r>
+              <w:rPr>
+                <w:noProof/>
+              </w:rPr>
+              <w:t> </w:t>
+            </w:r>
+            <w:r>
+              <w:rPr>
+                <w:noProof/>
+              </w:rPr>
+              <w:t> </w:t>
+            </w:r>
+            <w:r>
+              <w:rPr>
+                <w:noProof/>
+              </w:rPr>
+              <w:t> </w:t>
+            </w:r>
+            <w:r>
+              <w:rPr>
+                <w:noProof/>
+              </w:rPr>
+              <w:t> </w:t>
+            </w:r>
+            <w:r>
+              <w:rPr>
+                <w:noProof/>
+              </w:rPr>
+              <w:t> </w:t>
+            </w:r>
+            <w:r>
+              <w:fldChar w:fldCharType="end"/>
+            </w:r>
+            <w:bookmarkEnd w:id="10"/>
+          </w:p>
+        </w:tc>
+      </w:tr>
+      <w:tr>
+        <w:trPr>
+          <w:trHeight w:val="268"/>
+        </w:trPr>
+        <w:tc>
+          <w:tcPr>
+            <w:tcW w:w="3219" w:type="dxa"/>
+            <w:tcBorders>
+              <w:top w:val="nil"/>
+              <w:left w:val="nil"/>
+              <w:bottom w:val="nil"/>
+              <w:right w:val="nil"/>
+            </w:tcBorders>
+          </w:tcPr>
+          <w:p>
+            <w:pPr>
+              <w:pStyle w:val="Heading2"/>
+              <w:rPr>
+                <w:rFonts w:ascii="Avenir Next Medium" w:hAnsi="Avenir Next Medium"/>
+                <w:sz w:val="24"/>
+                <w:szCs w:val="24"/>
+              </w:rPr>
+            </w:pPr>
+          </w:p>
+        </w:tc>
+        <w:tc>
+          <w:tcPr>
+            <w:tcW w:w="3160" w:type="dxa"/>
+            <w:tcBorders>
+              <w:top w:val="single" w:sz="4" w:space="0" w:color="auto"/>
+              <w:left w:val="nil"/>
+              <w:bottom w:val="single" w:sz="4" w:space="0" w:color="auto"/>
+              <w:right w:val="nil"/>
+            </w:tcBorders>
+          </w:tcPr>
+          <w:p>
+            <w:pPr>
+              <w:pStyle w:val="Heading2"/>
+            </w:pPr>
+          </w:p>
+        </w:tc>
+        <w:tc>
+          <w:tcPr>
+            <w:tcW w:w="851" w:type="dxa"/>
             <w:tcBorders>
               <w:top w:val="nil"/>
               <w:left w:val="nil"/>
@@ -2081,100 +1812,241 @@
             <w:pPr>
               <w:pStyle w:val="Heading2"/>
             </w:pPr>
-            <w:r>
-              <w:fldChar w:fldCharType="begin">
-                <w:ffData>
-                  <w:name w:val="Check1"/>
-                  <w:enabled/>
-                  <w:calcOnExit w:val="0"/>
-                  <w:checkBox>
-                    <w:sizeAuto/>
-                    <w:default w:val="0"/>
-                  </w:checkBox>
-                </w:ffData>
-              </w:fldChar>
-            </w:r>
-            <w:bookmarkStart w:id="6" w:name="Check1"/>
-            <w:r>
-              <w:instrText xml:space="preserve"> FORMCHECKBOX </w:instrText>
-            </w:r>
-            <w:r>
-              <w:fldChar w:fldCharType="end"/>
-            </w:r>
-            <w:bookmarkEnd w:id="6"/>
-            <w:r>
-              <w:rPr>
-                <w:rFonts w:ascii="Avenir Next Demi Bold" w:hAnsi="Avenir Next Demi Bold"/>
-                <w:sz w:val="28"/>
-                <w:szCs w:val="28"/>
-              </w:rPr>
-              <w:t>Yes.</w:t>
-            </w:r>
-            <w:r>
-              <w:rPr>
-                <w:sz w:val="28"/>
-                <w:szCs w:val="28"/>
-              </w:rPr>
-              <w:t xml:space="preserve">    </w:t>
-            </w:r>
-            <w:r>
-              <w:fldChar w:fldCharType="begin">
-                <w:ffData>
-                  <w:name w:val="Check2"/>
-                  <w:enabled/>
-                  <w:calcOnExit w:val="0"/>
-                  <w:checkBox>
-                    <w:sizeAuto/>
-                    <w:default w:val="0"/>
-                  </w:checkBox>
-                </w:ffData>
-              </w:fldChar>
-            </w:r>
-            <w:bookmarkStart w:id="7" w:name="Check2"/>
-            <w:r>
-              <w:instrText xml:space="preserve"> FORMCHECKBOX </w:instrText>
-            </w:r>
-            <w:r>
-              <w:fldChar w:fldCharType="end"/>
-            </w:r>
-            <w:bookmarkEnd w:id="7"/>
-            <w:r>
-              <w:t xml:space="preserve">  </w:t>
-            </w:r>
-            <w:r>
-              <w:rPr>
-                <w:rFonts w:ascii="Avenir Next Demi Bold" w:hAnsi="Avenir Next Demi Bold"/>
-                <w:sz w:val="28"/>
-                <w:szCs w:val="28"/>
-              </w:rPr>
-              <w:t>No</w:t>
-            </w:r>
+          </w:p>
+        </w:tc>
+        <w:tc>
+          <w:tcPr>
+            <w:tcW w:w="3231" w:type="dxa"/>
+            <w:tcBorders>
+              <w:top w:val="single" w:sz="4" w:space="0" w:color="auto"/>
+              <w:left w:val="nil"/>
+              <w:bottom w:val="single" w:sz="4" w:space="0" w:color="auto"/>
+              <w:right w:val="nil"/>
+            </w:tcBorders>
+          </w:tcPr>
+          <w:p>
+            <w:pPr>
+              <w:pStyle w:val="Heading2"/>
+            </w:pPr>
           </w:p>
         </w:tc>
       </w:tr>
-    </w:tbl>
-    <w:p>
-      <w:pPr>
-        <w:pStyle w:val="Heading2"/>
-      </w:pPr>
-    </w:p>
-    <w:tbl>
-      <w:tblPr>
-        <w:tblStyle w:val="TableGrid"/>
-        <w:tblpPr w:leftFromText="180" w:rightFromText="180" w:vertAnchor="text" w:horzAnchor="margin" w:tblpXSpec="right" w:tblpY="495"/>
-        <w:tblW w:w="0" w:type="auto"/>
-        <w:tblLook w:val="04A0" w:firstRow="1" w:lastRow="0" w:firstColumn="1" w:lastColumn="0" w:noHBand="0" w:noVBand="1"/>
-      </w:tblPr>
-      <w:tblGrid>
-        <w:gridCol w:w="4161"/>
-      </w:tblGrid>
       <w:tr>
-        <w:trPr>
-          <w:trHeight w:val="664"/>
-        </w:trPr>
         <w:tc>
           <w:tcPr>
-            <w:tcW w:w="4161" w:type="dxa"/>
+            <w:tcW w:w="3219" w:type="dxa"/>
+            <w:tcBorders>
+              <w:top w:val="nil"/>
+              <w:left w:val="nil"/>
+              <w:bottom w:val="nil"/>
+              <w:right w:val="single" w:sz="4" w:space="0" w:color="auto"/>
+            </w:tcBorders>
+          </w:tcPr>
+          <w:p>
+            <w:pPr>
+              <w:pStyle w:val="Heading2"/>
+            </w:pPr>
+            <w:r>
+              <w:rPr>
+                <w:rFonts w:ascii="Avenir Next Medium" w:hAnsi="Avenir Next Medium"/>
+                <w:sz w:val="28"/>
+                <w:szCs w:val="28"/>
+              </w:rPr>
+              <w:t>Organisation:</w:t>
+            </w:r>
+          </w:p>
+        </w:tc>
+        <w:tc>
+          <w:tcPr>
+            <w:tcW w:w="3160" w:type="dxa"/>
+            <w:tcBorders>
+              <w:top w:val="single" w:sz="4" w:space="0" w:color="auto"/>
+              <w:left w:val="single" w:sz="4" w:space="0" w:color="auto"/>
+              <w:bottom w:val="single" w:sz="4" w:space="0" w:color="auto"/>
+            </w:tcBorders>
+            <w:shd w:val="clear" w:color="auto" w:fill="FFFFFF" w:themeFill="background1"/>
+          </w:tcPr>
+          <w:p>
+            <w:pPr>
+              <w:pStyle w:val="Heading2"/>
+            </w:pPr>
+            <w:r>
+              <w:fldChar w:fldCharType="begin">
+                <w:ffData>
+                  <w:name w:val="Text12"/>
+                  <w:enabled/>
+                  <w:calcOnExit w:val="0"/>
+                  <w:textInput/>
+                </w:ffData>
+              </w:fldChar>
+            </w:r>
+            <w:bookmarkStart w:id="11" w:name="Text12"/>
+            <w:r>
+              <w:instrText xml:space="preserve"> FORMTEXT </w:instrText>
+            </w:r>
+            <w:r>
+              <w:fldChar w:fldCharType="separate"/>
+            </w:r>
+            <w:r>
+              <w:rPr>
+                <w:noProof/>
+              </w:rPr>
+              <w:t> </w:t>
+            </w:r>
+            <w:r>
+              <w:rPr>
+                <w:noProof/>
+              </w:rPr>
+              <w:t> </w:t>
+            </w:r>
+            <w:r>
+              <w:rPr>
+                <w:noProof/>
+              </w:rPr>
+              <w:t> </w:t>
+            </w:r>
+            <w:r>
+              <w:rPr>
+                <w:noProof/>
+              </w:rPr>
+              <w:t> </w:t>
+            </w:r>
+            <w:r>
+              <w:rPr>
+                <w:noProof/>
+              </w:rPr>
+              <w:t> </w:t>
+            </w:r>
+            <w:r>
+              <w:fldChar w:fldCharType="end"/>
+            </w:r>
+            <w:bookmarkEnd w:id="11"/>
+          </w:p>
+        </w:tc>
+        <w:tc>
+          <w:tcPr>
+            <w:tcW w:w="851" w:type="dxa"/>
+            <w:tcBorders>
+              <w:top w:val="nil"/>
+              <w:left w:val="single" w:sz="4" w:space="0" w:color="auto"/>
+              <w:bottom w:val="nil"/>
+            </w:tcBorders>
+          </w:tcPr>
+          <w:p>
+            <w:pPr>
+              <w:pStyle w:val="Heading2"/>
+            </w:pPr>
+          </w:p>
+        </w:tc>
+        <w:tc>
+          <w:tcPr>
+            <w:tcW w:w="3231" w:type="dxa"/>
+            <w:tcBorders>
+              <w:top w:val="single" w:sz="4" w:space="0" w:color="auto"/>
+              <w:left w:val="single" w:sz="4" w:space="0" w:color="auto"/>
+              <w:bottom w:val="single" w:sz="4" w:space="0" w:color="auto"/>
+            </w:tcBorders>
+            <w:shd w:val="clear" w:color="auto" w:fill="FFFFFF" w:themeFill="background1"/>
+          </w:tcPr>
+          <w:p>
+            <w:pPr>
+              <w:pStyle w:val="Heading2"/>
+            </w:pPr>
+            <w:r>
+              <w:fldChar w:fldCharType="begin">
+                <w:ffData>
+                  <w:name w:val="Text13"/>
+                  <w:enabled/>
+                  <w:calcOnExit w:val="0"/>
+                  <w:textInput/>
+                </w:ffData>
+              </w:fldChar>
+            </w:r>
+            <w:bookmarkStart w:id="12" w:name="Text13"/>
+            <w:r>
+              <w:instrText xml:space="preserve"> FORMTEXT </w:instrText>
+            </w:r>
+            <w:r>
+              <w:fldChar w:fldCharType="separate"/>
+            </w:r>
+            <w:r>
+              <w:rPr>
+                <w:noProof/>
+              </w:rPr>
+              <w:t> </w:t>
+            </w:r>
+            <w:r>
+              <w:rPr>
+                <w:noProof/>
+              </w:rPr>
+              <w:t> </w:t>
+            </w:r>
+            <w:r>
+              <w:rPr>
+                <w:noProof/>
+              </w:rPr>
+              <w:t> </w:t>
+            </w:r>
+            <w:r>
+              <w:rPr>
+                <w:noProof/>
+              </w:rPr>
+              <w:t> </w:t>
+            </w:r>
+            <w:r>
+              <w:rPr>
+                <w:noProof/>
+              </w:rPr>
+              <w:t> </w:t>
+            </w:r>
+            <w:r>
+              <w:fldChar w:fldCharType="end"/>
+            </w:r>
+            <w:bookmarkEnd w:id="12"/>
+          </w:p>
+        </w:tc>
+      </w:tr>
+      <w:tr>
+        <w:tc>
+          <w:tcPr>
+            <w:tcW w:w="3219" w:type="dxa"/>
+            <w:tcBorders>
+              <w:top w:val="nil"/>
+              <w:left w:val="nil"/>
+              <w:bottom w:val="nil"/>
+              <w:right w:val="nil"/>
+            </w:tcBorders>
+          </w:tcPr>
+          <w:p>
+            <w:pPr>
+              <w:pStyle w:val="Heading2"/>
+              <w:rPr>
+                <w:rFonts w:ascii="Avenir Next Medium" w:hAnsi="Avenir Next Medium"/>
+                <w:sz w:val="28"/>
+                <w:szCs w:val="28"/>
+              </w:rPr>
+            </w:pPr>
+          </w:p>
+        </w:tc>
+        <w:tc>
+          <w:tcPr>
+            <w:tcW w:w="3160" w:type="dxa"/>
+            <w:tcBorders>
+              <w:top w:val="single" w:sz="4" w:space="0" w:color="auto"/>
+              <w:left w:val="nil"/>
+              <w:bottom w:val="single" w:sz="4" w:space="0" w:color="auto"/>
+              <w:right w:val="nil"/>
+            </w:tcBorders>
+          </w:tcPr>
+          <w:p>
+            <w:pPr>
+              <w:pStyle w:val="Heading2"/>
+            </w:pPr>
+          </w:p>
+        </w:tc>
+        <w:tc>
+          <w:tcPr>
+            <w:tcW w:w="851" w:type="dxa"/>
             <w:tcBorders>
               <w:top w:val="nil"/>
               <w:left w:val="nil"/>
@@ -2186,236 +2058,58 @@
             <w:pPr>
               <w:pStyle w:val="Heading2"/>
             </w:pPr>
-            <w:r>
-              <w:fldChar w:fldCharType="begin">
-                <w:ffData>
-                  <w:name w:val="Check1"/>
-                  <w:enabled/>
-                  <w:calcOnExit w:val="0"/>
-                  <w:checkBox>
-                    <w:sizeAuto/>
-                    <w:default w:val="0"/>
-                  </w:checkBox>
-                </w:ffData>
-              </w:fldChar>
-            </w:r>
-            <w:r>
-              <w:instrText xml:space="preserve"> FORMCHECKBOX </w:instrText>
-            </w:r>
-            <w:r>
-              <w:fldChar w:fldCharType="end"/>
-            </w:r>
-            <w:r>
-              <w:rPr>
-                <w:rFonts w:ascii="Avenir Next Demi Bold" w:hAnsi="Avenir Next Demi Bold"/>
-                <w:sz w:val="28"/>
-                <w:szCs w:val="28"/>
-              </w:rPr>
-              <w:t>Yes.</w:t>
-            </w:r>
-            <w:r>
-              <w:rPr>
-                <w:sz w:val="28"/>
-                <w:szCs w:val="28"/>
-              </w:rPr>
-              <w:t xml:space="preserve">    </w:t>
-            </w:r>
-            <w:r>
-              <w:fldChar w:fldCharType="begin">
-                <w:ffData>
-                  <w:name w:val="Check2"/>
-                  <w:enabled/>
-                  <w:calcOnExit w:val="0"/>
-                  <w:checkBox>
-                    <w:sizeAuto/>
-                    <w:default w:val="0"/>
-                  </w:checkBox>
-                </w:ffData>
-              </w:fldChar>
-            </w:r>
-            <w:r>
-              <w:instrText xml:space="preserve"> FORMCHECKBOX </w:instrText>
-            </w:r>
-            <w:r>
-              <w:fldChar w:fldCharType="end"/>
-            </w:r>
-            <w:r>
-              <w:t xml:space="preserve">  </w:t>
-            </w:r>
-            <w:r>
-              <w:rPr>
-                <w:rFonts w:ascii="Avenir Next Demi Bold" w:hAnsi="Avenir Next Demi Bold"/>
-                <w:sz w:val="28"/>
-                <w:szCs w:val="28"/>
-              </w:rPr>
-              <w:t>No</w:t>
-            </w:r>
+          </w:p>
+        </w:tc>
+        <w:tc>
+          <w:tcPr>
+            <w:tcW w:w="3231" w:type="dxa"/>
+            <w:tcBorders>
+              <w:top w:val="single" w:sz="4" w:space="0" w:color="auto"/>
+              <w:left w:val="nil"/>
+              <w:bottom w:val="single" w:sz="4" w:space="0" w:color="auto"/>
+              <w:right w:val="nil"/>
+            </w:tcBorders>
+          </w:tcPr>
+          <w:p>
+            <w:pPr>
+              <w:pStyle w:val="Heading2"/>
+            </w:pPr>
           </w:p>
         </w:tc>
       </w:tr>
-    </w:tbl>
-    <w:p>
-      <w:pPr>
-        <w:pStyle w:val="Heading2"/>
-      </w:pPr>
-      <w:r>
-        <w:rPr>
-          <w:noProof/>
-        </w:rPr>
-        <mc:AlternateContent>
-          <mc:Choice Requires="wps">
-            <w:drawing>
-              <wp:anchor distT="0" distB="0" distL="114300" distR="114300" simplePos="0" relativeHeight="251932160" behindDoc="0" locked="0" layoutInCell="1" allowOverlap="1" wp14:anchorId="7BBC10E9" wp14:editId="0F0F98AA">
-                <wp:simplePos x="0" y="0"/>
-                <wp:positionH relativeFrom="column">
-                  <wp:posOffset>-142501</wp:posOffset>
-                </wp:positionH>
-                <wp:positionV relativeFrom="page">
-                  <wp:posOffset>8865235</wp:posOffset>
-                </wp:positionV>
-                <wp:extent cx="3630706" cy="349064"/>
-                <wp:effectExtent l="0" t="0" r="0" b="0"/>
-                <wp:wrapNone/>
-                <wp:docPr id="1674148267" name="Text Box 85"/>
-                <wp:cNvGraphicFramePr/>
-                <a:graphic xmlns:a="http://schemas.openxmlformats.org/drawingml/2006/main">
-                  <a:graphicData uri="http://schemas.microsoft.com/office/word/2010/wordprocessingShape">
-                    <wps:wsp>
-                      <wps:cNvSpPr txBox="1"/>
-                      <wps:spPr>
-                        <a:xfrm>
-                          <a:off x="0" y="0"/>
-                          <a:ext cx="3630706" cy="349064"/>
-                        </a:xfrm>
-                        <a:prstGeom prst="rect">
-                          <a:avLst/>
-                        </a:prstGeom>
-                        <a:noFill/>
-                        <a:ln w="6350">
-                          <a:noFill/>
-                        </a:ln>
-                      </wps:spPr>
-                      <wps:txbx>
-                        <w:txbxContent>
-                          <w:p>
-                            <w:pPr>
-                              <w:rPr>
-                                <w:rFonts w:ascii="Avenir Next Medium" w:hAnsi="Avenir Next Medium"/>
-                                <w:sz w:val="28"/>
-                                <w:szCs w:val="28"/>
-                              </w:rPr>
-                            </w:pPr>
-                            <w:r>
-                              <w:rPr>
-                                <w:rFonts w:ascii="Avenir Next Medium" w:hAnsi="Avenir Next Medium"/>
-                                <w:sz w:val="28"/>
-                                <w:szCs w:val="28"/>
-                              </w:rPr>
-                              <w:t>Do you hold a full Valid UK driving license</w:t>
-                            </w:r>
-                          </w:p>
-                          <w:p>
-                            <w:pPr>
-                              <w:rPr>
-                                <w:sz w:val="26"/>
-                                <w:szCs w:val="26"/>
-                              </w:rPr>
-                            </w:pPr>
-                            <w:r>
-                              <w:rPr>
-                                <w:rFonts w:ascii="Avenir Next Medium" w:hAnsi="Avenir Next Medium"/>
-                                <w:sz w:val="28"/>
-                                <w:szCs w:val="28"/>
-                              </w:rPr>
-                              <w:br/>
-                            </w:r>
-                          </w:p>
-                          <w:p/>
-                        </w:txbxContent>
-                      </wps:txbx>
-                      <wps:bodyPr rot="0" spcFirstLastPara="0" vertOverflow="overflow" horzOverflow="overflow" vert="horz" wrap="square" lIns="91440" tIns="45720" rIns="91440" bIns="45720" numCol="1" spcCol="0" rtlCol="0" fromWordArt="0" anchor="t" anchorCtr="0" forceAA="0" compatLnSpc="1">
-                        <a:prstTxWarp prst="textNoShape">
-                          <a:avLst/>
-                        </a:prstTxWarp>
-                        <a:noAutofit/>
-                      </wps:bodyPr>
-                    </wps:wsp>
-                  </a:graphicData>
-                </a:graphic>
-                <wp14:sizeRelH relativeFrom="margin">
-                  <wp14:pctWidth>0</wp14:pctWidth>
-                </wp14:sizeRelH>
-                <wp14:sizeRelV relativeFrom="margin">
-                  <wp14:pctHeight>0</wp14:pctHeight>
-                </wp14:sizeRelV>
-              </wp:anchor>
-            </w:drawing>
-          </mc:Choice>
-          <mc:Fallback>
-            <w:pict>
-              <v:shape w14:anchorId="7BBC10E9" id="_x0000_s1030" type="#_x0000_t202" style="position:absolute;margin-left:-11.2pt;margin-top:698.05pt;width:285.9pt;height:27.5pt;z-index:251932160;visibility:visible;mso-wrap-style:square;mso-width-percent:0;mso-height-percent:0;mso-wrap-distance-left:9pt;mso-wrap-distance-top:0;mso-wrap-distance-right:9pt;mso-wrap-distance-bottom:0;mso-position-horizontal:absolute;mso-position-horizontal-relative:text;mso-position-vertical:absolute;mso-position-vertical-relative:page;mso-width-percent:0;mso-height-percent:0;mso-width-relative:margin;mso-height-relative:margin;v-text-anchor:top" o:gfxdata="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" filled="f" stroked="f" strokeweight=".5pt">
-                <v:textbox>
-                  <w:txbxContent>
-                    <w:p>
-                      <w:pPr>
-                        <w:rPr>
-                          <w:rFonts w:ascii="Avenir Next Medium" w:hAnsi="Avenir Next Medium"/>
-                          <w:sz w:val="28"/>
-                          <w:szCs w:val="28"/>
-                        </w:rPr>
-                      </w:pPr>
-                      <w:r>
-                        <w:rPr>
-                          <w:rFonts w:ascii="Avenir Next Medium" w:hAnsi="Avenir Next Medium"/>
-                          <w:sz w:val="28"/>
-                          <w:szCs w:val="28"/>
-                        </w:rPr>
-                        <w:t>Do you hold a full Valid UK driving license</w:t>
-                      </w:r>
-                    </w:p>
-                    <w:p>
-                      <w:pPr>
-                        <w:rPr>
-                          <w:sz w:val="26"/>
-                          <w:szCs w:val="26"/>
-                        </w:rPr>
-                      </w:pPr>
-                      <w:r>
-                        <w:rPr>
-                          <w:rFonts w:ascii="Avenir Next Medium" w:hAnsi="Avenir Next Medium"/>
-                          <w:sz w:val="28"/>
-                          <w:szCs w:val="28"/>
-                        </w:rPr>
-                        <w:br/>
-                      </w:r>
-                    </w:p>
-                    <w:p/>
-                  </w:txbxContent>
-                </v:textbox>
-                <w10:wrap anchory="page"/>
-              </v:shape>
-            </w:pict>
-          </mc:Fallback>
-        </mc:AlternateContent>
-      </w:r>
-    </w:p>
-    <w:tbl>
-      <w:tblPr>
-        <w:tblStyle w:val="TableGrid"/>
-        <w:tblpPr w:leftFromText="180" w:rightFromText="180" w:vertAnchor="text" w:horzAnchor="margin" w:tblpY="1200"/>
-        <w:tblW w:w="9509" w:type="dxa"/>
-        <w:tblLook w:val="04A0" w:firstRow="1" w:lastRow="0" w:firstColumn="1" w:lastColumn="0" w:noHBand="0" w:noVBand="1"/>
-      </w:tblPr>
-      <w:tblGrid>
-        <w:gridCol w:w="9509"/>
-      </w:tblGrid>
       <w:tr>
-        <w:trPr>
-          <w:trHeight w:val="449"/>
-        </w:trPr>
         <w:tc>
           <w:tcPr>
-            <w:tcW w:w="9509" w:type="dxa"/>
+            <w:tcW w:w="3219" w:type="dxa"/>
+            <w:tcBorders>
+              <w:top w:val="nil"/>
+              <w:left w:val="nil"/>
+              <w:bottom w:val="nil"/>
+              <w:right w:val="single" w:sz="4" w:space="0" w:color="auto"/>
+            </w:tcBorders>
+          </w:tcPr>
+          <w:p>
+            <w:pPr>
+              <w:pStyle w:val="Heading2"/>
+            </w:pPr>
+            <w:r>
+              <w:rPr>
+                <w:rFonts w:ascii="Avenir Next Medium" w:hAnsi="Avenir Next Medium"/>
+                <w:sz w:val="28"/>
+                <w:szCs w:val="28"/>
+              </w:rPr>
+              <w:t>Relationship:</w:t>
+            </w:r>
+          </w:p>
+        </w:tc>
+        <w:tc>
+          <w:tcPr>
+            <w:tcW w:w="3160" w:type="dxa"/>
+            <w:tcBorders>
+              <w:top w:val="single" w:sz="4" w:space="0" w:color="auto"/>
+              <w:left w:val="single" w:sz="4" w:space="0" w:color="auto"/>
+              <w:bottom w:val="single" w:sz="4" w:space="0" w:color="auto"/>
+            </w:tcBorders>
             <w:shd w:val="clear" w:color="auto" w:fill="FFFFFF" w:themeFill="background1"/>
           </w:tcPr>
           <w:p>
@@ -2425,13 +2119,14 @@
             <w:r>
               <w:fldChar w:fldCharType="begin">
                 <w:ffData>
-                  <w:name w:val="Text6"/>
+                  <w:name w:val="Text14"/>
                   <w:enabled/>
                   <w:calcOnExit w:val="0"/>
                   <w:textInput/>
                 </w:ffData>
               </w:fldChar>
             </w:r>
+            <w:bookmarkStart w:id="13" w:name="Text14"/>
             <w:r>
               <w:instrText xml:space="preserve"> FORMTEXT </w:instrText>
             </w:r>
@@ -2471,641 +2166,32 @@
             <w:r>
               <w:fldChar w:fldCharType="end"/>
             </w:r>
+            <w:bookmarkEnd w:id="13"/>
           </w:p>
         </w:tc>
-      </w:tr>
-    </w:tbl>
-    <w:p>
-      <w:pPr>
-        <w:pStyle w:val="Heading2"/>
-      </w:pPr>
-      <w:r>
-        <w:rPr>
-          <w:noProof/>
-        </w:rPr>
-        <mc:AlternateContent>
-          <mc:Choice Requires="wps">
-            <w:drawing>
-              <wp:anchor distT="0" distB="0" distL="114300" distR="114300" simplePos="0" relativeHeight="251934208" behindDoc="0" locked="0" layoutInCell="1" allowOverlap="1" wp14:anchorId="5531D1E2" wp14:editId="049082F8">
-                <wp:simplePos x="0" y="0"/>
-                <wp:positionH relativeFrom="column">
-                  <wp:posOffset>-143136</wp:posOffset>
-                </wp:positionH>
-                <wp:positionV relativeFrom="page">
-                  <wp:posOffset>9385935</wp:posOffset>
-                </wp:positionV>
-                <wp:extent cx="6418730" cy="358589"/>
-                <wp:effectExtent l="0" t="0" r="0" b="0"/>
-                <wp:wrapNone/>
-                <wp:docPr id="1199229621" name="Text Box 85"/>
-                <wp:cNvGraphicFramePr/>
-                <a:graphic xmlns:a="http://schemas.openxmlformats.org/drawingml/2006/main">
-                  <a:graphicData uri="http://schemas.microsoft.com/office/word/2010/wordprocessingShape">
-                    <wps:wsp>
-                      <wps:cNvSpPr txBox="1"/>
-                      <wps:spPr>
-                        <a:xfrm>
-                          <a:off x="0" y="0"/>
-                          <a:ext cx="6418730" cy="358589"/>
-                        </a:xfrm>
-                        <a:prstGeom prst="rect">
-                          <a:avLst/>
-                        </a:prstGeom>
-                        <a:noFill/>
-                        <a:ln w="6350">
-                          <a:noFill/>
-                        </a:ln>
-                      </wps:spPr>
-                      <wps:txbx>
-                        <w:txbxContent>
-                          <w:p>
-                            <w:pPr>
-                              <w:rPr>
-                                <w:sz w:val="26"/>
-                                <w:szCs w:val="26"/>
-                              </w:rPr>
-                            </w:pPr>
-                            <w:r>
-                              <w:rPr>
-                                <w:rFonts w:ascii="Avenir Next Medium" w:hAnsi="Avenir Next Medium"/>
-                                <w:sz w:val="28"/>
-                                <w:szCs w:val="28"/>
-                              </w:rPr>
-                              <w:t>Do you require any reasonable adjustments during the recruitment process?</w:t>
-                            </w:r>
-                            <w:r>
-                              <w:rPr>
-                                <w:rFonts w:ascii="Avenir Next Medium" w:hAnsi="Avenir Next Medium"/>
-                                <w:sz w:val="28"/>
-                                <w:szCs w:val="28"/>
-                              </w:rPr>
-                              <w:br/>
-                            </w:r>
-                            <w:r>
-                              <w:rPr>
-                                <w:rFonts w:ascii="Avenir Next Medium" w:hAnsi="Avenir Next Medium"/>
-                                <w:sz w:val="28"/>
-                                <w:szCs w:val="28"/>
-                              </w:rPr>
-                              <w:br/>
-                            </w:r>
-                            <w:r>
-                              <w:rPr>
-                                <w:rFonts w:ascii="Avenir Next Medium" w:hAnsi="Avenir Next Medium"/>
-                                <w:sz w:val="28"/>
-                                <w:szCs w:val="28"/>
-                              </w:rPr>
-                              <w:br/>
-                            </w:r>
-                          </w:p>
-                          <w:p/>
-                        </w:txbxContent>
-                      </wps:txbx>
-                      <wps:bodyPr rot="0" spcFirstLastPara="0" vertOverflow="overflow" horzOverflow="overflow" vert="horz" wrap="square" lIns="91440" tIns="45720" rIns="91440" bIns="45720" numCol="1" spcCol="0" rtlCol="0" fromWordArt="0" anchor="t" anchorCtr="0" forceAA="0" compatLnSpc="1">
-                        <a:prstTxWarp prst="textNoShape">
-                          <a:avLst/>
-                        </a:prstTxWarp>
-                        <a:noAutofit/>
-                      </wps:bodyPr>
-                    </wps:wsp>
-                  </a:graphicData>
-                </a:graphic>
-                <wp14:sizeRelH relativeFrom="margin">
-                  <wp14:pctWidth>0</wp14:pctWidth>
-                </wp14:sizeRelH>
-                <wp14:sizeRelV relativeFrom="margin">
-                  <wp14:pctHeight>0</wp14:pctHeight>
-                </wp14:sizeRelV>
-              </wp:anchor>
-            </w:drawing>
-          </mc:Choice>
-          <mc:Fallback>
-            <w:pict>
-              <v:shape w14:anchorId="5531D1E2" id="_x0000_s1031" type="#_x0000_t202" style="position:absolute;margin-left:-11.25pt;margin-top:739.05pt;width:505.4pt;height:28.25pt;z-index:251934208;visibility:visible;mso-wrap-style:square;mso-width-percent:0;mso-height-percent:0;mso-wrap-distance-left:9pt;mso-wrap-distance-top:0;mso-wrap-distance-right:9pt;mso-wrap-distance-bottom:0;mso-position-horizontal:absolute;mso-position-horizontal-relative:text;mso-position-vertical:absolute;mso-position-vertical-relative:page;mso-width-percent:0;mso-height-percent:0;mso-width-relative:margin;mso-height-relative:margin;v-text-anchor:top" o:gfxdata="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" filled="f" stroked="f" strokeweight=".5pt">
-                <v:textbox>
-                  <w:txbxContent>
-                    <w:p>
-                      <w:pPr>
-                        <w:rPr>
-                          <w:sz w:val="26"/>
-                          <w:szCs w:val="26"/>
-                        </w:rPr>
-                      </w:pPr>
-                      <w:r>
-                        <w:rPr>
-                          <w:rFonts w:ascii="Avenir Next Medium" w:hAnsi="Avenir Next Medium"/>
-                          <w:sz w:val="28"/>
-                          <w:szCs w:val="28"/>
-                        </w:rPr>
-                        <w:t>Do you require any reasonable adjustments during the recruitment process?</w:t>
-                      </w:r>
-                      <w:r>
-                        <w:rPr>
-                          <w:rFonts w:ascii="Avenir Next Medium" w:hAnsi="Avenir Next Medium"/>
-                          <w:sz w:val="28"/>
-                          <w:szCs w:val="28"/>
-                        </w:rPr>
-                        <w:br/>
-                      </w:r>
-                      <w:r>
-                        <w:rPr>
-                          <w:rFonts w:ascii="Avenir Next Medium" w:hAnsi="Avenir Next Medium"/>
-                          <w:sz w:val="28"/>
-                          <w:szCs w:val="28"/>
-                        </w:rPr>
-                        <w:br/>
-                      </w:r>
-                      <w:r>
-                        <w:rPr>
-                          <w:rFonts w:ascii="Avenir Next Medium" w:hAnsi="Avenir Next Medium"/>
-                          <w:sz w:val="28"/>
-                          <w:szCs w:val="28"/>
-                        </w:rPr>
-                        <w:br/>
-                      </w:r>
-                    </w:p>
-                    <w:p/>
-                  </w:txbxContent>
-                </v:textbox>
-                <w10:wrap anchory="page"/>
-              </v:shape>
-            </w:pict>
-          </mc:Fallback>
-        </mc:AlternateContent>
-      </w:r>
-    </w:p>
-    <w:p>
-      <w:pPr>
-        <w:pStyle w:val="Heading2"/>
-      </w:pPr>
-    </w:p>
-    <w:p>
-      <w:pPr>
-        <w:pStyle w:val="Heading2"/>
-      </w:pPr>
-      <w:r>
-        <w:rPr>
-          <w:noProof/>
-        </w:rPr>
-        <w:lastRenderedPageBreak/>
-        <mc:AlternateContent>
-          <mc:Choice Requires="wps">
-            <w:drawing>
-              <wp:anchor distT="0" distB="0" distL="114300" distR="114300" simplePos="0" relativeHeight="251926016" behindDoc="1" locked="0" layoutInCell="1" allowOverlap="1" wp14:anchorId="1CFF9B69" wp14:editId="1B55539C">
-                <wp:simplePos x="0" y="0"/>
-                <wp:positionH relativeFrom="column">
-                  <wp:posOffset>-143435</wp:posOffset>
-                </wp:positionH>
-                <wp:positionV relativeFrom="page">
-                  <wp:posOffset>331694</wp:posOffset>
-                </wp:positionV>
-                <wp:extent cx="6588835" cy="3290047"/>
-                <wp:effectExtent l="0" t="0" r="0" b="0"/>
-                <wp:wrapNone/>
-                <wp:docPr id="1258101498" name="Text Box 85"/>
-                <wp:cNvGraphicFramePr/>
-                <a:graphic xmlns:a="http://schemas.openxmlformats.org/drawingml/2006/main">
-                  <a:graphicData uri="http://schemas.microsoft.com/office/word/2010/wordprocessingShape">
-                    <wps:wsp>
-                      <wps:cNvSpPr txBox="1"/>
-                      <wps:spPr>
-                        <a:xfrm>
-                          <a:off x="0" y="0"/>
-                          <a:ext cx="6588835" cy="3290047"/>
-                        </a:xfrm>
-                        <a:prstGeom prst="rect">
-                          <a:avLst/>
-                        </a:prstGeom>
-                        <a:noFill/>
-                        <a:ln w="6350">
-                          <a:noFill/>
-                        </a:ln>
-                      </wps:spPr>
-                      <wps:txbx>
-                        <w:txbxContent>
-                          <w:p>
-                            <w:pPr>
-                              <w:rPr>
-                                <w:rFonts w:ascii="Avenir Next Medium" w:hAnsi="Avenir Next Medium"/>
-                                <w:sz w:val="16"/>
-                                <w:szCs w:val="16"/>
-                              </w:rPr>
-                            </w:pPr>
-                            <w:r>
-                              <w:rPr>
-                                <w:rFonts w:ascii="Avenir Next Demi Bold" w:hAnsi="Avenir Next Demi Bold"/>
-                                <w:b/>
-                                <w:bCs/>
-                                <w:color w:val="C61E5D"/>
-                                <w:sz w:val="32"/>
-                                <w:szCs w:val="32"/>
-                              </w:rPr>
-                              <w:t>References</w:t>
-                            </w:r>
-                            <w:r>
-                              <w:rPr>
-                                <w:rFonts w:ascii="Avenir Next Demi Bold" w:hAnsi="Avenir Next Demi Bold"/>
-                                <w:b/>
-                                <w:bCs/>
-                                <w:color w:val="C61E5D"/>
-                                <w:sz w:val="26"/>
-                                <w:szCs w:val="26"/>
-                              </w:rPr>
-                              <w:br/>
-                            </w:r>
-                            <w:r>
-                              <w:rPr>
-                                <w:rFonts w:ascii="Avenir Next Medium" w:hAnsi="Avenir Next Medium"/>
-                                <w:color w:val="C61E5D"/>
-                                <w:sz w:val="26"/>
-                                <w:szCs w:val="26"/>
-                              </w:rPr>
-                              <w:br/>
-                            </w:r>
-                            <w:r>
-                              <w:rPr>
-                                <w:rFonts w:ascii="Avenir Next Medium" w:hAnsi="Avenir Next Medium"/>
-                                <w:sz w:val="28"/>
-                                <w:szCs w:val="28"/>
-                              </w:rPr>
-                              <w:t>Please Provide the details of two referees.</w:t>
-                            </w:r>
-                            <w:r>
-                              <w:rPr>
-                                <w:rFonts w:ascii="Avenir Next Medium" w:hAnsi="Avenir Next Medium"/>
-                                <w:sz w:val="28"/>
-                                <w:szCs w:val="28"/>
-                              </w:rPr>
-                              <w:br/>
-                            </w:r>
-                            <w:r>
-                              <w:rPr>
-                                <w:rFonts w:ascii="Avenir Next Medium" w:hAnsi="Avenir Next Medium"/>
-                                <w:sz w:val="28"/>
-                                <w:szCs w:val="28"/>
-                              </w:rPr>
-                              <w:br/>
-                            </w:r>
-                            <w:r>
-                              <w:rPr>
-                                <w:rFonts w:ascii="Avenir Next Medium" w:hAnsi="Avenir Next Medium"/>
-                                <w:sz w:val="28"/>
-                                <w:szCs w:val="28"/>
-                              </w:rPr>
-                              <w:t>Name:</w:t>
-                            </w:r>
-                            <w:r>
-                              <w:rPr>
-                                <w:rFonts w:ascii="Avenir Next Medium" w:hAnsi="Avenir Next Medium"/>
-                                <w:sz w:val="28"/>
-                                <w:szCs w:val="28"/>
-                              </w:rPr>
-                              <w:br/>
-                            </w:r>
-                          </w:p>
-                          <w:p>
-                            <w:pPr>
-                              <w:rPr>
-                                <w:sz w:val="26"/>
-                                <w:szCs w:val="26"/>
-                              </w:rPr>
-                            </w:pPr>
-                            <w:r>
-                              <w:rPr>
-                                <w:rFonts w:ascii="Avenir Next Medium" w:hAnsi="Avenir Next Medium"/>
-                                <w:sz w:val="28"/>
-                                <w:szCs w:val="28"/>
-                              </w:rPr>
-                              <w:t>Organisation:</w:t>
-                            </w:r>
-                            <w:r>
-                              <w:rPr>
-                                <w:rFonts w:ascii="Avenir Next Medium" w:hAnsi="Avenir Next Medium"/>
-                                <w:sz w:val="28"/>
-                                <w:szCs w:val="28"/>
-                              </w:rPr>
-                              <w:br/>
-                            </w:r>
-                            <w:r>
-                              <w:rPr>
-                                <w:rFonts w:ascii="Avenir Next Medium" w:hAnsi="Avenir Next Medium"/>
-                                <w:sz w:val="28"/>
-                                <w:szCs w:val="28"/>
-                              </w:rPr>
-                              <w:br/>
-                              <w:t>Relationship:</w:t>
-                            </w:r>
-                            <w:r>
-                              <w:rPr>
-                                <w:rFonts w:ascii="Avenir Next Medium" w:hAnsi="Avenir Next Medium"/>
-                                <w:sz w:val="28"/>
-                                <w:szCs w:val="28"/>
-                              </w:rPr>
-                              <w:br/>
-                            </w:r>
-                            <w:r>
-                              <w:rPr>
-                                <w:rFonts w:ascii="Avenir Next Medium" w:hAnsi="Avenir Next Medium"/>
-                                <w:sz w:val="16"/>
-                                <w:szCs w:val="16"/>
-                              </w:rPr>
-                              <w:br/>
-                            </w:r>
-                            <w:r>
-                              <w:rPr>
-                                <w:rFonts w:ascii="Avenir Next Medium" w:hAnsi="Avenir Next Medium"/>
-                                <w:sz w:val="28"/>
-                                <w:szCs w:val="28"/>
-                              </w:rPr>
-                              <w:t>Email:</w:t>
-                            </w:r>
-                            <w:r>
-                              <w:rPr>
-                                <w:rFonts w:ascii="Avenir Next Medium" w:hAnsi="Avenir Next Medium"/>
-                                <w:sz w:val="28"/>
-                                <w:szCs w:val="28"/>
-                              </w:rPr>
-                              <w:br/>
-                            </w:r>
-                            <w:r>
-                              <w:rPr>
-                                <w:rFonts w:ascii="Avenir Next Medium" w:hAnsi="Avenir Next Medium"/>
-                                <w:sz w:val="16"/>
-                                <w:szCs w:val="16"/>
-                              </w:rPr>
-                              <w:br/>
-                            </w:r>
-                            <w:r>
-                              <w:rPr>
-                                <w:rFonts w:ascii="Avenir Next Medium" w:hAnsi="Avenir Next Medium"/>
-                                <w:sz w:val="28"/>
-                                <w:szCs w:val="28"/>
-                              </w:rPr>
-                              <w:t>Telephone:</w:t>
-                            </w:r>
-                            <w:r>
-                              <w:rPr>
-                                <w:rFonts w:ascii="Avenir Next Medium" w:hAnsi="Avenir Next Medium"/>
-                                <w:sz w:val="28"/>
-                                <w:szCs w:val="28"/>
-                              </w:rPr>
-                              <w:br/>
-                            </w:r>
-                            <w:r>
-                              <w:rPr>
-                                <w:rFonts w:ascii="Avenir Next Medium" w:hAnsi="Avenir Next Medium"/>
-                                <w:sz w:val="28"/>
-                                <w:szCs w:val="28"/>
-                              </w:rPr>
-                              <w:br/>
-                            </w:r>
-                            <w:r>
-                              <w:rPr>
-                                <w:rFonts w:ascii="Avenir Next Medium" w:hAnsi="Avenir Next Medium"/>
-                                <w:sz w:val="28"/>
-                                <w:szCs w:val="28"/>
-                              </w:rPr>
-                              <w:br/>
-                            </w:r>
-                          </w:p>
-                          <w:p/>
-                        </w:txbxContent>
-                      </wps:txbx>
-                      <wps:bodyPr rot="0" spcFirstLastPara="0" vertOverflow="overflow" horzOverflow="overflow" vert="horz" wrap="square" lIns="91440" tIns="45720" rIns="91440" bIns="45720" numCol="1" spcCol="0" rtlCol="0" fromWordArt="0" anchor="t" anchorCtr="0" forceAA="0" compatLnSpc="1">
-                        <a:prstTxWarp prst="textNoShape">
-                          <a:avLst/>
-                        </a:prstTxWarp>
-                        <a:noAutofit/>
-                      </wps:bodyPr>
-                    </wps:wsp>
-                  </a:graphicData>
-                </a:graphic>
-                <wp14:sizeRelH relativeFrom="margin">
-                  <wp14:pctWidth>0</wp14:pctWidth>
-                </wp14:sizeRelH>
-                <wp14:sizeRelV relativeFrom="margin">
-                  <wp14:pctHeight>0</wp14:pctHeight>
-                </wp14:sizeRelV>
-              </wp:anchor>
-            </w:drawing>
-          </mc:Choice>
-          <mc:Fallback>
-            <w:pict>
-              <v:shape w14:anchorId="1CFF9B69" id="_x0000_s1032" type="#_x0000_t202" style="position:absolute;margin-left:-11.3pt;margin-top:26.1pt;width:518.8pt;height:259.05pt;z-index:-251390464;visibility:visible;mso-wrap-style:square;mso-width-percent:0;mso-height-percent:0;mso-wrap-distance-left:9pt;mso-wrap-distance-top:0;mso-wrap-distance-right:9pt;mso-wrap-distance-bottom:0;mso-position-horizontal:absolute;mso-position-horizontal-relative:text;mso-position-vertical:absolute;mso-position-vertical-relative:page;mso-width-percent:0;mso-height-percent:0;mso-width-relative:margin;mso-height-relative:margin;v-text-anchor:top" o:gfxdata="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" filled="f" stroked="f" strokeweight=".5pt">
-                <v:textbox>
-                  <w:txbxContent>
-                    <w:p>
-                      <w:pPr>
-                        <w:rPr>
-                          <w:rFonts w:ascii="Avenir Next Medium" w:hAnsi="Avenir Next Medium"/>
-                          <w:sz w:val="16"/>
-                          <w:szCs w:val="16"/>
-                        </w:rPr>
-                      </w:pPr>
-                      <w:r>
-                        <w:rPr>
-                          <w:rFonts w:ascii="Avenir Next Demi Bold" w:hAnsi="Avenir Next Demi Bold"/>
-                          <w:b/>
-                          <w:bCs/>
-                          <w:color w:val="C61E5D"/>
-                          <w:sz w:val="32"/>
-                          <w:szCs w:val="32"/>
-                        </w:rPr>
-                        <w:t>References</w:t>
-                      </w:r>
-                      <w:r>
-                        <w:rPr>
-                          <w:rFonts w:ascii="Avenir Next Demi Bold" w:hAnsi="Avenir Next Demi Bold"/>
-                          <w:b/>
-                          <w:bCs/>
-                          <w:color w:val="C61E5D"/>
-                          <w:sz w:val="26"/>
-                          <w:szCs w:val="26"/>
-                        </w:rPr>
-                        <w:br/>
-                      </w:r>
-                      <w:r>
-                        <w:rPr>
-                          <w:rFonts w:ascii="Avenir Next Medium" w:hAnsi="Avenir Next Medium"/>
-                          <w:color w:val="C61E5D"/>
-                          <w:sz w:val="26"/>
-                          <w:szCs w:val="26"/>
-                        </w:rPr>
-                        <w:br/>
-                      </w:r>
-                      <w:r>
-                        <w:rPr>
-                          <w:rFonts w:ascii="Avenir Next Medium" w:hAnsi="Avenir Next Medium"/>
-                          <w:sz w:val="28"/>
-                          <w:szCs w:val="28"/>
-                        </w:rPr>
-                        <w:t>Please Provide the details of two referees.</w:t>
-                      </w:r>
-                      <w:r>
-                        <w:rPr>
-                          <w:rFonts w:ascii="Avenir Next Medium" w:hAnsi="Avenir Next Medium"/>
-                          <w:sz w:val="28"/>
-                          <w:szCs w:val="28"/>
-                        </w:rPr>
-                        <w:br/>
-                      </w:r>
-                      <w:r>
-                        <w:rPr>
-                          <w:rFonts w:ascii="Avenir Next Medium" w:hAnsi="Avenir Next Medium"/>
-                          <w:sz w:val="28"/>
-                          <w:szCs w:val="28"/>
-                        </w:rPr>
-                        <w:br/>
-                      </w:r>
-                      <w:r>
-                        <w:rPr>
-                          <w:rFonts w:ascii="Avenir Next Medium" w:hAnsi="Avenir Next Medium"/>
-                          <w:sz w:val="28"/>
-                          <w:szCs w:val="28"/>
-                        </w:rPr>
-                        <w:t>Name:</w:t>
-                      </w:r>
-                      <w:r>
-                        <w:rPr>
-                          <w:rFonts w:ascii="Avenir Next Medium" w:hAnsi="Avenir Next Medium"/>
-                          <w:sz w:val="28"/>
-                          <w:szCs w:val="28"/>
-                        </w:rPr>
-                        <w:br/>
-                      </w:r>
-                    </w:p>
-                    <w:p>
-                      <w:pPr>
-                        <w:rPr>
-                          <w:sz w:val="26"/>
-                          <w:szCs w:val="26"/>
-                        </w:rPr>
-                      </w:pPr>
-                      <w:r>
-                        <w:rPr>
-                          <w:rFonts w:ascii="Avenir Next Medium" w:hAnsi="Avenir Next Medium"/>
-                          <w:sz w:val="28"/>
-                          <w:szCs w:val="28"/>
-                        </w:rPr>
-                        <w:t>Organisation:</w:t>
-                      </w:r>
-                      <w:r>
-                        <w:rPr>
-                          <w:rFonts w:ascii="Avenir Next Medium" w:hAnsi="Avenir Next Medium"/>
-                          <w:sz w:val="28"/>
-                          <w:szCs w:val="28"/>
-                        </w:rPr>
-                        <w:br/>
-                      </w:r>
-                      <w:r>
-                        <w:rPr>
-                          <w:rFonts w:ascii="Avenir Next Medium" w:hAnsi="Avenir Next Medium"/>
-                          <w:sz w:val="28"/>
-                          <w:szCs w:val="28"/>
-                        </w:rPr>
-                        <w:br/>
-                        <w:t>Relationship:</w:t>
-                      </w:r>
-                      <w:r>
-                        <w:rPr>
-                          <w:rFonts w:ascii="Avenir Next Medium" w:hAnsi="Avenir Next Medium"/>
-                          <w:sz w:val="28"/>
-                          <w:szCs w:val="28"/>
-                        </w:rPr>
-                        <w:br/>
-                      </w:r>
-                      <w:r>
-                        <w:rPr>
-                          <w:rFonts w:ascii="Avenir Next Medium" w:hAnsi="Avenir Next Medium"/>
-                          <w:sz w:val="16"/>
-                          <w:szCs w:val="16"/>
-                        </w:rPr>
-                        <w:br/>
-                      </w:r>
-                      <w:r>
-                        <w:rPr>
-                          <w:rFonts w:ascii="Avenir Next Medium" w:hAnsi="Avenir Next Medium"/>
-                          <w:sz w:val="28"/>
-                          <w:szCs w:val="28"/>
-                        </w:rPr>
-                        <w:t>Email:</w:t>
-                      </w:r>
-                      <w:r>
-                        <w:rPr>
-                          <w:rFonts w:ascii="Avenir Next Medium" w:hAnsi="Avenir Next Medium"/>
-                          <w:sz w:val="28"/>
-                          <w:szCs w:val="28"/>
-                        </w:rPr>
-                        <w:br/>
-                      </w:r>
-                      <w:r>
-                        <w:rPr>
-                          <w:rFonts w:ascii="Avenir Next Medium" w:hAnsi="Avenir Next Medium"/>
-                          <w:sz w:val="16"/>
-                          <w:szCs w:val="16"/>
-                        </w:rPr>
-                        <w:br/>
-                      </w:r>
-                      <w:r>
-                        <w:rPr>
-                          <w:rFonts w:ascii="Avenir Next Medium" w:hAnsi="Avenir Next Medium"/>
-                          <w:sz w:val="28"/>
-                          <w:szCs w:val="28"/>
-                        </w:rPr>
-                        <w:t>Telephone:</w:t>
-                      </w:r>
-                      <w:r>
-                        <w:rPr>
-                          <w:rFonts w:ascii="Avenir Next Medium" w:hAnsi="Avenir Next Medium"/>
-                          <w:sz w:val="28"/>
-                          <w:szCs w:val="28"/>
-                        </w:rPr>
-                        <w:br/>
-                      </w:r>
-                      <w:r>
-                        <w:rPr>
-                          <w:rFonts w:ascii="Avenir Next Medium" w:hAnsi="Avenir Next Medium"/>
-                          <w:sz w:val="28"/>
-                          <w:szCs w:val="28"/>
-                        </w:rPr>
-                        <w:br/>
-                      </w:r>
-                      <w:r>
-                        <w:rPr>
-                          <w:rFonts w:ascii="Avenir Next Medium" w:hAnsi="Avenir Next Medium"/>
-                          <w:sz w:val="28"/>
-                          <w:szCs w:val="28"/>
-                        </w:rPr>
-                        <w:br/>
-                      </w:r>
-                    </w:p>
-                    <w:p/>
-                  </w:txbxContent>
-                </v:textbox>
-                <w10:wrap anchory="page"/>
-              </v:shape>
-            </w:pict>
-          </mc:Fallback>
-        </mc:AlternateContent>
-      </w:r>
-    </w:p>
-    <w:tbl>
-      <w:tblPr>
-        <w:tblStyle w:val="TableGrid"/>
-        <w:tblpPr w:leftFromText="180" w:rightFromText="180" w:vertAnchor="text" w:horzAnchor="page" w:tblpX="3276" w:tblpY="192"/>
-        <w:tblW w:w="3767" w:type="dxa"/>
-        <w:tblLook w:val="04A0" w:firstRow="1" w:lastRow="0" w:firstColumn="1" w:lastColumn="0" w:noHBand="0" w:noVBand="1"/>
-      </w:tblPr>
-      <w:tblGrid>
-        <w:gridCol w:w="3767"/>
-      </w:tblGrid>
-      <w:tr>
-        <w:trPr>
-          <w:trHeight w:val="490"/>
-        </w:trPr>
         <w:tc>
           <w:tcPr>
-            <w:tcW w:w="3767" w:type="dxa"/>
+            <w:tcW w:w="851" w:type="dxa"/>
+            <w:tcBorders>
+              <w:top w:val="nil"/>
+              <w:left w:val="single" w:sz="4" w:space="0" w:color="auto"/>
+              <w:bottom w:val="nil"/>
+            </w:tcBorders>
+          </w:tcPr>
+          <w:p>
+            <w:pPr>
+              <w:pStyle w:val="Heading2"/>
+            </w:pPr>
+          </w:p>
+        </w:tc>
+        <w:tc>
+          <w:tcPr>
+            <w:tcW w:w="3231" w:type="dxa"/>
+            <w:tcBorders>
+              <w:top w:val="single" w:sz="4" w:space="0" w:color="auto"/>
+              <w:left w:val="single" w:sz="4" w:space="0" w:color="auto"/>
+              <w:bottom w:val="single" w:sz="4" w:space="0" w:color="auto"/>
+            </w:tcBorders>
             <w:shd w:val="clear" w:color="auto" w:fill="FFFFFF" w:themeFill="background1"/>
           </w:tcPr>
           <w:p>
@@ -3115,13 +2201,14 @@
             <w:r>
               <w:fldChar w:fldCharType="begin">
                 <w:ffData>
-                  <w:name w:val="Text6"/>
+                  <w:name w:val="Text15"/>
                   <w:enabled/>
                   <w:calcOnExit w:val="0"/>
                   <w:textInput/>
                 </w:ffData>
               </w:fldChar>
             </w:r>
+            <w:bookmarkStart w:id="14" w:name="Text15"/>
             <w:r>
               <w:instrText xml:space="preserve"> FORMTEXT </w:instrText>
             </w:r>
@@ -3161,1042 +2248,51 @@
             <w:r>
               <w:fldChar w:fldCharType="end"/>
             </w:r>
+            <w:bookmarkEnd w:id="14"/>
           </w:p>
         </w:tc>
       </w:tr>
-    </w:tbl>
-    <w:tbl>
-      <w:tblPr>
-        <w:tblStyle w:val="TableGrid"/>
-        <w:tblpPr w:leftFromText="180" w:rightFromText="180" w:vertAnchor="text" w:horzAnchor="margin" w:tblpXSpec="right" w:tblpY="192"/>
-        <w:tblW w:w="3767" w:type="dxa"/>
-        <w:tblLook w:val="04A0" w:firstRow="1" w:lastRow="0" w:firstColumn="1" w:lastColumn="0" w:noHBand="0" w:noVBand="1"/>
-      </w:tblPr>
-      <w:tblGrid>
-        <w:gridCol w:w="3767"/>
-      </w:tblGrid>
       <w:tr>
-        <w:trPr>
-          <w:trHeight w:val="490"/>
-        </w:trPr>
         <w:tc>
           <w:tcPr>
-            <w:tcW w:w="3767" w:type="dxa"/>
-            <w:shd w:val="clear" w:color="auto" w:fill="FFFFFF" w:themeFill="background1"/>
+            <w:tcW w:w="3219" w:type="dxa"/>
+            <w:tcBorders>
+              <w:top w:val="nil"/>
+              <w:left w:val="nil"/>
+              <w:bottom w:val="nil"/>
+              <w:right w:val="nil"/>
+            </w:tcBorders>
+          </w:tcPr>
+          <w:p>
+            <w:pPr>
+              <w:pStyle w:val="Heading2"/>
+              <w:rPr>
+                <w:rFonts w:ascii="Avenir Next Medium" w:hAnsi="Avenir Next Medium"/>
+                <w:sz w:val="28"/>
+                <w:szCs w:val="28"/>
+              </w:rPr>
+            </w:pPr>
+          </w:p>
+        </w:tc>
+        <w:tc>
+          <w:tcPr>
+            <w:tcW w:w="3160" w:type="dxa"/>
+            <w:tcBorders>
+              <w:top w:val="single" w:sz="4" w:space="0" w:color="auto"/>
+              <w:left w:val="nil"/>
+              <w:bottom w:val="single" w:sz="4" w:space="0" w:color="auto"/>
+              <w:right w:val="nil"/>
+            </w:tcBorders>
           </w:tcPr>
           <w:p>
             <w:pPr>
               <w:pStyle w:val="Heading2"/>
             </w:pPr>
-            <w:r>
-              <w:fldChar w:fldCharType="begin">
-                <w:ffData>
-                  <w:name w:val="Text6"/>
-                  <w:enabled/>
-                  <w:calcOnExit w:val="0"/>
-                  <w:textInput/>
-                </w:ffData>
-              </w:fldChar>
-            </w:r>
-            <w:r>
-              <w:instrText xml:space="preserve"> FORMTEXT </w:instrText>
-            </w:r>
-            <w:r>
-              <w:fldChar w:fldCharType="separate"/>
-            </w:r>
-            <w:r>
-              <w:rPr>
-                <w:noProof/>
-              </w:rPr>
-              <w:t> </w:t>
-            </w:r>
-            <w:r>
-              <w:rPr>
-                <w:noProof/>
-              </w:rPr>
-              <w:t> </w:t>
-            </w:r>
-            <w:r>
-              <w:rPr>
-                <w:noProof/>
-              </w:rPr>
-              <w:t> </w:t>
-            </w:r>
-            <w:r>
-              <w:rPr>
-                <w:noProof/>
-              </w:rPr>
-              <w:t> </w:t>
-            </w:r>
-            <w:r>
-              <w:rPr>
-                <w:noProof/>
-              </w:rPr>
-              <w:t> </w:t>
-            </w:r>
-            <w:r>
-              <w:fldChar w:fldCharType="end"/>
-            </w:r>
           </w:p>
         </w:tc>
-      </w:tr>
-    </w:tbl>
-    <w:p>
-      <w:pPr>
-        <w:pStyle w:val="Heading2"/>
-      </w:pPr>
-    </w:p>
-    <w:tbl>
-      <w:tblPr>
-        <w:tblStyle w:val="TableGrid"/>
-        <w:tblpPr w:leftFromText="180" w:rightFromText="180" w:vertAnchor="text" w:horzAnchor="page" w:tblpX="3276" w:tblpY="91"/>
-        <w:tblW w:w="3767" w:type="dxa"/>
-        <w:tblLook w:val="04A0" w:firstRow="1" w:lastRow="0" w:firstColumn="1" w:lastColumn="0" w:noHBand="0" w:noVBand="1"/>
-      </w:tblPr>
-      <w:tblGrid>
-        <w:gridCol w:w="3767"/>
-      </w:tblGrid>
-      <w:tr>
-        <w:trPr>
-          <w:trHeight w:val="490"/>
-        </w:trPr>
         <w:tc>
           <w:tcPr>
-            <w:tcW w:w="3767" w:type="dxa"/>
-            <w:shd w:val="clear" w:color="auto" w:fill="FFFFFF" w:themeFill="background1"/>
-          </w:tcPr>
-          <w:p>
-            <w:pPr>
-              <w:pStyle w:val="Heading2"/>
-            </w:pPr>
-            <w:r>
-              <w:fldChar w:fldCharType="begin">
-                <w:ffData>
-                  <w:name w:val="Text6"/>
-                  <w:enabled/>
-                  <w:calcOnExit w:val="0"/>
-                  <w:textInput/>
-                </w:ffData>
-              </w:fldChar>
-            </w:r>
-            <w:r>
-              <w:instrText xml:space="preserve"> FORMTEXT </w:instrText>
-            </w:r>
-            <w:r>
-              <w:fldChar w:fldCharType="separate"/>
-            </w:r>
-            <w:r>
-              <w:rPr>
-                <w:noProof/>
-              </w:rPr>
-              <w:t> </w:t>
-            </w:r>
-            <w:r>
-              <w:rPr>
-                <w:noProof/>
-              </w:rPr>
-              <w:t> </w:t>
-            </w:r>
-            <w:r>
-              <w:rPr>
-                <w:noProof/>
-              </w:rPr>
-              <w:t> </w:t>
-            </w:r>
-            <w:r>
-              <w:rPr>
-                <w:noProof/>
-              </w:rPr>
-              <w:t> </w:t>
-            </w:r>
-            <w:r>
-              <w:rPr>
-                <w:noProof/>
-              </w:rPr>
-              <w:t> </w:t>
-            </w:r>
-            <w:r>
-              <w:fldChar w:fldCharType="end"/>
-            </w:r>
-          </w:p>
-        </w:tc>
-      </w:tr>
-    </w:tbl>
-    <w:tbl>
-      <w:tblPr>
-        <w:tblStyle w:val="TableGrid"/>
-        <w:tblpPr w:leftFromText="180" w:rightFromText="180" w:vertAnchor="text" w:horzAnchor="margin" w:tblpXSpec="right" w:tblpY="106"/>
-        <w:tblW w:w="3767" w:type="dxa"/>
-        <w:tblLook w:val="04A0" w:firstRow="1" w:lastRow="0" w:firstColumn="1" w:lastColumn="0" w:noHBand="0" w:noVBand="1"/>
-      </w:tblPr>
-      <w:tblGrid>
-        <w:gridCol w:w="3767"/>
-      </w:tblGrid>
-      <w:tr>
-        <w:trPr>
-          <w:trHeight w:val="490"/>
-        </w:trPr>
-        <w:tc>
-          <w:tcPr>
-            <w:tcW w:w="3767" w:type="dxa"/>
-            <w:shd w:val="clear" w:color="auto" w:fill="FFFFFF" w:themeFill="background1"/>
-          </w:tcPr>
-          <w:p>
-            <w:pPr>
-              <w:pStyle w:val="Heading2"/>
-            </w:pPr>
-            <w:r>
-              <w:fldChar w:fldCharType="begin">
-                <w:ffData>
-                  <w:name w:val="Text6"/>
-                  <w:enabled/>
-                  <w:calcOnExit w:val="0"/>
-                  <w:textInput/>
-                </w:ffData>
-              </w:fldChar>
-            </w:r>
-            <w:r>
-              <w:instrText xml:space="preserve"> FORMTEXT </w:instrText>
-            </w:r>
-            <w:r>
-              <w:fldChar w:fldCharType="separate"/>
-            </w:r>
-            <w:r>
-              <w:rPr>
-                <w:noProof/>
-              </w:rPr>
-              <w:t> </w:t>
-            </w:r>
-            <w:r>
-              <w:rPr>
-                <w:noProof/>
-              </w:rPr>
-              <w:t> </w:t>
-            </w:r>
-            <w:r>
-              <w:rPr>
-                <w:noProof/>
-              </w:rPr>
-              <w:t> </w:t>
-            </w:r>
-            <w:r>
-              <w:rPr>
-                <w:noProof/>
-              </w:rPr>
-              <w:t> </w:t>
-            </w:r>
-            <w:r>
-              <w:rPr>
-                <w:noProof/>
-              </w:rPr>
-              <w:t> </w:t>
-            </w:r>
-            <w:r>
-              <w:fldChar w:fldCharType="end"/>
-            </w:r>
-          </w:p>
-        </w:tc>
-      </w:tr>
-    </w:tbl>
-    <w:p>
-      <w:pPr>
-        <w:pStyle w:val="Heading2"/>
-      </w:pPr>
-    </w:p>
-    <w:tbl>
-      <w:tblPr>
-        <w:tblStyle w:val="TableGrid"/>
-        <w:tblpPr w:leftFromText="180" w:rightFromText="180" w:vertAnchor="text" w:horzAnchor="page" w:tblpX="3276" w:tblpY="89"/>
-        <w:tblW w:w="3767" w:type="dxa"/>
-        <w:tblLook w:val="04A0" w:firstRow="1" w:lastRow="0" w:firstColumn="1" w:lastColumn="0" w:noHBand="0" w:noVBand="1"/>
-      </w:tblPr>
-      <w:tblGrid>
-        <w:gridCol w:w="3767"/>
-      </w:tblGrid>
-      <w:tr>
-        <w:trPr>
-          <w:trHeight w:val="490"/>
-        </w:trPr>
-        <w:tc>
-          <w:tcPr>
-            <w:tcW w:w="3767" w:type="dxa"/>
-            <w:shd w:val="clear" w:color="auto" w:fill="FFFFFF" w:themeFill="background1"/>
-          </w:tcPr>
-          <w:p>
-            <w:pPr>
-              <w:pStyle w:val="Heading2"/>
-            </w:pPr>
-            <w:r>
-              <w:fldChar w:fldCharType="begin">
-                <w:ffData>
-                  <w:name w:val="Text6"/>
-                  <w:enabled/>
-                  <w:calcOnExit w:val="0"/>
-                  <w:textInput/>
-                </w:ffData>
-              </w:fldChar>
-            </w:r>
-            <w:r>
-              <w:instrText xml:space="preserve"> FORMTEXT </w:instrText>
-            </w:r>
-            <w:r>
-              <w:fldChar w:fldCharType="separate"/>
-            </w:r>
-            <w:r>
-              <w:rPr>
-                <w:noProof/>
-              </w:rPr>
-              <w:t> </w:t>
-            </w:r>
-            <w:r>
-              <w:rPr>
-                <w:noProof/>
-              </w:rPr>
-              <w:t> </w:t>
-            </w:r>
-            <w:r>
-              <w:rPr>
-                <w:noProof/>
-              </w:rPr>
-              <w:t> </w:t>
-            </w:r>
-            <w:r>
-              <w:rPr>
-                <w:noProof/>
-              </w:rPr>
-              <w:t> </w:t>
-            </w:r>
-            <w:r>
-              <w:rPr>
-                <w:noProof/>
-              </w:rPr>
-              <w:t> </w:t>
-            </w:r>
-            <w:r>
-              <w:fldChar w:fldCharType="end"/>
-            </w:r>
-          </w:p>
-        </w:tc>
-      </w:tr>
-    </w:tbl>
-    <w:tbl>
-      <w:tblPr>
-        <w:tblStyle w:val="TableGrid"/>
-        <w:tblpPr w:leftFromText="180" w:rightFromText="180" w:vertAnchor="text" w:horzAnchor="margin" w:tblpXSpec="right" w:tblpY="90"/>
-        <w:tblW w:w="3767" w:type="dxa"/>
-        <w:tblLook w:val="04A0" w:firstRow="1" w:lastRow="0" w:firstColumn="1" w:lastColumn="0" w:noHBand="0" w:noVBand="1"/>
-      </w:tblPr>
-      <w:tblGrid>
-        <w:gridCol w:w="3767"/>
-      </w:tblGrid>
-      <w:tr>
-        <w:trPr>
-          <w:trHeight w:val="490"/>
-        </w:trPr>
-        <w:tc>
-          <w:tcPr>
-            <w:tcW w:w="3767" w:type="dxa"/>
-            <w:shd w:val="clear" w:color="auto" w:fill="FFFFFF" w:themeFill="background1"/>
-          </w:tcPr>
-          <w:p>
-            <w:pPr>
-              <w:pStyle w:val="Heading2"/>
-            </w:pPr>
-            <w:r>
-              <w:fldChar w:fldCharType="begin">
-                <w:ffData>
-                  <w:name w:val="Text6"/>
-                  <w:enabled/>
-                  <w:calcOnExit w:val="0"/>
-                  <w:textInput/>
-                </w:ffData>
-              </w:fldChar>
-            </w:r>
-            <w:r>
-              <w:instrText xml:space="preserve"> FORMTEXT </w:instrText>
-            </w:r>
-            <w:r>
-              <w:fldChar w:fldCharType="separate"/>
-            </w:r>
-            <w:r>
-              <w:rPr>
-                <w:noProof/>
-              </w:rPr>
-              <w:t> </w:t>
-            </w:r>
-            <w:r>
-              <w:rPr>
-                <w:noProof/>
-              </w:rPr>
-              <w:t> </w:t>
-            </w:r>
-            <w:r>
-              <w:rPr>
-                <w:noProof/>
-              </w:rPr>
-              <w:t> </w:t>
-            </w:r>
-            <w:r>
-              <w:rPr>
-                <w:noProof/>
-              </w:rPr>
-              <w:t> </w:t>
-            </w:r>
-            <w:r>
-              <w:rPr>
-                <w:noProof/>
-              </w:rPr>
-              <w:t> </w:t>
-            </w:r>
-            <w:r>
-              <w:fldChar w:fldCharType="end"/>
-            </w:r>
-          </w:p>
-        </w:tc>
-      </w:tr>
-    </w:tbl>
-    <w:p>
-      <w:pPr>
-        <w:pStyle w:val="Heading4"/>
-      </w:pPr>
-    </w:p>
-    <w:p>
-      <w:pPr>
-        <w:pStyle w:val="Heading4"/>
-      </w:pPr>
-    </w:p>
-    <w:tbl>
-      <w:tblPr>
-        <w:tblStyle w:val="TableGrid"/>
-        <w:tblpPr w:leftFromText="180" w:rightFromText="180" w:vertAnchor="text" w:horzAnchor="page" w:tblpX="3276" w:tblpY="59"/>
-        <w:tblW w:w="3767" w:type="dxa"/>
-        <w:tblLook w:val="04A0" w:firstRow="1" w:lastRow="0" w:firstColumn="1" w:lastColumn="0" w:noHBand="0" w:noVBand="1"/>
-      </w:tblPr>
-      <w:tblGrid>
-        <w:gridCol w:w="3767"/>
-      </w:tblGrid>
-      <w:tr>
-        <w:trPr>
-          <w:trHeight w:val="490"/>
-        </w:trPr>
-        <w:tc>
-          <w:tcPr>
-            <w:tcW w:w="3767" w:type="dxa"/>
-            <w:shd w:val="clear" w:color="auto" w:fill="FFFFFF" w:themeFill="background1"/>
-          </w:tcPr>
-          <w:p>
-            <w:pPr>
-              <w:pStyle w:val="Heading2"/>
-            </w:pPr>
-            <w:r>
-              <w:fldChar w:fldCharType="begin">
-                <w:ffData>
-                  <w:name w:val="Text6"/>
-                  <w:enabled/>
-                  <w:calcOnExit w:val="0"/>
-                  <w:textInput/>
-                </w:ffData>
-              </w:fldChar>
-            </w:r>
-            <w:r>
-              <w:instrText xml:space="preserve"> FORMTEXT </w:instrText>
-            </w:r>
-            <w:r>
-              <w:fldChar w:fldCharType="separate"/>
-            </w:r>
-            <w:r>
-              <w:rPr>
-                <w:noProof/>
-              </w:rPr>
-              <w:t> </w:t>
-            </w:r>
-            <w:r>
-              <w:rPr>
-                <w:noProof/>
-              </w:rPr>
-              <w:t> </w:t>
-            </w:r>
-            <w:r>
-              <w:rPr>
-                <w:noProof/>
-              </w:rPr>
-              <w:t> </w:t>
-            </w:r>
-            <w:r>
-              <w:rPr>
-                <w:noProof/>
-              </w:rPr>
-              <w:t> </w:t>
-            </w:r>
-            <w:r>
-              <w:rPr>
-                <w:noProof/>
-              </w:rPr>
-              <w:t> </w:t>
-            </w:r>
-            <w:r>
-              <w:fldChar w:fldCharType="end"/>
-            </w:r>
-          </w:p>
-        </w:tc>
-      </w:tr>
-    </w:tbl>
-    <w:tbl>
-      <w:tblPr>
-        <w:tblStyle w:val="TableGrid"/>
-        <w:tblpPr w:leftFromText="180" w:rightFromText="180" w:vertAnchor="text" w:horzAnchor="margin" w:tblpXSpec="right" w:tblpY="59"/>
-        <w:tblW w:w="3767" w:type="dxa"/>
-        <w:tblLook w:val="04A0" w:firstRow="1" w:lastRow="0" w:firstColumn="1" w:lastColumn="0" w:noHBand="0" w:noVBand="1"/>
-      </w:tblPr>
-      <w:tblGrid>
-        <w:gridCol w:w="3767"/>
-      </w:tblGrid>
-      <w:tr>
-        <w:trPr>
-          <w:trHeight w:val="490"/>
-        </w:trPr>
-        <w:tc>
-          <w:tcPr>
-            <w:tcW w:w="3767" w:type="dxa"/>
-            <w:shd w:val="clear" w:color="auto" w:fill="FFFFFF" w:themeFill="background1"/>
-          </w:tcPr>
-          <w:p>
-            <w:pPr>
-              <w:pStyle w:val="Heading2"/>
-            </w:pPr>
-            <w:r>
-              <w:fldChar w:fldCharType="begin">
-                <w:ffData>
-                  <w:name w:val="Text6"/>
-                  <w:enabled/>
-                  <w:calcOnExit w:val="0"/>
-                  <w:textInput/>
-                </w:ffData>
-              </w:fldChar>
-            </w:r>
-            <w:r>
-              <w:instrText xml:space="preserve"> FORMTEXT </w:instrText>
-            </w:r>
-            <w:r>
-              <w:fldChar w:fldCharType="separate"/>
-            </w:r>
-            <w:r>
-              <w:rPr>
-                <w:noProof/>
-              </w:rPr>
-              <w:t> </w:t>
-            </w:r>
-            <w:r>
-              <w:rPr>
-                <w:noProof/>
-              </w:rPr>
-              <w:t> </w:t>
-            </w:r>
-            <w:r>
-              <w:rPr>
-                <w:noProof/>
-              </w:rPr>
-              <w:t> </w:t>
-            </w:r>
-            <w:r>
-              <w:rPr>
-                <w:noProof/>
-              </w:rPr>
-              <w:t> </w:t>
-            </w:r>
-            <w:r>
-              <w:rPr>
-                <w:noProof/>
-              </w:rPr>
-              <w:t> </w:t>
-            </w:r>
-            <w:r>
-              <w:fldChar w:fldCharType="end"/>
-            </w:r>
-          </w:p>
-        </w:tc>
-      </w:tr>
-    </w:tbl>
-    <w:p>
-      <w:pPr>
-        <w:pStyle w:val="Heading4"/>
-      </w:pPr>
-    </w:p>
-    <w:p>
-      <w:pPr>
-        <w:pStyle w:val="Heading4"/>
-      </w:pPr>
-    </w:p>
-    <w:tbl>
-      <w:tblPr>
-        <w:tblStyle w:val="TableGrid"/>
-        <w:tblpPr w:leftFromText="180" w:rightFromText="180" w:vertAnchor="text" w:horzAnchor="page" w:tblpX="3247" w:tblpY="1"/>
-        <w:tblW w:w="3767" w:type="dxa"/>
-        <w:tblLook w:val="04A0" w:firstRow="1" w:lastRow="0" w:firstColumn="1" w:lastColumn="0" w:noHBand="0" w:noVBand="1"/>
-      </w:tblPr>
-      <w:tblGrid>
-        <w:gridCol w:w="3767"/>
-      </w:tblGrid>
-      <w:tr>
-        <w:trPr>
-          <w:trHeight w:val="490"/>
-        </w:trPr>
-        <w:tc>
-          <w:tcPr>
-            <w:tcW w:w="3767" w:type="dxa"/>
-            <w:shd w:val="clear" w:color="auto" w:fill="FFFFFF" w:themeFill="background1"/>
-          </w:tcPr>
-          <w:p>
-            <w:pPr>
-              <w:pStyle w:val="Heading2"/>
-            </w:pPr>
-            <w:r>
-              <w:fldChar w:fldCharType="begin">
-                <w:ffData>
-                  <w:name w:val="Text6"/>
-                  <w:enabled/>
-                  <w:calcOnExit w:val="0"/>
-                  <w:textInput/>
-                </w:ffData>
-              </w:fldChar>
-            </w:r>
-            <w:r>
-              <w:instrText xml:space="preserve"> FORMTEXT </w:instrText>
-            </w:r>
-            <w:r>
-              <w:fldChar w:fldCharType="separate"/>
-            </w:r>
-            <w:r>
-              <w:rPr>
-                <w:noProof/>
-              </w:rPr>
-              <w:t> </w:t>
-            </w:r>
-            <w:r>
-              <w:rPr>
-                <w:noProof/>
-              </w:rPr>
-              <w:t> </w:t>
-            </w:r>
-            <w:r>
-              <w:rPr>
-                <w:noProof/>
-              </w:rPr>
-              <w:t> </w:t>
-            </w:r>
-            <w:r>
-              <w:rPr>
-                <w:noProof/>
-              </w:rPr>
-              <w:t> </w:t>
-            </w:r>
-            <w:r>
-              <w:rPr>
-                <w:noProof/>
-              </w:rPr>
-              <w:t> </w:t>
-            </w:r>
-            <w:r>
-              <w:fldChar w:fldCharType="end"/>
-            </w:r>
-          </w:p>
-        </w:tc>
-      </w:tr>
-    </w:tbl>
-    <w:tbl>
-      <w:tblPr>
-        <w:tblStyle w:val="TableGrid"/>
-        <w:tblpPr w:leftFromText="180" w:rightFromText="180" w:vertAnchor="text" w:horzAnchor="margin" w:tblpXSpec="right" w:tblpY="1"/>
-        <w:tblW w:w="3767" w:type="dxa"/>
-        <w:tblLook w:val="04A0" w:firstRow="1" w:lastRow="0" w:firstColumn="1" w:lastColumn="0" w:noHBand="0" w:noVBand="1"/>
-      </w:tblPr>
-      <w:tblGrid>
-        <w:gridCol w:w="3767"/>
-      </w:tblGrid>
-      <w:tr>
-        <w:trPr>
-          <w:trHeight w:val="490"/>
-        </w:trPr>
-        <w:tc>
-          <w:tcPr>
-            <w:tcW w:w="3767" w:type="dxa"/>
-            <w:shd w:val="clear" w:color="auto" w:fill="FFFFFF" w:themeFill="background1"/>
-          </w:tcPr>
-          <w:p>
-            <w:pPr>
-              <w:pStyle w:val="Heading2"/>
-            </w:pPr>
-            <w:r>
-              <w:fldChar w:fldCharType="begin">
-                <w:ffData>
-                  <w:name w:val="Text6"/>
-                  <w:enabled/>
-                  <w:calcOnExit w:val="0"/>
-                  <w:textInput/>
-                </w:ffData>
-              </w:fldChar>
-            </w:r>
-            <w:r>
-              <w:instrText xml:space="preserve"> FORMTEXT </w:instrText>
-            </w:r>
-            <w:r>
-              <w:fldChar w:fldCharType="separate"/>
-            </w:r>
-            <w:r>
-              <w:rPr>
-                <w:noProof/>
-              </w:rPr>
-              <w:t> </w:t>
-            </w:r>
-            <w:r>
-              <w:rPr>
-                <w:noProof/>
-              </w:rPr>
-              <w:t> </w:t>
-            </w:r>
-            <w:r>
-              <w:rPr>
-                <w:noProof/>
-              </w:rPr>
-              <w:t> </w:t>
-            </w:r>
-            <w:r>
-              <w:rPr>
-                <w:noProof/>
-              </w:rPr>
-              <w:t> </w:t>
-            </w:r>
-            <w:r>
-              <w:rPr>
-                <w:noProof/>
-              </w:rPr>
-              <w:t> </w:t>
-            </w:r>
-            <w:r>
-              <w:fldChar w:fldCharType="end"/>
-            </w:r>
-          </w:p>
-        </w:tc>
-      </w:tr>
-    </w:tbl>
-    <w:p>
-      <w:pPr>
-        <w:pStyle w:val="Heading4"/>
-      </w:pPr>
-    </w:p>
-    <w:p>
-      <w:pPr>
-        <w:pStyle w:val="Heading4"/>
-      </w:pPr>
-    </w:p>
-    <w:p>
-      <w:pPr>
-        <w:pStyle w:val="Heading4"/>
-      </w:pPr>
-      <w:r>
-        <w:rPr>
-          <w:noProof/>
-        </w:rPr>
-        <mc:AlternateContent>
-          <mc:Choice Requires="wps">
-            <w:drawing>
-              <wp:anchor distT="0" distB="0" distL="114300" distR="114300" simplePos="0" relativeHeight="251928064" behindDoc="0" locked="0" layoutInCell="1" allowOverlap="1" wp14:anchorId="078F5D8D" wp14:editId="4D00D8DC">
-                <wp:simplePos x="0" y="0"/>
-                <wp:positionH relativeFrom="column">
-                  <wp:posOffset>-188259</wp:posOffset>
-                </wp:positionH>
-                <wp:positionV relativeFrom="page">
-                  <wp:posOffset>3630707</wp:posOffset>
-                </wp:positionV>
-                <wp:extent cx="6956611" cy="1909482"/>
-                <wp:effectExtent l="0" t="0" r="0" b="0"/>
-                <wp:wrapNone/>
-                <wp:docPr id="1134853813" name="Text Box 85"/>
-                <wp:cNvGraphicFramePr/>
-                <a:graphic xmlns:a="http://schemas.openxmlformats.org/drawingml/2006/main">
-                  <a:graphicData uri="http://schemas.microsoft.com/office/word/2010/wordprocessingShape">
-                    <wps:wsp>
-                      <wps:cNvSpPr txBox="1"/>
-                      <wps:spPr>
-                        <a:xfrm>
-                          <a:off x="0" y="0"/>
-                          <a:ext cx="6956611" cy="1909482"/>
-                        </a:xfrm>
-                        <a:prstGeom prst="rect">
-                          <a:avLst/>
-                        </a:prstGeom>
-                        <a:noFill/>
-                        <a:ln w="6350">
-                          <a:noFill/>
-                        </a:ln>
-                      </wps:spPr>
-                      <wps:txbx>
-                        <w:txbxContent>
-                          <w:p>
-                            <w:pPr>
-                              <w:pStyle w:val="NormalWeb"/>
-                            </w:pPr>
-                            <w:r>
-                              <w:rPr>
-                                <w:rFonts w:ascii="Avenir Next Demi Bold" w:hAnsi="Avenir Next Demi Bold"/>
-                                <w:b/>
-                                <w:bCs/>
-                                <w:color w:val="C61E5D"/>
-                                <w:sz w:val="32"/>
-                                <w:szCs w:val="32"/>
-                              </w:rPr>
-                              <w:t>Safeguarding</w:t>
-                            </w:r>
-                            <w:r>
-                              <w:rPr>
-                                <w:rFonts w:ascii="Avenir Next Demi Bold" w:hAnsi="Avenir Next Demi Bold"/>
-                                <w:b/>
-                                <w:bCs/>
-                                <w:color w:val="C61E5D"/>
-                                <w:sz w:val="26"/>
-                                <w:szCs w:val="26"/>
-                              </w:rPr>
-                              <w:br/>
-                            </w:r>
-                            <w:r>
-                              <w:rPr>
-                                <w:rFonts w:ascii="Avenir Next Medium" w:hAnsi="Avenir Next Medium"/>
-                                <w:color w:val="C61E5D"/>
-                                <w:sz w:val="26"/>
-                                <w:szCs w:val="26"/>
-                              </w:rPr>
-                              <w:br/>
-                            </w:r>
-                            <w:r>
-                              <w:rPr>
-                                <w:rFonts w:ascii="Avenir Next Demi Bold" w:hAnsi="Avenir Next Demi Bold"/>
-                                <w:b/>
-                                <w:bCs/>
-                              </w:rPr>
-                              <w:t>Appointment to this role will be subject to satisfactory references, identity checks and an Enhanced DBS check.</w:t>
-                            </w:r>
-                            <w:r>
-                              <w:rPr>
-                                <w:rFonts w:ascii="Avenir Next Demi Bold" w:hAnsi="Avenir Next Demi Bold"/>
-                                <w:b/>
-                                <w:bCs/>
-                              </w:rPr>
-                              <w:br/>
-                            </w:r>
-                            <w:r>
-                              <w:rPr>
-                                <w:rFonts w:ascii="Avenir Next Demi Bold" w:hAnsi="Avenir Next Demi Bold"/>
-                                <w:b/>
-                                <w:bCs/>
-                                <w:sz w:val="28"/>
-                                <w:szCs w:val="28"/>
-                              </w:rPr>
-                              <w:br/>
-                            </w:r>
-                            <w:r>
-                              <w:rPr>
-                                <w:rFonts w:ascii="Avenir Next Demi Bold" w:hAnsi="Avenir Next Demi Bold"/>
-                                <w:b/>
-                                <w:bCs/>
-                              </w:rPr>
-                              <w:t>Have you ever been cautioned, convicted of a criminal offence, or are you currently subject to any investigation that may affect your suitability to work with children, young people or vulnerable adults?</w:t>
-                            </w:r>
-                            <w:r>
-                              <w:rPr>
-                                <w:rFonts w:ascii="Avenir Next Medium" w:hAnsi="Avenir Next Medium"/>
-                                <w:sz w:val="28"/>
-                                <w:szCs w:val="28"/>
-                              </w:rPr>
-                              <w:br/>
-                            </w:r>
-                            <w:r>
-                              <w:rPr>
-                                <w:rFonts w:ascii="Avenir Next Medium" w:hAnsi="Avenir Next Medium"/>
-                                <w:sz w:val="28"/>
-                                <w:szCs w:val="28"/>
-                              </w:rPr>
-                              <w:br/>
-                            </w:r>
-                          </w:p>
-                          <w:p/>
-                        </w:txbxContent>
-                      </wps:txbx>
-                      <wps:bodyPr rot="0" spcFirstLastPara="0" vertOverflow="overflow" horzOverflow="overflow" vert="horz" wrap="square" lIns="91440" tIns="45720" rIns="91440" bIns="45720" numCol="1" spcCol="0" rtlCol="0" fromWordArt="0" anchor="t" anchorCtr="0" forceAA="0" compatLnSpc="1">
-                        <a:prstTxWarp prst="textNoShape">
-                          <a:avLst/>
-                        </a:prstTxWarp>
-                        <a:noAutofit/>
-                      </wps:bodyPr>
-                    </wps:wsp>
-                  </a:graphicData>
-                </a:graphic>
-                <wp14:sizeRelH relativeFrom="margin">
-                  <wp14:pctWidth>0</wp14:pctWidth>
-                </wp14:sizeRelH>
-                <wp14:sizeRelV relativeFrom="margin">
-                  <wp14:pctHeight>0</wp14:pctHeight>
-                </wp14:sizeRelV>
-              </wp:anchor>
-            </w:drawing>
-          </mc:Choice>
-          <mc:Fallback>
-            <w:pict>
-              <v:shape w14:anchorId="078F5D8D" id="_x0000_s1033" type="#_x0000_t202" style="position:absolute;margin-left:-14.8pt;margin-top:285.9pt;width:547.75pt;height:150.35pt;z-index:251928064;visibility:visible;mso-wrap-style:square;mso-width-percent:0;mso-height-percent:0;mso-wrap-distance-left:9pt;mso-wrap-distance-top:0;mso-wrap-distance-right:9pt;mso-wrap-distance-bottom:0;mso-position-horizontal:absolute;mso-position-horizontal-relative:text;mso-position-vertical:absolute;mso-position-vertical-relative:page;mso-width-percent:0;mso-height-percent:0;mso-width-relative:margin;mso-height-relative:margin;v-text-anchor:top" o:gfxdata="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" filled="f" stroked="f" strokeweight=".5pt">
-                <v:textbox>
-                  <w:txbxContent>
-                    <w:p>
-                      <w:pPr>
-                        <w:pStyle w:val="NormalWeb"/>
-                      </w:pPr>
-                      <w:r>
-                        <w:rPr>
-                          <w:rFonts w:ascii="Avenir Next Demi Bold" w:hAnsi="Avenir Next Demi Bold"/>
-                          <w:b/>
-                          <w:bCs/>
-                          <w:color w:val="C61E5D"/>
-                          <w:sz w:val="32"/>
-                          <w:szCs w:val="32"/>
-                        </w:rPr>
-                        <w:t>Safeguarding</w:t>
-                      </w:r>
-                      <w:r>
-                        <w:rPr>
-                          <w:rFonts w:ascii="Avenir Next Demi Bold" w:hAnsi="Avenir Next Demi Bold"/>
-                          <w:b/>
-                          <w:bCs/>
-                          <w:color w:val="C61E5D"/>
-                          <w:sz w:val="26"/>
-                          <w:szCs w:val="26"/>
-                        </w:rPr>
-                        <w:br/>
-                      </w:r>
-                      <w:r>
-                        <w:rPr>
-                          <w:rFonts w:ascii="Avenir Next Medium" w:hAnsi="Avenir Next Medium"/>
-                          <w:color w:val="C61E5D"/>
-                          <w:sz w:val="26"/>
-                          <w:szCs w:val="26"/>
-                        </w:rPr>
-                        <w:br/>
-                      </w:r>
-                      <w:r>
-                        <w:rPr>
-                          <w:rFonts w:ascii="Avenir Next Demi Bold" w:hAnsi="Avenir Next Demi Bold"/>
-                          <w:b/>
-                          <w:bCs/>
-                        </w:rPr>
-                        <w:t>Appointment to this role will be subject to satisfactory references, identity checks and an Enhanced DBS check.</w:t>
-                      </w:r>
-                      <w:r>
-                        <w:rPr>
-                          <w:rFonts w:ascii="Avenir Next Demi Bold" w:hAnsi="Avenir Next Demi Bold"/>
-                          <w:b/>
-                          <w:bCs/>
-                        </w:rPr>
-                        <w:br/>
-                      </w:r>
-                      <w:r>
-                        <w:rPr>
-                          <w:rFonts w:ascii="Avenir Next Demi Bold" w:hAnsi="Avenir Next Demi Bold"/>
-                          <w:b/>
-                          <w:bCs/>
-                          <w:sz w:val="28"/>
-                          <w:szCs w:val="28"/>
-                        </w:rPr>
-                        <w:br/>
-                      </w:r>
-                      <w:r>
-                        <w:rPr>
-                          <w:rFonts w:ascii="Avenir Next Demi Bold" w:hAnsi="Avenir Next Demi Bold"/>
-                          <w:b/>
-                          <w:bCs/>
-                        </w:rPr>
-                        <w:t>Have you ever been cautioned, convicted of a criminal offence, or are you currently subject to any investigation that may affect your suitability to work with children, young people or vulnerable adults?</w:t>
-                      </w:r>
-                      <w:r>
-                        <w:rPr>
-                          <w:rFonts w:ascii="Avenir Next Medium" w:hAnsi="Avenir Next Medium"/>
-                          <w:sz w:val="28"/>
-                          <w:szCs w:val="28"/>
-                        </w:rPr>
-                        <w:br/>
-                      </w:r>
-                      <w:r>
-                        <w:rPr>
-                          <w:rFonts w:ascii="Avenir Next Medium" w:hAnsi="Avenir Next Medium"/>
-                          <w:sz w:val="28"/>
-                          <w:szCs w:val="28"/>
-                        </w:rPr>
-                        <w:br/>
-                      </w:r>
-                    </w:p>
-                    <w:p/>
-                  </w:txbxContent>
-                </v:textbox>
-                <w10:wrap anchory="page"/>
-              </v:shape>
-            </w:pict>
-          </mc:Fallback>
-        </mc:AlternateContent>
-      </w:r>
-    </w:p>
-    <w:p>
-      <w:pPr>
-        <w:pStyle w:val="Heading4"/>
-      </w:pPr>
-    </w:p>
-    <w:p>
-      <w:pPr>
-        <w:pStyle w:val="Heading4"/>
-      </w:pPr>
-    </w:p>
-    <w:p>
-      <w:pPr>
-        <w:pStyle w:val="Heading4"/>
-      </w:pPr>
-    </w:p>
-    <w:p>
-      <w:pPr>
-        <w:pStyle w:val="Heading4"/>
-      </w:pPr>
-    </w:p>
-    <w:p>
-      <w:pPr>
-        <w:pStyle w:val="Heading4"/>
-      </w:pPr>
-    </w:p>
-    <w:p>
-      <w:pPr>
-        <w:pStyle w:val="Heading4"/>
-      </w:pPr>
-    </w:p>
-    <w:p>
-      <w:pPr>
-        <w:pStyle w:val="Heading4"/>
-      </w:pPr>
-    </w:p>
-    <w:p>
-      <w:pPr>
-        <w:pStyle w:val="Heading4"/>
-      </w:pPr>
-    </w:p>
-    <w:tbl>
-      <w:tblPr>
-        <w:tblStyle w:val="TableGrid"/>
-        <w:tblpPr w:leftFromText="180" w:rightFromText="180" w:vertAnchor="text" w:horzAnchor="page" w:tblpX="3332" w:tblpY="206"/>
-        <w:tblW w:w="0" w:type="auto"/>
-        <w:tblLook w:val="04A0" w:firstRow="1" w:lastRow="0" w:firstColumn="1" w:lastColumn="0" w:noHBand="0" w:noVBand="1"/>
-      </w:tblPr>
-      <w:tblGrid>
-        <w:gridCol w:w="4161"/>
-      </w:tblGrid>
-      <w:tr>
-        <w:trPr>
-          <w:trHeight w:val="664"/>
-        </w:trPr>
-        <w:tc>
-          <w:tcPr>
-            <w:tcW w:w="4161" w:type="dxa"/>
+            <w:tcW w:w="851" w:type="dxa"/>
             <w:tcBorders>
               <w:top w:val="nil"/>
               <w:left w:val="nil"/>
@@ -4208,283 +2304,58 @@
             <w:pPr>
               <w:pStyle w:val="Heading2"/>
             </w:pPr>
-            <w:r>
-              <w:rPr>
-                <w:noProof/>
-              </w:rPr>
-              <mc:AlternateContent>
-                <mc:Choice Requires="wps">
-                  <w:drawing>
-                    <wp:anchor distT="0" distB="0" distL="114300" distR="114300" simplePos="0" relativeHeight="251936256" behindDoc="0" locked="0" layoutInCell="1" allowOverlap="1" wp14:anchorId="47D5DEF6" wp14:editId="516A241A">
-                      <wp:simplePos x="0" y="0"/>
-                      <wp:positionH relativeFrom="column">
-                        <wp:posOffset>-1914264</wp:posOffset>
-                      </wp:positionH>
-                      <wp:positionV relativeFrom="page">
-                        <wp:posOffset>348615</wp:posOffset>
-                      </wp:positionV>
-                      <wp:extent cx="6956425" cy="403412"/>
-                      <wp:effectExtent l="0" t="0" r="0" b="0"/>
-                      <wp:wrapNone/>
-                      <wp:docPr id="279788763" name="Text Box 85"/>
-                      <wp:cNvGraphicFramePr/>
-                      <a:graphic xmlns:a="http://schemas.openxmlformats.org/drawingml/2006/main">
-                        <a:graphicData uri="http://schemas.microsoft.com/office/word/2010/wordprocessingShape">
-                          <wps:wsp>
-                            <wps:cNvSpPr txBox="1"/>
-                            <wps:spPr>
-                              <a:xfrm>
-                                <a:off x="0" y="0"/>
-                                <a:ext cx="6956425" cy="403412"/>
-                              </a:xfrm>
-                              <a:prstGeom prst="rect">
-                                <a:avLst/>
-                              </a:prstGeom>
-                              <a:noFill/>
-                              <a:ln w="6350">
-                                <a:noFill/>
-                              </a:ln>
-                            </wps:spPr>
-                            <wps:txbx>
-                              <w:txbxContent>
-                                <w:p>
-                                  <w:pPr>
-                                    <w:rPr>
-                                      <w:rFonts w:ascii="Avenir Next Demi Bold" w:hAnsi="Avenir Next Demi Bold"/>
-                                      <w:b/>
-                                      <w:bCs/>
-                                      <w:sz w:val="26"/>
-                                      <w:szCs w:val="26"/>
-                                    </w:rPr>
-                                  </w:pPr>
-                                  <w:r>
-                                    <w:rPr>
-                                      <w:rFonts w:ascii="Avenir Next Demi Bold" w:hAnsi="Avenir Next Demi Bold"/>
-                                      <w:b/>
-                                      <w:bCs/>
-                                    </w:rPr>
-                                    <w:t>If yes, please provide details</w:t>
-                                  </w:r>
-                                  <w:r>
-                                    <w:rPr>
-                                      <w:rFonts w:ascii="Avenir Next Demi Bold" w:hAnsi="Avenir Next Demi Bold"/>
-                                      <w:b/>
-                                      <w:bCs/>
-                                      <w:sz w:val="28"/>
-                                      <w:szCs w:val="28"/>
-                                    </w:rPr>
-                                    <w:br/>
-                                  </w:r>
-                                  <w:r>
-                                    <w:rPr>
-                                      <w:rFonts w:ascii="Avenir Next Demi Bold" w:hAnsi="Avenir Next Demi Bold"/>
-                                      <w:b/>
-                                      <w:bCs/>
-                                      <w:sz w:val="28"/>
-                                      <w:szCs w:val="28"/>
-                                    </w:rPr>
-                                    <w:br/>
-                                  </w:r>
-                                  <w:r>
-                                    <w:rPr>
-                                      <w:rFonts w:ascii="Avenir Next Demi Bold" w:hAnsi="Avenir Next Demi Bold"/>
-                                      <w:b/>
-                                      <w:bCs/>
-                                      <w:sz w:val="28"/>
-                                      <w:szCs w:val="28"/>
-                                    </w:rPr>
-                                    <w:br/>
-                                  </w:r>
-                                </w:p>
-                                <w:p/>
-                              </w:txbxContent>
-                            </wps:txbx>
-                            <wps:bodyPr rot="0" spcFirstLastPara="0" vertOverflow="overflow" horzOverflow="overflow" vert="horz" wrap="square" lIns="91440" tIns="45720" rIns="91440" bIns="45720" numCol="1" spcCol="0" rtlCol="0" fromWordArt="0" anchor="t" anchorCtr="0" forceAA="0" compatLnSpc="1">
-                              <a:prstTxWarp prst="textNoShape">
-                                <a:avLst/>
-                              </a:prstTxWarp>
-                              <a:noAutofit/>
-                            </wps:bodyPr>
-                          </wps:wsp>
-                        </a:graphicData>
-                      </a:graphic>
-                      <wp14:sizeRelH relativeFrom="margin">
-                        <wp14:pctWidth>0</wp14:pctWidth>
-                      </wp14:sizeRelH>
-                      <wp14:sizeRelV relativeFrom="margin">
-                        <wp14:pctHeight>0</wp14:pctHeight>
-                      </wp14:sizeRelV>
-                    </wp:anchor>
-                  </w:drawing>
-                </mc:Choice>
-                <mc:Fallback>
-                  <w:pict>
-                    <v:shape w14:anchorId="47D5DEF6" id="_x0000_s1034" type="#_x0000_t202" style="position:absolute;margin-left:-150.75pt;margin-top:27.45pt;width:547.75pt;height:31.75pt;z-index:251936256;visibility:visible;mso-wrap-style:square;mso-width-percent:0;mso-height-percent:0;mso-wrap-distance-left:9pt;mso-wrap-distance-top:0;mso-wrap-distance-right:9pt;mso-wrap-distance-bottom:0;mso-position-horizontal:absolute;mso-position-horizontal-relative:text;mso-position-vertical:absolute;mso-position-vertical-relative:page;mso-width-percent:0;mso-height-percent:0;mso-width-relative:margin;mso-height-relative:margin;v-text-anchor:top" o:gfxdata="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" filled="f" stroked="f" strokeweight=".5pt">
-                      <v:textbox>
-                        <w:txbxContent>
-                          <w:p>
-                            <w:pPr>
-                              <w:rPr>
-                                <w:rFonts w:ascii="Avenir Next Demi Bold" w:hAnsi="Avenir Next Demi Bold"/>
-                                <w:b/>
-                                <w:bCs/>
-                                <w:sz w:val="26"/>
-                                <w:szCs w:val="26"/>
-                              </w:rPr>
-                            </w:pPr>
-                            <w:r>
-                              <w:rPr>
-                                <w:rFonts w:ascii="Avenir Next Demi Bold" w:hAnsi="Avenir Next Demi Bold"/>
-                                <w:b/>
-                                <w:bCs/>
-                              </w:rPr>
-                              <w:t>If yes, please provide details</w:t>
-                            </w:r>
-                            <w:r>
-                              <w:rPr>
-                                <w:rFonts w:ascii="Avenir Next Demi Bold" w:hAnsi="Avenir Next Demi Bold"/>
-                                <w:b/>
-                                <w:bCs/>
-                                <w:sz w:val="28"/>
-                                <w:szCs w:val="28"/>
-                              </w:rPr>
-                              <w:br/>
-                            </w:r>
-                            <w:r>
-                              <w:rPr>
-                                <w:rFonts w:ascii="Avenir Next Demi Bold" w:hAnsi="Avenir Next Demi Bold"/>
-                                <w:b/>
-                                <w:bCs/>
-                                <w:sz w:val="28"/>
-                                <w:szCs w:val="28"/>
-                              </w:rPr>
-                              <w:br/>
-                            </w:r>
-                            <w:r>
-                              <w:rPr>
-                                <w:rFonts w:ascii="Avenir Next Demi Bold" w:hAnsi="Avenir Next Demi Bold"/>
-                                <w:b/>
-                                <w:bCs/>
-                                <w:sz w:val="28"/>
-                                <w:szCs w:val="28"/>
-                              </w:rPr>
-                              <w:br/>
-                            </w:r>
-                          </w:p>
-                          <w:p/>
-                        </w:txbxContent>
-                      </v:textbox>
-                      <w10:wrap anchory="page"/>
-                    </v:shape>
-                  </w:pict>
-                </mc:Fallback>
-              </mc:AlternateContent>
-            </w:r>
-            <w:r>
-              <w:fldChar w:fldCharType="begin">
-                <w:ffData>
-                  <w:name w:val="Check1"/>
-                  <w:enabled/>
-                  <w:calcOnExit w:val="0"/>
-                  <w:checkBox>
-                    <w:sizeAuto/>
-                    <w:default w:val="0"/>
-                  </w:checkBox>
-                </w:ffData>
-              </w:fldChar>
-            </w:r>
-            <w:r>
-              <w:instrText xml:space="preserve"> FORMCHECKBOX </w:instrText>
-            </w:r>
-            <w:r>
-              <w:fldChar w:fldCharType="end"/>
-            </w:r>
-            <w:r>
-              <w:rPr>
-                <w:rFonts w:ascii="Avenir Next Demi Bold" w:hAnsi="Avenir Next Demi Bold"/>
-                <w:sz w:val="28"/>
-                <w:szCs w:val="28"/>
-              </w:rPr>
-              <w:t>Yes.</w:t>
-            </w:r>
-            <w:r>
-              <w:rPr>
-                <w:sz w:val="28"/>
-                <w:szCs w:val="28"/>
-              </w:rPr>
-              <w:t xml:space="preserve">    </w:t>
-            </w:r>
-            <w:r>
-              <w:fldChar w:fldCharType="begin">
-                <w:ffData>
-                  <w:name w:val="Check2"/>
-                  <w:enabled/>
-                  <w:calcOnExit w:val="0"/>
-                  <w:checkBox>
-                    <w:sizeAuto/>
-                    <w:default w:val="0"/>
-                  </w:checkBox>
-                </w:ffData>
-              </w:fldChar>
-            </w:r>
-            <w:r>
-              <w:instrText xml:space="preserve"> FORMCHECKBOX </w:instrText>
-            </w:r>
-            <w:r>
-              <w:fldChar w:fldCharType="end"/>
-            </w:r>
-            <w:r>
-              <w:t xml:space="preserve">  </w:t>
-            </w:r>
-            <w:r>
-              <w:rPr>
-                <w:rFonts w:ascii="Avenir Next Demi Bold" w:hAnsi="Avenir Next Demi Bold"/>
-                <w:sz w:val="28"/>
-                <w:szCs w:val="28"/>
-              </w:rPr>
-              <w:t>No</w:t>
-            </w:r>
+          </w:p>
+        </w:tc>
+        <w:tc>
+          <w:tcPr>
+            <w:tcW w:w="3231" w:type="dxa"/>
+            <w:tcBorders>
+              <w:top w:val="single" w:sz="4" w:space="0" w:color="auto"/>
+              <w:left w:val="nil"/>
+              <w:bottom w:val="single" w:sz="4" w:space="0" w:color="auto"/>
+              <w:right w:val="nil"/>
+            </w:tcBorders>
+          </w:tcPr>
+          <w:p>
+            <w:pPr>
+              <w:pStyle w:val="Heading2"/>
+            </w:pPr>
           </w:p>
         </w:tc>
       </w:tr>
-    </w:tbl>
-    <w:p>
-      <w:pPr>
-        <w:pStyle w:val="Heading4"/>
-      </w:pPr>
-    </w:p>
-    <w:p>
-      <w:pPr>
-        <w:pStyle w:val="Heading4"/>
-      </w:pPr>
-    </w:p>
-    <w:p>
-      <w:pPr>
-        <w:pStyle w:val="Heading4"/>
-      </w:pPr>
-    </w:p>
-    <w:p>
-      <w:pPr>
-        <w:pStyle w:val="Heading4"/>
-      </w:pPr>
-    </w:p>
-    <w:tbl>
-      <w:tblPr>
-        <w:tblStyle w:val="TableGrid"/>
-        <w:tblpPr w:leftFromText="180" w:rightFromText="180" w:vertAnchor="text" w:horzAnchor="margin" w:tblpY="31"/>
-        <w:tblW w:w="9509" w:type="dxa"/>
-        <w:tblLook w:val="04A0" w:firstRow="1" w:lastRow="0" w:firstColumn="1" w:lastColumn="0" w:noHBand="0" w:noVBand="1"/>
-      </w:tblPr>
-      <w:tblGrid>
-        <w:gridCol w:w="9509"/>
-      </w:tblGrid>
       <w:tr>
-        <w:trPr>
-          <w:trHeight w:val="449"/>
-        </w:trPr>
         <w:tc>
           <w:tcPr>
-            <w:tcW w:w="9509" w:type="dxa"/>
+            <w:tcW w:w="3219" w:type="dxa"/>
+            <w:tcBorders>
+              <w:top w:val="nil"/>
+              <w:left w:val="nil"/>
+              <w:bottom w:val="nil"/>
+              <w:right w:val="single" w:sz="4" w:space="0" w:color="auto"/>
+            </w:tcBorders>
+          </w:tcPr>
+          <w:p>
+            <w:pPr>
+              <w:pStyle w:val="Heading2"/>
+            </w:pPr>
+            <w:r>
+              <w:rPr>
+                <w:rFonts w:ascii="Avenir Next Medium" w:hAnsi="Avenir Next Medium"/>
+                <w:sz w:val="28"/>
+                <w:szCs w:val="28"/>
+              </w:rPr>
+              <w:t>Email address:</w:t>
+            </w:r>
+          </w:p>
+        </w:tc>
+        <w:tc>
+          <w:tcPr>
+            <w:tcW w:w="3160" w:type="dxa"/>
+            <w:tcBorders>
+              <w:top w:val="single" w:sz="4" w:space="0" w:color="auto"/>
+              <w:left w:val="single" w:sz="4" w:space="0" w:color="auto"/>
+              <w:bottom w:val="single" w:sz="4" w:space="0" w:color="auto"/>
+            </w:tcBorders>
             <w:shd w:val="clear" w:color="auto" w:fill="FFFFFF" w:themeFill="background1"/>
           </w:tcPr>
           <w:p>
@@ -4494,13 +2365,14 @@
             <w:r>
               <w:fldChar w:fldCharType="begin">
                 <w:ffData>
-                  <w:name w:val="Text6"/>
+                  <w:name w:val="Text16"/>
                   <w:enabled/>
                   <w:calcOnExit w:val="0"/>
                   <w:textInput/>
                 </w:ffData>
               </w:fldChar>
             </w:r>
+            <w:bookmarkStart w:id="15" w:name="Text16"/>
             <w:r>
               <w:instrText xml:space="preserve"> FORMTEXT </w:instrText>
             </w:r>
@@ -4508,726 +2380,64 @@
               <w:fldChar w:fldCharType="separate"/>
             </w:r>
             <w:r>
+              <w:rPr>
+                <w:noProof/>
+              </w:rPr>
               <w:t> </w:t>
             </w:r>
             <w:r>
+              <w:rPr>
+                <w:noProof/>
+              </w:rPr>
               <w:t> </w:t>
             </w:r>
             <w:r>
+              <w:rPr>
+                <w:noProof/>
+              </w:rPr>
               <w:t> </w:t>
             </w:r>
             <w:r>
+              <w:rPr>
+                <w:noProof/>
+              </w:rPr>
               <w:t> </w:t>
             </w:r>
             <w:r>
+              <w:rPr>
+                <w:noProof/>
+              </w:rPr>
               <w:t> </w:t>
             </w:r>
             <w:r>
               <w:fldChar w:fldCharType="end"/>
             </w:r>
+            <w:bookmarkEnd w:id="15"/>
           </w:p>
         </w:tc>
-      </w:tr>
-    </w:tbl>
-    <w:p>
-      <w:pPr>
-        <w:pStyle w:val="Heading4"/>
-      </w:pPr>
-    </w:p>
-    <w:p>
-      <w:pPr>
-        <w:pStyle w:val="Heading4"/>
-      </w:pPr>
-    </w:p>
-    <w:p>
-      <w:r>
-        <w:rPr>
-          <w:noProof/>
-        </w:rPr>
-        <mc:AlternateContent>
-          <mc:Choice Requires="wps">
-            <w:drawing>
-              <wp:anchor distT="0" distB="0" distL="114300" distR="114300" simplePos="0" relativeHeight="251930112" behindDoc="0" locked="0" layoutInCell="1" allowOverlap="1" wp14:anchorId="0C9E6CE0" wp14:editId="4AF77068">
-                <wp:simplePos x="0" y="0"/>
-                <wp:positionH relativeFrom="column">
-                  <wp:posOffset>-188259</wp:posOffset>
-                </wp:positionH>
-                <wp:positionV relativeFrom="page">
-                  <wp:posOffset>6723529</wp:posOffset>
-                </wp:positionV>
-                <wp:extent cx="6956425" cy="1192306"/>
-                <wp:effectExtent l="0" t="0" r="0" b="0"/>
-                <wp:wrapNone/>
-                <wp:docPr id="808677640" name="Text Box 85"/>
-                <wp:cNvGraphicFramePr/>
-                <a:graphic xmlns:a="http://schemas.openxmlformats.org/drawingml/2006/main">
-                  <a:graphicData uri="http://schemas.microsoft.com/office/word/2010/wordprocessingShape">
-                    <wps:wsp>
-                      <wps:cNvSpPr txBox="1"/>
-                      <wps:spPr>
-                        <a:xfrm>
-                          <a:off x="0" y="0"/>
-                          <a:ext cx="6956425" cy="1192306"/>
-                        </a:xfrm>
-                        <a:prstGeom prst="rect">
-                          <a:avLst/>
-                        </a:prstGeom>
-                        <a:noFill/>
-                        <a:ln w="6350">
-                          <a:noFill/>
-                        </a:ln>
-                      </wps:spPr>
-                      <wps:txbx>
-                        <w:txbxContent>
-                          <w:p>
-                            <w:pPr>
-                              <w:rPr>
-                                <w:rFonts w:ascii="Avenir Next" w:hAnsi="Avenir Next"/>
-                              </w:rPr>
-                            </w:pPr>
-                            <w:r>
-                              <w:rPr>
-                                <w:rFonts w:ascii="Avenir Next Demi Bold" w:hAnsi="Avenir Next Demi Bold"/>
-                                <w:b/>
-                                <w:bCs/>
-                                <w:color w:val="C61E5D"/>
-                                <w:sz w:val="32"/>
-                                <w:szCs w:val="32"/>
-                              </w:rPr>
-                              <w:t>Declaration</w:t>
-                            </w:r>
-                            <w:r>
-                              <w:rPr>
-                                <w:rFonts w:ascii="Avenir Next Demi Bold" w:hAnsi="Avenir Next Demi Bold"/>
-                                <w:b/>
-                                <w:bCs/>
-                                <w:color w:val="C61E5D"/>
-                                <w:sz w:val="26"/>
-                                <w:szCs w:val="26"/>
-                              </w:rPr>
-                              <w:br/>
-                            </w:r>
-                            <w:r>
-                              <w:rPr>
-                                <w:rFonts w:ascii="Avenir Next Medium" w:hAnsi="Avenir Next Medium"/>
-                                <w:color w:val="C61E5D"/>
-                                <w:sz w:val="26"/>
-                                <w:szCs w:val="26"/>
-                              </w:rPr>
-                              <w:br/>
-                            </w:r>
-                            <w:r>
-                              <w:rPr>
-                                <w:rFonts w:ascii="Avenir Next" w:hAnsi="Avenir Next"/>
-                                <w:sz w:val="28"/>
-                                <w:szCs w:val="28"/>
-                              </w:rPr>
-                              <w:t>I confirm that the information contained within this application is accurate and complete to the best of my knowledge.</w:t>
-                            </w:r>
-                          </w:p>
-                          <w:p>
-                            <w:pPr>
-                              <w:rPr>
-                                <w:sz w:val="26"/>
-                                <w:szCs w:val="26"/>
-                              </w:rPr>
-                            </w:pPr>
-                            <w:r>
-                              <w:rPr>
-                                <w:rFonts w:ascii="Avenir Next Medium" w:hAnsi="Avenir Next Medium"/>
-                                <w:sz w:val="28"/>
-                                <w:szCs w:val="28"/>
-                              </w:rPr>
-                              <w:br/>
-                            </w:r>
-                            <w:r>
-                              <w:rPr>
-                                <w:rFonts w:ascii="Avenir Next Medium" w:hAnsi="Avenir Next Medium"/>
-                                <w:sz w:val="28"/>
-                                <w:szCs w:val="28"/>
-                              </w:rPr>
-                              <w:br/>
-                            </w:r>
-                            <w:r>
-                              <w:rPr>
-                                <w:rFonts w:ascii="Avenir Next Medium" w:hAnsi="Avenir Next Medium"/>
-                                <w:sz w:val="28"/>
-                                <w:szCs w:val="28"/>
-                              </w:rPr>
-                              <w:br/>
-                            </w:r>
-                          </w:p>
-                          <w:p/>
-                        </w:txbxContent>
-                      </wps:txbx>
-                      <wps:bodyPr rot="0" spcFirstLastPara="0" vertOverflow="overflow" horzOverflow="overflow" vert="horz" wrap="square" lIns="91440" tIns="45720" rIns="91440" bIns="45720" numCol="1" spcCol="0" rtlCol="0" fromWordArt="0" anchor="t" anchorCtr="0" forceAA="0" compatLnSpc="1">
-                        <a:prstTxWarp prst="textNoShape">
-                          <a:avLst/>
-                        </a:prstTxWarp>
-                        <a:noAutofit/>
-                      </wps:bodyPr>
-                    </wps:wsp>
-                  </a:graphicData>
-                </a:graphic>
-                <wp14:sizeRelH relativeFrom="margin">
-                  <wp14:pctWidth>0</wp14:pctWidth>
-                </wp14:sizeRelH>
-                <wp14:sizeRelV relativeFrom="margin">
-                  <wp14:pctHeight>0</wp14:pctHeight>
-                </wp14:sizeRelV>
-              </wp:anchor>
-            </w:drawing>
-          </mc:Choice>
-          <mc:Fallback>
-            <w:pict>
-              <v:shape w14:anchorId="0C9E6CE0" id="_x0000_s1035" type="#_x0000_t202" style="position:absolute;margin-left:-14.8pt;margin-top:529.4pt;width:547.75pt;height:93.9pt;z-index:251930112;visibility:visible;mso-wrap-style:square;mso-width-percent:0;mso-height-percent:0;mso-wrap-distance-left:9pt;mso-wrap-distance-top:0;mso-wrap-distance-right:9pt;mso-wrap-distance-bottom:0;mso-position-horizontal:absolute;mso-position-horizontal-relative:text;mso-position-vertical:absolute;mso-position-vertical-relative:page;mso-width-percent:0;mso-height-percent:0;mso-width-relative:margin;mso-height-relative:margin;v-text-anchor:top" o:gfxdata="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" filled="f" stroked="f" strokeweight=".5pt">
-                <v:textbox>
-                  <w:txbxContent>
-                    <w:p>
-                      <w:pPr>
-                        <w:rPr>
-                          <w:rFonts w:ascii="Avenir Next" w:hAnsi="Avenir Next"/>
-                        </w:rPr>
-                      </w:pPr>
-                      <w:r>
-                        <w:rPr>
-                          <w:rFonts w:ascii="Avenir Next Demi Bold" w:hAnsi="Avenir Next Demi Bold"/>
-                          <w:b/>
-                          <w:bCs/>
-                          <w:color w:val="C61E5D"/>
-                          <w:sz w:val="32"/>
-                          <w:szCs w:val="32"/>
-                        </w:rPr>
-                        <w:t>Declaration</w:t>
-                      </w:r>
-                      <w:r>
-                        <w:rPr>
-                          <w:rFonts w:ascii="Avenir Next Demi Bold" w:hAnsi="Avenir Next Demi Bold"/>
-                          <w:b/>
-                          <w:bCs/>
-                          <w:color w:val="C61E5D"/>
-                          <w:sz w:val="26"/>
-                          <w:szCs w:val="26"/>
-                        </w:rPr>
-                        <w:br/>
-                      </w:r>
-                      <w:r>
-                        <w:rPr>
-                          <w:rFonts w:ascii="Avenir Next Medium" w:hAnsi="Avenir Next Medium"/>
-                          <w:color w:val="C61E5D"/>
-                          <w:sz w:val="26"/>
-                          <w:szCs w:val="26"/>
-                        </w:rPr>
-                        <w:br/>
-                      </w:r>
-                      <w:r>
-                        <w:rPr>
-                          <w:rFonts w:ascii="Avenir Next" w:hAnsi="Avenir Next"/>
-                          <w:sz w:val="28"/>
-                          <w:szCs w:val="28"/>
-                        </w:rPr>
-                        <w:t>I confirm that the information contained within this application is accurate and complete to the best of my knowledge.</w:t>
-                      </w:r>
-                    </w:p>
-                    <w:p>
-                      <w:pPr>
-                        <w:rPr>
-                          <w:sz w:val="26"/>
-                          <w:szCs w:val="26"/>
-                        </w:rPr>
-                      </w:pPr>
-                      <w:r>
-                        <w:rPr>
-                          <w:rFonts w:ascii="Avenir Next Medium" w:hAnsi="Avenir Next Medium"/>
-                          <w:sz w:val="28"/>
-                          <w:szCs w:val="28"/>
-                        </w:rPr>
-                        <w:br/>
-                      </w:r>
-                      <w:r>
-                        <w:rPr>
-                          <w:rFonts w:ascii="Avenir Next Medium" w:hAnsi="Avenir Next Medium"/>
-                          <w:sz w:val="28"/>
-                          <w:szCs w:val="28"/>
-                        </w:rPr>
-                        <w:br/>
-                      </w:r>
-                      <w:r>
-                        <w:rPr>
-                          <w:rFonts w:ascii="Avenir Next Medium" w:hAnsi="Avenir Next Medium"/>
-                          <w:sz w:val="28"/>
-                          <w:szCs w:val="28"/>
-                        </w:rPr>
-                        <w:br/>
-                      </w:r>
-                    </w:p>
-                    <w:p/>
-                  </w:txbxContent>
-                </v:textbox>
-                <w10:wrap anchory="page"/>
-              </v:shape>
-            </w:pict>
-          </mc:Fallback>
-        </mc:AlternateContent>
-      </w:r>
-      <w:r>
-        <w:rPr>
-          <w:noProof/>
-        </w:rPr>
-        <mc:AlternateContent>
-          <mc:Choice Requires="wps">
-            <w:drawing>
-              <wp:anchor distT="0" distB="0" distL="114300" distR="114300" simplePos="0" relativeHeight="251681280" behindDoc="0" locked="0" layoutInCell="1" allowOverlap="1" wp14:anchorId="553C2DA5" wp14:editId="0DE71A34">
-                <wp:simplePos x="0" y="0"/>
-                <wp:positionH relativeFrom="column">
-                  <wp:posOffset>-4390845</wp:posOffset>
-                </wp:positionH>
-                <wp:positionV relativeFrom="paragraph">
-                  <wp:posOffset>-923026</wp:posOffset>
-                </wp:positionV>
-                <wp:extent cx="3156155" cy="678426"/>
-                <wp:effectExtent l="0" t="0" r="0" b="0"/>
-                <wp:wrapNone/>
-                <wp:docPr id="1730407237" name="Text Box 13"/>
-                <wp:cNvGraphicFramePr/>
-                <a:graphic xmlns:a="http://schemas.openxmlformats.org/drawingml/2006/main">
-                  <a:graphicData uri="http://schemas.microsoft.com/office/word/2010/wordprocessingShape">
-                    <wps:wsp>
-                      <wps:cNvSpPr txBox="1"/>
-                      <wps:spPr>
-                        <a:xfrm>
-                          <a:off x="0" y="0"/>
-                          <a:ext cx="3156155" cy="678426"/>
-                        </a:xfrm>
-                        <a:prstGeom prst="rect">
-                          <a:avLst/>
-                        </a:prstGeom>
-                        <a:noFill/>
-                        <a:ln w="6350">
-                          <a:noFill/>
-                        </a:ln>
-                      </wps:spPr>
-                      <wps:txbx>
-                        <w:txbxContent>
-                          <w:p>
-                            <w:pPr>
-                              <w:rPr>
-                                <w:rFonts w:ascii="Aptos Light" w:hAnsi="Aptos Light"/>
-                                <w:color w:val="FFFFFF" w:themeColor="background1"/>
-                                <w:sz w:val="32"/>
-                                <w:szCs w:val="32"/>
-                              </w:rPr>
-                            </w:pPr>
-                            <w:r>
-                              <w:rPr>
-                                <w:rFonts w:ascii="Aptos Light" w:hAnsi="Aptos Light"/>
-                                <w:color w:val="FFFFFF" w:themeColor="background1"/>
-                                <w:sz w:val="32"/>
-                                <w:szCs w:val="32"/>
-                              </w:rPr>
-                              <w:t>Building relational infrastructure so that all young people can thrive</w:t>
-                            </w:r>
-                          </w:p>
-                        </w:txbxContent>
-                      </wps:txbx>
-                      <wps:bodyPr rot="0" spcFirstLastPara="0" vertOverflow="overflow" horzOverflow="overflow" vert="horz" wrap="square" lIns="91440" tIns="45720" rIns="91440" bIns="45720" numCol="1" spcCol="0" rtlCol="0" fromWordArt="0" anchor="t" anchorCtr="0" forceAA="0" compatLnSpc="1">
-                        <a:prstTxWarp prst="textNoShape">
-                          <a:avLst/>
-                        </a:prstTxWarp>
-                        <a:noAutofit/>
-                      </wps:bodyPr>
-                    </wps:wsp>
-                  </a:graphicData>
-                </a:graphic>
-                <wp14:sizeRelH relativeFrom="margin">
-                  <wp14:pctWidth>0</wp14:pctWidth>
-                </wp14:sizeRelH>
-                <wp14:sizeRelV relativeFrom="margin">
-                  <wp14:pctHeight>0</wp14:pctHeight>
-                </wp14:sizeRelV>
-              </wp:anchor>
-            </w:drawing>
-          </mc:Choice>
-          <mc:Fallback>
-            <w:pict>
-              <v:shape w14:anchorId="553C2DA5" id="Text Box 13" o:spid="_x0000_s1036" type="#_x0000_t202" style="position:absolute;margin-left:-345.75pt;margin-top:-72.7pt;width:248.5pt;height:53.4pt;z-index:251681280;visibility:visible;mso-wrap-style:square;mso-width-percent:0;mso-height-percent:0;mso-wrap-distance-left:9pt;mso-wrap-distance-top:0;mso-wrap-distance-right:9pt;mso-wrap-distance-bottom:0;mso-position-horizontal:absolute;mso-position-horizontal-relative:text;mso-position-vertical:absolute;mso-position-vertical-relative:text;mso-width-percent:0;mso-height-percent:0;mso-width-relative:margin;mso-height-relative:margin;v-text-anchor:top" o:gfxdata="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" filled="f" stroked="f" strokeweight=".5pt">
-                <v:textbox>
-                  <w:txbxContent>
-                    <w:p>
-                      <w:pPr>
-                        <w:rPr>
-                          <w:rFonts w:ascii="Aptos Light" w:hAnsi="Aptos Light"/>
-                          <w:color w:val="FFFFFF" w:themeColor="background1"/>
-                          <w:sz w:val="32"/>
-                          <w:szCs w:val="32"/>
-                        </w:rPr>
-                      </w:pPr>
-                      <w:r>
-                        <w:rPr>
-                          <w:rFonts w:ascii="Aptos Light" w:hAnsi="Aptos Light"/>
-                          <w:color w:val="FFFFFF" w:themeColor="background1"/>
-                          <w:sz w:val="32"/>
-                          <w:szCs w:val="32"/>
-                        </w:rPr>
-                        <w:t>Building relational infrastructure so that all young people can thrive</w:t>
-                      </w:r>
-                    </w:p>
-                  </w:txbxContent>
-                </v:textbox>
-              </v:shape>
-            </w:pict>
-          </mc:Fallback>
-        </mc:AlternateContent>
-      </w:r>
-    </w:p>
-    <w:p/>
-    <w:p/>
-    <w:p/>
-    <w:p/>
-    <w:p/>
-    <w:p/>
-    <w:p>
-      <w:r>
-        <w:rPr>
-          <w:noProof/>
-        </w:rPr>
-        <mc:AlternateContent>
-          <mc:Choice Requires="wps">
-            <w:drawing>
-              <wp:anchor distT="0" distB="0" distL="114300" distR="114300" simplePos="0" relativeHeight="251938304" behindDoc="0" locked="0" layoutInCell="1" allowOverlap="1" wp14:anchorId="77768B81" wp14:editId="67F25F14">
-                <wp:simplePos x="0" y="0"/>
-                <wp:positionH relativeFrom="column">
-                  <wp:posOffset>-91440</wp:posOffset>
-                </wp:positionH>
-                <wp:positionV relativeFrom="page">
-                  <wp:posOffset>7985760</wp:posOffset>
-                </wp:positionV>
-                <wp:extent cx="1156447" cy="1950720"/>
-                <wp:effectExtent l="0" t="0" r="0" b="0"/>
-                <wp:wrapNone/>
-                <wp:docPr id="776680989" name="Text Box 85"/>
-                <wp:cNvGraphicFramePr/>
-                <a:graphic xmlns:a="http://schemas.openxmlformats.org/drawingml/2006/main">
-                  <a:graphicData uri="http://schemas.microsoft.com/office/word/2010/wordprocessingShape">
-                    <wps:wsp>
-                      <wps:cNvSpPr txBox="1"/>
-                      <wps:spPr>
-                        <a:xfrm>
-                          <a:off x="0" y="0"/>
-                          <a:ext cx="1156447" cy="1950720"/>
-                        </a:xfrm>
-                        <a:prstGeom prst="rect">
-                          <a:avLst/>
-                        </a:prstGeom>
-                        <a:noFill/>
-                        <a:ln w="6350">
-                          <a:noFill/>
-                        </a:ln>
-                      </wps:spPr>
-                      <wps:txbx>
-                        <w:txbxContent>
-                          <w:p>
-                            <w:pPr>
-                              <w:rPr>
-                                <w:rFonts w:ascii="Avenir Next" w:hAnsi="Avenir Next"/>
-                              </w:rPr>
-                            </w:pPr>
-                          </w:p>
-                          <w:p>
-                            <w:pPr>
-                              <w:rPr>
-                                <w:rFonts w:ascii="Avenir Next" w:hAnsi="Avenir Next"/>
-                                <w:sz w:val="28"/>
-                                <w:szCs w:val="28"/>
-                              </w:rPr>
-                            </w:pPr>
-                            <w:r>
-                              <w:rPr>
-                                <w:rFonts w:ascii="Avenir Next" w:hAnsi="Avenir Next"/>
-                                <w:sz w:val="28"/>
-                                <w:szCs w:val="28"/>
-                              </w:rPr>
-                              <w:t>Name:</w:t>
-                            </w:r>
-                            <w:r>
-                              <w:rPr>
-                                <w:rFonts w:ascii="Avenir Next" w:hAnsi="Avenir Next"/>
-                                <w:sz w:val="28"/>
-                                <w:szCs w:val="28"/>
-                              </w:rPr>
-                              <w:br/>
-                            </w:r>
-                          </w:p>
-                          <w:p>
-                            <w:pPr>
-                              <w:rPr>
-                                <w:rFonts w:ascii="Avenir Next" w:hAnsi="Avenir Next"/>
-                                <w:sz w:val="28"/>
-                                <w:szCs w:val="28"/>
-                              </w:rPr>
-                            </w:pPr>
-                            <w:r>
-                              <w:rPr>
-                                <w:rFonts w:ascii="Avenir Next" w:hAnsi="Avenir Next"/>
-                                <w:sz w:val="28"/>
-                                <w:szCs w:val="28"/>
-                              </w:rPr>
-                              <w:t>Signature:</w:t>
-                            </w:r>
-                            <w:r>
-                              <w:rPr>
-                                <w:rFonts w:ascii="Avenir Next" w:hAnsi="Avenir Next"/>
-                                <w:sz w:val="28"/>
-                                <w:szCs w:val="28"/>
-                              </w:rPr>
-                              <w:br/>
-                            </w:r>
-                          </w:p>
-                          <w:p>
-                            <w:pPr>
-                              <w:rPr>
-                                <w:rFonts w:ascii="Avenir Next" w:hAnsi="Avenir Next"/>
-                                <w:sz w:val="28"/>
-                                <w:szCs w:val="28"/>
-                              </w:rPr>
-                            </w:pPr>
-                          </w:p>
-                          <w:p>
-                            <w:pPr>
-                              <w:rPr>
-                                <w:rFonts w:ascii="Avenir Next" w:hAnsi="Avenir Next"/>
-                                <w:sz w:val="28"/>
-                                <w:szCs w:val="28"/>
-                              </w:rPr>
-                            </w:pPr>
-                          </w:p>
-                          <w:p>
-                            <w:pPr>
-                              <w:rPr>
-                                <w:rFonts w:ascii="Avenir Next" w:hAnsi="Avenir Next"/>
-                                <w:sz w:val="28"/>
-                                <w:szCs w:val="28"/>
-                              </w:rPr>
-                            </w:pPr>
-                            <w:r>
-                              <w:rPr>
-                                <w:rFonts w:ascii="Avenir Next" w:hAnsi="Avenir Next"/>
-                                <w:sz w:val="28"/>
-                                <w:szCs w:val="28"/>
-                              </w:rPr>
-                              <w:t>Date:</w:t>
-                            </w:r>
-                          </w:p>
-                          <w:p>
-                            <w:pPr>
-                              <w:rPr>
-                                <w:sz w:val="26"/>
-                                <w:szCs w:val="26"/>
-                              </w:rPr>
-                            </w:pPr>
-                            <w:r>
-                              <w:rPr>
-                                <w:rFonts w:ascii="Avenir Next Medium" w:hAnsi="Avenir Next Medium"/>
-                                <w:sz w:val="28"/>
-                                <w:szCs w:val="28"/>
-                              </w:rPr>
-                              <w:br/>
-                            </w:r>
-                            <w:r>
-                              <w:rPr>
-                                <w:rFonts w:ascii="Avenir Next Medium" w:hAnsi="Avenir Next Medium"/>
-                                <w:sz w:val="28"/>
-                                <w:szCs w:val="28"/>
-                              </w:rPr>
-                              <w:br/>
-                            </w:r>
-                            <w:r>
-                              <w:rPr>
-                                <w:rFonts w:ascii="Avenir Next Medium" w:hAnsi="Avenir Next Medium"/>
-                                <w:sz w:val="28"/>
-                                <w:szCs w:val="28"/>
-                              </w:rPr>
-                              <w:br/>
-                            </w:r>
-                          </w:p>
-                          <w:p/>
-                        </w:txbxContent>
-                      </wps:txbx>
-                      <wps:bodyPr rot="0" spcFirstLastPara="0" vertOverflow="overflow" horzOverflow="overflow" vert="horz" wrap="square" lIns="91440" tIns="45720" rIns="91440" bIns="45720" numCol="1" spcCol="0" rtlCol="0" fromWordArt="0" anchor="t" anchorCtr="0" forceAA="0" compatLnSpc="1">
-                        <a:prstTxWarp prst="textNoShape">
-                          <a:avLst/>
-                        </a:prstTxWarp>
-                        <a:noAutofit/>
-                      </wps:bodyPr>
-                    </wps:wsp>
-                  </a:graphicData>
-                </a:graphic>
-                <wp14:sizeRelH relativeFrom="margin">
-                  <wp14:pctWidth>0</wp14:pctWidth>
-                </wp14:sizeRelH>
-                <wp14:sizeRelV relativeFrom="margin">
-                  <wp14:pctHeight>0</wp14:pctHeight>
-                </wp14:sizeRelV>
-              </wp:anchor>
-            </w:drawing>
-          </mc:Choice>
-          <mc:Fallback>
-            <w:pict>
-              <v:shape w14:anchorId="77768B81" id="_x0000_s1037" type="#_x0000_t202" style="position:absolute;margin-left:-7.2pt;margin-top:628.8pt;width:91.05pt;height:153.6pt;z-index:251938304;visibility:visible;mso-wrap-style:square;mso-width-percent:0;mso-height-percent:0;mso-wrap-distance-left:9pt;mso-wrap-distance-top:0;mso-wrap-distance-right:9pt;mso-wrap-distance-bottom:0;mso-position-horizontal:absolute;mso-position-horizontal-relative:text;mso-position-vertical:absolute;mso-position-vertical-relative:page;mso-width-percent:0;mso-height-percent:0;mso-width-relative:margin;mso-height-relative:margin;v-text-anchor:top" o:gfxdata="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" filled="f" stroked="f" strokeweight=".5pt">
-                <v:textbox>
-                  <w:txbxContent>
-                    <w:p>
-                      <w:pPr>
-                        <w:rPr>
-                          <w:rFonts w:ascii="Avenir Next" w:hAnsi="Avenir Next"/>
-                        </w:rPr>
-                      </w:pPr>
-                    </w:p>
-                    <w:p>
-                      <w:pPr>
-                        <w:rPr>
-                          <w:rFonts w:ascii="Avenir Next" w:hAnsi="Avenir Next"/>
-                          <w:sz w:val="28"/>
-                          <w:szCs w:val="28"/>
-                        </w:rPr>
-                      </w:pPr>
-                      <w:r>
-                        <w:rPr>
-                          <w:rFonts w:ascii="Avenir Next" w:hAnsi="Avenir Next"/>
-                          <w:sz w:val="28"/>
-                          <w:szCs w:val="28"/>
-                        </w:rPr>
-                        <w:t>Name:</w:t>
-                      </w:r>
-                      <w:r>
-                        <w:rPr>
-                          <w:rFonts w:ascii="Avenir Next" w:hAnsi="Avenir Next"/>
-                          <w:sz w:val="28"/>
-                          <w:szCs w:val="28"/>
-                        </w:rPr>
-                        <w:br/>
-                      </w:r>
-                    </w:p>
-                    <w:p>
-                      <w:pPr>
-                        <w:rPr>
-                          <w:rFonts w:ascii="Avenir Next" w:hAnsi="Avenir Next"/>
-                          <w:sz w:val="28"/>
-                          <w:szCs w:val="28"/>
-                        </w:rPr>
-                      </w:pPr>
-                      <w:r>
-                        <w:rPr>
-                          <w:rFonts w:ascii="Avenir Next" w:hAnsi="Avenir Next"/>
-                          <w:sz w:val="28"/>
-                          <w:szCs w:val="28"/>
-                        </w:rPr>
-                        <w:t>Signature:</w:t>
-                      </w:r>
-                      <w:r>
-                        <w:rPr>
-                          <w:rFonts w:ascii="Avenir Next" w:hAnsi="Avenir Next"/>
-                          <w:sz w:val="28"/>
-                          <w:szCs w:val="28"/>
-                        </w:rPr>
-                        <w:br/>
-                      </w:r>
-                    </w:p>
-                    <w:p>
-                      <w:pPr>
-                        <w:rPr>
-                          <w:rFonts w:ascii="Avenir Next" w:hAnsi="Avenir Next"/>
-                          <w:sz w:val="28"/>
-                          <w:szCs w:val="28"/>
-                        </w:rPr>
-                      </w:pPr>
-                    </w:p>
-                    <w:p>
-                      <w:pPr>
-                        <w:rPr>
-                          <w:rFonts w:ascii="Avenir Next" w:hAnsi="Avenir Next"/>
-                          <w:sz w:val="28"/>
-                          <w:szCs w:val="28"/>
-                        </w:rPr>
-                      </w:pPr>
-                    </w:p>
-                    <w:p>
-                      <w:pPr>
-                        <w:rPr>
-                          <w:rFonts w:ascii="Avenir Next" w:hAnsi="Avenir Next"/>
-                          <w:sz w:val="28"/>
-                          <w:szCs w:val="28"/>
-                        </w:rPr>
-                      </w:pPr>
-                      <w:r>
-                        <w:rPr>
-                          <w:rFonts w:ascii="Avenir Next" w:hAnsi="Avenir Next"/>
-                          <w:sz w:val="28"/>
-                          <w:szCs w:val="28"/>
-                        </w:rPr>
-                        <w:t>Date:</w:t>
-                      </w:r>
-                    </w:p>
-                    <w:p>
-                      <w:pPr>
-                        <w:rPr>
-                          <w:sz w:val="26"/>
-                          <w:szCs w:val="26"/>
-                        </w:rPr>
-                      </w:pPr>
-                      <w:r>
-                        <w:rPr>
-                          <w:rFonts w:ascii="Avenir Next Medium" w:hAnsi="Avenir Next Medium"/>
-                          <w:sz w:val="28"/>
-                          <w:szCs w:val="28"/>
-                        </w:rPr>
-                        <w:br/>
-                      </w:r>
-                      <w:r>
-                        <w:rPr>
-                          <w:rFonts w:ascii="Avenir Next Medium" w:hAnsi="Avenir Next Medium"/>
-                          <w:sz w:val="28"/>
-                          <w:szCs w:val="28"/>
-                        </w:rPr>
-                        <w:br/>
-                      </w:r>
-                      <w:r>
-                        <w:rPr>
-                          <w:rFonts w:ascii="Avenir Next Medium" w:hAnsi="Avenir Next Medium"/>
-                          <w:sz w:val="28"/>
-                          <w:szCs w:val="28"/>
-                        </w:rPr>
-                        <w:br/>
-                      </w:r>
-                    </w:p>
-                    <w:p/>
-                  </w:txbxContent>
-                </v:textbox>
-                <w10:wrap anchory="page"/>
-              </v:shape>
-            </w:pict>
-          </mc:Fallback>
-        </mc:AlternateContent>
-      </w:r>
-    </w:p>
-    <w:p/>
-    <w:tbl>
-      <w:tblPr>
-        <w:tblStyle w:val="TableGrid"/>
-        <w:tblpPr w:leftFromText="180" w:rightFromText="180" w:vertAnchor="text" w:horzAnchor="page" w:tblpX="2849" w:tblpY="143"/>
-        <w:tblW w:w="7492" w:type="dxa"/>
-        <w:tblLook w:val="04A0" w:firstRow="1" w:lastRow="0" w:firstColumn="1" w:lastColumn="0" w:noHBand="0" w:noVBand="1"/>
-      </w:tblPr>
-      <w:tblGrid>
-        <w:gridCol w:w="7492"/>
-      </w:tblGrid>
-      <w:tr>
-        <w:trPr>
-          <w:trHeight w:val="422"/>
-        </w:trPr>
         <w:tc>
           <w:tcPr>
-            <w:tcW w:w="7492" w:type="dxa"/>
+            <w:tcW w:w="851" w:type="dxa"/>
+            <w:tcBorders>
+              <w:top w:val="nil"/>
+              <w:left w:val="single" w:sz="4" w:space="0" w:color="auto"/>
+              <w:bottom w:val="nil"/>
+            </w:tcBorders>
+          </w:tcPr>
+          <w:p>
+            <w:pPr>
+              <w:pStyle w:val="Heading2"/>
+            </w:pPr>
+          </w:p>
+        </w:tc>
+        <w:tc>
+          <w:tcPr>
+            <w:tcW w:w="3231" w:type="dxa"/>
+            <w:tcBorders>
+              <w:top w:val="single" w:sz="4" w:space="0" w:color="auto"/>
+              <w:left w:val="single" w:sz="4" w:space="0" w:color="auto"/>
+              <w:bottom w:val="single" w:sz="4" w:space="0" w:color="auto"/>
+            </w:tcBorders>
             <w:shd w:val="clear" w:color="auto" w:fill="FFFFFF" w:themeFill="background1"/>
           </w:tcPr>
           <w:p>
@@ -5237,13 +2447,14 @@
             <w:r>
               <w:fldChar w:fldCharType="begin">
                 <w:ffData>
-                  <w:name w:val="Text6"/>
+                  <w:name w:val="Text17"/>
                   <w:enabled/>
                   <w:calcOnExit w:val="0"/>
                   <w:textInput/>
                 </w:ffData>
               </w:fldChar>
             </w:r>
+            <w:bookmarkStart w:id="16" w:name="Text17"/>
             <w:r>
               <w:instrText xml:space="preserve"> FORMTEXT </w:instrText>
             </w:r>
@@ -5283,30 +2494,114 @@
             <w:r>
               <w:fldChar w:fldCharType="end"/>
             </w:r>
+            <w:bookmarkEnd w:id="16"/>
           </w:p>
         </w:tc>
       </w:tr>
-    </w:tbl>
-    <w:p/>
-    <w:p/>
-    <w:p/>
-    <w:tbl>
-      <w:tblPr>
-        <w:tblStyle w:val="TableGrid"/>
-        <w:tblpPr w:leftFromText="180" w:rightFromText="180" w:vertAnchor="text" w:horzAnchor="page" w:tblpX="2827" w:tblpY="94"/>
-        <w:tblW w:w="7492" w:type="dxa"/>
-        <w:tblLook w:val="04A0" w:firstRow="1" w:lastRow="0" w:firstColumn="1" w:lastColumn="0" w:noHBand="0" w:noVBand="1"/>
-      </w:tblPr>
-      <w:tblGrid>
-        <w:gridCol w:w="7492"/>
-      </w:tblGrid>
       <w:tr>
-        <w:trPr>
-          <w:trHeight w:val="422"/>
-        </w:trPr>
         <w:tc>
           <w:tcPr>
-            <w:tcW w:w="7492" w:type="dxa"/>
+            <w:tcW w:w="3219" w:type="dxa"/>
+            <w:tcBorders>
+              <w:top w:val="nil"/>
+              <w:left w:val="nil"/>
+              <w:bottom w:val="nil"/>
+              <w:right w:val="nil"/>
+            </w:tcBorders>
+          </w:tcPr>
+          <w:p>
+            <w:pPr>
+              <w:pStyle w:val="Heading2"/>
+              <w:rPr>
+                <w:rFonts w:ascii="Avenir Next Medium" w:hAnsi="Avenir Next Medium"/>
+                <w:sz w:val="28"/>
+                <w:szCs w:val="28"/>
+              </w:rPr>
+            </w:pPr>
+          </w:p>
+        </w:tc>
+        <w:tc>
+          <w:tcPr>
+            <w:tcW w:w="3160" w:type="dxa"/>
+            <w:tcBorders>
+              <w:top w:val="single" w:sz="4" w:space="0" w:color="auto"/>
+              <w:left w:val="nil"/>
+              <w:bottom w:val="single" w:sz="4" w:space="0" w:color="auto"/>
+              <w:right w:val="nil"/>
+            </w:tcBorders>
+          </w:tcPr>
+          <w:p>
+            <w:pPr>
+              <w:pStyle w:val="Heading2"/>
+            </w:pPr>
+          </w:p>
+        </w:tc>
+        <w:tc>
+          <w:tcPr>
+            <w:tcW w:w="851" w:type="dxa"/>
+            <w:tcBorders>
+              <w:top w:val="nil"/>
+              <w:left w:val="nil"/>
+              <w:bottom w:val="nil"/>
+              <w:right w:val="nil"/>
+            </w:tcBorders>
+          </w:tcPr>
+          <w:p>
+            <w:pPr>
+              <w:pStyle w:val="Heading2"/>
+            </w:pPr>
+          </w:p>
+        </w:tc>
+        <w:tc>
+          <w:tcPr>
+            <w:tcW w:w="3231" w:type="dxa"/>
+            <w:tcBorders>
+              <w:top w:val="single" w:sz="4" w:space="0" w:color="auto"/>
+              <w:left w:val="nil"/>
+              <w:bottom w:val="single" w:sz="4" w:space="0" w:color="auto"/>
+              <w:right w:val="nil"/>
+            </w:tcBorders>
+          </w:tcPr>
+          <w:p>
+            <w:pPr>
+              <w:pStyle w:val="Heading2"/>
+            </w:pPr>
+          </w:p>
+        </w:tc>
+      </w:tr>
+      <w:tr>
+        <w:tc>
+          <w:tcPr>
+            <w:tcW w:w="3219" w:type="dxa"/>
+            <w:tcBorders>
+              <w:top w:val="nil"/>
+              <w:left w:val="nil"/>
+              <w:bottom w:val="nil"/>
+              <w:right w:val="single" w:sz="4" w:space="0" w:color="auto"/>
+            </w:tcBorders>
+          </w:tcPr>
+          <w:p>
+            <w:pPr>
+              <w:pStyle w:val="Heading2"/>
+            </w:pPr>
+            <w:r>
+              <w:rPr>
+                <w:rFonts w:ascii="Avenir Next Medium" w:hAnsi="Avenir Next Medium"/>
+                <w:sz w:val="28"/>
+                <w:szCs w:val="28"/>
+              </w:rPr>
+              <w:t>Telephone Number</w:t>
+            </w:r>
+          </w:p>
+        </w:tc>
+        <w:tc>
+          <w:tcPr>
+            <w:tcW w:w="3160" w:type="dxa"/>
+            <w:tcBorders>
+              <w:top w:val="single" w:sz="4" w:space="0" w:color="auto"/>
+              <w:left w:val="single" w:sz="4" w:space="0" w:color="auto"/>
+              <w:bottom w:val="single" w:sz="4" w:space="0" w:color="auto"/>
+            </w:tcBorders>
             <w:shd w:val="clear" w:color="auto" w:fill="FFFFFF" w:themeFill="background1"/>
           </w:tcPr>
           <w:p>
@@ -5316,13 +2611,14 @@
             <w:r>
               <w:fldChar w:fldCharType="begin">
                 <w:ffData>
-                  <w:name w:val="Text6"/>
+                  <w:name w:val="Text18"/>
                   <w:enabled/>
                   <w:calcOnExit w:val="0"/>
                   <w:textInput/>
                 </w:ffData>
               </w:fldChar>
             </w:r>
+            <w:bookmarkStart w:id="17" w:name="Text18"/>
             <w:r>
               <w:instrText xml:space="preserve"> FORMTEXT </w:instrText>
             </w:r>
@@ -5362,32 +2658,32 @@
             <w:r>
               <w:fldChar w:fldCharType="end"/>
             </w:r>
+            <w:bookmarkEnd w:id="17"/>
           </w:p>
         </w:tc>
-      </w:tr>
-    </w:tbl>
-    <w:p/>
-    <w:p/>
-    <w:p/>
-    <w:p/>
-    <w:p/>
-    <w:tbl>
-      <w:tblPr>
-        <w:tblStyle w:val="TableGrid"/>
-        <w:tblpPr w:leftFromText="180" w:rightFromText="180" w:vertAnchor="text" w:horzAnchor="page" w:tblpX="2785" w:tblpY="208"/>
-        <w:tblW w:w="7492" w:type="dxa"/>
-        <w:tblLook w:val="04A0" w:firstRow="1" w:lastRow="0" w:firstColumn="1" w:lastColumn="0" w:noHBand="0" w:noVBand="1"/>
-      </w:tblPr>
-      <w:tblGrid>
-        <w:gridCol w:w="7492"/>
-      </w:tblGrid>
-      <w:tr>
-        <w:trPr>
-          <w:trHeight w:val="422"/>
-        </w:trPr>
         <w:tc>
           <w:tcPr>
-            <w:tcW w:w="7492" w:type="dxa"/>
+            <w:tcW w:w="851" w:type="dxa"/>
+            <w:tcBorders>
+              <w:top w:val="nil"/>
+              <w:left w:val="single" w:sz="4" w:space="0" w:color="auto"/>
+              <w:bottom w:val="nil"/>
+            </w:tcBorders>
+          </w:tcPr>
+          <w:p>
+            <w:pPr>
+              <w:pStyle w:val="Heading2"/>
+            </w:pPr>
+          </w:p>
+        </w:tc>
+        <w:tc>
+          <w:tcPr>
+            <w:tcW w:w="3231" w:type="dxa"/>
+            <w:tcBorders>
+              <w:top w:val="single" w:sz="4" w:space="0" w:color="auto"/>
+              <w:left w:val="single" w:sz="4" w:space="0" w:color="auto"/>
+              <w:bottom w:val="single" w:sz="4" w:space="0" w:color="auto"/>
+            </w:tcBorders>
             <w:shd w:val="clear" w:color="auto" w:fill="FFFFFF" w:themeFill="background1"/>
           </w:tcPr>
           <w:p>
@@ -5397,13 +2693,14 @@
             <w:r>
               <w:fldChar w:fldCharType="begin">
                 <w:ffData>
-                  <w:name w:val="Text6"/>
+                  <w:name w:val="Text19"/>
                   <w:enabled/>
                   <w:calcOnExit w:val="0"/>
                   <w:textInput/>
                 </w:ffData>
               </w:fldChar>
             </w:r>
+            <w:bookmarkStart w:id="18" w:name="Text19"/>
             <w:r>
               <w:instrText xml:space="preserve"> FORMTEXT </w:instrText>
             </w:r>
@@ -5443,178 +2740,781 @@
             <w:r>
               <w:fldChar w:fldCharType="end"/>
             </w:r>
+            <w:bookmarkEnd w:id="18"/>
           </w:p>
         </w:tc>
       </w:tr>
     </w:tbl>
-    <w:p/>
-    <w:p/>
     <w:p>
+      <w:pPr>
+        <w:pStyle w:val="Heading2"/>
+      </w:pPr>
+    </w:p>
+    <w:p>
+      <w:pPr>
+        <w:pStyle w:val="Heading2"/>
+      </w:pPr>
       <w:r>
         <w:rPr>
-          <w:rFonts w:asciiTheme="minorHAnsi" w:hAnsiTheme="minorHAnsi" w:cstheme="minorHAnsi"/>
-          <w:b/>
-          <w:bCs/>
-          <w:noProof/>
+          <w:rFonts w:ascii="Avenir Next Demi Bold" w:hAnsi="Avenir Next Demi Bold"/>
+          <w:color w:val="C61E5D"/>
+          <w:sz w:val="28"/>
+          <w:szCs w:val="28"/>
+        </w:rPr>
+        <w:t>Safeguarding</w:t>
+      </w:r>
+      <w:r>
+        <w:rPr>
+          <w:rFonts w:ascii="Avenir Next Demi Bold" w:hAnsi="Avenir Next Demi Bold"/>
+          <w:color w:val="C61E5D"/>
+          <w:sz w:val="26"/>
+          <w:szCs w:val="26"/>
+        </w:rPr>
+        <w:br/>
+      </w:r>
+      <w:r>
+        <w:rPr>
+          <w:rFonts w:ascii="Avenir Next Medium" w:hAnsi="Avenir Next Medium"/>
+          <w:color w:val="C61E5D"/>
+          <w:sz w:val="26"/>
+          <w:szCs w:val="26"/>
+        </w:rPr>
+        <w:br/>
+      </w:r>
+      <w:r>
+        <w:rPr>
+          <w:rFonts w:ascii="Avenir Next Demi Bold" w:hAnsi="Avenir Next Demi Bold"/>
+          <w:sz w:val="24"/>
+          <w:szCs w:val="24"/>
+        </w:rPr>
+        <w:t>Appointment to this role will be subject to satisfactory references, identity checks and an Enhanced DBS check.</w:t>
+      </w:r>
+      <w:r>
+        <w:rPr>
+          <w:rFonts w:ascii="Avenir Next Demi Bold" w:hAnsi="Avenir Next Demi Bold"/>
+        </w:rPr>
+        <w:br/>
+      </w:r>
+      <w:r>
+        <w:rPr>
+          <w:rFonts w:ascii="Avenir Next Demi Bold" w:hAnsi="Avenir Next Demi Bold"/>
+          <w:sz w:val="18"/>
+          <w:szCs w:val="18"/>
+        </w:rPr>
+        <w:br/>
+      </w:r>
+      <w:r>
+        <w:rPr>
+          <w:rFonts w:ascii="Avenir Next Demi Bold" w:hAnsi="Avenir Next Demi Bold"/>
+          <w:sz w:val="24"/>
+          <w:szCs w:val="24"/>
+        </w:rPr>
+        <w:t>Have you ever been cautioned, convicted of a criminal offence, or are you currently subject to any investigation that may affect your suitability to work with children, young people or vulnerable adults?</w:t>
+      </w:r>
+      <w:r>
+        <w:rPr>
+          <w:rFonts w:ascii="Avenir Next Demi Bold" w:hAnsi="Avenir Next Demi Bold"/>
+          <w:sz w:val="24"/>
+          <w:szCs w:val="24"/>
+        </w:rPr>
+        <w:tab/>
+      </w:r>
+      <w:r>
+        <w:rPr>
+          <w:rFonts w:ascii="Avenir Next Demi Bold" w:hAnsi="Avenir Next Demi Bold"/>
+          <w:sz w:val="24"/>
+          <w:szCs w:val="24"/>
+        </w:rPr>
+        <w:tab/>
+      </w:r>
+      <w:r>
+        <w:rPr>
+          <w:rFonts w:ascii="Avenir Next Demi Bold" w:hAnsi="Avenir Next Demi Bold"/>
+          <w:sz w:val="24"/>
+          <w:szCs w:val="24"/>
+        </w:rPr>
+        <w:tab/>
+      </w:r>
+      <w:r>
+        <w:rPr>
+          <w:rFonts w:ascii="Avenir Next Demi Bold" w:hAnsi="Avenir Next Demi Bold"/>
+          <w:sz w:val="24"/>
+          <w:szCs w:val="24"/>
+        </w:rPr>
+        <w:tab/>
+      </w:r>
+      <w:r>
+        <w:rPr>
+          <w:rFonts w:ascii="Avenir Next Demi Bold" w:hAnsi="Avenir Next Demi Bold"/>
+          <w:sz w:val="24"/>
+          <w:szCs w:val="24"/>
+        </w:rPr>
+        <w:br/>
+      </w:r>
+      <w:r>
+        <w:rPr>
+          <w:rFonts w:ascii="Avenir Next Demi Bold" w:hAnsi="Avenir Next Demi Bold"/>
+          <w:sz w:val="24"/>
+          <w:szCs w:val="24"/>
+        </w:rPr>
+        <w:tab/>
+      </w:r>
+      <w:r>
+        <w:rPr>
+          <w:rFonts w:ascii="Avenir Next Demi Bold" w:hAnsi="Avenir Next Demi Bold"/>
+          <w:sz w:val="24"/>
+          <w:szCs w:val="24"/>
+        </w:rPr>
+        <w:tab/>
+      </w:r>
+      <w:r>
+        <w:rPr>
+          <w:rFonts w:ascii="Avenir Next Demi Bold" w:hAnsi="Avenir Next Demi Bold"/>
+          <w:sz w:val="24"/>
+          <w:szCs w:val="24"/>
+        </w:rPr>
+        <w:tab/>
+      </w:r>
+      <w:r>
+        <w:rPr>
+          <w:rFonts w:ascii="Avenir Next Demi Bold" w:hAnsi="Avenir Next Demi Bold"/>
+          <w:sz w:val="24"/>
+          <w:szCs w:val="24"/>
+        </w:rPr>
+        <w:tab/>
+      </w:r>
+      <w:r>
+        <w:rPr>
+          <w:rFonts w:ascii="Avenir Next Demi Bold" w:hAnsi="Avenir Next Demi Bold"/>
+          <w:sz w:val="24"/>
+          <w:szCs w:val="24"/>
+        </w:rPr>
+        <w:tab/>
+      </w:r>
+      <w:r>
+        <w:rPr>
+          <w:rFonts w:ascii="Avenir Next Demi Bold" w:hAnsi="Avenir Next Demi Bold"/>
+          <w:sz w:val="24"/>
+          <w:szCs w:val="24"/>
+        </w:rPr>
+        <w:tab/>
+      </w:r>
+      <w:r>
+        <w:rPr>
+          <w:rFonts w:ascii="Avenir Next Demi Bold" w:hAnsi="Avenir Next Demi Bold"/>
+          <w:sz w:val="24"/>
+          <w:szCs w:val="24"/>
+        </w:rPr>
+        <w:fldChar w:fldCharType="begin">
+          <w:ffData>
+            <w:name w:val="Safeguarding"/>
+            <w:enabled/>
+            <w:calcOnExit w:val="0"/>
+            <w:ddList>
+              <w:listEntry w:val="Yes"/>
+              <w:listEntry w:val="No"/>
+            </w:ddList>
+          </w:ffData>
+        </w:fldChar>
+      </w:r>
+      <w:bookmarkStart w:id="19" w:name="Safeguarding"/>
+      <w:r>
+        <w:rPr>
+          <w:rFonts w:ascii="Avenir Next Demi Bold" w:hAnsi="Avenir Next Demi Bold"/>
+          <w:sz w:val="24"/>
+          <w:szCs w:val="24"/>
+        </w:rPr>
+        <w:instrText xml:space="preserve"> FORMDROPDOWN </w:instrText>
+      </w:r>
+      <w:r>
+        <w:rPr>
+          <w:rFonts w:ascii="Avenir Next Demi Bold" w:hAnsi="Avenir Next Demi Bold"/>
+          <w:sz w:val="24"/>
+          <w:szCs w:val="24"/>
+        </w:rPr>
+      </w:r>
+      <w:r>
+        <w:rPr>
+          <w:rFonts w:ascii="Avenir Next Demi Bold" w:hAnsi="Avenir Next Demi Bold"/>
+          <w:sz w:val="24"/>
+          <w:szCs w:val="24"/>
+        </w:rPr>
+        <w:fldChar w:fldCharType="end"/>
+      </w:r>
+      <w:bookmarkEnd w:id="19"/>
+      <w:r>
+        <w:rPr>
+          <w:rFonts w:ascii="Avenir Next Demi Bold" w:hAnsi="Avenir Next Demi Bold"/>
+          <w:sz w:val="24"/>
+          <w:szCs w:val="24"/>
+        </w:rPr>
+        <w:tab/>
+      </w:r>
+    </w:p>
+    <w:tbl>
+      <w:tblPr>
+        <w:tblStyle w:val="TableGrid"/>
+        <w:tblpPr w:leftFromText="180" w:rightFromText="180" w:vertAnchor="text" w:horzAnchor="margin" w:tblpY="231"/>
+        <w:tblW w:w="10456" w:type="dxa"/>
+        <w:tblLook w:val="04A0" w:firstRow="1" w:lastRow="0" w:firstColumn="1" w:lastColumn="0" w:noHBand="0" w:noVBand="1"/>
+      </w:tblPr>
+      <w:tblGrid>
+        <w:gridCol w:w="5228"/>
+        <w:gridCol w:w="5228"/>
+      </w:tblGrid>
+      <w:tr>
+        <w:tc>
+          <w:tcPr>
+            <w:tcW w:w="5228" w:type="dxa"/>
+            <w:tcBorders>
+              <w:top w:val="nil"/>
+              <w:left w:val="nil"/>
+              <w:bottom w:val="nil"/>
+              <w:right w:val="single" w:sz="4" w:space="0" w:color="auto"/>
+            </w:tcBorders>
+          </w:tcPr>
+          <w:p>
+            <w:pPr>
+              <w:pStyle w:val="Heading2"/>
+            </w:pPr>
+            <w:r>
+              <w:rPr>
+                <w:rFonts w:ascii="Avenir Next Medium" w:hAnsi="Avenir Next Medium"/>
+                <w:sz w:val="24"/>
+                <w:szCs w:val="24"/>
+              </w:rPr>
+              <w:t>If yes, please give details:</w:t>
+            </w:r>
+          </w:p>
+        </w:tc>
+        <w:tc>
+          <w:tcPr>
+            <w:tcW w:w="5228" w:type="dxa"/>
+            <w:tcBorders>
+              <w:top w:val="single" w:sz="4" w:space="0" w:color="auto"/>
+              <w:left w:val="single" w:sz="4" w:space="0" w:color="auto"/>
+              <w:bottom w:val="single" w:sz="4" w:space="0" w:color="auto"/>
+            </w:tcBorders>
+            <w:shd w:val="clear" w:color="auto" w:fill="FFFFFF" w:themeFill="background1"/>
+          </w:tcPr>
+          <w:p>
+            <w:pPr>
+              <w:pStyle w:val="Heading2"/>
+            </w:pPr>
+            <w:r>
+              <w:fldChar w:fldCharType="begin">
+                <w:ffData>
+                  <w:name w:val="Text20"/>
+                  <w:enabled/>
+                  <w:calcOnExit w:val="0"/>
+                  <w:textInput/>
+                </w:ffData>
+              </w:fldChar>
+            </w:r>
+            <w:bookmarkStart w:id="20" w:name="Text20"/>
+            <w:r>
+              <w:instrText xml:space="preserve"> FORMTEXT </w:instrText>
+            </w:r>
+            <w:r>
+              <w:fldChar w:fldCharType="separate"/>
+            </w:r>
+            <w:r>
+              <w:rPr>
+                <w:noProof/>
+              </w:rPr>
+              <w:t> </w:t>
+            </w:r>
+            <w:r>
+              <w:rPr>
+                <w:noProof/>
+              </w:rPr>
+              <w:t> </w:t>
+            </w:r>
+            <w:r>
+              <w:rPr>
+                <w:noProof/>
+              </w:rPr>
+              <w:t> </w:t>
+            </w:r>
+            <w:r>
+              <w:rPr>
+                <w:noProof/>
+              </w:rPr>
+              <w:t> </w:t>
+            </w:r>
+            <w:r>
+              <w:rPr>
+                <w:noProof/>
+              </w:rPr>
+              <w:t> </w:t>
+            </w:r>
+            <w:r>
+              <w:fldChar w:fldCharType="end"/>
+            </w:r>
+            <w:bookmarkEnd w:id="20"/>
+          </w:p>
+          <w:p>
+            <w:pPr>
+              <w:pStyle w:val="Heading2"/>
+            </w:pPr>
+          </w:p>
+        </w:tc>
+      </w:tr>
+    </w:tbl>
+    <w:p>
+      <w:pPr>
+        <w:pStyle w:val="Heading2"/>
+      </w:pPr>
+      <w:r>
+        <w:rPr>
+          <w:rFonts w:ascii="Avenir Next Demi Bold" w:hAnsi="Avenir Next Demi Bold"/>
+          <w:color w:val="C61E5D"/>
           <w:sz w:val="32"/>
           <w:szCs w:val="32"/>
         </w:rPr>
-        <mc:AlternateContent>
-          <mc:Choice Requires="wps">
-            <w:drawing>
-              <wp:anchor distT="0" distB="0" distL="114300" distR="114300" simplePos="0" relativeHeight="251904512" behindDoc="0" locked="0" layoutInCell="1" allowOverlap="1" wp14:anchorId="540DA37B" wp14:editId="51E543C6">
-                <wp:simplePos x="0" y="0"/>
-                <wp:positionH relativeFrom="column">
-                  <wp:posOffset>-145627</wp:posOffset>
-                </wp:positionH>
-                <wp:positionV relativeFrom="paragraph">
-                  <wp:posOffset>409363</wp:posOffset>
-                </wp:positionV>
-                <wp:extent cx="6915574" cy="0"/>
-                <wp:effectExtent l="0" t="0" r="6350" b="12700"/>
-                <wp:wrapNone/>
-                <wp:docPr id="1167526014" name="Straight Connector 27"/>
-                <wp:cNvGraphicFramePr/>
-                <a:graphic xmlns:a="http://schemas.openxmlformats.org/drawingml/2006/main">
-                  <a:graphicData uri="http://schemas.microsoft.com/office/word/2010/wordprocessingShape">
-                    <wps:wsp>
-                      <wps:cNvCnPr/>
-                      <wps:spPr>
-                        <a:xfrm>
-                          <a:off x="0" y="0"/>
-                          <a:ext cx="6915574" cy="0"/>
-                        </a:xfrm>
-                        <a:prstGeom prst="line">
-                          <a:avLst/>
-                        </a:prstGeom>
-                        <a:ln w="15875">
-                          <a:solidFill>
-                            <a:srgbClr val="C61E5D"/>
-                          </a:solidFill>
-                        </a:ln>
-                      </wps:spPr>
-                      <wps:style>
-                        <a:lnRef idx="1">
-                          <a:schemeClr val="accent1"/>
-                        </a:lnRef>
-                        <a:fillRef idx="0">
-                          <a:schemeClr val="accent1"/>
-                        </a:fillRef>
-                        <a:effectRef idx="0">
-                          <a:schemeClr val="accent1"/>
-                        </a:effectRef>
-                        <a:fontRef idx="minor">
-                          <a:schemeClr val="tx1"/>
-                        </a:fontRef>
-                      </wps:style>
-                      <wps:bodyPr/>
-                    </wps:wsp>
-                  </a:graphicData>
-                </a:graphic>
-                <wp14:sizeRelH relativeFrom="margin">
-                  <wp14:pctWidth>0</wp14:pctWidth>
-                </wp14:sizeRelH>
-                <wp14:sizeRelV relativeFrom="margin">
-                  <wp14:pctHeight>0</wp14:pctHeight>
-                </wp14:sizeRelV>
-              </wp:anchor>
-            </w:drawing>
-          </mc:Choice>
-          <mc:Fallback>
-            <w:pict>
-              <v:line w14:anchorId="1421E231" id="Straight Connector 27" o:spid="_x0000_s1026" style="position:absolute;z-index:251904512;visibility:visible;mso-wrap-style:square;mso-width-percent:0;mso-height-percent:0;mso-wrap-distance-left:9pt;mso-wrap-distance-top:0;mso-wrap-distance-right:9pt;mso-wrap-distance-bottom:0;mso-position-horizontal:absolute;mso-position-horizontal-relative:text;mso-position-vertical:absolute;mso-position-vertical-relative:text;mso-width-percent:0;mso-height-percent:0;mso-width-relative:margin;mso-height-relative:margin" from="-11.45pt,32.25pt" to="533.1pt,32.25pt" o:gfxdata="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" strokecolor="#c61e5d" strokeweight="1.25pt">
-                <v:stroke joinstyle="miter"/>
-              </v:line>
-            </w:pict>
-          </mc:Fallback>
-        </mc:AlternateContent>
+        <w:t>Declaration</w:t>
       </w:r>
       <w:r>
         <w:rPr>
-          <w:rFonts w:asciiTheme="minorHAnsi" w:hAnsiTheme="minorHAnsi" w:cstheme="minorHAnsi"/>
-          <w:b/>
-          <w:bCs/>
           <w:noProof/>
+        </w:rPr>
+        <w:t xml:space="preserve"> </w:t>
+      </w:r>
+    </w:p>
+    <w:p>
+      <w:pPr>
+        <w:pStyle w:val="Heading2"/>
+        <w:rPr>
           <w:sz w:val="32"/>
           <w:szCs w:val="32"/>
         </w:rPr>
-        <mc:AlternateContent>
-          <mc:Choice Requires="wps">
-            <w:drawing>
-              <wp:anchor distT="0" distB="0" distL="114300" distR="114300" simplePos="0" relativeHeight="251913728" behindDoc="0" locked="0" layoutInCell="1" allowOverlap="1" wp14:anchorId="48FD3B80" wp14:editId="52E5F8D1">
-                <wp:simplePos x="0" y="0"/>
-                <wp:positionH relativeFrom="column">
-                  <wp:posOffset>-231319</wp:posOffset>
-                </wp:positionH>
-                <wp:positionV relativeFrom="paragraph">
-                  <wp:posOffset>5755640</wp:posOffset>
-                </wp:positionV>
-                <wp:extent cx="563245" cy="0"/>
-                <wp:effectExtent l="0" t="25400" r="33655" b="25400"/>
-                <wp:wrapNone/>
-                <wp:docPr id="1784882820" name="Straight Connector 27"/>
-                <wp:cNvGraphicFramePr/>
-                <a:graphic xmlns:a="http://schemas.openxmlformats.org/drawingml/2006/main">
-                  <a:graphicData uri="http://schemas.microsoft.com/office/word/2010/wordprocessingShape">
-                    <wps:wsp>
-                      <wps:cNvCnPr/>
-                      <wps:spPr>
-                        <a:xfrm>
-                          <a:off x="0" y="0"/>
-                          <a:ext cx="563245" cy="0"/>
-                        </a:xfrm>
-                        <a:prstGeom prst="line">
-                          <a:avLst/>
-                        </a:prstGeom>
-                        <a:ln w="44450">
-                          <a:solidFill>
-                            <a:srgbClr val="C61E5D"/>
-                          </a:solidFill>
-                        </a:ln>
-                      </wps:spPr>
-                      <wps:style>
-                        <a:lnRef idx="1">
-                          <a:schemeClr val="accent1"/>
-                        </a:lnRef>
-                        <a:fillRef idx="0">
-                          <a:schemeClr val="accent1"/>
-                        </a:fillRef>
-                        <a:effectRef idx="0">
-                          <a:schemeClr val="accent1"/>
-                        </a:effectRef>
-                        <a:fontRef idx="minor">
-                          <a:schemeClr val="tx1"/>
-                        </a:fontRef>
-                      </wps:style>
-                      <wps:bodyPr/>
-                    </wps:wsp>
-                  </a:graphicData>
-                </a:graphic>
-                <wp14:sizeRelH relativeFrom="margin">
-                  <wp14:pctWidth>0</wp14:pctWidth>
-                </wp14:sizeRelH>
-              </wp:anchor>
-            </w:drawing>
-          </mc:Choice>
-          <mc:Fallback>
-            <w:pict>
-              <v:line w14:anchorId="6AD1BDC2" id="Straight Connector 27" o:spid="_x0000_s1026" style="position:absolute;z-index:251913728;visibility:visible;mso-wrap-style:square;mso-width-percent:0;mso-wrap-distance-left:9pt;mso-wrap-distance-top:0;mso-wrap-distance-right:9pt;mso-wrap-distance-bottom:0;mso-position-horizontal:absolute;mso-position-horizontal-relative:text;mso-position-vertical:absolute;mso-position-vertical-relative:text;mso-width-percent:0;mso-width-relative:margin" from="-18.2pt,453.2pt" to="26.15pt,453.2pt" o:gfxdata="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" strokecolor="#c61e5d" strokeweight="3.5pt">
-                <v:stroke joinstyle="miter"/>
-              </v:line>
-            </w:pict>
-          </mc:Fallback>
-        </mc:AlternateContent>
+      </w:pPr>
+      <w:r>
+        <w:rPr>
+          <w:rFonts w:ascii="Avenir Next" w:hAnsi="Avenir Next"/>
+          <w:sz w:val="24"/>
+          <w:szCs w:val="24"/>
+        </w:rPr>
+        <w:t>I confirm that the information contained within this application is accurate and complete to the best of my knowledge.</w:t>
+      </w:r>
+    </w:p>
+    <w:tbl>
+      <w:tblPr>
+        <w:tblStyle w:val="TableGrid"/>
+        <w:tblpPr w:leftFromText="180" w:rightFromText="180" w:vertAnchor="text" w:horzAnchor="margin" w:tblpY="81"/>
+        <w:tblW w:w="10456" w:type="dxa"/>
+        <w:tblLook w:val="04A0" w:firstRow="1" w:lastRow="0" w:firstColumn="1" w:lastColumn="0" w:noHBand="0" w:noVBand="1"/>
+      </w:tblPr>
+      <w:tblGrid>
+        <w:gridCol w:w="5228"/>
+        <w:gridCol w:w="5228"/>
+      </w:tblGrid>
+      <w:tr>
+        <w:tc>
+          <w:tcPr>
+            <w:tcW w:w="5228" w:type="dxa"/>
+            <w:tcBorders>
+              <w:top w:val="nil"/>
+              <w:left w:val="nil"/>
+              <w:bottom w:val="nil"/>
+              <w:right w:val="single" w:sz="4" w:space="0" w:color="auto"/>
+            </w:tcBorders>
+          </w:tcPr>
+          <w:p>
+            <w:pPr>
+              <w:pStyle w:val="Heading2"/>
+            </w:pPr>
+            <w:r>
+              <w:rPr>
+                <w:rFonts w:ascii="Avenir Next Medium" w:hAnsi="Avenir Next Medium"/>
+                <w:sz w:val="24"/>
+                <w:szCs w:val="24"/>
+              </w:rPr>
+              <w:t>Name:</w:t>
+            </w:r>
+          </w:p>
+        </w:tc>
+        <w:tc>
+          <w:tcPr>
+            <w:tcW w:w="5228" w:type="dxa"/>
+            <w:tcBorders>
+              <w:left w:val="single" w:sz="4" w:space="0" w:color="auto"/>
+              <w:bottom w:val="single" w:sz="4" w:space="0" w:color="auto"/>
+            </w:tcBorders>
+            <w:shd w:val="clear" w:color="auto" w:fill="FFFFFF" w:themeFill="background1"/>
+          </w:tcPr>
+          <w:p>
+            <w:pPr>
+              <w:pStyle w:val="Heading2"/>
+            </w:pPr>
+            <w:r>
+              <w:fldChar w:fldCharType="begin">
+                <w:ffData>
+                  <w:name w:val="Text21"/>
+                  <w:enabled/>
+                  <w:calcOnExit w:val="0"/>
+                  <w:textInput/>
+                </w:ffData>
+              </w:fldChar>
+            </w:r>
+            <w:bookmarkStart w:id="21" w:name="Text21"/>
+            <w:r>
+              <w:instrText xml:space="preserve"> FORMTEXT </w:instrText>
+            </w:r>
+            <w:r>
+              <w:fldChar w:fldCharType="separate"/>
+            </w:r>
+            <w:r>
+              <w:rPr>
+                <w:noProof/>
+              </w:rPr>
+              <w:t> </w:t>
+            </w:r>
+            <w:r>
+              <w:rPr>
+                <w:noProof/>
+              </w:rPr>
+              <w:t> </w:t>
+            </w:r>
+            <w:r>
+              <w:rPr>
+                <w:noProof/>
+              </w:rPr>
+              <w:t> </w:t>
+            </w:r>
+            <w:r>
+              <w:rPr>
+                <w:noProof/>
+              </w:rPr>
+              <w:t> </w:t>
+            </w:r>
+            <w:r>
+              <w:rPr>
+                <w:noProof/>
+              </w:rPr>
+              <w:t> </w:t>
+            </w:r>
+            <w:r>
+              <w:fldChar w:fldCharType="end"/>
+            </w:r>
+            <w:bookmarkEnd w:id="21"/>
+          </w:p>
+        </w:tc>
+      </w:tr>
+      <w:tr>
+        <w:trPr>
+          <w:trHeight w:val="268"/>
+        </w:trPr>
+        <w:tc>
+          <w:tcPr>
+            <w:tcW w:w="5228" w:type="dxa"/>
+            <w:tcBorders>
+              <w:top w:val="nil"/>
+              <w:left w:val="nil"/>
+              <w:bottom w:val="nil"/>
+              <w:right w:val="nil"/>
+            </w:tcBorders>
+          </w:tcPr>
+          <w:p>
+            <w:pPr>
+              <w:pStyle w:val="Heading2"/>
+              <w:rPr>
+                <w:rFonts w:ascii="Avenir Next Medium" w:hAnsi="Avenir Next Medium"/>
+                <w:sz w:val="24"/>
+                <w:szCs w:val="24"/>
+              </w:rPr>
+            </w:pPr>
+          </w:p>
+        </w:tc>
+        <w:tc>
+          <w:tcPr>
+            <w:tcW w:w="5228" w:type="dxa"/>
+            <w:tcBorders>
+              <w:top w:val="single" w:sz="4" w:space="0" w:color="auto"/>
+              <w:left w:val="nil"/>
+              <w:bottom w:val="single" w:sz="4" w:space="0" w:color="auto"/>
+              <w:right w:val="nil"/>
+            </w:tcBorders>
+          </w:tcPr>
+          <w:p>
+            <w:pPr>
+              <w:pStyle w:val="Heading2"/>
+            </w:pPr>
+          </w:p>
+        </w:tc>
+      </w:tr>
+      <w:tr>
+        <w:tc>
+          <w:tcPr>
+            <w:tcW w:w="5228" w:type="dxa"/>
+            <w:tcBorders>
+              <w:top w:val="nil"/>
+              <w:left w:val="nil"/>
+              <w:bottom w:val="nil"/>
+              <w:right w:val="single" w:sz="4" w:space="0" w:color="auto"/>
+            </w:tcBorders>
+          </w:tcPr>
+          <w:p>
+            <w:pPr>
+              <w:pStyle w:val="Heading2"/>
+              <w:rPr>
+                <w:rFonts w:ascii="Avenir Next Demi Bold" w:hAnsi="Avenir Next Demi Bold"/>
+              </w:rPr>
+            </w:pPr>
+            <w:r>
+              <w:rPr>
+                <w:rFonts w:ascii="Avenir Next Demi Bold" w:hAnsi="Avenir Next Demi Bold"/>
+                <w:sz w:val="24"/>
+                <w:szCs w:val="24"/>
+              </w:rPr>
+              <w:t>Signature</w:t>
+            </w:r>
+          </w:p>
+        </w:tc>
+        <w:tc>
+          <w:tcPr>
+            <w:tcW w:w="5228" w:type="dxa"/>
+            <w:tcBorders>
+              <w:top w:val="single" w:sz="4" w:space="0" w:color="auto"/>
+              <w:left w:val="single" w:sz="4" w:space="0" w:color="auto"/>
+              <w:bottom w:val="single" w:sz="4" w:space="0" w:color="auto"/>
+            </w:tcBorders>
+            <w:shd w:val="clear" w:color="auto" w:fill="FFFFFF" w:themeFill="background1"/>
+          </w:tcPr>
+          <w:p>
+            <w:pPr>
+              <w:pStyle w:val="Heading2"/>
+            </w:pPr>
+            <w:r>
+              <w:fldChar w:fldCharType="begin">
+                <w:ffData>
+                  <w:name w:val="Text22"/>
+                  <w:enabled/>
+                  <w:calcOnExit w:val="0"/>
+                  <w:textInput/>
+                </w:ffData>
+              </w:fldChar>
+            </w:r>
+            <w:bookmarkStart w:id="22" w:name="Text22"/>
+            <w:r>
+              <w:instrText xml:space="preserve"> FORMTEXT </w:instrText>
+            </w:r>
+            <w:r>
+              <w:fldChar w:fldCharType="separate"/>
+            </w:r>
+            <w:r>
+              <w:rPr>
+                <w:noProof/>
+              </w:rPr>
+              <w:t> </w:t>
+            </w:r>
+            <w:r>
+              <w:rPr>
+                <w:noProof/>
+              </w:rPr>
+              <w:t> </w:t>
+            </w:r>
+            <w:r>
+              <w:rPr>
+                <w:noProof/>
+              </w:rPr>
+              <w:t> </w:t>
+            </w:r>
+            <w:r>
+              <w:rPr>
+                <w:noProof/>
+              </w:rPr>
+              <w:t> </w:t>
+            </w:r>
+            <w:r>
+              <w:rPr>
+                <w:noProof/>
+              </w:rPr>
+              <w:t> </w:t>
+            </w:r>
+            <w:r>
+              <w:fldChar w:fldCharType="end"/>
+            </w:r>
+            <w:bookmarkEnd w:id="22"/>
+          </w:p>
+        </w:tc>
+      </w:tr>
+      <w:tr>
+        <w:tc>
+          <w:tcPr>
+            <w:tcW w:w="5228" w:type="dxa"/>
+            <w:tcBorders>
+              <w:top w:val="nil"/>
+              <w:left w:val="nil"/>
+              <w:bottom w:val="nil"/>
+              <w:right w:val="nil"/>
+            </w:tcBorders>
+          </w:tcPr>
+          <w:p>
+            <w:pPr>
+              <w:pStyle w:val="Heading2"/>
+              <w:rPr>
+                <w:rFonts w:ascii="Avenir Next Medium" w:hAnsi="Avenir Next Medium"/>
+                <w:sz w:val="28"/>
+                <w:szCs w:val="28"/>
+              </w:rPr>
+            </w:pPr>
+          </w:p>
+        </w:tc>
+        <w:tc>
+          <w:tcPr>
+            <w:tcW w:w="5228" w:type="dxa"/>
+            <w:tcBorders>
+              <w:top w:val="single" w:sz="4" w:space="0" w:color="auto"/>
+              <w:left w:val="nil"/>
+              <w:bottom w:val="single" w:sz="4" w:space="0" w:color="auto"/>
+              <w:right w:val="nil"/>
+            </w:tcBorders>
+          </w:tcPr>
+          <w:p>
+            <w:pPr>
+              <w:pStyle w:val="Heading2"/>
+            </w:pPr>
+          </w:p>
+        </w:tc>
+      </w:tr>
+      <w:tr>
+        <w:tc>
+          <w:tcPr>
+            <w:tcW w:w="5228" w:type="dxa"/>
+            <w:tcBorders>
+              <w:top w:val="nil"/>
+              <w:left w:val="nil"/>
+              <w:bottom w:val="nil"/>
+              <w:right w:val="single" w:sz="4" w:space="0" w:color="auto"/>
+            </w:tcBorders>
+          </w:tcPr>
+          <w:p>
+            <w:pPr>
+              <w:pStyle w:val="Heading2"/>
+            </w:pPr>
+            <w:r>
+              <w:rPr>
+                <w:rFonts w:ascii="Avenir Next Medium" w:hAnsi="Avenir Next Medium"/>
+                <w:sz w:val="24"/>
+                <w:szCs w:val="24"/>
+              </w:rPr>
+              <w:t>Date:</w:t>
+            </w:r>
+          </w:p>
+        </w:tc>
+        <w:tc>
+          <w:tcPr>
+            <w:tcW w:w="5228" w:type="dxa"/>
+            <w:tcBorders>
+              <w:top w:val="single" w:sz="4" w:space="0" w:color="auto"/>
+              <w:left w:val="single" w:sz="4" w:space="0" w:color="auto"/>
+              <w:bottom w:val="single" w:sz="4" w:space="0" w:color="auto"/>
+            </w:tcBorders>
+            <w:shd w:val="clear" w:color="auto" w:fill="FFFFFF" w:themeFill="background1"/>
+          </w:tcPr>
+          <w:p>
+            <w:pPr>
+              <w:pStyle w:val="Heading2"/>
+            </w:pPr>
+            <w:r>
+              <w:fldChar w:fldCharType="begin">
+                <w:ffData>
+                  <w:name w:val="Text23"/>
+                  <w:enabled/>
+                  <w:calcOnExit w:val="0"/>
+                  <w:textInput/>
+                </w:ffData>
+              </w:fldChar>
+            </w:r>
+            <w:bookmarkStart w:id="23" w:name="Text23"/>
+            <w:r>
+              <w:instrText xml:space="preserve"> FORMTEXT </w:instrText>
+            </w:r>
+            <w:r>
+              <w:fldChar w:fldCharType="separate"/>
+            </w:r>
+            <w:r>
+              <w:rPr>
+                <w:noProof/>
+              </w:rPr>
+              <w:t> </w:t>
+            </w:r>
+            <w:r>
+              <w:rPr>
+                <w:noProof/>
+              </w:rPr>
+              <w:t> </w:t>
+            </w:r>
+            <w:r>
+              <w:rPr>
+                <w:noProof/>
+              </w:rPr>
+              <w:t> </w:t>
+            </w:r>
+            <w:r>
+              <w:rPr>
+                <w:noProof/>
+              </w:rPr>
+              <w:t> </w:t>
+            </w:r>
+            <w:r>
+              <w:rPr>
+                <w:noProof/>
+              </w:rPr>
+              <w:t> </w:t>
+            </w:r>
+            <w:r>
+              <w:fldChar w:fldCharType="end"/>
+            </w:r>
+            <w:bookmarkEnd w:id="23"/>
+          </w:p>
+        </w:tc>
+      </w:tr>
+    </w:tbl>
+    <w:p>
+      <w:pPr>
+        <w:tabs>
+          <w:tab w:val="left" w:pos="1711"/>
+        </w:tabs>
+        <w:jc w:val="center"/>
+        <w:rPr>
+          <w:rFonts w:ascii="Avenir Next Demi Bold" w:hAnsi="Avenir Next Demi Bold"/>
+          <w:b/>
+          <w:bCs/>
+          <w:sz w:val="13"/>
+          <w:szCs w:val="13"/>
+        </w:rPr>
+      </w:pPr>
+      <w:r>
+        <w:rPr>
+          <w:rFonts w:ascii="Avenir Next Demi Bold" w:hAnsi="Avenir Next Demi Bold"/>
+          <w:b/>
+          <w:bCs/>
+          <w:sz w:val="13"/>
+          <w:szCs w:val="13"/>
+        </w:rPr>
+        <w:br/>
+      </w:r>
+      <w:r>
+        <w:rPr>
+          <w:rFonts w:ascii="Avenir Next Demi Bold" w:hAnsi="Avenir Next Demi Bold"/>
+          <w:b/>
+          <w:bCs/>
+          <w:color w:val="C61E5D"/>
+          <w:sz w:val="13"/>
+          <w:szCs w:val="13"/>
+        </w:rPr>
+        <w:t>Information provided in this application will be used solely for recruitment purposes and processed in accordance with applicable data protection legislation.</w:t>
       </w:r>
     </w:p>
     <w:sectPr>
       <w:headerReference w:type="even" r:id="rId8"/>
       <w:headerReference w:type="default" r:id="rId9"/>
-      <w:footerReference w:type="even" r:id="rId10"/>
-      <w:footerReference w:type="default" r:id="rId11"/>
-      <w:headerReference w:type="first" r:id="rId12"/>
-      <w:footerReference w:type="first" r:id="rId13"/>
+      <w:footerReference w:type="default" r:id="rId10"/>
+      <w:headerReference w:type="first" r:id="rId11"/>
       <w:pgSz w:w="11906" w:h="16838"/>
-      <w:pgMar w:top="720" w:right="720" w:bottom="720" w:left="720" w:header="709" w:footer="709" w:gutter="0"/>
+      <w:pgMar w:top="567" w:right="567" w:bottom="567" w:left="567" w:header="709" w:footer="709" w:gutter="0"/>
       <w:cols w:space="708"/>
       <w:docGrid w:linePitch="360"/>
     </w:sectPr>
@@ -5646,16 +3546,6 @@
   <w:p>
     <w:pPr>
       <w:pStyle w:val="Footer"/>
-    </w:pPr>
-  </w:p>
-</w:ftr>
-</file>
-
-<file path=word/footer2.xml><?xml version="1.0" encoding="utf-8"?>
-<w:ftr xmlns:wpc="http://schemas.microsoft.com/office/word/2010/wordprocessingCanvas" xmlns:cx="http://schemas.microsoft.com/office/drawing/2014/chartex" xmlns:cx1="http://schemas.microsoft.com/office/drawing/2015/9/8/chartex" xmlns:cx2="http://schemas.microsoft.com/office/drawing/2015/10/21/chartex" xmlns:cx3="http://schemas.microsoft.com/office/drawing/2016/5/9/chartex" xmlns:cx4="http://schemas.microsoft.com/office/drawing/2016/5/10/chartex" xmlns:cx5="http://schemas.microsoft.com/office/drawing/2016/5/11/chartex" xmlns:cx6="http://schemas.microsoft.com/office/drawing/2016/5/12/chartex" xmlns:cx7="http://schemas.microsoft.com/office/drawing/2016/5/13/chartex" xmlns:cx8="http://schemas.microsoft.com/office/drawing/2016/5/14/chartex" xmlns:mc="http://schemas.openxmlformats.org/markup-compatibility/2006" xmlns:aink="http://schemas.microsoft.com/office/drawing/2016/ink" xmlns:am3d="http://schemas.microsoft.com/office/drawing/2017/model3d" xmlns:o="urn:schemas-microsoft-com:office:office" xmlns:oel="http://schemas.microsoft.com/office/2019/extlst" xmlns:r="http://schemas.openxmlformats.org/officeDocument/2006/relationships" xmlns:m="http://schemas.openxmlformats.org/officeDocument/2006/math" xmlns:v="urn:schemas-microsoft-com:vml" xmlns:wp14="http://schemas.microsoft.com/office/word/2010/wordprocessingDrawing" xmlns:wp="http://schemas.openxmlformats.org/drawingml/2006/wordprocessingDrawing" xmlns:w10="urn:schemas-microsoft-com:office:word" xmlns:w="http://schemas.openxmlformats.org/wordprocessingml/2006/main" xmlns:w14="http://schemas.microsoft.com/office/word/2010/wordml" xmlns:w15="http://schemas.microsoft.com/office/word/2012/wordml" xmlns:w16cex="http://schemas.microsoft.com/office/word/2018/wordml/cex" xmlns:w16cid="http://schemas.microsoft.com/office/word/2016/wordml/cid" xmlns:w16="http://schemas.microsoft.com/office/word/2018/wordml" xmlns:w16du="http://schemas.microsoft.com/office/word/2023/wordml/word16du" xmlns:w16sdtdh="http://schemas.microsoft.com/office/word/2020/wordml/sdtdatahash" xmlns:w16sdtfl="http://schemas.microsoft.com/office/word/2024/wordml/sdtformatlock" xmlns:w16se="http://schemas.microsoft.com/office/word/2015/wordml/symex" xmlns:wpg="http://schemas.microsoft.com/office/word/2010/wordprocessingGroup" xmlns:wpi="http://schemas.microsoft.com/office/word/2010/wordprocessingInk" xmlns:wne="http://schemas.microsoft.com/office/word/2006/wordml" xmlns:wps="http://schemas.microsoft.com/office/word/2010/wordprocessingShape" mc:Ignorable="w14 w15 w16se w16cid w16 w16cex w16sdtdh w16sdtfl w16du wp14">
-  <w:p>
-    <w:pPr>
-      <w:pStyle w:val="Footer"/>
       <w:tabs>
         <w:tab w:val="clear" w:pos="4320"/>
         <w:tab w:val="clear" w:pos="8640"/>
@@ -5666,16 +3556,6 @@
         <w:sz w:val="20"/>
         <w:szCs w:val="20"/>
       </w:rPr>
-    </w:pPr>
-  </w:p>
-</w:ftr>
-</file>
-
-<file path=word/footer3.xml><?xml version="1.0" encoding="utf-8"?>
-<w:ftr xmlns:wpc="http://schemas.microsoft.com/office/word/2010/wordprocessingCanvas" xmlns:cx="http://schemas.microsoft.com/office/drawing/2014/chartex" xmlns:cx1="http://schemas.microsoft.com/office/drawing/2015/9/8/chartex" xmlns:cx2="http://schemas.microsoft.com/office/drawing/2015/10/21/chartex" xmlns:cx3="http://schemas.microsoft.com/office/drawing/2016/5/9/chartex" xmlns:cx4="http://schemas.microsoft.com/office/drawing/2016/5/10/chartex" xmlns:cx5="http://schemas.microsoft.com/office/drawing/2016/5/11/chartex" xmlns:cx6="http://schemas.microsoft.com/office/drawing/2016/5/12/chartex" xmlns:cx7="http://schemas.microsoft.com/office/drawing/2016/5/13/chartex" xmlns:cx8="http://schemas.microsoft.com/office/drawing/2016/5/14/chartex" xmlns:mc="http://schemas.openxmlformats.org/markup-compatibility/2006" xmlns:aink="http://schemas.microsoft.com/office/drawing/2016/ink" xmlns:am3d="http://schemas.microsoft.com/office/drawing/2017/model3d" xmlns:o="urn:schemas-microsoft-com:office:office" xmlns:oel="http://schemas.microsoft.com/office/2019/extlst" xmlns:r="http://schemas.openxmlformats.org/officeDocument/2006/relationships" xmlns:m="http://schemas.openxmlformats.org/officeDocument/2006/math" xmlns:v="urn:schemas-microsoft-com:vml" xmlns:wp14="http://schemas.microsoft.com/office/word/2010/wordprocessingDrawing" xmlns:wp="http://schemas.openxmlformats.org/drawingml/2006/wordprocessingDrawing" xmlns:w10="urn:schemas-microsoft-com:office:word" xmlns:w="http://schemas.openxmlformats.org/wordprocessingml/2006/main" xmlns:w14="http://schemas.microsoft.com/office/word/2010/wordml" xmlns:w15="http://schemas.microsoft.com/office/word/2012/wordml" xmlns:w16cex="http://schemas.microsoft.com/office/word/2018/wordml/cex" xmlns:w16cid="http://schemas.microsoft.com/office/word/2016/wordml/cid" xmlns:w16="http://schemas.microsoft.com/office/word/2018/wordml" xmlns:w16du="http://schemas.microsoft.com/office/word/2023/wordml/word16du" xmlns:w16sdtdh="http://schemas.microsoft.com/office/word/2020/wordml/sdtdatahash" xmlns:w16sdtfl="http://schemas.microsoft.com/office/word/2024/wordml/sdtformatlock" xmlns:w16se="http://schemas.microsoft.com/office/word/2015/wordml/symex" xmlns:wpg="http://schemas.microsoft.com/office/word/2010/wordprocessingGroup" xmlns:wpi="http://schemas.microsoft.com/office/word/2010/wordprocessingInk" xmlns:wne="http://schemas.microsoft.com/office/word/2006/wordml" xmlns:wps="http://schemas.microsoft.com/office/word/2010/wordprocessingShape" mc:Ignorable="w14 w15 w16se w16cid w16 w16cex w16sdtdh w16sdtfl w16du wp14">
-  <w:p>
-    <w:pPr>
-      <w:pStyle w:val="Footer"/>
     </w:pPr>
   </w:p>
 </w:ftr>

--- a/public/downloads/application-form.docx
+++ b/public/downloads/application-form.docx
@@ -5,22 +5,13 @@
   <w:body>
     <w:p>
       <w:pPr>
-        <w:pStyle w:val="NoSpacing"/>
-        <w:rPr>
-          <w:rFonts w:ascii="Avenir Next" w:hAnsi="Avenir Next" w:cstheme="minorHAnsi"/>
-          <w:b/>
-          <w:bCs/>
-          <w:color w:val="001B43"/>
-          <w:sz w:val="56"/>
-          <w:szCs w:val="56"/>
-          <w:lang w:val="en-GB"/>
-        </w:rPr>
+        <w:pStyle w:val="Heading1"/>
       </w:pPr>
       <w:r>
         <w:rPr>
           <w:rFonts w:asciiTheme="minorHAnsi" w:hAnsiTheme="minorHAnsi" w:cstheme="minorHAnsi"/>
-          <w:b/>
-          <w:bCs/>
+          <w:b w:val="0"/>
+          <w:bCs w:val="0"/>
           <w:noProof/>
           <w:sz w:val="32"/>
           <w:szCs w:val="32"/>
@@ -28,15 +19,566 @@
         <mc:AlternateContent>
           <mc:Choice Requires="wps">
             <w:drawing>
-              <wp:anchor distT="0" distB="0" distL="114300" distR="114300" simplePos="0" relativeHeight="251917824" behindDoc="0" locked="0" layoutInCell="1" allowOverlap="1" wp14:anchorId="0E39091F" wp14:editId="5BA005DA">
+              <wp:anchor distT="0" distB="0" distL="114300" distR="114300" simplePos="0" relativeHeight="251915776" behindDoc="0" locked="0" layoutInCell="1" allowOverlap="1" wp14:anchorId="37B30940" wp14:editId="2C004659">
                 <wp:simplePos x="0" y="0"/>
                 <wp:positionH relativeFrom="column">
-                  <wp:posOffset>36830</wp:posOffset>
+                  <wp:posOffset>-187960</wp:posOffset>
                 </wp:positionH>
                 <wp:positionV relativeFrom="page">
-                  <wp:posOffset>1767205</wp:posOffset>
+                  <wp:posOffset>89535</wp:posOffset>
                 </wp:positionV>
-                <wp:extent cx="565150" cy="0"/>
+                <wp:extent cx="3380105" cy="1084580"/>
+                <wp:effectExtent l="0" t="0" r="0" b="0"/>
+                <wp:wrapNone/>
+                <wp:docPr id="324508089" name="Text Box 16"/>
+                <wp:cNvGraphicFramePr/>
+                <a:graphic xmlns:a="http://schemas.openxmlformats.org/drawingml/2006/main">
+                  <a:graphicData uri="http://schemas.microsoft.com/office/word/2010/wordprocessingShape">
+                    <wps:wsp>
+                      <wps:cNvSpPr txBox="1"/>
+                      <wps:spPr>
+                        <a:xfrm>
+                          <a:off x="0" y="0"/>
+                          <a:ext cx="3380105" cy="1084580"/>
+                        </a:xfrm>
+                        <a:prstGeom prst="rect">
+                          <a:avLst/>
+                        </a:prstGeom>
+                        <a:noFill/>
+                        <a:ln w="6350">
+                          <a:noFill/>
+                        </a:ln>
+                      </wps:spPr>
+                      <wps:txbx>
+                        <w:txbxContent>
+                          <w:p>
+                            <w:pPr>
+                              <w:pStyle w:val="NoSpacing"/>
+                              <w:rPr>
+                                <w:rFonts w:ascii="Avenir Next" w:hAnsi="Avenir Next" w:cstheme="minorHAnsi"/>
+                                <w:b/>
+                                <w:bCs/>
+                                <w:color w:val="001B43"/>
+                                <w:sz w:val="64"/>
+                                <w:szCs w:val="64"/>
+                                <w:lang w:val="en-GB"/>
+                              </w:rPr>
+                            </w:pPr>
+                            <w:r>
+                              <w:rPr>
+                                <w:rFonts w:ascii="Avenir Next" w:hAnsi="Avenir Next" w:cstheme="minorHAnsi"/>
+                                <w:b/>
+                                <w:bCs/>
+                                <w:color w:val="001B43"/>
+                                <w:sz w:val="64"/>
+                                <w:szCs w:val="64"/>
+                                <w:lang w:val="en-GB"/>
+                              </w:rPr>
+                              <w:t xml:space="preserve">Application </w:t>
+                            </w:r>
+                            <w:r>
+                              <w:rPr>
+                                <w:rFonts w:ascii="Avenir Next" w:hAnsi="Avenir Next" w:cstheme="minorHAnsi"/>
+                                <w:b/>
+                                <w:bCs/>
+                                <w:color w:val="001B43"/>
+                                <w:sz w:val="64"/>
+                                <w:szCs w:val="64"/>
+                                <w:lang w:val="en-GB"/>
+                              </w:rPr>
+                              <w:br/>
+                              <w:t>Form</w:t>
+                            </w:r>
+                          </w:p>
+                        </w:txbxContent>
+                      </wps:txbx>
+                      <wps:bodyPr rot="0" spcFirstLastPara="0" vertOverflow="overflow" horzOverflow="overflow" vert="horz" wrap="square" lIns="91440" tIns="45720" rIns="91440" bIns="45720" numCol="1" spcCol="0" rtlCol="0" fromWordArt="0" anchor="t" anchorCtr="0" forceAA="0" compatLnSpc="1">
+                        <a:prstTxWarp prst="textNoShape">
+                          <a:avLst/>
+                        </a:prstTxWarp>
+                        <a:noAutofit/>
+                      </wps:bodyPr>
+                    </wps:wsp>
+                  </a:graphicData>
+                </a:graphic>
+                <wp14:sizeRelH relativeFrom="margin">
+                  <wp14:pctWidth>0</wp14:pctWidth>
+                </wp14:sizeRelH>
+                <wp14:sizeRelV relativeFrom="margin">
+                  <wp14:pctHeight>0</wp14:pctHeight>
+                </wp14:sizeRelV>
+              </wp:anchor>
+            </w:drawing>
+          </mc:Choice>
+          <mc:Fallback>
+            <w:pict>
+              <v:shapetype w14:anchorId="37B30940" id="_x0000_t202" coordsize="21600,21600" o:spt="202" path="m,l,21600r21600,l21600,xe">
+                <v:stroke joinstyle="miter"/>
+                <v:path gradientshapeok="t" o:connecttype="rect"/>
+              </v:shapetype>
+              <v:shape id="Text Box 16" o:spid="_x0000_s1026" type="#_x0000_t202" style="position:absolute;margin-left:-14.8pt;margin-top:7.05pt;width:266.15pt;height:85.4pt;z-index:251915776;visibility:visible;mso-wrap-style:square;mso-width-percent:0;mso-height-percent:0;mso-wrap-distance-left:9pt;mso-wrap-distance-top:0;mso-wrap-distance-right:9pt;mso-wrap-distance-bottom:0;mso-position-horizontal:absolute;mso-position-horizontal-relative:text;mso-position-vertical:absolute;mso-position-vertical-relative:page;mso-width-percent:0;mso-height-percent:0;mso-width-relative:margin;mso-height-relative:margin;v-text-anchor:top" o:gfxdata="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" filled="f" stroked="f" strokeweight=".5pt">
+                <v:textbox>
+                  <w:txbxContent>
+                    <w:p>
+                      <w:pPr>
+                        <w:pStyle w:val="NoSpacing"/>
+                        <w:rPr>
+                          <w:rFonts w:ascii="Avenir Next" w:hAnsi="Avenir Next" w:cstheme="minorHAnsi"/>
+                          <w:b/>
+                          <w:bCs/>
+                          <w:color w:val="001B43"/>
+                          <w:sz w:val="64"/>
+                          <w:szCs w:val="64"/>
+                          <w:lang w:val="en-GB"/>
+                        </w:rPr>
+                      </w:pPr>
+                      <w:r>
+                        <w:rPr>
+                          <w:rFonts w:ascii="Avenir Next" w:hAnsi="Avenir Next" w:cstheme="minorHAnsi"/>
+                          <w:b/>
+                          <w:bCs/>
+                          <w:color w:val="001B43"/>
+                          <w:sz w:val="64"/>
+                          <w:szCs w:val="64"/>
+                          <w:lang w:val="en-GB"/>
+                        </w:rPr>
+                        <w:t xml:space="preserve">Application </w:t>
+                      </w:r>
+                      <w:r>
+                        <w:rPr>
+                          <w:rFonts w:ascii="Avenir Next" w:hAnsi="Avenir Next" w:cstheme="minorHAnsi"/>
+                          <w:b/>
+                          <w:bCs/>
+                          <w:color w:val="001B43"/>
+                          <w:sz w:val="64"/>
+                          <w:szCs w:val="64"/>
+                          <w:lang w:val="en-GB"/>
+                        </w:rPr>
+                        <w:br/>
+                        <w:t>Form</w:t>
+                      </w:r>
+                    </w:p>
+                  </w:txbxContent>
+                </v:textbox>
+                <w10:wrap anchory="page"/>
+              </v:shape>
+            </w:pict>
+          </mc:Fallback>
+        </mc:AlternateContent>
+      </w:r>
+      <w:r>
+        <w:rPr>
+          <w:noProof/>
+        </w:rPr>
+        <mc:AlternateContent>
+          <mc:Choice Requires="wps">
+            <w:drawing>
+              <wp:anchor distT="0" distB="0" distL="114300" distR="114300" simplePos="0" relativeHeight="251919872" behindDoc="0" locked="0" layoutInCell="1" allowOverlap="1" wp14:anchorId="238056DA" wp14:editId="3227844B">
+                <wp:simplePos x="0" y="0"/>
+                <wp:positionH relativeFrom="column">
+                  <wp:posOffset>-187325</wp:posOffset>
+                </wp:positionH>
+                <wp:positionV relativeFrom="page">
+                  <wp:posOffset>1296296</wp:posOffset>
+                </wp:positionV>
+                <wp:extent cx="6956611" cy="2456330"/>
+                <wp:effectExtent l="0" t="0" r="0" b="0"/>
+                <wp:wrapNone/>
+                <wp:docPr id="1097093844" name="Text Box 85"/>
+                <wp:cNvGraphicFramePr/>
+                <a:graphic xmlns:a="http://schemas.openxmlformats.org/drawingml/2006/main">
+                  <a:graphicData uri="http://schemas.microsoft.com/office/word/2010/wordprocessingShape">
+                    <wps:wsp>
+                      <wps:cNvSpPr txBox="1"/>
+                      <wps:spPr>
+                        <a:xfrm>
+                          <a:off x="0" y="0"/>
+                          <a:ext cx="6956611" cy="2456330"/>
+                        </a:xfrm>
+                        <a:prstGeom prst="rect">
+                          <a:avLst/>
+                        </a:prstGeom>
+                        <a:noFill/>
+                        <a:ln w="6350">
+                          <a:noFill/>
+                        </a:ln>
+                      </wps:spPr>
+                      <wps:txbx>
+                        <w:txbxContent>
+                          <w:p>
+                            <w:pPr>
+                              <w:pStyle w:val="NormalWeb"/>
+                              <w:rPr>
+                                <w:rFonts w:asciiTheme="minorHAnsi" w:hAnsiTheme="minorHAnsi" w:cstheme="minorHAnsi"/>
+                                <w:sz w:val="28"/>
+                                <w:szCs w:val="28"/>
+                              </w:rPr>
+                            </w:pPr>
+                            <w:r>
+                              <w:rPr>
+                                <w:rFonts w:ascii="Avenir Next Demi Bold" w:hAnsi="Avenir Next Demi Bold"/>
+                                <w:b/>
+                                <w:bCs/>
+                                <w:color w:val="C61E5D"/>
+                                <w:sz w:val="32"/>
+                                <w:szCs w:val="32"/>
+                              </w:rPr>
+                              <w:t>School and Community Relational Support Coordinator</w:t>
+                            </w:r>
+                            <w:r>
+                              <w:rPr>
+                                <w:rFonts w:ascii="Avenir Next Demi Bold" w:hAnsi="Avenir Next Demi Bold"/>
+                                <w:b/>
+                                <w:bCs/>
+                                <w:color w:val="C61E5D"/>
+                                <w:sz w:val="26"/>
+                                <w:szCs w:val="26"/>
+                              </w:rPr>
+                              <w:br/>
+                            </w:r>
+                            <w:r>
+                              <w:rPr>
+                                <w:rFonts w:ascii="Avenir Next Medium" w:hAnsi="Avenir Next Medium"/>
+                                <w:color w:val="C61E5D"/>
+                                <w:sz w:val="26"/>
+                                <w:szCs w:val="26"/>
+                              </w:rPr>
+                              <w:br/>
+                            </w:r>
+                            <w:r>
+                              <w:rPr>
+                                <w:rFonts w:ascii="Avenir Next Medium" w:hAnsi="Avenir Next Medium"/>
+                                <w:sz w:val="28"/>
+                                <w:szCs w:val="28"/>
+                              </w:rPr>
+                              <w:t xml:space="preserve">Thank you for your interest in joining Kingdom Overflow. </w:t>
+                            </w:r>
+                            <w:r>
+                              <w:rPr>
+                                <w:rFonts w:ascii="Avenir Next Medium" w:hAnsi="Avenir Next Medium"/>
+                                <w:sz w:val="28"/>
+                                <w:szCs w:val="28"/>
+                              </w:rPr>
+                              <w:br/>
+                            </w:r>
+                            <w:r>
+                              <w:rPr>
+                                <w:rFonts w:ascii="Avenir Next Medium" w:hAnsi="Avenir Next Medium"/>
+                                <w:sz w:val="28"/>
+                                <w:szCs w:val="28"/>
+                              </w:rPr>
+                              <w:br/>
+                            </w:r>
+                            <w:r>
+                              <w:rPr>
+                                <w:rFonts w:ascii="Avenir Next Medium" w:hAnsi="Avenir Next Medium"/>
+                                <w:sz w:val="28"/>
+                                <w:szCs w:val="28"/>
+                              </w:rPr>
+                              <w:t>Please complete this form and submit it alongside</w:t>
+                            </w:r>
+                            <w:r>
+                              <w:rPr>
+                                <w:rFonts w:ascii="Avenir Next" w:hAnsi="Avenir Next" w:cstheme="minorHAnsi"/>
+                                <w:sz w:val="28"/>
+                                <w:szCs w:val="28"/>
+                              </w:rPr>
+                              <w:t xml:space="preserve"> an up-to-date CV alongside a cover letter (2 sides of A4 maximum) outlining:</w:t>
+                            </w:r>
+                          </w:p>
+                          <w:p>
+                            <w:pPr>
+                              <w:pStyle w:val="NormalWeb"/>
+                              <w:numPr>
+                                <w:ilvl w:val="0"/>
+                                <w:numId w:val="58"/>
+                              </w:numPr>
+                              <w:rPr>
+                                <w:rFonts w:ascii="Avenir Next" w:hAnsi="Avenir Next" w:cstheme="minorHAnsi"/>
+                              </w:rPr>
+                            </w:pPr>
+                            <w:r>
+                              <w:rPr>
+                                <w:rFonts w:ascii="Avenir Next" w:hAnsi="Avenir Next" w:cstheme="minorHAnsi"/>
+                              </w:rPr>
+                              <w:t>Why you are interested in this role</w:t>
+                            </w:r>
+                          </w:p>
+                          <w:p>
+                            <w:pPr>
+                              <w:pStyle w:val="NormalWeb"/>
+                              <w:numPr>
+                                <w:ilvl w:val="0"/>
+                                <w:numId w:val="58"/>
+                              </w:numPr>
+                              <w:rPr>
+                                <w:rFonts w:ascii="Avenir Next" w:hAnsi="Avenir Next" w:cstheme="minorHAnsi"/>
+                              </w:rPr>
+                            </w:pPr>
+                            <w:r>
+                              <w:rPr>
+                                <w:rFonts w:ascii="Avenir Next" w:hAnsi="Avenir Next" w:cstheme="minorHAnsi"/>
+                              </w:rPr>
+                              <w:t>What attracts you to Kingdom Overflows vision</w:t>
+                            </w:r>
+                          </w:p>
+                          <w:p>
+                            <w:pPr>
+                              <w:pStyle w:val="NormalWeb"/>
+                              <w:numPr>
+                                <w:ilvl w:val="0"/>
+                                <w:numId w:val="58"/>
+                              </w:numPr>
+                              <w:rPr>
+                                <w:rFonts w:ascii="Avenir Next" w:hAnsi="Avenir Next" w:cstheme="minorHAnsi"/>
+                              </w:rPr>
+                            </w:pPr>
+                            <w:r>
+                              <w:rPr>
+                                <w:rFonts w:ascii="Avenir Next" w:hAnsi="Avenir Next" w:cstheme="minorHAnsi"/>
+                              </w:rPr>
+                              <w:t>How your experience, skills and personal qualities have prepared you for this role.</w:t>
+                            </w:r>
+                          </w:p>
+                          <w:p>
+                            <w:pPr>
+                              <w:rPr>
+                                <w:sz w:val="26"/>
+                                <w:szCs w:val="26"/>
+                              </w:rPr>
+                            </w:pPr>
+                            <w:r>
+                              <w:rPr>
+                                <w:rFonts w:ascii="Avenir Next Medium" w:hAnsi="Avenir Next Medium"/>
+                                <w:sz w:val="28"/>
+                                <w:szCs w:val="28"/>
+                              </w:rPr>
+                              <w:br/>
+                            </w:r>
+                            <w:r>
+                              <w:rPr>
+                                <w:rFonts w:ascii="Avenir Next Medium" w:hAnsi="Avenir Next Medium"/>
+                                <w:sz w:val="28"/>
+                                <w:szCs w:val="28"/>
+                              </w:rPr>
+                              <w:br/>
+                            </w:r>
+                          </w:p>
+                          <w:p/>
+                        </w:txbxContent>
+                      </wps:txbx>
+                      <wps:bodyPr rot="0" spcFirstLastPara="0" vertOverflow="overflow" horzOverflow="overflow" vert="horz" wrap="square" lIns="91440" tIns="45720" rIns="91440" bIns="45720" numCol="1" spcCol="0" rtlCol="0" fromWordArt="0" anchor="t" anchorCtr="0" forceAA="0" compatLnSpc="1">
+                        <a:prstTxWarp prst="textNoShape">
+                          <a:avLst/>
+                        </a:prstTxWarp>
+                        <a:noAutofit/>
+                      </wps:bodyPr>
+                    </wps:wsp>
+                  </a:graphicData>
+                </a:graphic>
+                <wp14:sizeRelH relativeFrom="margin">
+                  <wp14:pctWidth>0</wp14:pctWidth>
+                </wp14:sizeRelH>
+                <wp14:sizeRelV relativeFrom="margin">
+                  <wp14:pctHeight>0</wp14:pctHeight>
+                </wp14:sizeRelV>
+              </wp:anchor>
+            </w:drawing>
+          </mc:Choice>
+          <mc:Fallback>
+            <w:pict>
+              <v:shape w14:anchorId="238056DA" id="Text Box 85" o:spid="_x0000_s1027" type="#_x0000_t202" style="position:absolute;margin-left:-14.75pt;margin-top:102.05pt;width:547.75pt;height:193.4pt;z-index:251919872;visibility:visible;mso-wrap-style:square;mso-width-percent:0;mso-height-percent:0;mso-wrap-distance-left:9pt;mso-wrap-distance-top:0;mso-wrap-distance-right:9pt;mso-wrap-distance-bottom:0;mso-position-horizontal:absolute;mso-position-horizontal-relative:text;mso-position-vertical:absolute;mso-position-vertical-relative:page;mso-width-percent:0;mso-height-percent:0;mso-width-relative:margin;mso-height-relative:margin;v-text-anchor:top" o:gfxdata="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" filled="f" stroked="f" strokeweight=".5pt">
+                <v:textbox>
+                  <w:txbxContent>
+                    <w:p>
+                      <w:pPr>
+                        <w:pStyle w:val="NormalWeb"/>
+                        <w:rPr>
+                          <w:rFonts w:asciiTheme="minorHAnsi" w:hAnsiTheme="minorHAnsi" w:cstheme="minorHAnsi"/>
+                          <w:sz w:val="28"/>
+                          <w:szCs w:val="28"/>
+                        </w:rPr>
+                      </w:pPr>
+                      <w:r>
+                        <w:rPr>
+                          <w:rFonts w:ascii="Avenir Next Demi Bold" w:hAnsi="Avenir Next Demi Bold"/>
+                          <w:b/>
+                          <w:bCs/>
+                          <w:color w:val="C61E5D"/>
+                          <w:sz w:val="32"/>
+                          <w:szCs w:val="32"/>
+                        </w:rPr>
+                        <w:t>School and Community Relational Support Coordinator</w:t>
+                      </w:r>
+                      <w:r>
+                        <w:rPr>
+                          <w:rFonts w:ascii="Avenir Next Demi Bold" w:hAnsi="Avenir Next Demi Bold"/>
+                          <w:b/>
+                          <w:bCs/>
+                          <w:color w:val="C61E5D"/>
+                          <w:sz w:val="26"/>
+                          <w:szCs w:val="26"/>
+                        </w:rPr>
+                        <w:br/>
+                      </w:r>
+                      <w:r>
+                        <w:rPr>
+                          <w:rFonts w:ascii="Avenir Next Medium" w:hAnsi="Avenir Next Medium"/>
+                          <w:color w:val="C61E5D"/>
+                          <w:sz w:val="26"/>
+                          <w:szCs w:val="26"/>
+                        </w:rPr>
+                        <w:br/>
+                      </w:r>
+                      <w:r>
+                        <w:rPr>
+                          <w:rFonts w:ascii="Avenir Next Medium" w:hAnsi="Avenir Next Medium"/>
+                          <w:sz w:val="28"/>
+                          <w:szCs w:val="28"/>
+                        </w:rPr>
+                        <w:t xml:space="preserve">Thank you for your interest in joining Kingdom Overflow. </w:t>
+                      </w:r>
+                      <w:r>
+                        <w:rPr>
+                          <w:rFonts w:ascii="Avenir Next Medium" w:hAnsi="Avenir Next Medium"/>
+                          <w:sz w:val="28"/>
+                          <w:szCs w:val="28"/>
+                        </w:rPr>
+                        <w:br/>
+                      </w:r>
+                      <w:r>
+                        <w:rPr>
+                          <w:rFonts w:ascii="Avenir Next Medium" w:hAnsi="Avenir Next Medium"/>
+                          <w:sz w:val="28"/>
+                          <w:szCs w:val="28"/>
+                        </w:rPr>
+                        <w:br/>
+                      </w:r>
+                      <w:r>
+                        <w:rPr>
+                          <w:rFonts w:ascii="Avenir Next Medium" w:hAnsi="Avenir Next Medium"/>
+                          <w:sz w:val="28"/>
+                          <w:szCs w:val="28"/>
+                        </w:rPr>
+                        <w:t>Please complete this form and submit it alongside</w:t>
+                      </w:r>
+                      <w:r>
+                        <w:rPr>
+                          <w:rFonts w:ascii="Avenir Next" w:hAnsi="Avenir Next" w:cstheme="minorHAnsi"/>
+                          <w:sz w:val="28"/>
+                          <w:szCs w:val="28"/>
+                        </w:rPr>
+                        <w:t xml:space="preserve"> an up-to-date CV alongside a cover letter (2 sides of A4 maximum) outlining:</w:t>
+                      </w:r>
+                    </w:p>
+                    <w:p>
+                      <w:pPr>
+                        <w:pStyle w:val="NormalWeb"/>
+                        <w:numPr>
+                          <w:ilvl w:val="0"/>
+                          <w:numId w:val="58"/>
+                        </w:numPr>
+                        <w:rPr>
+                          <w:rFonts w:ascii="Avenir Next" w:hAnsi="Avenir Next" w:cstheme="minorHAnsi"/>
+                        </w:rPr>
+                      </w:pPr>
+                      <w:r>
+                        <w:rPr>
+                          <w:rFonts w:ascii="Avenir Next" w:hAnsi="Avenir Next" w:cstheme="minorHAnsi"/>
+                        </w:rPr>
+                        <w:t>Why you are interested in this role</w:t>
+                      </w:r>
+                    </w:p>
+                    <w:p>
+                      <w:pPr>
+                        <w:pStyle w:val="NormalWeb"/>
+                        <w:numPr>
+                          <w:ilvl w:val="0"/>
+                          <w:numId w:val="58"/>
+                        </w:numPr>
+                        <w:rPr>
+                          <w:rFonts w:ascii="Avenir Next" w:hAnsi="Avenir Next" w:cstheme="minorHAnsi"/>
+                        </w:rPr>
+                      </w:pPr>
+                      <w:r>
+                        <w:rPr>
+                          <w:rFonts w:ascii="Avenir Next" w:hAnsi="Avenir Next" w:cstheme="minorHAnsi"/>
+                        </w:rPr>
+                        <w:t>What attracts you to Kingdom Overflows vision</w:t>
+                      </w:r>
+                    </w:p>
+                    <w:p>
+                      <w:pPr>
+                        <w:pStyle w:val="NormalWeb"/>
+                        <w:numPr>
+                          <w:ilvl w:val="0"/>
+                          <w:numId w:val="58"/>
+                        </w:numPr>
+                        <w:rPr>
+                          <w:rFonts w:ascii="Avenir Next" w:hAnsi="Avenir Next" w:cstheme="minorHAnsi"/>
+                        </w:rPr>
+                      </w:pPr>
+                      <w:r>
+                        <w:rPr>
+                          <w:rFonts w:ascii="Avenir Next" w:hAnsi="Avenir Next" w:cstheme="minorHAnsi"/>
+                        </w:rPr>
+                        <w:t>How your experience, skills and personal qualities have prepared you for this role.</w:t>
+                      </w:r>
+                    </w:p>
+                    <w:p>
+                      <w:pPr>
+                        <w:rPr>
+                          <w:sz w:val="26"/>
+                          <w:szCs w:val="26"/>
+                        </w:rPr>
+                      </w:pPr>
+                      <w:r>
+                        <w:rPr>
+                          <w:rFonts w:ascii="Avenir Next Medium" w:hAnsi="Avenir Next Medium"/>
+                          <w:sz w:val="28"/>
+                          <w:szCs w:val="28"/>
+                        </w:rPr>
+                        <w:br/>
+                      </w:r>
+                      <w:r>
+                        <w:rPr>
+                          <w:rFonts w:ascii="Avenir Next Medium" w:hAnsi="Avenir Next Medium"/>
+                          <w:sz w:val="28"/>
+                          <w:szCs w:val="28"/>
+                        </w:rPr>
+                        <w:br/>
+                      </w:r>
+                    </w:p>
+                    <w:p/>
+                  </w:txbxContent>
+                </v:textbox>
+                <w10:wrap anchory="page"/>
+              </v:shape>
+            </w:pict>
+          </mc:Fallback>
+        </mc:AlternateContent>
+      </w:r>
+      <w:r>
+        <w:rPr>
+          <w:rFonts w:asciiTheme="minorHAnsi" w:hAnsiTheme="minorHAnsi" w:cstheme="minorHAnsi"/>
+          <w:b w:val="0"/>
+          <w:bCs w:val="0"/>
+          <w:noProof/>
+          <w:sz w:val="32"/>
+          <w:szCs w:val="32"/>
+        </w:rPr>
+        <mc:AlternateContent>
+          <mc:Choice Requires="wps">
+            <w:drawing>
+              <wp:anchor distT="0" distB="0" distL="114300" distR="114300" simplePos="0" relativeHeight="251917824" behindDoc="0" locked="0" layoutInCell="1" allowOverlap="1" wp14:anchorId="0E39091F" wp14:editId="6C9BC067">
+                <wp:simplePos x="0" y="0"/>
+                <wp:positionH relativeFrom="column">
+                  <wp:posOffset>-143510</wp:posOffset>
+                </wp:positionH>
+                <wp:positionV relativeFrom="page">
+                  <wp:posOffset>1255358</wp:posOffset>
+                </wp:positionV>
+                <wp:extent cx="565200" cy="0"/>
                 <wp:effectExtent l="0" t="25400" r="31750" b="25400"/>
                 <wp:wrapNone/>
                 <wp:docPr id="606632693" name="Straight Connector 27"/>
@@ -48,7 +590,7 @@
                       <wps:spPr>
                         <a:xfrm>
                           <a:off x="0" y="0"/>
-                          <a:ext cx="565150" cy="0"/>
+                          <a:ext cx="565200" cy="0"/>
                         </a:xfrm>
                         <a:prstGeom prst="line">
                           <a:avLst/>
@@ -85,7 +627,7 @@
           </mc:Choice>
           <mc:Fallback>
             <w:pict>
-              <v:line w14:anchorId="68D9CBAB" id="Straight Connector 27" o:spid="_x0000_s1026" style="position:absolute;z-index:251917824;visibility:visible;mso-wrap-style:square;mso-width-percent:0;mso-wrap-distance-left:9pt;mso-wrap-distance-top:0;mso-wrap-distance-right:9pt;mso-wrap-distance-bottom:0;mso-position-horizontal:absolute;mso-position-horizontal-relative:text;mso-position-vertical:absolute;mso-position-vertical-relative:page;mso-width-percent:0;mso-width-relative:margin" from="2.9pt,139.15pt" to="47.4pt,139.15pt" o:gfxdata="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" strokecolor="#c61e5d" strokeweight="3.5pt">
+              <v:line w14:anchorId="5157F42B" id="Straight Connector 27" o:spid="_x0000_s1026" style="position:absolute;z-index:251917824;visibility:visible;mso-wrap-style:square;mso-width-percent:0;mso-wrap-distance-left:9pt;mso-wrap-distance-top:0;mso-wrap-distance-right:9pt;mso-wrap-distance-bottom:0;mso-position-horizontal:absolute;mso-position-horizontal-relative:text;mso-position-vertical:absolute;mso-position-vertical-relative:page;mso-width-percent:0;mso-width-relative:margin" from="-11.3pt,98.85pt" to="33.2pt,98.85pt" o:gfxdata="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" strokecolor="#c61e5d" strokeweight="3.5pt">
                 <v:stroke joinstyle="miter"/>
                 <w10:wrap anchory="page"/>
               </v:line>
@@ -93,256 +635,639 @@
           </mc:Fallback>
         </mc:AlternateContent>
       </w:r>
+    </w:p>
+    <w:p>
+      <w:pPr>
+        <w:pStyle w:val="Heading1"/>
+      </w:pPr>
+    </w:p>
+    <w:p>
+      <w:pPr>
+        <w:pStyle w:val="Heading1"/>
+      </w:pPr>
+    </w:p>
+    <w:p>
+      <w:pPr>
+        <w:pStyle w:val="Heading1"/>
+      </w:pPr>
+    </w:p>
+    <w:p>
+      <w:pPr>
+        <w:pStyle w:val="Heading1"/>
+      </w:pPr>
+    </w:p>
+    <w:p>
+      <w:pPr>
+        <w:pStyle w:val="Heading2"/>
+      </w:pPr>
       <w:r>
         <w:rPr>
-          <w:rFonts w:ascii="Avenir Next" w:hAnsi="Avenir Next" w:cstheme="minorHAnsi"/>
-          <w:b/>
-          <w:bCs/>
-          <w:color w:val="001B43"/>
-          <w:sz w:val="56"/>
-          <w:szCs w:val="56"/>
-          <w:lang w:val="en-GB"/>
+          <w:noProof/>
         </w:rPr>
-        <w:t xml:space="preserve">Application </w:t>
-      </w:r>
-      <w:r>
-        <w:rPr>
-          <w:rFonts w:ascii="Avenir Next" w:hAnsi="Avenir Next" w:cstheme="minorHAnsi"/>
-          <w:b/>
-          <w:bCs/>
-          <w:color w:val="001B43"/>
-          <w:sz w:val="56"/>
-          <w:szCs w:val="56"/>
-          <w:lang w:val="en-GB"/>
-        </w:rPr>
-        <w:br/>
-        <w:t>Form</w:t>
-      </w:r>
-    </w:p>
-    <w:p>
-      <w:pPr>
-        <w:pStyle w:val="NormalWeb"/>
-        <w:rPr>
-          <w:rFonts w:asciiTheme="minorHAnsi" w:hAnsiTheme="minorHAnsi" w:cstheme="minorHAnsi"/>
-          <w:sz w:val="28"/>
-          <w:szCs w:val="28"/>
-        </w:rPr>
-      </w:pPr>
-      <w:r>
-        <w:rPr>
-          <w:rFonts w:ascii="Avenir Next Demi Bold" w:hAnsi="Avenir Next Demi Bold"/>
-          <w:b/>
-          <w:bCs/>
-          <w:color w:val="C61E5D"/>
-          <w:sz w:val="28"/>
-          <w:szCs w:val="28"/>
-        </w:rPr>
-        <w:t>School and Community Relational Support Coordinator</w:t>
-      </w:r>
-      <w:r>
-        <w:rPr>
-          <w:rFonts w:ascii="Avenir Next Demi Bold" w:hAnsi="Avenir Next Demi Bold"/>
-          <w:b/>
-          <w:bCs/>
-          <w:color w:val="C61E5D"/>
-          <w:sz w:val="26"/>
-          <w:szCs w:val="26"/>
-        </w:rPr>
-        <w:br/>
-      </w:r>
-      <w:r>
-        <w:rPr>
-          <w:rFonts w:ascii="Avenir Next Medium" w:hAnsi="Avenir Next Medium"/>
-          <w:color w:val="C61E5D"/>
-          <w:sz w:val="26"/>
-          <w:szCs w:val="26"/>
-        </w:rPr>
-        <w:br/>
-      </w:r>
-      <w:r>
-        <w:rPr>
-          <w:rFonts w:ascii="Avenir Next Medium" w:hAnsi="Avenir Next Medium"/>
-        </w:rPr>
-        <w:t xml:space="preserve">Thank you for your interest in joining Kingdom Overflow. </w:t>
-      </w:r>
-      <w:r>
-        <w:rPr>
-          <w:rFonts w:ascii="Avenir Next Medium" w:hAnsi="Avenir Next Medium"/>
-          <w:sz w:val="28"/>
-          <w:szCs w:val="28"/>
-        </w:rPr>
-        <w:br/>
-      </w:r>
-      <w:r>
-        <w:rPr>
-          <w:rFonts w:ascii="Avenir Next Medium" w:hAnsi="Avenir Next Medium"/>
-          <w:sz w:val="28"/>
-          <w:szCs w:val="28"/>
-        </w:rPr>
-        <w:br/>
-      </w:r>
-      <w:r>
-        <w:rPr>
-          <w:rFonts w:ascii="Avenir Next Medium" w:hAnsi="Avenir Next Medium"/>
-          <w:sz w:val="28"/>
-          <w:szCs w:val="28"/>
-        </w:rPr>
-        <w:t>Please complete this form and submit it alongside</w:t>
-      </w:r>
-      <w:r>
-        <w:rPr>
-          <w:rFonts w:ascii="Avenir Next" w:hAnsi="Avenir Next" w:cstheme="minorHAnsi"/>
-          <w:sz w:val="28"/>
-          <w:szCs w:val="28"/>
-        </w:rPr>
-        <w:t xml:space="preserve"> an up-to-date CV alongside a cover letter (2 sides of A4 maximum) outlining:</w:t>
-      </w:r>
-    </w:p>
-    <w:p>
-      <w:pPr>
-        <w:pStyle w:val="NormalWeb"/>
-        <w:numPr>
-          <w:ilvl w:val="0"/>
-          <w:numId w:val="58"/>
-        </w:numPr>
-        <w:rPr>
-          <w:rFonts w:ascii="Avenir Next" w:hAnsi="Avenir Next" w:cstheme="minorHAnsi"/>
-        </w:rPr>
-      </w:pPr>
-      <w:r>
-        <w:rPr>
-          <w:rFonts w:ascii="Avenir Next" w:hAnsi="Avenir Next" w:cstheme="minorHAnsi"/>
-        </w:rPr>
-        <w:t>Why you are interested in this role</w:t>
-      </w:r>
-    </w:p>
-    <w:p>
-      <w:pPr>
-        <w:pStyle w:val="NormalWeb"/>
-        <w:numPr>
-          <w:ilvl w:val="0"/>
-          <w:numId w:val="58"/>
-        </w:numPr>
-        <w:rPr>
-          <w:rFonts w:ascii="Avenir Next" w:hAnsi="Avenir Next" w:cstheme="minorHAnsi"/>
-        </w:rPr>
-      </w:pPr>
-      <w:r>
-        <w:rPr>
-          <w:rFonts w:ascii="Avenir Next" w:hAnsi="Avenir Next" w:cstheme="minorHAnsi"/>
-        </w:rPr>
-        <w:t>What attracts you to Kingdom Overflows vision</w:t>
-      </w:r>
-    </w:p>
-    <w:p>
-      <w:pPr>
-        <w:pStyle w:val="NormalWeb"/>
-        <w:numPr>
-          <w:ilvl w:val="0"/>
-          <w:numId w:val="58"/>
-        </w:numPr>
-        <w:rPr>
-          <w:rFonts w:ascii="Avenir Next" w:hAnsi="Avenir Next" w:cstheme="minorHAnsi"/>
-        </w:rPr>
-      </w:pPr>
-      <w:r>
-        <w:rPr>
-          <w:rFonts w:ascii="Avenir Next" w:hAnsi="Avenir Next" w:cstheme="minorHAnsi"/>
-        </w:rPr>
-        <w:t>How your experience, skills and personal qualities have prepared you for this role.</w:t>
-      </w:r>
-    </w:p>
-    <w:p>
-      <w:pPr>
-        <w:rPr>
-          <w:rFonts w:ascii="Avenir Next Demi Bold" w:hAnsi="Avenir Next Demi Bold"/>
-          <w:b/>
-          <w:bCs/>
-          <w:color w:val="C61E5D"/>
-          <w:sz w:val="2"/>
-          <w:szCs w:val="2"/>
-        </w:rPr>
-      </w:pPr>
-    </w:p>
-    <w:p>
-      <w:pPr>
-        <w:rPr>
-          <w:rFonts w:ascii="Avenir Next Medium" w:hAnsi="Avenir Next Medium"/>
-          <w:sz w:val="18"/>
-          <w:szCs w:val="18"/>
-        </w:rPr>
-      </w:pPr>
-      <w:r>
-        <w:rPr>
-          <w:rFonts w:ascii="Avenir Next Demi Bold" w:hAnsi="Avenir Next Demi Bold"/>
-          <w:b/>
-          <w:bCs/>
-          <w:color w:val="C61E5D"/>
-          <w:sz w:val="32"/>
-          <w:szCs w:val="32"/>
-        </w:rPr>
-        <w:t>Personal Details</w:t>
-      </w:r>
-      <w:r>
-        <w:rPr>
-          <w:rFonts w:ascii="Avenir Next Demi Bold" w:hAnsi="Avenir Next Demi Bold"/>
-          <w:b/>
-          <w:bCs/>
-          <w:color w:val="C61E5D"/>
-          <w:sz w:val="26"/>
-          <w:szCs w:val="26"/>
-        </w:rPr>
-        <w:br/>
+        <mc:AlternateContent>
+          <mc:Choice Requires="wps">
+            <w:drawing>
+              <wp:anchor distT="0" distB="0" distL="114300" distR="114300" simplePos="0" relativeHeight="251921920" behindDoc="0" locked="0" layoutInCell="1" allowOverlap="1" wp14:anchorId="35CC1326" wp14:editId="583D0821">
+                <wp:simplePos x="0" y="0"/>
+                <wp:positionH relativeFrom="column">
+                  <wp:posOffset>-187960</wp:posOffset>
+                </wp:positionH>
+                <wp:positionV relativeFrom="page">
+                  <wp:posOffset>3674970</wp:posOffset>
+                </wp:positionV>
+                <wp:extent cx="1783977" cy="4195482"/>
+                <wp:effectExtent l="0" t="0" r="0" b="0"/>
+                <wp:wrapNone/>
+                <wp:docPr id="1810918964" name="Text Box 85"/>
+                <wp:cNvGraphicFramePr/>
+                <a:graphic xmlns:a="http://schemas.openxmlformats.org/drawingml/2006/main">
+                  <a:graphicData uri="http://schemas.microsoft.com/office/word/2010/wordprocessingShape">
+                    <wps:wsp>
+                      <wps:cNvSpPr txBox="1"/>
+                      <wps:spPr>
+                        <a:xfrm>
+                          <a:off x="0" y="0"/>
+                          <a:ext cx="1783977" cy="4195482"/>
+                        </a:xfrm>
+                        <a:prstGeom prst="rect">
+                          <a:avLst/>
+                        </a:prstGeom>
+                        <a:noFill/>
+                        <a:ln w="6350">
+                          <a:noFill/>
+                        </a:ln>
+                      </wps:spPr>
+                      <wps:txbx>
+                        <w:txbxContent>
+                          <w:p>
+                            <w:pPr>
+                              <w:rPr>
+                                <w:rFonts w:ascii="Avenir Next Medium" w:hAnsi="Avenir Next Medium"/>
+                                <w:sz w:val="28"/>
+                                <w:szCs w:val="28"/>
+                              </w:rPr>
+                            </w:pPr>
+                            <w:r>
+                              <w:rPr>
+                                <w:rFonts w:ascii="Avenir Next Demi Bold" w:hAnsi="Avenir Next Demi Bold"/>
+                                <w:b/>
+                                <w:bCs/>
+                                <w:color w:val="C61E5D"/>
+                                <w:sz w:val="32"/>
+                                <w:szCs w:val="32"/>
+                              </w:rPr>
+                              <w:t>Personal Details</w:t>
+                            </w:r>
+                            <w:r>
+                              <w:rPr>
+                                <w:rFonts w:ascii="Avenir Next Demi Bold" w:hAnsi="Avenir Next Demi Bold"/>
+                                <w:b/>
+                                <w:bCs/>
+                                <w:color w:val="C61E5D"/>
+                                <w:sz w:val="26"/>
+                                <w:szCs w:val="26"/>
+                              </w:rPr>
+                              <w:br/>
+                            </w:r>
+                            <w:r>
+                              <w:rPr>
+                                <w:rFonts w:ascii="Avenir Next Medium" w:hAnsi="Avenir Next Medium"/>
+                                <w:color w:val="C61E5D"/>
+                                <w:sz w:val="26"/>
+                                <w:szCs w:val="26"/>
+                              </w:rPr>
+                              <w:br/>
+                            </w:r>
+                            <w:r>
+                              <w:rPr>
+                                <w:rFonts w:ascii="Avenir Next Medium" w:hAnsi="Avenir Next Medium"/>
+                                <w:sz w:val="28"/>
+                                <w:szCs w:val="28"/>
+                              </w:rPr>
+                              <w:t>Full Name:</w:t>
+                            </w:r>
+                            <w:r>
+                              <w:rPr>
+                                <w:rFonts w:ascii="Avenir Next Medium" w:hAnsi="Avenir Next Medium"/>
+                                <w:sz w:val="28"/>
+                                <w:szCs w:val="28"/>
+                              </w:rPr>
+                              <w:tab/>
+                              <w:t xml:space="preserve"> </w:t>
+                            </w:r>
+                            <w:r>
+                              <w:rPr>
+                                <w:rFonts w:ascii="Avenir Next Medium" w:hAnsi="Avenir Next Medium"/>
+                                <w:sz w:val="28"/>
+                                <w:szCs w:val="28"/>
+                              </w:rPr>
+                              <w:br/>
+                            </w:r>
+                            <w:r>
+                              <w:rPr>
+                                <w:rFonts w:ascii="Avenir Next Medium" w:hAnsi="Avenir Next Medium"/>
+                                <w:sz w:val="28"/>
+                                <w:szCs w:val="28"/>
+                              </w:rPr>
+                              <w:br/>
+                              <w:t>Address:</w:t>
+                            </w:r>
+                            <w:r>
+                              <w:rPr>
+                                <w:rFonts w:ascii="Avenir Next Medium" w:hAnsi="Avenir Next Medium"/>
+                                <w:sz w:val="28"/>
+                                <w:szCs w:val="28"/>
+                              </w:rPr>
+                              <w:br/>
+                            </w:r>
+                            <w:r>
+                              <w:rPr>
+                                <w:rFonts w:ascii="Avenir Next Medium" w:hAnsi="Avenir Next Medium"/>
+                                <w:sz w:val="28"/>
+                                <w:szCs w:val="28"/>
+                              </w:rPr>
+                              <w:br/>
+                            </w:r>
+                          </w:p>
+                          <w:p>
+                            <w:pPr>
+                              <w:rPr>
+                                <w:rFonts w:ascii="Avenir Next Medium" w:hAnsi="Avenir Next Medium"/>
+                                <w:sz w:val="28"/>
+                                <w:szCs w:val="28"/>
+                              </w:rPr>
+                            </w:pPr>
+                            <w:r>
+                              <w:rPr>
+                                <w:rFonts w:ascii="Avenir Next Medium" w:hAnsi="Avenir Next Medium"/>
+                                <w:sz w:val="28"/>
+                                <w:szCs w:val="28"/>
+                              </w:rPr>
+                              <w:t>Telephone Number:</w:t>
+                            </w:r>
+                            <w:r>
+                              <w:rPr>
+                                <w:rFonts w:ascii="Avenir Next Medium" w:hAnsi="Avenir Next Medium"/>
+                                <w:sz w:val="28"/>
+                                <w:szCs w:val="28"/>
+                              </w:rPr>
+                              <w:br/>
+                            </w:r>
+                            <w:r>
+                              <w:rPr>
+                                <w:rFonts w:ascii="Avenir Next Medium" w:hAnsi="Avenir Next Medium"/>
+                                <w:sz w:val="28"/>
+                                <w:szCs w:val="28"/>
+                              </w:rPr>
+                              <w:br/>
+                              <w:t>Email address</w:t>
+                            </w:r>
+                            <w:r>
+                              <w:rPr>
+                                <w:rFonts w:ascii="Avenir Next Medium" w:hAnsi="Avenir Next Medium"/>
+                                <w:sz w:val="28"/>
+                                <w:szCs w:val="28"/>
+                              </w:rPr>
+                              <w:t>:</w:t>
+                            </w:r>
+                          </w:p>
+                          <w:p>
+                            <w:pPr>
+                              <w:rPr>
+                                <w:rFonts w:ascii="Avenir Next Medium" w:hAnsi="Avenir Next Medium"/>
+                                <w:sz w:val="28"/>
+                                <w:szCs w:val="28"/>
+                              </w:rPr>
+                            </w:pPr>
+                            <w:r>
+                              <w:rPr>
+                                <w:rFonts w:ascii="Avenir Next Medium" w:hAnsi="Avenir Next Medium"/>
+                                <w:sz w:val="28"/>
+                                <w:szCs w:val="28"/>
+                              </w:rPr>
+                              <w:br/>
+                              <w:t>Current Employer</w:t>
+                            </w:r>
+                            <w:r>
+                              <w:rPr>
+                                <w:rFonts w:ascii="Avenir Next Medium" w:hAnsi="Avenir Next Medium"/>
+                                <w:sz w:val="28"/>
+                                <w:szCs w:val="28"/>
+                              </w:rPr>
+                              <w:t xml:space="preserve">: </w:t>
+                            </w:r>
+                            <w:r>
+                              <w:rPr>
+                                <w:rFonts w:ascii="Avenir Next Medium" w:hAnsi="Avenir Next Medium"/>
+                                <w:sz w:val="20"/>
+                                <w:szCs w:val="20"/>
+                              </w:rPr>
+                              <w:t xml:space="preserve">(If </w:t>
+                            </w:r>
+                            <w:r>
+                              <w:rPr>
+                                <w:rFonts w:ascii="Avenir Next Medium" w:hAnsi="Avenir Next Medium"/>
+                                <w:sz w:val="20"/>
+                                <w:szCs w:val="20"/>
+                              </w:rPr>
+                              <w:t>a</w:t>
+                            </w:r>
+                            <w:r>
+                              <w:rPr>
+                                <w:rFonts w:ascii="Avenir Next Medium" w:hAnsi="Avenir Next Medium"/>
+                                <w:sz w:val="20"/>
+                                <w:szCs w:val="20"/>
+                              </w:rPr>
+                              <w:t>pplicable)</w:t>
+                            </w:r>
+                          </w:p>
+                          <w:p>
+                            <w:pPr>
+                              <w:rPr>
+                                <w:sz w:val="26"/>
+                                <w:szCs w:val="26"/>
+                              </w:rPr>
+                            </w:pPr>
+                            <w:r>
+                              <w:rPr>
+                                <w:rFonts w:ascii="Avenir Next Medium" w:hAnsi="Avenir Next Medium"/>
+                                <w:sz w:val="28"/>
+                                <w:szCs w:val="28"/>
+                              </w:rPr>
+                              <w:br/>
+                              <w:t>Notice Period</w:t>
+                            </w:r>
+                            <w:r>
+                              <w:rPr>
+                                <w:rFonts w:ascii="Avenir Next Medium" w:hAnsi="Avenir Next Medium"/>
+                                <w:sz w:val="28"/>
+                                <w:szCs w:val="28"/>
+                              </w:rPr>
+                              <w:t>:</w:t>
+                            </w:r>
+                            <w:r>
+                              <w:rPr>
+                                <w:rFonts w:ascii="Avenir Next Medium" w:hAnsi="Avenir Next Medium"/>
+                                <w:sz w:val="28"/>
+                                <w:szCs w:val="28"/>
+                              </w:rPr>
+                              <w:t xml:space="preserve"> </w:t>
+                            </w:r>
+                            <w:r>
+                              <w:rPr>
+                                <w:rFonts w:ascii="Avenir Next Medium" w:hAnsi="Avenir Next Medium"/>
+                                <w:sz w:val="28"/>
+                                <w:szCs w:val="28"/>
+                              </w:rPr>
+                              <w:br/>
+                            </w:r>
+                            <w:r>
+                              <w:rPr>
+                                <w:rFonts w:ascii="Avenir Next Medium" w:hAnsi="Avenir Next Medium"/>
+                                <w:sz w:val="22"/>
+                                <w:szCs w:val="22"/>
+                              </w:rPr>
+                              <w:t>(If a</w:t>
+                            </w:r>
+                            <w:r>
+                              <w:rPr>
+                                <w:rFonts w:ascii="Avenir Next Medium" w:hAnsi="Avenir Next Medium"/>
+                                <w:sz w:val="22"/>
+                                <w:szCs w:val="22"/>
+                              </w:rPr>
+                              <w:t>p</w:t>
+                            </w:r>
+                            <w:r>
+                              <w:rPr>
+                                <w:rFonts w:ascii="Avenir Next Medium" w:hAnsi="Avenir Next Medium"/>
+                                <w:sz w:val="22"/>
+                                <w:szCs w:val="22"/>
+                              </w:rPr>
+                              <w:t>plicable)</w:t>
+                            </w:r>
+                            <w:r>
+                              <w:rPr>
+                                <w:rFonts w:ascii="Avenir Next Medium" w:hAnsi="Avenir Next Medium"/>
+                                <w:sz w:val="28"/>
+                                <w:szCs w:val="28"/>
+                              </w:rPr>
+                              <w:br/>
+                            </w:r>
+                          </w:p>
+                          <w:p/>
+                        </w:txbxContent>
+                      </wps:txbx>
+                      <wps:bodyPr rot="0" spcFirstLastPara="0" vertOverflow="overflow" horzOverflow="overflow" vert="horz" wrap="square" lIns="91440" tIns="45720" rIns="91440" bIns="45720" numCol="1" spcCol="0" rtlCol="0" fromWordArt="0" anchor="t" anchorCtr="0" forceAA="0" compatLnSpc="1">
+                        <a:prstTxWarp prst="textNoShape">
+                          <a:avLst/>
+                        </a:prstTxWarp>
+                        <a:noAutofit/>
+                      </wps:bodyPr>
+                    </wps:wsp>
+                  </a:graphicData>
+                </a:graphic>
+                <wp14:sizeRelH relativeFrom="margin">
+                  <wp14:pctWidth>0</wp14:pctWidth>
+                </wp14:sizeRelH>
+                <wp14:sizeRelV relativeFrom="margin">
+                  <wp14:pctHeight>0</wp14:pctHeight>
+                </wp14:sizeRelV>
+              </wp:anchor>
+            </w:drawing>
+          </mc:Choice>
+          <mc:Fallback>
+            <w:pict>
+              <v:shape w14:anchorId="35CC1326" id="_x0000_s1028" type="#_x0000_t202" style="position:absolute;margin-left:-14.8pt;margin-top:289.35pt;width:140.45pt;height:330.35pt;z-index:251921920;visibility:visible;mso-wrap-style:square;mso-width-percent:0;mso-height-percent:0;mso-wrap-distance-left:9pt;mso-wrap-distance-top:0;mso-wrap-distance-right:9pt;mso-wrap-distance-bottom:0;mso-position-horizontal:absolute;mso-position-horizontal-relative:text;mso-position-vertical:absolute;mso-position-vertical-relative:page;mso-width-percent:0;mso-height-percent:0;mso-width-relative:margin;mso-height-relative:margin;v-text-anchor:top" o:gfxdata="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" filled="f" stroked="f" strokeweight=".5pt">
+                <v:textbox>
+                  <w:txbxContent>
+                    <w:p>
+                      <w:pPr>
+                        <w:rPr>
+                          <w:rFonts w:ascii="Avenir Next Medium" w:hAnsi="Avenir Next Medium"/>
+                          <w:sz w:val="28"/>
+                          <w:szCs w:val="28"/>
+                        </w:rPr>
+                      </w:pPr>
+                      <w:r>
+                        <w:rPr>
+                          <w:rFonts w:ascii="Avenir Next Demi Bold" w:hAnsi="Avenir Next Demi Bold"/>
+                          <w:b/>
+                          <w:bCs/>
+                          <w:color w:val="C61E5D"/>
+                          <w:sz w:val="32"/>
+                          <w:szCs w:val="32"/>
+                        </w:rPr>
+                        <w:t>Personal Details</w:t>
+                      </w:r>
+                      <w:r>
+                        <w:rPr>
+                          <w:rFonts w:ascii="Avenir Next Demi Bold" w:hAnsi="Avenir Next Demi Bold"/>
+                          <w:b/>
+                          <w:bCs/>
+                          <w:color w:val="C61E5D"/>
+                          <w:sz w:val="26"/>
+                          <w:szCs w:val="26"/>
+                        </w:rPr>
+                        <w:br/>
+                      </w:r>
+                      <w:r>
+                        <w:rPr>
+                          <w:rFonts w:ascii="Avenir Next Medium" w:hAnsi="Avenir Next Medium"/>
+                          <w:color w:val="C61E5D"/>
+                          <w:sz w:val="26"/>
+                          <w:szCs w:val="26"/>
+                        </w:rPr>
+                        <w:br/>
+                      </w:r>
+                      <w:r>
+                        <w:rPr>
+                          <w:rFonts w:ascii="Avenir Next Medium" w:hAnsi="Avenir Next Medium"/>
+                          <w:sz w:val="28"/>
+                          <w:szCs w:val="28"/>
+                        </w:rPr>
+                        <w:t>Full Name:</w:t>
+                      </w:r>
+                      <w:r>
+                        <w:rPr>
+                          <w:rFonts w:ascii="Avenir Next Medium" w:hAnsi="Avenir Next Medium"/>
+                          <w:sz w:val="28"/>
+                          <w:szCs w:val="28"/>
+                        </w:rPr>
+                        <w:tab/>
+                        <w:t xml:space="preserve"> </w:t>
+                      </w:r>
+                      <w:r>
+                        <w:rPr>
+                          <w:rFonts w:ascii="Avenir Next Medium" w:hAnsi="Avenir Next Medium"/>
+                          <w:sz w:val="28"/>
+                          <w:szCs w:val="28"/>
+                        </w:rPr>
+                        <w:br/>
+                      </w:r>
+                      <w:r>
+                        <w:rPr>
+                          <w:rFonts w:ascii="Avenir Next Medium" w:hAnsi="Avenir Next Medium"/>
+                          <w:sz w:val="28"/>
+                          <w:szCs w:val="28"/>
+                        </w:rPr>
+                        <w:br/>
+                        <w:t>Address:</w:t>
+                      </w:r>
+                      <w:r>
+                        <w:rPr>
+                          <w:rFonts w:ascii="Avenir Next Medium" w:hAnsi="Avenir Next Medium"/>
+                          <w:sz w:val="28"/>
+                          <w:szCs w:val="28"/>
+                        </w:rPr>
+                        <w:br/>
+                      </w:r>
+                      <w:r>
+                        <w:rPr>
+                          <w:rFonts w:ascii="Avenir Next Medium" w:hAnsi="Avenir Next Medium"/>
+                          <w:sz w:val="28"/>
+                          <w:szCs w:val="28"/>
+                        </w:rPr>
+                        <w:br/>
+                      </w:r>
+                    </w:p>
+                    <w:p>
+                      <w:pPr>
+                        <w:rPr>
+                          <w:rFonts w:ascii="Avenir Next Medium" w:hAnsi="Avenir Next Medium"/>
+                          <w:sz w:val="28"/>
+                          <w:szCs w:val="28"/>
+                        </w:rPr>
+                      </w:pPr>
+                      <w:r>
+                        <w:rPr>
+                          <w:rFonts w:ascii="Avenir Next Medium" w:hAnsi="Avenir Next Medium"/>
+                          <w:sz w:val="28"/>
+                          <w:szCs w:val="28"/>
+                        </w:rPr>
+                        <w:t>Telephone Number:</w:t>
+                      </w:r>
+                      <w:r>
+                        <w:rPr>
+                          <w:rFonts w:ascii="Avenir Next Medium" w:hAnsi="Avenir Next Medium"/>
+                          <w:sz w:val="28"/>
+                          <w:szCs w:val="28"/>
+                        </w:rPr>
+                        <w:br/>
+                      </w:r>
+                      <w:r>
+                        <w:rPr>
+                          <w:rFonts w:ascii="Avenir Next Medium" w:hAnsi="Avenir Next Medium"/>
+                          <w:sz w:val="28"/>
+                          <w:szCs w:val="28"/>
+                        </w:rPr>
+                        <w:br/>
+                        <w:t>Email address</w:t>
+                      </w:r>
+                      <w:r>
+                        <w:rPr>
+                          <w:rFonts w:ascii="Avenir Next Medium" w:hAnsi="Avenir Next Medium"/>
+                          <w:sz w:val="28"/>
+                          <w:szCs w:val="28"/>
+                        </w:rPr>
+                        <w:t>:</w:t>
+                      </w:r>
+                    </w:p>
+                    <w:p>
+                      <w:pPr>
+                        <w:rPr>
+                          <w:rFonts w:ascii="Avenir Next Medium" w:hAnsi="Avenir Next Medium"/>
+                          <w:sz w:val="28"/>
+                          <w:szCs w:val="28"/>
+                        </w:rPr>
+                      </w:pPr>
+                      <w:r>
+                        <w:rPr>
+                          <w:rFonts w:ascii="Avenir Next Medium" w:hAnsi="Avenir Next Medium"/>
+                          <w:sz w:val="28"/>
+                          <w:szCs w:val="28"/>
+                        </w:rPr>
+                        <w:br/>
+                        <w:t>Current Employer</w:t>
+                      </w:r>
+                      <w:r>
+                        <w:rPr>
+                          <w:rFonts w:ascii="Avenir Next Medium" w:hAnsi="Avenir Next Medium"/>
+                          <w:sz w:val="28"/>
+                          <w:szCs w:val="28"/>
+                        </w:rPr>
+                        <w:t xml:space="preserve">: </w:t>
+                      </w:r>
+                      <w:r>
+                        <w:rPr>
+                          <w:rFonts w:ascii="Avenir Next Medium" w:hAnsi="Avenir Next Medium"/>
+                          <w:sz w:val="20"/>
+                          <w:szCs w:val="20"/>
+                        </w:rPr>
+                        <w:t xml:space="preserve">(If </w:t>
+                      </w:r>
+                      <w:r>
+                        <w:rPr>
+                          <w:rFonts w:ascii="Avenir Next Medium" w:hAnsi="Avenir Next Medium"/>
+                          <w:sz w:val="20"/>
+                          <w:szCs w:val="20"/>
+                        </w:rPr>
+                        <w:t>a</w:t>
+                      </w:r>
+                      <w:r>
+                        <w:rPr>
+                          <w:rFonts w:ascii="Avenir Next Medium" w:hAnsi="Avenir Next Medium"/>
+                          <w:sz w:val="20"/>
+                          <w:szCs w:val="20"/>
+                        </w:rPr>
+                        <w:t>pplicable)</w:t>
+                      </w:r>
+                    </w:p>
+                    <w:p>
+                      <w:pPr>
+                        <w:rPr>
+                          <w:sz w:val="26"/>
+                          <w:szCs w:val="26"/>
+                        </w:rPr>
+                      </w:pPr>
+                      <w:r>
+                        <w:rPr>
+                          <w:rFonts w:ascii="Avenir Next Medium" w:hAnsi="Avenir Next Medium"/>
+                          <w:sz w:val="28"/>
+                          <w:szCs w:val="28"/>
+                        </w:rPr>
+                        <w:br/>
+                        <w:t>Notice Period</w:t>
+                      </w:r>
+                      <w:r>
+                        <w:rPr>
+                          <w:rFonts w:ascii="Avenir Next Medium" w:hAnsi="Avenir Next Medium"/>
+                          <w:sz w:val="28"/>
+                          <w:szCs w:val="28"/>
+                        </w:rPr>
+                        <w:t>:</w:t>
+                      </w:r>
+                      <w:r>
+                        <w:rPr>
+                          <w:rFonts w:ascii="Avenir Next Medium" w:hAnsi="Avenir Next Medium"/>
+                          <w:sz w:val="28"/>
+                          <w:szCs w:val="28"/>
+                        </w:rPr>
+                        <w:t xml:space="preserve"> </w:t>
+                      </w:r>
+                      <w:r>
+                        <w:rPr>
+                          <w:rFonts w:ascii="Avenir Next Medium" w:hAnsi="Avenir Next Medium"/>
+                          <w:sz w:val="28"/>
+                          <w:szCs w:val="28"/>
+                        </w:rPr>
+                        <w:br/>
+                      </w:r>
+                      <w:r>
+                        <w:rPr>
+                          <w:rFonts w:ascii="Avenir Next Medium" w:hAnsi="Avenir Next Medium"/>
+                          <w:sz w:val="22"/>
+                          <w:szCs w:val="22"/>
+                        </w:rPr>
+                        <w:t>(If a</w:t>
+                      </w:r>
+                      <w:r>
+                        <w:rPr>
+                          <w:rFonts w:ascii="Avenir Next Medium" w:hAnsi="Avenir Next Medium"/>
+                          <w:sz w:val="22"/>
+                          <w:szCs w:val="22"/>
+                        </w:rPr>
+                        <w:t>p</w:t>
+                      </w:r>
+                      <w:r>
+                        <w:rPr>
+                          <w:rFonts w:ascii="Avenir Next Medium" w:hAnsi="Avenir Next Medium"/>
+                          <w:sz w:val="22"/>
+                          <w:szCs w:val="22"/>
+                        </w:rPr>
+                        <w:t>plicable)</w:t>
+                      </w:r>
+                      <w:r>
+                        <w:rPr>
+                          <w:rFonts w:ascii="Avenir Next Medium" w:hAnsi="Avenir Next Medium"/>
+                          <w:sz w:val="28"/>
+                          <w:szCs w:val="28"/>
+                        </w:rPr>
+                        <w:br/>
+                      </w:r>
+                    </w:p>
+                    <w:p/>
+                  </w:txbxContent>
+                </v:textbox>
+                <w10:wrap anchory="page"/>
+              </v:shape>
+            </w:pict>
+          </mc:Fallback>
+        </mc:AlternateContent>
       </w:r>
     </w:p>
     <w:tbl>
       <w:tblPr>
         <w:tblStyle w:val="TableGrid"/>
-        <w:tblpPr w:leftFromText="180" w:rightFromText="180" w:vertAnchor="text" w:horzAnchor="margin" w:tblpY="-22"/>
-        <w:tblW w:w="10456" w:type="dxa"/>
+        <w:tblpPr w:leftFromText="180" w:rightFromText="180" w:vertAnchor="text" w:horzAnchor="page" w:tblpX="3037" w:tblpY="494"/>
+        <w:tblW w:w="7492" w:type="dxa"/>
         <w:tblLook w:val="04A0" w:firstRow="1" w:lastRow="0" w:firstColumn="1" w:lastColumn="0" w:noHBand="0" w:noVBand="1"/>
       </w:tblPr>
       <w:tblGrid>
-        <w:gridCol w:w="5228"/>
-        <w:gridCol w:w="5228"/>
+        <w:gridCol w:w="7492"/>
       </w:tblGrid>
       <w:tr>
+        <w:trPr>
+          <w:trHeight w:val="422"/>
+        </w:trPr>
         <w:tc>
           <w:tcPr>
-            <w:tcW w:w="5228" w:type="dxa"/>
-            <w:tcBorders>
-              <w:top w:val="nil"/>
-              <w:left w:val="nil"/>
-              <w:bottom w:val="nil"/>
-              <w:right w:val="single" w:sz="4" w:space="0" w:color="auto"/>
-            </w:tcBorders>
-          </w:tcPr>
-          <w:p>
-            <w:pPr>
-              <w:pStyle w:val="Heading2"/>
-            </w:pPr>
-            <w:r>
-              <w:rPr>
-                <w:rFonts w:ascii="Avenir Next Medium" w:hAnsi="Avenir Next Medium"/>
-                <w:sz w:val="24"/>
-                <w:szCs w:val="24"/>
-              </w:rPr>
-              <w:t>Full Name:</w:t>
-            </w:r>
-          </w:p>
-        </w:tc>
-        <w:tc>
-          <w:tcPr>
-            <w:tcW w:w="5228" w:type="dxa"/>
-            <w:tcBorders>
-              <w:left w:val="single" w:sz="4" w:space="0" w:color="auto"/>
-              <w:bottom w:val="single" w:sz="4" w:space="0" w:color="auto"/>
-            </w:tcBorders>
+            <w:tcW w:w="7492" w:type="dxa"/>
             <w:shd w:val="clear" w:color="auto" w:fill="FFFFFF" w:themeFill="background1"/>
           </w:tcPr>
           <w:p>
             <w:pPr>
               <w:pStyle w:val="Heading2"/>
+              <w:ind w:left="29" w:firstLine="142"/>
             </w:pPr>
             <w:r>
               <w:fldChar w:fldCharType="begin">
@@ -362,87 +1287,65 @@
               <w:fldChar w:fldCharType="separate"/>
             </w:r>
             <w:r>
+              <w:rPr>
+                <w:noProof/>
+              </w:rPr>
+              <w:t> </w:t>
+            </w:r>
+            <w:r>
+              <w:rPr>
+                <w:noProof/>
+              </w:rPr>
+              <w:t> </w:t>
+            </w:r>
+            <w:r>
+              <w:rPr>
+                <w:noProof/>
+              </w:rPr>
+              <w:t> </w:t>
+            </w:r>
+            <w:r>
+              <w:rPr>
+                <w:noProof/>
+              </w:rPr>
+              <w:t> </w:t>
+            </w:r>
+            <w:r>
+              <w:rPr>
+                <w:noProof/>
+              </w:rPr>
+              <w:t> </w:t>
+            </w:r>
+            <w:r>
               <w:fldChar w:fldCharType="end"/>
             </w:r>
             <w:bookmarkEnd w:id="0"/>
           </w:p>
         </w:tc>
       </w:tr>
+    </w:tbl>
+    <w:p>
+      <w:pPr>
+        <w:pStyle w:val="Heading2"/>
+      </w:pPr>
+    </w:p>
+    <w:tbl>
+      <w:tblPr>
+        <w:tblStyle w:val="TableGrid"/>
+        <w:tblpPr w:leftFromText="180" w:rightFromText="180" w:vertAnchor="text" w:horzAnchor="page" w:tblpX="3079" w:tblpY="662"/>
+        <w:tblW w:w="7506" w:type="dxa"/>
+        <w:tblLook w:val="04A0" w:firstRow="1" w:lastRow="0" w:firstColumn="1" w:lastColumn="0" w:noHBand="0" w:noVBand="1"/>
+      </w:tblPr>
+      <w:tblGrid>
+        <w:gridCol w:w="7506"/>
+      </w:tblGrid>
       <w:tr>
         <w:trPr>
-          <w:trHeight w:val="268"/>
+          <w:trHeight w:val="828"/>
         </w:trPr>
         <w:tc>
           <w:tcPr>
-            <w:tcW w:w="5228" w:type="dxa"/>
-            <w:tcBorders>
-              <w:top w:val="nil"/>
-              <w:left w:val="nil"/>
-              <w:bottom w:val="nil"/>
-              <w:right w:val="nil"/>
-            </w:tcBorders>
-          </w:tcPr>
-          <w:p>
-            <w:pPr>
-              <w:pStyle w:val="Heading2"/>
-              <w:rPr>
-                <w:rFonts w:ascii="Avenir Next Medium" w:hAnsi="Avenir Next Medium"/>
-                <w:sz w:val="24"/>
-                <w:szCs w:val="24"/>
-              </w:rPr>
-            </w:pPr>
-          </w:p>
-        </w:tc>
-        <w:tc>
-          <w:tcPr>
-            <w:tcW w:w="5228" w:type="dxa"/>
-            <w:tcBorders>
-              <w:top w:val="single" w:sz="4" w:space="0" w:color="auto"/>
-              <w:left w:val="nil"/>
-              <w:bottom w:val="single" w:sz="4" w:space="0" w:color="auto"/>
-              <w:right w:val="nil"/>
-            </w:tcBorders>
-          </w:tcPr>
-          <w:p>
-            <w:pPr>
-              <w:pStyle w:val="Heading2"/>
-            </w:pPr>
-          </w:p>
-        </w:tc>
-      </w:tr>
-      <w:tr>
-        <w:tc>
-          <w:tcPr>
-            <w:tcW w:w="5228" w:type="dxa"/>
-            <w:tcBorders>
-              <w:top w:val="nil"/>
-              <w:left w:val="nil"/>
-              <w:bottom w:val="nil"/>
-              <w:right w:val="single" w:sz="4" w:space="0" w:color="auto"/>
-            </w:tcBorders>
-          </w:tcPr>
-          <w:p>
-            <w:pPr>
-              <w:pStyle w:val="Heading2"/>
-            </w:pPr>
-            <w:r>
-              <w:rPr>
-                <w:rFonts w:ascii="Avenir Next Medium" w:hAnsi="Avenir Next Medium"/>
-                <w:sz w:val="24"/>
-                <w:szCs w:val="24"/>
-              </w:rPr>
-              <w:t>Address</w:t>
-            </w:r>
-          </w:p>
-        </w:tc>
-        <w:tc>
-          <w:tcPr>
-            <w:tcW w:w="5228" w:type="dxa"/>
-            <w:tcBorders>
-              <w:top w:val="single" w:sz="4" w:space="0" w:color="auto"/>
-              <w:left w:val="single" w:sz="4" w:space="0" w:color="auto"/>
-              <w:bottom w:val="single" w:sz="4" w:space="0" w:color="auto"/>
-            </w:tcBorders>
+            <w:tcW w:w="7506" w:type="dxa"/>
             <w:shd w:val="clear" w:color="auto" w:fill="FFFFFF" w:themeFill="background1"/>
           </w:tcPr>
           <w:p>
@@ -503,78 +1406,46 @@
           </w:p>
         </w:tc>
       </w:tr>
+    </w:tbl>
+    <w:p>
+      <w:pPr>
+        <w:pStyle w:val="Heading2"/>
+      </w:pPr>
+      <w:r>
+        <w:tab/>
+      </w:r>
+      <w:r>
+        <w:tab/>
+      </w:r>
+      <w:r>
+        <w:tab/>
+      </w:r>
+      <w:r>
+        <w:tab/>
+      </w:r>
+    </w:p>
+    <w:p>
+      <w:pPr>
+        <w:pStyle w:val="Heading2"/>
+      </w:pPr>
+    </w:p>
+    <w:tbl>
+      <w:tblPr>
+        <w:tblStyle w:val="TableGrid"/>
+        <w:tblpPr w:leftFromText="180" w:rightFromText="180" w:vertAnchor="text" w:horzAnchor="page" w:tblpX="3079" w:tblpY="31"/>
+        <w:tblW w:w="7492" w:type="dxa"/>
+        <w:tblLook w:val="04A0" w:firstRow="1" w:lastRow="0" w:firstColumn="1" w:lastColumn="0" w:noHBand="0" w:noVBand="1"/>
+      </w:tblPr>
+      <w:tblGrid>
+        <w:gridCol w:w="7492"/>
+      </w:tblGrid>
       <w:tr>
+        <w:trPr>
+          <w:trHeight w:val="422"/>
+        </w:trPr>
         <w:tc>
           <w:tcPr>
-            <w:tcW w:w="5228" w:type="dxa"/>
-            <w:tcBorders>
-              <w:top w:val="nil"/>
-              <w:left w:val="nil"/>
-              <w:bottom w:val="nil"/>
-              <w:right w:val="nil"/>
-            </w:tcBorders>
-          </w:tcPr>
-          <w:p>
-            <w:pPr>
-              <w:pStyle w:val="Heading2"/>
-              <w:rPr>
-                <w:rFonts w:ascii="Avenir Next Medium" w:hAnsi="Avenir Next Medium"/>
-                <w:sz w:val="28"/>
-                <w:szCs w:val="28"/>
-              </w:rPr>
-            </w:pPr>
-          </w:p>
-        </w:tc>
-        <w:tc>
-          <w:tcPr>
-            <w:tcW w:w="5228" w:type="dxa"/>
-            <w:tcBorders>
-              <w:top w:val="single" w:sz="4" w:space="0" w:color="auto"/>
-              <w:left w:val="nil"/>
-              <w:bottom w:val="single" w:sz="4" w:space="0" w:color="auto"/>
-              <w:right w:val="nil"/>
-            </w:tcBorders>
-          </w:tcPr>
-          <w:p>
-            <w:pPr>
-              <w:pStyle w:val="Heading2"/>
-            </w:pPr>
-          </w:p>
-        </w:tc>
-      </w:tr>
-      <w:tr>
-        <w:tc>
-          <w:tcPr>
-            <w:tcW w:w="5228" w:type="dxa"/>
-            <w:tcBorders>
-              <w:top w:val="nil"/>
-              <w:left w:val="nil"/>
-              <w:bottom w:val="nil"/>
-              <w:right w:val="single" w:sz="4" w:space="0" w:color="auto"/>
-            </w:tcBorders>
-          </w:tcPr>
-          <w:p>
-            <w:pPr>
-              <w:pStyle w:val="Heading2"/>
-            </w:pPr>
-            <w:r>
-              <w:rPr>
-                <w:rFonts w:ascii="Avenir Next Medium" w:hAnsi="Avenir Next Medium"/>
-                <w:sz w:val="24"/>
-                <w:szCs w:val="24"/>
-              </w:rPr>
-              <w:t>Telephone Number:</w:t>
-            </w:r>
-          </w:p>
-        </w:tc>
-        <w:tc>
-          <w:tcPr>
-            <w:tcW w:w="5228" w:type="dxa"/>
-            <w:tcBorders>
-              <w:top w:val="single" w:sz="4" w:space="0" w:color="auto"/>
-              <w:left w:val="single" w:sz="4" w:space="0" w:color="auto"/>
-              <w:bottom w:val="single" w:sz="4" w:space="0" w:color="auto"/>
-            </w:tcBorders>
+            <w:tcW w:w="7492" w:type="dxa"/>
             <w:shd w:val="clear" w:color="auto" w:fill="FFFFFF" w:themeFill="background1"/>
           </w:tcPr>
           <w:p>
@@ -635,78 +1506,29 @@
           </w:p>
         </w:tc>
       </w:tr>
+    </w:tbl>
+    <w:p>
+      <w:pPr>
+        <w:pStyle w:val="Heading2"/>
+      </w:pPr>
+    </w:p>
+    <w:tbl>
+      <w:tblPr>
+        <w:tblStyle w:val="TableGrid"/>
+        <w:tblpPr w:leftFromText="180" w:rightFromText="180" w:vertAnchor="text" w:horzAnchor="page" w:tblpX="3092" w:tblpY="395"/>
+        <w:tblW w:w="7492" w:type="dxa"/>
+        <w:tblLook w:val="04A0" w:firstRow="1" w:lastRow="0" w:firstColumn="1" w:lastColumn="0" w:noHBand="0" w:noVBand="1"/>
+      </w:tblPr>
+      <w:tblGrid>
+        <w:gridCol w:w="7492"/>
+      </w:tblGrid>
       <w:tr>
+        <w:trPr>
+          <w:trHeight w:val="422"/>
+        </w:trPr>
         <w:tc>
           <w:tcPr>
-            <w:tcW w:w="5228" w:type="dxa"/>
-            <w:tcBorders>
-              <w:top w:val="nil"/>
-              <w:left w:val="nil"/>
-              <w:bottom w:val="nil"/>
-              <w:right w:val="nil"/>
-            </w:tcBorders>
-          </w:tcPr>
-          <w:p>
-            <w:pPr>
-              <w:pStyle w:val="Heading2"/>
-              <w:rPr>
-                <w:rFonts w:ascii="Avenir Next Medium" w:hAnsi="Avenir Next Medium"/>
-                <w:sz w:val="28"/>
-                <w:szCs w:val="28"/>
-              </w:rPr>
-            </w:pPr>
-          </w:p>
-        </w:tc>
-        <w:tc>
-          <w:tcPr>
-            <w:tcW w:w="5228" w:type="dxa"/>
-            <w:tcBorders>
-              <w:top w:val="single" w:sz="4" w:space="0" w:color="auto"/>
-              <w:left w:val="nil"/>
-              <w:bottom w:val="single" w:sz="4" w:space="0" w:color="auto"/>
-              <w:right w:val="nil"/>
-            </w:tcBorders>
-          </w:tcPr>
-          <w:p>
-            <w:pPr>
-              <w:pStyle w:val="Heading2"/>
-            </w:pPr>
-          </w:p>
-        </w:tc>
-      </w:tr>
-      <w:tr>
-        <w:tc>
-          <w:tcPr>
-            <w:tcW w:w="5228" w:type="dxa"/>
-            <w:tcBorders>
-              <w:top w:val="nil"/>
-              <w:left w:val="nil"/>
-              <w:bottom w:val="nil"/>
-              <w:right w:val="single" w:sz="4" w:space="0" w:color="auto"/>
-            </w:tcBorders>
-          </w:tcPr>
-          <w:p>
-            <w:pPr>
-              <w:pStyle w:val="Heading2"/>
-            </w:pPr>
-            <w:r>
-              <w:rPr>
-                <w:rFonts w:ascii="Avenir Next Medium" w:hAnsi="Avenir Next Medium"/>
-                <w:sz w:val="24"/>
-                <w:szCs w:val="24"/>
-              </w:rPr>
-              <w:t>Email address:</w:t>
-            </w:r>
-          </w:p>
-        </w:tc>
-        <w:tc>
-          <w:tcPr>
-            <w:tcW w:w="5228" w:type="dxa"/>
-            <w:tcBorders>
-              <w:top w:val="single" w:sz="4" w:space="0" w:color="auto"/>
-              <w:left w:val="single" w:sz="4" w:space="0" w:color="auto"/>
-              <w:bottom w:val="single" w:sz="4" w:space="0" w:color="auto"/>
-            </w:tcBorders>
+            <w:tcW w:w="7492" w:type="dxa"/>
             <w:shd w:val="clear" w:color="auto" w:fill="FFFFFF" w:themeFill="background1"/>
           </w:tcPr>
           <w:p>
@@ -767,86 +1589,29 @@
           </w:p>
         </w:tc>
       </w:tr>
+    </w:tbl>
+    <w:p>
+      <w:pPr>
+        <w:pStyle w:val="Heading2"/>
+      </w:pPr>
+    </w:p>
+    <w:tbl>
+      <w:tblPr>
+        <w:tblStyle w:val="TableGrid"/>
+        <w:tblpPr w:leftFromText="180" w:rightFromText="180" w:vertAnchor="text" w:horzAnchor="page" w:tblpX="3079" w:tblpY="492"/>
+        <w:tblW w:w="7492" w:type="dxa"/>
+        <w:tblLook w:val="04A0" w:firstRow="1" w:lastRow="0" w:firstColumn="1" w:lastColumn="0" w:noHBand="0" w:noVBand="1"/>
+      </w:tblPr>
+      <w:tblGrid>
+        <w:gridCol w:w="7492"/>
+      </w:tblGrid>
       <w:tr>
+        <w:trPr>
+          <w:trHeight w:val="422"/>
+        </w:trPr>
         <w:tc>
           <w:tcPr>
-            <w:tcW w:w="5228" w:type="dxa"/>
-            <w:tcBorders>
-              <w:top w:val="nil"/>
-              <w:left w:val="nil"/>
-              <w:bottom w:val="nil"/>
-              <w:right w:val="nil"/>
-            </w:tcBorders>
-          </w:tcPr>
-          <w:p>
-            <w:pPr>
-              <w:pStyle w:val="Heading2"/>
-              <w:rPr>
-                <w:rFonts w:ascii="Avenir Next Medium" w:hAnsi="Avenir Next Medium"/>
-                <w:sz w:val="28"/>
-                <w:szCs w:val="28"/>
-              </w:rPr>
-            </w:pPr>
-          </w:p>
-        </w:tc>
-        <w:tc>
-          <w:tcPr>
-            <w:tcW w:w="5228" w:type="dxa"/>
-            <w:tcBorders>
-              <w:top w:val="single" w:sz="4" w:space="0" w:color="auto"/>
-              <w:left w:val="nil"/>
-              <w:bottom w:val="single" w:sz="4" w:space="0" w:color="auto"/>
-              <w:right w:val="nil"/>
-            </w:tcBorders>
-          </w:tcPr>
-          <w:p>
-            <w:pPr>
-              <w:pStyle w:val="Heading2"/>
-            </w:pPr>
-          </w:p>
-        </w:tc>
-      </w:tr>
-      <w:tr>
-        <w:tc>
-          <w:tcPr>
-            <w:tcW w:w="5228" w:type="dxa"/>
-            <w:tcBorders>
-              <w:top w:val="nil"/>
-              <w:left w:val="nil"/>
-              <w:bottom w:val="nil"/>
-              <w:right w:val="single" w:sz="4" w:space="0" w:color="auto"/>
-            </w:tcBorders>
-          </w:tcPr>
-          <w:p>
-            <w:pPr>
-              <w:pStyle w:val="Heading2"/>
-            </w:pPr>
-            <w:r>
-              <w:rPr>
-                <w:rFonts w:ascii="Avenir Next Medium" w:hAnsi="Avenir Next Medium"/>
-                <w:sz w:val="24"/>
-                <w:szCs w:val="24"/>
-              </w:rPr>
-              <w:t xml:space="preserve">Current Employer: </w:t>
-            </w:r>
-            <w:r>
-              <w:rPr>
-                <w:rFonts w:ascii="Avenir Next Medium" w:hAnsi="Avenir Next Medium"/>
-                <w:sz w:val="18"/>
-                <w:szCs w:val="18"/>
-              </w:rPr>
-              <w:t>(If applicable)</w:t>
-            </w:r>
-          </w:p>
-        </w:tc>
-        <w:tc>
-          <w:tcPr>
-            <w:tcW w:w="5228" w:type="dxa"/>
-            <w:tcBorders>
-              <w:top w:val="single" w:sz="4" w:space="0" w:color="auto"/>
-              <w:left w:val="single" w:sz="4" w:space="0" w:color="auto"/>
-              <w:bottom w:val="single" w:sz="4" w:space="0" w:color="auto"/>
-            </w:tcBorders>
+            <w:tcW w:w="7492" w:type="dxa"/>
             <w:shd w:val="clear" w:color="auto" w:fill="FFFFFF" w:themeFill="background1"/>
           </w:tcPr>
           <w:p>
@@ -907,77 +1672,34 @@
           </w:p>
         </w:tc>
       </w:tr>
+    </w:tbl>
+    <w:p>
+      <w:pPr>
+        <w:pStyle w:val="Heading2"/>
+      </w:pPr>
+    </w:p>
+    <w:p>
+      <w:pPr>
+        <w:pStyle w:val="Heading2"/>
+      </w:pPr>
+    </w:p>
+    <w:tbl>
+      <w:tblPr>
+        <w:tblStyle w:val="TableGrid"/>
+        <w:tblpPr w:leftFromText="180" w:rightFromText="180" w:vertAnchor="text" w:horzAnchor="page" w:tblpX="3079" w:tblpY="93"/>
+        <w:tblW w:w="7492" w:type="dxa"/>
+        <w:tblLook w:val="04A0" w:firstRow="1" w:lastRow="0" w:firstColumn="1" w:lastColumn="0" w:noHBand="0" w:noVBand="1"/>
+      </w:tblPr>
+      <w:tblGrid>
+        <w:gridCol w:w="7492"/>
+      </w:tblGrid>
       <w:tr>
+        <w:trPr>
+          <w:trHeight w:val="422"/>
+        </w:trPr>
         <w:tc>
           <w:tcPr>
-            <w:tcW w:w="5228" w:type="dxa"/>
-            <w:tcBorders>
-              <w:top w:val="nil"/>
-              <w:left w:val="nil"/>
-              <w:bottom w:val="nil"/>
-              <w:right w:val="nil"/>
-            </w:tcBorders>
-          </w:tcPr>
-          <w:p>
-            <w:pPr>
-              <w:pStyle w:val="Heading2"/>
-              <w:rPr>
-                <w:rFonts w:ascii="Avenir Next Medium" w:hAnsi="Avenir Next Medium"/>
-                <w:sz w:val="28"/>
-                <w:szCs w:val="28"/>
-              </w:rPr>
-            </w:pPr>
-          </w:p>
-        </w:tc>
-        <w:tc>
-          <w:tcPr>
-            <w:tcW w:w="5228" w:type="dxa"/>
-            <w:tcBorders>
-              <w:top w:val="single" w:sz="4" w:space="0" w:color="auto"/>
-              <w:left w:val="nil"/>
-              <w:bottom w:val="single" w:sz="4" w:space="0" w:color="auto"/>
-              <w:right w:val="nil"/>
-            </w:tcBorders>
-          </w:tcPr>
-          <w:p>
-            <w:pPr>
-              <w:pStyle w:val="Heading2"/>
-            </w:pPr>
-          </w:p>
-        </w:tc>
-      </w:tr>
-      <w:tr>
-        <w:tc>
-          <w:tcPr>
-            <w:tcW w:w="5228" w:type="dxa"/>
-            <w:tcBorders>
-              <w:top w:val="nil"/>
-              <w:left w:val="nil"/>
-              <w:bottom w:val="nil"/>
-              <w:right w:val="single" w:sz="4" w:space="0" w:color="auto"/>
-            </w:tcBorders>
-          </w:tcPr>
-          <w:p>
-            <w:pPr>
-              <w:pStyle w:val="Heading2"/>
-            </w:pPr>
-            <w:r>
-              <w:rPr>
-                <w:rFonts w:ascii="Avenir Next Medium" w:hAnsi="Avenir Next Medium"/>
-                <w:sz w:val="24"/>
-                <w:szCs w:val="24"/>
-              </w:rPr>
-              <w:t xml:space="preserve">Notice Period: </w:t>
-            </w:r>
-          </w:p>
-        </w:tc>
-        <w:tc>
-          <w:tcPr>
-            <w:tcW w:w="5228" w:type="dxa"/>
-            <w:tcBorders>
-              <w:top w:val="single" w:sz="4" w:space="0" w:color="auto"/>
-              <w:left w:val="single" w:sz="4" w:space="0" w:color="auto"/>
-            </w:tcBorders>
+            <w:tcW w:w="7492" w:type="dxa"/>
             <w:shd w:val="clear" w:color="auto" w:fill="FFFFFF" w:themeFill="background1"/>
           </w:tcPr>
           <w:p>
@@ -1042,765 +1764,312 @@
     <w:p>
       <w:pPr>
         <w:pStyle w:val="Heading2"/>
-        <w:rPr>
-          <w:sz w:val="32"/>
-          <w:szCs w:val="32"/>
-        </w:rPr>
+      </w:pPr>
+    </w:p>
+    <w:p>
+      <w:pPr>
+        <w:pStyle w:val="Heading2"/>
       </w:pPr>
       <w:r>
         <w:rPr>
-          <w:rFonts w:ascii="Avenir Next Demi Bold" w:hAnsi="Avenir Next Demi Bold"/>
-          <w:b w:val="0"/>
-          <w:bCs w:val="0"/>
-          <w:color w:val="C61E5D"/>
-          <w:sz w:val="28"/>
-          <w:szCs w:val="28"/>
+          <w:noProof/>
         </w:rPr>
-        <w:t>Eligibility for role</w:t>
+        <mc:AlternateContent>
+          <mc:Choice Requires="wps">
+            <w:drawing>
+              <wp:anchor distT="0" distB="0" distL="114300" distR="114300" simplePos="0" relativeHeight="251923968" behindDoc="0" locked="0" layoutInCell="1" allowOverlap="1" wp14:anchorId="6C2E49FE" wp14:editId="4D9D2379">
+                <wp:simplePos x="0" y="0"/>
+                <wp:positionH relativeFrom="column">
+                  <wp:posOffset>-187960</wp:posOffset>
+                </wp:positionH>
+                <wp:positionV relativeFrom="page">
+                  <wp:posOffset>7933204</wp:posOffset>
+                </wp:positionV>
+                <wp:extent cx="3558988" cy="932329"/>
+                <wp:effectExtent l="0" t="0" r="0" b="0"/>
+                <wp:wrapNone/>
+                <wp:docPr id="634079301" name="Text Box 85"/>
+                <wp:cNvGraphicFramePr/>
+                <a:graphic xmlns:a="http://schemas.openxmlformats.org/drawingml/2006/main">
+                  <a:graphicData uri="http://schemas.microsoft.com/office/word/2010/wordprocessingShape">
+                    <wps:wsp>
+                      <wps:cNvSpPr txBox="1"/>
+                      <wps:spPr>
+                        <a:xfrm>
+                          <a:off x="0" y="0"/>
+                          <a:ext cx="3558988" cy="932329"/>
+                        </a:xfrm>
+                        <a:prstGeom prst="rect">
+                          <a:avLst/>
+                        </a:prstGeom>
+                        <a:noFill/>
+                        <a:ln w="6350">
+                          <a:noFill/>
+                        </a:ln>
+                      </wps:spPr>
+                      <wps:txbx>
+                        <w:txbxContent>
+                          <w:p>
+                            <w:pPr>
+                              <w:rPr>
+                                <w:rFonts w:ascii="Avenir Next Medium" w:hAnsi="Avenir Next Medium"/>
+                                <w:sz w:val="28"/>
+                                <w:szCs w:val="28"/>
+                              </w:rPr>
+                            </w:pPr>
+                            <w:r>
+                              <w:rPr>
+                                <w:rFonts w:ascii="Avenir Next Demi Bold" w:hAnsi="Avenir Next Demi Bold"/>
+                                <w:b/>
+                                <w:bCs/>
+                                <w:color w:val="C61E5D"/>
+                                <w:sz w:val="32"/>
+                                <w:szCs w:val="32"/>
+                              </w:rPr>
+                              <w:t>Personal Details</w:t>
+                            </w:r>
+                            <w:r>
+                              <w:rPr>
+                                <w:rFonts w:ascii="Avenir Next Demi Bold" w:hAnsi="Avenir Next Demi Bold"/>
+                                <w:b/>
+                                <w:bCs/>
+                                <w:color w:val="C61E5D"/>
+                                <w:sz w:val="26"/>
+                                <w:szCs w:val="26"/>
+                              </w:rPr>
+                              <w:br/>
+                            </w:r>
+                            <w:r>
+                              <w:rPr>
+                                <w:rFonts w:ascii="Avenir Next Medium" w:hAnsi="Avenir Next Medium"/>
+                                <w:color w:val="C61E5D"/>
+                                <w:sz w:val="26"/>
+                                <w:szCs w:val="26"/>
+                              </w:rPr>
+                              <w:br/>
+                            </w:r>
+                            <w:r>
+                              <w:rPr>
+                                <w:rFonts w:ascii="Avenir Next Medium" w:hAnsi="Avenir Next Medium"/>
+                                <w:sz w:val="28"/>
+                                <w:szCs w:val="28"/>
+                              </w:rPr>
+                              <w:t>Do you have the right to work in the UK?</w:t>
+                            </w:r>
+                            <w:r>
+                              <w:rPr>
+                                <w:rFonts w:ascii="Avenir Next Medium" w:hAnsi="Avenir Next Medium"/>
+                                <w:sz w:val="28"/>
+                                <w:szCs w:val="28"/>
+                              </w:rPr>
+                              <w:br/>
+                            </w:r>
+                            <w:r>
+                              <w:rPr>
+                                <w:rFonts w:ascii="Avenir Next Medium" w:hAnsi="Avenir Next Medium"/>
+                                <w:sz w:val="28"/>
+                                <w:szCs w:val="28"/>
+                              </w:rPr>
+                              <w:br/>
+                            </w:r>
+                          </w:p>
+                          <w:p>
+                            <w:pPr>
+                              <w:rPr>
+                                <w:sz w:val="26"/>
+                                <w:szCs w:val="26"/>
+                              </w:rPr>
+                            </w:pPr>
+                            <w:r>
+                              <w:rPr>
+                                <w:rFonts w:ascii="Avenir Next Medium" w:hAnsi="Avenir Next Medium"/>
+                                <w:sz w:val="28"/>
+                                <w:szCs w:val="28"/>
+                              </w:rPr>
+                              <w:t>?</w:t>
+                            </w:r>
+                            <w:r>
+                              <w:rPr>
+                                <w:rFonts w:ascii="Avenir Next Medium" w:hAnsi="Avenir Next Medium"/>
+                                <w:sz w:val="28"/>
+                                <w:szCs w:val="28"/>
+                              </w:rPr>
+                              <w:br/>
+                            </w:r>
+                            <w:r>
+                              <w:rPr>
+                                <w:rFonts w:ascii="Avenir Next Medium" w:hAnsi="Avenir Next Medium"/>
+                                <w:sz w:val="28"/>
+                                <w:szCs w:val="28"/>
+                              </w:rPr>
+                              <w:br/>
+                            </w:r>
+                            <w:r>
+                              <w:rPr>
+                                <w:rFonts w:ascii="Avenir Next Medium" w:hAnsi="Avenir Next Medium"/>
+                                <w:sz w:val="28"/>
+                                <w:szCs w:val="28"/>
+                              </w:rPr>
+                              <w:br/>
+                            </w:r>
+                          </w:p>
+                          <w:p/>
+                        </w:txbxContent>
+                      </wps:txbx>
+                      <wps:bodyPr rot="0" spcFirstLastPara="0" vertOverflow="overflow" horzOverflow="overflow" vert="horz" wrap="square" lIns="91440" tIns="45720" rIns="91440" bIns="45720" numCol="1" spcCol="0" rtlCol="0" fromWordArt="0" anchor="t" anchorCtr="0" forceAA="0" compatLnSpc="1">
+                        <a:prstTxWarp prst="textNoShape">
+                          <a:avLst/>
+                        </a:prstTxWarp>
+                        <a:noAutofit/>
+                      </wps:bodyPr>
+                    </wps:wsp>
+                  </a:graphicData>
+                </a:graphic>
+                <wp14:sizeRelH relativeFrom="margin">
+                  <wp14:pctWidth>0</wp14:pctWidth>
+                </wp14:sizeRelH>
+                <wp14:sizeRelV relativeFrom="margin">
+                  <wp14:pctHeight>0</wp14:pctHeight>
+                </wp14:sizeRelV>
+              </wp:anchor>
+            </w:drawing>
+          </mc:Choice>
+          <mc:Fallback>
+            <w:pict>
+              <v:shape w14:anchorId="6C2E49FE" id="_x0000_s1029" type="#_x0000_t202" style="position:absolute;margin-left:-14.8pt;margin-top:624.65pt;width:280.25pt;height:73.4pt;z-index:251923968;visibility:visible;mso-wrap-style:square;mso-width-percent:0;mso-height-percent:0;mso-wrap-distance-left:9pt;mso-wrap-distance-top:0;mso-wrap-distance-right:9pt;mso-wrap-distance-bottom:0;mso-position-horizontal:absolute;mso-position-horizontal-relative:text;mso-position-vertical:absolute;mso-position-vertical-relative:page;mso-width-percent:0;mso-height-percent:0;mso-width-relative:margin;mso-height-relative:margin;v-text-anchor:top" o:gfxdata="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" filled="f" stroked="f" strokeweight=".5pt">
+                <v:textbox>
+                  <w:txbxContent>
+                    <w:p>
+                      <w:pPr>
+                        <w:rPr>
+                          <w:rFonts w:ascii="Avenir Next Medium" w:hAnsi="Avenir Next Medium"/>
+                          <w:sz w:val="28"/>
+                          <w:szCs w:val="28"/>
+                        </w:rPr>
+                      </w:pPr>
+                      <w:r>
+                        <w:rPr>
+                          <w:rFonts w:ascii="Avenir Next Demi Bold" w:hAnsi="Avenir Next Demi Bold"/>
+                          <w:b/>
+                          <w:bCs/>
+                          <w:color w:val="C61E5D"/>
+                          <w:sz w:val="32"/>
+                          <w:szCs w:val="32"/>
+                        </w:rPr>
+                        <w:t>Personal Details</w:t>
+                      </w:r>
+                      <w:r>
+                        <w:rPr>
+                          <w:rFonts w:ascii="Avenir Next Demi Bold" w:hAnsi="Avenir Next Demi Bold"/>
+                          <w:b/>
+                          <w:bCs/>
+                          <w:color w:val="C61E5D"/>
+                          <w:sz w:val="26"/>
+                          <w:szCs w:val="26"/>
+                        </w:rPr>
+                        <w:br/>
+                      </w:r>
+                      <w:r>
+                        <w:rPr>
+                          <w:rFonts w:ascii="Avenir Next Medium" w:hAnsi="Avenir Next Medium"/>
+                          <w:color w:val="C61E5D"/>
+                          <w:sz w:val="26"/>
+                          <w:szCs w:val="26"/>
+                        </w:rPr>
+                        <w:br/>
+                      </w:r>
+                      <w:r>
+                        <w:rPr>
+                          <w:rFonts w:ascii="Avenir Next Medium" w:hAnsi="Avenir Next Medium"/>
+                          <w:sz w:val="28"/>
+                          <w:szCs w:val="28"/>
+                        </w:rPr>
+                        <w:t>Do you have the right to work in the UK?</w:t>
+                      </w:r>
+                      <w:r>
+                        <w:rPr>
+                          <w:rFonts w:ascii="Avenir Next Medium" w:hAnsi="Avenir Next Medium"/>
+                          <w:sz w:val="28"/>
+                          <w:szCs w:val="28"/>
+                        </w:rPr>
+                        <w:br/>
+                      </w:r>
+                      <w:r>
+                        <w:rPr>
+                          <w:rFonts w:ascii="Avenir Next Medium" w:hAnsi="Avenir Next Medium"/>
+                          <w:sz w:val="28"/>
+                          <w:szCs w:val="28"/>
+                        </w:rPr>
+                        <w:br/>
+                      </w:r>
+                    </w:p>
+                    <w:p>
+                      <w:pPr>
+                        <w:rPr>
+                          <w:sz w:val="26"/>
+                          <w:szCs w:val="26"/>
+                        </w:rPr>
+                      </w:pPr>
+                      <w:r>
+                        <w:rPr>
+                          <w:rFonts w:ascii="Avenir Next Medium" w:hAnsi="Avenir Next Medium"/>
+                          <w:sz w:val="28"/>
+                          <w:szCs w:val="28"/>
+                        </w:rPr>
+                        <w:t>?</w:t>
+                      </w:r>
+                      <w:r>
+                        <w:rPr>
+                          <w:rFonts w:ascii="Avenir Next Medium" w:hAnsi="Avenir Next Medium"/>
+                          <w:sz w:val="28"/>
+                          <w:szCs w:val="28"/>
+                        </w:rPr>
+                        <w:br/>
+                      </w:r>
+                      <w:r>
+                        <w:rPr>
+                          <w:rFonts w:ascii="Avenir Next Medium" w:hAnsi="Avenir Next Medium"/>
+                          <w:sz w:val="28"/>
+                          <w:szCs w:val="28"/>
+                        </w:rPr>
+                        <w:br/>
+                      </w:r>
+                      <w:r>
+                        <w:rPr>
+                          <w:rFonts w:ascii="Avenir Next Medium" w:hAnsi="Avenir Next Medium"/>
+                          <w:sz w:val="28"/>
+                          <w:szCs w:val="28"/>
+                        </w:rPr>
+                        <w:br/>
+                      </w:r>
+                    </w:p>
+                    <w:p/>
+                  </w:txbxContent>
+                </v:textbox>
+                <w10:wrap anchory="page"/>
+              </v:shape>
+            </w:pict>
+          </mc:Fallback>
+        </mc:AlternateContent>
       </w:r>
     </w:p>
     <w:tbl>
       <w:tblPr>
         <w:tblStyle w:val="TableGrid"/>
-        <w:tblpPr w:leftFromText="180" w:rightFromText="180" w:vertAnchor="text" w:horzAnchor="margin" w:tblpY="303"/>
-        <w:tblW w:w="10456" w:type="dxa"/>
+        <w:tblpPr w:leftFromText="180" w:rightFromText="180" w:vertAnchor="text" w:horzAnchor="margin" w:tblpXSpec="right" w:tblpY="455"/>
+        <w:tblW w:w="0" w:type="auto"/>
         <w:tblLook w:val="04A0" w:firstRow="1" w:lastRow="0" w:firstColumn="1" w:lastColumn="0" w:noHBand="0" w:noVBand="1"/>
       </w:tblPr>
       <w:tblGrid>
-        <w:gridCol w:w="5228"/>
-        <w:gridCol w:w="5228"/>
+        <w:gridCol w:w="4161"/>
       </w:tblGrid>
       <w:tr>
-        <w:tc>
-          <w:tcPr>
-            <w:tcW w:w="5228" w:type="dxa"/>
-            <w:tcBorders>
-              <w:top w:val="nil"/>
-              <w:left w:val="nil"/>
-              <w:bottom w:val="nil"/>
-              <w:right w:val="single" w:sz="4" w:space="0" w:color="auto"/>
-            </w:tcBorders>
-          </w:tcPr>
-          <w:p>
-            <w:pPr>
-              <w:pStyle w:val="Heading2"/>
-            </w:pPr>
-            <w:r>
-              <w:rPr>
-                <w:rFonts w:ascii="Avenir Next Medium" w:hAnsi="Avenir Next Medium"/>
-                <w:sz w:val="24"/>
-                <w:szCs w:val="24"/>
-              </w:rPr>
-              <w:t>Do you have the right to work in the UK?</w:t>
-            </w:r>
-          </w:p>
-        </w:tc>
-        <w:tc>
-          <w:tcPr>
-            <w:tcW w:w="5228" w:type="dxa"/>
-            <w:tcBorders>
-              <w:left w:val="single" w:sz="4" w:space="0" w:color="auto"/>
-              <w:bottom w:val="single" w:sz="4" w:space="0" w:color="auto"/>
-            </w:tcBorders>
-            <w:shd w:val="clear" w:color="auto" w:fill="FFFFFF" w:themeFill="background1"/>
-          </w:tcPr>
-          <w:p>
-            <w:pPr>
-              <w:pStyle w:val="Heading2"/>
-            </w:pPr>
-            <w:r>
-              <w:fldChar w:fldCharType="begin">
-                <w:ffData>
-                  <w:name w:val="Text7"/>
-                  <w:enabled/>
-                  <w:calcOnExit w:val="0"/>
-                  <w:textInput/>
-                </w:ffData>
-              </w:fldChar>
-            </w:r>
-            <w:bookmarkStart w:id="6" w:name="Text7"/>
-            <w:r>
-              <w:instrText xml:space="preserve"> FORMTEXT </w:instrText>
-            </w:r>
-            <w:r>
-              <w:fldChar w:fldCharType="separate"/>
-            </w:r>
-            <w:r>
-              <w:rPr>
-                <w:noProof/>
-              </w:rPr>
-              <w:t> </w:t>
-            </w:r>
-            <w:r>
-              <w:rPr>
-                <w:noProof/>
-              </w:rPr>
-              <w:t> </w:t>
-            </w:r>
-            <w:r>
-              <w:rPr>
-                <w:noProof/>
-              </w:rPr>
-              <w:t> </w:t>
-            </w:r>
-            <w:r>
-              <w:rPr>
-                <w:noProof/>
-              </w:rPr>
-              <w:t> </w:t>
-            </w:r>
-            <w:r>
-              <w:rPr>
-                <w:noProof/>
-              </w:rPr>
-              <w:t> </w:t>
-            </w:r>
-            <w:r>
-              <w:fldChar w:fldCharType="end"/>
-            </w:r>
-            <w:bookmarkEnd w:id="6"/>
-          </w:p>
-        </w:tc>
-      </w:tr>
-      <w:tr>
         <w:trPr>
-          <w:trHeight w:val="268"/>
+          <w:trHeight w:val="664"/>
         </w:trPr>
         <w:tc>
           <w:tcPr>
-            <w:tcW w:w="5228" w:type="dxa"/>
-            <w:tcBorders>
-              <w:top w:val="nil"/>
-              <w:left w:val="nil"/>
-              <w:bottom w:val="nil"/>
-              <w:right w:val="nil"/>
-            </w:tcBorders>
-          </w:tcPr>
-          <w:p>
-            <w:pPr>
-              <w:pStyle w:val="Heading2"/>
-              <w:rPr>
-                <w:rFonts w:ascii="Avenir Next Medium" w:hAnsi="Avenir Next Medium"/>
-                <w:sz w:val="28"/>
-                <w:szCs w:val="28"/>
-              </w:rPr>
-            </w:pPr>
-          </w:p>
-        </w:tc>
-        <w:tc>
-          <w:tcPr>
-            <w:tcW w:w="5228" w:type="dxa"/>
-            <w:tcBorders>
-              <w:top w:val="single" w:sz="4" w:space="0" w:color="auto"/>
-              <w:left w:val="nil"/>
-              <w:bottom w:val="single" w:sz="4" w:space="0" w:color="auto"/>
-              <w:right w:val="nil"/>
-            </w:tcBorders>
-          </w:tcPr>
-          <w:p>
-            <w:pPr>
-              <w:pStyle w:val="Heading2"/>
-            </w:pPr>
-          </w:p>
-        </w:tc>
-      </w:tr>
-      <w:tr>
-        <w:tc>
-          <w:tcPr>
-            <w:tcW w:w="5228" w:type="dxa"/>
-            <w:tcBorders>
-              <w:top w:val="nil"/>
-              <w:left w:val="nil"/>
-              <w:bottom w:val="nil"/>
-              <w:right w:val="single" w:sz="4" w:space="0" w:color="auto"/>
-            </w:tcBorders>
-          </w:tcPr>
-          <w:p>
-            <w:pPr>
-              <w:rPr>
-                <w:rFonts w:ascii="Avenir Next Medium" w:hAnsi="Avenir Next Medium"/>
-                <w:b/>
-                <w:bCs/>
-                <w:sz w:val="28"/>
-                <w:szCs w:val="28"/>
-              </w:rPr>
-            </w:pPr>
-            <w:r>
-              <w:rPr>
-                <w:rFonts w:ascii="Avenir Next Medium" w:hAnsi="Avenir Next Medium"/>
-                <w:b/>
-                <w:bCs/>
-              </w:rPr>
-              <w:t>Do you hold a full Valid UK driving license?</w:t>
-            </w:r>
-          </w:p>
-        </w:tc>
-        <w:tc>
-          <w:tcPr>
-            <w:tcW w:w="5228" w:type="dxa"/>
-            <w:tcBorders>
-              <w:top w:val="single" w:sz="4" w:space="0" w:color="auto"/>
-              <w:left w:val="single" w:sz="4" w:space="0" w:color="auto"/>
-              <w:bottom w:val="single" w:sz="4" w:space="0" w:color="auto"/>
-            </w:tcBorders>
-            <w:shd w:val="clear" w:color="auto" w:fill="FFFFFF" w:themeFill="background1"/>
-          </w:tcPr>
-          <w:p>
-            <w:pPr>
-              <w:pStyle w:val="Heading2"/>
-            </w:pPr>
-            <w:r>
-              <w:fldChar w:fldCharType="begin">
-                <w:ffData>
-                  <w:name w:val="Text8"/>
-                  <w:enabled/>
-                  <w:calcOnExit w:val="0"/>
-                  <w:textInput/>
-                </w:ffData>
-              </w:fldChar>
-            </w:r>
-            <w:bookmarkStart w:id="7" w:name="Text8"/>
-            <w:r>
-              <w:instrText xml:space="preserve"> FORMTEXT </w:instrText>
-            </w:r>
-            <w:r>
-              <w:fldChar w:fldCharType="separate"/>
-            </w:r>
-            <w:r>
-              <w:rPr>
-                <w:noProof/>
-              </w:rPr>
-              <w:t> </w:t>
-            </w:r>
-            <w:r>
-              <w:rPr>
-                <w:noProof/>
-              </w:rPr>
-              <w:t> </w:t>
-            </w:r>
-            <w:r>
-              <w:rPr>
-                <w:noProof/>
-              </w:rPr>
-              <w:t> </w:t>
-            </w:r>
-            <w:r>
-              <w:rPr>
-                <w:noProof/>
-              </w:rPr>
-              <w:t> </w:t>
-            </w:r>
-            <w:r>
-              <w:rPr>
-                <w:noProof/>
-              </w:rPr>
-              <w:t> </w:t>
-            </w:r>
-            <w:r>
-              <w:fldChar w:fldCharType="end"/>
-            </w:r>
-            <w:bookmarkEnd w:id="7"/>
-          </w:p>
-        </w:tc>
-      </w:tr>
-      <w:tr>
-        <w:tc>
-          <w:tcPr>
-            <w:tcW w:w="5228" w:type="dxa"/>
-            <w:tcBorders>
-              <w:top w:val="nil"/>
-              <w:left w:val="nil"/>
-              <w:bottom w:val="nil"/>
-              <w:right w:val="nil"/>
-            </w:tcBorders>
-          </w:tcPr>
-          <w:p>
-            <w:pPr>
-              <w:pStyle w:val="Heading2"/>
-              <w:rPr>
-                <w:rFonts w:ascii="Avenir Next Medium" w:hAnsi="Avenir Next Medium"/>
-                <w:sz w:val="28"/>
-                <w:szCs w:val="28"/>
-              </w:rPr>
-            </w:pPr>
-          </w:p>
-        </w:tc>
-        <w:tc>
-          <w:tcPr>
-            <w:tcW w:w="5228" w:type="dxa"/>
-            <w:tcBorders>
-              <w:top w:val="single" w:sz="4" w:space="0" w:color="auto"/>
-              <w:left w:val="nil"/>
-              <w:bottom w:val="single" w:sz="4" w:space="0" w:color="auto"/>
-              <w:right w:val="nil"/>
-            </w:tcBorders>
-          </w:tcPr>
-          <w:p>
-            <w:pPr>
-              <w:pStyle w:val="Heading2"/>
-            </w:pPr>
-          </w:p>
-        </w:tc>
-      </w:tr>
-      <w:tr>
-        <w:tc>
-          <w:tcPr>
-            <w:tcW w:w="5228" w:type="dxa"/>
-            <w:tcBorders>
-              <w:top w:val="nil"/>
-              <w:left w:val="nil"/>
-              <w:bottom w:val="nil"/>
-              <w:right w:val="single" w:sz="4" w:space="0" w:color="auto"/>
-            </w:tcBorders>
-          </w:tcPr>
-          <w:p>
-            <w:pPr>
-              <w:pStyle w:val="Heading2"/>
-            </w:pPr>
-            <w:r>
-              <w:rPr>
-                <w:rFonts w:ascii="Avenir Next Medium" w:hAnsi="Avenir Next Medium"/>
-                <w:sz w:val="24"/>
-                <w:szCs w:val="24"/>
-              </w:rPr>
-              <w:t>Do you require any reasonable adjustments during the recruitment process?</w:t>
-            </w:r>
-          </w:p>
-        </w:tc>
-        <w:tc>
-          <w:tcPr>
-            <w:tcW w:w="5228" w:type="dxa"/>
-            <w:tcBorders>
-              <w:top w:val="single" w:sz="4" w:space="0" w:color="auto"/>
-              <w:left w:val="single" w:sz="4" w:space="0" w:color="auto"/>
-              <w:bottom w:val="single" w:sz="4" w:space="0" w:color="auto"/>
-            </w:tcBorders>
-            <w:shd w:val="clear" w:color="auto" w:fill="FFFFFF" w:themeFill="background1"/>
-          </w:tcPr>
-          <w:p>
-            <w:pPr>
-              <w:pStyle w:val="Heading2"/>
-            </w:pPr>
-            <w:r>
-              <w:fldChar w:fldCharType="begin">
-                <w:ffData>
-                  <w:name w:val="Text9"/>
-                  <w:enabled/>
-                  <w:calcOnExit w:val="0"/>
-                  <w:textInput/>
-                </w:ffData>
-              </w:fldChar>
-            </w:r>
-            <w:bookmarkStart w:id="8" w:name="Text9"/>
-            <w:r>
-              <w:instrText xml:space="preserve"> FORMTEXT </w:instrText>
-            </w:r>
-            <w:r>
-              <w:fldChar w:fldCharType="separate"/>
-            </w:r>
-            <w:r>
-              <w:rPr>
-                <w:noProof/>
-              </w:rPr>
-              <w:t> </w:t>
-            </w:r>
-            <w:r>
-              <w:rPr>
-                <w:noProof/>
-              </w:rPr>
-              <w:t> </w:t>
-            </w:r>
-            <w:r>
-              <w:rPr>
-                <w:noProof/>
-              </w:rPr>
-              <w:t> </w:t>
-            </w:r>
-            <w:r>
-              <w:rPr>
-                <w:noProof/>
-              </w:rPr>
-              <w:t> </w:t>
-            </w:r>
-            <w:r>
-              <w:rPr>
-                <w:noProof/>
-              </w:rPr>
-              <w:t> </w:t>
-            </w:r>
-            <w:r>
-              <w:fldChar w:fldCharType="end"/>
-            </w:r>
-            <w:bookmarkEnd w:id="8"/>
-          </w:p>
-        </w:tc>
-      </w:tr>
-    </w:tbl>
-    <w:p>
-      <w:pPr>
-        <w:rPr>
-          <w:rFonts w:ascii="Avenir Next Medium" w:hAnsi="Avenir Next Medium"/>
-          <w:sz w:val="28"/>
-          <w:szCs w:val="28"/>
-        </w:rPr>
-      </w:pPr>
-      <w:r>
-        <w:rPr>
-          <w:rFonts w:ascii="Avenir Next Demi Bold" w:hAnsi="Avenir Next Demi Bold"/>
-          <w:b/>
-          <w:bCs/>
-          <w:color w:val="C61E5D"/>
-          <w:sz w:val="32"/>
-          <w:szCs w:val="32"/>
-        </w:rPr>
-        <w:lastRenderedPageBreak/>
-        <w:t>References</w:t>
-      </w:r>
-    </w:p>
-    <w:tbl>
-      <w:tblPr>
-        <w:tblStyle w:val="TableGrid"/>
-        <w:tblpPr w:leftFromText="180" w:rightFromText="180" w:vertAnchor="text" w:horzAnchor="margin" w:tblpY="370"/>
-        <w:tblW w:w="10461" w:type="dxa"/>
-        <w:tblLook w:val="04A0" w:firstRow="1" w:lastRow="0" w:firstColumn="1" w:lastColumn="0" w:noHBand="0" w:noVBand="1"/>
-      </w:tblPr>
-      <w:tblGrid>
-        <w:gridCol w:w="3219"/>
-        <w:gridCol w:w="3160"/>
-        <w:gridCol w:w="851"/>
-        <w:gridCol w:w="3231"/>
-      </w:tblGrid>
-      <w:tr>
-        <w:tc>
-          <w:tcPr>
-            <w:tcW w:w="3219" w:type="dxa"/>
-            <w:tcBorders>
-              <w:top w:val="nil"/>
-              <w:left w:val="nil"/>
-              <w:bottom w:val="nil"/>
-              <w:right w:val="nil"/>
-            </w:tcBorders>
-          </w:tcPr>
-          <w:p>
-            <w:pPr>
-              <w:pStyle w:val="Heading2"/>
-              <w:rPr>
-                <w:rFonts w:ascii="Avenir Next Medium" w:hAnsi="Avenir Next Medium"/>
-                <w:sz w:val="28"/>
-                <w:szCs w:val="28"/>
-              </w:rPr>
-            </w:pPr>
-          </w:p>
-        </w:tc>
-        <w:tc>
-          <w:tcPr>
-            <w:tcW w:w="3160" w:type="dxa"/>
-            <w:tcBorders>
-              <w:top w:val="nil"/>
-              <w:left w:val="nil"/>
-              <w:bottom w:val="single" w:sz="4" w:space="0" w:color="auto"/>
-              <w:right w:val="nil"/>
-            </w:tcBorders>
-          </w:tcPr>
-          <w:p>
-            <w:pPr>
-              <w:pStyle w:val="Heading2"/>
-              <w:rPr>
-                <w:rFonts w:ascii="Avenir Next Medium" w:hAnsi="Avenir Next Medium"/>
-                <w:b w:val="0"/>
-                <w:bCs w:val="0"/>
-                <w:sz w:val="22"/>
-                <w:szCs w:val="22"/>
-              </w:rPr>
-            </w:pPr>
-            <w:r>
-              <w:rPr>
-                <w:rFonts w:ascii="Avenir Next Medium" w:hAnsi="Avenir Next Medium"/>
-                <w:b w:val="0"/>
-                <w:bCs w:val="0"/>
-                <w:sz w:val="22"/>
-                <w:szCs w:val="22"/>
-              </w:rPr>
-              <w:t>Referee 1</w:t>
-            </w:r>
-          </w:p>
-        </w:tc>
-        <w:tc>
-          <w:tcPr>
-            <w:tcW w:w="851" w:type="dxa"/>
-            <w:tcBorders>
-              <w:top w:val="nil"/>
-              <w:left w:val="nil"/>
-              <w:bottom w:val="nil"/>
-              <w:right w:val="nil"/>
-            </w:tcBorders>
-          </w:tcPr>
-          <w:p>
-            <w:pPr>
-              <w:pStyle w:val="Heading2"/>
-              <w:rPr>
-                <w:rFonts w:ascii="Avenir Next Medium" w:hAnsi="Avenir Next Medium"/>
-                <w:b w:val="0"/>
-                <w:bCs w:val="0"/>
-                <w:sz w:val="22"/>
-                <w:szCs w:val="22"/>
-              </w:rPr>
-            </w:pPr>
-          </w:p>
-        </w:tc>
-        <w:tc>
-          <w:tcPr>
-            <w:tcW w:w="3231" w:type="dxa"/>
-            <w:tcBorders>
-              <w:top w:val="nil"/>
-              <w:left w:val="nil"/>
-              <w:bottom w:val="single" w:sz="4" w:space="0" w:color="auto"/>
-              <w:right w:val="nil"/>
-            </w:tcBorders>
-          </w:tcPr>
-          <w:p>
-            <w:pPr>
-              <w:pStyle w:val="Heading2"/>
-              <w:rPr>
-                <w:rFonts w:ascii="Avenir Next Medium" w:hAnsi="Avenir Next Medium"/>
-                <w:b w:val="0"/>
-                <w:bCs w:val="0"/>
-                <w:sz w:val="22"/>
-                <w:szCs w:val="22"/>
-              </w:rPr>
-            </w:pPr>
-            <w:r>
-              <w:rPr>
-                <w:rFonts w:ascii="Avenir Next Medium" w:hAnsi="Avenir Next Medium"/>
-                <w:b w:val="0"/>
-                <w:bCs w:val="0"/>
-                <w:sz w:val="22"/>
-                <w:szCs w:val="22"/>
-              </w:rPr>
-              <w:t>Referee 2</w:t>
-            </w:r>
-          </w:p>
-        </w:tc>
-      </w:tr>
-      <w:tr>
-        <w:tc>
-          <w:tcPr>
-            <w:tcW w:w="3219" w:type="dxa"/>
-            <w:tcBorders>
-              <w:top w:val="nil"/>
-              <w:left w:val="nil"/>
-              <w:bottom w:val="nil"/>
-              <w:right w:val="single" w:sz="4" w:space="0" w:color="auto"/>
-            </w:tcBorders>
-          </w:tcPr>
-          <w:p>
-            <w:pPr>
-              <w:pStyle w:val="Heading2"/>
-            </w:pPr>
-            <w:r>
-              <w:rPr>
-                <w:rFonts w:ascii="Avenir Next Medium" w:hAnsi="Avenir Next Medium"/>
-                <w:sz w:val="28"/>
-                <w:szCs w:val="28"/>
-              </w:rPr>
-              <w:t>Name:</w:t>
-            </w:r>
-          </w:p>
-        </w:tc>
-        <w:tc>
-          <w:tcPr>
-            <w:tcW w:w="3160" w:type="dxa"/>
-            <w:tcBorders>
-              <w:top w:val="single" w:sz="4" w:space="0" w:color="auto"/>
-              <w:left w:val="single" w:sz="4" w:space="0" w:color="auto"/>
-              <w:bottom w:val="single" w:sz="4" w:space="0" w:color="auto"/>
-            </w:tcBorders>
-            <w:shd w:val="clear" w:color="auto" w:fill="FFFFFF" w:themeFill="background1"/>
-          </w:tcPr>
-          <w:p>
-            <w:pPr>
-              <w:pStyle w:val="Heading2"/>
-            </w:pPr>
-            <w:r>
-              <w:fldChar w:fldCharType="begin">
-                <w:ffData>
-                  <w:name w:val="Text10"/>
-                  <w:enabled/>
-                  <w:calcOnExit w:val="0"/>
-                  <w:textInput/>
-                </w:ffData>
-              </w:fldChar>
-            </w:r>
-            <w:bookmarkStart w:id="9" w:name="Text10"/>
-            <w:r>
-              <w:instrText xml:space="preserve"> FORMTEXT </w:instrText>
-            </w:r>
-            <w:r>
-              <w:fldChar w:fldCharType="separate"/>
-            </w:r>
-            <w:r>
-              <w:rPr>
-                <w:noProof/>
-              </w:rPr>
-              <w:t> </w:t>
-            </w:r>
-            <w:r>
-              <w:rPr>
-                <w:noProof/>
-              </w:rPr>
-              <w:t> </w:t>
-            </w:r>
-            <w:r>
-              <w:rPr>
-                <w:noProof/>
-              </w:rPr>
-              <w:t> </w:t>
-            </w:r>
-            <w:r>
-              <w:rPr>
-                <w:noProof/>
-              </w:rPr>
-              <w:t> </w:t>
-            </w:r>
-            <w:r>
-              <w:rPr>
-                <w:noProof/>
-              </w:rPr>
-              <w:t> </w:t>
-            </w:r>
-            <w:r>
-              <w:fldChar w:fldCharType="end"/>
-            </w:r>
-            <w:bookmarkEnd w:id="9"/>
-          </w:p>
-        </w:tc>
-        <w:tc>
-          <w:tcPr>
-            <w:tcW w:w="851" w:type="dxa"/>
-            <w:tcBorders>
-              <w:top w:val="nil"/>
-              <w:left w:val="single" w:sz="4" w:space="0" w:color="auto"/>
-              <w:bottom w:val="nil"/>
-            </w:tcBorders>
-          </w:tcPr>
-          <w:p>
-            <w:pPr>
-              <w:pStyle w:val="Heading2"/>
-            </w:pPr>
-          </w:p>
-        </w:tc>
-        <w:tc>
-          <w:tcPr>
-            <w:tcW w:w="3231" w:type="dxa"/>
-            <w:tcBorders>
-              <w:top w:val="single" w:sz="4" w:space="0" w:color="auto"/>
-              <w:left w:val="single" w:sz="4" w:space="0" w:color="auto"/>
-              <w:bottom w:val="single" w:sz="4" w:space="0" w:color="auto"/>
-            </w:tcBorders>
-            <w:shd w:val="clear" w:color="auto" w:fill="FFFFFF" w:themeFill="background1"/>
-          </w:tcPr>
-          <w:p>
-            <w:pPr>
-              <w:pStyle w:val="Heading2"/>
-            </w:pPr>
-            <w:r>
-              <w:fldChar w:fldCharType="begin">
-                <w:ffData>
-                  <w:name w:val="Text11"/>
-                  <w:enabled/>
-                  <w:calcOnExit w:val="0"/>
-                  <w:textInput/>
-                </w:ffData>
-              </w:fldChar>
-            </w:r>
-            <w:bookmarkStart w:id="10" w:name="Text11"/>
-            <w:r>
-              <w:instrText xml:space="preserve"> FORMTEXT </w:instrText>
-            </w:r>
-            <w:r>
-              <w:fldChar w:fldCharType="separate"/>
-            </w:r>
-            <w:r>
-              <w:rPr>
-                <w:noProof/>
-              </w:rPr>
-              <w:t> </w:t>
-            </w:r>
-            <w:r>
-              <w:rPr>
-                <w:noProof/>
-              </w:rPr>
-              <w:t> </w:t>
-            </w:r>
-            <w:r>
-              <w:rPr>
-                <w:noProof/>
-              </w:rPr>
-              <w:t> </w:t>
-            </w:r>
-            <w:r>
-              <w:rPr>
-                <w:noProof/>
-              </w:rPr>
-              <w:t> </w:t>
-            </w:r>
-            <w:r>
-              <w:rPr>
-                <w:noProof/>
-              </w:rPr>
-              <w:t> </w:t>
-            </w:r>
-            <w:r>
-              <w:fldChar w:fldCharType="end"/>
-            </w:r>
-            <w:bookmarkEnd w:id="10"/>
-          </w:p>
-        </w:tc>
-      </w:tr>
-      <w:tr>
-        <w:trPr>
-          <w:trHeight w:val="268"/>
-        </w:trPr>
-        <w:tc>
-          <w:tcPr>
-            <w:tcW w:w="3219" w:type="dxa"/>
-            <w:tcBorders>
-              <w:top w:val="nil"/>
-              <w:left w:val="nil"/>
-              <w:bottom w:val="nil"/>
-              <w:right w:val="nil"/>
-            </w:tcBorders>
-          </w:tcPr>
-          <w:p>
-            <w:pPr>
-              <w:pStyle w:val="Heading2"/>
-              <w:rPr>
-                <w:rFonts w:ascii="Avenir Next Medium" w:hAnsi="Avenir Next Medium"/>
-                <w:sz w:val="24"/>
-                <w:szCs w:val="24"/>
-              </w:rPr>
-            </w:pPr>
-          </w:p>
-        </w:tc>
-        <w:tc>
-          <w:tcPr>
-            <w:tcW w:w="3160" w:type="dxa"/>
-            <w:tcBorders>
-              <w:top w:val="single" w:sz="4" w:space="0" w:color="auto"/>
-              <w:left w:val="nil"/>
-              <w:bottom w:val="single" w:sz="4" w:space="0" w:color="auto"/>
-              <w:right w:val="nil"/>
-            </w:tcBorders>
-          </w:tcPr>
-          <w:p>
-            <w:pPr>
-              <w:pStyle w:val="Heading2"/>
-            </w:pPr>
-          </w:p>
-        </w:tc>
-        <w:tc>
-          <w:tcPr>
-            <w:tcW w:w="851" w:type="dxa"/>
+            <w:tcW w:w="4161" w:type="dxa"/>
             <w:tcBorders>
               <w:top w:val="nil"/>
               <w:left w:val="nil"/>
@@ -1812,241 +2081,106 @@
             <w:pPr>
               <w:pStyle w:val="Heading2"/>
             </w:pPr>
-          </w:p>
-        </w:tc>
-        <w:tc>
-          <w:tcPr>
-            <w:tcW w:w="3231" w:type="dxa"/>
-            <w:tcBorders>
-              <w:top w:val="single" w:sz="4" w:space="0" w:color="auto"/>
-              <w:left w:val="nil"/>
-              <w:bottom w:val="single" w:sz="4" w:space="0" w:color="auto"/>
-              <w:right w:val="nil"/>
-            </w:tcBorders>
-          </w:tcPr>
-          <w:p>
-            <w:pPr>
-              <w:pStyle w:val="Heading2"/>
-            </w:pPr>
+            <w:r>
+              <w:fldChar w:fldCharType="begin">
+                <w:ffData>
+                  <w:name w:val="Check1"/>
+                  <w:enabled/>
+                  <w:calcOnExit w:val="0"/>
+                  <w:checkBox>
+                    <w:sizeAuto/>
+                    <w:default w:val="0"/>
+                  </w:checkBox>
+                </w:ffData>
+              </w:fldChar>
+            </w:r>
+            <w:bookmarkStart w:id="6" w:name="Check1"/>
+            <w:r>
+              <w:instrText xml:space="preserve"> FORMCHECKBOX </w:instrText>
+            </w:r>
+            <w:r>
+              <w:fldChar w:fldCharType="separate"/>
+            </w:r>
+            <w:r>
+              <w:fldChar w:fldCharType="end"/>
+            </w:r>
+            <w:bookmarkEnd w:id="6"/>
+            <w:r>
+              <w:rPr>
+                <w:rFonts w:ascii="Avenir Next Demi Bold" w:hAnsi="Avenir Next Demi Bold"/>
+                <w:sz w:val="28"/>
+                <w:szCs w:val="28"/>
+              </w:rPr>
+              <w:t>Yes.</w:t>
+            </w:r>
+            <w:r>
+              <w:rPr>
+                <w:sz w:val="28"/>
+                <w:szCs w:val="28"/>
+              </w:rPr>
+              <w:t xml:space="preserve">    </w:t>
+            </w:r>
+            <w:r>
+              <w:fldChar w:fldCharType="begin">
+                <w:ffData>
+                  <w:name w:val="Check2"/>
+                  <w:enabled/>
+                  <w:calcOnExit w:val="0"/>
+                  <w:checkBox>
+                    <w:sizeAuto/>
+                    <w:default w:val="0"/>
+                  </w:checkBox>
+                </w:ffData>
+              </w:fldChar>
+            </w:r>
+            <w:bookmarkStart w:id="7" w:name="Check2"/>
+            <w:r>
+              <w:instrText xml:space="preserve"> FORMCHECKBOX </w:instrText>
+            </w:r>
+            <w:r>
+              <w:fldChar w:fldCharType="separate"/>
+            </w:r>
+            <w:r>
+              <w:fldChar w:fldCharType="end"/>
+            </w:r>
+            <w:bookmarkEnd w:id="7"/>
+            <w:r>
+              <w:t xml:space="preserve">  </w:t>
+            </w:r>
+            <w:r>
+              <w:rPr>
+                <w:rFonts w:ascii="Avenir Next Demi Bold" w:hAnsi="Avenir Next Demi Bold"/>
+                <w:sz w:val="28"/>
+                <w:szCs w:val="28"/>
+              </w:rPr>
+              <w:t>No</w:t>
+            </w:r>
           </w:p>
         </w:tc>
       </w:tr>
+    </w:tbl>
+    <w:p>
+      <w:pPr>
+        <w:pStyle w:val="Heading2"/>
+      </w:pPr>
+    </w:p>
+    <w:tbl>
+      <w:tblPr>
+        <w:tblStyle w:val="TableGrid"/>
+        <w:tblpPr w:leftFromText="180" w:rightFromText="180" w:vertAnchor="text" w:horzAnchor="margin" w:tblpXSpec="right" w:tblpY="495"/>
+        <w:tblW w:w="0" w:type="auto"/>
+        <w:tblLook w:val="04A0" w:firstRow="1" w:lastRow="0" w:firstColumn="1" w:lastColumn="0" w:noHBand="0" w:noVBand="1"/>
+      </w:tblPr>
+      <w:tblGrid>
+        <w:gridCol w:w="4161"/>
+      </w:tblGrid>
       <w:tr>
+        <w:trPr>
+          <w:trHeight w:val="664"/>
+        </w:trPr>
         <w:tc>
           <w:tcPr>
-            <w:tcW w:w="3219" w:type="dxa"/>
-            <w:tcBorders>
-              <w:top w:val="nil"/>
-              <w:left w:val="nil"/>
-              <w:bottom w:val="nil"/>
-              <w:right w:val="single" w:sz="4" w:space="0" w:color="auto"/>
-            </w:tcBorders>
-          </w:tcPr>
-          <w:p>
-            <w:pPr>
-              <w:pStyle w:val="Heading2"/>
-            </w:pPr>
-            <w:r>
-              <w:rPr>
-                <w:rFonts w:ascii="Avenir Next Medium" w:hAnsi="Avenir Next Medium"/>
-                <w:sz w:val="28"/>
-                <w:szCs w:val="28"/>
-              </w:rPr>
-              <w:t>Organisation:</w:t>
-            </w:r>
-          </w:p>
-        </w:tc>
-        <w:tc>
-          <w:tcPr>
-            <w:tcW w:w="3160" w:type="dxa"/>
-            <w:tcBorders>
-              <w:top w:val="single" w:sz="4" w:space="0" w:color="auto"/>
-              <w:left w:val="single" w:sz="4" w:space="0" w:color="auto"/>
-              <w:bottom w:val="single" w:sz="4" w:space="0" w:color="auto"/>
-            </w:tcBorders>
-            <w:shd w:val="clear" w:color="auto" w:fill="FFFFFF" w:themeFill="background1"/>
-          </w:tcPr>
-          <w:p>
-            <w:pPr>
-              <w:pStyle w:val="Heading2"/>
-            </w:pPr>
-            <w:r>
-              <w:fldChar w:fldCharType="begin">
-                <w:ffData>
-                  <w:name w:val="Text12"/>
-                  <w:enabled/>
-                  <w:calcOnExit w:val="0"/>
-                  <w:textInput/>
-                </w:ffData>
-              </w:fldChar>
-            </w:r>
-            <w:bookmarkStart w:id="11" w:name="Text12"/>
-            <w:r>
-              <w:instrText xml:space="preserve"> FORMTEXT </w:instrText>
-            </w:r>
-            <w:r>
-              <w:fldChar w:fldCharType="separate"/>
-            </w:r>
-            <w:r>
-              <w:rPr>
-                <w:noProof/>
-              </w:rPr>
-              <w:t> </w:t>
-            </w:r>
-            <w:r>
-              <w:rPr>
-                <w:noProof/>
-              </w:rPr>
-              <w:t> </w:t>
-            </w:r>
-            <w:r>
-              <w:rPr>
-                <w:noProof/>
-              </w:rPr>
-              <w:t> </w:t>
-            </w:r>
-            <w:r>
-              <w:rPr>
-                <w:noProof/>
-              </w:rPr>
-              <w:t> </w:t>
-            </w:r>
-            <w:r>
-              <w:rPr>
-                <w:noProof/>
-              </w:rPr>
-              <w:t> </w:t>
-            </w:r>
-            <w:r>
-              <w:fldChar w:fldCharType="end"/>
-            </w:r>
-            <w:bookmarkEnd w:id="11"/>
-          </w:p>
-        </w:tc>
-        <w:tc>
-          <w:tcPr>
-            <w:tcW w:w="851" w:type="dxa"/>
-            <w:tcBorders>
-              <w:top w:val="nil"/>
-              <w:left w:val="single" w:sz="4" w:space="0" w:color="auto"/>
-              <w:bottom w:val="nil"/>
-            </w:tcBorders>
-          </w:tcPr>
-          <w:p>
-            <w:pPr>
-              <w:pStyle w:val="Heading2"/>
-            </w:pPr>
-          </w:p>
-        </w:tc>
-        <w:tc>
-          <w:tcPr>
-            <w:tcW w:w="3231" w:type="dxa"/>
-            <w:tcBorders>
-              <w:top w:val="single" w:sz="4" w:space="0" w:color="auto"/>
-              <w:left w:val="single" w:sz="4" w:space="0" w:color="auto"/>
-              <w:bottom w:val="single" w:sz="4" w:space="0" w:color="auto"/>
-            </w:tcBorders>
-            <w:shd w:val="clear" w:color="auto" w:fill="FFFFFF" w:themeFill="background1"/>
-          </w:tcPr>
-          <w:p>
-            <w:pPr>
-              <w:pStyle w:val="Heading2"/>
-            </w:pPr>
-            <w:r>
-              <w:fldChar w:fldCharType="begin">
-                <w:ffData>
-                  <w:name w:val="Text13"/>
-                  <w:enabled/>
-                  <w:calcOnExit w:val="0"/>
-                  <w:textInput/>
-                </w:ffData>
-              </w:fldChar>
-            </w:r>
-            <w:bookmarkStart w:id="12" w:name="Text13"/>
-            <w:r>
-              <w:instrText xml:space="preserve"> FORMTEXT </w:instrText>
-            </w:r>
-            <w:r>
-              <w:fldChar w:fldCharType="separate"/>
-            </w:r>
-            <w:r>
-              <w:rPr>
-                <w:noProof/>
-              </w:rPr>
-              <w:t> </w:t>
-            </w:r>
-            <w:r>
-              <w:rPr>
-                <w:noProof/>
-              </w:rPr>
-              <w:t> </w:t>
-            </w:r>
-            <w:r>
-              <w:rPr>
-                <w:noProof/>
-              </w:rPr>
-              <w:t> </w:t>
-            </w:r>
-            <w:r>
-              <w:rPr>
-                <w:noProof/>
-              </w:rPr>
-              <w:t> </w:t>
-            </w:r>
-            <w:r>
-              <w:rPr>
-                <w:noProof/>
-              </w:rPr>
-              <w:t> </w:t>
-            </w:r>
-            <w:r>
-              <w:fldChar w:fldCharType="end"/>
-            </w:r>
-            <w:bookmarkEnd w:id="12"/>
-          </w:p>
-        </w:tc>
-      </w:tr>
-      <w:tr>
-        <w:tc>
-          <w:tcPr>
-            <w:tcW w:w="3219" w:type="dxa"/>
-            <w:tcBorders>
-              <w:top w:val="nil"/>
-              <w:left w:val="nil"/>
-              <w:bottom w:val="nil"/>
-              <w:right w:val="nil"/>
-            </w:tcBorders>
-          </w:tcPr>
-          <w:p>
-            <w:pPr>
-              <w:pStyle w:val="Heading2"/>
-              <w:rPr>
-                <w:rFonts w:ascii="Avenir Next Medium" w:hAnsi="Avenir Next Medium"/>
-                <w:sz w:val="28"/>
-                <w:szCs w:val="28"/>
-              </w:rPr>
-            </w:pPr>
-          </w:p>
-        </w:tc>
-        <w:tc>
-          <w:tcPr>
-            <w:tcW w:w="3160" w:type="dxa"/>
-            <w:tcBorders>
-              <w:top w:val="single" w:sz="4" w:space="0" w:color="auto"/>
-              <w:left w:val="nil"/>
-              <w:bottom w:val="single" w:sz="4" w:space="0" w:color="auto"/>
-              <w:right w:val="nil"/>
-            </w:tcBorders>
-          </w:tcPr>
-          <w:p>
-            <w:pPr>
-              <w:pStyle w:val="Heading2"/>
-            </w:pPr>
-          </w:p>
-        </w:tc>
-        <w:tc>
-          <w:tcPr>
-            <w:tcW w:w="851" w:type="dxa"/>
+            <w:tcW w:w="4161" w:type="dxa"/>
             <w:tcBorders>
               <w:top w:val="nil"/>
               <w:left w:val="nil"/>
@@ -2058,58 +2192,242 @@
             <w:pPr>
               <w:pStyle w:val="Heading2"/>
             </w:pPr>
-          </w:p>
-        </w:tc>
-        <w:tc>
-          <w:tcPr>
-            <w:tcW w:w="3231" w:type="dxa"/>
-            <w:tcBorders>
-              <w:top w:val="single" w:sz="4" w:space="0" w:color="auto"/>
-              <w:left w:val="nil"/>
-              <w:bottom w:val="single" w:sz="4" w:space="0" w:color="auto"/>
-              <w:right w:val="nil"/>
-            </w:tcBorders>
-          </w:tcPr>
-          <w:p>
-            <w:pPr>
-              <w:pStyle w:val="Heading2"/>
-            </w:pPr>
+            <w:r>
+              <w:fldChar w:fldCharType="begin">
+                <w:ffData>
+                  <w:name w:val="Check1"/>
+                  <w:enabled/>
+                  <w:calcOnExit w:val="0"/>
+                  <w:checkBox>
+                    <w:sizeAuto/>
+                    <w:default w:val="0"/>
+                  </w:checkBox>
+                </w:ffData>
+              </w:fldChar>
+            </w:r>
+            <w:r>
+              <w:instrText xml:space="preserve"> FORMCHECKBOX </w:instrText>
+            </w:r>
+            <w:r>
+              <w:fldChar w:fldCharType="separate"/>
+            </w:r>
+            <w:r>
+              <w:fldChar w:fldCharType="end"/>
+            </w:r>
+            <w:r>
+              <w:rPr>
+                <w:rFonts w:ascii="Avenir Next Demi Bold" w:hAnsi="Avenir Next Demi Bold"/>
+                <w:sz w:val="28"/>
+                <w:szCs w:val="28"/>
+              </w:rPr>
+              <w:t>Yes.</w:t>
+            </w:r>
+            <w:r>
+              <w:rPr>
+                <w:sz w:val="28"/>
+                <w:szCs w:val="28"/>
+              </w:rPr>
+              <w:t xml:space="preserve">    </w:t>
+            </w:r>
+            <w:r>
+              <w:fldChar w:fldCharType="begin">
+                <w:ffData>
+                  <w:name w:val="Check2"/>
+                  <w:enabled/>
+                  <w:calcOnExit w:val="0"/>
+                  <w:checkBox>
+                    <w:sizeAuto/>
+                    <w:default w:val="0"/>
+                  </w:checkBox>
+                </w:ffData>
+              </w:fldChar>
+            </w:r>
+            <w:r>
+              <w:instrText xml:space="preserve"> FORMCHECKBOX </w:instrText>
+            </w:r>
+            <w:r>
+              <w:fldChar w:fldCharType="separate"/>
+            </w:r>
+            <w:r>
+              <w:fldChar w:fldCharType="end"/>
+            </w:r>
+            <w:r>
+              <w:t xml:space="preserve">  </w:t>
+            </w:r>
+            <w:r>
+              <w:rPr>
+                <w:rFonts w:ascii="Avenir Next Demi Bold" w:hAnsi="Avenir Next Demi Bold"/>
+                <w:sz w:val="28"/>
+                <w:szCs w:val="28"/>
+              </w:rPr>
+              <w:t>No</w:t>
+            </w:r>
           </w:p>
         </w:tc>
       </w:tr>
+    </w:tbl>
+    <w:p>
+      <w:pPr>
+        <w:pStyle w:val="Heading2"/>
+      </w:pPr>
+      <w:r>
+        <w:rPr>
+          <w:noProof/>
+        </w:rPr>
+        <mc:AlternateContent>
+          <mc:Choice Requires="wps">
+            <w:drawing>
+              <wp:anchor distT="0" distB="0" distL="114300" distR="114300" simplePos="0" relativeHeight="251932160" behindDoc="0" locked="0" layoutInCell="1" allowOverlap="1" wp14:anchorId="7BBC10E9" wp14:editId="0F0F98AA">
+                <wp:simplePos x="0" y="0"/>
+                <wp:positionH relativeFrom="column">
+                  <wp:posOffset>-142501</wp:posOffset>
+                </wp:positionH>
+                <wp:positionV relativeFrom="page">
+                  <wp:posOffset>8865235</wp:posOffset>
+                </wp:positionV>
+                <wp:extent cx="3630706" cy="349064"/>
+                <wp:effectExtent l="0" t="0" r="0" b="0"/>
+                <wp:wrapNone/>
+                <wp:docPr id="1674148267" name="Text Box 85"/>
+                <wp:cNvGraphicFramePr/>
+                <a:graphic xmlns:a="http://schemas.openxmlformats.org/drawingml/2006/main">
+                  <a:graphicData uri="http://schemas.microsoft.com/office/word/2010/wordprocessingShape">
+                    <wps:wsp>
+                      <wps:cNvSpPr txBox="1"/>
+                      <wps:spPr>
+                        <a:xfrm>
+                          <a:off x="0" y="0"/>
+                          <a:ext cx="3630706" cy="349064"/>
+                        </a:xfrm>
+                        <a:prstGeom prst="rect">
+                          <a:avLst/>
+                        </a:prstGeom>
+                        <a:noFill/>
+                        <a:ln w="6350">
+                          <a:noFill/>
+                        </a:ln>
+                      </wps:spPr>
+                      <wps:txbx>
+                        <w:txbxContent>
+                          <w:p>
+                            <w:pPr>
+                              <w:rPr>
+                                <w:rFonts w:ascii="Avenir Next Medium" w:hAnsi="Avenir Next Medium"/>
+                                <w:sz w:val="28"/>
+                                <w:szCs w:val="28"/>
+                              </w:rPr>
+                            </w:pPr>
+                            <w:r>
+                              <w:rPr>
+                                <w:rFonts w:ascii="Avenir Next Medium" w:hAnsi="Avenir Next Medium"/>
+                                <w:sz w:val="28"/>
+                                <w:szCs w:val="28"/>
+                              </w:rPr>
+                              <w:t>Do you hold a full Valid UK driving license</w:t>
+                            </w:r>
+                          </w:p>
+                          <w:p>
+                            <w:pPr>
+                              <w:rPr>
+                                <w:sz w:val="26"/>
+                                <w:szCs w:val="26"/>
+                              </w:rPr>
+                            </w:pPr>
+                            <w:r>
+                              <w:rPr>
+                                <w:rFonts w:ascii="Avenir Next Medium" w:hAnsi="Avenir Next Medium"/>
+                                <w:sz w:val="28"/>
+                                <w:szCs w:val="28"/>
+                              </w:rPr>
+                              <w:br/>
+                            </w:r>
+                          </w:p>
+                          <w:p/>
+                        </w:txbxContent>
+                      </wps:txbx>
+                      <wps:bodyPr rot="0" spcFirstLastPara="0" vertOverflow="overflow" horzOverflow="overflow" vert="horz" wrap="square" lIns="91440" tIns="45720" rIns="91440" bIns="45720" numCol="1" spcCol="0" rtlCol="0" fromWordArt="0" anchor="t" anchorCtr="0" forceAA="0" compatLnSpc="1">
+                        <a:prstTxWarp prst="textNoShape">
+                          <a:avLst/>
+                        </a:prstTxWarp>
+                        <a:noAutofit/>
+                      </wps:bodyPr>
+                    </wps:wsp>
+                  </a:graphicData>
+                </a:graphic>
+                <wp14:sizeRelH relativeFrom="margin">
+                  <wp14:pctWidth>0</wp14:pctWidth>
+                </wp14:sizeRelH>
+                <wp14:sizeRelV relativeFrom="margin">
+                  <wp14:pctHeight>0</wp14:pctHeight>
+                </wp14:sizeRelV>
+              </wp:anchor>
+            </w:drawing>
+          </mc:Choice>
+          <mc:Fallback>
+            <w:pict>
+              <v:shape w14:anchorId="7BBC10E9" id="_x0000_s1030" type="#_x0000_t202" style="position:absolute;margin-left:-11.2pt;margin-top:698.05pt;width:285.9pt;height:27.5pt;z-index:251932160;visibility:visible;mso-wrap-style:square;mso-width-percent:0;mso-height-percent:0;mso-wrap-distance-left:9pt;mso-wrap-distance-top:0;mso-wrap-distance-right:9pt;mso-wrap-distance-bottom:0;mso-position-horizontal:absolute;mso-position-horizontal-relative:text;mso-position-vertical:absolute;mso-position-vertical-relative:page;mso-width-percent:0;mso-height-percent:0;mso-width-relative:margin;mso-height-relative:margin;v-text-anchor:top" o:gfxdata="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" filled="f" stroked="f" strokeweight=".5pt">
+                <v:textbox>
+                  <w:txbxContent>
+                    <w:p>
+                      <w:pPr>
+                        <w:rPr>
+                          <w:rFonts w:ascii="Avenir Next Medium" w:hAnsi="Avenir Next Medium"/>
+                          <w:sz w:val="28"/>
+                          <w:szCs w:val="28"/>
+                        </w:rPr>
+                      </w:pPr>
+                      <w:r>
+                        <w:rPr>
+                          <w:rFonts w:ascii="Avenir Next Medium" w:hAnsi="Avenir Next Medium"/>
+                          <w:sz w:val="28"/>
+                          <w:szCs w:val="28"/>
+                        </w:rPr>
+                        <w:t>Do you hold a full Valid UK driving license</w:t>
+                      </w:r>
+                    </w:p>
+                    <w:p>
+                      <w:pPr>
+                        <w:rPr>
+                          <w:sz w:val="26"/>
+                          <w:szCs w:val="26"/>
+                        </w:rPr>
+                      </w:pPr>
+                      <w:r>
+                        <w:rPr>
+                          <w:rFonts w:ascii="Avenir Next Medium" w:hAnsi="Avenir Next Medium"/>
+                          <w:sz w:val="28"/>
+                          <w:szCs w:val="28"/>
+                        </w:rPr>
+                        <w:br/>
+                      </w:r>
+                    </w:p>
+                    <w:p/>
+                  </w:txbxContent>
+                </v:textbox>
+                <w10:wrap anchory="page"/>
+              </v:shape>
+            </w:pict>
+          </mc:Fallback>
+        </mc:AlternateContent>
+      </w:r>
+    </w:p>
+    <w:tbl>
+      <w:tblPr>
+        <w:tblStyle w:val="TableGrid"/>
+        <w:tblpPr w:leftFromText="180" w:rightFromText="180" w:vertAnchor="text" w:horzAnchor="margin" w:tblpY="1200"/>
+        <w:tblW w:w="9509" w:type="dxa"/>
+        <w:tblLook w:val="04A0" w:firstRow="1" w:lastRow="0" w:firstColumn="1" w:lastColumn="0" w:noHBand="0" w:noVBand="1"/>
+      </w:tblPr>
+      <w:tblGrid>
+        <w:gridCol w:w="9509"/>
+      </w:tblGrid>
       <w:tr>
+        <w:trPr>
+          <w:trHeight w:val="449"/>
+        </w:trPr>
         <w:tc>
           <w:tcPr>
-            <w:tcW w:w="3219" w:type="dxa"/>
-            <w:tcBorders>
-              <w:top w:val="nil"/>
-              <w:left w:val="nil"/>
-              <w:bottom w:val="nil"/>
-              <w:right w:val="single" w:sz="4" w:space="0" w:color="auto"/>
-            </w:tcBorders>
-          </w:tcPr>
-          <w:p>
-            <w:pPr>
-              <w:pStyle w:val="Heading2"/>
-            </w:pPr>
-            <w:r>
-              <w:rPr>
-                <w:rFonts w:ascii="Avenir Next Medium" w:hAnsi="Avenir Next Medium"/>
-                <w:sz w:val="28"/>
-                <w:szCs w:val="28"/>
-              </w:rPr>
-              <w:t>Relationship:</w:t>
-            </w:r>
-          </w:p>
-        </w:tc>
-        <w:tc>
-          <w:tcPr>
-            <w:tcW w:w="3160" w:type="dxa"/>
-            <w:tcBorders>
-              <w:top w:val="single" w:sz="4" w:space="0" w:color="auto"/>
-              <w:left w:val="single" w:sz="4" w:space="0" w:color="auto"/>
-              <w:bottom w:val="single" w:sz="4" w:space="0" w:color="auto"/>
-            </w:tcBorders>
+            <w:tcW w:w="9509" w:type="dxa"/>
             <w:shd w:val="clear" w:color="auto" w:fill="FFFFFF" w:themeFill="background1"/>
           </w:tcPr>
           <w:p>
@@ -2119,14 +2437,13 @@
             <w:r>
               <w:fldChar w:fldCharType="begin">
                 <w:ffData>
-                  <w:name w:val="Text14"/>
+                  <w:name w:val="Text6"/>
                   <w:enabled/>
                   <w:calcOnExit w:val="0"/>
                   <w:textInput/>
                 </w:ffData>
               </w:fldChar>
             </w:r>
-            <w:bookmarkStart w:id="13" w:name="Text14"/>
             <w:r>
               <w:instrText xml:space="preserve"> FORMTEXT </w:instrText>
             </w:r>
@@ -2166,32 +2483,634 @@
             <w:r>
               <w:fldChar w:fldCharType="end"/>
             </w:r>
-            <w:bookmarkEnd w:id="13"/>
           </w:p>
         </w:tc>
+      </w:tr>
+    </w:tbl>
+    <w:p>
+      <w:pPr>
+        <w:pStyle w:val="Heading2"/>
+      </w:pPr>
+      <w:r>
+        <w:rPr>
+          <w:noProof/>
+        </w:rPr>
+        <mc:AlternateContent>
+          <mc:Choice Requires="wps">
+            <w:drawing>
+              <wp:anchor distT="0" distB="0" distL="114300" distR="114300" simplePos="0" relativeHeight="251934208" behindDoc="0" locked="0" layoutInCell="1" allowOverlap="1" wp14:anchorId="5531D1E2" wp14:editId="049082F8">
+                <wp:simplePos x="0" y="0"/>
+                <wp:positionH relativeFrom="column">
+                  <wp:posOffset>-143136</wp:posOffset>
+                </wp:positionH>
+                <wp:positionV relativeFrom="page">
+                  <wp:posOffset>9385935</wp:posOffset>
+                </wp:positionV>
+                <wp:extent cx="6418730" cy="358589"/>
+                <wp:effectExtent l="0" t="0" r="0" b="0"/>
+                <wp:wrapNone/>
+                <wp:docPr id="1199229621" name="Text Box 85"/>
+                <wp:cNvGraphicFramePr/>
+                <a:graphic xmlns:a="http://schemas.openxmlformats.org/drawingml/2006/main">
+                  <a:graphicData uri="http://schemas.microsoft.com/office/word/2010/wordprocessingShape">
+                    <wps:wsp>
+                      <wps:cNvSpPr txBox="1"/>
+                      <wps:spPr>
+                        <a:xfrm>
+                          <a:off x="0" y="0"/>
+                          <a:ext cx="6418730" cy="358589"/>
+                        </a:xfrm>
+                        <a:prstGeom prst="rect">
+                          <a:avLst/>
+                        </a:prstGeom>
+                        <a:noFill/>
+                        <a:ln w="6350">
+                          <a:noFill/>
+                        </a:ln>
+                      </wps:spPr>
+                      <wps:txbx>
+                        <w:txbxContent>
+                          <w:p>
+                            <w:pPr>
+                              <w:rPr>
+                                <w:sz w:val="26"/>
+                                <w:szCs w:val="26"/>
+                              </w:rPr>
+                            </w:pPr>
+                            <w:r>
+                              <w:rPr>
+                                <w:rFonts w:ascii="Avenir Next Medium" w:hAnsi="Avenir Next Medium"/>
+                                <w:sz w:val="28"/>
+                                <w:szCs w:val="28"/>
+                              </w:rPr>
+                              <w:t>Do you require any reasonable adjustments during the recruitment process?</w:t>
+                            </w:r>
+                            <w:r>
+                              <w:rPr>
+                                <w:rFonts w:ascii="Avenir Next Medium" w:hAnsi="Avenir Next Medium"/>
+                                <w:sz w:val="28"/>
+                                <w:szCs w:val="28"/>
+                              </w:rPr>
+                              <w:br/>
+                            </w:r>
+                            <w:r>
+                              <w:rPr>
+                                <w:rFonts w:ascii="Avenir Next Medium" w:hAnsi="Avenir Next Medium"/>
+                                <w:sz w:val="28"/>
+                                <w:szCs w:val="28"/>
+                              </w:rPr>
+                              <w:br/>
+                            </w:r>
+                            <w:r>
+                              <w:rPr>
+                                <w:rFonts w:ascii="Avenir Next Medium" w:hAnsi="Avenir Next Medium"/>
+                                <w:sz w:val="28"/>
+                                <w:szCs w:val="28"/>
+                              </w:rPr>
+                              <w:br/>
+                            </w:r>
+                          </w:p>
+                          <w:p/>
+                        </w:txbxContent>
+                      </wps:txbx>
+                      <wps:bodyPr rot="0" spcFirstLastPara="0" vertOverflow="overflow" horzOverflow="overflow" vert="horz" wrap="square" lIns="91440" tIns="45720" rIns="91440" bIns="45720" numCol="1" spcCol="0" rtlCol="0" fromWordArt="0" anchor="t" anchorCtr="0" forceAA="0" compatLnSpc="1">
+                        <a:prstTxWarp prst="textNoShape">
+                          <a:avLst/>
+                        </a:prstTxWarp>
+                        <a:noAutofit/>
+                      </wps:bodyPr>
+                    </wps:wsp>
+                  </a:graphicData>
+                </a:graphic>
+                <wp14:sizeRelH relativeFrom="margin">
+                  <wp14:pctWidth>0</wp14:pctWidth>
+                </wp14:sizeRelH>
+                <wp14:sizeRelV relativeFrom="margin">
+                  <wp14:pctHeight>0</wp14:pctHeight>
+                </wp14:sizeRelV>
+              </wp:anchor>
+            </w:drawing>
+          </mc:Choice>
+          <mc:Fallback>
+            <w:pict>
+              <v:shape w14:anchorId="5531D1E2" id="_x0000_s1031" type="#_x0000_t202" style="position:absolute;margin-left:-11.25pt;margin-top:739.05pt;width:505.4pt;height:28.25pt;z-index:251934208;visibility:visible;mso-wrap-style:square;mso-width-percent:0;mso-height-percent:0;mso-wrap-distance-left:9pt;mso-wrap-distance-top:0;mso-wrap-distance-right:9pt;mso-wrap-distance-bottom:0;mso-position-horizontal:absolute;mso-position-horizontal-relative:text;mso-position-vertical:absolute;mso-position-vertical-relative:page;mso-width-percent:0;mso-height-percent:0;mso-width-relative:margin;mso-height-relative:margin;v-text-anchor:top" o:gfxdata="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" filled="f" stroked="f" strokeweight=".5pt">
+                <v:textbox>
+                  <w:txbxContent>
+                    <w:p>
+                      <w:pPr>
+                        <w:rPr>
+                          <w:sz w:val="26"/>
+                          <w:szCs w:val="26"/>
+                        </w:rPr>
+                      </w:pPr>
+                      <w:r>
+                        <w:rPr>
+                          <w:rFonts w:ascii="Avenir Next Medium" w:hAnsi="Avenir Next Medium"/>
+                          <w:sz w:val="28"/>
+                          <w:szCs w:val="28"/>
+                        </w:rPr>
+                        <w:t>Do you require any reasonable adjustments during the recruitment process?</w:t>
+                      </w:r>
+                      <w:r>
+                        <w:rPr>
+                          <w:rFonts w:ascii="Avenir Next Medium" w:hAnsi="Avenir Next Medium"/>
+                          <w:sz w:val="28"/>
+                          <w:szCs w:val="28"/>
+                        </w:rPr>
+                        <w:br/>
+                      </w:r>
+                      <w:r>
+                        <w:rPr>
+                          <w:rFonts w:ascii="Avenir Next Medium" w:hAnsi="Avenir Next Medium"/>
+                          <w:sz w:val="28"/>
+                          <w:szCs w:val="28"/>
+                        </w:rPr>
+                        <w:br/>
+                      </w:r>
+                      <w:r>
+                        <w:rPr>
+                          <w:rFonts w:ascii="Avenir Next Medium" w:hAnsi="Avenir Next Medium"/>
+                          <w:sz w:val="28"/>
+                          <w:szCs w:val="28"/>
+                        </w:rPr>
+                        <w:br/>
+                      </w:r>
+                    </w:p>
+                    <w:p/>
+                  </w:txbxContent>
+                </v:textbox>
+                <w10:wrap anchory="page"/>
+              </v:shape>
+            </w:pict>
+          </mc:Fallback>
+        </mc:AlternateContent>
+      </w:r>
+    </w:p>
+    <w:p>
+      <w:pPr>
+        <w:pStyle w:val="Heading2"/>
+      </w:pPr>
+    </w:p>
+    <w:p>
+      <w:pPr>
+        <w:pStyle w:val="Heading2"/>
+      </w:pPr>
+      <w:r>
+        <w:rPr>
+          <w:noProof/>
+        </w:rPr>
+        <w:lastRenderedPageBreak/>
+        <mc:AlternateContent>
+          <mc:Choice Requires="wps">
+            <w:drawing>
+              <wp:anchor distT="0" distB="0" distL="114300" distR="114300" simplePos="0" relativeHeight="251926016" behindDoc="1" locked="0" layoutInCell="1" allowOverlap="1" wp14:anchorId="1CFF9B69" wp14:editId="1B55539C">
+                <wp:simplePos x="0" y="0"/>
+                <wp:positionH relativeFrom="column">
+                  <wp:posOffset>-143435</wp:posOffset>
+                </wp:positionH>
+                <wp:positionV relativeFrom="page">
+                  <wp:posOffset>331694</wp:posOffset>
+                </wp:positionV>
+                <wp:extent cx="6588835" cy="3290047"/>
+                <wp:effectExtent l="0" t="0" r="0" b="0"/>
+                <wp:wrapNone/>
+                <wp:docPr id="1258101498" name="Text Box 85"/>
+                <wp:cNvGraphicFramePr/>
+                <a:graphic xmlns:a="http://schemas.openxmlformats.org/drawingml/2006/main">
+                  <a:graphicData uri="http://schemas.microsoft.com/office/word/2010/wordprocessingShape">
+                    <wps:wsp>
+                      <wps:cNvSpPr txBox="1"/>
+                      <wps:spPr>
+                        <a:xfrm>
+                          <a:off x="0" y="0"/>
+                          <a:ext cx="6588835" cy="3290047"/>
+                        </a:xfrm>
+                        <a:prstGeom prst="rect">
+                          <a:avLst/>
+                        </a:prstGeom>
+                        <a:noFill/>
+                        <a:ln w="6350">
+                          <a:noFill/>
+                        </a:ln>
+                      </wps:spPr>
+                      <wps:txbx>
+                        <w:txbxContent>
+                          <w:p>
+                            <w:pPr>
+                              <w:rPr>
+                                <w:rFonts w:ascii="Avenir Next Medium" w:hAnsi="Avenir Next Medium"/>
+                                <w:sz w:val="16"/>
+                                <w:szCs w:val="16"/>
+                              </w:rPr>
+                            </w:pPr>
+                            <w:r>
+                              <w:rPr>
+                                <w:rFonts w:ascii="Avenir Next Demi Bold" w:hAnsi="Avenir Next Demi Bold"/>
+                                <w:b/>
+                                <w:bCs/>
+                                <w:color w:val="C61E5D"/>
+                                <w:sz w:val="32"/>
+                                <w:szCs w:val="32"/>
+                              </w:rPr>
+                              <w:t>References</w:t>
+                            </w:r>
+                            <w:r>
+                              <w:rPr>
+                                <w:rFonts w:ascii="Avenir Next Demi Bold" w:hAnsi="Avenir Next Demi Bold"/>
+                                <w:b/>
+                                <w:bCs/>
+                                <w:color w:val="C61E5D"/>
+                                <w:sz w:val="26"/>
+                                <w:szCs w:val="26"/>
+                              </w:rPr>
+                              <w:br/>
+                            </w:r>
+                            <w:r>
+                              <w:rPr>
+                                <w:rFonts w:ascii="Avenir Next Medium" w:hAnsi="Avenir Next Medium"/>
+                                <w:color w:val="C61E5D"/>
+                                <w:sz w:val="26"/>
+                                <w:szCs w:val="26"/>
+                              </w:rPr>
+                              <w:br/>
+                            </w:r>
+                            <w:r>
+                              <w:rPr>
+                                <w:rFonts w:ascii="Avenir Next Medium" w:hAnsi="Avenir Next Medium"/>
+                                <w:sz w:val="28"/>
+                                <w:szCs w:val="28"/>
+                              </w:rPr>
+                              <w:t>Please Provide the details of two referees.</w:t>
+                            </w:r>
+                            <w:r>
+                              <w:rPr>
+                                <w:rFonts w:ascii="Avenir Next Medium" w:hAnsi="Avenir Next Medium"/>
+                                <w:sz w:val="28"/>
+                                <w:szCs w:val="28"/>
+                              </w:rPr>
+                              <w:br/>
+                            </w:r>
+                            <w:r>
+                              <w:rPr>
+                                <w:rFonts w:ascii="Avenir Next Medium" w:hAnsi="Avenir Next Medium"/>
+                                <w:sz w:val="28"/>
+                                <w:szCs w:val="28"/>
+                              </w:rPr>
+                              <w:br/>
+                              <w:t>Name:</w:t>
+                            </w:r>
+                            <w:r>
+                              <w:rPr>
+                                <w:rFonts w:ascii="Avenir Next Medium" w:hAnsi="Avenir Next Medium"/>
+                                <w:sz w:val="28"/>
+                                <w:szCs w:val="28"/>
+                              </w:rPr>
+                              <w:br/>
+                            </w:r>
+                          </w:p>
+                          <w:p>
+                            <w:pPr>
+                              <w:rPr>
+                                <w:sz w:val="26"/>
+                                <w:szCs w:val="26"/>
+                              </w:rPr>
+                            </w:pPr>
+                            <w:r>
+                              <w:rPr>
+                                <w:rFonts w:ascii="Avenir Next Medium" w:hAnsi="Avenir Next Medium"/>
+                                <w:sz w:val="28"/>
+                                <w:szCs w:val="28"/>
+                              </w:rPr>
+                              <w:t>Organisation:</w:t>
+                            </w:r>
+                            <w:r>
+                              <w:rPr>
+                                <w:rFonts w:ascii="Avenir Next Medium" w:hAnsi="Avenir Next Medium"/>
+                                <w:sz w:val="28"/>
+                                <w:szCs w:val="28"/>
+                              </w:rPr>
+                              <w:br/>
+                            </w:r>
+                            <w:r>
+                              <w:rPr>
+                                <w:rFonts w:ascii="Avenir Next Medium" w:hAnsi="Avenir Next Medium"/>
+                                <w:sz w:val="28"/>
+                                <w:szCs w:val="28"/>
+                              </w:rPr>
+                              <w:br/>
+                              <w:t>Relationship:</w:t>
+                            </w:r>
+                            <w:r>
+                              <w:rPr>
+                                <w:rFonts w:ascii="Avenir Next Medium" w:hAnsi="Avenir Next Medium"/>
+                                <w:sz w:val="28"/>
+                                <w:szCs w:val="28"/>
+                              </w:rPr>
+                              <w:br/>
+                            </w:r>
+                            <w:r>
+                              <w:rPr>
+                                <w:rFonts w:ascii="Avenir Next Medium" w:hAnsi="Avenir Next Medium"/>
+                                <w:sz w:val="16"/>
+                                <w:szCs w:val="16"/>
+                              </w:rPr>
+                              <w:br/>
+                            </w:r>
+                            <w:r>
+                              <w:rPr>
+                                <w:rFonts w:ascii="Avenir Next Medium" w:hAnsi="Avenir Next Medium"/>
+                                <w:sz w:val="28"/>
+                                <w:szCs w:val="28"/>
+                              </w:rPr>
+                              <w:t>Email:</w:t>
+                            </w:r>
+                            <w:r>
+                              <w:rPr>
+                                <w:rFonts w:ascii="Avenir Next Medium" w:hAnsi="Avenir Next Medium"/>
+                                <w:sz w:val="28"/>
+                                <w:szCs w:val="28"/>
+                              </w:rPr>
+                              <w:br/>
+                            </w:r>
+                            <w:r>
+                              <w:rPr>
+                                <w:rFonts w:ascii="Avenir Next Medium" w:hAnsi="Avenir Next Medium"/>
+                                <w:sz w:val="16"/>
+                                <w:szCs w:val="16"/>
+                              </w:rPr>
+                              <w:br/>
+                            </w:r>
+                            <w:r>
+                              <w:rPr>
+                                <w:rFonts w:ascii="Avenir Next Medium" w:hAnsi="Avenir Next Medium"/>
+                                <w:sz w:val="28"/>
+                                <w:szCs w:val="28"/>
+                              </w:rPr>
+                              <w:t>Telephone:</w:t>
+                            </w:r>
+                            <w:r>
+                              <w:rPr>
+                                <w:rFonts w:ascii="Avenir Next Medium" w:hAnsi="Avenir Next Medium"/>
+                                <w:sz w:val="28"/>
+                                <w:szCs w:val="28"/>
+                              </w:rPr>
+                              <w:br/>
+                            </w:r>
+                            <w:r>
+                              <w:rPr>
+                                <w:rFonts w:ascii="Avenir Next Medium" w:hAnsi="Avenir Next Medium"/>
+                                <w:sz w:val="28"/>
+                                <w:szCs w:val="28"/>
+                              </w:rPr>
+                              <w:br/>
+                            </w:r>
+                            <w:r>
+                              <w:rPr>
+                                <w:rFonts w:ascii="Avenir Next Medium" w:hAnsi="Avenir Next Medium"/>
+                                <w:sz w:val="28"/>
+                                <w:szCs w:val="28"/>
+                              </w:rPr>
+                              <w:br/>
+                            </w:r>
+                          </w:p>
+                          <w:p/>
+                        </w:txbxContent>
+                      </wps:txbx>
+                      <wps:bodyPr rot="0" spcFirstLastPara="0" vertOverflow="overflow" horzOverflow="overflow" vert="horz" wrap="square" lIns="91440" tIns="45720" rIns="91440" bIns="45720" numCol="1" spcCol="0" rtlCol="0" fromWordArt="0" anchor="t" anchorCtr="0" forceAA="0" compatLnSpc="1">
+                        <a:prstTxWarp prst="textNoShape">
+                          <a:avLst/>
+                        </a:prstTxWarp>
+                        <a:noAutofit/>
+                      </wps:bodyPr>
+                    </wps:wsp>
+                  </a:graphicData>
+                </a:graphic>
+                <wp14:sizeRelH relativeFrom="margin">
+                  <wp14:pctWidth>0</wp14:pctWidth>
+                </wp14:sizeRelH>
+                <wp14:sizeRelV relativeFrom="margin">
+                  <wp14:pctHeight>0</wp14:pctHeight>
+                </wp14:sizeRelV>
+              </wp:anchor>
+            </w:drawing>
+          </mc:Choice>
+          <mc:Fallback>
+            <w:pict>
+              <v:shape w14:anchorId="1CFF9B69" id="_x0000_s1032" type="#_x0000_t202" style="position:absolute;margin-left:-11.3pt;margin-top:26.1pt;width:518.8pt;height:259.05pt;z-index:-251390464;visibility:visible;mso-wrap-style:square;mso-width-percent:0;mso-height-percent:0;mso-wrap-distance-left:9pt;mso-wrap-distance-top:0;mso-wrap-distance-right:9pt;mso-wrap-distance-bottom:0;mso-position-horizontal:absolute;mso-position-horizontal-relative:text;mso-position-vertical:absolute;mso-position-vertical-relative:page;mso-width-percent:0;mso-height-percent:0;mso-width-relative:margin;mso-height-relative:margin;v-text-anchor:top" o:gfxdata="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" filled="f" stroked="f" strokeweight=".5pt">
+                <v:textbox>
+                  <w:txbxContent>
+                    <w:p>
+                      <w:pPr>
+                        <w:rPr>
+                          <w:rFonts w:ascii="Avenir Next Medium" w:hAnsi="Avenir Next Medium"/>
+                          <w:sz w:val="16"/>
+                          <w:szCs w:val="16"/>
+                        </w:rPr>
+                      </w:pPr>
+                      <w:r>
+                        <w:rPr>
+                          <w:rFonts w:ascii="Avenir Next Demi Bold" w:hAnsi="Avenir Next Demi Bold"/>
+                          <w:b/>
+                          <w:bCs/>
+                          <w:color w:val="C61E5D"/>
+                          <w:sz w:val="32"/>
+                          <w:szCs w:val="32"/>
+                        </w:rPr>
+                        <w:t>References</w:t>
+                      </w:r>
+                      <w:r>
+                        <w:rPr>
+                          <w:rFonts w:ascii="Avenir Next Demi Bold" w:hAnsi="Avenir Next Demi Bold"/>
+                          <w:b/>
+                          <w:bCs/>
+                          <w:color w:val="C61E5D"/>
+                          <w:sz w:val="26"/>
+                          <w:szCs w:val="26"/>
+                        </w:rPr>
+                        <w:br/>
+                      </w:r>
+                      <w:r>
+                        <w:rPr>
+                          <w:rFonts w:ascii="Avenir Next Medium" w:hAnsi="Avenir Next Medium"/>
+                          <w:color w:val="C61E5D"/>
+                          <w:sz w:val="26"/>
+                          <w:szCs w:val="26"/>
+                        </w:rPr>
+                        <w:br/>
+                      </w:r>
+                      <w:r>
+                        <w:rPr>
+                          <w:rFonts w:ascii="Avenir Next Medium" w:hAnsi="Avenir Next Medium"/>
+                          <w:sz w:val="28"/>
+                          <w:szCs w:val="28"/>
+                        </w:rPr>
+                        <w:t>Please Provide the details of two referees.</w:t>
+                      </w:r>
+                      <w:r>
+                        <w:rPr>
+                          <w:rFonts w:ascii="Avenir Next Medium" w:hAnsi="Avenir Next Medium"/>
+                          <w:sz w:val="28"/>
+                          <w:szCs w:val="28"/>
+                        </w:rPr>
+                        <w:br/>
+                      </w:r>
+                      <w:r>
+                        <w:rPr>
+                          <w:rFonts w:ascii="Avenir Next Medium" w:hAnsi="Avenir Next Medium"/>
+                          <w:sz w:val="28"/>
+                          <w:szCs w:val="28"/>
+                        </w:rPr>
+                        <w:br/>
+                      </w:r>
+                      <w:r>
+                        <w:rPr>
+                          <w:rFonts w:ascii="Avenir Next Medium" w:hAnsi="Avenir Next Medium"/>
+                          <w:sz w:val="28"/>
+                          <w:szCs w:val="28"/>
+                        </w:rPr>
+                        <w:t>Name:</w:t>
+                      </w:r>
+                      <w:r>
+                        <w:rPr>
+                          <w:rFonts w:ascii="Avenir Next Medium" w:hAnsi="Avenir Next Medium"/>
+                          <w:sz w:val="28"/>
+                          <w:szCs w:val="28"/>
+                        </w:rPr>
+                        <w:br/>
+                      </w:r>
+                    </w:p>
+                    <w:p>
+                      <w:pPr>
+                        <w:rPr>
+                          <w:sz w:val="26"/>
+                          <w:szCs w:val="26"/>
+                        </w:rPr>
+                      </w:pPr>
+                      <w:r>
+                        <w:rPr>
+                          <w:rFonts w:ascii="Avenir Next Medium" w:hAnsi="Avenir Next Medium"/>
+                          <w:sz w:val="28"/>
+                          <w:szCs w:val="28"/>
+                        </w:rPr>
+                        <w:t>Organisation:</w:t>
+                      </w:r>
+                      <w:r>
+                        <w:rPr>
+                          <w:rFonts w:ascii="Avenir Next Medium" w:hAnsi="Avenir Next Medium"/>
+                          <w:sz w:val="28"/>
+                          <w:szCs w:val="28"/>
+                        </w:rPr>
+                        <w:br/>
+                      </w:r>
+                      <w:r>
+                        <w:rPr>
+                          <w:rFonts w:ascii="Avenir Next Medium" w:hAnsi="Avenir Next Medium"/>
+                          <w:sz w:val="28"/>
+                          <w:szCs w:val="28"/>
+                        </w:rPr>
+                        <w:br/>
+                        <w:t>Relationship:</w:t>
+                      </w:r>
+                      <w:r>
+                        <w:rPr>
+                          <w:rFonts w:ascii="Avenir Next Medium" w:hAnsi="Avenir Next Medium"/>
+                          <w:sz w:val="28"/>
+                          <w:szCs w:val="28"/>
+                        </w:rPr>
+                        <w:br/>
+                      </w:r>
+                      <w:r>
+                        <w:rPr>
+                          <w:rFonts w:ascii="Avenir Next Medium" w:hAnsi="Avenir Next Medium"/>
+                          <w:sz w:val="16"/>
+                          <w:szCs w:val="16"/>
+                        </w:rPr>
+                        <w:br/>
+                      </w:r>
+                      <w:r>
+                        <w:rPr>
+                          <w:rFonts w:ascii="Avenir Next Medium" w:hAnsi="Avenir Next Medium"/>
+                          <w:sz w:val="28"/>
+                          <w:szCs w:val="28"/>
+                        </w:rPr>
+                        <w:t>Email:</w:t>
+                      </w:r>
+                      <w:r>
+                        <w:rPr>
+                          <w:rFonts w:ascii="Avenir Next Medium" w:hAnsi="Avenir Next Medium"/>
+                          <w:sz w:val="28"/>
+                          <w:szCs w:val="28"/>
+                        </w:rPr>
+                        <w:br/>
+                      </w:r>
+                      <w:r>
+                        <w:rPr>
+                          <w:rFonts w:ascii="Avenir Next Medium" w:hAnsi="Avenir Next Medium"/>
+                          <w:sz w:val="16"/>
+                          <w:szCs w:val="16"/>
+                        </w:rPr>
+                        <w:br/>
+                      </w:r>
+                      <w:r>
+                        <w:rPr>
+                          <w:rFonts w:ascii="Avenir Next Medium" w:hAnsi="Avenir Next Medium"/>
+                          <w:sz w:val="28"/>
+                          <w:szCs w:val="28"/>
+                        </w:rPr>
+                        <w:t>Telephone:</w:t>
+                      </w:r>
+                      <w:r>
+                        <w:rPr>
+                          <w:rFonts w:ascii="Avenir Next Medium" w:hAnsi="Avenir Next Medium"/>
+                          <w:sz w:val="28"/>
+                          <w:szCs w:val="28"/>
+                        </w:rPr>
+                        <w:br/>
+                      </w:r>
+                      <w:r>
+                        <w:rPr>
+                          <w:rFonts w:ascii="Avenir Next Medium" w:hAnsi="Avenir Next Medium"/>
+                          <w:sz w:val="28"/>
+                          <w:szCs w:val="28"/>
+                        </w:rPr>
+                        <w:br/>
+                      </w:r>
+                      <w:r>
+                        <w:rPr>
+                          <w:rFonts w:ascii="Avenir Next Medium" w:hAnsi="Avenir Next Medium"/>
+                          <w:sz w:val="28"/>
+                          <w:szCs w:val="28"/>
+                        </w:rPr>
+                        <w:br/>
+                      </w:r>
+                    </w:p>
+                    <w:p/>
+                  </w:txbxContent>
+                </v:textbox>
+                <w10:wrap anchory="page"/>
+              </v:shape>
+            </w:pict>
+          </mc:Fallback>
+        </mc:AlternateContent>
+      </w:r>
+    </w:p>
+    <w:tbl>
+      <w:tblPr>
+        <w:tblStyle w:val="TableGrid"/>
+        <w:tblpPr w:leftFromText="180" w:rightFromText="180" w:vertAnchor="text" w:horzAnchor="page" w:tblpX="3276" w:tblpY="192"/>
+        <w:tblW w:w="3767" w:type="dxa"/>
+        <w:tblLook w:val="04A0" w:firstRow="1" w:lastRow="0" w:firstColumn="1" w:lastColumn="0" w:noHBand="0" w:noVBand="1"/>
+      </w:tblPr>
+      <w:tblGrid>
+        <w:gridCol w:w="3767"/>
+      </w:tblGrid>
+      <w:tr>
+        <w:trPr>
+          <w:trHeight w:val="490"/>
+        </w:trPr>
         <w:tc>
           <w:tcPr>
-            <w:tcW w:w="851" w:type="dxa"/>
-            <w:tcBorders>
-              <w:top w:val="nil"/>
-              <w:left w:val="single" w:sz="4" w:space="0" w:color="auto"/>
-              <w:bottom w:val="nil"/>
-            </w:tcBorders>
-          </w:tcPr>
-          <w:p>
-            <w:pPr>
-              <w:pStyle w:val="Heading2"/>
-            </w:pPr>
-          </w:p>
-        </w:tc>
-        <w:tc>
-          <w:tcPr>
-            <w:tcW w:w="3231" w:type="dxa"/>
-            <w:tcBorders>
-              <w:top w:val="single" w:sz="4" w:space="0" w:color="auto"/>
-              <w:left w:val="single" w:sz="4" w:space="0" w:color="auto"/>
-              <w:bottom w:val="single" w:sz="4" w:space="0" w:color="auto"/>
-            </w:tcBorders>
+            <w:tcW w:w="3767" w:type="dxa"/>
             <w:shd w:val="clear" w:color="auto" w:fill="FFFFFF" w:themeFill="background1"/>
           </w:tcPr>
           <w:p>
@@ -2201,14 +3120,13 @@
             <w:r>
               <w:fldChar w:fldCharType="begin">
                 <w:ffData>
-                  <w:name w:val="Text15"/>
+                  <w:name w:val="Text6"/>
                   <w:enabled/>
                   <w:calcOnExit w:val="0"/>
                   <w:textInput/>
                 </w:ffData>
               </w:fldChar>
             </w:r>
-            <w:bookmarkStart w:id="14" w:name="Text15"/>
             <w:r>
               <w:instrText xml:space="preserve"> FORMTEXT </w:instrText>
             </w:r>
@@ -2248,51 +3166,1042 @@
             <w:r>
               <w:fldChar w:fldCharType="end"/>
             </w:r>
-            <w:bookmarkEnd w:id="14"/>
           </w:p>
         </w:tc>
       </w:tr>
+    </w:tbl>
+    <w:tbl>
+      <w:tblPr>
+        <w:tblStyle w:val="TableGrid"/>
+        <w:tblpPr w:leftFromText="180" w:rightFromText="180" w:vertAnchor="text" w:horzAnchor="margin" w:tblpXSpec="right" w:tblpY="192"/>
+        <w:tblW w:w="3767" w:type="dxa"/>
+        <w:tblLook w:val="04A0" w:firstRow="1" w:lastRow="0" w:firstColumn="1" w:lastColumn="0" w:noHBand="0" w:noVBand="1"/>
+      </w:tblPr>
+      <w:tblGrid>
+        <w:gridCol w:w="3767"/>
+      </w:tblGrid>
       <w:tr>
+        <w:trPr>
+          <w:trHeight w:val="490"/>
+        </w:trPr>
         <w:tc>
           <w:tcPr>
-            <w:tcW w:w="3219" w:type="dxa"/>
-            <w:tcBorders>
-              <w:top w:val="nil"/>
-              <w:left w:val="nil"/>
-              <w:bottom w:val="nil"/>
-              <w:right w:val="nil"/>
-            </w:tcBorders>
-          </w:tcPr>
-          <w:p>
-            <w:pPr>
-              <w:pStyle w:val="Heading2"/>
-              <w:rPr>
-                <w:rFonts w:ascii="Avenir Next Medium" w:hAnsi="Avenir Next Medium"/>
-                <w:sz w:val="28"/>
-                <w:szCs w:val="28"/>
-              </w:rPr>
-            </w:pPr>
-          </w:p>
-        </w:tc>
-        <w:tc>
-          <w:tcPr>
-            <w:tcW w:w="3160" w:type="dxa"/>
-            <w:tcBorders>
-              <w:top w:val="single" w:sz="4" w:space="0" w:color="auto"/>
-              <w:left w:val="nil"/>
-              <w:bottom w:val="single" w:sz="4" w:space="0" w:color="auto"/>
-              <w:right w:val="nil"/>
-            </w:tcBorders>
+            <w:tcW w:w="3767" w:type="dxa"/>
+            <w:shd w:val="clear" w:color="auto" w:fill="FFFFFF" w:themeFill="background1"/>
           </w:tcPr>
           <w:p>
             <w:pPr>
               <w:pStyle w:val="Heading2"/>
             </w:pPr>
+            <w:r>
+              <w:fldChar w:fldCharType="begin">
+                <w:ffData>
+                  <w:name w:val="Text6"/>
+                  <w:enabled/>
+                  <w:calcOnExit w:val="0"/>
+                  <w:textInput/>
+                </w:ffData>
+              </w:fldChar>
+            </w:r>
+            <w:r>
+              <w:instrText xml:space="preserve"> FORMTEXT </w:instrText>
+            </w:r>
+            <w:r>
+              <w:fldChar w:fldCharType="separate"/>
+            </w:r>
+            <w:r>
+              <w:rPr>
+                <w:noProof/>
+              </w:rPr>
+              <w:t> </w:t>
+            </w:r>
+            <w:r>
+              <w:rPr>
+                <w:noProof/>
+              </w:rPr>
+              <w:t> </w:t>
+            </w:r>
+            <w:r>
+              <w:rPr>
+                <w:noProof/>
+              </w:rPr>
+              <w:t> </w:t>
+            </w:r>
+            <w:r>
+              <w:rPr>
+                <w:noProof/>
+              </w:rPr>
+              <w:t> </w:t>
+            </w:r>
+            <w:r>
+              <w:rPr>
+                <w:noProof/>
+              </w:rPr>
+              <w:t> </w:t>
+            </w:r>
+            <w:r>
+              <w:fldChar w:fldCharType="end"/>
+            </w:r>
           </w:p>
         </w:tc>
+      </w:tr>
+    </w:tbl>
+    <w:p>
+      <w:pPr>
+        <w:pStyle w:val="Heading2"/>
+      </w:pPr>
+    </w:p>
+    <w:tbl>
+      <w:tblPr>
+        <w:tblStyle w:val="TableGrid"/>
+        <w:tblpPr w:leftFromText="180" w:rightFromText="180" w:vertAnchor="text" w:horzAnchor="page" w:tblpX="3276" w:tblpY="91"/>
+        <w:tblW w:w="3767" w:type="dxa"/>
+        <w:tblLook w:val="04A0" w:firstRow="1" w:lastRow="0" w:firstColumn="1" w:lastColumn="0" w:noHBand="0" w:noVBand="1"/>
+      </w:tblPr>
+      <w:tblGrid>
+        <w:gridCol w:w="3767"/>
+      </w:tblGrid>
+      <w:tr>
+        <w:trPr>
+          <w:trHeight w:val="490"/>
+        </w:trPr>
         <w:tc>
           <w:tcPr>
-            <w:tcW w:w="851" w:type="dxa"/>
+            <w:tcW w:w="3767" w:type="dxa"/>
+            <w:shd w:val="clear" w:color="auto" w:fill="FFFFFF" w:themeFill="background1"/>
+          </w:tcPr>
+          <w:p>
+            <w:pPr>
+              <w:pStyle w:val="Heading2"/>
+            </w:pPr>
+            <w:r>
+              <w:fldChar w:fldCharType="begin">
+                <w:ffData>
+                  <w:name w:val="Text6"/>
+                  <w:enabled/>
+                  <w:calcOnExit w:val="0"/>
+                  <w:textInput/>
+                </w:ffData>
+              </w:fldChar>
+            </w:r>
+            <w:r>
+              <w:instrText xml:space="preserve"> FORMTEXT </w:instrText>
+            </w:r>
+            <w:r>
+              <w:fldChar w:fldCharType="separate"/>
+            </w:r>
+            <w:r>
+              <w:rPr>
+                <w:noProof/>
+              </w:rPr>
+              <w:t> </w:t>
+            </w:r>
+            <w:r>
+              <w:rPr>
+                <w:noProof/>
+              </w:rPr>
+              <w:t> </w:t>
+            </w:r>
+            <w:r>
+              <w:rPr>
+                <w:noProof/>
+              </w:rPr>
+              <w:t> </w:t>
+            </w:r>
+            <w:r>
+              <w:rPr>
+                <w:noProof/>
+              </w:rPr>
+              <w:t> </w:t>
+            </w:r>
+            <w:r>
+              <w:rPr>
+                <w:noProof/>
+              </w:rPr>
+              <w:t> </w:t>
+            </w:r>
+            <w:r>
+              <w:fldChar w:fldCharType="end"/>
+            </w:r>
+          </w:p>
+        </w:tc>
+      </w:tr>
+    </w:tbl>
+    <w:tbl>
+      <w:tblPr>
+        <w:tblStyle w:val="TableGrid"/>
+        <w:tblpPr w:leftFromText="180" w:rightFromText="180" w:vertAnchor="text" w:horzAnchor="margin" w:tblpXSpec="right" w:tblpY="106"/>
+        <w:tblW w:w="3767" w:type="dxa"/>
+        <w:tblLook w:val="04A0" w:firstRow="1" w:lastRow="0" w:firstColumn="1" w:lastColumn="0" w:noHBand="0" w:noVBand="1"/>
+      </w:tblPr>
+      <w:tblGrid>
+        <w:gridCol w:w="3767"/>
+      </w:tblGrid>
+      <w:tr>
+        <w:trPr>
+          <w:trHeight w:val="490"/>
+        </w:trPr>
+        <w:tc>
+          <w:tcPr>
+            <w:tcW w:w="3767" w:type="dxa"/>
+            <w:shd w:val="clear" w:color="auto" w:fill="FFFFFF" w:themeFill="background1"/>
+          </w:tcPr>
+          <w:p>
+            <w:pPr>
+              <w:pStyle w:val="Heading2"/>
+            </w:pPr>
+            <w:r>
+              <w:fldChar w:fldCharType="begin">
+                <w:ffData>
+                  <w:name w:val="Text6"/>
+                  <w:enabled/>
+                  <w:calcOnExit w:val="0"/>
+                  <w:textInput/>
+                </w:ffData>
+              </w:fldChar>
+            </w:r>
+            <w:r>
+              <w:instrText xml:space="preserve"> FORMTEXT </w:instrText>
+            </w:r>
+            <w:r>
+              <w:fldChar w:fldCharType="separate"/>
+            </w:r>
+            <w:r>
+              <w:rPr>
+                <w:noProof/>
+              </w:rPr>
+              <w:t> </w:t>
+            </w:r>
+            <w:r>
+              <w:rPr>
+                <w:noProof/>
+              </w:rPr>
+              <w:t> </w:t>
+            </w:r>
+            <w:r>
+              <w:rPr>
+                <w:noProof/>
+              </w:rPr>
+              <w:t> </w:t>
+            </w:r>
+            <w:r>
+              <w:rPr>
+                <w:noProof/>
+              </w:rPr>
+              <w:t> </w:t>
+            </w:r>
+            <w:r>
+              <w:rPr>
+                <w:noProof/>
+              </w:rPr>
+              <w:t> </w:t>
+            </w:r>
+            <w:r>
+              <w:fldChar w:fldCharType="end"/>
+            </w:r>
+          </w:p>
+        </w:tc>
+      </w:tr>
+    </w:tbl>
+    <w:p>
+      <w:pPr>
+        <w:pStyle w:val="Heading2"/>
+      </w:pPr>
+    </w:p>
+    <w:tbl>
+      <w:tblPr>
+        <w:tblStyle w:val="TableGrid"/>
+        <w:tblpPr w:leftFromText="180" w:rightFromText="180" w:vertAnchor="text" w:horzAnchor="page" w:tblpX="3276" w:tblpY="89"/>
+        <w:tblW w:w="3767" w:type="dxa"/>
+        <w:tblLook w:val="04A0" w:firstRow="1" w:lastRow="0" w:firstColumn="1" w:lastColumn="0" w:noHBand="0" w:noVBand="1"/>
+      </w:tblPr>
+      <w:tblGrid>
+        <w:gridCol w:w="3767"/>
+      </w:tblGrid>
+      <w:tr>
+        <w:trPr>
+          <w:trHeight w:val="490"/>
+        </w:trPr>
+        <w:tc>
+          <w:tcPr>
+            <w:tcW w:w="3767" w:type="dxa"/>
+            <w:shd w:val="clear" w:color="auto" w:fill="FFFFFF" w:themeFill="background1"/>
+          </w:tcPr>
+          <w:p>
+            <w:pPr>
+              <w:pStyle w:val="Heading2"/>
+            </w:pPr>
+            <w:r>
+              <w:fldChar w:fldCharType="begin">
+                <w:ffData>
+                  <w:name w:val="Text6"/>
+                  <w:enabled/>
+                  <w:calcOnExit w:val="0"/>
+                  <w:textInput/>
+                </w:ffData>
+              </w:fldChar>
+            </w:r>
+            <w:r>
+              <w:instrText xml:space="preserve"> FORMTEXT </w:instrText>
+            </w:r>
+            <w:r>
+              <w:fldChar w:fldCharType="separate"/>
+            </w:r>
+            <w:r>
+              <w:rPr>
+                <w:noProof/>
+              </w:rPr>
+              <w:t> </w:t>
+            </w:r>
+            <w:r>
+              <w:rPr>
+                <w:noProof/>
+              </w:rPr>
+              <w:t> </w:t>
+            </w:r>
+            <w:r>
+              <w:rPr>
+                <w:noProof/>
+              </w:rPr>
+              <w:t> </w:t>
+            </w:r>
+            <w:r>
+              <w:rPr>
+                <w:noProof/>
+              </w:rPr>
+              <w:t> </w:t>
+            </w:r>
+            <w:r>
+              <w:rPr>
+                <w:noProof/>
+              </w:rPr>
+              <w:t> </w:t>
+            </w:r>
+            <w:r>
+              <w:fldChar w:fldCharType="end"/>
+            </w:r>
+          </w:p>
+        </w:tc>
+      </w:tr>
+    </w:tbl>
+    <w:tbl>
+      <w:tblPr>
+        <w:tblStyle w:val="TableGrid"/>
+        <w:tblpPr w:leftFromText="180" w:rightFromText="180" w:vertAnchor="text" w:horzAnchor="margin" w:tblpXSpec="right" w:tblpY="90"/>
+        <w:tblW w:w="3767" w:type="dxa"/>
+        <w:tblLook w:val="04A0" w:firstRow="1" w:lastRow="0" w:firstColumn="1" w:lastColumn="0" w:noHBand="0" w:noVBand="1"/>
+      </w:tblPr>
+      <w:tblGrid>
+        <w:gridCol w:w="3767"/>
+      </w:tblGrid>
+      <w:tr>
+        <w:trPr>
+          <w:trHeight w:val="490"/>
+        </w:trPr>
+        <w:tc>
+          <w:tcPr>
+            <w:tcW w:w="3767" w:type="dxa"/>
+            <w:shd w:val="clear" w:color="auto" w:fill="FFFFFF" w:themeFill="background1"/>
+          </w:tcPr>
+          <w:p>
+            <w:pPr>
+              <w:pStyle w:val="Heading2"/>
+            </w:pPr>
+            <w:r>
+              <w:fldChar w:fldCharType="begin">
+                <w:ffData>
+                  <w:name w:val="Text6"/>
+                  <w:enabled/>
+                  <w:calcOnExit w:val="0"/>
+                  <w:textInput/>
+                </w:ffData>
+              </w:fldChar>
+            </w:r>
+            <w:r>
+              <w:instrText xml:space="preserve"> FORMTEXT </w:instrText>
+            </w:r>
+            <w:r>
+              <w:fldChar w:fldCharType="separate"/>
+            </w:r>
+            <w:r>
+              <w:rPr>
+                <w:noProof/>
+              </w:rPr>
+              <w:t> </w:t>
+            </w:r>
+            <w:r>
+              <w:rPr>
+                <w:noProof/>
+              </w:rPr>
+              <w:t> </w:t>
+            </w:r>
+            <w:r>
+              <w:rPr>
+                <w:noProof/>
+              </w:rPr>
+              <w:t> </w:t>
+            </w:r>
+            <w:r>
+              <w:rPr>
+                <w:noProof/>
+              </w:rPr>
+              <w:t> </w:t>
+            </w:r>
+            <w:r>
+              <w:rPr>
+                <w:noProof/>
+              </w:rPr>
+              <w:t> </w:t>
+            </w:r>
+            <w:r>
+              <w:fldChar w:fldCharType="end"/>
+            </w:r>
+          </w:p>
+        </w:tc>
+      </w:tr>
+    </w:tbl>
+    <w:p>
+      <w:pPr>
+        <w:pStyle w:val="Heading4"/>
+      </w:pPr>
+    </w:p>
+    <w:p>
+      <w:pPr>
+        <w:pStyle w:val="Heading4"/>
+      </w:pPr>
+    </w:p>
+    <w:tbl>
+      <w:tblPr>
+        <w:tblStyle w:val="TableGrid"/>
+        <w:tblpPr w:leftFromText="180" w:rightFromText="180" w:vertAnchor="text" w:horzAnchor="page" w:tblpX="3276" w:tblpY="59"/>
+        <w:tblW w:w="3767" w:type="dxa"/>
+        <w:tblLook w:val="04A0" w:firstRow="1" w:lastRow="0" w:firstColumn="1" w:lastColumn="0" w:noHBand="0" w:noVBand="1"/>
+      </w:tblPr>
+      <w:tblGrid>
+        <w:gridCol w:w="3767"/>
+      </w:tblGrid>
+      <w:tr>
+        <w:trPr>
+          <w:trHeight w:val="490"/>
+        </w:trPr>
+        <w:tc>
+          <w:tcPr>
+            <w:tcW w:w="3767" w:type="dxa"/>
+            <w:shd w:val="clear" w:color="auto" w:fill="FFFFFF" w:themeFill="background1"/>
+          </w:tcPr>
+          <w:p>
+            <w:pPr>
+              <w:pStyle w:val="Heading2"/>
+            </w:pPr>
+            <w:r>
+              <w:fldChar w:fldCharType="begin">
+                <w:ffData>
+                  <w:name w:val="Text6"/>
+                  <w:enabled/>
+                  <w:calcOnExit w:val="0"/>
+                  <w:textInput/>
+                </w:ffData>
+              </w:fldChar>
+            </w:r>
+            <w:r>
+              <w:instrText xml:space="preserve"> FORMTEXT </w:instrText>
+            </w:r>
+            <w:r>
+              <w:fldChar w:fldCharType="separate"/>
+            </w:r>
+            <w:r>
+              <w:rPr>
+                <w:noProof/>
+              </w:rPr>
+              <w:t> </w:t>
+            </w:r>
+            <w:r>
+              <w:rPr>
+                <w:noProof/>
+              </w:rPr>
+              <w:t> </w:t>
+            </w:r>
+            <w:r>
+              <w:rPr>
+                <w:noProof/>
+              </w:rPr>
+              <w:t> </w:t>
+            </w:r>
+            <w:r>
+              <w:rPr>
+                <w:noProof/>
+              </w:rPr>
+              <w:t> </w:t>
+            </w:r>
+            <w:r>
+              <w:rPr>
+                <w:noProof/>
+              </w:rPr>
+              <w:t> </w:t>
+            </w:r>
+            <w:r>
+              <w:fldChar w:fldCharType="end"/>
+            </w:r>
+          </w:p>
+        </w:tc>
+      </w:tr>
+    </w:tbl>
+    <w:tbl>
+      <w:tblPr>
+        <w:tblStyle w:val="TableGrid"/>
+        <w:tblpPr w:leftFromText="180" w:rightFromText="180" w:vertAnchor="text" w:horzAnchor="margin" w:tblpXSpec="right" w:tblpY="59"/>
+        <w:tblW w:w="3767" w:type="dxa"/>
+        <w:tblLook w:val="04A0" w:firstRow="1" w:lastRow="0" w:firstColumn="1" w:lastColumn="0" w:noHBand="0" w:noVBand="1"/>
+      </w:tblPr>
+      <w:tblGrid>
+        <w:gridCol w:w="3767"/>
+      </w:tblGrid>
+      <w:tr>
+        <w:trPr>
+          <w:trHeight w:val="490"/>
+        </w:trPr>
+        <w:tc>
+          <w:tcPr>
+            <w:tcW w:w="3767" w:type="dxa"/>
+            <w:shd w:val="clear" w:color="auto" w:fill="FFFFFF" w:themeFill="background1"/>
+          </w:tcPr>
+          <w:p>
+            <w:pPr>
+              <w:pStyle w:val="Heading2"/>
+            </w:pPr>
+            <w:r>
+              <w:fldChar w:fldCharType="begin">
+                <w:ffData>
+                  <w:name w:val="Text6"/>
+                  <w:enabled/>
+                  <w:calcOnExit w:val="0"/>
+                  <w:textInput/>
+                </w:ffData>
+              </w:fldChar>
+            </w:r>
+            <w:r>
+              <w:instrText xml:space="preserve"> FORMTEXT </w:instrText>
+            </w:r>
+            <w:r>
+              <w:fldChar w:fldCharType="separate"/>
+            </w:r>
+            <w:r>
+              <w:rPr>
+                <w:noProof/>
+              </w:rPr>
+              <w:t> </w:t>
+            </w:r>
+            <w:r>
+              <w:rPr>
+                <w:noProof/>
+              </w:rPr>
+              <w:t> </w:t>
+            </w:r>
+            <w:r>
+              <w:rPr>
+                <w:noProof/>
+              </w:rPr>
+              <w:t> </w:t>
+            </w:r>
+            <w:r>
+              <w:rPr>
+                <w:noProof/>
+              </w:rPr>
+              <w:t> </w:t>
+            </w:r>
+            <w:r>
+              <w:rPr>
+                <w:noProof/>
+              </w:rPr>
+              <w:t> </w:t>
+            </w:r>
+            <w:r>
+              <w:fldChar w:fldCharType="end"/>
+            </w:r>
+          </w:p>
+        </w:tc>
+      </w:tr>
+    </w:tbl>
+    <w:p>
+      <w:pPr>
+        <w:pStyle w:val="Heading4"/>
+      </w:pPr>
+    </w:p>
+    <w:p>
+      <w:pPr>
+        <w:pStyle w:val="Heading4"/>
+      </w:pPr>
+    </w:p>
+    <w:tbl>
+      <w:tblPr>
+        <w:tblStyle w:val="TableGrid"/>
+        <w:tblpPr w:leftFromText="180" w:rightFromText="180" w:vertAnchor="text" w:horzAnchor="page" w:tblpX="3247" w:tblpY="1"/>
+        <w:tblW w:w="3767" w:type="dxa"/>
+        <w:tblLook w:val="04A0" w:firstRow="1" w:lastRow="0" w:firstColumn="1" w:lastColumn="0" w:noHBand="0" w:noVBand="1"/>
+      </w:tblPr>
+      <w:tblGrid>
+        <w:gridCol w:w="3767"/>
+      </w:tblGrid>
+      <w:tr>
+        <w:trPr>
+          <w:trHeight w:val="490"/>
+        </w:trPr>
+        <w:tc>
+          <w:tcPr>
+            <w:tcW w:w="3767" w:type="dxa"/>
+            <w:shd w:val="clear" w:color="auto" w:fill="FFFFFF" w:themeFill="background1"/>
+          </w:tcPr>
+          <w:p>
+            <w:pPr>
+              <w:pStyle w:val="Heading2"/>
+            </w:pPr>
+            <w:r>
+              <w:fldChar w:fldCharType="begin">
+                <w:ffData>
+                  <w:name w:val="Text6"/>
+                  <w:enabled/>
+                  <w:calcOnExit w:val="0"/>
+                  <w:textInput/>
+                </w:ffData>
+              </w:fldChar>
+            </w:r>
+            <w:r>
+              <w:instrText xml:space="preserve"> FORMTEXT </w:instrText>
+            </w:r>
+            <w:r>
+              <w:fldChar w:fldCharType="separate"/>
+            </w:r>
+            <w:r>
+              <w:rPr>
+                <w:noProof/>
+              </w:rPr>
+              <w:t> </w:t>
+            </w:r>
+            <w:r>
+              <w:rPr>
+                <w:noProof/>
+              </w:rPr>
+              <w:t> </w:t>
+            </w:r>
+            <w:r>
+              <w:rPr>
+                <w:noProof/>
+              </w:rPr>
+              <w:t> </w:t>
+            </w:r>
+            <w:r>
+              <w:rPr>
+                <w:noProof/>
+              </w:rPr>
+              <w:t> </w:t>
+            </w:r>
+            <w:r>
+              <w:rPr>
+                <w:noProof/>
+              </w:rPr>
+              <w:t> </w:t>
+            </w:r>
+            <w:r>
+              <w:fldChar w:fldCharType="end"/>
+            </w:r>
+          </w:p>
+        </w:tc>
+      </w:tr>
+    </w:tbl>
+    <w:tbl>
+      <w:tblPr>
+        <w:tblStyle w:val="TableGrid"/>
+        <w:tblpPr w:leftFromText="180" w:rightFromText="180" w:vertAnchor="text" w:horzAnchor="margin" w:tblpXSpec="right" w:tblpY="1"/>
+        <w:tblW w:w="3767" w:type="dxa"/>
+        <w:tblLook w:val="04A0" w:firstRow="1" w:lastRow="0" w:firstColumn="1" w:lastColumn="0" w:noHBand="0" w:noVBand="1"/>
+      </w:tblPr>
+      <w:tblGrid>
+        <w:gridCol w:w="3767"/>
+      </w:tblGrid>
+      <w:tr>
+        <w:trPr>
+          <w:trHeight w:val="490"/>
+        </w:trPr>
+        <w:tc>
+          <w:tcPr>
+            <w:tcW w:w="3767" w:type="dxa"/>
+            <w:shd w:val="clear" w:color="auto" w:fill="FFFFFF" w:themeFill="background1"/>
+          </w:tcPr>
+          <w:p>
+            <w:pPr>
+              <w:pStyle w:val="Heading2"/>
+            </w:pPr>
+            <w:r>
+              <w:fldChar w:fldCharType="begin">
+                <w:ffData>
+                  <w:name w:val="Text6"/>
+                  <w:enabled/>
+                  <w:calcOnExit w:val="0"/>
+                  <w:textInput/>
+                </w:ffData>
+              </w:fldChar>
+            </w:r>
+            <w:r>
+              <w:instrText xml:space="preserve"> FORMTEXT </w:instrText>
+            </w:r>
+            <w:r>
+              <w:fldChar w:fldCharType="separate"/>
+            </w:r>
+            <w:r>
+              <w:rPr>
+                <w:noProof/>
+              </w:rPr>
+              <w:t> </w:t>
+            </w:r>
+            <w:r>
+              <w:rPr>
+                <w:noProof/>
+              </w:rPr>
+              <w:t> </w:t>
+            </w:r>
+            <w:r>
+              <w:rPr>
+                <w:noProof/>
+              </w:rPr>
+              <w:t> </w:t>
+            </w:r>
+            <w:r>
+              <w:rPr>
+                <w:noProof/>
+              </w:rPr>
+              <w:t> </w:t>
+            </w:r>
+            <w:r>
+              <w:rPr>
+                <w:noProof/>
+              </w:rPr>
+              <w:t> </w:t>
+            </w:r>
+            <w:r>
+              <w:fldChar w:fldCharType="end"/>
+            </w:r>
+          </w:p>
+        </w:tc>
+      </w:tr>
+    </w:tbl>
+    <w:p>
+      <w:pPr>
+        <w:pStyle w:val="Heading4"/>
+      </w:pPr>
+    </w:p>
+    <w:p>
+      <w:pPr>
+        <w:pStyle w:val="Heading4"/>
+      </w:pPr>
+    </w:p>
+    <w:p>
+      <w:pPr>
+        <w:pStyle w:val="Heading4"/>
+      </w:pPr>
+      <w:r>
+        <w:rPr>
+          <w:noProof/>
+        </w:rPr>
+        <mc:AlternateContent>
+          <mc:Choice Requires="wps">
+            <w:drawing>
+              <wp:anchor distT="0" distB="0" distL="114300" distR="114300" simplePos="0" relativeHeight="251928064" behindDoc="0" locked="0" layoutInCell="1" allowOverlap="1" wp14:anchorId="078F5D8D" wp14:editId="4D00D8DC">
+                <wp:simplePos x="0" y="0"/>
+                <wp:positionH relativeFrom="column">
+                  <wp:posOffset>-188259</wp:posOffset>
+                </wp:positionH>
+                <wp:positionV relativeFrom="page">
+                  <wp:posOffset>3630707</wp:posOffset>
+                </wp:positionV>
+                <wp:extent cx="6956611" cy="1909482"/>
+                <wp:effectExtent l="0" t="0" r="0" b="0"/>
+                <wp:wrapNone/>
+                <wp:docPr id="1134853813" name="Text Box 85"/>
+                <wp:cNvGraphicFramePr/>
+                <a:graphic xmlns:a="http://schemas.openxmlformats.org/drawingml/2006/main">
+                  <a:graphicData uri="http://schemas.microsoft.com/office/word/2010/wordprocessingShape">
+                    <wps:wsp>
+                      <wps:cNvSpPr txBox="1"/>
+                      <wps:spPr>
+                        <a:xfrm>
+                          <a:off x="0" y="0"/>
+                          <a:ext cx="6956611" cy="1909482"/>
+                        </a:xfrm>
+                        <a:prstGeom prst="rect">
+                          <a:avLst/>
+                        </a:prstGeom>
+                        <a:noFill/>
+                        <a:ln w="6350">
+                          <a:noFill/>
+                        </a:ln>
+                      </wps:spPr>
+                      <wps:txbx>
+                        <w:txbxContent>
+                          <w:p>
+                            <w:pPr>
+                              <w:pStyle w:val="NormalWeb"/>
+                            </w:pPr>
+                            <w:r>
+                              <w:rPr>
+                                <w:rFonts w:ascii="Avenir Next Demi Bold" w:hAnsi="Avenir Next Demi Bold"/>
+                                <w:b/>
+                                <w:bCs/>
+                                <w:color w:val="C61E5D"/>
+                                <w:sz w:val="32"/>
+                                <w:szCs w:val="32"/>
+                              </w:rPr>
+                              <w:t>Safeguarding</w:t>
+                            </w:r>
+                            <w:r>
+                              <w:rPr>
+                                <w:rFonts w:ascii="Avenir Next Demi Bold" w:hAnsi="Avenir Next Demi Bold"/>
+                                <w:b/>
+                                <w:bCs/>
+                                <w:color w:val="C61E5D"/>
+                                <w:sz w:val="26"/>
+                                <w:szCs w:val="26"/>
+                              </w:rPr>
+                              <w:br/>
+                            </w:r>
+                            <w:r>
+                              <w:rPr>
+                                <w:rFonts w:ascii="Avenir Next Medium" w:hAnsi="Avenir Next Medium"/>
+                                <w:color w:val="C61E5D"/>
+                                <w:sz w:val="26"/>
+                                <w:szCs w:val="26"/>
+                              </w:rPr>
+                              <w:br/>
+                            </w:r>
+                            <w:r>
+                              <w:rPr>
+                                <w:rFonts w:ascii="Avenir Next Demi Bold" w:hAnsi="Avenir Next Demi Bold"/>
+                                <w:b/>
+                                <w:bCs/>
+                              </w:rPr>
+                              <w:t>Appointment to this role will be subject to satisfactory references, identity checks and an Enhanced DBS check.</w:t>
+                            </w:r>
+                            <w:r>
+                              <w:rPr>
+                                <w:rFonts w:ascii="Avenir Next Demi Bold" w:hAnsi="Avenir Next Demi Bold"/>
+                                <w:b/>
+                                <w:bCs/>
+                              </w:rPr>
+                              <w:br/>
+                            </w:r>
+                            <w:r>
+                              <w:rPr>
+                                <w:rFonts w:ascii="Avenir Next Demi Bold" w:hAnsi="Avenir Next Demi Bold"/>
+                                <w:b/>
+                                <w:bCs/>
+                                <w:sz w:val="28"/>
+                                <w:szCs w:val="28"/>
+                              </w:rPr>
+                              <w:br/>
+                            </w:r>
+                            <w:r>
+                              <w:rPr>
+                                <w:rFonts w:ascii="Avenir Next Demi Bold" w:hAnsi="Avenir Next Demi Bold"/>
+                                <w:b/>
+                                <w:bCs/>
+                              </w:rPr>
+                              <w:t>Have you ever been cautioned, convicted of a criminal offence, or are you currently subject to any investigation that may affect your suitability to work with children, young people or vulnerable adults?</w:t>
+                            </w:r>
+                            <w:r>
+                              <w:rPr>
+                                <w:rFonts w:ascii="Avenir Next Medium" w:hAnsi="Avenir Next Medium"/>
+                                <w:sz w:val="28"/>
+                                <w:szCs w:val="28"/>
+                              </w:rPr>
+                              <w:br/>
+                            </w:r>
+                            <w:r>
+                              <w:rPr>
+                                <w:rFonts w:ascii="Avenir Next Medium" w:hAnsi="Avenir Next Medium"/>
+                                <w:sz w:val="28"/>
+                                <w:szCs w:val="28"/>
+                              </w:rPr>
+                              <w:br/>
+                            </w:r>
+                          </w:p>
+                          <w:p/>
+                        </w:txbxContent>
+                      </wps:txbx>
+                      <wps:bodyPr rot="0" spcFirstLastPara="0" vertOverflow="overflow" horzOverflow="overflow" vert="horz" wrap="square" lIns="91440" tIns="45720" rIns="91440" bIns="45720" numCol="1" spcCol="0" rtlCol="0" fromWordArt="0" anchor="t" anchorCtr="0" forceAA="0" compatLnSpc="1">
+                        <a:prstTxWarp prst="textNoShape">
+                          <a:avLst/>
+                        </a:prstTxWarp>
+                        <a:noAutofit/>
+                      </wps:bodyPr>
+                    </wps:wsp>
+                  </a:graphicData>
+                </a:graphic>
+                <wp14:sizeRelH relativeFrom="margin">
+                  <wp14:pctWidth>0</wp14:pctWidth>
+                </wp14:sizeRelH>
+                <wp14:sizeRelV relativeFrom="margin">
+                  <wp14:pctHeight>0</wp14:pctHeight>
+                </wp14:sizeRelV>
+              </wp:anchor>
+            </w:drawing>
+          </mc:Choice>
+          <mc:Fallback>
+            <w:pict>
+              <v:shape w14:anchorId="078F5D8D" id="_x0000_s1033" type="#_x0000_t202" style="position:absolute;margin-left:-14.8pt;margin-top:285.9pt;width:547.75pt;height:150.35pt;z-index:251928064;visibility:visible;mso-wrap-style:square;mso-width-percent:0;mso-height-percent:0;mso-wrap-distance-left:9pt;mso-wrap-distance-top:0;mso-wrap-distance-right:9pt;mso-wrap-distance-bottom:0;mso-position-horizontal:absolute;mso-position-horizontal-relative:text;mso-position-vertical:absolute;mso-position-vertical-relative:page;mso-width-percent:0;mso-height-percent:0;mso-width-relative:margin;mso-height-relative:margin;v-text-anchor:top" o:gfxdata="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" filled="f" stroked="f" strokeweight=".5pt">
+                <v:textbox>
+                  <w:txbxContent>
+                    <w:p>
+                      <w:pPr>
+                        <w:pStyle w:val="NormalWeb"/>
+                      </w:pPr>
+                      <w:r>
+                        <w:rPr>
+                          <w:rFonts w:ascii="Avenir Next Demi Bold" w:hAnsi="Avenir Next Demi Bold"/>
+                          <w:b/>
+                          <w:bCs/>
+                          <w:color w:val="C61E5D"/>
+                          <w:sz w:val="32"/>
+                          <w:szCs w:val="32"/>
+                        </w:rPr>
+                        <w:t>Safeguarding</w:t>
+                      </w:r>
+                      <w:r>
+                        <w:rPr>
+                          <w:rFonts w:ascii="Avenir Next Demi Bold" w:hAnsi="Avenir Next Demi Bold"/>
+                          <w:b/>
+                          <w:bCs/>
+                          <w:color w:val="C61E5D"/>
+                          <w:sz w:val="26"/>
+                          <w:szCs w:val="26"/>
+                        </w:rPr>
+                        <w:br/>
+                      </w:r>
+                      <w:r>
+                        <w:rPr>
+                          <w:rFonts w:ascii="Avenir Next Medium" w:hAnsi="Avenir Next Medium"/>
+                          <w:color w:val="C61E5D"/>
+                          <w:sz w:val="26"/>
+                          <w:szCs w:val="26"/>
+                        </w:rPr>
+                        <w:br/>
+                      </w:r>
+                      <w:r>
+                        <w:rPr>
+                          <w:rFonts w:ascii="Avenir Next Demi Bold" w:hAnsi="Avenir Next Demi Bold"/>
+                          <w:b/>
+                          <w:bCs/>
+                        </w:rPr>
+                        <w:t>Appointment to this role will be subject to satisfactory references, identity checks and an Enhanced DBS check.</w:t>
+                      </w:r>
+                      <w:r>
+                        <w:rPr>
+                          <w:rFonts w:ascii="Avenir Next Demi Bold" w:hAnsi="Avenir Next Demi Bold"/>
+                          <w:b/>
+                          <w:bCs/>
+                        </w:rPr>
+                        <w:br/>
+                      </w:r>
+                      <w:r>
+                        <w:rPr>
+                          <w:rFonts w:ascii="Avenir Next Demi Bold" w:hAnsi="Avenir Next Demi Bold"/>
+                          <w:b/>
+                          <w:bCs/>
+                          <w:sz w:val="28"/>
+                          <w:szCs w:val="28"/>
+                        </w:rPr>
+                        <w:br/>
+                      </w:r>
+                      <w:r>
+                        <w:rPr>
+                          <w:rFonts w:ascii="Avenir Next Demi Bold" w:hAnsi="Avenir Next Demi Bold"/>
+                          <w:b/>
+                          <w:bCs/>
+                        </w:rPr>
+                        <w:t>Have you ever been cautioned, convicted of a criminal offence, or are you currently subject to any investigation that may affect your suitability to work with children, young people or vulnerable adults?</w:t>
+                      </w:r>
+                      <w:r>
+                        <w:rPr>
+                          <w:rFonts w:ascii="Avenir Next Medium" w:hAnsi="Avenir Next Medium"/>
+                          <w:sz w:val="28"/>
+                          <w:szCs w:val="28"/>
+                        </w:rPr>
+                        <w:br/>
+                      </w:r>
+                      <w:r>
+                        <w:rPr>
+                          <w:rFonts w:ascii="Avenir Next Medium" w:hAnsi="Avenir Next Medium"/>
+                          <w:sz w:val="28"/>
+                          <w:szCs w:val="28"/>
+                        </w:rPr>
+                        <w:br/>
+                      </w:r>
+                    </w:p>
+                    <w:p/>
+                  </w:txbxContent>
+                </v:textbox>
+                <w10:wrap anchory="page"/>
+              </v:shape>
+            </w:pict>
+          </mc:Fallback>
+        </mc:AlternateContent>
+      </w:r>
+    </w:p>
+    <w:p>
+      <w:pPr>
+        <w:pStyle w:val="Heading4"/>
+      </w:pPr>
+    </w:p>
+    <w:p>
+      <w:pPr>
+        <w:pStyle w:val="Heading4"/>
+      </w:pPr>
+    </w:p>
+    <w:p>
+      <w:pPr>
+        <w:pStyle w:val="Heading4"/>
+      </w:pPr>
+    </w:p>
+    <w:p>
+      <w:pPr>
+        <w:pStyle w:val="Heading4"/>
+      </w:pPr>
+    </w:p>
+    <w:p>
+      <w:pPr>
+        <w:pStyle w:val="Heading4"/>
+      </w:pPr>
+    </w:p>
+    <w:p>
+      <w:pPr>
+        <w:pStyle w:val="Heading4"/>
+      </w:pPr>
+    </w:p>
+    <w:p>
+      <w:pPr>
+        <w:pStyle w:val="Heading4"/>
+      </w:pPr>
+    </w:p>
+    <w:p>
+      <w:pPr>
+        <w:pStyle w:val="Heading4"/>
+      </w:pPr>
+    </w:p>
+    <w:tbl>
+      <w:tblPr>
+        <w:tblStyle w:val="TableGrid"/>
+        <w:tblpPr w:leftFromText="180" w:rightFromText="180" w:vertAnchor="text" w:horzAnchor="page" w:tblpX="3332" w:tblpY="206"/>
+        <w:tblW w:w="0" w:type="auto"/>
+        <w:tblLook w:val="04A0" w:firstRow="1" w:lastRow="0" w:firstColumn="1" w:lastColumn="0" w:noHBand="0" w:noVBand="1"/>
+      </w:tblPr>
+      <w:tblGrid>
+        <w:gridCol w:w="4161"/>
+      </w:tblGrid>
+      <w:tr>
+        <w:trPr>
+          <w:trHeight w:val="664"/>
+        </w:trPr>
+        <w:tc>
+          <w:tcPr>
+            <w:tcW w:w="4161" w:type="dxa"/>
             <w:tcBorders>
               <w:top w:val="nil"/>
               <w:left w:val="nil"/>
@@ -2304,58 +4213,289 @@
             <w:pPr>
               <w:pStyle w:val="Heading2"/>
             </w:pPr>
-          </w:p>
-        </w:tc>
-        <w:tc>
-          <w:tcPr>
-            <w:tcW w:w="3231" w:type="dxa"/>
-            <w:tcBorders>
-              <w:top w:val="single" w:sz="4" w:space="0" w:color="auto"/>
-              <w:left w:val="nil"/>
-              <w:bottom w:val="single" w:sz="4" w:space="0" w:color="auto"/>
-              <w:right w:val="nil"/>
-            </w:tcBorders>
-          </w:tcPr>
-          <w:p>
-            <w:pPr>
-              <w:pStyle w:val="Heading2"/>
-            </w:pPr>
+            <w:r>
+              <w:rPr>
+                <w:noProof/>
+              </w:rPr>
+              <mc:AlternateContent>
+                <mc:Choice Requires="wps">
+                  <w:drawing>
+                    <wp:anchor distT="0" distB="0" distL="114300" distR="114300" simplePos="0" relativeHeight="251936256" behindDoc="0" locked="0" layoutInCell="1" allowOverlap="1" wp14:anchorId="47D5DEF6" wp14:editId="516A241A">
+                      <wp:simplePos x="0" y="0"/>
+                      <wp:positionH relativeFrom="column">
+                        <wp:posOffset>-1914264</wp:posOffset>
+                      </wp:positionH>
+                      <wp:positionV relativeFrom="page">
+                        <wp:posOffset>348615</wp:posOffset>
+                      </wp:positionV>
+                      <wp:extent cx="6956425" cy="403412"/>
+                      <wp:effectExtent l="0" t="0" r="0" b="0"/>
+                      <wp:wrapNone/>
+                      <wp:docPr id="279788763" name="Text Box 85"/>
+                      <wp:cNvGraphicFramePr/>
+                      <a:graphic xmlns:a="http://schemas.openxmlformats.org/drawingml/2006/main">
+                        <a:graphicData uri="http://schemas.microsoft.com/office/word/2010/wordprocessingShape">
+                          <wps:wsp>
+                            <wps:cNvSpPr txBox="1"/>
+                            <wps:spPr>
+                              <a:xfrm>
+                                <a:off x="0" y="0"/>
+                                <a:ext cx="6956425" cy="403412"/>
+                              </a:xfrm>
+                              <a:prstGeom prst="rect">
+                                <a:avLst/>
+                              </a:prstGeom>
+                              <a:noFill/>
+                              <a:ln w="6350">
+                                <a:noFill/>
+                              </a:ln>
+                            </wps:spPr>
+                            <wps:txbx>
+                              <w:txbxContent>
+                                <w:p>
+                                  <w:pPr>
+                                    <w:rPr>
+                                      <w:rFonts w:ascii="Avenir Next Demi Bold" w:hAnsi="Avenir Next Demi Bold"/>
+                                      <w:b/>
+                                      <w:bCs/>
+                                      <w:sz w:val="26"/>
+                                      <w:szCs w:val="26"/>
+                                    </w:rPr>
+                                  </w:pPr>
+                                  <w:r>
+                                    <w:rPr>
+                                      <w:rFonts w:ascii="Avenir Next Demi Bold" w:hAnsi="Avenir Next Demi Bold"/>
+                                      <w:b/>
+                                      <w:bCs/>
+                                    </w:rPr>
+                                    <w:t>If yes, please provide details</w:t>
+                                  </w:r>
+                                  <w:r>
+                                    <w:rPr>
+                                      <w:rFonts w:ascii="Avenir Next Demi Bold" w:hAnsi="Avenir Next Demi Bold"/>
+                                      <w:b/>
+                                      <w:bCs/>
+                                      <w:sz w:val="28"/>
+                                      <w:szCs w:val="28"/>
+                                    </w:rPr>
+                                    <w:br/>
+                                  </w:r>
+                                  <w:r>
+                                    <w:rPr>
+                                      <w:rFonts w:ascii="Avenir Next Demi Bold" w:hAnsi="Avenir Next Demi Bold"/>
+                                      <w:b/>
+                                      <w:bCs/>
+                                      <w:sz w:val="28"/>
+                                      <w:szCs w:val="28"/>
+                                    </w:rPr>
+                                    <w:br/>
+                                  </w:r>
+                                  <w:r>
+                                    <w:rPr>
+                                      <w:rFonts w:ascii="Avenir Next Demi Bold" w:hAnsi="Avenir Next Demi Bold"/>
+                                      <w:b/>
+                                      <w:bCs/>
+                                      <w:sz w:val="28"/>
+                                      <w:szCs w:val="28"/>
+                                    </w:rPr>
+                                    <w:br/>
+                                  </w:r>
+                                </w:p>
+                                <w:p/>
+                              </w:txbxContent>
+                            </wps:txbx>
+                            <wps:bodyPr rot="0" spcFirstLastPara="0" vertOverflow="overflow" horzOverflow="overflow" vert="horz" wrap="square" lIns="91440" tIns="45720" rIns="91440" bIns="45720" numCol="1" spcCol="0" rtlCol="0" fromWordArt="0" anchor="t" anchorCtr="0" forceAA="0" compatLnSpc="1">
+                              <a:prstTxWarp prst="textNoShape">
+                                <a:avLst/>
+                              </a:prstTxWarp>
+                              <a:noAutofit/>
+                            </wps:bodyPr>
+                          </wps:wsp>
+                        </a:graphicData>
+                      </a:graphic>
+                      <wp14:sizeRelH relativeFrom="margin">
+                        <wp14:pctWidth>0</wp14:pctWidth>
+                      </wp14:sizeRelH>
+                      <wp14:sizeRelV relativeFrom="margin">
+                        <wp14:pctHeight>0</wp14:pctHeight>
+                      </wp14:sizeRelV>
+                    </wp:anchor>
+                  </w:drawing>
+                </mc:Choice>
+                <mc:Fallback>
+                  <w:pict>
+                    <v:shape w14:anchorId="47D5DEF6" id="_x0000_s1034" type="#_x0000_t202" style="position:absolute;margin-left:-150.75pt;margin-top:27.45pt;width:547.75pt;height:31.75pt;z-index:251936256;visibility:visible;mso-wrap-style:square;mso-width-percent:0;mso-height-percent:0;mso-wrap-distance-left:9pt;mso-wrap-distance-top:0;mso-wrap-distance-right:9pt;mso-wrap-distance-bottom:0;mso-position-horizontal:absolute;mso-position-horizontal-relative:text;mso-position-vertical:absolute;mso-position-vertical-relative:page;mso-width-percent:0;mso-height-percent:0;mso-width-relative:margin;mso-height-relative:margin;v-text-anchor:top" o:gfxdata="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" filled="f" stroked="f" strokeweight=".5pt">
+                      <v:textbox>
+                        <w:txbxContent>
+                          <w:p>
+                            <w:pPr>
+                              <w:rPr>
+                                <w:rFonts w:ascii="Avenir Next Demi Bold" w:hAnsi="Avenir Next Demi Bold"/>
+                                <w:b/>
+                                <w:bCs/>
+                                <w:sz w:val="26"/>
+                                <w:szCs w:val="26"/>
+                              </w:rPr>
+                            </w:pPr>
+                            <w:r>
+                              <w:rPr>
+                                <w:rFonts w:ascii="Avenir Next Demi Bold" w:hAnsi="Avenir Next Demi Bold"/>
+                                <w:b/>
+                                <w:bCs/>
+                              </w:rPr>
+                              <w:t>If yes, please provide details</w:t>
+                            </w:r>
+                            <w:r>
+                              <w:rPr>
+                                <w:rFonts w:ascii="Avenir Next Demi Bold" w:hAnsi="Avenir Next Demi Bold"/>
+                                <w:b/>
+                                <w:bCs/>
+                                <w:sz w:val="28"/>
+                                <w:szCs w:val="28"/>
+                              </w:rPr>
+                              <w:br/>
+                            </w:r>
+                            <w:r>
+                              <w:rPr>
+                                <w:rFonts w:ascii="Avenir Next Demi Bold" w:hAnsi="Avenir Next Demi Bold"/>
+                                <w:b/>
+                                <w:bCs/>
+                                <w:sz w:val="28"/>
+                                <w:szCs w:val="28"/>
+                              </w:rPr>
+                              <w:br/>
+                            </w:r>
+                            <w:r>
+                              <w:rPr>
+                                <w:rFonts w:ascii="Avenir Next Demi Bold" w:hAnsi="Avenir Next Demi Bold"/>
+                                <w:b/>
+                                <w:bCs/>
+                                <w:sz w:val="28"/>
+                                <w:szCs w:val="28"/>
+                              </w:rPr>
+                              <w:br/>
+                            </w:r>
+                          </w:p>
+                          <w:p/>
+                        </w:txbxContent>
+                      </v:textbox>
+                      <w10:wrap anchory="page"/>
+                    </v:shape>
+                  </w:pict>
+                </mc:Fallback>
+              </mc:AlternateContent>
+            </w:r>
+            <w:r>
+              <w:fldChar w:fldCharType="begin">
+                <w:ffData>
+                  <w:name w:val="Check1"/>
+                  <w:enabled/>
+                  <w:calcOnExit w:val="0"/>
+                  <w:checkBox>
+                    <w:sizeAuto/>
+                    <w:default w:val="0"/>
+                  </w:checkBox>
+                </w:ffData>
+              </w:fldChar>
+            </w:r>
+            <w:r>
+              <w:instrText xml:space="preserve"> FORMCHECKBOX </w:instrText>
+            </w:r>
+            <w:r>
+              <w:fldChar w:fldCharType="separate"/>
+            </w:r>
+            <w:r>
+              <w:fldChar w:fldCharType="end"/>
+            </w:r>
+            <w:r>
+              <w:rPr>
+                <w:rFonts w:ascii="Avenir Next Demi Bold" w:hAnsi="Avenir Next Demi Bold"/>
+                <w:sz w:val="28"/>
+                <w:szCs w:val="28"/>
+              </w:rPr>
+              <w:t>Yes.</w:t>
+            </w:r>
+            <w:r>
+              <w:rPr>
+                <w:sz w:val="28"/>
+                <w:szCs w:val="28"/>
+              </w:rPr>
+              <w:t xml:space="preserve">    </w:t>
+            </w:r>
+            <w:r>
+              <w:fldChar w:fldCharType="begin">
+                <w:ffData>
+                  <w:name w:val="Check2"/>
+                  <w:enabled/>
+                  <w:calcOnExit w:val="0"/>
+                  <w:checkBox>
+                    <w:sizeAuto/>
+                    <w:default w:val="0"/>
+                  </w:checkBox>
+                </w:ffData>
+              </w:fldChar>
+            </w:r>
+            <w:r>
+              <w:instrText xml:space="preserve"> FORMCHECKBOX </w:instrText>
+            </w:r>
+            <w:r>
+              <w:fldChar w:fldCharType="separate"/>
+            </w:r>
+            <w:r>
+              <w:fldChar w:fldCharType="end"/>
+            </w:r>
+            <w:r>
+              <w:t xml:space="preserve">  </w:t>
+            </w:r>
+            <w:r>
+              <w:rPr>
+                <w:rFonts w:ascii="Avenir Next Demi Bold" w:hAnsi="Avenir Next Demi Bold"/>
+                <w:sz w:val="28"/>
+                <w:szCs w:val="28"/>
+              </w:rPr>
+              <w:t>No</w:t>
+            </w:r>
           </w:p>
         </w:tc>
       </w:tr>
+    </w:tbl>
+    <w:p>
+      <w:pPr>
+        <w:pStyle w:val="Heading4"/>
+      </w:pPr>
+    </w:p>
+    <w:p>
+      <w:pPr>
+        <w:pStyle w:val="Heading4"/>
+      </w:pPr>
+    </w:p>
+    <w:p>
+      <w:pPr>
+        <w:pStyle w:val="Heading4"/>
+      </w:pPr>
+    </w:p>
+    <w:p>
+      <w:pPr>
+        <w:pStyle w:val="Heading4"/>
+      </w:pPr>
+    </w:p>
+    <w:tbl>
+      <w:tblPr>
+        <w:tblStyle w:val="TableGrid"/>
+        <w:tblpPr w:leftFromText="180" w:rightFromText="180" w:vertAnchor="text" w:horzAnchor="margin" w:tblpY="31"/>
+        <w:tblW w:w="9509" w:type="dxa"/>
+        <w:tblLook w:val="04A0" w:firstRow="1" w:lastRow="0" w:firstColumn="1" w:lastColumn="0" w:noHBand="0" w:noVBand="1"/>
+      </w:tblPr>
+      <w:tblGrid>
+        <w:gridCol w:w="9509"/>
+      </w:tblGrid>
       <w:tr>
+        <w:trPr>
+          <w:trHeight w:val="449"/>
+        </w:trPr>
         <w:tc>
           <w:tcPr>
-            <w:tcW w:w="3219" w:type="dxa"/>
-            <w:tcBorders>
-              <w:top w:val="nil"/>
-              <w:left w:val="nil"/>
-              <w:bottom w:val="nil"/>
-              <w:right w:val="single" w:sz="4" w:space="0" w:color="auto"/>
-            </w:tcBorders>
-          </w:tcPr>
-          <w:p>
-            <w:pPr>
-              <w:pStyle w:val="Heading2"/>
-            </w:pPr>
-            <w:r>
-              <w:rPr>
-                <w:rFonts w:ascii="Avenir Next Medium" w:hAnsi="Avenir Next Medium"/>
-                <w:sz w:val="28"/>
-                <w:szCs w:val="28"/>
-              </w:rPr>
-              <w:t>Email address:</w:t>
-            </w:r>
-          </w:p>
-        </w:tc>
-        <w:tc>
-          <w:tcPr>
-            <w:tcW w:w="3160" w:type="dxa"/>
-            <w:tcBorders>
-              <w:top w:val="single" w:sz="4" w:space="0" w:color="auto"/>
-              <w:left w:val="single" w:sz="4" w:space="0" w:color="auto"/>
-              <w:bottom w:val="single" w:sz="4" w:space="0" w:color="auto"/>
-            </w:tcBorders>
+            <w:tcW w:w="9509" w:type="dxa"/>
             <w:shd w:val="clear" w:color="auto" w:fill="FFFFFF" w:themeFill="background1"/>
           </w:tcPr>
           <w:p>
@@ -2365,14 +4505,13 @@
             <w:r>
               <w:fldChar w:fldCharType="begin">
                 <w:ffData>
-                  <w:name w:val="Text16"/>
+                  <w:name w:val="Text6"/>
                   <w:enabled/>
                   <w:calcOnExit w:val="0"/>
                   <w:textInput/>
                 </w:ffData>
               </w:fldChar>
             </w:r>
-            <w:bookmarkStart w:id="15" w:name="Text16"/>
             <w:r>
               <w:instrText xml:space="preserve"> FORMTEXT </w:instrText>
             </w:r>
@@ -2380,64 +4519,726 @@
               <w:fldChar w:fldCharType="separate"/>
             </w:r>
             <w:r>
-              <w:rPr>
-                <w:noProof/>
-              </w:rPr>
               <w:t> </w:t>
             </w:r>
             <w:r>
-              <w:rPr>
-                <w:noProof/>
-              </w:rPr>
               <w:t> </w:t>
             </w:r>
             <w:r>
-              <w:rPr>
-                <w:noProof/>
-              </w:rPr>
               <w:t> </w:t>
             </w:r>
             <w:r>
-              <w:rPr>
-                <w:noProof/>
-              </w:rPr>
               <w:t> </w:t>
             </w:r>
             <w:r>
-              <w:rPr>
-                <w:noProof/>
-              </w:rPr>
               <w:t> </w:t>
             </w:r>
             <w:r>
               <w:fldChar w:fldCharType="end"/>
             </w:r>
-            <w:bookmarkEnd w:id="15"/>
           </w:p>
         </w:tc>
+      </w:tr>
+    </w:tbl>
+    <w:p>
+      <w:pPr>
+        <w:pStyle w:val="Heading4"/>
+      </w:pPr>
+    </w:p>
+    <w:p>
+      <w:pPr>
+        <w:pStyle w:val="Heading4"/>
+      </w:pPr>
+    </w:p>
+    <w:p>
+      <w:r>
+        <w:rPr>
+          <w:noProof/>
+        </w:rPr>
+        <mc:AlternateContent>
+          <mc:Choice Requires="wps">
+            <w:drawing>
+              <wp:anchor distT="0" distB="0" distL="114300" distR="114300" simplePos="0" relativeHeight="251930112" behindDoc="0" locked="0" layoutInCell="1" allowOverlap="1" wp14:anchorId="0C9E6CE0" wp14:editId="4AF77068">
+                <wp:simplePos x="0" y="0"/>
+                <wp:positionH relativeFrom="column">
+                  <wp:posOffset>-188259</wp:posOffset>
+                </wp:positionH>
+                <wp:positionV relativeFrom="page">
+                  <wp:posOffset>6723529</wp:posOffset>
+                </wp:positionV>
+                <wp:extent cx="6956425" cy="1192306"/>
+                <wp:effectExtent l="0" t="0" r="0" b="0"/>
+                <wp:wrapNone/>
+                <wp:docPr id="808677640" name="Text Box 85"/>
+                <wp:cNvGraphicFramePr/>
+                <a:graphic xmlns:a="http://schemas.openxmlformats.org/drawingml/2006/main">
+                  <a:graphicData uri="http://schemas.microsoft.com/office/word/2010/wordprocessingShape">
+                    <wps:wsp>
+                      <wps:cNvSpPr txBox="1"/>
+                      <wps:spPr>
+                        <a:xfrm>
+                          <a:off x="0" y="0"/>
+                          <a:ext cx="6956425" cy="1192306"/>
+                        </a:xfrm>
+                        <a:prstGeom prst="rect">
+                          <a:avLst/>
+                        </a:prstGeom>
+                        <a:noFill/>
+                        <a:ln w="6350">
+                          <a:noFill/>
+                        </a:ln>
+                      </wps:spPr>
+                      <wps:txbx>
+                        <w:txbxContent>
+                          <w:p>
+                            <w:pPr>
+                              <w:rPr>
+                                <w:rFonts w:ascii="Avenir Next" w:hAnsi="Avenir Next"/>
+                              </w:rPr>
+                            </w:pPr>
+                            <w:r>
+                              <w:rPr>
+                                <w:rFonts w:ascii="Avenir Next Demi Bold" w:hAnsi="Avenir Next Demi Bold"/>
+                                <w:b/>
+                                <w:bCs/>
+                                <w:color w:val="C61E5D"/>
+                                <w:sz w:val="32"/>
+                                <w:szCs w:val="32"/>
+                              </w:rPr>
+                              <w:t>Declaration</w:t>
+                            </w:r>
+                            <w:r>
+                              <w:rPr>
+                                <w:rFonts w:ascii="Avenir Next Demi Bold" w:hAnsi="Avenir Next Demi Bold"/>
+                                <w:b/>
+                                <w:bCs/>
+                                <w:color w:val="C61E5D"/>
+                                <w:sz w:val="26"/>
+                                <w:szCs w:val="26"/>
+                              </w:rPr>
+                              <w:br/>
+                            </w:r>
+                            <w:r>
+                              <w:rPr>
+                                <w:rFonts w:ascii="Avenir Next Medium" w:hAnsi="Avenir Next Medium"/>
+                                <w:color w:val="C61E5D"/>
+                                <w:sz w:val="26"/>
+                                <w:szCs w:val="26"/>
+                              </w:rPr>
+                              <w:br/>
+                            </w:r>
+                            <w:r>
+                              <w:rPr>
+                                <w:rFonts w:ascii="Avenir Next" w:hAnsi="Avenir Next"/>
+                                <w:sz w:val="28"/>
+                                <w:szCs w:val="28"/>
+                              </w:rPr>
+                              <w:t>I confirm that the information contained within this application is accurate and complete to the best of my knowledge.</w:t>
+                            </w:r>
+                          </w:p>
+                          <w:p>
+                            <w:pPr>
+                              <w:rPr>
+                                <w:sz w:val="26"/>
+                                <w:szCs w:val="26"/>
+                              </w:rPr>
+                            </w:pPr>
+                            <w:r>
+                              <w:rPr>
+                                <w:rFonts w:ascii="Avenir Next Medium" w:hAnsi="Avenir Next Medium"/>
+                                <w:sz w:val="28"/>
+                                <w:szCs w:val="28"/>
+                              </w:rPr>
+                              <w:br/>
+                            </w:r>
+                            <w:r>
+                              <w:rPr>
+                                <w:rFonts w:ascii="Avenir Next Medium" w:hAnsi="Avenir Next Medium"/>
+                                <w:sz w:val="28"/>
+                                <w:szCs w:val="28"/>
+                              </w:rPr>
+                              <w:br/>
+                            </w:r>
+                            <w:r>
+                              <w:rPr>
+                                <w:rFonts w:ascii="Avenir Next Medium" w:hAnsi="Avenir Next Medium"/>
+                                <w:sz w:val="28"/>
+                                <w:szCs w:val="28"/>
+                              </w:rPr>
+                              <w:br/>
+                            </w:r>
+                          </w:p>
+                          <w:p/>
+                        </w:txbxContent>
+                      </wps:txbx>
+                      <wps:bodyPr rot="0" spcFirstLastPara="0" vertOverflow="overflow" horzOverflow="overflow" vert="horz" wrap="square" lIns="91440" tIns="45720" rIns="91440" bIns="45720" numCol="1" spcCol="0" rtlCol="0" fromWordArt="0" anchor="t" anchorCtr="0" forceAA="0" compatLnSpc="1">
+                        <a:prstTxWarp prst="textNoShape">
+                          <a:avLst/>
+                        </a:prstTxWarp>
+                        <a:noAutofit/>
+                      </wps:bodyPr>
+                    </wps:wsp>
+                  </a:graphicData>
+                </a:graphic>
+                <wp14:sizeRelH relativeFrom="margin">
+                  <wp14:pctWidth>0</wp14:pctWidth>
+                </wp14:sizeRelH>
+                <wp14:sizeRelV relativeFrom="margin">
+                  <wp14:pctHeight>0</wp14:pctHeight>
+                </wp14:sizeRelV>
+              </wp:anchor>
+            </w:drawing>
+          </mc:Choice>
+          <mc:Fallback>
+            <w:pict>
+              <v:shape w14:anchorId="0C9E6CE0" id="_x0000_s1035" type="#_x0000_t202" style="position:absolute;margin-left:-14.8pt;margin-top:529.4pt;width:547.75pt;height:93.9pt;z-index:251930112;visibility:visible;mso-wrap-style:square;mso-width-percent:0;mso-height-percent:0;mso-wrap-distance-left:9pt;mso-wrap-distance-top:0;mso-wrap-distance-right:9pt;mso-wrap-distance-bottom:0;mso-position-horizontal:absolute;mso-position-horizontal-relative:text;mso-position-vertical:absolute;mso-position-vertical-relative:page;mso-width-percent:0;mso-height-percent:0;mso-width-relative:margin;mso-height-relative:margin;v-text-anchor:top" o:gfxdata="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" filled="f" stroked="f" strokeweight=".5pt">
+                <v:textbox>
+                  <w:txbxContent>
+                    <w:p>
+                      <w:pPr>
+                        <w:rPr>
+                          <w:rFonts w:ascii="Avenir Next" w:hAnsi="Avenir Next"/>
+                        </w:rPr>
+                      </w:pPr>
+                      <w:r>
+                        <w:rPr>
+                          <w:rFonts w:ascii="Avenir Next Demi Bold" w:hAnsi="Avenir Next Demi Bold"/>
+                          <w:b/>
+                          <w:bCs/>
+                          <w:color w:val="C61E5D"/>
+                          <w:sz w:val="32"/>
+                          <w:szCs w:val="32"/>
+                        </w:rPr>
+                        <w:t>Declaration</w:t>
+                      </w:r>
+                      <w:r>
+                        <w:rPr>
+                          <w:rFonts w:ascii="Avenir Next Demi Bold" w:hAnsi="Avenir Next Demi Bold"/>
+                          <w:b/>
+                          <w:bCs/>
+                          <w:color w:val="C61E5D"/>
+                          <w:sz w:val="26"/>
+                          <w:szCs w:val="26"/>
+                        </w:rPr>
+                        <w:br/>
+                      </w:r>
+                      <w:r>
+                        <w:rPr>
+                          <w:rFonts w:ascii="Avenir Next Medium" w:hAnsi="Avenir Next Medium"/>
+                          <w:color w:val="C61E5D"/>
+                          <w:sz w:val="26"/>
+                          <w:szCs w:val="26"/>
+                        </w:rPr>
+                        <w:br/>
+                      </w:r>
+                      <w:r>
+                        <w:rPr>
+                          <w:rFonts w:ascii="Avenir Next" w:hAnsi="Avenir Next"/>
+                          <w:sz w:val="28"/>
+                          <w:szCs w:val="28"/>
+                        </w:rPr>
+                        <w:t>I confirm that the information contained within this application is accurate and complete to the best of my knowledge.</w:t>
+                      </w:r>
+                    </w:p>
+                    <w:p>
+                      <w:pPr>
+                        <w:rPr>
+                          <w:sz w:val="26"/>
+                          <w:szCs w:val="26"/>
+                        </w:rPr>
+                      </w:pPr>
+                      <w:r>
+                        <w:rPr>
+                          <w:rFonts w:ascii="Avenir Next Medium" w:hAnsi="Avenir Next Medium"/>
+                          <w:sz w:val="28"/>
+                          <w:szCs w:val="28"/>
+                        </w:rPr>
+                        <w:br/>
+                      </w:r>
+                      <w:r>
+                        <w:rPr>
+                          <w:rFonts w:ascii="Avenir Next Medium" w:hAnsi="Avenir Next Medium"/>
+                          <w:sz w:val="28"/>
+                          <w:szCs w:val="28"/>
+                        </w:rPr>
+                        <w:br/>
+                      </w:r>
+                      <w:r>
+                        <w:rPr>
+                          <w:rFonts w:ascii="Avenir Next Medium" w:hAnsi="Avenir Next Medium"/>
+                          <w:sz w:val="28"/>
+                          <w:szCs w:val="28"/>
+                        </w:rPr>
+                        <w:br/>
+                      </w:r>
+                    </w:p>
+                    <w:p/>
+                  </w:txbxContent>
+                </v:textbox>
+                <w10:wrap anchory="page"/>
+              </v:shape>
+            </w:pict>
+          </mc:Fallback>
+        </mc:AlternateContent>
+      </w:r>
+      <w:r>
+        <w:rPr>
+          <w:noProof/>
+        </w:rPr>
+        <mc:AlternateContent>
+          <mc:Choice Requires="wps">
+            <w:drawing>
+              <wp:anchor distT="0" distB="0" distL="114300" distR="114300" simplePos="0" relativeHeight="251681280" behindDoc="0" locked="0" layoutInCell="1" allowOverlap="1" wp14:anchorId="553C2DA5" wp14:editId="0DE71A34">
+                <wp:simplePos x="0" y="0"/>
+                <wp:positionH relativeFrom="column">
+                  <wp:posOffset>-4390845</wp:posOffset>
+                </wp:positionH>
+                <wp:positionV relativeFrom="paragraph">
+                  <wp:posOffset>-923026</wp:posOffset>
+                </wp:positionV>
+                <wp:extent cx="3156155" cy="678426"/>
+                <wp:effectExtent l="0" t="0" r="0" b="0"/>
+                <wp:wrapNone/>
+                <wp:docPr id="1730407237" name="Text Box 13"/>
+                <wp:cNvGraphicFramePr/>
+                <a:graphic xmlns:a="http://schemas.openxmlformats.org/drawingml/2006/main">
+                  <a:graphicData uri="http://schemas.microsoft.com/office/word/2010/wordprocessingShape">
+                    <wps:wsp>
+                      <wps:cNvSpPr txBox="1"/>
+                      <wps:spPr>
+                        <a:xfrm>
+                          <a:off x="0" y="0"/>
+                          <a:ext cx="3156155" cy="678426"/>
+                        </a:xfrm>
+                        <a:prstGeom prst="rect">
+                          <a:avLst/>
+                        </a:prstGeom>
+                        <a:noFill/>
+                        <a:ln w="6350">
+                          <a:noFill/>
+                        </a:ln>
+                      </wps:spPr>
+                      <wps:txbx>
+                        <w:txbxContent>
+                          <w:p>
+                            <w:pPr>
+                              <w:rPr>
+                                <w:rFonts w:ascii="Aptos Light" w:hAnsi="Aptos Light"/>
+                                <w:color w:val="FFFFFF" w:themeColor="background1"/>
+                                <w:sz w:val="32"/>
+                                <w:szCs w:val="32"/>
+                              </w:rPr>
+                            </w:pPr>
+                            <w:r>
+                              <w:rPr>
+                                <w:rFonts w:ascii="Aptos Light" w:hAnsi="Aptos Light"/>
+                                <w:color w:val="FFFFFF" w:themeColor="background1"/>
+                                <w:sz w:val="32"/>
+                                <w:szCs w:val="32"/>
+                              </w:rPr>
+                              <w:t>Building relational infrastructure so that all young people can thrive</w:t>
+                            </w:r>
+                          </w:p>
+                        </w:txbxContent>
+                      </wps:txbx>
+                      <wps:bodyPr rot="0" spcFirstLastPara="0" vertOverflow="overflow" horzOverflow="overflow" vert="horz" wrap="square" lIns="91440" tIns="45720" rIns="91440" bIns="45720" numCol="1" spcCol="0" rtlCol="0" fromWordArt="0" anchor="t" anchorCtr="0" forceAA="0" compatLnSpc="1">
+                        <a:prstTxWarp prst="textNoShape">
+                          <a:avLst/>
+                        </a:prstTxWarp>
+                        <a:noAutofit/>
+                      </wps:bodyPr>
+                    </wps:wsp>
+                  </a:graphicData>
+                </a:graphic>
+                <wp14:sizeRelH relativeFrom="margin">
+                  <wp14:pctWidth>0</wp14:pctWidth>
+                </wp14:sizeRelH>
+                <wp14:sizeRelV relativeFrom="margin">
+                  <wp14:pctHeight>0</wp14:pctHeight>
+                </wp14:sizeRelV>
+              </wp:anchor>
+            </w:drawing>
+          </mc:Choice>
+          <mc:Fallback>
+            <w:pict>
+              <v:shape w14:anchorId="553C2DA5" id="Text Box 13" o:spid="_x0000_s1036" type="#_x0000_t202" style="position:absolute;margin-left:-345.75pt;margin-top:-72.7pt;width:248.5pt;height:53.4pt;z-index:251681280;visibility:visible;mso-wrap-style:square;mso-width-percent:0;mso-height-percent:0;mso-wrap-distance-left:9pt;mso-wrap-distance-top:0;mso-wrap-distance-right:9pt;mso-wrap-distance-bottom:0;mso-position-horizontal:absolute;mso-position-horizontal-relative:text;mso-position-vertical:absolute;mso-position-vertical-relative:text;mso-width-percent:0;mso-height-percent:0;mso-width-relative:margin;mso-height-relative:margin;v-text-anchor:top" o:gfxdata="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" filled="f" stroked="f" strokeweight=".5pt">
+                <v:textbox>
+                  <w:txbxContent>
+                    <w:p>
+                      <w:pPr>
+                        <w:rPr>
+                          <w:rFonts w:ascii="Aptos Light" w:hAnsi="Aptos Light"/>
+                          <w:color w:val="FFFFFF" w:themeColor="background1"/>
+                          <w:sz w:val="32"/>
+                          <w:szCs w:val="32"/>
+                        </w:rPr>
+                      </w:pPr>
+                      <w:r>
+                        <w:rPr>
+                          <w:rFonts w:ascii="Aptos Light" w:hAnsi="Aptos Light"/>
+                          <w:color w:val="FFFFFF" w:themeColor="background1"/>
+                          <w:sz w:val="32"/>
+                          <w:szCs w:val="32"/>
+                        </w:rPr>
+                        <w:t>Building relational infrastructure so that all young people can thrive</w:t>
+                      </w:r>
+                    </w:p>
+                  </w:txbxContent>
+                </v:textbox>
+              </v:shape>
+            </w:pict>
+          </mc:Fallback>
+        </mc:AlternateContent>
+      </w:r>
+    </w:p>
+    <w:p/>
+    <w:p/>
+    <w:p/>
+    <w:p/>
+    <w:p/>
+    <w:p/>
+    <w:p>
+      <w:r>
+        <w:rPr>
+          <w:noProof/>
+        </w:rPr>
+        <mc:AlternateContent>
+          <mc:Choice Requires="wps">
+            <w:drawing>
+              <wp:anchor distT="0" distB="0" distL="114300" distR="114300" simplePos="0" relativeHeight="251938304" behindDoc="0" locked="0" layoutInCell="1" allowOverlap="1" wp14:anchorId="77768B81" wp14:editId="67F25F14">
+                <wp:simplePos x="0" y="0"/>
+                <wp:positionH relativeFrom="column">
+                  <wp:posOffset>-91440</wp:posOffset>
+                </wp:positionH>
+                <wp:positionV relativeFrom="page">
+                  <wp:posOffset>7985760</wp:posOffset>
+                </wp:positionV>
+                <wp:extent cx="1156447" cy="1950720"/>
+                <wp:effectExtent l="0" t="0" r="0" b="0"/>
+                <wp:wrapNone/>
+                <wp:docPr id="776680989" name="Text Box 85"/>
+                <wp:cNvGraphicFramePr/>
+                <a:graphic xmlns:a="http://schemas.openxmlformats.org/drawingml/2006/main">
+                  <a:graphicData uri="http://schemas.microsoft.com/office/word/2010/wordprocessingShape">
+                    <wps:wsp>
+                      <wps:cNvSpPr txBox="1"/>
+                      <wps:spPr>
+                        <a:xfrm>
+                          <a:off x="0" y="0"/>
+                          <a:ext cx="1156447" cy="1950720"/>
+                        </a:xfrm>
+                        <a:prstGeom prst="rect">
+                          <a:avLst/>
+                        </a:prstGeom>
+                        <a:noFill/>
+                        <a:ln w="6350">
+                          <a:noFill/>
+                        </a:ln>
+                      </wps:spPr>
+                      <wps:txbx>
+                        <w:txbxContent>
+                          <w:p>
+                            <w:pPr>
+                              <w:rPr>
+                                <w:rFonts w:ascii="Avenir Next" w:hAnsi="Avenir Next"/>
+                              </w:rPr>
+                            </w:pPr>
+                          </w:p>
+                          <w:p>
+                            <w:pPr>
+                              <w:rPr>
+                                <w:rFonts w:ascii="Avenir Next" w:hAnsi="Avenir Next"/>
+                                <w:sz w:val="28"/>
+                                <w:szCs w:val="28"/>
+                              </w:rPr>
+                            </w:pPr>
+                            <w:r>
+                              <w:rPr>
+                                <w:rFonts w:ascii="Avenir Next" w:hAnsi="Avenir Next"/>
+                                <w:sz w:val="28"/>
+                                <w:szCs w:val="28"/>
+                              </w:rPr>
+                              <w:t>Name:</w:t>
+                            </w:r>
+                            <w:r>
+                              <w:rPr>
+                                <w:rFonts w:ascii="Avenir Next" w:hAnsi="Avenir Next"/>
+                                <w:sz w:val="28"/>
+                                <w:szCs w:val="28"/>
+                              </w:rPr>
+                              <w:br/>
+                            </w:r>
+                          </w:p>
+                          <w:p>
+                            <w:pPr>
+                              <w:rPr>
+                                <w:rFonts w:ascii="Avenir Next" w:hAnsi="Avenir Next"/>
+                                <w:sz w:val="28"/>
+                                <w:szCs w:val="28"/>
+                              </w:rPr>
+                            </w:pPr>
+                            <w:r>
+                              <w:rPr>
+                                <w:rFonts w:ascii="Avenir Next" w:hAnsi="Avenir Next"/>
+                                <w:sz w:val="28"/>
+                                <w:szCs w:val="28"/>
+                              </w:rPr>
+                              <w:t>Signature:</w:t>
+                            </w:r>
+                            <w:r>
+                              <w:rPr>
+                                <w:rFonts w:ascii="Avenir Next" w:hAnsi="Avenir Next"/>
+                                <w:sz w:val="28"/>
+                                <w:szCs w:val="28"/>
+                              </w:rPr>
+                              <w:br/>
+                            </w:r>
+                          </w:p>
+                          <w:p>
+                            <w:pPr>
+                              <w:rPr>
+                                <w:rFonts w:ascii="Avenir Next" w:hAnsi="Avenir Next"/>
+                                <w:sz w:val="28"/>
+                                <w:szCs w:val="28"/>
+                              </w:rPr>
+                            </w:pPr>
+                          </w:p>
+                          <w:p>
+                            <w:pPr>
+                              <w:rPr>
+                                <w:rFonts w:ascii="Avenir Next" w:hAnsi="Avenir Next"/>
+                                <w:sz w:val="28"/>
+                                <w:szCs w:val="28"/>
+                              </w:rPr>
+                            </w:pPr>
+                          </w:p>
+                          <w:p>
+                            <w:pPr>
+                              <w:rPr>
+                                <w:rFonts w:ascii="Avenir Next" w:hAnsi="Avenir Next"/>
+                                <w:sz w:val="28"/>
+                                <w:szCs w:val="28"/>
+                              </w:rPr>
+                            </w:pPr>
+                            <w:r>
+                              <w:rPr>
+                                <w:rFonts w:ascii="Avenir Next" w:hAnsi="Avenir Next"/>
+                                <w:sz w:val="28"/>
+                                <w:szCs w:val="28"/>
+                              </w:rPr>
+                              <w:t>Date:</w:t>
+                            </w:r>
+                          </w:p>
+                          <w:p>
+                            <w:pPr>
+                              <w:rPr>
+                                <w:sz w:val="26"/>
+                                <w:szCs w:val="26"/>
+                              </w:rPr>
+                            </w:pPr>
+                            <w:r>
+                              <w:rPr>
+                                <w:rFonts w:ascii="Avenir Next Medium" w:hAnsi="Avenir Next Medium"/>
+                                <w:sz w:val="28"/>
+                                <w:szCs w:val="28"/>
+                              </w:rPr>
+                              <w:br/>
+                            </w:r>
+                            <w:r>
+                              <w:rPr>
+                                <w:rFonts w:ascii="Avenir Next Medium" w:hAnsi="Avenir Next Medium"/>
+                                <w:sz w:val="28"/>
+                                <w:szCs w:val="28"/>
+                              </w:rPr>
+                              <w:br/>
+                            </w:r>
+                            <w:r>
+                              <w:rPr>
+                                <w:rFonts w:ascii="Avenir Next Medium" w:hAnsi="Avenir Next Medium"/>
+                                <w:sz w:val="28"/>
+                                <w:szCs w:val="28"/>
+                              </w:rPr>
+                              <w:br/>
+                            </w:r>
+                          </w:p>
+                          <w:p/>
+                        </w:txbxContent>
+                      </wps:txbx>
+                      <wps:bodyPr rot="0" spcFirstLastPara="0" vertOverflow="overflow" horzOverflow="overflow" vert="horz" wrap="square" lIns="91440" tIns="45720" rIns="91440" bIns="45720" numCol="1" spcCol="0" rtlCol="0" fromWordArt="0" anchor="t" anchorCtr="0" forceAA="0" compatLnSpc="1">
+                        <a:prstTxWarp prst="textNoShape">
+                          <a:avLst/>
+                        </a:prstTxWarp>
+                        <a:noAutofit/>
+                      </wps:bodyPr>
+                    </wps:wsp>
+                  </a:graphicData>
+                </a:graphic>
+                <wp14:sizeRelH relativeFrom="margin">
+                  <wp14:pctWidth>0</wp14:pctWidth>
+                </wp14:sizeRelH>
+                <wp14:sizeRelV relativeFrom="margin">
+                  <wp14:pctHeight>0</wp14:pctHeight>
+                </wp14:sizeRelV>
+              </wp:anchor>
+            </w:drawing>
+          </mc:Choice>
+          <mc:Fallback>
+            <w:pict>
+              <v:shape w14:anchorId="77768B81" id="_x0000_s1037" type="#_x0000_t202" style="position:absolute;margin-left:-7.2pt;margin-top:628.8pt;width:91.05pt;height:153.6pt;z-index:251938304;visibility:visible;mso-wrap-style:square;mso-width-percent:0;mso-height-percent:0;mso-wrap-distance-left:9pt;mso-wrap-distance-top:0;mso-wrap-distance-right:9pt;mso-wrap-distance-bottom:0;mso-position-horizontal:absolute;mso-position-horizontal-relative:text;mso-position-vertical:absolute;mso-position-vertical-relative:page;mso-width-percent:0;mso-height-percent:0;mso-width-relative:margin;mso-height-relative:margin;v-text-anchor:top" o:gfxdata="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" filled="f" stroked="f" strokeweight=".5pt">
+                <v:textbox>
+                  <w:txbxContent>
+                    <w:p>
+                      <w:pPr>
+                        <w:rPr>
+                          <w:rFonts w:ascii="Avenir Next" w:hAnsi="Avenir Next"/>
+                        </w:rPr>
+                      </w:pPr>
+                    </w:p>
+                    <w:p>
+                      <w:pPr>
+                        <w:rPr>
+                          <w:rFonts w:ascii="Avenir Next" w:hAnsi="Avenir Next"/>
+                          <w:sz w:val="28"/>
+                          <w:szCs w:val="28"/>
+                        </w:rPr>
+                      </w:pPr>
+                      <w:r>
+                        <w:rPr>
+                          <w:rFonts w:ascii="Avenir Next" w:hAnsi="Avenir Next"/>
+                          <w:sz w:val="28"/>
+                          <w:szCs w:val="28"/>
+                        </w:rPr>
+                        <w:t>Name:</w:t>
+                      </w:r>
+                      <w:r>
+                        <w:rPr>
+                          <w:rFonts w:ascii="Avenir Next" w:hAnsi="Avenir Next"/>
+                          <w:sz w:val="28"/>
+                          <w:szCs w:val="28"/>
+                        </w:rPr>
+                        <w:br/>
+                      </w:r>
+                    </w:p>
+                    <w:p>
+                      <w:pPr>
+                        <w:rPr>
+                          <w:rFonts w:ascii="Avenir Next" w:hAnsi="Avenir Next"/>
+                          <w:sz w:val="28"/>
+                          <w:szCs w:val="28"/>
+                        </w:rPr>
+                      </w:pPr>
+                      <w:r>
+                        <w:rPr>
+                          <w:rFonts w:ascii="Avenir Next" w:hAnsi="Avenir Next"/>
+                          <w:sz w:val="28"/>
+                          <w:szCs w:val="28"/>
+                        </w:rPr>
+                        <w:t>Signature:</w:t>
+                      </w:r>
+                      <w:r>
+                        <w:rPr>
+                          <w:rFonts w:ascii="Avenir Next" w:hAnsi="Avenir Next"/>
+                          <w:sz w:val="28"/>
+                          <w:szCs w:val="28"/>
+                        </w:rPr>
+                        <w:br/>
+                      </w:r>
+                    </w:p>
+                    <w:p>
+                      <w:pPr>
+                        <w:rPr>
+                          <w:rFonts w:ascii="Avenir Next" w:hAnsi="Avenir Next"/>
+                          <w:sz w:val="28"/>
+                          <w:szCs w:val="28"/>
+                        </w:rPr>
+                      </w:pPr>
+                    </w:p>
+                    <w:p>
+                      <w:pPr>
+                        <w:rPr>
+                          <w:rFonts w:ascii="Avenir Next" w:hAnsi="Avenir Next"/>
+                          <w:sz w:val="28"/>
+                          <w:szCs w:val="28"/>
+                        </w:rPr>
+                      </w:pPr>
+                    </w:p>
+                    <w:p>
+                      <w:pPr>
+                        <w:rPr>
+                          <w:rFonts w:ascii="Avenir Next" w:hAnsi="Avenir Next"/>
+                          <w:sz w:val="28"/>
+                          <w:szCs w:val="28"/>
+                        </w:rPr>
+                      </w:pPr>
+                      <w:r>
+                        <w:rPr>
+                          <w:rFonts w:ascii="Avenir Next" w:hAnsi="Avenir Next"/>
+                          <w:sz w:val="28"/>
+                          <w:szCs w:val="28"/>
+                        </w:rPr>
+                        <w:t>Date:</w:t>
+                      </w:r>
+                    </w:p>
+                    <w:p>
+                      <w:pPr>
+                        <w:rPr>
+                          <w:sz w:val="26"/>
+                          <w:szCs w:val="26"/>
+                        </w:rPr>
+                      </w:pPr>
+                      <w:r>
+                        <w:rPr>
+                          <w:rFonts w:ascii="Avenir Next Medium" w:hAnsi="Avenir Next Medium"/>
+                          <w:sz w:val="28"/>
+                          <w:szCs w:val="28"/>
+                        </w:rPr>
+                        <w:br/>
+                      </w:r>
+                      <w:r>
+                        <w:rPr>
+                          <w:rFonts w:ascii="Avenir Next Medium" w:hAnsi="Avenir Next Medium"/>
+                          <w:sz w:val="28"/>
+                          <w:szCs w:val="28"/>
+                        </w:rPr>
+                        <w:br/>
+                      </w:r>
+                      <w:r>
+                        <w:rPr>
+                          <w:rFonts w:ascii="Avenir Next Medium" w:hAnsi="Avenir Next Medium"/>
+                          <w:sz w:val="28"/>
+                          <w:szCs w:val="28"/>
+                        </w:rPr>
+                        <w:br/>
+                      </w:r>
+                    </w:p>
+                    <w:p/>
+                  </w:txbxContent>
+                </v:textbox>
+                <w10:wrap anchory="page"/>
+              </v:shape>
+            </w:pict>
+          </mc:Fallback>
+        </mc:AlternateContent>
+      </w:r>
+    </w:p>
+    <w:p/>
+    <w:tbl>
+      <w:tblPr>
+        <w:tblStyle w:val="TableGrid"/>
+        <w:tblpPr w:leftFromText="180" w:rightFromText="180" w:vertAnchor="text" w:horzAnchor="page" w:tblpX="2849" w:tblpY="143"/>
+        <w:tblW w:w="7492" w:type="dxa"/>
+        <w:tblLook w:val="04A0" w:firstRow="1" w:lastRow="0" w:firstColumn="1" w:lastColumn="0" w:noHBand="0" w:noVBand="1"/>
+      </w:tblPr>
+      <w:tblGrid>
+        <w:gridCol w:w="7492"/>
+      </w:tblGrid>
+      <w:tr>
+        <w:trPr>
+          <w:trHeight w:val="422"/>
+        </w:trPr>
         <w:tc>
           <w:tcPr>
-            <w:tcW w:w="851" w:type="dxa"/>
-            <w:tcBorders>
-              <w:top w:val="nil"/>
-              <w:left w:val="single" w:sz="4" w:space="0" w:color="auto"/>
-              <w:bottom w:val="nil"/>
-            </w:tcBorders>
-          </w:tcPr>
-          <w:p>
-            <w:pPr>
-              <w:pStyle w:val="Heading2"/>
-            </w:pPr>
-          </w:p>
-        </w:tc>
-        <w:tc>
-          <w:tcPr>
-            <w:tcW w:w="3231" w:type="dxa"/>
-            <w:tcBorders>
-              <w:top w:val="single" w:sz="4" w:space="0" w:color="auto"/>
-              <w:left w:val="single" w:sz="4" w:space="0" w:color="auto"/>
-              <w:bottom w:val="single" w:sz="4" w:space="0" w:color="auto"/>
-            </w:tcBorders>
+            <w:tcW w:w="7492" w:type="dxa"/>
             <w:shd w:val="clear" w:color="auto" w:fill="FFFFFF" w:themeFill="background1"/>
           </w:tcPr>
           <w:p>
@@ -2447,14 +5248,13 @@
             <w:r>
               <w:fldChar w:fldCharType="begin">
                 <w:ffData>
-                  <w:name w:val="Text17"/>
+                  <w:name w:val="Text6"/>
                   <w:enabled/>
                   <w:calcOnExit w:val="0"/>
                   <w:textInput/>
                 </w:ffData>
               </w:fldChar>
             </w:r>
-            <w:bookmarkStart w:id="16" w:name="Text17"/>
             <w:r>
               <w:instrText xml:space="preserve"> FORMTEXT </w:instrText>
             </w:r>
@@ -2494,114 +5294,30 @@
             <w:r>
               <w:fldChar w:fldCharType="end"/>
             </w:r>
-            <w:bookmarkEnd w:id="16"/>
           </w:p>
         </w:tc>
       </w:tr>
+    </w:tbl>
+    <w:p/>
+    <w:p/>
+    <w:p/>
+    <w:tbl>
+      <w:tblPr>
+        <w:tblStyle w:val="TableGrid"/>
+        <w:tblpPr w:leftFromText="180" w:rightFromText="180" w:vertAnchor="text" w:horzAnchor="page" w:tblpX="2827" w:tblpY="94"/>
+        <w:tblW w:w="7492" w:type="dxa"/>
+        <w:tblLook w:val="04A0" w:firstRow="1" w:lastRow="0" w:firstColumn="1" w:lastColumn="0" w:noHBand="0" w:noVBand="1"/>
+      </w:tblPr>
+      <w:tblGrid>
+        <w:gridCol w:w="7492"/>
+      </w:tblGrid>
       <w:tr>
+        <w:trPr>
+          <w:trHeight w:val="422"/>
+        </w:trPr>
         <w:tc>
           <w:tcPr>
-            <w:tcW w:w="3219" w:type="dxa"/>
-            <w:tcBorders>
-              <w:top w:val="nil"/>
-              <w:left w:val="nil"/>
-              <w:bottom w:val="nil"/>
-              <w:right w:val="nil"/>
-            </w:tcBorders>
-          </w:tcPr>
-          <w:p>
-            <w:pPr>
-              <w:pStyle w:val="Heading2"/>
-              <w:rPr>
-                <w:rFonts w:ascii="Avenir Next Medium" w:hAnsi="Avenir Next Medium"/>
-                <w:sz w:val="28"/>
-                <w:szCs w:val="28"/>
-              </w:rPr>
-            </w:pPr>
-          </w:p>
-        </w:tc>
-        <w:tc>
-          <w:tcPr>
-            <w:tcW w:w="3160" w:type="dxa"/>
-            <w:tcBorders>
-              <w:top w:val="single" w:sz="4" w:space="0" w:color="auto"/>
-              <w:left w:val="nil"/>
-              <w:bottom w:val="single" w:sz="4" w:space="0" w:color="auto"/>
-              <w:right w:val="nil"/>
-            </w:tcBorders>
-          </w:tcPr>
-          <w:p>
-            <w:pPr>
-              <w:pStyle w:val="Heading2"/>
-            </w:pPr>
-          </w:p>
-        </w:tc>
-        <w:tc>
-          <w:tcPr>
-            <w:tcW w:w="851" w:type="dxa"/>
-            <w:tcBorders>
-              <w:top w:val="nil"/>
-              <w:left w:val="nil"/>
-              <w:bottom w:val="nil"/>
-              <w:right w:val="nil"/>
-            </w:tcBorders>
-          </w:tcPr>
-          <w:p>
-            <w:pPr>
-              <w:pStyle w:val="Heading2"/>
-            </w:pPr>
-          </w:p>
-        </w:tc>
-        <w:tc>
-          <w:tcPr>
-            <w:tcW w:w="3231" w:type="dxa"/>
-            <w:tcBorders>
-              <w:top w:val="single" w:sz="4" w:space="0" w:color="auto"/>
-              <w:left w:val="nil"/>
-              <w:bottom w:val="single" w:sz="4" w:space="0" w:color="auto"/>
-              <w:right w:val="nil"/>
-            </w:tcBorders>
-          </w:tcPr>
-          <w:p>
-            <w:pPr>
-              <w:pStyle w:val="Heading2"/>
-            </w:pPr>
-          </w:p>
-        </w:tc>
-      </w:tr>
-      <w:tr>
-        <w:tc>
-          <w:tcPr>
-            <w:tcW w:w="3219" w:type="dxa"/>
-            <w:tcBorders>
-              <w:top w:val="nil"/>
-              <w:left w:val="nil"/>
-              <w:bottom w:val="nil"/>
-              <w:right w:val="single" w:sz="4" w:space="0" w:color="auto"/>
-            </w:tcBorders>
-          </w:tcPr>
-          <w:p>
-            <w:pPr>
-              <w:pStyle w:val="Heading2"/>
-            </w:pPr>
-            <w:r>
-              <w:rPr>
-                <w:rFonts w:ascii="Avenir Next Medium" w:hAnsi="Avenir Next Medium"/>
-                <w:sz w:val="28"/>
-                <w:szCs w:val="28"/>
-              </w:rPr>
-              <w:t>Telephone Number</w:t>
-            </w:r>
-          </w:p>
-        </w:tc>
-        <w:tc>
-          <w:tcPr>
-            <w:tcW w:w="3160" w:type="dxa"/>
-            <w:tcBorders>
-              <w:top w:val="single" w:sz="4" w:space="0" w:color="auto"/>
-              <w:left w:val="single" w:sz="4" w:space="0" w:color="auto"/>
-              <w:bottom w:val="single" w:sz="4" w:space="0" w:color="auto"/>
-            </w:tcBorders>
+            <w:tcW w:w="7492" w:type="dxa"/>
             <w:shd w:val="clear" w:color="auto" w:fill="FFFFFF" w:themeFill="background1"/>
           </w:tcPr>
           <w:p>
@@ -2611,14 +5327,13 @@
             <w:r>
               <w:fldChar w:fldCharType="begin">
                 <w:ffData>
-                  <w:name w:val="Text18"/>
+                  <w:name w:val="Text6"/>
                   <w:enabled/>
                   <w:calcOnExit w:val="0"/>
                   <w:textInput/>
                 </w:ffData>
               </w:fldChar>
             </w:r>
-            <w:bookmarkStart w:id="17" w:name="Text18"/>
             <w:r>
               <w:instrText xml:space="preserve"> FORMTEXT </w:instrText>
             </w:r>
@@ -2658,32 +5373,32 @@
             <w:r>
               <w:fldChar w:fldCharType="end"/>
             </w:r>
-            <w:bookmarkEnd w:id="17"/>
           </w:p>
         </w:tc>
+      </w:tr>
+    </w:tbl>
+    <w:p/>
+    <w:p/>
+    <w:p/>
+    <w:p/>
+    <w:p/>
+    <w:tbl>
+      <w:tblPr>
+        <w:tblStyle w:val="TableGrid"/>
+        <w:tblpPr w:leftFromText="180" w:rightFromText="180" w:vertAnchor="text" w:horzAnchor="page" w:tblpX="2785" w:tblpY="208"/>
+        <w:tblW w:w="7492" w:type="dxa"/>
+        <w:tblLook w:val="04A0" w:firstRow="1" w:lastRow="0" w:firstColumn="1" w:lastColumn="0" w:noHBand="0" w:noVBand="1"/>
+      </w:tblPr>
+      <w:tblGrid>
+        <w:gridCol w:w="7492"/>
+      </w:tblGrid>
+      <w:tr>
+        <w:trPr>
+          <w:trHeight w:val="422"/>
+        </w:trPr>
         <w:tc>
           <w:tcPr>
-            <w:tcW w:w="851" w:type="dxa"/>
-            <w:tcBorders>
-              <w:top w:val="nil"/>
-              <w:left w:val="single" w:sz="4" w:space="0" w:color="auto"/>
-              <w:bottom w:val="nil"/>
-            </w:tcBorders>
-          </w:tcPr>
-          <w:p>
-            <w:pPr>
-              <w:pStyle w:val="Heading2"/>
-            </w:pPr>
-          </w:p>
-        </w:tc>
-        <w:tc>
-          <w:tcPr>
-            <w:tcW w:w="3231" w:type="dxa"/>
-            <w:tcBorders>
-              <w:top w:val="single" w:sz="4" w:space="0" w:color="auto"/>
-              <w:left w:val="single" w:sz="4" w:space="0" w:color="auto"/>
-              <w:bottom w:val="single" w:sz="4" w:space="0" w:color="auto"/>
-            </w:tcBorders>
+            <w:tcW w:w="7492" w:type="dxa"/>
             <w:shd w:val="clear" w:color="auto" w:fill="FFFFFF" w:themeFill="background1"/>
           </w:tcPr>
           <w:p>
@@ -2693,14 +5408,13 @@
             <w:r>
               <w:fldChar w:fldCharType="begin">
                 <w:ffData>
-                  <w:name w:val="Text19"/>
+                  <w:name w:val="Text6"/>
                   <w:enabled/>
                   <w:calcOnExit w:val="0"/>
                   <w:textInput/>
                 </w:ffData>
               </w:fldChar>
             </w:r>
-            <w:bookmarkStart w:id="18" w:name="Text19"/>
             <w:r>
               <w:instrText xml:space="preserve"> FORMTEXT </w:instrText>
             </w:r>
@@ -2740,781 +5454,178 @@
             <w:r>
               <w:fldChar w:fldCharType="end"/>
             </w:r>
-            <w:bookmarkEnd w:id="18"/>
           </w:p>
         </w:tc>
       </w:tr>
     </w:tbl>
+    <w:p/>
+    <w:p/>
     <w:p>
-      <w:pPr>
-        <w:pStyle w:val="Heading2"/>
-      </w:pPr>
-    </w:p>
-    <w:p>
-      <w:pPr>
-        <w:pStyle w:val="Heading2"/>
-      </w:pPr>
       <w:r>
         <w:rPr>
-          <w:rFonts w:ascii="Avenir Next Demi Bold" w:hAnsi="Avenir Next Demi Bold"/>
-          <w:color w:val="C61E5D"/>
-          <w:sz w:val="28"/>
-          <w:szCs w:val="28"/>
+          <w:rFonts w:asciiTheme="minorHAnsi" w:hAnsiTheme="minorHAnsi" w:cstheme="minorHAnsi"/>
+          <w:b/>
+          <w:bCs/>
+          <w:noProof/>
+          <w:sz w:val="32"/>
+          <w:szCs w:val="32"/>
         </w:rPr>
-        <w:t>Safeguarding</w:t>
+        <mc:AlternateContent>
+          <mc:Choice Requires="wps">
+            <w:drawing>
+              <wp:anchor distT="0" distB="0" distL="114300" distR="114300" simplePos="0" relativeHeight="251904512" behindDoc="0" locked="0" layoutInCell="1" allowOverlap="1" wp14:anchorId="540DA37B" wp14:editId="51E543C6">
+                <wp:simplePos x="0" y="0"/>
+                <wp:positionH relativeFrom="column">
+                  <wp:posOffset>-145627</wp:posOffset>
+                </wp:positionH>
+                <wp:positionV relativeFrom="paragraph">
+                  <wp:posOffset>409363</wp:posOffset>
+                </wp:positionV>
+                <wp:extent cx="6915574" cy="0"/>
+                <wp:effectExtent l="0" t="0" r="6350" b="12700"/>
+                <wp:wrapNone/>
+                <wp:docPr id="1167526014" name="Straight Connector 27"/>
+                <wp:cNvGraphicFramePr/>
+                <a:graphic xmlns:a="http://schemas.openxmlformats.org/drawingml/2006/main">
+                  <a:graphicData uri="http://schemas.microsoft.com/office/word/2010/wordprocessingShape">
+                    <wps:wsp>
+                      <wps:cNvCnPr/>
+                      <wps:spPr>
+                        <a:xfrm>
+                          <a:off x="0" y="0"/>
+                          <a:ext cx="6915574" cy="0"/>
+                        </a:xfrm>
+                        <a:prstGeom prst="line">
+                          <a:avLst/>
+                        </a:prstGeom>
+                        <a:ln w="15875">
+                          <a:solidFill>
+                            <a:srgbClr val="C61E5D"/>
+                          </a:solidFill>
+                        </a:ln>
+                      </wps:spPr>
+                      <wps:style>
+                        <a:lnRef idx="1">
+                          <a:schemeClr val="accent1"/>
+                        </a:lnRef>
+                        <a:fillRef idx="0">
+                          <a:schemeClr val="accent1"/>
+                        </a:fillRef>
+                        <a:effectRef idx="0">
+                          <a:schemeClr val="accent1"/>
+                        </a:effectRef>
+                        <a:fontRef idx="minor">
+                          <a:schemeClr val="tx1"/>
+                        </a:fontRef>
+                      </wps:style>
+                      <wps:bodyPr/>
+                    </wps:wsp>
+                  </a:graphicData>
+                </a:graphic>
+                <wp14:sizeRelH relativeFrom="margin">
+                  <wp14:pctWidth>0</wp14:pctWidth>
+                </wp14:sizeRelH>
+                <wp14:sizeRelV relativeFrom="margin">
+                  <wp14:pctHeight>0</wp14:pctHeight>
+                </wp14:sizeRelV>
+              </wp:anchor>
+            </w:drawing>
+          </mc:Choice>
+          <mc:Fallback>
+            <w:pict>
+              <v:line w14:anchorId="1421E231" id="Straight Connector 27" o:spid="_x0000_s1026" style="position:absolute;z-index:251904512;visibility:visible;mso-wrap-style:square;mso-width-percent:0;mso-height-percent:0;mso-wrap-distance-left:9pt;mso-wrap-distance-top:0;mso-wrap-distance-right:9pt;mso-wrap-distance-bottom:0;mso-position-horizontal:absolute;mso-position-horizontal-relative:text;mso-position-vertical:absolute;mso-position-vertical-relative:text;mso-width-percent:0;mso-height-percent:0;mso-width-relative:margin;mso-height-relative:margin" from="-11.45pt,32.25pt" to="533.1pt,32.25pt" o:gfxdata="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" strokecolor="#c61e5d" strokeweight="1.25pt">
+                <v:stroke joinstyle="miter"/>
+              </v:line>
+            </w:pict>
+          </mc:Fallback>
+        </mc:AlternateContent>
       </w:r>
       <w:r>
         <w:rPr>
-          <w:rFonts w:ascii="Avenir Next Demi Bold" w:hAnsi="Avenir Next Demi Bold"/>
-          <w:color w:val="C61E5D"/>
-          <w:sz w:val="26"/>
-          <w:szCs w:val="26"/>
-        </w:rPr>
-        <w:br/>
-      </w:r>
-      <w:r>
-        <w:rPr>
-          <w:rFonts w:ascii="Avenir Next Medium" w:hAnsi="Avenir Next Medium"/>
-          <w:color w:val="C61E5D"/>
-          <w:sz w:val="26"/>
-          <w:szCs w:val="26"/>
-        </w:rPr>
-        <w:br/>
-      </w:r>
-      <w:r>
-        <w:rPr>
-          <w:rFonts w:ascii="Avenir Next Demi Bold" w:hAnsi="Avenir Next Demi Bold"/>
-          <w:sz w:val="24"/>
-          <w:szCs w:val="24"/>
-        </w:rPr>
-        <w:t>Appointment to this role will be subject to satisfactory references, identity checks and an Enhanced DBS check.</w:t>
-      </w:r>
-      <w:r>
-        <w:rPr>
-          <w:rFonts w:ascii="Avenir Next Demi Bold" w:hAnsi="Avenir Next Demi Bold"/>
-        </w:rPr>
-        <w:br/>
-      </w:r>
-      <w:r>
-        <w:rPr>
-          <w:rFonts w:ascii="Avenir Next Demi Bold" w:hAnsi="Avenir Next Demi Bold"/>
-          <w:sz w:val="18"/>
-          <w:szCs w:val="18"/>
-        </w:rPr>
-        <w:br/>
-      </w:r>
-      <w:r>
-        <w:rPr>
-          <w:rFonts w:ascii="Avenir Next Demi Bold" w:hAnsi="Avenir Next Demi Bold"/>
-          <w:sz w:val="24"/>
-          <w:szCs w:val="24"/>
-        </w:rPr>
-        <w:t>Have you ever been cautioned, convicted of a criminal offence, or are you currently subject to any investigation that may affect your suitability to work with children, young people or vulnerable adults?</w:t>
-      </w:r>
-      <w:r>
-        <w:rPr>
-          <w:rFonts w:ascii="Avenir Next Demi Bold" w:hAnsi="Avenir Next Demi Bold"/>
-          <w:sz w:val="24"/>
-          <w:szCs w:val="24"/>
-        </w:rPr>
-        <w:tab/>
-      </w:r>
-      <w:r>
-        <w:rPr>
-          <w:rFonts w:ascii="Avenir Next Demi Bold" w:hAnsi="Avenir Next Demi Bold"/>
-          <w:sz w:val="24"/>
-          <w:szCs w:val="24"/>
-        </w:rPr>
-        <w:tab/>
-      </w:r>
-      <w:r>
-        <w:rPr>
-          <w:rFonts w:ascii="Avenir Next Demi Bold" w:hAnsi="Avenir Next Demi Bold"/>
-          <w:sz w:val="24"/>
-          <w:szCs w:val="24"/>
-        </w:rPr>
-        <w:tab/>
-      </w:r>
-      <w:r>
-        <w:rPr>
-          <w:rFonts w:ascii="Avenir Next Demi Bold" w:hAnsi="Avenir Next Demi Bold"/>
-          <w:sz w:val="24"/>
-          <w:szCs w:val="24"/>
-        </w:rPr>
-        <w:tab/>
-      </w:r>
-      <w:r>
-        <w:rPr>
-          <w:rFonts w:ascii="Avenir Next Demi Bold" w:hAnsi="Avenir Next Demi Bold"/>
-          <w:sz w:val="24"/>
-          <w:szCs w:val="24"/>
-        </w:rPr>
-        <w:br/>
-      </w:r>
-      <w:r>
-        <w:rPr>
-          <w:rFonts w:ascii="Avenir Next Demi Bold" w:hAnsi="Avenir Next Demi Bold"/>
-          <w:sz w:val="24"/>
-          <w:szCs w:val="24"/>
-        </w:rPr>
-        <w:tab/>
-      </w:r>
-      <w:r>
-        <w:rPr>
-          <w:rFonts w:ascii="Avenir Next Demi Bold" w:hAnsi="Avenir Next Demi Bold"/>
-          <w:sz w:val="24"/>
-          <w:szCs w:val="24"/>
-        </w:rPr>
-        <w:tab/>
-      </w:r>
-      <w:r>
-        <w:rPr>
-          <w:rFonts w:ascii="Avenir Next Demi Bold" w:hAnsi="Avenir Next Demi Bold"/>
-          <w:sz w:val="24"/>
-          <w:szCs w:val="24"/>
-        </w:rPr>
-        <w:tab/>
-      </w:r>
-      <w:r>
-        <w:rPr>
-          <w:rFonts w:ascii="Avenir Next Demi Bold" w:hAnsi="Avenir Next Demi Bold"/>
-          <w:sz w:val="24"/>
-          <w:szCs w:val="24"/>
-        </w:rPr>
-        <w:tab/>
-      </w:r>
-      <w:r>
-        <w:rPr>
-          <w:rFonts w:ascii="Avenir Next Demi Bold" w:hAnsi="Avenir Next Demi Bold"/>
-          <w:sz w:val="24"/>
-          <w:szCs w:val="24"/>
-        </w:rPr>
-        <w:tab/>
-      </w:r>
-      <w:r>
-        <w:rPr>
-          <w:rFonts w:ascii="Avenir Next Demi Bold" w:hAnsi="Avenir Next Demi Bold"/>
-          <w:sz w:val="24"/>
-          <w:szCs w:val="24"/>
-        </w:rPr>
-        <w:tab/>
-      </w:r>
-      <w:r>
-        <w:rPr>
-          <w:rFonts w:ascii="Avenir Next Demi Bold" w:hAnsi="Avenir Next Demi Bold"/>
-          <w:sz w:val="24"/>
-          <w:szCs w:val="24"/>
-        </w:rPr>
-        <w:fldChar w:fldCharType="begin">
-          <w:ffData>
-            <w:name w:val="Safeguarding"/>
-            <w:enabled/>
-            <w:calcOnExit w:val="0"/>
-            <w:ddList>
-              <w:listEntry w:val="Yes"/>
-              <w:listEntry w:val="No"/>
-            </w:ddList>
-          </w:ffData>
-        </w:fldChar>
-      </w:r>
-      <w:bookmarkStart w:id="19" w:name="Safeguarding"/>
-      <w:r>
-        <w:rPr>
-          <w:rFonts w:ascii="Avenir Next Demi Bold" w:hAnsi="Avenir Next Demi Bold"/>
-          <w:sz w:val="24"/>
-          <w:szCs w:val="24"/>
-        </w:rPr>
-        <w:instrText xml:space="preserve"> FORMDROPDOWN </w:instrText>
-      </w:r>
-      <w:r>
-        <w:rPr>
-          <w:rFonts w:ascii="Avenir Next Demi Bold" w:hAnsi="Avenir Next Demi Bold"/>
-          <w:sz w:val="24"/>
-          <w:szCs w:val="24"/>
-        </w:rPr>
-      </w:r>
-      <w:r>
-        <w:rPr>
-          <w:rFonts w:ascii="Avenir Next Demi Bold" w:hAnsi="Avenir Next Demi Bold"/>
-          <w:sz w:val="24"/>
-          <w:szCs w:val="24"/>
-        </w:rPr>
-        <w:fldChar w:fldCharType="end"/>
-      </w:r>
-      <w:bookmarkEnd w:id="19"/>
-      <w:r>
-        <w:rPr>
-          <w:rFonts w:ascii="Avenir Next Demi Bold" w:hAnsi="Avenir Next Demi Bold"/>
-          <w:sz w:val="24"/>
-          <w:szCs w:val="24"/>
-        </w:rPr>
-        <w:tab/>
-      </w:r>
-    </w:p>
-    <w:tbl>
-      <w:tblPr>
-        <w:tblStyle w:val="TableGrid"/>
-        <w:tblpPr w:leftFromText="180" w:rightFromText="180" w:vertAnchor="text" w:horzAnchor="margin" w:tblpY="231"/>
-        <w:tblW w:w="10456" w:type="dxa"/>
-        <w:tblLook w:val="04A0" w:firstRow="1" w:lastRow="0" w:firstColumn="1" w:lastColumn="0" w:noHBand="0" w:noVBand="1"/>
-      </w:tblPr>
-      <w:tblGrid>
-        <w:gridCol w:w="5228"/>
-        <w:gridCol w:w="5228"/>
-      </w:tblGrid>
-      <w:tr>
-        <w:tc>
-          <w:tcPr>
-            <w:tcW w:w="5228" w:type="dxa"/>
-            <w:tcBorders>
-              <w:top w:val="nil"/>
-              <w:left w:val="nil"/>
-              <w:bottom w:val="nil"/>
-              <w:right w:val="single" w:sz="4" w:space="0" w:color="auto"/>
-            </w:tcBorders>
-          </w:tcPr>
-          <w:p>
-            <w:pPr>
-              <w:pStyle w:val="Heading2"/>
-            </w:pPr>
-            <w:r>
-              <w:rPr>
-                <w:rFonts w:ascii="Avenir Next Medium" w:hAnsi="Avenir Next Medium"/>
-                <w:sz w:val="24"/>
-                <w:szCs w:val="24"/>
-              </w:rPr>
-              <w:t>If yes, please give details:</w:t>
-            </w:r>
-          </w:p>
-        </w:tc>
-        <w:tc>
-          <w:tcPr>
-            <w:tcW w:w="5228" w:type="dxa"/>
-            <w:tcBorders>
-              <w:top w:val="single" w:sz="4" w:space="0" w:color="auto"/>
-              <w:left w:val="single" w:sz="4" w:space="0" w:color="auto"/>
-              <w:bottom w:val="single" w:sz="4" w:space="0" w:color="auto"/>
-            </w:tcBorders>
-            <w:shd w:val="clear" w:color="auto" w:fill="FFFFFF" w:themeFill="background1"/>
-          </w:tcPr>
-          <w:p>
-            <w:pPr>
-              <w:pStyle w:val="Heading2"/>
-            </w:pPr>
-            <w:r>
-              <w:fldChar w:fldCharType="begin">
-                <w:ffData>
-                  <w:name w:val="Text20"/>
-                  <w:enabled/>
-                  <w:calcOnExit w:val="0"/>
-                  <w:textInput/>
-                </w:ffData>
-              </w:fldChar>
-            </w:r>
-            <w:bookmarkStart w:id="20" w:name="Text20"/>
-            <w:r>
-              <w:instrText xml:space="preserve"> FORMTEXT </w:instrText>
-            </w:r>
-            <w:r>
-              <w:fldChar w:fldCharType="separate"/>
-            </w:r>
-            <w:r>
-              <w:rPr>
-                <w:noProof/>
-              </w:rPr>
-              <w:t> </w:t>
-            </w:r>
-            <w:r>
-              <w:rPr>
-                <w:noProof/>
-              </w:rPr>
-              <w:t> </w:t>
-            </w:r>
-            <w:r>
-              <w:rPr>
-                <w:noProof/>
-              </w:rPr>
-              <w:t> </w:t>
-            </w:r>
-            <w:r>
-              <w:rPr>
-                <w:noProof/>
-              </w:rPr>
-              <w:t> </w:t>
-            </w:r>
-            <w:r>
-              <w:rPr>
-                <w:noProof/>
-              </w:rPr>
-              <w:t> </w:t>
-            </w:r>
-            <w:r>
-              <w:fldChar w:fldCharType="end"/>
-            </w:r>
-            <w:bookmarkEnd w:id="20"/>
-          </w:p>
-          <w:p>
-            <w:pPr>
-              <w:pStyle w:val="Heading2"/>
-            </w:pPr>
-          </w:p>
-        </w:tc>
-      </w:tr>
-    </w:tbl>
-    <w:p>
-      <w:pPr>
-        <w:pStyle w:val="Heading2"/>
-      </w:pPr>
-      <w:r>
-        <w:rPr>
-          <w:rFonts w:ascii="Avenir Next Demi Bold" w:hAnsi="Avenir Next Demi Bold"/>
-          <w:color w:val="C61E5D"/>
+          <w:rFonts w:asciiTheme="minorHAnsi" w:hAnsiTheme="minorHAnsi" w:cstheme="minorHAnsi"/>
+          <w:b/>
+          <w:bCs/>
+          <w:noProof/>
           <w:sz w:val="32"/>
           <w:szCs w:val="32"/>
         </w:rPr>
-        <w:t>Declaration</w:t>
-      </w:r>
-      <w:r>
-        <w:rPr>
-          <w:noProof/>
-        </w:rPr>
-        <w:t xml:space="preserve"> </w:t>
-      </w:r>
-    </w:p>
-    <w:p>
-      <w:pPr>
-        <w:pStyle w:val="Heading2"/>
-        <w:rPr>
-          <w:sz w:val="32"/>
-          <w:szCs w:val="32"/>
-        </w:rPr>
-      </w:pPr>
-      <w:r>
-        <w:rPr>
-          <w:rFonts w:ascii="Avenir Next" w:hAnsi="Avenir Next"/>
-          <w:sz w:val="24"/>
-          <w:szCs w:val="24"/>
-        </w:rPr>
-        <w:t>I confirm that the information contained within this application is accurate and complete to the best of my knowledge.</w:t>
-      </w:r>
-    </w:p>
-    <w:tbl>
-      <w:tblPr>
-        <w:tblStyle w:val="TableGrid"/>
-        <w:tblpPr w:leftFromText="180" w:rightFromText="180" w:vertAnchor="text" w:horzAnchor="margin" w:tblpY="81"/>
-        <w:tblW w:w="10456" w:type="dxa"/>
-        <w:tblLook w:val="04A0" w:firstRow="1" w:lastRow="0" w:firstColumn="1" w:lastColumn="0" w:noHBand="0" w:noVBand="1"/>
-      </w:tblPr>
-      <w:tblGrid>
-        <w:gridCol w:w="5228"/>
-        <w:gridCol w:w="5228"/>
-      </w:tblGrid>
-      <w:tr>
-        <w:tc>
-          <w:tcPr>
-            <w:tcW w:w="5228" w:type="dxa"/>
-            <w:tcBorders>
-              <w:top w:val="nil"/>
-              <w:left w:val="nil"/>
-              <w:bottom w:val="nil"/>
-              <w:right w:val="single" w:sz="4" w:space="0" w:color="auto"/>
-            </w:tcBorders>
-          </w:tcPr>
-          <w:p>
-            <w:pPr>
-              <w:pStyle w:val="Heading2"/>
-            </w:pPr>
-            <w:r>
-              <w:rPr>
-                <w:rFonts w:ascii="Avenir Next Medium" w:hAnsi="Avenir Next Medium"/>
-                <w:sz w:val="24"/>
-                <w:szCs w:val="24"/>
-              </w:rPr>
-              <w:t>Name:</w:t>
-            </w:r>
-          </w:p>
-        </w:tc>
-        <w:tc>
-          <w:tcPr>
-            <w:tcW w:w="5228" w:type="dxa"/>
-            <w:tcBorders>
-              <w:left w:val="single" w:sz="4" w:space="0" w:color="auto"/>
-              <w:bottom w:val="single" w:sz="4" w:space="0" w:color="auto"/>
-            </w:tcBorders>
-            <w:shd w:val="clear" w:color="auto" w:fill="FFFFFF" w:themeFill="background1"/>
-          </w:tcPr>
-          <w:p>
-            <w:pPr>
-              <w:pStyle w:val="Heading2"/>
-            </w:pPr>
-            <w:r>
-              <w:fldChar w:fldCharType="begin">
-                <w:ffData>
-                  <w:name w:val="Text21"/>
-                  <w:enabled/>
-                  <w:calcOnExit w:val="0"/>
-                  <w:textInput/>
-                </w:ffData>
-              </w:fldChar>
-            </w:r>
-            <w:bookmarkStart w:id="21" w:name="Text21"/>
-            <w:r>
-              <w:instrText xml:space="preserve"> FORMTEXT </w:instrText>
-            </w:r>
-            <w:r>
-              <w:fldChar w:fldCharType="separate"/>
-            </w:r>
-            <w:r>
-              <w:rPr>
-                <w:noProof/>
-              </w:rPr>
-              <w:t> </w:t>
-            </w:r>
-            <w:r>
-              <w:rPr>
-                <w:noProof/>
-              </w:rPr>
-              <w:t> </w:t>
-            </w:r>
-            <w:r>
-              <w:rPr>
-                <w:noProof/>
-              </w:rPr>
-              <w:t> </w:t>
-            </w:r>
-            <w:r>
-              <w:rPr>
-                <w:noProof/>
-              </w:rPr>
-              <w:t> </w:t>
-            </w:r>
-            <w:r>
-              <w:rPr>
-                <w:noProof/>
-              </w:rPr>
-              <w:t> </w:t>
-            </w:r>
-            <w:r>
-              <w:fldChar w:fldCharType="end"/>
-            </w:r>
-            <w:bookmarkEnd w:id="21"/>
-          </w:p>
-        </w:tc>
-      </w:tr>
-      <w:tr>
-        <w:trPr>
-          <w:trHeight w:val="268"/>
-        </w:trPr>
-        <w:tc>
-          <w:tcPr>
-            <w:tcW w:w="5228" w:type="dxa"/>
-            <w:tcBorders>
-              <w:top w:val="nil"/>
-              <w:left w:val="nil"/>
-              <w:bottom w:val="nil"/>
-              <w:right w:val="nil"/>
-            </w:tcBorders>
-          </w:tcPr>
-          <w:p>
-            <w:pPr>
-              <w:pStyle w:val="Heading2"/>
-              <w:rPr>
-                <w:rFonts w:ascii="Avenir Next Medium" w:hAnsi="Avenir Next Medium"/>
-                <w:sz w:val="24"/>
-                <w:szCs w:val="24"/>
-              </w:rPr>
-            </w:pPr>
-          </w:p>
-        </w:tc>
-        <w:tc>
-          <w:tcPr>
-            <w:tcW w:w="5228" w:type="dxa"/>
-            <w:tcBorders>
-              <w:top w:val="single" w:sz="4" w:space="0" w:color="auto"/>
-              <w:left w:val="nil"/>
-              <w:bottom w:val="single" w:sz="4" w:space="0" w:color="auto"/>
-              <w:right w:val="nil"/>
-            </w:tcBorders>
-          </w:tcPr>
-          <w:p>
-            <w:pPr>
-              <w:pStyle w:val="Heading2"/>
-            </w:pPr>
-          </w:p>
-        </w:tc>
-      </w:tr>
-      <w:tr>
-        <w:tc>
-          <w:tcPr>
-            <w:tcW w:w="5228" w:type="dxa"/>
-            <w:tcBorders>
-              <w:top w:val="nil"/>
-              <w:left w:val="nil"/>
-              <w:bottom w:val="nil"/>
-              <w:right w:val="single" w:sz="4" w:space="0" w:color="auto"/>
-            </w:tcBorders>
-          </w:tcPr>
-          <w:p>
-            <w:pPr>
-              <w:pStyle w:val="Heading2"/>
-              <w:rPr>
-                <w:rFonts w:ascii="Avenir Next Demi Bold" w:hAnsi="Avenir Next Demi Bold"/>
-              </w:rPr>
-            </w:pPr>
-            <w:r>
-              <w:rPr>
-                <w:rFonts w:ascii="Avenir Next Demi Bold" w:hAnsi="Avenir Next Demi Bold"/>
-                <w:sz w:val="24"/>
-                <w:szCs w:val="24"/>
-              </w:rPr>
-              <w:t>Signature</w:t>
-            </w:r>
-          </w:p>
-        </w:tc>
-        <w:tc>
-          <w:tcPr>
-            <w:tcW w:w="5228" w:type="dxa"/>
-            <w:tcBorders>
-              <w:top w:val="single" w:sz="4" w:space="0" w:color="auto"/>
-              <w:left w:val="single" w:sz="4" w:space="0" w:color="auto"/>
-              <w:bottom w:val="single" w:sz="4" w:space="0" w:color="auto"/>
-            </w:tcBorders>
-            <w:shd w:val="clear" w:color="auto" w:fill="FFFFFF" w:themeFill="background1"/>
-          </w:tcPr>
-          <w:p>
-            <w:pPr>
-              <w:pStyle w:val="Heading2"/>
-            </w:pPr>
-            <w:r>
-              <w:fldChar w:fldCharType="begin">
-                <w:ffData>
-                  <w:name w:val="Text22"/>
-                  <w:enabled/>
-                  <w:calcOnExit w:val="0"/>
-                  <w:textInput/>
-                </w:ffData>
-              </w:fldChar>
-            </w:r>
-            <w:bookmarkStart w:id="22" w:name="Text22"/>
-            <w:r>
-              <w:instrText xml:space="preserve"> FORMTEXT </w:instrText>
-            </w:r>
-            <w:r>
-              <w:fldChar w:fldCharType="separate"/>
-            </w:r>
-            <w:r>
-              <w:rPr>
-                <w:noProof/>
-              </w:rPr>
-              <w:t> </w:t>
-            </w:r>
-            <w:r>
-              <w:rPr>
-                <w:noProof/>
-              </w:rPr>
-              <w:t> </w:t>
-            </w:r>
-            <w:r>
-              <w:rPr>
-                <w:noProof/>
-              </w:rPr>
-              <w:t> </w:t>
-            </w:r>
-            <w:r>
-              <w:rPr>
-                <w:noProof/>
-              </w:rPr>
-              <w:t> </w:t>
-            </w:r>
-            <w:r>
-              <w:rPr>
-                <w:noProof/>
-              </w:rPr>
-              <w:t> </w:t>
-            </w:r>
-            <w:r>
-              <w:fldChar w:fldCharType="end"/>
-            </w:r>
-            <w:bookmarkEnd w:id="22"/>
-          </w:p>
-        </w:tc>
-      </w:tr>
-      <w:tr>
-        <w:tc>
-          <w:tcPr>
-            <w:tcW w:w="5228" w:type="dxa"/>
-            <w:tcBorders>
-              <w:top w:val="nil"/>
-              <w:left w:val="nil"/>
-              <w:bottom w:val="nil"/>
-              <w:right w:val="nil"/>
-            </w:tcBorders>
-          </w:tcPr>
-          <w:p>
-            <w:pPr>
-              <w:pStyle w:val="Heading2"/>
-              <w:rPr>
-                <w:rFonts w:ascii="Avenir Next Medium" w:hAnsi="Avenir Next Medium"/>
-                <w:sz w:val="28"/>
-                <w:szCs w:val="28"/>
-              </w:rPr>
-            </w:pPr>
-          </w:p>
-        </w:tc>
-        <w:tc>
-          <w:tcPr>
-            <w:tcW w:w="5228" w:type="dxa"/>
-            <w:tcBorders>
-              <w:top w:val="single" w:sz="4" w:space="0" w:color="auto"/>
-              <w:left w:val="nil"/>
-              <w:bottom w:val="single" w:sz="4" w:space="0" w:color="auto"/>
-              <w:right w:val="nil"/>
-            </w:tcBorders>
-          </w:tcPr>
-          <w:p>
-            <w:pPr>
-              <w:pStyle w:val="Heading2"/>
-            </w:pPr>
-          </w:p>
-        </w:tc>
-      </w:tr>
-      <w:tr>
-        <w:tc>
-          <w:tcPr>
-            <w:tcW w:w="5228" w:type="dxa"/>
-            <w:tcBorders>
-              <w:top w:val="nil"/>
-              <w:left w:val="nil"/>
-              <w:bottom w:val="nil"/>
-              <w:right w:val="single" w:sz="4" w:space="0" w:color="auto"/>
-            </w:tcBorders>
-          </w:tcPr>
-          <w:p>
-            <w:pPr>
-              <w:pStyle w:val="Heading2"/>
-            </w:pPr>
-            <w:r>
-              <w:rPr>
-                <w:rFonts w:ascii="Avenir Next Medium" w:hAnsi="Avenir Next Medium"/>
-                <w:sz w:val="24"/>
-                <w:szCs w:val="24"/>
-              </w:rPr>
-              <w:t>Date:</w:t>
-            </w:r>
-          </w:p>
-        </w:tc>
-        <w:tc>
-          <w:tcPr>
-            <w:tcW w:w="5228" w:type="dxa"/>
-            <w:tcBorders>
-              <w:top w:val="single" w:sz="4" w:space="0" w:color="auto"/>
-              <w:left w:val="single" w:sz="4" w:space="0" w:color="auto"/>
-              <w:bottom w:val="single" w:sz="4" w:space="0" w:color="auto"/>
-            </w:tcBorders>
-            <w:shd w:val="clear" w:color="auto" w:fill="FFFFFF" w:themeFill="background1"/>
-          </w:tcPr>
-          <w:p>
-            <w:pPr>
-              <w:pStyle w:val="Heading2"/>
-            </w:pPr>
-            <w:r>
-              <w:fldChar w:fldCharType="begin">
-                <w:ffData>
-                  <w:name w:val="Text23"/>
-                  <w:enabled/>
-                  <w:calcOnExit w:val="0"/>
-                  <w:textInput/>
-                </w:ffData>
-              </w:fldChar>
-            </w:r>
-            <w:bookmarkStart w:id="23" w:name="Text23"/>
-            <w:r>
-              <w:instrText xml:space="preserve"> FORMTEXT </w:instrText>
-            </w:r>
-            <w:r>
-              <w:fldChar w:fldCharType="separate"/>
-            </w:r>
-            <w:r>
-              <w:rPr>
-                <w:noProof/>
-              </w:rPr>
-              <w:t> </w:t>
-            </w:r>
-            <w:r>
-              <w:rPr>
-                <w:noProof/>
-              </w:rPr>
-              <w:t> </w:t>
-            </w:r>
-            <w:r>
-              <w:rPr>
-                <w:noProof/>
-              </w:rPr>
-              <w:t> </w:t>
-            </w:r>
-            <w:r>
-              <w:rPr>
-                <w:noProof/>
-              </w:rPr>
-              <w:t> </w:t>
-            </w:r>
-            <w:r>
-              <w:rPr>
-                <w:noProof/>
-              </w:rPr>
-              <w:t> </w:t>
-            </w:r>
-            <w:r>
-              <w:fldChar w:fldCharType="end"/>
-            </w:r>
-            <w:bookmarkEnd w:id="23"/>
-          </w:p>
-        </w:tc>
-      </w:tr>
-    </w:tbl>
-    <w:p>
-      <w:pPr>
-        <w:tabs>
-          <w:tab w:val="left" w:pos="1711"/>
-        </w:tabs>
-        <w:jc w:val="center"/>
-        <w:rPr>
-          <w:rFonts w:ascii="Avenir Next Demi Bold" w:hAnsi="Avenir Next Demi Bold"/>
-          <w:b/>
-          <w:bCs/>
-          <w:sz w:val="13"/>
-          <w:szCs w:val="13"/>
-        </w:rPr>
-      </w:pPr>
-      <w:r>
-        <w:rPr>
-          <w:rFonts w:ascii="Avenir Next Demi Bold" w:hAnsi="Avenir Next Demi Bold"/>
-          <w:b/>
-          <w:bCs/>
-          <w:sz w:val="13"/>
-          <w:szCs w:val="13"/>
-        </w:rPr>
-        <w:br/>
-      </w:r>
-      <w:r>
-        <w:rPr>
-          <w:rFonts w:ascii="Avenir Next Demi Bold" w:hAnsi="Avenir Next Demi Bold"/>
-          <w:b/>
-          <w:bCs/>
-          <w:color w:val="C61E5D"/>
-          <w:sz w:val="13"/>
-          <w:szCs w:val="13"/>
-        </w:rPr>
-        <w:t>Information provided in this application will be used solely for recruitment purposes and processed in accordance with applicable data protection legislation.</w:t>
+        <mc:AlternateContent>
+          <mc:Choice Requires="wps">
+            <w:drawing>
+              <wp:anchor distT="0" distB="0" distL="114300" distR="114300" simplePos="0" relativeHeight="251913728" behindDoc="0" locked="0" layoutInCell="1" allowOverlap="1" wp14:anchorId="48FD3B80" wp14:editId="52E5F8D1">
+                <wp:simplePos x="0" y="0"/>
+                <wp:positionH relativeFrom="column">
+                  <wp:posOffset>-231319</wp:posOffset>
+                </wp:positionH>
+                <wp:positionV relativeFrom="paragraph">
+                  <wp:posOffset>5755640</wp:posOffset>
+                </wp:positionV>
+                <wp:extent cx="563245" cy="0"/>
+                <wp:effectExtent l="0" t="25400" r="33655" b="25400"/>
+                <wp:wrapNone/>
+                <wp:docPr id="1784882820" name="Straight Connector 27"/>
+                <wp:cNvGraphicFramePr/>
+                <a:graphic xmlns:a="http://schemas.openxmlformats.org/drawingml/2006/main">
+                  <a:graphicData uri="http://schemas.microsoft.com/office/word/2010/wordprocessingShape">
+                    <wps:wsp>
+                      <wps:cNvCnPr/>
+                      <wps:spPr>
+                        <a:xfrm>
+                          <a:off x="0" y="0"/>
+                          <a:ext cx="563245" cy="0"/>
+                        </a:xfrm>
+                        <a:prstGeom prst="line">
+                          <a:avLst/>
+                        </a:prstGeom>
+                        <a:ln w="44450">
+                          <a:solidFill>
+                            <a:srgbClr val="C61E5D"/>
+                          </a:solidFill>
+                        </a:ln>
+                      </wps:spPr>
+                      <wps:style>
+                        <a:lnRef idx="1">
+                          <a:schemeClr val="accent1"/>
+                        </a:lnRef>
+                        <a:fillRef idx="0">
+                          <a:schemeClr val="accent1"/>
+                        </a:fillRef>
+                        <a:effectRef idx="0">
+                          <a:schemeClr val="accent1"/>
+                        </a:effectRef>
+                        <a:fontRef idx="minor">
+                          <a:schemeClr val="tx1"/>
+                        </a:fontRef>
+                      </wps:style>
+                      <wps:bodyPr/>
+                    </wps:wsp>
+                  </a:graphicData>
+                </a:graphic>
+                <wp14:sizeRelH relativeFrom="margin">
+                  <wp14:pctWidth>0</wp14:pctWidth>
+                </wp14:sizeRelH>
+              </wp:anchor>
+            </w:drawing>
+          </mc:Choice>
+          <mc:Fallback>
+            <w:pict>
+              <v:line w14:anchorId="6AD1BDC2" id="Straight Connector 27" o:spid="_x0000_s1026" style="position:absolute;z-index:251913728;visibility:visible;mso-wrap-style:square;mso-width-percent:0;mso-wrap-distance-left:9pt;mso-wrap-distance-top:0;mso-wrap-distance-right:9pt;mso-wrap-distance-bottom:0;mso-position-horizontal:absolute;mso-position-horizontal-relative:text;mso-position-vertical:absolute;mso-position-vertical-relative:text;mso-width-percent:0;mso-width-relative:margin" from="-18.2pt,453.2pt" to="26.15pt,453.2pt" o:gfxdata="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" strokecolor="#c61e5d" strokeweight="3.5pt">
+                <v:stroke joinstyle="miter"/>
+              </v:line>
+            </w:pict>
+          </mc:Fallback>
+        </mc:AlternateContent>
       </w:r>
     </w:p>
     <w:sectPr>
       <w:headerReference w:type="even" r:id="rId8"/>
       <w:headerReference w:type="default" r:id="rId9"/>
-      <w:footerReference w:type="default" r:id="rId10"/>
-      <w:headerReference w:type="first" r:id="rId11"/>
+      <w:footerReference w:type="even" r:id="rId10"/>
+      <w:footerReference w:type="default" r:id="rId11"/>
+      <w:headerReference w:type="first" r:id="rId12"/>
+      <w:footerReference w:type="first" r:id="rId13"/>
       <w:pgSz w:w="11906" w:h="16838"/>
-      <w:pgMar w:top="567" w:right="567" w:bottom="567" w:left="567" w:header="709" w:footer="709" w:gutter="0"/>
+      <w:pgMar w:top="720" w:right="720" w:bottom="720" w:left="720" w:header="709" w:footer="709" w:gutter="0"/>
       <w:cols w:space="708"/>
       <w:docGrid w:linePitch="360"/>
     </w:sectPr>
@@ -3546,6 +5657,16 @@
   <w:p>
     <w:pPr>
       <w:pStyle w:val="Footer"/>
+    </w:pPr>
+  </w:p>
+</w:ftr>
+</file>
+
+<file path=word/footer2.xml><?xml version="1.0" encoding="utf-8"?>
+<w:ftr xmlns:wpc="http://schemas.microsoft.com/office/word/2010/wordprocessingCanvas" xmlns:cx="http://schemas.microsoft.com/office/drawing/2014/chartex" xmlns:cx1="http://schemas.microsoft.com/office/drawing/2015/9/8/chartex" xmlns:cx2="http://schemas.microsoft.com/office/drawing/2015/10/21/chartex" xmlns:cx3="http://schemas.microsoft.com/office/drawing/2016/5/9/chartex" xmlns:cx4="http://schemas.microsoft.com/office/drawing/2016/5/10/chartex" xmlns:cx5="http://schemas.microsoft.com/office/drawing/2016/5/11/chartex" xmlns:cx6="http://schemas.microsoft.com/office/drawing/2016/5/12/chartex" xmlns:cx7="http://schemas.microsoft.com/office/drawing/2016/5/13/chartex" xmlns:cx8="http://schemas.microsoft.com/office/drawing/2016/5/14/chartex" xmlns:mc="http://schemas.openxmlformats.org/markup-compatibility/2006" xmlns:aink="http://schemas.microsoft.com/office/drawing/2016/ink" xmlns:am3d="http://schemas.microsoft.com/office/drawing/2017/model3d" xmlns:o="urn:schemas-microsoft-com:office:office" xmlns:oel="http://schemas.microsoft.com/office/2019/extlst" xmlns:r="http://schemas.openxmlformats.org/officeDocument/2006/relationships" xmlns:m="http://schemas.openxmlformats.org/officeDocument/2006/math" xmlns:v="urn:schemas-microsoft-com:vml" xmlns:wp14="http://schemas.microsoft.com/office/word/2010/wordprocessingDrawing" xmlns:wp="http://schemas.openxmlformats.org/drawingml/2006/wordprocessingDrawing" xmlns:w10="urn:schemas-microsoft-com:office:word" xmlns:w="http://schemas.openxmlformats.org/wordprocessingml/2006/main" xmlns:w14="http://schemas.microsoft.com/office/word/2010/wordml" xmlns:w15="http://schemas.microsoft.com/office/word/2012/wordml" xmlns:w16cex="http://schemas.microsoft.com/office/word/2018/wordml/cex" xmlns:w16cid="http://schemas.microsoft.com/office/word/2016/wordml/cid" xmlns:w16="http://schemas.microsoft.com/office/word/2018/wordml" xmlns:w16du="http://schemas.microsoft.com/office/word/2023/wordml/word16du" xmlns:w16sdtdh="http://schemas.microsoft.com/office/word/2020/wordml/sdtdatahash" xmlns:w16sdtfl="http://schemas.microsoft.com/office/word/2024/wordml/sdtformatlock" xmlns:w16se="http://schemas.microsoft.com/office/word/2015/wordml/symex" xmlns:wpg="http://schemas.microsoft.com/office/word/2010/wordprocessingGroup" xmlns:wpi="http://schemas.microsoft.com/office/word/2010/wordprocessingInk" xmlns:wne="http://schemas.microsoft.com/office/word/2006/wordml" xmlns:wps="http://schemas.microsoft.com/office/word/2010/wordprocessingShape" mc:Ignorable="w14 w15 w16se w16cid w16 w16cex w16sdtdh w16sdtfl w16du wp14">
+  <w:p>
+    <w:pPr>
+      <w:pStyle w:val="Footer"/>
       <w:tabs>
         <w:tab w:val="clear" w:pos="4320"/>
         <w:tab w:val="clear" w:pos="8640"/>
@@ -3556,6 +5677,16 @@
         <w:sz w:val="20"/>
         <w:szCs w:val="20"/>
       </w:rPr>
+    </w:pPr>
+  </w:p>
+</w:ftr>
+</file>
+
+<file path=word/footer3.xml><?xml version="1.0" encoding="utf-8"?>
+<w:ftr xmlns:wpc="http://schemas.microsoft.com/office/word/2010/wordprocessingCanvas" xmlns:cx="http://schemas.microsoft.com/office/drawing/2014/chartex" xmlns:cx1="http://schemas.microsoft.com/office/drawing/2015/9/8/chartex" xmlns:cx2="http://schemas.microsoft.com/office/drawing/2015/10/21/chartex" xmlns:cx3="http://schemas.microsoft.com/office/drawing/2016/5/9/chartex" xmlns:cx4="http://schemas.microsoft.com/office/drawing/2016/5/10/chartex" xmlns:cx5="http://schemas.microsoft.com/office/drawing/2016/5/11/chartex" xmlns:cx6="http://schemas.microsoft.com/office/drawing/2016/5/12/chartex" xmlns:cx7="http://schemas.microsoft.com/office/drawing/2016/5/13/chartex" xmlns:cx8="http://schemas.microsoft.com/office/drawing/2016/5/14/chartex" xmlns:mc="http://schemas.openxmlformats.org/markup-compatibility/2006" xmlns:aink="http://schemas.microsoft.com/office/drawing/2016/ink" xmlns:am3d="http://schemas.microsoft.com/office/drawing/2017/model3d" xmlns:o="urn:schemas-microsoft-com:office:office" xmlns:oel="http://schemas.microsoft.com/office/2019/extlst" xmlns:r="http://schemas.openxmlformats.org/officeDocument/2006/relationships" xmlns:m="http://schemas.openxmlformats.org/officeDocument/2006/math" xmlns:v="urn:schemas-microsoft-com:vml" xmlns:wp14="http://schemas.microsoft.com/office/word/2010/wordprocessingDrawing" xmlns:wp="http://schemas.openxmlformats.org/drawingml/2006/wordprocessingDrawing" xmlns:w10="urn:schemas-microsoft-com:office:word" xmlns:w="http://schemas.openxmlformats.org/wordprocessingml/2006/main" xmlns:w14="http://schemas.microsoft.com/office/word/2010/wordml" xmlns:w15="http://schemas.microsoft.com/office/word/2012/wordml" xmlns:w16cex="http://schemas.microsoft.com/office/word/2018/wordml/cex" xmlns:w16cid="http://schemas.microsoft.com/office/word/2016/wordml/cid" xmlns:w16="http://schemas.microsoft.com/office/word/2018/wordml" xmlns:w16du="http://schemas.microsoft.com/office/word/2023/wordml/word16du" xmlns:w16sdtdh="http://schemas.microsoft.com/office/word/2020/wordml/sdtdatahash" xmlns:w16sdtfl="http://schemas.microsoft.com/office/word/2024/wordml/sdtformatlock" xmlns:w16se="http://schemas.microsoft.com/office/word/2015/wordml/symex" xmlns:wpg="http://schemas.microsoft.com/office/word/2010/wordprocessingGroup" xmlns:wpi="http://schemas.microsoft.com/office/word/2010/wordprocessingInk" xmlns:wne="http://schemas.microsoft.com/office/word/2006/wordml" xmlns:wps="http://schemas.microsoft.com/office/word/2010/wordprocessingShape" mc:Ignorable="w14 w15 w16se w16cid w16 w16cex w16sdtdh w16sdtfl w16du wp14">
+  <w:p>
+    <w:pPr>
+      <w:pStyle w:val="Footer"/>
     </w:pPr>
   </w:p>
 </w:ftr>

--- a/public/downloads/application-form.docx
+++ b/public/downloads/application-form.docx
@@ -5,13 +5,22 @@
   <w:body>
     <w:p>
       <w:pPr>
-        <w:pStyle w:val="Heading1"/>
+        <w:pStyle w:val="NoSpacing"/>
+        <w:rPr>
+          <w:rFonts w:ascii="Avenir Next" w:hAnsi="Avenir Next" w:cstheme="minorHAnsi"/>
+          <w:b/>
+          <w:bCs/>
+          <w:color w:val="001B43"/>
+          <w:sz w:val="56"/>
+          <w:szCs w:val="56"/>
+          <w:lang w:val="en-GB"/>
+        </w:rPr>
       </w:pPr>
       <w:r>
         <w:rPr>
           <w:rFonts w:asciiTheme="minorHAnsi" w:hAnsiTheme="minorHAnsi" w:cstheme="minorHAnsi"/>
-          <w:b w:val="0"/>
-          <w:bCs w:val="0"/>
+          <w:b/>
+          <w:bCs/>
           <w:noProof/>
           <w:sz w:val="32"/>
           <w:szCs w:val="32"/>
@@ -19,566 +28,15 @@
         <mc:AlternateContent>
           <mc:Choice Requires="wps">
             <w:drawing>
-              <wp:anchor distT="0" distB="0" distL="114300" distR="114300" simplePos="0" relativeHeight="251915776" behindDoc="0" locked="0" layoutInCell="1" allowOverlap="1" wp14:anchorId="37B30940" wp14:editId="2C004659">
+              <wp:anchor distT="0" distB="0" distL="114300" distR="114300" simplePos="0" relativeHeight="251917824" behindDoc="0" locked="0" layoutInCell="1" allowOverlap="1" wp14:anchorId="0E39091F" wp14:editId="5BA005DA">
                 <wp:simplePos x="0" y="0"/>
                 <wp:positionH relativeFrom="column">
-                  <wp:posOffset>-187960</wp:posOffset>
+                  <wp:posOffset>36830</wp:posOffset>
                 </wp:positionH>
                 <wp:positionV relativeFrom="page">
-                  <wp:posOffset>89535</wp:posOffset>
+                  <wp:posOffset>1767205</wp:posOffset>
                 </wp:positionV>
-                <wp:extent cx="3380105" cy="1084580"/>
-                <wp:effectExtent l="0" t="0" r="0" b="0"/>
-                <wp:wrapNone/>
-                <wp:docPr id="324508089" name="Text Box 16"/>
-                <wp:cNvGraphicFramePr/>
-                <a:graphic xmlns:a="http://schemas.openxmlformats.org/drawingml/2006/main">
-                  <a:graphicData uri="http://schemas.microsoft.com/office/word/2010/wordprocessingShape">
-                    <wps:wsp>
-                      <wps:cNvSpPr txBox="1"/>
-                      <wps:spPr>
-                        <a:xfrm>
-                          <a:off x="0" y="0"/>
-                          <a:ext cx="3380105" cy="1084580"/>
-                        </a:xfrm>
-                        <a:prstGeom prst="rect">
-                          <a:avLst/>
-                        </a:prstGeom>
-                        <a:noFill/>
-                        <a:ln w="6350">
-                          <a:noFill/>
-                        </a:ln>
-                      </wps:spPr>
-                      <wps:txbx>
-                        <w:txbxContent>
-                          <w:p>
-                            <w:pPr>
-                              <w:pStyle w:val="NoSpacing"/>
-                              <w:rPr>
-                                <w:rFonts w:ascii="Avenir Next" w:hAnsi="Avenir Next" w:cstheme="minorHAnsi"/>
-                                <w:b/>
-                                <w:bCs/>
-                                <w:color w:val="001B43"/>
-                                <w:sz w:val="64"/>
-                                <w:szCs w:val="64"/>
-                                <w:lang w:val="en-GB"/>
-                              </w:rPr>
-                            </w:pPr>
-                            <w:r>
-                              <w:rPr>
-                                <w:rFonts w:ascii="Avenir Next" w:hAnsi="Avenir Next" w:cstheme="minorHAnsi"/>
-                                <w:b/>
-                                <w:bCs/>
-                                <w:color w:val="001B43"/>
-                                <w:sz w:val="64"/>
-                                <w:szCs w:val="64"/>
-                                <w:lang w:val="en-GB"/>
-                              </w:rPr>
-                              <w:t xml:space="preserve">Application </w:t>
-                            </w:r>
-                            <w:r>
-                              <w:rPr>
-                                <w:rFonts w:ascii="Avenir Next" w:hAnsi="Avenir Next" w:cstheme="minorHAnsi"/>
-                                <w:b/>
-                                <w:bCs/>
-                                <w:color w:val="001B43"/>
-                                <w:sz w:val="64"/>
-                                <w:szCs w:val="64"/>
-                                <w:lang w:val="en-GB"/>
-                              </w:rPr>
-                              <w:br/>
-                              <w:t>Form</w:t>
-                            </w:r>
-                          </w:p>
-                        </w:txbxContent>
-                      </wps:txbx>
-                      <wps:bodyPr rot="0" spcFirstLastPara="0" vertOverflow="overflow" horzOverflow="overflow" vert="horz" wrap="square" lIns="91440" tIns="45720" rIns="91440" bIns="45720" numCol="1" spcCol="0" rtlCol="0" fromWordArt="0" anchor="t" anchorCtr="0" forceAA="0" compatLnSpc="1">
-                        <a:prstTxWarp prst="textNoShape">
-                          <a:avLst/>
-                        </a:prstTxWarp>
-                        <a:noAutofit/>
-                      </wps:bodyPr>
-                    </wps:wsp>
-                  </a:graphicData>
-                </a:graphic>
-                <wp14:sizeRelH relativeFrom="margin">
-                  <wp14:pctWidth>0</wp14:pctWidth>
-                </wp14:sizeRelH>
-                <wp14:sizeRelV relativeFrom="margin">
-                  <wp14:pctHeight>0</wp14:pctHeight>
-                </wp14:sizeRelV>
-              </wp:anchor>
-            </w:drawing>
-          </mc:Choice>
-          <mc:Fallback>
-            <w:pict>
-              <v:shapetype w14:anchorId="37B30940" id="_x0000_t202" coordsize="21600,21600" o:spt="202" path="m,l,21600r21600,l21600,xe">
-                <v:stroke joinstyle="miter"/>
-                <v:path gradientshapeok="t" o:connecttype="rect"/>
-              </v:shapetype>
-              <v:shape id="Text Box 16" o:spid="_x0000_s1026" type="#_x0000_t202" style="position:absolute;margin-left:-14.8pt;margin-top:7.05pt;width:266.15pt;height:85.4pt;z-index:251915776;visibility:visible;mso-wrap-style:square;mso-width-percent:0;mso-height-percent:0;mso-wrap-distance-left:9pt;mso-wrap-distance-top:0;mso-wrap-distance-right:9pt;mso-wrap-distance-bottom:0;mso-position-horizontal:absolute;mso-position-horizontal-relative:text;mso-position-vertical:absolute;mso-position-vertical-relative:page;mso-width-percent:0;mso-height-percent:0;mso-width-relative:margin;mso-height-relative:margin;v-text-anchor:top" o:gfxdata="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" filled="f" stroked="f" strokeweight=".5pt">
-                <v:textbox>
-                  <w:txbxContent>
-                    <w:p>
-                      <w:pPr>
-                        <w:pStyle w:val="NoSpacing"/>
-                        <w:rPr>
-                          <w:rFonts w:ascii="Avenir Next" w:hAnsi="Avenir Next" w:cstheme="minorHAnsi"/>
-                          <w:b/>
-                          <w:bCs/>
-                          <w:color w:val="001B43"/>
-                          <w:sz w:val="64"/>
-                          <w:szCs w:val="64"/>
-                          <w:lang w:val="en-GB"/>
-                        </w:rPr>
-                      </w:pPr>
-                      <w:r>
-                        <w:rPr>
-                          <w:rFonts w:ascii="Avenir Next" w:hAnsi="Avenir Next" w:cstheme="minorHAnsi"/>
-                          <w:b/>
-                          <w:bCs/>
-                          <w:color w:val="001B43"/>
-                          <w:sz w:val="64"/>
-                          <w:szCs w:val="64"/>
-                          <w:lang w:val="en-GB"/>
-                        </w:rPr>
-                        <w:t xml:space="preserve">Application </w:t>
-                      </w:r>
-                      <w:r>
-                        <w:rPr>
-                          <w:rFonts w:ascii="Avenir Next" w:hAnsi="Avenir Next" w:cstheme="minorHAnsi"/>
-                          <w:b/>
-                          <w:bCs/>
-                          <w:color w:val="001B43"/>
-                          <w:sz w:val="64"/>
-                          <w:szCs w:val="64"/>
-                          <w:lang w:val="en-GB"/>
-                        </w:rPr>
-                        <w:br/>
-                        <w:t>Form</w:t>
-                      </w:r>
-                    </w:p>
-                  </w:txbxContent>
-                </v:textbox>
-                <w10:wrap anchory="page"/>
-              </v:shape>
-            </w:pict>
-          </mc:Fallback>
-        </mc:AlternateContent>
-      </w:r>
-      <w:r>
-        <w:rPr>
-          <w:noProof/>
-        </w:rPr>
-        <mc:AlternateContent>
-          <mc:Choice Requires="wps">
-            <w:drawing>
-              <wp:anchor distT="0" distB="0" distL="114300" distR="114300" simplePos="0" relativeHeight="251919872" behindDoc="0" locked="0" layoutInCell="1" allowOverlap="1" wp14:anchorId="238056DA" wp14:editId="3227844B">
-                <wp:simplePos x="0" y="0"/>
-                <wp:positionH relativeFrom="column">
-                  <wp:posOffset>-187325</wp:posOffset>
-                </wp:positionH>
-                <wp:positionV relativeFrom="page">
-                  <wp:posOffset>1296296</wp:posOffset>
-                </wp:positionV>
-                <wp:extent cx="6956611" cy="2456330"/>
-                <wp:effectExtent l="0" t="0" r="0" b="0"/>
-                <wp:wrapNone/>
-                <wp:docPr id="1097093844" name="Text Box 85"/>
-                <wp:cNvGraphicFramePr/>
-                <a:graphic xmlns:a="http://schemas.openxmlformats.org/drawingml/2006/main">
-                  <a:graphicData uri="http://schemas.microsoft.com/office/word/2010/wordprocessingShape">
-                    <wps:wsp>
-                      <wps:cNvSpPr txBox="1"/>
-                      <wps:spPr>
-                        <a:xfrm>
-                          <a:off x="0" y="0"/>
-                          <a:ext cx="6956611" cy="2456330"/>
-                        </a:xfrm>
-                        <a:prstGeom prst="rect">
-                          <a:avLst/>
-                        </a:prstGeom>
-                        <a:noFill/>
-                        <a:ln w="6350">
-                          <a:noFill/>
-                        </a:ln>
-                      </wps:spPr>
-                      <wps:txbx>
-                        <w:txbxContent>
-                          <w:p>
-                            <w:pPr>
-                              <w:pStyle w:val="NormalWeb"/>
-                              <w:rPr>
-                                <w:rFonts w:asciiTheme="minorHAnsi" w:hAnsiTheme="minorHAnsi" w:cstheme="minorHAnsi"/>
-                                <w:sz w:val="28"/>
-                                <w:szCs w:val="28"/>
-                              </w:rPr>
-                            </w:pPr>
-                            <w:r>
-                              <w:rPr>
-                                <w:rFonts w:ascii="Avenir Next Demi Bold" w:hAnsi="Avenir Next Demi Bold"/>
-                                <w:b/>
-                                <w:bCs/>
-                                <w:color w:val="C61E5D"/>
-                                <w:sz w:val="32"/>
-                                <w:szCs w:val="32"/>
-                              </w:rPr>
-                              <w:t>School and Community Relational Support Coordinator</w:t>
-                            </w:r>
-                            <w:r>
-                              <w:rPr>
-                                <w:rFonts w:ascii="Avenir Next Demi Bold" w:hAnsi="Avenir Next Demi Bold"/>
-                                <w:b/>
-                                <w:bCs/>
-                                <w:color w:val="C61E5D"/>
-                                <w:sz w:val="26"/>
-                                <w:szCs w:val="26"/>
-                              </w:rPr>
-                              <w:br/>
-                            </w:r>
-                            <w:r>
-                              <w:rPr>
-                                <w:rFonts w:ascii="Avenir Next Medium" w:hAnsi="Avenir Next Medium"/>
-                                <w:color w:val="C61E5D"/>
-                                <w:sz w:val="26"/>
-                                <w:szCs w:val="26"/>
-                              </w:rPr>
-                              <w:br/>
-                            </w:r>
-                            <w:r>
-                              <w:rPr>
-                                <w:rFonts w:ascii="Avenir Next Medium" w:hAnsi="Avenir Next Medium"/>
-                                <w:sz w:val="28"/>
-                                <w:szCs w:val="28"/>
-                              </w:rPr>
-                              <w:t xml:space="preserve">Thank you for your interest in joining Kingdom Overflow. </w:t>
-                            </w:r>
-                            <w:r>
-                              <w:rPr>
-                                <w:rFonts w:ascii="Avenir Next Medium" w:hAnsi="Avenir Next Medium"/>
-                                <w:sz w:val="28"/>
-                                <w:szCs w:val="28"/>
-                              </w:rPr>
-                              <w:br/>
-                            </w:r>
-                            <w:r>
-                              <w:rPr>
-                                <w:rFonts w:ascii="Avenir Next Medium" w:hAnsi="Avenir Next Medium"/>
-                                <w:sz w:val="28"/>
-                                <w:szCs w:val="28"/>
-                              </w:rPr>
-                              <w:br/>
-                            </w:r>
-                            <w:r>
-                              <w:rPr>
-                                <w:rFonts w:ascii="Avenir Next Medium" w:hAnsi="Avenir Next Medium"/>
-                                <w:sz w:val="28"/>
-                                <w:szCs w:val="28"/>
-                              </w:rPr>
-                              <w:t>Please complete this form and submit it alongside</w:t>
-                            </w:r>
-                            <w:r>
-                              <w:rPr>
-                                <w:rFonts w:ascii="Avenir Next" w:hAnsi="Avenir Next" w:cstheme="minorHAnsi"/>
-                                <w:sz w:val="28"/>
-                                <w:szCs w:val="28"/>
-                              </w:rPr>
-                              <w:t xml:space="preserve"> an up-to-date CV alongside a cover letter (2 sides of A4 maximum) outlining:</w:t>
-                            </w:r>
-                          </w:p>
-                          <w:p>
-                            <w:pPr>
-                              <w:pStyle w:val="NormalWeb"/>
-                              <w:numPr>
-                                <w:ilvl w:val="0"/>
-                                <w:numId w:val="58"/>
-                              </w:numPr>
-                              <w:rPr>
-                                <w:rFonts w:ascii="Avenir Next" w:hAnsi="Avenir Next" w:cstheme="minorHAnsi"/>
-                              </w:rPr>
-                            </w:pPr>
-                            <w:r>
-                              <w:rPr>
-                                <w:rFonts w:ascii="Avenir Next" w:hAnsi="Avenir Next" w:cstheme="minorHAnsi"/>
-                              </w:rPr>
-                              <w:t>Why you are interested in this role</w:t>
-                            </w:r>
-                          </w:p>
-                          <w:p>
-                            <w:pPr>
-                              <w:pStyle w:val="NormalWeb"/>
-                              <w:numPr>
-                                <w:ilvl w:val="0"/>
-                                <w:numId w:val="58"/>
-                              </w:numPr>
-                              <w:rPr>
-                                <w:rFonts w:ascii="Avenir Next" w:hAnsi="Avenir Next" w:cstheme="minorHAnsi"/>
-                              </w:rPr>
-                            </w:pPr>
-                            <w:r>
-                              <w:rPr>
-                                <w:rFonts w:ascii="Avenir Next" w:hAnsi="Avenir Next" w:cstheme="minorHAnsi"/>
-                              </w:rPr>
-                              <w:t>What attracts you to Kingdom Overflows vision</w:t>
-                            </w:r>
-                          </w:p>
-                          <w:p>
-                            <w:pPr>
-                              <w:pStyle w:val="NormalWeb"/>
-                              <w:numPr>
-                                <w:ilvl w:val="0"/>
-                                <w:numId w:val="58"/>
-                              </w:numPr>
-                              <w:rPr>
-                                <w:rFonts w:ascii="Avenir Next" w:hAnsi="Avenir Next" w:cstheme="minorHAnsi"/>
-                              </w:rPr>
-                            </w:pPr>
-                            <w:r>
-                              <w:rPr>
-                                <w:rFonts w:ascii="Avenir Next" w:hAnsi="Avenir Next" w:cstheme="minorHAnsi"/>
-                              </w:rPr>
-                              <w:t>How your experience, skills and personal qualities have prepared you for this role.</w:t>
-                            </w:r>
-                          </w:p>
-                          <w:p>
-                            <w:pPr>
-                              <w:rPr>
-                                <w:sz w:val="26"/>
-                                <w:szCs w:val="26"/>
-                              </w:rPr>
-                            </w:pPr>
-                            <w:r>
-                              <w:rPr>
-                                <w:rFonts w:ascii="Avenir Next Medium" w:hAnsi="Avenir Next Medium"/>
-                                <w:sz w:val="28"/>
-                                <w:szCs w:val="28"/>
-                              </w:rPr>
-                              <w:br/>
-                            </w:r>
-                            <w:r>
-                              <w:rPr>
-                                <w:rFonts w:ascii="Avenir Next Medium" w:hAnsi="Avenir Next Medium"/>
-                                <w:sz w:val="28"/>
-                                <w:szCs w:val="28"/>
-                              </w:rPr>
-                              <w:br/>
-                            </w:r>
-                          </w:p>
-                          <w:p/>
-                        </w:txbxContent>
-                      </wps:txbx>
-                      <wps:bodyPr rot="0" spcFirstLastPara="0" vertOverflow="overflow" horzOverflow="overflow" vert="horz" wrap="square" lIns="91440" tIns="45720" rIns="91440" bIns="45720" numCol="1" spcCol="0" rtlCol="0" fromWordArt="0" anchor="t" anchorCtr="0" forceAA="0" compatLnSpc="1">
-                        <a:prstTxWarp prst="textNoShape">
-                          <a:avLst/>
-                        </a:prstTxWarp>
-                        <a:noAutofit/>
-                      </wps:bodyPr>
-                    </wps:wsp>
-                  </a:graphicData>
-                </a:graphic>
-                <wp14:sizeRelH relativeFrom="margin">
-                  <wp14:pctWidth>0</wp14:pctWidth>
-                </wp14:sizeRelH>
-                <wp14:sizeRelV relativeFrom="margin">
-                  <wp14:pctHeight>0</wp14:pctHeight>
-                </wp14:sizeRelV>
-              </wp:anchor>
-            </w:drawing>
-          </mc:Choice>
-          <mc:Fallback>
-            <w:pict>
-              <v:shape w14:anchorId="238056DA" id="Text Box 85" o:spid="_x0000_s1027" type="#_x0000_t202" style="position:absolute;margin-left:-14.75pt;margin-top:102.05pt;width:547.75pt;height:193.4pt;z-index:251919872;visibility:visible;mso-wrap-style:square;mso-width-percent:0;mso-height-percent:0;mso-wrap-distance-left:9pt;mso-wrap-distance-top:0;mso-wrap-distance-right:9pt;mso-wrap-distance-bottom:0;mso-position-horizontal:absolute;mso-position-horizontal-relative:text;mso-position-vertical:absolute;mso-position-vertical-relative:page;mso-width-percent:0;mso-height-percent:0;mso-width-relative:margin;mso-height-relative:margin;v-text-anchor:top" o:gfxdata="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" filled="f" stroked="f" strokeweight=".5pt">
-                <v:textbox>
-                  <w:txbxContent>
-                    <w:p>
-                      <w:pPr>
-                        <w:pStyle w:val="NormalWeb"/>
-                        <w:rPr>
-                          <w:rFonts w:asciiTheme="minorHAnsi" w:hAnsiTheme="minorHAnsi" w:cstheme="minorHAnsi"/>
-                          <w:sz w:val="28"/>
-                          <w:szCs w:val="28"/>
-                        </w:rPr>
-                      </w:pPr>
-                      <w:r>
-                        <w:rPr>
-                          <w:rFonts w:ascii="Avenir Next Demi Bold" w:hAnsi="Avenir Next Demi Bold"/>
-                          <w:b/>
-                          <w:bCs/>
-                          <w:color w:val="C61E5D"/>
-                          <w:sz w:val="32"/>
-                          <w:szCs w:val="32"/>
-                        </w:rPr>
-                        <w:t>School and Community Relational Support Coordinator</w:t>
-                      </w:r>
-                      <w:r>
-                        <w:rPr>
-                          <w:rFonts w:ascii="Avenir Next Demi Bold" w:hAnsi="Avenir Next Demi Bold"/>
-                          <w:b/>
-                          <w:bCs/>
-                          <w:color w:val="C61E5D"/>
-                          <w:sz w:val="26"/>
-                          <w:szCs w:val="26"/>
-                        </w:rPr>
-                        <w:br/>
-                      </w:r>
-                      <w:r>
-                        <w:rPr>
-                          <w:rFonts w:ascii="Avenir Next Medium" w:hAnsi="Avenir Next Medium"/>
-                          <w:color w:val="C61E5D"/>
-                          <w:sz w:val="26"/>
-                          <w:szCs w:val="26"/>
-                        </w:rPr>
-                        <w:br/>
-                      </w:r>
-                      <w:r>
-                        <w:rPr>
-                          <w:rFonts w:ascii="Avenir Next Medium" w:hAnsi="Avenir Next Medium"/>
-                          <w:sz w:val="28"/>
-                          <w:szCs w:val="28"/>
-                        </w:rPr>
-                        <w:t xml:space="preserve">Thank you for your interest in joining Kingdom Overflow. </w:t>
-                      </w:r>
-                      <w:r>
-                        <w:rPr>
-                          <w:rFonts w:ascii="Avenir Next Medium" w:hAnsi="Avenir Next Medium"/>
-                          <w:sz w:val="28"/>
-                          <w:szCs w:val="28"/>
-                        </w:rPr>
-                        <w:br/>
-                      </w:r>
-                      <w:r>
-                        <w:rPr>
-                          <w:rFonts w:ascii="Avenir Next Medium" w:hAnsi="Avenir Next Medium"/>
-                          <w:sz w:val="28"/>
-                          <w:szCs w:val="28"/>
-                        </w:rPr>
-                        <w:br/>
-                      </w:r>
-                      <w:r>
-                        <w:rPr>
-                          <w:rFonts w:ascii="Avenir Next Medium" w:hAnsi="Avenir Next Medium"/>
-                          <w:sz w:val="28"/>
-                          <w:szCs w:val="28"/>
-                        </w:rPr>
-                        <w:t>Please complete this form and submit it alongside</w:t>
-                      </w:r>
-                      <w:r>
-                        <w:rPr>
-                          <w:rFonts w:ascii="Avenir Next" w:hAnsi="Avenir Next" w:cstheme="minorHAnsi"/>
-                          <w:sz w:val="28"/>
-                          <w:szCs w:val="28"/>
-                        </w:rPr>
-                        <w:t xml:space="preserve"> an up-to-date CV alongside a cover letter (2 sides of A4 maximum) outlining:</w:t>
-                      </w:r>
-                    </w:p>
-                    <w:p>
-                      <w:pPr>
-                        <w:pStyle w:val="NormalWeb"/>
-                        <w:numPr>
-                          <w:ilvl w:val="0"/>
-                          <w:numId w:val="58"/>
-                        </w:numPr>
-                        <w:rPr>
-                          <w:rFonts w:ascii="Avenir Next" w:hAnsi="Avenir Next" w:cstheme="minorHAnsi"/>
-                        </w:rPr>
-                      </w:pPr>
-                      <w:r>
-                        <w:rPr>
-                          <w:rFonts w:ascii="Avenir Next" w:hAnsi="Avenir Next" w:cstheme="minorHAnsi"/>
-                        </w:rPr>
-                        <w:t>Why you are interested in this role</w:t>
-                      </w:r>
-                    </w:p>
-                    <w:p>
-                      <w:pPr>
-                        <w:pStyle w:val="NormalWeb"/>
-                        <w:numPr>
-                          <w:ilvl w:val="0"/>
-                          <w:numId w:val="58"/>
-                        </w:numPr>
-                        <w:rPr>
-                          <w:rFonts w:ascii="Avenir Next" w:hAnsi="Avenir Next" w:cstheme="minorHAnsi"/>
-                        </w:rPr>
-                      </w:pPr>
-                      <w:r>
-                        <w:rPr>
-                          <w:rFonts w:ascii="Avenir Next" w:hAnsi="Avenir Next" w:cstheme="minorHAnsi"/>
-                        </w:rPr>
-                        <w:t>What attracts you to Kingdom Overflows vision</w:t>
-                      </w:r>
-                    </w:p>
-                    <w:p>
-                      <w:pPr>
-                        <w:pStyle w:val="NormalWeb"/>
-                        <w:numPr>
-                          <w:ilvl w:val="0"/>
-                          <w:numId w:val="58"/>
-                        </w:numPr>
-                        <w:rPr>
-                          <w:rFonts w:ascii="Avenir Next" w:hAnsi="Avenir Next" w:cstheme="minorHAnsi"/>
-                        </w:rPr>
-                      </w:pPr>
-                      <w:r>
-                        <w:rPr>
-                          <w:rFonts w:ascii="Avenir Next" w:hAnsi="Avenir Next" w:cstheme="minorHAnsi"/>
-                        </w:rPr>
-                        <w:t>How your experience, skills and personal qualities have prepared you for this role.</w:t>
-                      </w:r>
-                    </w:p>
-                    <w:p>
-                      <w:pPr>
-                        <w:rPr>
-                          <w:sz w:val="26"/>
-                          <w:szCs w:val="26"/>
-                        </w:rPr>
-                      </w:pPr>
-                      <w:r>
-                        <w:rPr>
-                          <w:rFonts w:ascii="Avenir Next Medium" w:hAnsi="Avenir Next Medium"/>
-                          <w:sz w:val="28"/>
-                          <w:szCs w:val="28"/>
-                        </w:rPr>
-                        <w:br/>
-                      </w:r>
-                      <w:r>
-                        <w:rPr>
-                          <w:rFonts w:ascii="Avenir Next Medium" w:hAnsi="Avenir Next Medium"/>
-                          <w:sz w:val="28"/>
-                          <w:szCs w:val="28"/>
-                        </w:rPr>
-                        <w:br/>
-                      </w:r>
-                    </w:p>
-                    <w:p/>
-                  </w:txbxContent>
-                </v:textbox>
-                <w10:wrap anchory="page"/>
-              </v:shape>
-            </w:pict>
-          </mc:Fallback>
-        </mc:AlternateContent>
-      </w:r>
-      <w:r>
-        <w:rPr>
-          <w:rFonts w:asciiTheme="minorHAnsi" w:hAnsiTheme="minorHAnsi" w:cstheme="minorHAnsi"/>
-          <w:b w:val="0"/>
-          <w:bCs w:val="0"/>
-          <w:noProof/>
-          <w:sz w:val="32"/>
-          <w:szCs w:val="32"/>
-        </w:rPr>
-        <mc:AlternateContent>
-          <mc:Choice Requires="wps">
-            <w:drawing>
-              <wp:anchor distT="0" distB="0" distL="114300" distR="114300" simplePos="0" relativeHeight="251917824" behindDoc="0" locked="0" layoutInCell="1" allowOverlap="1" wp14:anchorId="0E39091F" wp14:editId="6C9BC067">
-                <wp:simplePos x="0" y="0"/>
-                <wp:positionH relativeFrom="column">
-                  <wp:posOffset>-143510</wp:posOffset>
-                </wp:positionH>
-                <wp:positionV relativeFrom="page">
-                  <wp:posOffset>1255358</wp:posOffset>
-                </wp:positionV>
-                <wp:extent cx="565200" cy="0"/>
+                <wp:extent cx="565150" cy="0"/>
                 <wp:effectExtent l="0" t="25400" r="31750" b="25400"/>
                 <wp:wrapNone/>
                 <wp:docPr id="606632693" name="Straight Connector 27"/>
@@ -590,7 +48,7 @@
                       <wps:spPr>
                         <a:xfrm>
                           <a:off x="0" y="0"/>
-                          <a:ext cx="565200" cy="0"/>
+                          <a:ext cx="565150" cy="0"/>
                         </a:xfrm>
                         <a:prstGeom prst="line">
                           <a:avLst/>
@@ -627,7 +85,7 @@
           </mc:Choice>
           <mc:Fallback>
             <w:pict>
-              <v:line w14:anchorId="5157F42B" id="Straight Connector 27" o:spid="_x0000_s1026" style="position:absolute;z-index:251917824;visibility:visible;mso-wrap-style:square;mso-width-percent:0;mso-wrap-distance-left:9pt;mso-wrap-distance-top:0;mso-wrap-distance-right:9pt;mso-wrap-distance-bottom:0;mso-position-horizontal:absolute;mso-position-horizontal-relative:text;mso-position-vertical:absolute;mso-position-vertical-relative:page;mso-width-percent:0;mso-width-relative:margin" from="-11.3pt,98.85pt" to="33.2pt,98.85pt" o:gfxdata="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" strokecolor="#c61e5d" strokeweight="3.5pt">
+              <v:line w14:anchorId="68D9CBAB" id="Straight Connector 27" o:spid="_x0000_s1026" style="position:absolute;z-index:251917824;visibility:visible;mso-wrap-style:square;mso-width-percent:0;mso-wrap-distance-left:9pt;mso-wrap-distance-top:0;mso-wrap-distance-right:9pt;mso-wrap-distance-bottom:0;mso-position-horizontal:absolute;mso-position-horizontal-relative:text;mso-position-vertical:absolute;mso-position-vertical-relative:page;mso-width-percent:0;mso-width-relative:margin" from="2.9pt,139.15pt" to="47.4pt,139.15pt" o:gfxdata="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" strokecolor="#c61e5d" strokeweight="3.5pt">
                 <v:stroke joinstyle="miter"/>
                 <w10:wrap anchory="page"/>
               </v:line>
@@ -635,639 +93,256 @@
           </mc:Fallback>
         </mc:AlternateContent>
       </w:r>
+      <w:r>
+        <w:rPr>
+          <w:rFonts w:ascii="Avenir Next" w:hAnsi="Avenir Next" w:cstheme="minorHAnsi"/>
+          <w:b/>
+          <w:bCs/>
+          <w:color w:val="001B43"/>
+          <w:sz w:val="56"/>
+          <w:szCs w:val="56"/>
+          <w:lang w:val="en-GB"/>
+        </w:rPr>
+        <w:t xml:space="preserve">Application </w:t>
+      </w:r>
+      <w:r>
+        <w:rPr>
+          <w:rFonts w:ascii="Avenir Next" w:hAnsi="Avenir Next" w:cstheme="minorHAnsi"/>
+          <w:b/>
+          <w:bCs/>
+          <w:color w:val="001B43"/>
+          <w:sz w:val="56"/>
+          <w:szCs w:val="56"/>
+          <w:lang w:val="en-GB"/>
+        </w:rPr>
+        <w:br/>
+        <w:t>Form</w:t>
+      </w:r>
     </w:p>
     <w:p>
       <w:pPr>
-        <w:pStyle w:val="Heading1"/>
-      </w:pPr>
+        <w:pStyle w:val="NormalWeb"/>
+        <w:rPr>
+          <w:rFonts w:asciiTheme="minorHAnsi" w:hAnsiTheme="minorHAnsi" w:cstheme="minorHAnsi"/>
+          <w:sz w:val="28"/>
+          <w:szCs w:val="28"/>
+        </w:rPr>
+      </w:pPr>
+      <w:r>
+        <w:rPr>
+          <w:rFonts w:ascii="Avenir Next Demi Bold" w:hAnsi="Avenir Next Demi Bold"/>
+          <w:b/>
+          <w:bCs/>
+          <w:color w:val="C61E5D"/>
+          <w:sz w:val="28"/>
+          <w:szCs w:val="28"/>
+        </w:rPr>
+        <w:t>School and Community Relational Support Coordinator</w:t>
+      </w:r>
+      <w:r>
+        <w:rPr>
+          <w:rFonts w:ascii="Avenir Next Demi Bold" w:hAnsi="Avenir Next Demi Bold"/>
+          <w:b/>
+          <w:bCs/>
+          <w:color w:val="C61E5D"/>
+          <w:sz w:val="26"/>
+          <w:szCs w:val="26"/>
+        </w:rPr>
+        <w:br/>
+      </w:r>
+      <w:r>
+        <w:rPr>
+          <w:rFonts w:ascii="Avenir Next Medium" w:hAnsi="Avenir Next Medium"/>
+          <w:color w:val="C61E5D"/>
+          <w:sz w:val="26"/>
+          <w:szCs w:val="26"/>
+        </w:rPr>
+        <w:br/>
+      </w:r>
+      <w:r>
+        <w:rPr>
+          <w:rFonts w:ascii="Avenir Next Medium" w:hAnsi="Avenir Next Medium"/>
+        </w:rPr>
+        <w:t xml:space="preserve">Thank you for your interest in joining Kingdom Overflow. </w:t>
+      </w:r>
+      <w:r>
+        <w:rPr>
+          <w:rFonts w:ascii="Avenir Next Medium" w:hAnsi="Avenir Next Medium"/>
+          <w:sz w:val="28"/>
+          <w:szCs w:val="28"/>
+        </w:rPr>
+        <w:br/>
+      </w:r>
+      <w:r>
+        <w:rPr>
+          <w:rFonts w:ascii="Avenir Next Medium" w:hAnsi="Avenir Next Medium"/>
+          <w:sz w:val="28"/>
+          <w:szCs w:val="28"/>
+        </w:rPr>
+        <w:br/>
+      </w:r>
+      <w:r>
+        <w:rPr>
+          <w:rFonts w:ascii="Avenir Next Medium" w:hAnsi="Avenir Next Medium"/>
+          <w:sz w:val="28"/>
+          <w:szCs w:val="28"/>
+        </w:rPr>
+        <w:t>Please complete this form and submit it alongside</w:t>
+      </w:r>
+      <w:r>
+        <w:rPr>
+          <w:rFonts w:ascii="Avenir Next" w:hAnsi="Avenir Next" w:cstheme="minorHAnsi"/>
+          <w:sz w:val="28"/>
+          <w:szCs w:val="28"/>
+        </w:rPr>
+        <w:t xml:space="preserve"> an up-to-date CV alongside a cover letter (2 sides of A4 maximum) outlining:</w:t>
+      </w:r>
     </w:p>
     <w:p>
       <w:pPr>
-        <w:pStyle w:val="Heading1"/>
-      </w:pPr>
+        <w:pStyle w:val="NormalWeb"/>
+        <w:numPr>
+          <w:ilvl w:val="0"/>
+          <w:numId w:val="58"/>
+        </w:numPr>
+        <w:rPr>
+          <w:rFonts w:ascii="Avenir Next" w:hAnsi="Avenir Next" w:cstheme="minorHAnsi"/>
+        </w:rPr>
+      </w:pPr>
+      <w:r>
+        <w:rPr>
+          <w:rFonts w:ascii="Avenir Next" w:hAnsi="Avenir Next" w:cstheme="minorHAnsi"/>
+        </w:rPr>
+        <w:t>Why you are interested in this role</w:t>
+      </w:r>
     </w:p>
     <w:p>
       <w:pPr>
-        <w:pStyle w:val="Heading1"/>
-      </w:pPr>
+        <w:pStyle w:val="NormalWeb"/>
+        <w:numPr>
+          <w:ilvl w:val="0"/>
+          <w:numId w:val="58"/>
+        </w:numPr>
+        <w:rPr>
+          <w:rFonts w:ascii="Avenir Next" w:hAnsi="Avenir Next" w:cstheme="minorHAnsi"/>
+        </w:rPr>
+      </w:pPr>
+      <w:r>
+        <w:rPr>
+          <w:rFonts w:ascii="Avenir Next" w:hAnsi="Avenir Next" w:cstheme="minorHAnsi"/>
+        </w:rPr>
+        <w:t>What attracts you to Kingdom Overflows vision</w:t>
+      </w:r>
     </w:p>
     <w:p>
       <w:pPr>
-        <w:pStyle w:val="Heading1"/>
-      </w:pPr>
+        <w:pStyle w:val="NormalWeb"/>
+        <w:numPr>
+          <w:ilvl w:val="0"/>
+          <w:numId w:val="58"/>
+        </w:numPr>
+        <w:rPr>
+          <w:rFonts w:ascii="Avenir Next" w:hAnsi="Avenir Next" w:cstheme="minorHAnsi"/>
+        </w:rPr>
+      </w:pPr>
+      <w:r>
+        <w:rPr>
+          <w:rFonts w:ascii="Avenir Next" w:hAnsi="Avenir Next" w:cstheme="minorHAnsi"/>
+        </w:rPr>
+        <w:t>How your experience, skills and personal qualities have prepared you for this role.</w:t>
+      </w:r>
     </w:p>
     <w:p>
       <w:pPr>
-        <w:pStyle w:val="Heading2"/>
+        <w:rPr>
+          <w:rFonts w:ascii="Avenir Next Demi Bold" w:hAnsi="Avenir Next Demi Bold"/>
+          <w:b/>
+          <w:bCs/>
+          <w:color w:val="C61E5D"/>
+          <w:sz w:val="2"/>
+          <w:szCs w:val="2"/>
+        </w:rPr>
+      </w:pPr>
+    </w:p>
+    <w:p>
+      <w:pPr>
+        <w:rPr>
+          <w:rFonts w:ascii="Avenir Next Medium" w:hAnsi="Avenir Next Medium"/>
+          <w:sz w:val="18"/>
+          <w:szCs w:val="18"/>
+        </w:rPr>
       </w:pPr>
       <w:r>
         <w:rPr>
-          <w:noProof/>
+          <w:rFonts w:ascii="Avenir Next Demi Bold" w:hAnsi="Avenir Next Demi Bold"/>
+          <w:b/>
+          <w:bCs/>
+          <w:color w:val="C61E5D"/>
+          <w:sz w:val="32"/>
+          <w:szCs w:val="32"/>
         </w:rPr>
-        <mc:AlternateContent>
-          <mc:Choice Requires="wps">
-            <w:drawing>
-              <wp:anchor distT="0" distB="0" distL="114300" distR="114300" simplePos="0" relativeHeight="251921920" behindDoc="0" locked="0" layoutInCell="1" allowOverlap="1" wp14:anchorId="35CC1326" wp14:editId="583D0821">
-                <wp:simplePos x="0" y="0"/>
-                <wp:positionH relativeFrom="column">
-                  <wp:posOffset>-187960</wp:posOffset>
-                </wp:positionH>
-                <wp:positionV relativeFrom="page">
-                  <wp:posOffset>3674970</wp:posOffset>
-                </wp:positionV>
-                <wp:extent cx="1783977" cy="4195482"/>
-                <wp:effectExtent l="0" t="0" r="0" b="0"/>
-                <wp:wrapNone/>
-                <wp:docPr id="1810918964" name="Text Box 85"/>
-                <wp:cNvGraphicFramePr/>
-                <a:graphic xmlns:a="http://schemas.openxmlformats.org/drawingml/2006/main">
-                  <a:graphicData uri="http://schemas.microsoft.com/office/word/2010/wordprocessingShape">
-                    <wps:wsp>
-                      <wps:cNvSpPr txBox="1"/>
-                      <wps:spPr>
-                        <a:xfrm>
-                          <a:off x="0" y="0"/>
-                          <a:ext cx="1783977" cy="4195482"/>
-                        </a:xfrm>
-                        <a:prstGeom prst="rect">
-                          <a:avLst/>
-                        </a:prstGeom>
-                        <a:noFill/>
-                        <a:ln w="6350">
-                          <a:noFill/>
-                        </a:ln>
-                      </wps:spPr>
-                      <wps:txbx>
-                        <w:txbxContent>
-                          <w:p>
-                            <w:pPr>
-                              <w:rPr>
-                                <w:rFonts w:ascii="Avenir Next Medium" w:hAnsi="Avenir Next Medium"/>
-                                <w:sz w:val="28"/>
-                                <w:szCs w:val="28"/>
-                              </w:rPr>
-                            </w:pPr>
-                            <w:r>
-                              <w:rPr>
-                                <w:rFonts w:ascii="Avenir Next Demi Bold" w:hAnsi="Avenir Next Demi Bold"/>
-                                <w:b/>
-                                <w:bCs/>
-                                <w:color w:val="C61E5D"/>
-                                <w:sz w:val="32"/>
-                                <w:szCs w:val="32"/>
-                              </w:rPr>
-                              <w:t>Personal Details</w:t>
-                            </w:r>
-                            <w:r>
-                              <w:rPr>
-                                <w:rFonts w:ascii="Avenir Next Demi Bold" w:hAnsi="Avenir Next Demi Bold"/>
-                                <w:b/>
-                                <w:bCs/>
-                                <w:color w:val="C61E5D"/>
-                                <w:sz w:val="26"/>
-                                <w:szCs w:val="26"/>
-                              </w:rPr>
-                              <w:br/>
-                            </w:r>
-                            <w:r>
-                              <w:rPr>
-                                <w:rFonts w:ascii="Avenir Next Medium" w:hAnsi="Avenir Next Medium"/>
-                                <w:color w:val="C61E5D"/>
-                                <w:sz w:val="26"/>
-                                <w:szCs w:val="26"/>
-                              </w:rPr>
-                              <w:br/>
-                            </w:r>
-                            <w:r>
-                              <w:rPr>
-                                <w:rFonts w:ascii="Avenir Next Medium" w:hAnsi="Avenir Next Medium"/>
-                                <w:sz w:val="28"/>
-                                <w:szCs w:val="28"/>
-                              </w:rPr>
-                              <w:t>Full Name:</w:t>
-                            </w:r>
-                            <w:r>
-                              <w:rPr>
-                                <w:rFonts w:ascii="Avenir Next Medium" w:hAnsi="Avenir Next Medium"/>
-                                <w:sz w:val="28"/>
-                                <w:szCs w:val="28"/>
-                              </w:rPr>
-                              <w:tab/>
-                              <w:t xml:space="preserve"> </w:t>
-                            </w:r>
-                            <w:r>
-                              <w:rPr>
-                                <w:rFonts w:ascii="Avenir Next Medium" w:hAnsi="Avenir Next Medium"/>
-                                <w:sz w:val="28"/>
-                                <w:szCs w:val="28"/>
-                              </w:rPr>
-                              <w:br/>
-                            </w:r>
-                            <w:r>
-                              <w:rPr>
-                                <w:rFonts w:ascii="Avenir Next Medium" w:hAnsi="Avenir Next Medium"/>
-                                <w:sz w:val="28"/>
-                                <w:szCs w:val="28"/>
-                              </w:rPr>
-                              <w:br/>
-                              <w:t>Address:</w:t>
-                            </w:r>
-                            <w:r>
-                              <w:rPr>
-                                <w:rFonts w:ascii="Avenir Next Medium" w:hAnsi="Avenir Next Medium"/>
-                                <w:sz w:val="28"/>
-                                <w:szCs w:val="28"/>
-                              </w:rPr>
-                              <w:br/>
-                            </w:r>
-                            <w:r>
-                              <w:rPr>
-                                <w:rFonts w:ascii="Avenir Next Medium" w:hAnsi="Avenir Next Medium"/>
-                                <w:sz w:val="28"/>
-                                <w:szCs w:val="28"/>
-                              </w:rPr>
-                              <w:br/>
-                            </w:r>
-                          </w:p>
-                          <w:p>
-                            <w:pPr>
-                              <w:rPr>
-                                <w:rFonts w:ascii="Avenir Next Medium" w:hAnsi="Avenir Next Medium"/>
-                                <w:sz w:val="28"/>
-                                <w:szCs w:val="28"/>
-                              </w:rPr>
-                            </w:pPr>
-                            <w:r>
-                              <w:rPr>
-                                <w:rFonts w:ascii="Avenir Next Medium" w:hAnsi="Avenir Next Medium"/>
-                                <w:sz w:val="28"/>
-                                <w:szCs w:val="28"/>
-                              </w:rPr>
-                              <w:t>Telephone Number:</w:t>
-                            </w:r>
-                            <w:r>
-                              <w:rPr>
-                                <w:rFonts w:ascii="Avenir Next Medium" w:hAnsi="Avenir Next Medium"/>
-                                <w:sz w:val="28"/>
-                                <w:szCs w:val="28"/>
-                              </w:rPr>
-                              <w:br/>
-                            </w:r>
-                            <w:r>
-                              <w:rPr>
-                                <w:rFonts w:ascii="Avenir Next Medium" w:hAnsi="Avenir Next Medium"/>
-                                <w:sz w:val="28"/>
-                                <w:szCs w:val="28"/>
-                              </w:rPr>
-                              <w:br/>
-                              <w:t>Email address</w:t>
-                            </w:r>
-                            <w:r>
-                              <w:rPr>
-                                <w:rFonts w:ascii="Avenir Next Medium" w:hAnsi="Avenir Next Medium"/>
-                                <w:sz w:val="28"/>
-                                <w:szCs w:val="28"/>
-                              </w:rPr>
-                              <w:t>:</w:t>
-                            </w:r>
-                          </w:p>
-                          <w:p>
-                            <w:pPr>
-                              <w:rPr>
-                                <w:rFonts w:ascii="Avenir Next Medium" w:hAnsi="Avenir Next Medium"/>
-                                <w:sz w:val="28"/>
-                                <w:szCs w:val="28"/>
-                              </w:rPr>
-                            </w:pPr>
-                            <w:r>
-                              <w:rPr>
-                                <w:rFonts w:ascii="Avenir Next Medium" w:hAnsi="Avenir Next Medium"/>
-                                <w:sz w:val="28"/>
-                                <w:szCs w:val="28"/>
-                              </w:rPr>
-                              <w:br/>
-                              <w:t>Current Employer</w:t>
-                            </w:r>
-                            <w:r>
-                              <w:rPr>
-                                <w:rFonts w:ascii="Avenir Next Medium" w:hAnsi="Avenir Next Medium"/>
-                                <w:sz w:val="28"/>
-                                <w:szCs w:val="28"/>
-                              </w:rPr>
-                              <w:t xml:space="preserve">: </w:t>
-                            </w:r>
-                            <w:r>
-                              <w:rPr>
-                                <w:rFonts w:ascii="Avenir Next Medium" w:hAnsi="Avenir Next Medium"/>
-                                <w:sz w:val="20"/>
-                                <w:szCs w:val="20"/>
-                              </w:rPr>
-                              <w:t xml:space="preserve">(If </w:t>
-                            </w:r>
-                            <w:r>
-                              <w:rPr>
-                                <w:rFonts w:ascii="Avenir Next Medium" w:hAnsi="Avenir Next Medium"/>
-                                <w:sz w:val="20"/>
-                                <w:szCs w:val="20"/>
-                              </w:rPr>
-                              <w:t>a</w:t>
-                            </w:r>
-                            <w:r>
-                              <w:rPr>
-                                <w:rFonts w:ascii="Avenir Next Medium" w:hAnsi="Avenir Next Medium"/>
-                                <w:sz w:val="20"/>
-                                <w:szCs w:val="20"/>
-                              </w:rPr>
-                              <w:t>pplicable)</w:t>
-                            </w:r>
-                          </w:p>
-                          <w:p>
-                            <w:pPr>
-                              <w:rPr>
-                                <w:sz w:val="26"/>
-                                <w:szCs w:val="26"/>
-                              </w:rPr>
-                            </w:pPr>
-                            <w:r>
-                              <w:rPr>
-                                <w:rFonts w:ascii="Avenir Next Medium" w:hAnsi="Avenir Next Medium"/>
-                                <w:sz w:val="28"/>
-                                <w:szCs w:val="28"/>
-                              </w:rPr>
-                              <w:br/>
-                              <w:t>Notice Period</w:t>
-                            </w:r>
-                            <w:r>
-                              <w:rPr>
-                                <w:rFonts w:ascii="Avenir Next Medium" w:hAnsi="Avenir Next Medium"/>
-                                <w:sz w:val="28"/>
-                                <w:szCs w:val="28"/>
-                              </w:rPr>
-                              <w:t>:</w:t>
-                            </w:r>
-                            <w:r>
-                              <w:rPr>
-                                <w:rFonts w:ascii="Avenir Next Medium" w:hAnsi="Avenir Next Medium"/>
-                                <w:sz w:val="28"/>
-                                <w:szCs w:val="28"/>
-                              </w:rPr>
-                              <w:t xml:space="preserve"> </w:t>
-                            </w:r>
-                            <w:r>
-                              <w:rPr>
-                                <w:rFonts w:ascii="Avenir Next Medium" w:hAnsi="Avenir Next Medium"/>
-                                <w:sz w:val="28"/>
-                                <w:szCs w:val="28"/>
-                              </w:rPr>
-                              <w:br/>
-                            </w:r>
-                            <w:r>
-                              <w:rPr>
-                                <w:rFonts w:ascii="Avenir Next Medium" w:hAnsi="Avenir Next Medium"/>
-                                <w:sz w:val="22"/>
-                                <w:szCs w:val="22"/>
-                              </w:rPr>
-                              <w:t>(If a</w:t>
-                            </w:r>
-                            <w:r>
-                              <w:rPr>
-                                <w:rFonts w:ascii="Avenir Next Medium" w:hAnsi="Avenir Next Medium"/>
-                                <w:sz w:val="22"/>
-                                <w:szCs w:val="22"/>
-                              </w:rPr>
-                              <w:t>p</w:t>
-                            </w:r>
-                            <w:r>
-                              <w:rPr>
-                                <w:rFonts w:ascii="Avenir Next Medium" w:hAnsi="Avenir Next Medium"/>
-                                <w:sz w:val="22"/>
-                                <w:szCs w:val="22"/>
-                              </w:rPr>
-                              <w:t>plicable)</w:t>
-                            </w:r>
-                            <w:r>
-                              <w:rPr>
-                                <w:rFonts w:ascii="Avenir Next Medium" w:hAnsi="Avenir Next Medium"/>
-                                <w:sz w:val="28"/>
-                                <w:szCs w:val="28"/>
-                              </w:rPr>
-                              <w:br/>
-                            </w:r>
-                          </w:p>
-                          <w:p/>
-                        </w:txbxContent>
-                      </wps:txbx>
-                      <wps:bodyPr rot="0" spcFirstLastPara="0" vertOverflow="overflow" horzOverflow="overflow" vert="horz" wrap="square" lIns="91440" tIns="45720" rIns="91440" bIns="45720" numCol="1" spcCol="0" rtlCol="0" fromWordArt="0" anchor="t" anchorCtr="0" forceAA="0" compatLnSpc="1">
-                        <a:prstTxWarp prst="textNoShape">
-                          <a:avLst/>
-                        </a:prstTxWarp>
-                        <a:noAutofit/>
-                      </wps:bodyPr>
-                    </wps:wsp>
-                  </a:graphicData>
-                </a:graphic>
-                <wp14:sizeRelH relativeFrom="margin">
-                  <wp14:pctWidth>0</wp14:pctWidth>
-                </wp14:sizeRelH>
-                <wp14:sizeRelV relativeFrom="margin">
-                  <wp14:pctHeight>0</wp14:pctHeight>
-                </wp14:sizeRelV>
-              </wp:anchor>
-            </w:drawing>
-          </mc:Choice>
-          <mc:Fallback>
-            <w:pict>
-              <v:shape w14:anchorId="35CC1326" id="_x0000_s1028" type="#_x0000_t202" style="position:absolute;margin-left:-14.8pt;margin-top:289.35pt;width:140.45pt;height:330.35pt;z-index:251921920;visibility:visible;mso-wrap-style:square;mso-width-percent:0;mso-height-percent:0;mso-wrap-distance-left:9pt;mso-wrap-distance-top:0;mso-wrap-distance-right:9pt;mso-wrap-distance-bottom:0;mso-position-horizontal:absolute;mso-position-horizontal-relative:text;mso-position-vertical:absolute;mso-position-vertical-relative:page;mso-width-percent:0;mso-height-percent:0;mso-width-relative:margin;mso-height-relative:margin;v-text-anchor:top" o:gfxdata="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" filled="f" stroked="f" strokeweight=".5pt">
-                <v:textbox>
-                  <w:txbxContent>
-                    <w:p>
-                      <w:pPr>
-                        <w:rPr>
-                          <w:rFonts w:ascii="Avenir Next Medium" w:hAnsi="Avenir Next Medium"/>
-                          <w:sz w:val="28"/>
-                          <w:szCs w:val="28"/>
-                        </w:rPr>
-                      </w:pPr>
-                      <w:r>
-                        <w:rPr>
-                          <w:rFonts w:ascii="Avenir Next Demi Bold" w:hAnsi="Avenir Next Demi Bold"/>
-                          <w:b/>
-                          <w:bCs/>
-                          <w:color w:val="C61E5D"/>
-                          <w:sz w:val="32"/>
-                          <w:szCs w:val="32"/>
-                        </w:rPr>
-                        <w:t>Personal Details</w:t>
-                      </w:r>
-                      <w:r>
-                        <w:rPr>
-                          <w:rFonts w:ascii="Avenir Next Demi Bold" w:hAnsi="Avenir Next Demi Bold"/>
-                          <w:b/>
-                          <w:bCs/>
-                          <w:color w:val="C61E5D"/>
-                          <w:sz w:val="26"/>
-                          <w:szCs w:val="26"/>
-                        </w:rPr>
-                        <w:br/>
-                      </w:r>
-                      <w:r>
-                        <w:rPr>
-                          <w:rFonts w:ascii="Avenir Next Medium" w:hAnsi="Avenir Next Medium"/>
-                          <w:color w:val="C61E5D"/>
-                          <w:sz w:val="26"/>
-                          <w:szCs w:val="26"/>
-                        </w:rPr>
-                        <w:br/>
-                      </w:r>
-                      <w:r>
-                        <w:rPr>
-                          <w:rFonts w:ascii="Avenir Next Medium" w:hAnsi="Avenir Next Medium"/>
-                          <w:sz w:val="28"/>
-                          <w:szCs w:val="28"/>
-                        </w:rPr>
-                        <w:t>Full Name:</w:t>
-                      </w:r>
-                      <w:r>
-                        <w:rPr>
-                          <w:rFonts w:ascii="Avenir Next Medium" w:hAnsi="Avenir Next Medium"/>
-                          <w:sz w:val="28"/>
-                          <w:szCs w:val="28"/>
-                        </w:rPr>
-                        <w:tab/>
-                        <w:t xml:space="preserve"> </w:t>
-                      </w:r>
-                      <w:r>
-                        <w:rPr>
-                          <w:rFonts w:ascii="Avenir Next Medium" w:hAnsi="Avenir Next Medium"/>
-                          <w:sz w:val="28"/>
-                          <w:szCs w:val="28"/>
-                        </w:rPr>
-                        <w:br/>
-                      </w:r>
-                      <w:r>
-                        <w:rPr>
-                          <w:rFonts w:ascii="Avenir Next Medium" w:hAnsi="Avenir Next Medium"/>
-                          <w:sz w:val="28"/>
-                          <w:szCs w:val="28"/>
-                        </w:rPr>
-                        <w:br/>
-                        <w:t>Address:</w:t>
-                      </w:r>
-                      <w:r>
-                        <w:rPr>
-                          <w:rFonts w:ascii="Avenir Next Medium" w:hAnsi="Avenir Next Medium"/>
-                          <w:sz w:val="28"/>
-                          <w:szCs w:val="28"/>
-                        </w:rPr>
-                        <w:br/>
-                      </w:r>
-                      <w:r>
-                        <w:rPr>
-                          <w:rFonts w:ascii="Avenir Next Medium" w:hAnsi="Avenir Next Medium"/>
-                          <w:sz w:val="28"/>
-                          <w:szCs w:val="28"/>
-                        </w:rPr>
-                        <w:br/>
-                      </w:r>
-                    </w:p>
-                    <w:p>
-                      <w:pPr>
-                        <w:rPr>
-                          <w:rFonts w:ascii="Avenir Next Medium" w:hAnsi="Avenir Next Medium"/>
-                          <w:sz w:val="28"/>
-                          <w:szCs w:val="28"/>
-                        </w:rPr>
-                      </w:pPr>
-                      <w:r>
-                        <w:rPr>
-                          <w:rFonts w:ascii="Avenir Next Medium" w:hAnsi="Avenir Next Medium"/>
-                          <w:sz w:val="28"/>
-                          <w:szCs w:val="28"/>
-                        </w:rPr>
-                        <w:t>Telephone Number:</w:t>
-                      </w:r>
-                      <w:r>
-                        <w:rPr>
-                          <w:rFonts w:ascii="Avenir Next Medium" w:hAnsi="Avenir Next Medium"/>
-                          <w:sz w:val="28"/>
-                          <w:szCs w:val="28"/>
-                        </w:rPr>
-                        <w:br/>
-                      </w:r>
-                      <w:r>
-                        <w:rPr>
-                          <w:rFonts w:ascii="Avenir Next Medium" w:hAnsi="Avenir Next Medium"/>
-                          <w:sz w:val="28"/>
-                          <w:szCs w:val="28"/>
-                        </w:rPr>
-                        <w:br/>
-                        <w:t>Email address</w:t>
-                      </w:r>
-                      <w:r>
-                        <w:rPr>
-                          <w:rFonts w:ascii="Avenir Next Medium" w:hAnsi="Avenir Next Medium"/>
-                          <w:sz w:val="28"/>
-                          <w:szCs w:val="28"/>
-                        </w:rPr>
-                        <w:t>:</w:t>
-                      </w:r>
-                    </w:p>
-                    <w:p>
-                      <w:pPr>
-                        <w:rPr>
-                          <w:rFonts w:ascii="Avenir Next Medium" w:hAnsi="Avenir Next Medium"/>
-                          <w:sz w:val="28"/>
-                          <w:szCs w:val="28"/>
-                        </w:rPr>
-                      </w:pPr>
-                      <w:r>
-                        <w:rPr>
-                          <w:rFonts w:ascii="Avenir Next Medium" w:hAnsi="Avenir Next Medium"/>
-                          <w:sz w:val="28"/>
-                          <w:szCs w:val="28"/>
-                        </w:rPr>
-                        <w:br/>
-                        <w:t>Current Employer</w:t>
-                      </w:r>
-                      <w:r>
-                        <w:rPr>
-                          <w:rFonts w:ascii="Avenir Next Medium" w:hAnsi="Avenir Next Medium"/>
-                          <w:sz w:val="28"/>
-                          <w:szCs w:val="28"/>
-                        </w:rPr>
-                        <w:t xml:space="preserve">: </w:t>
-                      </w:r>
-                      <w:r>
-                        <w:rPr>
-                          <w:rFonts w:ascii="Avenir Next Medium" w:hAnsi="Avenir Next Medium"/>
-                          <w:sz w:val="20"/>
-                          <w:szCs w:val="20"/>
-                        </w:rPr>
-                        <w:t xml:space="preserve">(If </w:t>
-                      </w:r>
-                      <w:r>
-                        <w:rPr>
-                          <w:rFonts w:ascii="Avenir Next Medium" w:hAnsi="Avenir Next Medium"/>
-                          <w:sz w:val="20"/>
-                          <w:szCs w:val="20"/>
-                        </w:rPr>
-                        <w:t>a</w:t>
-                      </w:r>
-                      <w:r>
-                        <w:rPr>
-                          <w:rFonts w:ascii="Avenir Next Medium" w:hAnsi="Avenir Next Medium"/>
-                          <w:sz w:val="20"/>
-                          <w:szCs w:val="20"/>
-                        </w:rPr>
-                        <w:t>pplicable)</w:t>
-                      </w:r>
-                    </w:p>
-                    <w:p>
-                      <w:pPr>
-                        <w:rPr>
-                          <w:sz w:val="26"/>
-                          <w:szCs w:val="26"/>
-                        </w:rPr>
-                      </w:pPr>
-                      <w:r>
-                        <w:rPr>
-                          <w:rFonts w:ascii="Avenir Next Medium" w:hAnsi="Avenir Next Medium"/>
-                          <w:sz w:val="28"/>
-                          <w:szCs w:val="28"/>
-                        </w:rPr>
-                        <w:br/>
-                        <w:t>Notice Period</w:t>
-                      </w:r>
-                      <w:r>
-                        <w:rPr>
-                          <w:rFonts w:ascii="Avenir Next Medium" w:hAnsi="Avenir Next Medium"/>
-                          <w:sz w:val="28"/>
-                          <w:szCs w:val="28"/>
-                        </w:rPr>
-                        <w:t>:</w:t>
-                      </w:r>
-                      <w:r>
-                        <w:rPr>
-                          <w:rFonts w:ascii="Avenir Next Medium" w:hAnsi="Avenir Next Medium"/>
-                          <w:sz w:val="28"/>
-                          <w:szCs w:val="28"/>
-                        </w:rPr>
-                        <w:t xml:space="preserve"> </w:t>
-                      </w:r>
-                      <w:r>
-                        <w:rPr>
-                          <w:rFonts w:ascii="Avenir Next Medium" w:hAnsi="Avenir Next Medium"/>
-                          <w:sz w:val="28"/>
-                          <w:szCs w:val="28"/>
-                        </w:rPr>
-                        <w:br/>
-                      </w:r>
-                      <w:r>
-                        <w:rPr>
-                          <w:rFonts w:ascii="Avenir Next Medium" w:hAnsi="Avenir Next Medium"/>
-                          <w:sz w:val="22"/>
-                          <w:szCs w:val="22"/>
-                        </w:rPr>
-                        <w:t>(If a</w:t>
-                      </w:r>
-                      <w:r>
-                        <w:rPr>
-                          <w:rFonts w:ascii="Avenir Next Medium" w:hAnsi="Avenir Next Medium"/>
-                          <w:sz w:val="22"/>
-                          <w:szCs w:val="22"/>
-                        </w:rPr>
-                        <w:t>p</w:t>
-                      </w:r>
-                      <w:r>
-                        <w:rPr>
-                          <w:rFonts w:ascii="Avenir Next Medium" w:hAnsi="Avenir Next Medium"/>
-                          <w:sz w:val="22"/>
-                          <w:szCs w:val="22"/>
-                        </w:rPr>
-                        <w:t>plicable)</w:t>
-                      </w:r>
-                      <w:r>
-                        <w:rPr>
-                          <w:rFonts w:ascii="Avenir Next Medium" w:hAnsi="Avenir Next Medium"/>
-                          <w:sz w:val="28"/>
-                          <w:szCs w:val="28"/>
-                        </w:rPr>
-                        <w:br/>
-                      </w:r>
-                    </w:p>
-                    <w:p/>
-                  </w:txbxContent>
-                </v:textbox>
-                <w10:wrap anchory="page"/>
-              </v:shape>
-            </w:pict>
-          </mc:Fallback>
-        </mc:AlternateContent>
+        <w:t>Personal Details</w:t>
+      </w:r>
+      <w:r>
+        <w:rPr>
+          <w:rFonts w:ascii="Avenir Next Demi Bold" w:hAnsi="Avenir Next Demi Bold"/>
+          <w:b/>
+          <w:bCs/>
+          <w:color w:val="C61E5D"/>
+          <w:sz w:val="26"/>
+          <w:szCs w:val="26"/>
+        </w:rPr>
+        <w:br/>
       </w:r>
     </w:p>
     <w:tbl>
       <w:tblPr>
         <w:tblStyle w:val="TableGrid"/>
-        <w:tblpPr w:leftFromText="180" w:rightFromText="180" w:vertAnchor="text" w:horzAnchor="page" w:tblpX="3037" w:tblpY="494"/>
-        <w:tblW w:w="7492" w:type="dxa"/>
+        <w:tblpPr w:leftFromText="180" w:rightFromText="180" w:vertAnchor="text" w:horzAnchor="margin" w:tblpY="-22"/>
+        <w:tblW w:w="10456" w:type="dxa"/>
         <w:tblLook w:val="04A0" w:firstRow="1" w:lastRow="0" w:firstColumn="1" w:lastColumn="0" w:noHBand="0" w:noVBand="1"/>
       </w:tblPr>
       <w:tblGrid>
-        <w:gridCol w:w="7492"/>
+        <w:gridCol w:w="5228"/>
+        <w:gridCol w:w="5228"/>
       </w:tblGrid>
       <w:tr>
-        <w:trPr>
-          <w:trHeight w:val="422"/>
-        </w:trPr>
         <w:tc>
           <w:tcPr>
-            <w:tcW w:w="7492" w:type="dxa"/>
+            <w:tcW w:w="5228" w:type="dxa"/>
+            <w:tcBorders>
+              <w:top w:val="nil"/>
+              <w:left w:val="nil"/>
+              <w:bottom w:val="nil"/>
+              <w:right w:val="single" w:sz="4" w:space="0" w:color="auto"/>
+            </w:tcBorders>
+          </w:tcPr>
+          <w:p>
+            <w:pPr>
+              <w:pStyle w:val="Heading2"/>
+            </w:pPr>
+            <w:r>
+              <w:rPr>
+                <w:rFonts w:ascii="Avenir Next Medium" w:hAnsi="Avenir Next Medium"/>
+                <w:sz w:val="24"/>
+                <w:szCs w:val="24"/>
+              </w:rPr>
+              <w:t>Full Name:</w:t>
+            </w:r>
+          </w:p>
+        </w:tc>
+        <w:tc>
+          <w:tcPr>
+            <w:tcW w:w="5228" w:type="dxa"/>
+            <w:tcBorders>
+              <w:left w:val="single" w:sz="4" w:space="0" w:color="auto"/>
+              <w:bottom w:val="single" w:sz="4" w:space="0" w:color="auto"/>
+            </w:tcBorders>
             <w:shd w:val="clear" w:color="auto" w:fill="FFFFFF" w:themeFill="background1"/>
           </w:tcPr>
           <w:p>
             <w:pPr>
               <w:pStyle w:val="Heading2"/>
-              <w:ind w:left="29" w:firstLine="142"/>
             </w:pPr>
             <w:r>
               <w:fldChar w:fldCharType="begin">
@@ -1287,65 +362,87 @@
               <w:fldChar w:fldCharType="separate"/>
             </w:r>
             <w:r>
-              <w:rPr>
-                <w:noProof/>
-              </w:rPr>
-              <w:t> </w:t>
-            </w:r>
-            <w:r>
-              <w:rPr>
-                <w:noProof/>
-              </w:rPr>
-              <w:t> </w:t>
-            </w:r>
-            <w:r>
-              <w:rPr>
-                <w:noProof/>
-              </w:rPr>
-              <w:t> </w:t>
-            </w:r>
-            <w:r>
-              <w:rPr>
-                <w:noProof/>
-              </w:rPr>
-              <w:t> </w:t>
-            </w:r>
-            <w:r>
-              <w:rPr>
-                <w:noProof/>
-              </w:rPr>
-              <w:t> </w:t>
-            </w:r>
-            <w:r>
               <w:fldChar w:fldCharType="end"/>
             </w:r>
             <w:bookmarkEnd w:id="0"/>
           </w:p>
         </w:tc>
       </w:tr>
-    </w:tbl>
-    <w:p>
-      <w:pPr>
-        <w:pStyle w:val="Heading2"/>
-      </w:pPr>
-    </w:p>
-    <w:tbl>
-      <w:tblPr>
-        <w:tblStyle w:val="TableGrid"/>
-        <w:tblpPr w:leftFromText="180" w:rightFromText="180" w:vertAnchor="text" w:horzAnchor="page" w:tblpX="3079" w:tblpY="662"/>
-        <w:tblW w:w="7506" w:type="dxa"/>
-        <w:tblLook w:val="04A0" w:firstRow="1" w:lastRow="0" w:firstColumn="1" w:lastColumn="0" w:noHBand="0" w:noVBand="1"/>
-      </w:tblPr>
-      <w:tblGrid>
-        <w:gridCol w:w="7506"/>
-      </w:tblGrid>
       <w:tr>
         <w:trPr>
-          <w:trHeight w:val="828"/>
+          <w:trHeight w:val="268"/>
         </w:trPr>
         <w:tc>
           <w:tcPr>
-            <w:tcW w:w="7506" w:type="dxa"/>
+            <w:tcW w:w="5228" w:type="dxa"/>
+            <w:tcBorders>
+              <w:top w:val="nil"/>
+              <w:left w:val="nil"/>
+              <w:bottom w:val="nil"/>
+              <w:right w:val="nil"/>
+            </w:tcBorders>
+          </w:tcPr>
+          <w:p>
+            <w:pPr>
+              <w:pStyle w:val="Heading2"/>
+              <w:rPr>
+                <w:rFonts w:ascii="Avenir Next Medium" w:hAnsi="Avenir Next Medium"/>
+                <w:sz w:val="24"/>
+                <w:szCs w:val="24"/>
+              </w:rPr>
+            </w:pPr>
+          </w:p>
+        </w:tc>
+        <w:tc>
+          <w:tcPr>
+            <w:tcW w:w="5228" w:type="dxa"/>
+            <w:tcBorders>
+              <w:top w:val="single" w:sz="4" w:space="0" w:color="auto"/>
+              <w:left w:val="nil"/>
+              <w:bottom w:val="single" w:sz="4" w:space="0" w:color="auto"/>
+              <w:right w:val="nil"/>
+            </w:tcBorders>
+          </w:tcPr>
+          <w:p>
+            <w:pPr>
+              <w:pStyle w:val="Heading2"/>
+            </w:pPr>
+          </w:p>
+        </w:tc>
+      </w:tr>
+      <w:tr>
+        <w:tc>
+          <w:tcPr>
+            <w:tcW w:w="5228" w:type="dxa"/>
+            <w:tcBorders>
+              <w:top w:val="nil"/>
+              <w:left w:val="nil"/>
+              <w:bottom w:val="nil"/>
+              <w:right w:val="single" w:sz="4" w:space="0" w:color="auto"/>
+            </w:tcBorders>
+          </w:tcPr>
+          <w:p>
+            <w:pPr>
+              <w:pStyle w:val="Heading2"/>
+            </w:pPr>
+            <w:r>
+              <w:rPr>
+                <w:rFonts w:ascii="Avenir Next Medium" w:hAnsi="Avenir Next Medium"/>
+                <w:sz w:val="24"/>
+                <w:szCs w:val="24"/>
+              </w:rPr>
+              <w:t>Address</w:t>
+            </w:r>
+          </w:p>
+        </w:tc>
+        <w:tc>
+          <w:tcPr>
+            <w:tcW w:w="5228" w:type="dxa"/>
+            <w:tcBorders>
+              <w:top w:val="single" w:sz="4" w:space="0" w:color="auto"/>
+              <w:left w:val="single" w:sz="4" w:space="0" w:color="auto"/>
+              <w:bottom w:val="single" w:sz="4" w:space="0" w:color="auto"/>
+            </w:tcBorders>
             <w:shd w:val="clear" w:color="auto" w:fill="FFFFFF" w:themeFill="background1"/>
           </w:tcPr>
           <w:p>
@@ -1406,46 +503,78 @@
           </w:p>
         </w:tc>
       </w:tr>
-    </w:tbl>
-    <w:p>
-      <w:pPr>
-        <w:pStyle w:val="Heading2"/>
-      </w:pPr>
-      <w:r>
-        <w:tab/>
-      </w:r>
-      <w:r>
-        <w:tab/>
-      </w:r>
-      <w:r>
-        <w:tab/>
-      </w:r>
-      <w:r>
-        <w:tab/>
-      </w:r>
-    </w:p>
-    <w:p>
-      <w:pPr>
-        <w:pStyle w:val="Heading2"/>
-      </w:pPr>
-    </w:p>
-    <w:tbl>
-      <w:tblPr>
-        <w:tblStyle w:val="TableGrid"/>
-        <w:tblpPr w:leftFromText="180" w:rightFromText="180" w:vertAnchor="text" w:horzAnchor="page" w:tblpX="3079" w:tblpY="31"/>
-        <w:tblW w:w="7492" w:type="dxa"/>
-        <w:tblLook w:val="04A0" w:firstRow="1" w:lastRow="0" w:firstColumn="1" w:lastColumn="0" w:noHBand="0" w:noVBand="1"/>
-      </w:tblPr>
-      <w:tblGrid>
-        <w:gridCol w:w="7492"/>
-      </w:tblGrid>
       <w:tr>
-        <w:trPr>
-          <w:trHeight w:val="422"/>
-        </w:trPr>
         <w:tc>
           <w:tcPr>
-            <w:tcW w:w="7492" w:type="dxa"/>
+            <w:tcW w:w="5228" w:type="dxa"/>
+            <w:tcBorders>
+              <w:top w:val="nil"/>
+              <w:left w:val="nil"/>
+              <w:bottom w:val="nil"/>
+              <w:right w:val="nil"/>
+            </w:tcBorders>
+          </w:tcPr>
+          <w:p>
+            <w:pPr>
+              <w:pStyle w:val="Heading2"/>
+              <w:rPr>
+                <w:rFonts w:ascii="Avenir Next Medium" w:hAnsi="Avenir Next Medium"/>
+                <w:sz w:val="28"/>
+                <w:szCs w:val="28"/>
+              </w:rPr>
+            </w:pPr>
+          </w:p>
+        </w:tc>
+        <w:tc>
+          <w:tcPr>
+            <w:tcW w:w="5228" w:type="dxa"/>
+            <w:tcBorders>
+              <w:top w:val="single" w:sz="4" w:space="0" w:color="auto"/>
+              <w:left w:val="nil"/>
+              <w:bottom w:val="single" w:sz="4" w:space="0" w:color="auto"/>
+              <w:right w:val="nil"/>
+            </w:tcBorders>
+          </w:tcPr>
+          <w:p>
+            <w:pPr>
+              <w:pStyle w:val="Heading2"/>
+            </w:pPr>
+          </w:p>
+        </w:tc>
+      </w:tr>
+      <w:tr>
+        <w:tc>
+          <w:tcPr>
+            <w:tcW w:w="5228" w:type="dxa"/>
+            <w:tcBorders>
+              <w:top w:val="nil"/>
+              <w:left w:val="nil"/>
+              <w:bottom w:val="nil"/>
+              <w:right w:val="single" w:sz="4" w:space="0" w:color="auto"/>
+            </w:tcBorders>
+          </w:tcPr>
+          <w:p>
+            <w:pPr>
+              <w:pStyle w:val="Heading2"/>
+            </w:pPr>
+            <w:r>
+              <w:rPr>
+                <w:rFonts w:ascii="Avenir Next Medium" w:hAnsi="Avenir Next Medium"/>
+                <w:sz w:val="24"/>
+                <w:szCs w:val="24"/>
+              </w:rPr>
+              <w:t>Telephone Number:</w:t>
+            </w:r>
+          </w:p>
+        </w:tc>
+        <w:tc>
+          <w:tcPr>
+            <w:tcW w:w="5228" w:type="dxa"/>
+            <w:tcBorders>
+              <w:top w:val="single" w:sz="4" w:space="0" w:color="auto"/>
+              <w:left w:val="single" w:sz="4" w:space="0" w:color="auto"/>
+              <w:bottom w:val="single" w:sz="4" w:space="0" w:color="auto"/>
+            </w:tcBorders>
             <w:shd w:val="clear" w:color="auto" w:fill="FFFFFF" w:themeFill="background1"/>
           </w:tcPr>
           <w:p>
@@ -1506,29 +635,78 @@
           </w:p>
         </w:tc>
       </w:tr>
-    </w:tbl>
-    <w:p>
-      <w:pPr>
-        <w:pStyle w:val="Heading2"/>
-      </w:pPr>
-    </w:p>
-    <w:tbl>
-      <w:tblPr>
-        <w:tblStyle w:val="TableGrid"/>
-        <w:tblpPr w:leftFromText="180" w:rightFromText="180" w:vertAnchor="text" w:horzAnchor="page" w:tblpX="3092" w:tblpY="395"/>
-        <w:tblW w:w="7492" w:type="dxa"/>
-        <w:tblLook w:val="04A0" w:firstRow="1" w:lastRow="0" w:firstColumn="1" w:lastColumn="0" w:noHBand="0" w:noVBand="1"/>
-      </w:tblPr>
-      <w:tblGrid>
-        <w:gridCol w:w="7492"/>
-      </w:tblGrid>
       <w:tr>
-        <w:trPr>
-          <w:trHeight w:val="422"/>
-        </w:trPr>
         <w:tc>
           <w:tcPr>
-            <w:tcW w:w="7492" w:type="dxa"/>
+            <w:tcW w:w="5228" w:type="dxa"/>
+            <w:tcBorders>
+              <w:top w:val="nil"/>
+              <w:left w:val="nil"/>
+              <w:bottom w:val="nil"/>
+              <w:right w:val="nil"/>
+            </w:tcBorders>
+          </w:tcPr>
+          <w:p>
+            <w:pPr>
+              <w:pStyle w:val="Heading2"/>
+              <w:rPr>
+                <w:rFonts w:ascii="Avenir Next Medium" w:hAnsi="Avenir Next Medium"/>
+                <w:sz w:val="28"/>
+                <w:szCs w:val="28"/>
+              </w:rPr>
+            </w:pPr>
+          </w:p>
+        </w:tc>
+        <w:tc>
+          <w:tcPr>
+            <w:tcW w:w="5228" w:type="dxa"/>
+            <w:tcBorders>
+              <w:top w:val="single" w:sz="4" w:space="0" w:color="auto"/>
+              <w:left w:val="nil"/>
+              <w:bottom w:val="single" w:sz="4" w:space="0" w:color="auto"/>
+              <w:right w:val="nil"/>
+            </w:tcBorders>
+          </w:tcPr>
+          <w:p>
+            <w:pPr>
+              <w:pStyle w:val="Heading2"/>
+            </w:pPr>
+          </w:p>
+        </w:tc>
+      </w:tr>
+      <w:tr>
+        <w:tc>
+          <w:tcPr>
+            <w:tcW w:w="5228" w:type="dxa"/>
+            <w:tcBorders>
+              <w:top w:val="nil"/>
+              <w:left w:val="nil"/>
+              <w:bottom w:val="nil"/>
+              <w:right w:val="single" w:sz="4" w:space="0" w:color="auto"/>
+            </w:tcBorders>
+          </w:tcPr>
+          <w:p>
+            <w:pPr>
+              <w:pStyle w:val="Heading2"/>
+            </w:pPr>
+            <w:r>
+              <w:rPr>
+                <w:rFonts w:ascii="Avenir Next Medium" w:hAnsi="Avenir Next Medium"/>
+                <w:sz w:val="24"/>
+                <w:szCs w:val="24"/>
+              </w:rPr>
+              <w:t>Email address:</w:t>
+            </w:r>
+          </w:p>
+        </w:tc>
+        <w:tc>
+          <w:tcPr>
+            <w:tcW w:w="5228" w:type="dxa"/>
+            <w:tcBorders>
+              <w:top w:val="single" w:sz="4" w:space="0" w:color="auto"/>
+              <w:left w:val="single" w:sz="4" w:space="0" w:color="auto"/>
+              <w:bottom w:val="single" w:sz="4" w:space="0" w:color="auto"/>
+            </w:tcBorders>
             <w:shd w:val="clear" w:color="auto" w:fill="FFFFFF" w:themeFill="background1"/>
           </w:tcPr>
           <w:p>
@@ -1589,29 +767,86 @@
           </w:p>
         </w:tc>
       </w:tr>
-    </w:tbl>
-    <w:p>
-      <w:pPr>
-        <w:pStyle w:val="Heading2"/>
-      </w:pPr>
-    </w:p>
-    <w:tbl>
-      <w:tblPr>
-        <w:tblStyle w:val="TableGrid"/>
-        <w:tblpPr w:leftFromText="180" w:rightFromText="180" w:vertAnchor="text" w:horzAnchor="page" w:tblpX="3079" w:tblpY="492"/>
-        <w:tblW w:w="7492" w:type="dxa"/>
-        <w:tblLook w:val="04A0" w:firstRow="1" w:lastRow="0" w:firstColumn="1" w:lastColumn="0" w:noHBand="0" w:noVBand="1"/>
-      </w:tblPr>
-      <w:tblGrid>
-        <w:gridCol w:w="7492"/>
-      </w:tblGrid>
       <w:tr>
-        <w:trPr>
-          <w:trHeight w:val="422"/>
-        </w:trPr>
         <w:tc>
           <w:tcPr>
-            <w:tcW w:w="7492" w:type="dxa"/>
+            <w:tcW w:w="5228" w:type="dxa"/>
+            <w:tcBorders>
+              <w:top w:val="nil"/>
+              <w:left w:val="nil"/>
+              <w:bottom w:val="nil"/>
+              <w:right w:val="nil"/>
+            </w:tcBorders>
+          </w:tcPr>
+          <w:p>
+            <w:pPr>
+              <w:pStyle w:val="Heading2"/>
+              <w:rPr>
+                <w:rFonts w:ascii="Avenir Next Medium" w:hAnsi="Avenir Next Medium"/>
+                <w:sz w:val="28"/>
+                <w:szCs w:val="28"/>
+              </w:rPr>
+            </w:pPr>
+          </w:p>
+        </w:tc>
+        <w:tc>
+          <w:tcPr>
+            <w:tcW w:w="5228" w:type="dxa"/>
+            <w:tcBorders>
+              <w:top w:val="single" w:sz="4" w:space="0" w:color="auto"/>
+              <w:left w:val="nil"/>
+              <w:bottom w:val="single" w:sz="4" w:space="0" w:color="auto"/>
+              <w:right w:val="nil"/>
+            </w:tcBorders>
+          </w:tcPr>
+          <w:p>
+            <w:pPr>
+              <w:pStyle w:val="Heading2"/>
+            </w:pPr>
+          </w:p>
+        </w:tc>
+      </w:tr>
+      <w:tr>
+        <w:tc>
+          <w:tcPr>
+            <w:tcW w:w="5228" w:type="dxa"/>
+            <w:tcBorders>
+              <w:top w:val="nil"/>
+              <w:left w:val="nil"/>
+              <w:bottom w:val="nil"/>
+              <w:right w:val="single" w:sz="4" w:space="0" w:color="auto"/>
+            </w:tcBorders>
+          </w:tcPr>
+          <w:p>
+            <w:pPr>
+              <w:pStyle w:val="Heading2"/>
+            </w:pPr>
+            <w:r>
+              <w:rPr>
+                <w:rFonts w:ascii="Avenir Next Medium" w:hAnsi="Avenir Next Medium"/>
+                <w:sz w:val="24"/>
+                <w:szCs w:val="24"/>
+              </w:rPr>
+              <w:t xml:space="preserve">Current Employer: </w:t>
+            </w:r>
+            <w:r>
+              <w:rPr>
+                <w:rFonts w:ascii="Avenir Next Medium" w:hAnsi="Avenir Next Medium"/>
+                <w:sz w:val="18"/>
+                <w:szCs w:val="18"/>
+              </w:rPr>
+              <w:t>(If applicable)</w:t>
+            </w:r>
+          </w:p>
+        </w:tc>
+        <w:tc>
+          <w:tcPr>
+            <w:tcW w:w="5228" w:type="dxa"/>
+            <w:tcBorders>
+              <w:top w:val="single" w:sz="4" w:space="0" w:color="auto"/>
+              <w:left w:val="single" w:sz="4" w:space="0" w:color="auto"/>
+              <w:bottom w:val="single" w:sz="4" w:space="0" w:color="auto"/>
+            </w:tcBorders>
             <w:shd w:val="clear" w:color="auto" w:fill="FFFFFF" w:themeFill="background1"/>
           </w:tcPr>
           <w:p>
@@ -1672,34 +907,77 @@
           </w:p>
         </w:tc>
       </w:tr>
-    </w:tbl>
-    <w:p>
-      <w:pPr>
-        <w:pStyle w:val="Heading2"/>
-      </w:pPr>
-    </w:p>
-    <w:p>
-      <w:pPr>
-        <w:pStyle w:val="Heading2"/>
-      </w:pPr>
-    </w:p>
-    <w:tbl>
-      <w:tblPr>
-        <w:tblStyle w:val="TableGrid"/>
-        <w:tblpPr w:leftFromText="180" w:rightFromText="180" w:vertAnchor="text" w:horzAnchor="page" w:tblpX="3079" w:tblpY="93"/>
-        <w:tblW w:w="7492" w:type="dxa"/>
-        <w:tblLook w:val="04A0" w:firstRow="1" w:lastRow="0" w:firstColumn="1" w:lastColumn="0" w:noHBand="0" w:noVBand="1"/>
-      </w:tblPr>
-      <w:tblGrid>
-        <w:gridCol w:w="7492"/>
-      </w:tblGrid>
       <w:tr>
-        <w:trPr>
-          <w:trHeight w:val="422"/>
-        </w:trPr>
         <w:tc>
           <w:tcPr>
-            <w:tcW w:w="7492" w:type="dxa"/>
+            <w:tcW w:w="5228" w:type="dxa"/>
+            <w:tcBorders>
+              <w:top w:val="nil"/>
+              <w:left w:val="nil"/>
+              <w:bottom w:val="nil"/>
+              <w:right w:val="nil"/>
+            </w:tcBorders>
+          </w:tcPr>
+          <w:p>
+            <w:pPr>
+              <w:pStyle w:val="Heading2"/>
+              <w:rPr>
+                <w:rFonts w:ascii="Avenir Next Medium" w:hAnsi="Avenir Next Medium"/>
+                <w:sz w:val="28"/>
+                <w:szCs w:val="28"/>
+              </w:rPr>
+            </w:pPr>
+          </w:p>
+        </w:tc>
+        <w:tc>
+          <w:tcPr>
+            <w:tcW w:w="5228" w:type="dxa"/>
+            <w:tcBorders>
+              <w:top w:val="single" w:sz="4" w:space="0" w:color="auto"/>
+              <w:left w:val="nil"/>
+              <w:bottom w:val="single" w:sz="4" w:space="0" w:color="auto"/>
+              <w:right w:val="nil"/>
+            </w:tcBorders>
+          </w:tcPr>
+          <w:p>
+            <w:pPr>
+              <w:pStyle w:val="Heading2"/>
+            </w:pPr>
+          </w:p>
+        </w:tc>
+      </w:tr>
+      <w:tr>
+        <w:tc>
+          <w:tcPr>
+            <w:tcW w:w="5228" w:type="dxa"/>
+            <w:tcBorders>
+              <w:top w:val="nil"/>
+              <w:left w:val="nil"/>
+              <w:bottom w:val="nil"/>
+              <w:right w:val="single" w:sz="4" w:space="0" w:color="auto"/>
+            </w:tcBorders>
+          </w:tcPr>
+          <w:p>
+            <w:pPr>
+              <w:pStyle w:val="Heading2"/>
+            </w:pPr>
+            <w:r>
+              <w:rPr>
+                <w:rFonts w:ascii="Avenir Next Medium" w:hAnsi="Avenir Next Medium"/>
+                <w:sz w:val="24"/>
+                <w:szCs w:val="24"/>
+              </w:rPr>
+              <w:t xml:space="preserve">Notice Period: </w:t>
+            </w:r>
+          </w:p>
+        </w:tc>
+        <w:tc>
+          <w:tcPr>
+            <w:tcW w:w="5228" w:type="dxa"/>
+            <w:tcBorders>
+              <w:top w:val="single" w:sz="4" w:space="0" w:color="auto"/>
+              <w:left w:val="single" w:sz="4" w:space="0" w:color="auto"/>
+            </w:tcBorders>
             <w:shd w:val="clear" w:color="auto" w:fill="FFFFFF" w:themeFill="background1"/>
           </w:tcPr>
           <w:p>
@@ -1764,312 +1042,765 @@
     <w:p>
       <w:pPr>
         <w:pStyle w:val="Heading2"/>
-      </w:pPr>
-    </w:p>
-    <w:p>
-      <w:pPr>
-        <w:pStyle w:val="Heading2"/>
+        <w:rPr>
+          <w:sz w:val="32"/>
+          <w:szCs w:val="32"/>
+        </w:rPr>
       </w:pPr>
       <w:r>
         <w:rPr>
-          <w:noProof/>
+          <w:rFonts w:ascii="Avenir Next Demi Bold" w:hAnsi="Avenir Next Demi Bold"/>
+          <w:b w:val="0"/>
+          <w:bCs w:val="0"/>
+          <w:color w:val="C61E5D"/>
+          <w:sz w:val="28"/>
+          <w:szCs w:val="28"/>
         </w:rPr>
-        <mc:AlternateContent>
-          <mc:Choice Requires="wps">
-            <w:drawing>
-              <wp:anchor distT="0" distB="0" distL="114300" distR="114300" simplePos="0" relativeHeight="251923968" behindDoc="0" locked="0" layoutInCell="1" allowOverlap="1" wp14:anchorId="6C2E49FE" wp14:editId="4D9D2379">
-                <wp:simplePos x="0" y="0"/>
-                <wp:positionH relativeFrom="column">
-                  <wp:posOffset>-187960</wp:posOffset>
-                </wp:positionH>
-                <wp:positionV relativeFrom="page">
-                  <wp:posOffset>7933204</wp:posOffset>
-                </wp:positionV>
-                <wp:extent cx="3558988" cy="932329"/>
-                <wp:effectExtent l="0" t="0" r="0" b="0"/>
-                <wp:wrapNone/>
-                <wp:docPr id="634079301" name="Text Box 85"/>
-                <wp:cNvGraphicFramePr/>
-                <a:graphic xmlns:a="http://schemas.openxmlformats.org/drawingml/2006/main">
-                  <a:graphicData uri="http://schemas.microsoft.com/office/word/2010/wordprocessingShape">
-                    <wps:wsp>
-                      <wps:cNvSpPr txBox="1"/>
-                      <wps:spPr>
-                        <a:xfrm>
-                          <a:off x="0" y="0"/>
-                          <a:ext cx="3558988" cy="932329"/>
-                        </a:xfrm>
-                        <a:prstGeom prst="rect">
-                          <a:avLst/>
-                        </a:prstGeom>
-                        <a:noFill/>
-                        <a:ln w="6350">
-                          <a:noFill/>
-                        </a:ln>
-                      </wps:spPr>
-                      <wps:txbx>
-                        <w:txbxContent>
-                          <w:p>
-                            <w:pPr>
-                              <w:rPr>
-                                <w:rFonts w:ascii="Avenir Next Medium" w:hAnsi="Avenir Next Medium"/>
-                                <w:sz w:val="28"/>
-                                <w:szCs w:val="28"/>
-                              </w:rPr>
-                            </w:pPr>
-                            <w:r>
-                              <w:rPr>
-                                <w:rFonts w:ascii="Avenir Next Demi Bold" w:hAnsi="Avenir Next Demi Bold"/>
-                                <w:b/>
-                                <w:bCs/>
-                                <w:color w:val="C61E5D"/>
-                                <w:sz w:val="32"/>
-                                <w:szCs w:val="32"/>
-                              </w:rPr>
-                              <w:t>Personal Details</w:t>
-                            </w:r>
-                            <w:r>
-                              <w:rPr>
-                                <w:rFonts w:ascii="Avenir Next Demi Bold" w:hAnsi="Avenir Next Demi Bold"/>
-                                <w:b/>
-                                <w:bCs/>
-                                <w:color w:val="C61E5D"/>
-                                <w:sz w:val="26"/>
-                                <w:szCs w:val="26"/>
-                              </w:rPr>
-                              <w:br/>
-                            </w:r>
-                            <w:r>
-                              <w:rPr>
-                                <w:rFonts w:ascii="Avenir Next Medium" w:hAnsi="Avenir Next Medium"/>
-                                <w:color w:val="C61E5D"/>
-                                <w:sz w:val="26"/>
-                                <w:szCs w:val="26"/>
-                              </w:rPr>
-                              <w:br/>
-                            </w:r>
-                            <w:r>
-                              <w:rPr>
-                                <w:rFonts w:ascii="Avenir Next Medium" w:hAnsi="Avenir Next Medium"/>
-                                <w:sz w:val="28"/>
-                                <w:szCs w:val="28"/>
-                              </w:rPr>
-                              <w:t>Do you have the right to work in the UK?</w:t>
-                            </w:r>
-                            <w:r>
-                              <w:rPr>
-                                <w:rFonts w:ascii="Avenir Next Medium" w:hAnsi="Avenir Next Medium"/>
-                                <w:sz w:val="28"/>
-                                <w:szCs w:val="28"/>
-                              </w:rPr>
-                              <w:br/>
-                            </w:r>
-                            <w:r>
-                              <w:rPr>
-                                <w:rFonts w:ascii="Avenir Next Medium" w:hAnsi="Avenir Next Medium"/>
-                                <w:sz w:val="28"/>
-                                <w:szCs w:val="28"/>
-                              </w:rPr>
-                              <w:br/>
-                            </w:r>
-                          </w:p>
-                          <w:p>
-                            <w:pPr>
-                              <w:rPr>
-                                <w:sz w:val="26"/>
-                                <w:szCs w:val="26"/>
-                              </w:rPr>
-                            </w:pPr>
-                            <w:r>
-                              <w:rPr>
-                                <w:rFonts w:ascii="Avenir Next Medium" w:hAnsi="Avenir Next Medium"/>
-                                <w:sz w:val="28"/>
-                                <w:szCs w:val="28"/>
-                              </w:rPr>
-                              <w:t>?</w:t>
-                            </w:r>
-                            <w:r>
-                              <w:rPr>
-                                <w:rFonts w:ascii="Avenir Next Medium" w:hAnsi="Avenir Next Medium"/>
-                                <w:sz w:val="28"/>
-                                <w:szCs w:val="28"/>
-                              </w:rPr>
-                              <w:br/>
-                            </w:r>
-                            <w:r>
-                              <w:rPr>
-                                <w:rFonts w:ascii="Avenir Next Medium" w:hAnsi="Avenir Next Medium"/>
-                                <w:sz w:val="28"/>
-                                <w:szCs w:val="28"/>
-                              </w:rPr>
-                              <w:br/>
-                            </w:r>
-                            <w:r>
-                              <w:rPr>
-                                <w:rFonts w:ascii="Avenir Next Medium" w:hAnsi="Avenir Next Medium"/>
-                                <w:sz w:val="28"/>
-                                <w:szCs w:val="28"/>
-                              </w:rPr>
-                              <w:br/>
-                            </w:r>
-                          </w:p>
-                          <w:p/>
-                        </w:txbxContent>
-                      </wps:txbx>
-                      <wps:bodyPr rot="0" spcFirstLastPara="0" vertOverflow="overflow" horzOverflow="overflow" vert="horz" wrap="square" lIns="91440" tIns="45720" rIns="91440" bIns="45720" numCol="1" spcCol="0" rtlCol="0" fromWordArt="0" anchor="t" anchorCtr="0" forceAA="0" compatLnSpc="1">
-                        <a:prstTxWarp prst="textNoShape">
-                          <a:avLst/>
-                        </a:prstTxWarp>
-                        <a:noAutofit/>
-                      </wps:bodyPr>
-                    </wps:wsp>
-                  </a:graphicData>
-                </a:graphic>
-                <wp14:sizeRelH relativeFrom="margin">
-                  <wp14:pctWidth>0</wp14:pctWidth>
-                </wp14:sizeRelH>
-                <wp14:sizeRelV relativeFrom="margin">
-                  <wp14:pctHeight>0</wp14:pctHeight>
-                </wp14:sizeRelV>
-              </wp:anchor>
-            </w:drawing>
-          </mc:Choice>
-          <mc:Fallback>
-            <w:pict>
-              <v:shape w14:anchorId="6C2E49FE" id="_x0000_s1029" type="#_x0000_t202" style="position:absolute;margin-left:-14.8pt;margin-top:624.65pt;width:280.25pt;height:73.4pt;z-index:251923968;visibility:visible;mso-wrap-style:square;mso-width-percent:0;mso-height-percent:0;mso-wrap-distance-left:9pt;mso-wrap-distance-top:0;mso-wrap-distance-right:9pt;mso-wrap-distance-bottom:0;mso-position-horizontal:absolute;mso-position-horizontal-relative:text;mso-position-vertical:absolute;mso-position-vertical-relative:page;mso-width-percent:0;mso-height-percent:0;mso-width-relative:margin;mso-height-relative:margin;v-text-anchor:top" o:gfxdata="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" filled="f" stroked="f" strokeweight=".5pt">
-                <v:textbox>
-                  <w:txbxContent>
-                    <w:p>
-                      <w:pPr>
-                        <w:rPr>
-                          <w:rFonts w:ascii="Avenir Next Medium" w:hAnsi="Avenir Next Medium"/>
-                          <w:sz w:val="28"/>
-                          <w:szCs w:val="28"/>
-                        </w:rPr>
-                      </w:pPr>
-                      <w:r>
-                        <w:rPr>
-                          <w:rFonts w:ascii="Avenir Next Demi Bold" w:hAnsi="Avenir Next Demi Bold"/>
-                          <w:b/>
-                          <w:bCs/>
-                          <w:color w:val="C61E5D"/>
-                          <w:sz w:val="32"/>
-                          <w:szCs w:val="32"/>
-                        </w:rPr>
-                        <w:t>Personal Details</w:t>
-                      </w:r>
-                      <w:r>
-                        <w:rPr>
-                          <w:rFonts w:ascii="Avenir Next Demi Bold" w:hAnsi="Avenir Next Demi Bold"/>
-                          <w:b/>
-                          <w:bCs/>
-                          <w:color w:val="C61E5D"/>
-                          <w:sz w:val="26"/>
-                          <w:szCs w:val="26"/>
-                        </w:rPr>
-                        <w:br/>
-                      </w:r>
-                      <w:r>
-                        <w:rPr>
-                          <w:rFonts w:ascii="Avenir Next Medium" w:hAnsi="Avenir Next Medium"/>
-                          <w:color w:val="C61E5D"/>
-                          <w:sz w:val="26"/>
-                          <w:szCs w:val="26"/>
-                        </w:rPr>
-                        <w:br/>
-                      </w:r>
-                      <w:r>
-                        <w:rPr>
-                          <w:rFonts w:ascii="Avenir Next Medium" w:hAnsi="Avenir Next Medium"/>
-                          <w:sz w:val="28"/>
-                          <w:szCs w:val="28"/>
-                        </w:rPr>
-                        <w:t>Do you have the right to work in the UK?</w:t>
-                      </w:r>
-                      <w:r>
-                        <w:rPr>
-                          <w:rFonts w:ascii="Avenir Next Medium" w:hAnsi="Avenir Next Medium"/>
-                          <w:sz w:val="28"/>
-                          <w:szCs w:val="28"/>
-                        </w:rPr>
-                        <w:br/>
-                      </w:r>
-                      <w:r>
-                        <w:rPr>
-                          <w:rFonts w:ascii="Avenir Next Medium" w:hAnsi="Avenir Next Medium"/>
-                          <w:sz w:val="28"/>
-                          <w:szCs w:val="28"/>
-                        </w:rPr>
-                        <w:br/>
-                      </w:r>
-                    </w:p>
-                    <w:p>
-                      <w:pPr>
-                        <w:rPr>
-                          <w:sz w:val="26"/>
-                          <w:szCs w:val="26"/>
-                        </w:rPr>
-                      </w:pPr>
-                      <w:r>
-                        <w:rPr>
-                          <w:rFonts w:ascii="Avenir Next Medium" w:hAnsi="Avenir Next Medium"/>
-                          <w:sz w:val="28"/>
-                          <w:szCs w:val="28"/>
-                        </w:rPr>
-                        <w:t>?</w:t>
-                      </w:r>
-                      <w:r>
-                        <w:rPr>
-                          <w:rFonts w:ascii="Avenir Next Medium" w:hAnsi="Avenir Next Medium"/>
-                          <w:sz w:val="28"/>
-                          <w:szCs w:val="28"/>
-                        </w:rPr>
-                        <w:br/>
-                      </w:r>
-                      <w:r>
-                        <w:rPr>
-                          <w:rFonts w:ascii="Avenir Next Medium" w:hAnsi="Avenir Next Medium"/>
-                          <w:sz w:val="28"/>
-                          <w:szCs w:val="28"/>
-                        </w:rPr>
-                        <w:br/>
-                      </w:r>
-                      <w:r>
-                        <w:rPr>
-                          <w:rFonts w:ascii="Avenir Next Medium" w:hAnsi="Avenir Next Medium"/>
-                          <w:sz w:val="28"/>
-                          <w:szCs w:val="28"/>
-                        </w:rPr>
-                        <w:br/>
-                      </w:r>
-                    </w:p>
-                    <w:p/>
-                  </w:txbxContent>
-                </v:textbox>
-                <w10:wrap anchory="page"/>
-              </v:shape>
-            </w:pict>
-          </mc:Fallback>
-        </mc:AlternateContent>
+        <w:t>Eligibility for role</w:t>
       </w:r>
     </w:p>
     <w:tbl>
       <w:tblPr>
         <w:tblStyle w:val="TableGrid"/>
-        <w:tblpPr w:leftFromText="180" w:rightFromText="180" w:vertAnchor="text" w:horzAnchor="margin" w:tblpXSpec="right" w:tblpY="455"/>
-        <w:tblW w:w="0" w:type="auto"/>
+        <w:tblpPr w:leftFromText="180" w:rightFromText="180" w:vertAnchor="text" w:horzAnchor="margin" w:tblpY="303"/>
+        <w:tblW w:w="10456" w:type="dxa"/>
         <w:tblLook w:val="04A0" w:firstRow="1" w:lastRow="0" w:firstColumn="1" w:lastColumn="0" w:noHBand="0" w:noVBand="1"/>
       </w:tblPr>
       <w:tblGrid>
-        <w:gridCol w:w="4161"/>
+        <w:gridCol w:w="5228"/>
+        <w:gridCol w:w="5228"/>
       </w:tblGrid>
       <w:tr>
+        <w:tc>
+          <w:tcPr>
+            <w:tcW w:w="5228" w:type="dxa"/>
+            <w:tcBorders>
+              <w:top w:val="nil"/>
+              <w:left w:val="nil"/>
+              <w:bottom w:val="nil"/>
+              <w:right w:val="single" w:sz="4" w:space="0" w:color="auto"/>
+            </w:tcBorders>
+          </w:tcPr>
+          <w:p>
+            <w:pPr>
+              <w:pStyle w:val="Heading2"/>
+            </w:pPr>
+            <w:r>
+              <w:rPr>
+                <w:rFonts w:ascii="Avenir Next Medium" w:hAnsi="Avenir Next Medium"/>
+                <w:sz w:val="24"/>
+                <w:szCs w:val="24"/>
+              </w:rPr>
+              <w:t>Do you have the right to work in the UK?</w:t>
+            </w:r>
+          </w:p>
+        </w:tc>
+        <w:tc>
+          <w:tcPr>
+            <w:tcW w:w="5228" w:type="dxa"/>
+            <w:tcBorders>
+              <w:left w:val="single" w:sz="4" w:space="0" w:color="auto"/>
+              <w:bottom w:val="single" w:sz="4" w:space="0" w:color="auto"/>
+            </w:tcBorders>
+            <w:shd w:val="clear" w:color="auto" w:fill="FFFFFF" w:themeFill="background1"/>
+          </w:tcPr>
+          <w:p>
+            <w:pPr>
+              <w:pStyle w:val="Heading2"/>
+            </w:pPr>
+            <w:r>
+              <w:fldChar w:fldCharType="begin">
+                <w:ffData>
+                  <w:name w:val="Text7"/>
+                  <w:enabled/>
+                  <w:calcOnExit w:val="0"/>
+                  <w:textInput/>
+                </w:ffData>
+              </w:fldChar>
+            </w:r>
+            <w:bookmarkStart w:id="6" w:name="Text7"/>
+            <w:r>
+              <w:instrText xml:space="preserve"> FORMTEXT </w:instrText>
+            </w:r>
+            <w:r>
+              <w:fldChar w:fldCharType="separate"/>
+            </w:r>
+            <w:r>
+              <w:rPr>
+                <w:noProof/>
+              </w:rPr>
+              <w:t> </w:t>
+            </w:r>
+            <w:r>
+              <w:rPr>
+                <w:noProof/>
+              </w:rPr>
+              <w:t> </w:t>
+            </w:r>
+            <w:r>
+              <w:rPr>
+                <w:noProof/>
+              </w:rPr>
+              <w:t> </w:t>
+            </w:r>
+            <w:r>
+              <w:rPr>
+                <w:noProof/>
+              </w:rPr>
+              <w:t> </w:t>
+            </w:r>
+            <w:r>
+              <w:rPr>
+                <w:noProof/>
+              </w:rPr>
+              <w:t> </w:t>
+            </w:r>
+            <w:r>
+              <w:fldChar w:fldCharType="end"/>
+            </w:r>
+            <w:bookmarkEnd w:id="6"/>
+          </w:p>
+        </w:tc>
+      </w:tr>
+      <w:tr>
         <w:trPr>
-          <w:trHeight w:val="664"/>
+          <w:trHeight w:val="268"/>
         </w:trPr>
         <w:tc>
           <w:tcPr>
-            <w:tcW w:w="4161" w:type="dxa"/>
+            <w:tcW w:w="5228" w:type="dxa"/>
+            <w:tcBorders>
+              <w:top w:val="nil"/>
+              <w:left w:val="nil"/>
+              <w:bottom w:val="nil"/>
+              <w:right w:val="nil"/>
+            </w:tcBorders>
+          </w:tcPr>
+          <w:p>
+            <w:pPr>
+              <w:pStyle w:val="Heading2"/>
+              <w:rPr>
+                <w:rFonts w:ascii="Avenir Next Medium" w:hAnsi="Avenir Next Medium"/>
+                <w:sz w:val="28"/>
+                <w:szCs w:val="28"/>
+              </w:rPr>
+            </w:pPr>
+          </w:p>
+        </w:tc>
+        <w:tc>
+          <w:tcPr>
+            <w:tcW w:w="5228" w:type="dxa"/>
+            <w:tcBorders>
+              <w:top w:val="single" w:sz="4" w:space="0" w:color="auto"/>
+              <w:left w:val="nil"/>
+              <w:bottom w:val="single" w:sz="4" w:space="0" w:color="auto"/>
+              <w:right w:val="nil"/>
+            </w:tcBorders>
+          </w:tcPr>
+          <w:p>
+            <w:pPr>
+              <w:pStyle w:val="Heading2"/>
+            </w:pPr>
+          </w:p>
+        </w:tc>
+      </w:tr>
+      <w:tr>
+        <w:tc>
+          <w:tcPr>
+            <w:tcW w:w="5228" w:type="dxa"/>
+            <w:tcBorders>
+              <w:top w:val="nil"/>
+              <w:left w:val="nil"/>
+              <w:bottom w:val="nil"/>
+              <w:right w:val="single" w:sz="4" w:space="0" w:color="auto"/>
+            </w:tcBorders>
+          </w:tcPr>
+          <w:p>
+            <w:pPr>
+              <w:rPr>
+                <w:rFonts w:ascii="Avenir Next Medium" w:hAnsi="Avenir Next Medium"/>
+                <w:b/>
+                <w:bCs/>
+                <w:sz w:val="28"/>
+                <w:szCs w:val="28"/>
+              </w:rPr>
+            </w:pPr>
+            <w:r>
+              <w:rPr>
+                <w:rFonts w:ascii="Avenir Next Medium" w:hAnsi="Avenir Next Medium"/>
+                <w:b/>
+                <w:bCs/>
+              </w:rPr>
+              <w:t>Do you hold a full Valid UK driving license?</w:t>
+            </w:r>
+          </w:p>
+        </w:tc>
+        <w:tc>
+          <w:tcPr>
+            <w:tcW w:w="5228" w:type="dxa"/>
+            <w:tcBorders>
+              <w:top w:val="single" w:sz="4" w:space="0" w:color="auto"/>
+              <w:left w:val="single" w:sz="4" w:space="0" w:color="auto"/>
+              <w:bottom w:val="single" w:sz="4" w:space="0" w:color="auto"/>
+            </w:tcBorders>
+            <w:shd w:val="clear" w:color="auto" w:fill="FFFFFF" w:themeFill="background1"/>
+          </w:tcPr>
+          <w:p>
+            <w:pPr>
+              <w:pStyle w:val="Heading2"/>
+            </w:pPr>
+            <w:r>
+              <w:fldChar w:fldCharType="begin">
+                <w:ffData>
+                  <w:name w:val="Text8"/>
+                  <w:enabled/>
+                  <w:calcOnExit w:val="0"/>
+                  <w:textInput/>
+                </w:ffData>
+              </w:fldChar>
+            </w:r>
+            <w:bookmarkStart w:id="7" w:name="Text8"/>
+            <w:r>
+              <w:instrText xml:space="preserve"> FORMTEXT </w:instrText>
+            </w:r>
+            <w:r>
+              <w:fldChar w:fldCharType="separate"/>
+            </w:r>
+            <w:r>
+              <w:rPr>
+                <w:noProof/>
+              </w:rPr>
+              <w:t> </w:t>
+            </w:r>
+            <w:r>
+              <w:rPr>
+                <w:noProof/>
+              </w:rPr>
+              <w:t> </w:t>
+            </w:r>
+            <w:r>
+              <w:rPr>
+                <w:noProof/>
+              </w:rPr>
+              <w:t> </w:t>
+            </w:r>
+            <w:r>
+              <w:rPr>
+                <w:noProof/>
+              </w:rPr>
+              <w:t> </w:t>
+            </w:r>
+            <w:r>
+              <w:rPr>
+                <w:noProof/>
+              </w:rPr>
+              <w:t> </w:t>
+            </w:r>
+            <w:r>
+              <w:fldChar w:fldCharType="end"/>
+            </w:r>
+            <w:bookmarkEnd w:id="7"/>
+          </w:p>
+        </w:tc>
+      </w:tr>
+      <w:tr>
+        <w:tc>
+          <w:tcPr>
+            <w:tcW w:w="5228" w:type="dxa"/>
+            <w:tcBorders>
+              <w:top w:val="nil"/>
+              <w:left w:val="nil"/>
+              <w:bottom w:val="nil"/>
+              <w:right w:val="nil"/>
+            </w:tcBorders>
+          </w:tcPr>
+          <w:p>
+            <w:pPr>
+              <w:pStyle w:val="Heading2"/>
+              <w:rPr>
+                <w:rFonts w:ascii="Avenir Next Medium" w:hAnsi="Avenir Next Medium"/>
+                <w:sz w:val="28"/>
+                <w:szCs w:val="28"/>
+              </w:rPr>
+            </w:pPr>
+          </w:p>
+        </w:tc>
+        <w:tc>
+          <w:tcPr>
+            <w:tcW w:w="5228" w:type="dxa"/>
+            <w:tcBorders>
+              <w:top w:val="single" w:sz="4" w:space="0" w:color="auto"/>
+              <w:left w:val="nil"/>
+              <w:bottom w:val="single" w:sz="4" w:space="0" w:color="auto"/>
+              <w:right w:val="nil"/>
+            </w:tcBorders>
+          </w:tcPr>
+          <w:p>
+            <w:pPr>
+              <w:pStyle w:val="Heading2"/>
+            </w:pPr>
+          </w:p>
+        </w:tc>
+      </w:tr>
+      <w:tr>
+        <w:tc>
+          <w:tcPr>
+            <w:tcW w:w="5228" w:type="dxa"/>
+            <w:tcBorders>
+              <w:top w:val="nil"/>
+              <w:left w:val="nil"/>
+              <w:bottom w:val="nil"/>
+              <w:right w:val="single" w:sz="4" w:space="0" w:color="auto"/>
+            </w:tcBorders>
+          </w:tcPr>
+          <w:p>
+            <w:pPr>
+              <w:pStyle w:val="Heading2"/>
+            </w:pPr>
+            <w:r>
+              <w:rPr>
+                <w:rFonts w:ascii="Avenir Next Medium" w:hAnsi="Avenir Next Medium"/>
+                <w:sz w:val="24"/>
+                <w:szCs w:val="24"/>
+              </w:rPr>
+              <w:t>Do you require any reasonable adjustments during the recruitment process?</w:t>
+            </w:r>
+          </w:p>
+        </w:tc>
+        <w:tc>
+          <w:tcPr>
+            <w:tcW w:w="5228" w:type="dxa"/>
+            <w:tcBorders>
+              <w:top w:val="single" w:sz="4" w:space="0" w:color="auto"/>
+              <w:left w:val="single" w:sz="4" w:space="0" w:color="auto"/>
+              <w:bottom w:val="single" w:sz="4" w:space="0" w:color="auto"/>
+            </w:tcBorders>
+            <w:shd w:val="clear" w:color="auto" w:fill="FFFFFF" w:themeFill="background1"/>
+          </w:tcPr>
+          <w:p>
+            <w:pPr>
+              <w:pStyle w:val="Heading2"/>
+            </w:pPr>
+            <w:r>
+              <w:fldChar w:fldCharType="begin">
+                <w:ffData>
+                  <w:name w:val="Text9"/>
+                  <w:enabled/>
+                  <w:calcOnExit w:val="0"/>
+                  <w:textInput/>
+                </w:ffData>
+              </w:fldChar>
+            </w:r>
+            <w:bookmarkStart w:id="8" w:name="Text9"/>
+            <w:r>
+              <w:instrText xml:space="preserve"> FORMTEXT </w:instrText>
+            </w:r>
+            <w:r>
+              <w:fldChar w:fldCharType="separate"/>
+            </w:r>
+            <w:r>
+              <w:rPr>
+                <w:noProof/>
+              </w:rPr>
+              <w:t> </w:t>
+            </w:r>
+            <w:r>
+              <w:rPr>
+                <w:noProof/>
+              </w:rPr>
+              <w:t> </w:t>
+            </w:r>
+            <w:r>
+              <w:rPr>
+                <w:noProof/>
+              </w:rPr>
+              <w:t> </w:t>
+            </w:r>
+            <w:r>
+              <w:rPr>
+                <w:noProof/>
+              </w:rPr>
+              <w:t> </w:t>
+            </w:r>
+            <w:r>
+              <w:rPr>
+                <w:noProof/>
+              </w:rPr>
+              <w:t> </w:t>
+            </w:r>
+            <w:r>
+              <w:fldChar w:fldCharType="end"/>
+            </w:r>
+            <w:bookmarkEnd w:id="8"/>
+          </w:p>
+        </w:tc>
+      </w:tr>
+    </w:tbl>
+    <w:p>
+      <w:pPr>
+        <w:rPr>
+          <w:rFonts w:ascii="Avenir Next Medium" w:hAnsi="Avenir Next Medium"/>
+          <w:sz w:val="28"/>
+          <w:szCs w:val="28"/>
+        </w:rPr>
+      </w:pPr>
+      <w:r>
+        <w:rPr>
+          <w:rFonts w:ascii="Avenir Next Demi Bold" w:hAnsi="Avenir Next Demi Bold"/>
+          <w:b/>
+          <w:bCs/>
+          <w:color w:val="C61E5D"/>
+          <w:sz w:val="32"/>
+          <w:szCs w:val="32"/>
+        </w:rPr>
+        <w:lastRenderedPageBreak/>
+        <w:t>References</w:t>
+      </w:r>
+    </w:p>
+    <w:tbl>
+      <w:tblPr>
+        <w:tblStyle w:val="TableGrid"/>
+        <w:tblpPr w:leftFromText="180" w:rightFromText="180" w:vertAnchor="text" w:horzAnchor="margin" w:tblpY="370"/>
+        <w:tblW w:w="10461" w:type="dxa"/>
+        <w:tblLook w:val="04A0" w:firstRow="1" w:lastRow="0" w:firstColumn="1" w:lastColumn="0" w:noHBand="0" w:noVBand="1"/>
+      </w:tblPr>
+      <w:tblGrid>
+        <w:gridCol w:w="3219"/>
+        <w:gridCol w:w="3160"/>
+        <w:gridCol w:w="851"/>
+        <w:gridCol w:w="3231"/>
+      </w:tblGrid>
+      <w:tr>
+        <w:tc>
+          <w:tcPr>
+            <w:tcW w:w="3219" w:type="dxa"/>
+            <w:tcBorders>
+              <w:top w:val="nil"/>
+              <w:left w:val="nil"/>
+              <w:bottom w:val="nil"/>
+              <w:right w:val="nil"/>
+            </w:tcBorders>
+          </w:tcPr>
+          <w:p>
+            <w:pPr>
+              <w:pStyle w:val="Heading2"/>
+              <w:rPr>
+                <w:rFonts w:ascii="Avenir Next Medium" w:hAnsi="Avenir Next Medium"/>
+                <w:sz w:val="28"/>
+                <w:szCs w:val="28"/>
+              </w:rPr>
+            </w:pPr>
+          </w:p>
+        </w:tc>
+        <w:tc>
+          <w:tcPr>
+            <w:tcW w:w="3160" w:type="dxa"/>
+            <w:tcBorders>
+              <w:top w:val="nil"/>
+              <w:left w:val="nil"/>
+              <w:bottom w:val="single" w:sz="4" w:space="0" w:color="auto"/>
+              <w:right w:val="nil"/>
+            </w:tcBorders>
+          </w:tcPr>
+          <w:p>
+            <w:pPr>
+              <w:pStyle w:val="Heading2"/>
+              <w:rPr>
+                <w:rFonts w:ascii="Avenir Next Medium" w:hAnsi="Avenir Next Medium"/>
+                <w:b w:val="0"/>
+                <w:bCs w:val="0"/>
+                <w:sz w:val="22"/>
+                <w:szCs w:val="22"/>
+              </w:rPr>
+            </w:pPr>
+            <w:r>
+              <w:rPr>
+                <w:rFonts w:ascii="Avenir Next Medium" w:hAnsi="Avenir Next Medium"/>
+                <w:b w:val="0"/>
+                <w:bCs w:val="0"/>
+                <w:sz w:val="22"/>
+                <w:szCs w:val="22"/>
+              </w:rPr>
+              <w:t>Referee 1</w:t>
+            </w:r>
+          </w:p>
+        </w:tc>
+        <w:tc>
+          <w:tcPr>
+            <w:tcW w:w="851" w:type="dxa"/>
+            <w:tcBorders>
+              <w:top w:val="nil"/>
+              <w:left w:val="nil"/>
+              <w:bottom w:val="nil"/>
+              <w:right w:val="nil"/>
+            </w:tcBorders>
+          </w:tcPr>
+          <w:p>
+            <w:pPr>
+              <w:pStyle w:val="Heading2"/>
+              <w:rPr>
+                <w:rFonts w:ascii="Avenir Next Medium" w:hAnsi="Avenir Next Medium"/>
+                <w:b w:val="0"/>
+                <w:bCs w:val="0"/>
+                <w:sz w:val="22"/>
+                <w:szCs w:val="22"/>
+              </w:rPr>
+            </w:pPr>
+          </w:p>
+        </w:tc>
+        <w:tc>
+          <w:tcPr>
+            <w:tcW w:w="3231" w:type="dxa"/>
+            <w:tcBorders>
+              <w:top w:val="nil"/>
+              <w:left w:val="nil"/>
+              <w:bottom w:val="single" w:sz="4" w:space="0" w:color="auto"/>
+              <w:right w:val="nil"/>
+            </w:tcBorders>
+          </w:tcPr>
+          <w:p>
+            <w:pPr>
+              <w:pStyle w:val="Heading2"/>
+              <w:rPr>
+                <w:rFonts w:ascii="Avenir Next Medium" w:hAnsi="Avenir Next Medium"/>
+                <w:b w:val="0"/>
+                <w:bCs w:val="0"/>
+                <w:sz w:val="22"/>
+                <w:szCs w:val="22"/>
+              </w:rPr>
+            </w:pPr>
+            <w:r>
+              <w:rPr>
+                <w:rFonts w:ascii="Avenir Next Medium" w:hAnsi="Avenir Next Medium"/>
+                <w:b w:val="0"/>
+                <w:bCs w:val="0"/>
+                <w:sz w:val="22"/>
+                <w:szCs w:val="22"/>
+              </w:rPr>
+              <w:t>Referee 2</w:t>
+            </w:r>
+          </w:p>
+        </w:tc>
+      </w:tr>
+      <w:tr>
+        <w:tc>
+          <w:tcPr>
+            <w:tcW w:w="3219" w:type="dxa"/>
+            <w:tcBorders>
+              <w:top w:val="nil"/>
+              <w:left w:val="nil"/>
+              <w:bottom w:val="nil"/>
+              <w:right w:val="single" w:sz="4" w:space="0" w:color="auto"/>
+            </w:tcBorders>
+          </w:tcPr>
+          <w:p>
+            <w:pPr>
+              <w:pStyle w:val="Heading2"/>
+            </w:pPr>
+            <w:r>
+              <w:rPr>
+                <w:rFonts w:ascii="Avenir Next Medium" w:hAnsi="Avenir Next Medium"/>
+                <w:sz w:val="28"/>
+                <w:szCs w:val="28"/>
+              </w:rPr>
+              <w:t>Name:</w:t>
+            </w:r>
+          </w:p>
+        </w:tc>
+        <w:tc>
+          <w:tcPr>
+            <w:tcW w:w="3160" w:type="dxa"/>
+            <w:tcBorders>
+              <w:top w:val="single" w:sz="4" w:space="0" w:color="auto"/>
+              <w:left w:val="single" w:sz="4" w:space="0" w:color="auto"/>
+              <w:bottom w:val="single" w:sz="4" w:space="0" w:color="auto"/>
+            </w:tcBorders>
+            <w:shd w:val="clear" w:color="auto" w:fill="FFFFFF" w:themeFill="background1"/>
+          </w:tcPr>
+          <w:p>
+            <w:pPr>
+              <w:pStyle w:val="Heading2"/>
+            </w:pPr>
+            <w:r>
+              <w:fldChar w:fldCharType="begin">
+                <w:ffData>
+                  <w:name w:val="Text10"/>
+                  <w:enabled/>
+                  <w:calcOnExit w:val="0"/>
+                  <w:textInput/>
+                </w:ffData>
+              </w:fldChar>
+            </w:r>
+            <w:bookmarkStart w:id="9" w:name="Text10"/>
+            <w:r>
+              <w:instrText xml:space="preserve"> FORMTEXT </w:instrText>
+            </w:r>
+            <w:r>
+              <w:fldChar w:fldCharType="separate"/>
+            </w:r>
+            <w:r>
+              <w:rPr>
+                <w:noProof/>
+              </w:rPr>
+              <w:t> </w:t>
+            </w:r>
+            <w:r>
+              <w:rPr>
+                <w:noProof/>
+              </w:rPr>
+              <w:t> </w:t>
+            </w:r>
+            <w:r>
+              <w:rPr>
+                <w:noProof/>
+              </w:rPr>
+              <w:t> </w:t>
+            </w:r>
+            <w:r>
+              <w:rPr>
+                <w:noProof/>
+              </w:rPr>
+              <w:t> </w:t>
+            </w:r>
+            <w:r>
+              <w:rPr>
+                <w:noProof/>
+              </w:rPr>
+              <w:t> </w:t>
+            </w:r>
+            <w:r>
+              <w:fldChar w:fldCharType="end"/>
+            </w:r>
+            <w:bookmarkEnd w:id="9"/>
+          </w:p>
+        </w:tc>
+        <w:tc>
+          <w:tcPr>
+            <w:tcW w:w="851" w:type="dxa"/>
+            <w:tcBorders>
+              <w:top w:val="nil"/>
+              <w:left w:val="single" w:sz="4" w:space="0" w:color="auto"/>
+              <w:bottom w:val="nil"/>
+            </w:tcBorders>
+          </w:tcPr>
+          <w:p>
+            <w:pPr>
+              <w:pStyle w:val="Heading2"/>
+            </w:pPr>
+          </w:p>
+        </w:tc>
+        <w:tc>
+          <w:tcPr>
+            <w:tcW w:w="3231" w:type="dxa"/>
+            <w:tcBorders>
+              <w:top w:val="single" w:sz="4" w:space="0" w:color="auto"/>
+              <w:left w:val="single" w:sz="4" w:space="0" w:color="auto"/>
+              <w:bottom w:val="single" w:sz="4" w:space="0" w:color="auto"/>
+            </w:tcBorders>
+            <w:shd w:val="clear" w:color="auto" w:fill="FFFFFF" w:themeFill="background1"/>
+          </w:tcPr>
+          <w:p>
+            <w:pPr>
+              <w:pStyle w:val="Heading2"/>
+            </w:pPr>
+            <w:r>
+              <w:fldChar w:fldCharType="begin">
+                <w:ffData>
+                  <w:name w:val="Text11"/>
+                  <w:enabled/>
+                  <w:calcOnExit w:val="0"/>
+                  <w:textInput/>
+                </w:ffData>
+              </w:fldChar>
+            </w:r>
+            <w:bookmarkStart w:id="10" w:name="Text11"/>
+            <w:r>
+              <w:instrText xml:space="preserve"> FORMTEXT </w:instrText>
+            </w:r>
+            <w:r>
+              <w:fldChar w:fldCharType="separate"/>
+            </w:r>
+            <w:r>
+              <w:rPr>
+                <w:noProof/>
+              </w:rPr>
+              <w:t> </w:t>
+            </w:r>
+            <w:r>
+              <w:rPr>
+                <w:noProof/>
+              </w:rPr>
+              <w:t> </w:t>
+            </w:r>
+            <w:r>
+              <w:rPr>
+                <w:noProof/>
+              </w:rPr>
+              <w:t> </w:t>
+            </w:r>
+            <w:r>
+              <w:rPr>
+                <w:noProof/>
+              </w:rPr>
+              <w:t> </w:t>
+            </w:r>
+            <w:r>
+              <w:rPr>
+                <w:noProof/>
+              </w:rPr>
+              <w:t> </w:t>
+            </w:r>
+            <w:r>
+              <w:fldChar w:fldCharType="end"/>
+            </w:r>
+            <w:bookmarkEnd w:id="10"/>
+          </w:p>
+        </w:tc>
+      </w:tr>
+      <w:tr>
+        <w:trPr>
+          <w:trHeight w:val="268"/>
+        </w:trPr>
+        <w:tc>
+          <w:tcPr>
+            <w:tcW w:w="3219" w:type="dxa"/>
+            <w:tcBorders>
+              <w:top w:val="nil"/>
+              <w:left w:val="nil"/>
+              <w:bottom w:val="nil"/>
+              <w:right w:val="nil"/>
+            </w:tcBorders>
+          </w:tcPr>
+          <w:p>
+            <w:pPr>
+              <w:pStyle w:val="Heading2"/>
+              <w:rPr>
+                <w:rFonts w:ascii="Avenir Next Medium" w:hAnsi="Avenir Next Medium"/>
+                <w:sz w:val="24"/>
+                <w:szCs w:val="24"/>
+              </w:rPr>
+            </w:pPr>
+          </w:p>
+        </w:tc>
+        <w:tc>
+          <w:tcPr>
+            <w:tcW w:w="3160" w:type="dxa"/>
+            <w:tcBorders>
+              <w:top w:val="single" w:sz="4" w:space="0" w:color="auto"/>
+              <w:left w:val="nil"/>
+              <w:bottom w:val="single" w:sz="4" w:space="0" w:color="auto"/>
+              <w:right w:val="nil"/>
+            </w:tcBorders>
+          </w:tcPr>
+          <w:p>
+            <w:pPr>
+              <w:pStyle w:val="Heading2"/>
+            </w:pPr>
+          </w:p>
+        </w:tc>
+        <w:tc>
+          <w:tcPr>
+            <w:tcW w:w="851" w:type="dxa"/>
             <w:tcBorders>
               <w:top w:val="nil"/>
               <w:left w:val="nil"/>
@@ -2081,106 +1812,241 @@
             <w:pPr>
               <w:pStyle w:val="Heading2"/>
             </w:pPr>
-            <w:r>
-              <w:fldChar w:fldCharType="begin">
-                <w:ffData>
-                  <w:name w:val="Check1"/>
-                  <w:enabled/>
-                  <w:calcOnExit w:val="0"/>
-                  <w:checkBox>
-                    <w:sizeAuto/>
-                    <w:default w:val="0"/>
-                  </w:checkBox>
-                </w:ffData>
-              </w:fldChar>
-            </w:r>
-            <w:bookmarkStart w:id="6" w:name="Check1"/>
-            <w:r>
-              <w:instrText xml:space="preserve"> FORMCHECKBOX </w:instrText>
-            </w:r>
-            <w:r>
-              <w:fldChar w:fldCharType="separate"/>
-            </w:r>
-            <w:r>
-              <w:fldChar w:fldCharType="end"/>
-            </w:r>
-            <w:bookmarkEnd w:id="6"/>
-            <w:r>
-              <w:rPr>
-                <w:rFonts w:ascii="Avenir Next Demi Bold" w:hAnsi="Avenir Next Demi Bold"/>
-                <w:sz w:val="28"/>
-                <w:szCs w:val="28"/>
-              </w:rPr>
-              <w:t>Yes.</w:t>
-            </w:r>
-            <w:r>
-              <w:rPr>
-                <w:sz w:val="28"/>
-                <w:szCs w:val="28"/>
-              </w:rPr>
-              <w:t xml:space="preserve">    </w:t>
-            </w:r>
-            <w:r>
-              <w:fldChar w:fldCharType="begin">
-                <w:ffData>
-                  <w:name w:val="Check2"/>
-                  <w:enabled/>
-                  <w:calcOnExit w:val="0"/>
-                  <w:checkBox>
-                    <w:sizeAuto/>
-                    <w:default w:val="0"/>
-                  </w:checkBox>
-                </w:ffData>
-              </w:fldChar>
-            </w:r>
-            <w:bookmarkStart w:id="7" w:name="Check2"/>
-            <w:r>
-              <w:instrText xml:space="preserve"> FORMCHECKBOX </w:instrText>
-            </w:r>
-            <w:r>
-              <w:fldChar w:fldCharType="separate"/>
-            </w:r>
-            <w:r>
-              <w:fldChar w:fldCharType="end"/>
-            </w:r>
-            <w:bookmarkEnd w:id="7"/>
-            <w:r>
-              <w:t xml:space="preserve">  </w:t>
-            </w:r>
-            <w:r>
-              <w:rPr>
-                <w:rFonts w:ascii="Avenir Next Demi Bold" w:hAnsi="Avenir Next Demi Bold"/>
-                <w:sz w:val="28"/>
-                <w:szCs w:val="28"/>
-              </w:rPr>
-              <w:t>No</w:t>
-            </w:r>
+          </w:p>
+        </w:tc>
+        <w:tc>
+          <w:tcPr>
+            <w:tcW w:w="3231" w:type="dxa"/>
+            <w:tcBorders>
+              <w:top w:val="single" w:sz="4" w:space="0" w:color="auto"/>
+              <w:left w:val="nil"/>
+              <w:bottom w:val="single" w:sz="4" w:space="0" w:color="auto"/>
+              <w:right w:val="nil"/>
+            </w:tcBorders>
+          </w:tcPr>
+          <w:p>
+            <w:pPr>
+              <w:pStyle w:val="Heading2"/>
+            </w:pPr>
           </w:p>
         </w:tc>
       </w:tr>
-    </w:tbl>
-    <w:p>
-      <w:pPr>
-        <w:pStyle w:val="Heading2"/>
-      </w:pPr>
-    </w:p>
-    <w:tbl>
-      <w:tblPr>
-        <w:tblStyle w:val="TableGrid"/>
-        <w:tblpPr w:leftFromText="180" w:rightFromText="180" w:vertAnchor="text" w:horzAnchor="margin" w:tblpXSpec="right" w:tblpY="495"/>
-        <w:tblW w:w="0" w:type="auto"/>
-        <w:tblLook w:val="04A0" w:firstRow="1" w:lastRow="0" w:firstColumn="1" w:lastColumn="0" w:noHBand="0" w:noVBand="1"/>
-      </w:tblPr>
-      <w:tblGrid>
-        <w:gridCol w:w="4161"/>
-      </w:tblGrid>
       <w:tr>
-        <w:trPr>
-          <w:trHeight w:val="664"/>
-        </w:trPr>
         <w:tc>
           <w:tcPr>
-            <w:tcW w:w="4161" w:type="dxa"/>
+            <w:tcW w:w="3219" w:type="dxa"/>
+            <w:tcBorders>
+              <w:top w:val="nil"/>
+              <w:left w:val="nil"/>
+              <w:bottom w:val="nil"/>
+              <w:right w:val="single" w:sz="4" w:space="0" w:color="auto"/>
+            </w:tcBorders>
+          </w:tcPr>
+          <w:p>
+            <w:pPr>
+              <w:pStyle w:val="Heading2"/>
+            </w:pPr>
+            <w:r>
+              <w:rPr>
+                <w:rFonts w:ascii="Avenir Next Medium" w:hAnsi="Avenir Next Medium"/>
+                <w:sz w:val="28"/>
+                <w:szCs w:val="28"/>
+              </w:rPr>
+              <w:t>Organisation:</w:t>
+            </w:r>
+          </w:p>
+        </w:tc>
+        <w:tc>
+          <w:tcPr>
+            <w:tcW w:w="3160" w:type="dxa"/>
+            <w:tcBorders>
+              <w:top w:val="single" w:sz="4" w:space="0" w:color="auto"/>
+              <w:left w:val="single" w:sz="4" w:space="0" w:color="auto"/>
+              <w:bottom w:val="single" w:sz="4" w:space="0" w:color="auto"/>
+            </w:tcBorders>
+            <w:shd w:val="clear" w:color="auto" w:fill="FFFFFF" w:themeFill="background1"/>
+          </w:tcPr>
+          <w:p>
+            <w:pPr>
+              <w:pStyle w:val="Heading2"/>
+            </w:pPr>
+            <w:r>
+              <w:fldChar w:fldCharType="begin">
+                <w:ffData>
+                  <w:name w:val="Text12"/>
+                  <w:enabled/>
+                  <w:calcOnExit w:val="0"/>
+                  <w:textInput/>
+                </w:ffData>
+              </w:fldChar>
+            </w:r>
+            <w:bookmarkStart w:id="11" w:name="Text12"/>
+            <w:r>
+              <w:instrText xml:space="preserve"> FORMTEXT </w:instrText>
+            </w:r>
+            <w:r>
+              <w:fldChar w:fldCharType="separate"/>
+            </w:r>
+            <w:r>
+              <w:rPr>
+                <w:noProof/>
+              </w:rPr>
+              <w:t> </w:t>
+            </w:r>
+            <w:r>
+              <w:rPr>
+                <w:noProof/>
+              </w:rPr>
+              <w:t> </w:t>
+            </w:r>
+            <w:r>
+              <w:rPr>
+                <w:noProof/>
+              </w:rPr>
+              <w:t> </w:t>
+            </w:r>
+            <w:r>
+              <w:rPr>
+                <w:noProof/>
+              </w:rPr>
+              <w:t> </w:t>
+            </w:r>
+            <w:r>
+              <w:rPr>
+                <w:noProof/>
+              </w:rPr>
+              <w:t> </w:t>
+            </w:r>
+            <w:r>
+              <w:fldChar w:fldCharType="end"/>
+            </w:r>
+            <w:bookmarkEnd w:id="11"/>
+          </w:p>
+        </w:tc>
+        <w:tc>
+          <w:tcPr>
+            <w:tcW w:w="851" w:type="dxa"/>
+            <w:tcBorders>
+              <w:top w:val="nil"/>
+              <w:left w:val="single" w:sz="4" w:space="0" w:color="auto"/>
+              <w:bottom w:val="nil"/>
+            </w:tcBorders>
+          </w:tcPr>
+          <w:p>
+            <w:pPr>
+              <w:pStyle w:val="Heading2"/>
+            </w:pPr>
+          </w:p>
+        </w:tc>
+        <w:tc>
+          <w:tcPr>
+            <w:tcW w:w="3231" w:type="dxa"/>
+            <w:tcBorders>
+              <w:top w:val="single" w:sz="4" w:space="0" w:color="auto"/>
+              <w:left w:val="single" w:sz="4" w:space="0" w:color="auto"/>
+              <w:bottom w:val="single" w:sz="4" w:space="0" w:color="auto"/>
+            </w:tcBorders>
+            <w:shd w:val="clear" w:color="auto" w:fill="FFFFFF" w:themeFill="background1"/>
+          </w:tcPr>
+          <w:p>
+            <w:pPr>
+              <w:pStyle w:val="Heading2"/>
+            </w:pPr>
+            <w:r>
+              <w:fldChar w:fldCharType="begin">
+                <w:ffData>
+                  <w:name w:val="Text13"/>
+                  <w:enabled/>
+                  <w:calcOnExit w:val="0"/>
+                  <w:textInput/>
+                </w:ffData>
+              </w:fldChar>
+            </w:r>
+            <w:bookmarkStart w:id="12" w:name="Text13"/>
+            <w:r>
+              <w:instrText xml:space="preserve"> FORMTEXT </w:instrText>
+            </w:r>
+            <w:r>
+              <w:fldChar w:fldCharType="separate"/>
+            </w:r>
+            <w:r>
+              <w:rPr>
+                <w:noProof/>
+              </w:rPr>
+              <w:t> </w:t>
+            </w:r>
+            <w:r>
+              <w:rPr>
+                <w:noProof/>
+              </w:rPr>
+              <w:t> </w:t>
+            </w:r>
+            <w:r>
+              <w:rPr>
+                <w:noProof/>
+              </w:rPr>
+              <w:t> </w:t>
+            </w:r>
+            <w:r>
+              <w:rPr>
+                <w:noProof/>
+              </w:rPr>
+              <w:t> </w:t>
+            </w:r>
+            <w:r>
+              <w:rPr>
+                <w:noProof/>
+              </w:rPr>
+              <w:t> </w:t>
+            </w:r>
+            <w:r>
+              <w:fldChar w:fldCharType="end"/>
+            </w:r>
+            <w:bookmarkEnd w:id="12"/>
+          </w:p>
+        </w:tc>
+      </w:tr>
+      <w:tr>
+        <w:tc>
+          <w:tcPr>
+            <w:tcW w:w="3219" w:type="dxa"/>
+            <w:tcBorders>
+              <w:top w:val="nil"/>
+              <w:left w:val="nil"/>
+              <w:bottom w:val="nil"/>
+              <w:right w:val="nil"/>
+            </w:tcBorders>
+          </w:tcPr>
+          <w:p>
+            <w:pPr>
+              <w:pStyle w:val="Heading2"/>
+              <w:rPr>
+                <w:rFonts w:ascii="Avenir Next Medium" w:hAnsi="Avenir Next Medium"/>
+                <w:sz w:val="28"/>
+                <w:szCs w:val="28"/>
+              </w:rPr>
+            </w:pPr>
+          </w:p>
+        </w:tc>
+        <w:tc>
+          <w:tcPr>
+            <w:tcW w:w="3160" w:type="dxa"/>
+            <w:tcBorders>
+              <w:top w:val="single" w:sz="4" w:space="0" w:color="auto"/>
+              <w:left w:val="nil"/>
+              <w:bottom w:val="single" w:sz="4" w:space="0" w:color="auto"/>
+              <w:right w:val="nil"/>
+            </w:tcBorders>
+          </w:tcPr>
+          <w:p>
+            <w:pPr>
+              <w:pStyle w:val="Heading2"/>
+            </w:pPr>
+          </w:p>
+        </w:tc>
+        <w:tc>
+          <w:tcPr>
+            <w:tcW w:w="851" w:type="dxa"/>
             <w:tcBorders>
               <w:top w:val="nil"/>
               <w:left w:val="nil"/>
@@ -2192,242 +2058,58 @@
             <w:pPr>
               <w:pStyle w:val="Heading2"/>
             </w:pPr>
-            <w:r>
-              <w:fldChar w:fldCharType="begin">
-                <w:ffData>
-                  <w:name w:val="Check1"/>
-                  <w:enabled/>
-                  <w:calcOnExit w:val="0"/>
-                  <w:checkBox>
-                    <w:sizeAuto/>
-                    <w:default w:val="0"/>
-                  </w:checkBox>
-                </w:ffData>
-              </w:fldChar>
-            </w:r>
-            <w:r>
-              <w:instrText xml:space="preserve"> FORMCHECKBOX </w:instrText>
-            </w:r>
-            <w:r>
-              <w:fldChar w:fldCharType="separate"/>
-            </w:r>
-            <w:r>
-              <w:fldChar w:fldCharType="end"/>
-            </w:r>
-            <w:r>
-              <w:rPr>
-                <w:rFonts w:ascii="Avenir Next Demi Bold" w:hAnsi="Avenir Next Demi Bold"/>
-                <w:sz w:val="28"/>
-                <w:szCs w:val="28"/>
-              </w:rPr>
-              <w:t>Yes.</w:t>
-            </w:r>
-            <w:r>
-              <w:rPr>
-                <w:sz w:val="28"/>
-                <w:szCs w:val="28"/>
-              </w:rPr>
-              <w:t xml:space="preserve">    </w:t>
-            </w:r>
-            <w:r>
-              <w:fldChar w:fldCharType="begin">
-                <w:ffData>
-                  <w:name w:val="Check2"/>
-                  <w:enabled/>
-                  <w:calcOnExit w:val="0"/>
-                  <w:checkBox>
-                    <w:sizeAuto/>
-                    <w:default w:val="0"/>
-                  </w:checkBox>
-                </w:ffData>
-              </w:fldChar>
-            </w:r>
-            <w:r>
-              <w:instrText xml:space="preserve"> FORMCHECKBOX </w:instrText>
-            </w:r>
-            <w:r>
-              <w:fldChar w:fldCharType="separate"/>
-            </w:r>
-            <w:r>
-              <w:fldChar w:fldCharType="end"/>
-            </w:r>
-            <w:r>
-              <w:t xml:space="preserve">  </w:t>
-            </w:r>
-            <w:r>
-              <w:rPr>
-                <w:rFonts w:ascii="Avenir Next Demi Bold" w:hAnsi="Avenir Next Demi Bold"/>
-                <w:sz w:val="28"/>
-                <w:szCs w:val="28"/>
-              </w:rPr>
-              <w:t>No</w:t>
-            </w:r>
+          </w:p>
+        </w:tc>
+        <w:tc>
+          <w:tcPr>
+            <w:tcW w:w="3231" w:type="dxa"/>
+            <w:tcBorders>
+              <w:top w:val="single" w:sz="4" w:space="0" w:color="auto"/>
+              <w:left w:val="nil"/>
+              <w:bottom w:val="single" w:sz="4" w:space="0" w:color="auto"/>
+              <w:right w:val="nil"/>
+            </w:tcBorders>
+          </w:tcPr>
+          <w:p>
+            <w:pPr>
+              <w:pStyle w:val="Heading2"/>
+            </w:pPr>
           </w:p>
         </w:tc>
       </w:tr>
-    </w:tbl>
-    <w:p>
-      <w:pPr>
-        <w:pStyle w:val="Heading2"/>
-      </w:pPr>
-      <w:r>
-        <w:rPr>
-          <w:noProof/>
-        </w:rPr>
-        <mc:AlternateContent>
-          <mc:Choice Requires="wps">
-            <w:drawing>
-              <wp:anchor distT="0" distB="0" distL="114300" distR="114300" simplePos="0" relativeHeight="251932160" behindDoc="0" locked="0" layoutInCell="1" allowOverlap="1" wp14:anchorId="7BBC10E9" wp14:editId="0F0F98AA">
-                <wp:simplePos x="0" y="0"/>
-                <wp:positionH relativeFrom="column">
-                  <wp:posOffset>-142501</wp:posOffset>
-                </wp:positionH>
-                <wp:positionV relativeFrom="page">
-                  <wp:posOffset>8865235</wp:posOffset>
-                </wp:positionV>
-                <wp:extent cx="3630706" cy="349064"/>
-                <wp:effectExtent l="0" t="0" r="0" b="0"/>
-                <wp:wrapNone/>
-                <wp:docPr id="1674148267" name="Text Box 85"/>
-                <wp:cNvGraphicFramePr/>
-                <a:graphic xmlns:a="http://schemas.openxmlformats.org/drawingml/2006/main">
-                  <a:graphicData uri="http://schemas.microsoft.com/office/word/2010/wordprocessingShape">
-                    <wps:wsp>
-                      <wps:cNvSpPr txBox="1"/>
-                      <wps:spPr>
-                        <a:xfrm>
-                          <a:off x="0" y="0"/>
-                          <a:ext cx="3630706" cy="349064"/>
-                        </a:xfrm>
-                        <a:prstGeom prst="rect">
-                          <a:avLst/>
-                        </a:prstGeom>
-                        <a:noFill/>
-                        <a:ln w="6350">
-                          <a:noFill/>
-                        </a:ln>
-                      </wps:spPr>
-                      <wps:txbx>
-                        <w:txbxContent>
-                          <w:p>
-                            <w:pPr>
-                              <w:rPr>
-                                <w:rFonts w:ascii="Avenir Next Medium" w:hAnsi="Avenir Next Medium"/>
-                                <w:sz w:val="28"/>
-                                <w:szCs w:val="28"/>
-                              </w:rPr>
-                            </w:pPr>
-                            <w:r>
-                              <w:rPr>
-                                <w:rFonts w:ascii="Avenir Next Medium" w:hAnsi="Avenir Next Medium"/>
-                                <w:sz w:val="28"/>
-                                <w:szCs w:val="28"/>
-                              </w:rPr>
-                              <w:t>Do you hold a full Valid UK driving license</w:t>
-                            </w:r>
-                          </w:p>
-                          <w:p>
-                            <w:pPr>
-                              <w:rPr>
-                                <w:sz w:val="26"/>
-                                <w:szCs w:val="26"/>
-                              </w:rPr>
-                            </w:pPr>
-                            <w:r>
-                              <w:rPr>
-                                <w:rFonts w:ascii="Avenir Next Medium" w:hAnsi="Avenir Next Medium"/>
-                                <w:sz w:val="28"/>
-                                <w:szCs w:val="28"/>
-                              </w:rPr>
-                              <w:br/>
-                            </w:r>
-                          </w:p>
-                          <w:p/>
-                        </w:txbxContent>
-                      </wps:txbx>
-                      <wps:bodyPr rot="0" spcFirstLastPara="0" vertOverflow="overflow" horzOverflow="overflow" vert="horz" wrap="square" lIns="91440" tIns="45720" rIns="91440" bIns="45720" numCol="1" spcCol="0" rtlCol="0" fromWordArt="0" anchor="t" anchorCtr="0" forceAA="0" compatLnSpc="1">
-                        <a:prstTxWarp prst="textNoShape">
-                          <a:avLst/>
-                        </a:prstTxWarp>
-                        <a:noAutofit/>
-                      </wps:bodyPr>
-                    </wps:wsp>
-                  </a:graphicData>
-                </a:graphic>
-                <wp14:sizeRelH relativeFrom="margin">
-                  <wp14:pctWidth>0</wp14:pctWidth>
-                </wp14:sizeRelH>
-                <wp14:sizeRelV relativeFrom="margin">
-                  <wp14:pctHeight>0</wp14:pctHeight>
-                </wp14:sizeRelV>
-              </wp:anchor>
-            </w:drawing>
-          </mc:Choice>
-          <mc:Fallback>
-            <w:pict>
-              <v:shape w14:anchorId="7BBC10E9" id="_x0000_s1030" type="#_x0000_t202" style="position:absolute;margin-left:-11.2pt;margin-top:698.05pt;width:285.9pt;height:27.5pt;z-index:251932160;visibility:visible;mso-wrap-style:square;mso-width-percent:0;mso-height-percent:0;mso-wrap-distance-left:9pt;mso-wrap-distance-top:0;mso-wrap-distance-right:9pt;mso-wrap-distance-bottom:0;mso-position-horizontal:absolute;mso-position-horizontal-relative:text;mso-position-vertical:absolute;mso-position-vertical-relative:page;mso-width-percent:0;mso-height-percent:0;mso-width-relative:margin;mso-height-relative:margin;v-text-anchor:top" o:gfxdata="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" filled="f" stroked="f" strokeweight=".5pt">
-                <v:textbox>
-                  <w:txbxContent>
-                    <w:p>
-                      <w:pPr>
-                        <w:rPr>
-                          <w:rFonts w:ascii="Avenir Next Medium" w:hAnsi="Avenir Next Medium"/>
-                          <w:sz w:val="28"/>
-                          <w:szCs w:val="28"/>
-                        </w:rPr>
-                      </w:pPr>
-                      <w:r>
-                        <w:rPr>
-                          <w:rFonts w:ascii="Avenir Next Medium" w:hAnsi="Avenir Next Medium"/>
-                          <w:sz w:val="28"/>
-                          <w:szCs w:val="28"/>
-                        </w:rPr>
-                        <w:t>Do you hold a full Valid UK driving license</w:t>
-                      </w:r>
-                    </w:p>
-                    <w:p>
-                      <w:pPr>
-                        <w:rPr>
-                          <w:sz w:val="26"/>
-                          <w:szCs w:val="26"/>
-                        </w:rPr>
-                      </w:pPr>
-                      <w:r>
-                        <w:rPr>
-                          <w:rFonts w:ascii="Avenir Next Medium" w:hAnsi="Avenir Next Medium"/>
-                          <w:sz w:val="28"/>
-                          <w:szCs w:val="28"/>
-                        </w:rPr>
-                        <w:br/>
-                      </w:r>
-                    </w:p>
-                    <w:p/>
-                  </w:txbxContent>
-                </v:textbox>
-                <w10:wrap anchory="page"/>
-              </v:shape>
-            </w:pict>
-          </mc:Fallback>
-        </mc:AlternateContent>
-      </w:r>
-    </w:p>
-    <w:tbl>
-      <w:tblPr>
-        <w:tblStyle w:val="TableGrid"/>
-        <w:tblpPr w:leftFromText="180" w:rightFromText="180" w:vertAnchor="text" w:horzAnchor="margin" w:tblpY="1200"/>
-        <w:tblW w:w="9509" w:type="dxa"/>
-        <w:tblLook w:val="04A0" w:firstRow="1" w:lastRow="0" w:firstColumn="1" w:lastColumn="0" w:noHBand="0" w:noVBand="1"/>
-      </w:tblPr>
-      <w:tblGrid>
-        <w:gridCol w:w="9509"/>
-      </w:tblGrid>
       <w:tr>
-        <w:trPr>
-          <w:trHeight w:val="449"/>
-        </w:trPr>
         <w:tc>
           <w:tcPr>
-            <w:tcW w:w="9509" w:type="dxa"/>
+            <w:tcW w:w="3219" w:type="dxa"/>
+            <w:tcBorders>
+              <w:top w:val="nil"/>
+              <w:left w:val="nil"/>
+              <w:bottom w:val="nil"/>
+              <w:right w:val="single" w:sz="4" w:space="0" w:color="auto"/>
+            </w:tcBorders>
+          </w:tcPr>
+          <w:p>
+            <w:pPr>
+              <w:pStyle w:val="Heading2"/>
+            </w:pPr>
+            <w:r>
+              <w:rPr>
+                <w:rFonts w:ascii="Avenir Next Medium" w:hAnsi="Avenir Next Medium"/>
+                <w:sz w:val="28"/>
+                <w:szCs w:val="28"/>
+              </w:rPr>
+              <w:t>Relationship:</w:t>
+            </w:r>
+          </w:p>
+        </w:tc>
+        <w:tc>
+          <w:tcPr>
+            <w:tcW w:w="3160" w:type="dxa"/>
+            <w:tcBorders>
+              <w:top w:val="single" w:sz="4" w:space="0" w:color="auto"/>
+              <w:left w:val="single" w:sz="4" w:space="0" w:color="auto"/>
+              <w:bottom w:val="single" w:sz="4" w:space="0" w:color="auto"/>
+            </w:tcBorders>
             <w:shd w:val="clear" w:color="auto" w:fill="FFFFFF" w:themeFill="background1"/>
           </w:tcPr>
           <w:p>
@@ -2437,13 +2119,14 @@
             <w:r>
               <w:fldChar w:fldCharType="begin">
                 <w:ffData>
-                  <w:name w:val="Text6"/>
+                  <w:name w:val="Text14"/>
                   <w:enabled/>
                   <w:calcOnExit w:val="0"/>
                   <w:textInput/>
                 </w:ffData>
               </w:fldChar>
             </w:r>
+            <w:bookmarkStart w:id="13" w:name="Text14"/>
             <w:r>
               <w:instrText xml:space="preserve"> FORMTEXT </w:instrText>
             </w:r>
@@ -2483,634 +2166,32 @@
             <w:r>
               <w:fldChar w:fldCharType="end"/>
             </w:r>
+            <w:bookmarkEnd w:id="13"/>
           </w:p>
         </w:tc>
-      </w:tr>
-    </w:tbl>
-    <w:p>
-      <w:pPr>
-        <w:pStyle w:val="Heading2"/>
-      </w:pPr>
-      <w:r>
-        <w:rPr>
-          <w:noProof/>
-        </w:rPr>
-        <mc:AlternateContent>
-          <mc:Choice Requires="wps">
-            <w:drawing>
-              <wp:anchor distT="0" distB="0" distL="114300" distR="114300" simplePos="0" relativeHeight="251934208" behindDoc="0" locked="0" layoutInCell="1" allowOverlap="1" wp14:anchorId="5531D1E2" wp14:editId="049082F8">
-                <wp:simplePos x="0" y="0"/>
-                <wp:positionH relativeFrom="column">
-                  <wp:posOffset>-143136</wp:posOffset>
-                </wp:positionH>
-                <wp:positionV relativeFrom="page">
-                  <wp:posOffset>9385935</wp:posOffset>
-                </wp:positionV>
-                <wp:extent cx="6418730" cy="358589"/>
-                <wp:effectExtent l="0" t="0" r="0" b="0"/>
-                <wp:wrapNone/>
-                <wp:docPr id="1199229621" name="Text Box 85"/>
-                <wp:cNvGraphicFramePr/>
-                <a:graphic xmlns:a="http://schemas.openxmlformats.org/drawingml/2006/main">
-                  <a:graphicData uri="http://schemas.microsoft.com/office/word/2010/wordprocessingShape">
-                    <wps:wsp>
-                      <wps:cNvSpPr txBox="1"/>
-                      <wps:spPr>
-                        <a:xfrm>
-                          <a:off x="0" y="0"/>
-                          <a:ext cx="6418730" cy="358589"/>
-                        </a:xfrm>
-                        <a:prstGeom prst="rect">
-                          <a:avLst/>
-                        </a:prstGeom>
-                        <a:noFill/>
-                        <a:ln w="6350">
-                          <a:noFill/>
-                        </a:ln>
-                      </wps:spPr>
-                      <wps:txbx>
-                        <w:txbxContent>
-                          <w:p>
-                            <w:pPr>
-                              <w:rPr>
-                                <w:sz w:val="26"/>
-                                <w:szCs w:val="26"/>
-                              </w:rPr>
-                            </w:pPr>
-                            <w:r>
-                              <w:rPr>
-                                <w:rFonts w:ascii="Avenir Next Medium" w:hAnsi="Avenir Next Medium"/>
-                                <w:sz w:val="28"/>
-                                <w:szCs w:val="28"/>
-                              </w:rPr>
-                              <w:t>Do you require any reasonable adjustments during the recruitment process?</w:t>
-                            </w:r>
-                            <w:r>
-                              <w:rPr>
-                                <w:rFonts w:ascii="Avenir Next Medium" w:hAnsi="Avenir Next Medium"/>
-                                <w:sz w:val="28"/>
-                                <w:szCs w:val="28"/>
-                              </w:rPr>
-                              <w:br/>
-                            </w:r>
-                            <w:r>
-                              <w:rPr>
-                                <w:rFonts w:ascii="Avenir Next Medium" w:hAnsi="Avenir Next Medium"/>
-                                <w:sz w:val="28"/>
-                                <w:szCs w:val="28"/>
-                              </w:rPr>
-                              <w:br/>
-                            </w:r>
-                            <w:r>
-                              <w:rPr>
-                                <w:rFonts w:ascii="Avenir Next Medium" w:hAnsi="Avenir Next Medium"/>
-                                <w:sz w:val="28"/>
-                                <w:szCs w:val="28"/>
-                              </w:rPr>
-                              <w:br/>
-                            </w:r>
-                          </w:p>
-                          <w:p/>
-                        </w:txbxContent>
-                      </wps:txbx>
-                      <wps:bodyPr rot="0" spcFirstLastPara="0" vertOverflow="overflow" horzOverflow="overflow" vert="horz" wrap="square" lIns="91440" tIns="45720" rIns="91440" bIns="45720" numCol="1" spcCol="0" rtlCol="0" fromWordArt="0" anchor="t" anchorCtr="0" forceAA="0" compatLnSpc="1">
-                        <a:prstTxWarp prst="textNoShape">
-                          <a:avLst/>
-                        </a:prstTxWarp>
-                        <a:noAutofit/>
-                      </wps:bodyPr>
-                    </wps:wsp>
-                  </a:graphicData>
-                </a:graphic>
-                <wp14:sizeRelH relativeFrom="margin">
-                  <wp14:pctWidth>0</wp14:pctWidth>
-                </wp14:sizeRelH>
-                <wp14:sizeRelV relativeFrom="margin">
-                  <wp14:pctHeight>0</wp14:pctHeight>
-                </wp14:sizeRelV>
-              </wp:anchor>
-            </w:drawing>
-          </mc:Choice>
-          <mc:Fallback>
-            <w:pict>
-              <v:shape w14:anchorId="5531D1E2" id="_x0000_s1031" type="#_x0000_t202" style="position:absolute;margin-left:-11.25pt;margin-top:739.05pt;width:505.4pt;height:28.25pt;z-index:251934208;visibility:visible;mso-wrap-style:square;mso-width-percent:0;mso-height-percent:0;mso-wrap-distance-left:9pt;mso-wrap-distance-top:0;mso-wrap-distance-right:9pt;mso-wrap-distance-bottom:0;mso-position-horizontal:absolute;mso-position-horizontal-relative:text;mso-position-vertical:absolute;mso-position-vertical-relative:page;mso-width-percent:0;mso-height-percent:0;mso-width-relative:margin;mso-height-relative:margin;v-text-anchor:top" o:gfxdata="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" filled="f" stroked="f" strokeweight=".5pt">
-                <v:textbox>
-                  <w:txbxContent>
-                    <w:p>
-                      <w:pPr>
-                        <w:rPr>
-                          <w:sz w:val="26"/>
-                          <w:szCs w:val="26"/>
-                        </w:rPr>
-                      </w:pPr>
-                      <w:r>
-                        <w:rPr>
-                          <w:rFonts w:ascii="Avenir Next Medium" w:hAnsi="Avenir Next Medium"/>
-                          <w:sz w:val="28"/>
-                          <w:szCs w:val="28"/>
-                        </w:rPr>
-                        <w:t>Do you require any reasonable adjustments during the recruitment process?</w:t>
-                      </w:r>
-                      <w:r>
-                        <w:rPr>
-                          <w:rFonts w:ascii="Avenir Next Medium" w:hAnsi="Avenir Next Medium"/>
-                          <w:sz w:val="28"/>
-                          <w:szCs w:val="28"/>
-                        </w:rPr>
-                        <w:br/>
-                      </w:r>
-                      <w:r>
-                        <w:rPr>
-                          <w:rFonts w:ascii="Avenir Next Medium" w:hAnsi="Avenir Next Medium"/>
-                          <w:sz w:val="28"/>
-                          <w:szCs w:val="28"/>
-                        </w:rPr>
-                        <w:br/>
-                      </w:r>
-                      <w:r>
-                        <w:rPr>
-                          <w:rFonts w:ascii="Avenir Next Medium" w:hAnsi="Avenir Next Medium"/>
-                          <w:sz w:val="28"/>
-                          <w:szCs w:val="28"/>
-                        </w:rPr>
-                        <w:br/>
-                      </w:r>
-                    </w:p>
-                    <w:p/>
-                  </w:txbxContent>
-                </v:textbox>
-                <w10:wrap anchory="page"/>
-              </v:shape>
-            </w:pict>
-          </mc:Fallback>
-        </mc:AlternateContent>
-      </w:r>
-    </w:p>
-    <w:p>
-      <w:pPr>
-        <w:pStyle w:val="Heading2"/>
-      </w:pPr>
-    </w:p>
-    <w:p>
-      <w:pPr>
-        <w:pStyle w:val="Heading2"/>
-      </w:pPr>
-      <w:r>
-        <w:rPr>
-          <w:noProof/>
-        </w:rPr>
-        <w:lastRenderedPageBreak/>
-        <mc:AlternateContent>
-          <mc:Choice Requires="wps">
-            <w:drawing>
-              <wp:anchor distT="0" distB="0" distL="114300" distR="114300" simplePos="0" relativeHeight="251926016" behindDoc="1" locked="0" layoutInCell="1" allowOverlap="1" wp14:anchorId="1CFF9B69" wp14:editId="1B55539C">
-                <wp:simplePos x="0" y="0"/>
-                <wp:positionH relativeFrom="column">
-                  <wp:posOffset>-143435</wp:posOffset>
-                </wp:positionH>
-                <wp:positionV relativeFrom="page">
-                  <wp:posOffset>331694</wp:posOffset>
-                </wp:positionV>
-                <wp:extent cx="6588835" cy="3290047"/>
-                <wp:effectExtent l="0" t="0" r="0" b="0"/>
-                <wp:wrapNone/>
-                <wp:docPr id="1258101498" name="Text Box 85"/>
-                <wp:cNvGraphicFramePr/>
-                <a:graphic xmlns:a="http://schemas.openxmlformats.org/drawingml/2006/main">
-                  <a:graphicData uri="http://schemas.microsoft.com/office/word/2010/wordprocessingShape">
-                    <wps:wsp>
-                      <wps:cNvSpPr txBox="1"/>
-                      <wps:spPr>
-                        <a:xfrm>
-                          <a:off x="0" y="0"/>
-                          <a:ext cx="6588835" cy="3290047"/>
-                        </a:xfrm>
-                        <a:prstGeom prst="rect">
-                          <a:avLst/>
-                        </a:prstGeom>
-                        <a:noFill/>
-                        <a:ln w="6350">
-                          <a:noFill/>
-                        </a:ln>
-                      </wps:spPr>
-                      <wps:txbx>
-                        <w:txbxContent>
-                          <w:p>
-                            <w:pPr>
-                              <w:rPr>
-                                <w:rFonts w:ascii="Avenir Next Medium" w:hAnsi="Avenir Next Medium"/>
-                                <w:sz w:val="16"/>
-                                <w:szCs w:val="16"/>
-                              </w:rPr>
-                            </w:pPr>
-                            <w:r>
-                              <w:rPr>
-                                <w:rFonts w:ascii="Avenir Next Demi Bold" w:hAnsi="Avenir Next Demi Bold"/>
-                                <w:b/>
-                                <w:bCs/>
-                                <w:color w:val="C61E5D"/>
-                                <w:sz w:val="32"/>
-                                <w:szCs w:val="32"/>
-                              </w:rPr>
-                              <w:t>References</w:t>
-                            </w:r>
-                            <w:r>
-                              <w:rPr>
-                                <w:rFonts w:ascii="Avenir Next Demi Bold" w:hAnsi="Avenir Next Demi Bold"/>
-                                <w:b/>
-                                <w:bCs/>
-                                <w:color w:val="C61E5D"/>
-                                <w:sz w:val="26"/>
-                                <w:szCs w:val="26"/>
-                              </w:rPr>
-                              <w:br/>
-                            </w:r>
-                            <w:r>
-                              <w:rPr>
-                                <w:rFonts w:ascii="Avenir Next Medium" w:hAnsi="Avenir Next Medium"/>
-                                <w:color w:val="C61E5D"/>
-                                <w:sz w:val="26"/>
-                                <w:szCs w:val="26"/>
-                              </w:rPr>
-                              <w:br/>
-                            </w:r>
-                            <w:r>
-                              <w:rPr>
-                                <w:rFonts w:ascii="Avenir Next Medium" w:hAnsi="Avenir Next Medium"/>
-                                <w:sz w:val="28"/>
-                                <w:szCs w:val="28"/>
-                              </w:rPr>
-                              <w:t>Please Provide the details of two referees.</w:t>
-                            </w:r>
-                            <w:r>
-                              <w:rPr>
-                                <w:rFonts w:ascii="Avenir Next Medium" w:hAnsi="Avenir Next Medium"/>
-                                <w:sz w:val="28"/>
-                                <w:szCs w:val="28"/>
-                              </w:rPr>
-                              <w:br/>
-                            </w:r>
-                            <w:r>
-                              <w:rPr>
-                                <w:rFonts w:ascii="Avenir Next Medium" w:hAnsi="Avenir Next Medium"/>
-                                <w:sz w:val="28"/>
-                                <w:szCs w:val="28"/>
-                              </w:rPr>
-                              <w:br/>
-                              <w:t>Name:</w:t>
-                            </w:r>
-                            <w:r>
-                              <w:rPr>
-                                <w:rFonts w:ascii="Avenir Next Medium" w:hAnsi="Avenir Next Medium"/>
-                                <w:sz w:val="28"/>
-                                <w:szCs w:val="28"/>
-                              </w:rPr>
-                              <w:br/>
-                            </w:r>
-                          </w:p>
-                          <w:p>
-                            <w:pPr>
-                              <w:rPr>
-                                <w:sz w:val="26"/>
-                                <w:szCs w:val="26"/>
-                              </w:rPr>
-                            </w:pPr>
-                            <w:r>
-                              <w:rPr>
-                                <w:rFonts w:ascii="Avenir Next Medium" w:hAnsi="Avenir Next Medium"/>
-                                <w:sz w:val="28"/>
-                                <w:szCs w:val="28"/>
-                              </w:rPr>
-                              <w:t>Organisation:</w:t>
-                            </w:r>
-                            <w:r>
-                              <w:rPr>
-                                <w:rFonts w:ascii="Avenir Next Medium" w:hAnsi="Avenir Next Medium"/>
-                                <w:sz w:val="28"/>
-                                <w:szCs w:val="28"/>
-                              </w:rPr>
-                              <w:br/>
-                            </w:r>
-                            <w:r>
-                              <w:rPr>
-                                <w:rFonts w:ascii="Avenir Next Medium" w:hAnsi="Avenir Next Medium"/>
-                                <w:sz w:val="28"/>
-                                <w:szCs w:val="28"/>
-                              </w:rPr>
-                              <w:br/>
-                              <w:t>Relationship:</w:t>
-                            </w:r>
-                            <w:r>
-                              <w:rPr>
-                                <w:rFonts w:ascii="Avenir Next Medium" w:hAnsi="Avenir Next Medium"/>
-                                <w:sz w:val="28"/>
-                                <w:szCs w:val="28"/>
-                              </w:rPr>
-                              <w:br/>
-                            </w:r>
-                            <w:r>
-                              <w:rPr>
-                                <w:rFonts w:ascii="Avenir Next Medium" w:hAnsi="Avenir Next Medium"/>
-                                <w:sz w:val="16"/>
-                                <w:szCs w:val="16"/>
-                              </w:rPr>
-                              <w:br/>
-                            </w:r>
-                            <w:r>
-                              <w:rPr>
-                                <w:rFonts w:ascii="Avenir Next Medium" w:hAnsi="Avenir Next Medium"/>
-                                <w:sz w:val="28"/>
-                                <w:szCs w:val="28"/>
-                              </w:rPr>
-                              <w:t>Email:</w:t>
-                            </w:r>
-                            <w:r>
-                              <w:rPr>
-                                <w:rFonts w:ascii="Avenir Next Medium" w:hAnsi="Avenir Next Medium"/>
-                                <w:sz w:val="28"/>
-                                <w:szCs w:val="28"/>
-                              </w:rPr>
-                              <w:br/>
-                            </w:r>
-                            <w:r>
-                              <w:rPr>
-                                <w:rFonts w:ascii="Avenir Next Medium" w:hAnsi="Avenir Next Medium"/>
-                                <w:sz w:val="16"/>
-                                <w:szCs w:val="16"/>
-                              </w:rPr>
-                              <w:br/>
-                            </w:r>
-                            <w:r>
-                              <w:rPr>
-                                <w:rFonts w:ascii="Avenir Next Medium" w:hAnsi="Avenir Next Medium"/>
-                                <w:sz w:val="28"/>
-                                <w:szCs w:val="28"/>
-                              </w:rPr>
-                              <w:t>Telephone:</w:t>
-                            </w:r>
-                            <w:r>
-                              <w:rPr>
-                                <w:rFonts w:ascii="Avenir Next Medium" w:hAnsi="Avenir Next Medium"/>
-                                <w:sz w:val="28"/>
-                                <w:szCs w:val="28"/>
-                              </w:rPr>
-                              <w:br/>
-                            </w:r>
-                            <w:r>
-                              <w:rPr>
-                                <w:rFonts w:ascii="Avenir Next Medium" w:hAnsi="Avenir Next Medium"/>
-                                <w:sz w:val="28"/>
-                                <w:szCs w:val="28"/>
-                              </w:rPr>
-                              <w:br/>
-                            </w:r>
-                            <w:r>
-                              <w:rPr>
-                                <w:rFonts w:ascii="Avenir Next Medium" w:hAnsi="Avenir Next Medium"/>
-                                <w:sz w:val="28"/>
-                                <w:szCs w:val="28"/>
-                              </w:rPr>
-                              <w:br/>
-                            </w:r>
-                          </w:p>
-                          <w:p/>
-                        </w:txbxContent>
-                      </wps:txbx>
-                      <wps:bodyPr rot="0" spcFirstLastPara="0" vertOverflow="overflow" horzOverflow="overflow" vert="horz" wrap="square" lIns="91440" tIns="45720" rIns="91440" bIns="45720" numCol="1" spcCol="0" rtlCol="0" fromWordArt="0" anchor="t" anchorCtr="0" forceAA="0" compatLnSpc="1">
-                        <a:prstTxWarp prst="textNoShape">
-                          <a:avLst/>
-                        </a:prstTxWarp>
-                        <a:noAutofit/>
-                      </wps:bodyPr>
-                    </wps:wsp>
-                  </a:graphicData>
-                </a:graphic>
-                <wp14:sizeRelH relativeFrom="margin">
-                  <wp14:pctWidth>0</wp14:pctWidth>
-                </wp14:sizeRelH>
-                <wp14:sizeRelV relativeFrom="margin">
-                  <wp14:pctHeight>0</wp14:pctHeight>
-                </wp14:sizeRelV>
-              </wp:anchor>
-            </w:drawing>
-          </mc:Choice>
-          <mc:Fallback>
-            <w:pict>
-              <v:shape w14:anchorId="1CFF9B69" id="_x0000_s1032" type="#_x0000_t202" style="position:absolute;margin-left:-11.3pt;margin-top:26.1pt;width:518.8pt;height:259.05pt;z-index:-251390464;visibility:visible;mso-wrap-style:square;mso-width-percent:0;mso-height-percent:0;mso-wrap-distance-left:9pt;mso-wrap-distance-top:0;mso-wrap-distance-right:9pt;mso-wrap-distance-bottom:0;mso-position-horizontal:absolute;mso-position-horizontal-relative:text;mso-position-vertical:absolute;mso-position-vertical-relative:page;mso-width-percent:0;mso-height-percent:0;mso-width-relative:margin;mso-height-relative:margin;v-text-anchor:top" o:gfxdata="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" filled="f" stroked="f" strokeweight=".5pt">
-                <v:textbox>
-                  <w:txbxContent>
-                    <w:p>
-                      <w:pPr>
-                        <w:rPr>
-                          <w:rFonts w:ascii="Avenir Next Medium" w:hAnsi="Avenir Next Medium"/>
-                          <w:sz w:val="16"/>
-                          <w:szCs w:val="16"/>
-                        </w:rPr>
-                      </w:pPr>
-                      <w:r>
-                        <w:rPr>
-                          <w:rFonts w:ascii="Avenir Next Demi Bold" w:hAnsi="Avenir Next Demi Bold"/>
-                          <w:b/>
-                          <w:bCs/>
-                          <w:color w:val="C61E5D"/>
-                          <w:sz w:val="32"/>
-                          <w:szCs w:val="32"/>
-                        </w:rPr>
-                        <w:t>References</w:t>
-                      </w:r>
-                      <w:r>
-                        <w:rPr>
-                          <w:rFonts w:ascii="Avenir Next Demi Bold" w:hAnsi="Avenir Next Demi Bold"/>
-                          <w:b/>
-                          <w:bCs/>
-                          <w:color w:val="C61E5D"/>
-                          <w:sz w:val="26"/>
-                          <w:szCs w:val="26"/>
-                        </w:rPr>
-                        <w:br/>
-                      </w:r>
-                      <w:r>
-                        <w:rPr>
-                          <w:rFonts w:ascii="Avenir Next Medium" w:hAnsi="Avenir Next Medium"/>
-                          <w:color w:val="C61E5D"/>
-                          <w:sz w:val="26"/>
-                          <w:szCs w:val="26"/>
-                        </w:rPr>
-                        <w:br/>
-                      </w:r>
-                      <w:r>
-                        <w:rPr>
-                          <w:rFonts w:ascii="Avenir Next Medium" w:hAnsi="Avenir Next Medium"/>
-                          <w:sz w:val="28"/>
-                          <w:szCs w:val="28"/>
-                        </w:rPr>
-                        <w:t>Please Provide the details of two referees.</w:t>
-                      </w:r>
-                      <w:r>
-                        <w:rPr>
-                          <w:rFonts w:ascii="Avenir Next Medium" w:hAnsi="Avenir Next Medium"/>
-                          <w:sz w:val="28"/>
-                          <w:szCs w:val="28"/>
-                        </w:rPr>
-                        <w:br/>
-                      </w:r>
-                      <w:r>
-                        <w:rPr>
-                          <w:rFonts w:ascii="Avenir Next Medium" w:hAnsi="Avenir Next Medium"/>
-                          <w:sz w:val="28"/>
-                          <w:szCs w:val="28"/>
-                        </w:rPr>
-                        <w:br/>
-                      </w:r>
-                      <w:r>
-                        <w:rPr>
-                          <w:rFonts w:ascii="Avenir Next Medium" w:hAnsi="Avenir Next Medium"/>
-                          <w:sz w:val="28"/>
-                          <w:szCs w:val="28"/>
-                        </w:rPr>
-                        <w:t>Name:</w:t>
-                      </w:r>
-                      <w:r>
-                        <w:rPr>
-                          <w:rFonts w:ascii="Avenir Next Medium" w:hAnsi="Avenir Next Medium"/>
-                          <w:sz w:val="28"/>
-                          <w:szCs w:val="28"/>
-                        </w:rPr>
-                        <w:br/>
-                      </w:r>
-                    </w:p>
-                    <w:p>
-                      <w:pPr>
-                        <w:rPr>
-                          <w:sz w:val="26"/>
-                          <w:szCs w:val="26"/>
-                        </w:rPr>
-                      </w:pPr>
-                      <w:r>
-                        <w:rPr>
-                          <w:rFonts w:ascii="Avenir Next Medium" w:hAnsi="Avenir Next Medium"/>
-                          <w:sz w:val="28"/>
-                          <w:szCs w:val="28"/>
-                        </w:rPr>
-                        <w:t>Organisation:</w:t>
-                      </w:r>
-                      <w:r>
-                        <w:rPr>
-                          <w:rFonts w:ascii="Avenir Next Medium" w:hAnsi="Avenir Next Medium"/>
-                          <w:sz w:val="28"/>
-                          <w:szCs w:val="28"/>
-                        </w:rPr>
-                        <w:br/>
-                      </w:r>
-                      <w:r>
-                        <w:rPr>
-                          <w:rFonts w:ascii="Avenir Next Medium" w:hAnsi="Avenir Next Medium"/>
-                          <w:sz w:val="28"/>
-                          <w:szCs w:val="28"/>
-                        </w:rPr>
-                        <w:br/>
-                        <w:t>Relationship:</w:t>
-                      </w:r>
-                      <w:r>
-                        <w:rPr>
-                          <w:rFonts w:ascii="Avenir Next Medium" w:hAnsi="Avenir Next Medium"/>
-                          <w:sz w:val="28"/>
-                          <w:szCs w:val="28"/>
-                        </w:rPr>
-                        <w:br/>
-                      </w:r>
-                      <w:r>
-                        <w:rPr>
-                          <w:rFonts w:ascii="Avenir Next Medium" w:hAnsi="Avenir Next Medium"/>
-                          <w:sz w:val="16"/>
-                          <w:szCs w:val="16"/>
-                        </w:rPr>
-                        <w:br/>
-                      </w:r>
-                      <w:r>
-                        <w:rPr>
-                          <w:rFonts w:ascii="Avenir Next Medium" w:hAnsi="Avenir Next Medium"/>
-                          <w:sz w:val="28"/>
-                          <w:szCs w:val="28"/>
-                        </w:rPr>
-                        <w:t>Email:</w:t>
-                      </w:r>
-                      <w:r>
-                        <w:rPr>
-                          <w:rFonts w:ascii="Avenir Next Medium" w:hAnsi="Avenir Next Medium"/>
-                          <w:sz w:val="28"/>
-                          <w:szCs w:val="28"/>
-                        </w:rPr>
-                        <w:br/>
-                      </w:r>
-                      <w:r>
-                        <w:rPr>
-                          <w:rFonts w:ascii="Avenir Next Medium" w:hAnsi="Avenir Next Medium"/>
-                          <w:sz w:val="16"/>
-                          <w:szCs w:val="16"/>
-                        </w:rPr>
-                        <w:br/>
-                      </w:r>
-                      <w:r>
-                        <w:rPr>
-                          <w:rFonts w:ascii="Avenir Next Medium" w:hAnsi="Avenir Next Medium"/>
-                          <w:sz w:val="28"/>
-                          <w:szCs w:val="28"/>
-                        </w:rPr>
-                        <w:t>Telephone:</w:t>
-                      </w:r>
-                      <w:r>
-                        <w:rPr>
-                          <w:rFonts w:ascii="Avenir Next Medium" w:hAnsi="Avenir Next Medium"/>
-                          <w:sz w:val="28"/>
-                          <w:szCs w:val="28"/>
-                        </w:rPr>
-                        <w:br/>
-                      </w:r>
-                      <w:r>
-                        <w:rPr>
-                          <w:rFonts w:ascii="Avenir Next Medium" w:hAnsi="Avenir Next Medium"/>
-                          <w:sz w:val="28"/>
-                          <w:szCs w:val="28"/>
-                        </w:rPr>
-                        <w:br/>
-                      </w:r>
-                      <w:r>
-                        <w:rPr>
-                          <w:rFonts w:ascii="Avenir Next Medium" w:hAnsi="Avenir Next Medium"/>
-                          <w:sz w:val="28"/>
-                          <w:szCs w:val="28"/>
-                        </w:rPr>
-                        <w:br/>
-                      </w:r>
-                    </w:p>
-                    <w:p/>
-                  </w:txbxContent>
-                </v:textbox>
-                <w10:wrap anchory="page"/>
-              </v:shape>
-            </w:pict>
-          </mc:Fallback>
-        </mc:AlternateContent>
-      </w:r>
-    </w:p>
-    <w:tbl>
-      <w:tblPr>
-        <w:tblStyle w:val="TableGrid"/>
-        <w:tblpPr w:leftFromText="180" w:rightFromText="180" w:vertAnchor="text" w:horzAnchor="page" w:tblpX="3276" w:tblpY="192"/>
-        <w:tblW w:w="3767" w:type="dxa"/>
-        <w:tblLook w:val="04A0" w:firstRow="1" w:lastRow="0" w:firstColumn="1" w:lastColumn="0" w:noHBand="0" w:noVBand="1"/>
-      </w:tblPr>
-      <w:tblGrid>
-        <w:gridCol w:w="3767"/>
-      </w:tblGrid>
-      <w:tr>
-        <w:trPr>
-          <w:trHeight w:val="490"/>
-        </w:trPr>
         <w:tc>
           <w:tcPr>
-            <w:tcW w:w="3767" w:type="dxa"/>
+            <w:tcW w:w="851" w:type="dxa"/>
+            <w:tcBorders>
+              <w:top w:val="nil"/>
+              <w:left w:val="single" w:sz="4" w:space="0" w:color="auto"/>
+              <w:bottom w:val="nil"/>
+            </w:tcBorders>
+          </w:tcPr>
+          <w:p>
+            <w:pPr>
+              <w:pStyle w:val="Heading2"/>
+            </w:pPr>
+          </w:p>
+        </w:tc>
+        <w:tc>
+          <w:tcPr>
+            <w:tcW w:w="3231" w:type="dxa"/>
+            <w:tcBorders>
+              <w:top w:val="single" w:sz="4" w:space="0" w:color="auto"/>
+              <w:left w:val="single" w:sz="4" w:space="0" w:color="auto"/>
+              <w:bottom w:val="single" w:sz="4" w:space="0" w:color="auto"/>
+            </w:tcBorders>
             <w:shd w:val="clear" w:color="auto" w:fill="FFFFFF" w:themeFill="background1"/>
           </w:tcPr>
           <w:p>
@@ -3120,13 +2201,14 @@
             <w:r>
               <w:fldChar w:fldCharType="begin">
                 <w:ffData>
-                  <w:name w:val="Text6"/>
+                  <w:name w:val="Text15"/>
                   <w:enabled/>
                   <w:calcOnExit w:val="0"/>
                   <w:textInput/>
                 </w:ffData>
               </w:fldChar>
             </w:r>
+            <w:bookmarkStart w:id="14" w:name="Text15"/>
             <w:r>
               <w:instrText xml:space="preserve"> FORMTEXT </w:instrText>
             </w:r>
@@ -3166,1042 +2248,51 @@
             <w:r>
               <w:fldChar w:fldCharType="end"/>
             </w:r>
+            <w:bookmarkEnd w:id="14"/>
           </w:p>
         </w:tc>
       </w:tr>
-    </w:tbl>
-    <w:tbl>
-      <w:tblPr>
-        <w:tblStyle w:val="TableGrid"/>
-        <w:tblpPr w:leftFromText="180" w:rightFromText="180" w:vertAnchor="text" w:horzAnchor="margin" w:tblpXSpec="right" w:tblpY="192"/>
-        <w:tblW w:w="3767" w:type="dxa"/>
-        <w:tblLook w:val="04A0" w:firstRow="1" w:lastRow="0" w:firstColumn="1" w:lastColumn="0" w:noHBand="0" w:noVBand="1"/>
-      </w:tblPr>
-      <w:tblGrid>
-        <w:gridCol w:w="3767"/>
-      </w:tblGrid>
       <w:tr>
-        <w:trPr>
-          <w:trHeight w:val="490"/>
-        </w:trPr>
         <w:tc>
           <w:tcPr>
-            <w:tcW w:w="3767" w:type="dxa"/>
-            <w:shd w:val="clear" w:color="auto" w:fill="FFFFFF" w:themeFill="background1"/>
+            <w:tcW w:w="3219" w:type="dxa"/>
+            <w:tcBorders>
+              <w:top w:val="nil"/>
+              <w:left w:val="nil"/>
+              <w:bottom w:val="nil"/>
+              <w:right w:val="nil"/>
+            </w:tcBorders>
+          </w:tcPr>
+          <w:p>
+            <w:pPr>
+              <w:pStyle w:val="Heading2"/>
+              <w:rPr>
+                <w:rFonts w:ascii="Avenir Next Medium" w:hAnsi="Avenir Next Medium"/>
+                <w:sz w:val="28"/>
+                <w:szCs w:val="28"/>
+              </w:rPr>
+            </w:pPr>
+          </w:p>
+        </w:tc>
+        <w:tc>
+          <w:tcPr>
+            <w:tcW w:w="3160" w:type="dxa"/>
+            <w:tcBorders>
+              <w:top w:val="single" w:sz="4" w:space="0" w:color="auto"/>
+              <w:left w:val="nil"/>
+              <w:bottom w:val="single" w:sz="4" w:space="0" w:color="auto"/>
+              <w:right w:val="nil"/>
+            </w:tcBorders>
           </w:tcPr>
           <w:p>
             <w:pPr>
               <w:pStyle w:val="Heading2"/>
             </w:pPr>
-            <w:r>
-              <w:fldChar w:fldCharType="begin">
-                <w:ffData>
-                  <w:name w:val="Text6"/>
-                  <w:enabled/>
-                  <w:calcOnExit w:val="0"/>
-                  <w:textInput/>
-                </w:ffData>
-              </w:fldChar>
-            </w:r>
-            <w:r>
-              <w:instrText xml:space="preserve"> FORMTEXT </w:instrText>
-            </w:r>
-            <w:r>
-              <w:fldChar w:fldCharType="separate"/>
-            </w:r>
-            <w:r>
-              <w:rPr>
-                <w:noProof/>
-              </w:rPr>
-              <w:t> </w:t>
-            </w:r>
-            <w:r>
-              <w:rPr>
-                <w:noProof/>
-              </w:rPr>
-              <w:t> </w:t>
-            </w:r>
-            <w:r>
-              <w:rPr>
-                <w:noProof/>
-              </w:rPr>
-              <w:t> </w:t>
-            </w:r>
-            <w:r>
-              <w:rPr>
-                <w:noProof/>
-              </w:rPr>
-              <w:t> </w:t>
-            </w:r>
-            <w:r>
-              <w:rPr>
-                <w:noProof/>
-              </w:rPr>
-              <w:t> </w:t>
-            </w:r>
-            <w:r>
-              <w:fldChar w:fldCharType="end"/>
-            </w:r>
           </w:p>
         </w:tc>
-      </w:tr>
-    </w:tbl>
-    <w:p>
-      <w:pPr>
-        <w:pStyle w:val="Heading2"/>
-      </w:pPr>
-    </w:p>
-    <w:tbl>
-      <w:tblPr>
-        <w:tblStyle w:val="TableGrid"/>
-        <w:tblpPr w:leftFromText="180" w:rightFromText="180" w:vertAnchor="text" w:horzAnchor="page" w:tblpX="3276" w:tblpY="91"/>
-        <w:tblW w:w="3767" w:type="dxa"/>
-        <w:tblLook w:val="04A0" w:firstRow="1" w:lastRow="0" w:firstColumn="1" w:lastColumn="0" w:noHBand="0" w:noVBand="1"/>
-      </w:tblPr>
-      <w:tblGrid>
-        <w:gridCol w:w="3767"/>
-      </w:tblGrid>
-      <w:tr>
-        <w:trPr>
-          <w:trHeight w:val="490"/>
-        </w:trPr>
         <w:tc>
           <w:tcPr>
-            <w:tcW w:w="3767" w:type="dxa"/>
-            <w:shd w:val="clear" w:color="auto" w:fill="FFFFFF" w:themeFill="background1"/>
-          </w:tcPr>
-          <w:p>
-            <w:pPr>
-              <w:pStyle w:val="Heading2"/>
-            </w:pPr>
-            <w:r>
-              <w:fldChar w:fldCharType="begin">
-                <w:ffData>
-                  <w:name w:val="Text6"/>
-                  <w:enabled/>
-                  <w:calcOnExit w:val="0"/>
-                  <w:textInput/>
-                </w:ffData>
-              </w:fldChar>
-            </w:r>
-            <w:r>
-              <w:instrText xml:space="preserve"> FORMTEXT </w:instrText>
-            </w:r>
-            <w:r>
-              <w:fldChar w:fldCharType="separate"/>
-            </w:r>
-            <w:r>
-              <w:rPr>
-                <w:noProof/>
-              </w:rPr>
-              <w:t> </w:t>
-            </w:r>
-            <w:r>
-              <w:rPr>
-                <w:noProof/>
-              </w:rPr>
-              <w:t> </w:t>
-            </w:r>
-            <w:r>
-              <w:rPr>
-                <w:noProof/>
-              </w:rPr>
-              <w:t> </w:t>
-            </w:r>
-            <w:r>
-              <w:rPr>
-                <w:noProof/>
-              </w:rPr>
-              <w:t> </w:t>
-            </w:r>
-            <w:r>
-              <w:rPr>
-                <w:noProof/>
-              </w:rPr>
-              <w:t> </w:t>
-            </w:r>
-            <w:r>
-              <w:fldChar w:fldCharType="end"/>
-            </w:r>
-          </w:p>
-        </w:tc>
-      </w:tr>
-    </w:tbl>
-    <w:tbl>
-      <w:tblPr>
-        <w:tblStyle w:val="TableGrid"/>
-        <w:tblpPr w:leftFromText="180" w:rightFromText="180" w:vertAnchor="text" w:horzAnchor="margin" w:tblpXSpec="right" w:tblpY="106"/>
-        <w:tblW w:w="3767" w:type="dxa"/>
-        <w:tblLook w:val="04A0" w:firstRow="1" w:lastRow="0" w:firstColumn="1" w:lastColumn="0" w:noHBand="0" w:noVBand="1"/>
-      </w:tblPr>
-      <w:tblGrid>
-        <w:gridCol w:w="3767"/>
-      </w:tblGrid>
-      <w:tr>
-        <w:trPr>
-          <w:trHeight w:val="490"/>
-        </w:trPr>
-        <w:tc>
-          <w:tcPr>
-            <w:tcW w:w="3767" w:type="dxa"/>
-            <w:shd w:val="clear" w:color="auto" w:fill="FFFFFF" w:themeFill="background1"/>
-          </w:tcPr>
-          <w:p>
-            <w:pPr>
-              <w:pStyle w:val="Heading2"/>
-            </w:pPr>
-            <w:r>
-              <w:fldChar w:fldCharType="begin">
-                <w:ffData>
-                  <w:name w:val="Text6"/>
-                  <w:enabled/>
-                  <w:calcOnExit w:val="0"/>
-                  <w:textInput/>
-                </w:ffData>
-              </w:fldChar>
-            </w:r>
-            <w:r>
-              <w:instrText xml:space="preserve"> FORMTEXT </w:instrText>
-            </w:r>
-            <w:r>
-              <w:fldChar w:fldCharType="separate"/>
-            </w:r>
-            <w:r>
-              <w:rPr>
-                <w:noProof/>
-              </w:rPr>
-              <w:t> </w:t>
-            </w:r>
-            <w:r>
-              <w:rPr>
-                <w:noProof/>
-              </w:rPr>
-              <w:t> </w:t>
-            </w:r>
-            <w:r>
-              <w:rPr>
-                <w:noProof/>
-              </w:rPr>
-              <w:t> </w:t>
-            </w:r>
-            <w:r>
-              <w:rPr>
-                <w:noProof/>
-              </w:rPr>
-              <w:t> </w:t>
-            </w:r>
-            <w:r>
-              <w:rPr>
-                <w:noProof/>
-              </w:rPr>
-              <w:t> </w:t>
-            </w:r>
-            <w:r>
-              <w:fldChar w:fldCharType="end"/>
-            </w:r>
-          </w:p>
-        </w:tc>
-      </w:tr>
-    </w:tbl>
-    <w:p>
-      <w:pPr>
-        <w:pStyle w:val="Heading2"/>
-      </w:pPr>
-    </w:p>
-    <w:tbl>
-      <w:tblPr>
-        <w:tblStyle w:val="TableGrid"/>
-        <w:tblpPr w:leftFromText="180" w:rightFromText="180" w:vertAnchor="text" w:horzAnchor="page" w:tblpX="3276" w:tblpY="89"/>
-        <w:tblW w:w="3767" w:type="dxa"/>
-        <w:tblLook w:val="04A0" w:firstRow="1" w:lastRow="0" w:firstColumn="1" w:lastColumn="0" w:noHBand="0" w:noVBand="1"/>
-      </w:tblPr>
-      <w:tblGrid>
-        <w:gridCol w:w="3767"/>
-      </w:tblGrid>
-      <w:tr>
-        <w:trPr>
-          <w:trHeight w:val="490"/>
-        </w:trPr>
-        <w:tc>
-          <w:tcPr>
-            <w:tcW w:w="3767" w:type="dxa"/>
-            <w:shd w:val="clear" w:color="auto" w:fill="FFFFFF" w:themeFill="background1"/>
-          </w:tcPr>
-          <w:p>
-            <w:pPr>
-              <w:pStyle w:val="Heading2"/>
-            </w:pPr>
-            <w:r>
-              <w:fldChar w:fldCharType="begin">
-                <w:ffData>
-                  <w:name w:val="Text6"/>
-                  <w:enabled/>
-                  <w:calcOnExit w:val="0"/>
-                  <w:textInput/>
-                </w:ffData>
-              </w:fldChar>
-            </w:r>
-            <w:r>
-              <w:instrText xml:space="preserve"> FORMTEXT </w:instrText>
-            </w:r>
-            <w:r>
-              <w:fldChar w:fldCharType="separate"/>
-            </w:r>
-            <w:r>
-              <w:rPr>
-                <w:noProof/>
-              </w:rPr>
-              <w:t> </w:t>
-            </w:r>
-            <w:r>
-              <w:rPr>
-                <w:noProof/>
-              </w:rPr>
-              <w:t> </w:t>
-            </w:r>
-            <w:r>
-              <w:rPr>
-                <w:noProof/>
-              </w:rPr>
-              <w:t> </w:t>
-            </w:r>
-            <w:r>
-              <w:rPr>
-                <w:noProof/>
-              </w:rPr>
-              <w:t> </w:t>
-            </w:r>
-            <w:r>
-              <w:rPr>
-                <w:noProof/>
-              </w:rPr>
-              <w:t> </w:t>
-            </w:r>
-            <w:r>
-              <w:fldChar w:fldCharType="end"/>
-            </w:r>
-          </w:p>
-        </w:tc>
-      </w:tr>
-    </w:tbl>
-    <w:tbl>
-      <w:tblPr>
-        <w:tblStyle w:val="TableGrid"/>
-        <w:tblpPr w:leftFromText="180" w:rightFromText="180" w:vertAnchor="text" w:horzAnchor="margin" w:tblpXSpec="right" w:tblpY="90"/>
-        <w:tblW w:w="3767" w:type="dxa"/>
-        <w:tblLook w:val="04A0" w:firstRow="1" w:lastRow="0" w:firstColumn="1" w:lastColumn="0" w:noHBand="0" w:noVBand="1"/>
-      </w:tblPr>
-      <w:tblGrid>
-        <w:gridCol w:w="3767"/>
-      </w:tblGrid>
-      <w:tr>
-        <w:trPr>
-          <w:trHeight w:val="490"/>
-        </w:trPr>
-        <w:tc>
-          <w:tcPr>
-            <w:tcW w:w="3767" w:type="dxa"/>
-            <w:shd w:val="clear" w:color="auto" w:fill="FFFFFF" w:themeFill="background1"/>
-          </w:tcPr>
-          <w:p>
-            <w:pPr>
-              <w:pStyle w:val="Heading2"/>
-            </w:pPr>
-            <w:r>
-              <w:fldChar w:fldCharType="begin">
-                <w:ffData>
-                  <w:name w:val="Text6"/>
-                  <w:enabled/>
-                  <w:calcOnExit w:val="0"/>
-                  <w:textInput/>
-                </w:ffData>
-              </w:fldChar>
-            </w:r>
-            <w:r>
-              <w:instrText xml:space="preserve"> FORMTEXT </w:instrText>
-            </w:r>
-            <w:r>
-              <w:fldChar w:fldCharType="separate"/>
-            </w:r>
-            <w:r>
-              <w:rPr>
-                <w:noProof/>
-              </w:rPr>
-              <w:t> </w:t>
-            </w:r>
-            <w:r>
-              <w:rPr>
-                <w:noProof/>
-              </w:rPr>
-              <w:t> </w:t>
-            </w:r>
-            <w:r>
-              <w:rPr>
-                <w:noProof/>
-              </w:rPr>
-              <w:t> </w:t>
-            </w:r>
-            <w:r>
-              <w:rPr>
-                <w:noProof/>
-              </w:rPr>
-              <w:t> </w:t>
-            </w:r>
-            <w:r>
-              <w:rPr>
-                <w:noProof/>
-              </w:rPr>
-              <w:t> </w:t>
-            </w:r>
-            <w:r>
-              <w:fldChar w:fldCharType="end"/>
-            </w:r>
-          </w:p>
-        </w:tc>
-      </w:tr>
-    </w:tbl>
-    <w:p>
-      <w:pPr>
-        <w:pStyle w:val="Heading4"/>
-      </w:pPr>
-    </w:p>
-    <w:p>
-      <w:pPr>
-        <w:pStyle w:val="Heading4"/>
-      </w:pPr>
-    </w:p>
-    <w:tbl>
-      <w:tblPr>
-        <w:tblStyle w:val="TableGrid"/>
-        <w:tblpPr w:leftFromText="180" w:rightFromText="180" w:vertAnchor="text" w:horzAnchor="page" w:tblpX="3276" w:tblpY="59"/>
-        <w:tblW w:w="3767" w:type="dxa"/>
-        <w:tblLook w:val="04A0" w:firstRow="1" w:lastRow="0" w:firstColumn="1" w:lastColumn="0" w:noHBand="0" w:noVBand="1"/>
-      </w:tblPr>
-      <w:tblGrid>
-        <w:gridCol w:w="3767"/>
-      </w:tblGrid>
-      <w:tr>
-        <w:trPr>
-          <w:trHeight w:val="490"/>
-        </w:trPr>
-        <w:tc>
-          <w:tcPr>
-            <w:tcW w:w="3767" w:type="dxa"/>
-            <w:shd w:val="clear" w:color="auto" w:fill="FFFFFF" w:themeFill="background1"/>
-          </w:tcPr>
-          <w:p>
-            <w:pPr>
-              <w:pStyle w:val="Heading2"/>
-            </w:pPr>
-            <w:r>
-              <w:fldChar w:fldCharType="begin">
-                <w:ffData>
-                  <w:name w:val="Text6"/>
-                  <w:enabled/>
-                  <w:calcOnExit w:val="0"/>
-                  <w:textInput/>
-                </w:ffData>
-              </w:fldChar>
-            </w:r>
-            <w:r>
-              <w:instrText xml:space="preserve"> FORMTEXT </w:instrText>
-            </w:r>
-            <w:r>
-              <w:fldChar w:fldCharType="separate"/>
-            </w:r>
-            <w:r>
-              <w:rPr>
-                <w:noProof/>
-              </w:rPr>
-              <w:t> </w:t>
-            </w:r>
-            <w:r>
-              <w:rPr>
-                <w:noProof/>
-              </w:rPr>
-              <w:t> </w:t>
-            </w:r>
-            <w:r>
-              <w:rPr>
-                <w:noProof/>
-              </w:rPr>
-              <w:t> </w:t>
-            </w:r>
-            <w:r>
-              <w:rPr>
-                <w:noProof/>
-              </w:rPr>
-              <w:t> </w:t>
-            </w:r>
-            <w:r>
-              <w:rPr>
-                <w:noProof/>
-              </w:rPr>
-              <w:t> </w:t>
-            </w:r>
-            <w:r>
-              <w:fldChar w:fldCharType="end"/>
-            </w:r>
-          </w:p>
-        </w:tc>
-      </w:tr>
-    </w:tbl>
-    <w:tbl>
-      <w:tblPr>
-        <w:tblStyle w:val="TableGrid"/>
-        <w:tblpPr w:leftFromText="180" w:rightFromText="180" w:vertAnchor="text" w:horzAnchor="margin" w:tblpXSpec="right" w:tblpY="59"/>
-        <w:tblW w:w="3767" w:type="dxa"/>
-        <w:tblLook w:val="04A0" w:firstRow="1" w:lastRow="0" w:firstColumn="1" w:lastColumn="0" w:noHBand="0" w:noVBand="1"/>
-      </w:tblPr>
-      <w:tblGrid>
-        <w:gridCol w:w="3767"/>
-      </w:tblGrid>
-      <w:tr>
-        <w:trPr>
-          <w:trHeight w:val="490"/>
-        </w:trPr>
-        <w:tc>
-          <w:tcPr>
-            <w:tcW w:w="3767" w:type="dxa"/>
-            <w:shd w:val="clear" w:color="auto" w:fill="FFFFFF" w:themeFill="background1"/>
-          </w:tcPr>
-          <w:p>
-            <w:pPr>
-              <w:pStyle w:val="Heading2"/>
-            </w:pPr>
-            <w:r>
-              <w:fldChar w:fldCharType="begin">
-                <w:ffData>
-                  <w:name w:val="Text6"/>
-                  <w:enabled/>
-                  <w:calcOnExit w:val="0"/>
-                  <w:textInput/>
-                </w:ffData>
-              </w:fldChar>
-            </w:r>
-            <w:r>
-              <w:instrText xml:space="preserve"> FORMTEXT </w:instrText>
-            </w:r>
-            <w:r>
-              <w:fldChar w:fldCharType="separate"/>
-            </w:r>
-            <w:r>
-              <w:rPr>
-                <w:noProof/>
-              </w:rPr>
-              <w:t> </w:t>
-            </w:r>
-            <w:r>
-              <w:rPr>
-                <w:noProof/>
-              </w:rPr>
-              <w:t> </w:t>
-            </w:r>
-            <w:r>
-              <w:rPr>
-                <w:noProof/>
-              </w:rPr>
-              <w:t> </w:t>
-            </w:r>
-            <w:r>
-              <w:rPr>
-                <w:noProof/>
-              </w:rPr>
-              <w:t> </w:t>
-            </w:r>
-            <w:r>
-              <w:rPr>
-                <w:noProof/>
-              </w:rPr>
-              <w:t> </w:t>
-            </w:r>
-            <w:r>
-              <w:fldChar w:fldCharType="end"/>
-            </w:r>
-          </w:p>
-        </w:tc>
-      </w:tr>
-    </w:tbl>
-    <w:p>
-      <w:pPr>
-        <w:pStyle w:val="Heading4"/>
-      </w:pPr>
-    </w:p>
-    <w:p>
-      <w:pPr>
-        <w:pStyle w:val="Heading4"/>
-      </w:pPr>
-    </w:p>
-    <w:tbl>
-      <w:tblPr>
-        <w:tblStyle w:val="TableGrid"/>
-        <w:tblpPr w:leftFromText="180" w:rightFromText="180" w:vertAnchor="text" w:horzAnchor="page" w:tblpX="3247" w:tblpY="1"/>
-        <w:tblW w:w="3767" w:type="dxa"/>
-        <w:tblLook w:val="04A0" w:firstRow="1" w:lastRow="0" w:firstColumn="1" w:lastColumn="0" w:noHBand="0" w:noVBand="1"/>
-      </w:tblPr>
-      <w:tblGrid>
-        <w:gridCol w:w="3767"/>
-      </w:tblGrid>
-      <w:tr>
-        <w:trPr>
-          <w:trHeight w:val="490"/>
-        </w:trPr>
-        <w:tc>
-          <w:tcPr>
-            <w:tcW w:w="3767" w:type="dxa"/>
-            <w:shd w:val="clear" w:color="auto" w:fill="FFFFFF" w:themeFill="background1"/>
-          </w:tcPr>
-          <w:p>
-            <w:pPr>
-              <w:pStyle w:val="Heading2"/>
-            </w:pPr>
-            <w:r>
-              <w:fldChar w:fldCharType="begin">
-                <w:ffData>
-                  <w:name w:val="Text6"/>
-                  <w:enabled/>
-                  <w:calcOnExit w:val="0"/>
-                  <w:textInput/>
-                </w:ffData>
-              </w:fldChar>
-            </w:r>
-            <w:r>
-              <w:instrText xml:space="preserve"> FORMTEXT </w:instrText>
-            </w:r>
-            <w:r>
-              <w:fldChar w:fldCharType="separate"/>
-            </w:r>
-            <w:r>
-              <w:rPr>
-                <w:noProof/>
-              </w:rPr>
-              <w:t> </w:t>
-            </w:r>
-            <w:r>
-              <w:rPr>
-                <w:noProof/>
-              </w:rPr>
-              <w:t> </w:t>
-            </w:r>
-            <w:r>
-              <w:rPr>
-                <w:noProof/>
-              </w:rPr>
-              <w:t> </w:t>
-            </w:r>
-            <w:r>
-              <w:rPr>
-                <w:noProof/>
-              </w:rPr>
-              <w:t> </w:t>
-            </w:r>
-            <w:r>
-              <w:rPr>
-                <w:noProof/>
-              </w:rPr>
-              <w:t> </w:t>
-            </w:r>
-            <w:r>
-              <w:fldChar w:fldCharType="end"/>
-            </w:r>
-          </w:p>
-        </w:tc>
-      </w:tr>
-    </w:tbl>
-    <w:tbl>
-      <w:tblPr>
-        <w:tblStyle w:val="TableGrid"/>
-        <w:tblpPr w:leftFromText="180" w:rightFromText="180" w:vertAnchor="text" w:horzAnchor="margin" w:tblpXSpec="right" w:tblpY="1"/>
-        <w:tblW w:w="3767" w:type="dxa"/>
-        <w:tblLook w:val="04A0" w:firstRow="1" w:lastRow="0" w:firstColumn="1" w:lastColumn="0" w:noHBand="0" w:noVBand="1"/>
-      </w:tblPr>
-      <w:tblGrid>
-        <w:gridCol w:w="3767"/>
-      </w:tblGrid>
-      <w:tr>
-        <w:trPr>
-          <w:trHeight w:val="490"/>
-        </w:trPr>
-        <w:tc>
-          <w:tcPr>
-            <w:tcW w:w="3767" w:type="dxa"/>
-            <w:shd w:val="clear" w:color="auto" w:fill="FFFFFF" w:themeFill="background1"/>
-          </w:tcPr>
-          <w:p>
-            <w:pPr>
-              <w:pStyle w:val="Heading2"/>
-            </w:pPr>
-            <w:r>
-              <w:fldChar w:fldCharType="begin">
-                <w:ffData>
-                  <w:name w:val="Text6"/>
-                  <w:enabled/>
-                  <w:calcOnExit w:val="0"/>
-                  <w:textInput/>
-                </w:ffData>
-              </w:fldChar>
-            </w:r>
-            <w:r>
-              <w:instrText xml:space="preserve"> FORMTEXT </w:instrText>
-            </w:r>
-            <w:r>
-              <w:fldChar w:fldCharType="separate"/>
-            </w:r>
-            <w:r>
-              <w:rPr>
-                <w:noProof/>
-              </w:rPr>
-              <w:t> </w:t>
-            </w:r>
-            <w:r>
-              <w:rPr>
-                <w:noProof/>
-              </w:rPr>
-              <w:t> </w:t>
-            </w:r>
-            <w:r>
-              <w:rPr>
-                <w:noProof/>
-              </w:rPr>
-              <w:t> </w:t>
-            </w:r>
-            <w:r>
-              <w:rPr>
-                <w:noProof/>
-              </w:rPr>
-              <w:t> </w:t>
-            </w:r>
-            <w:r>
-              <w:rPr>
-                <w:noProof/>
-              </w:rPr>
-              <w:t> </w:t>
-            </w:r>
-            <w:r>
-              <w:fldChar w:fldCharType="end"/>
-            </w:r>
-          </w:p>
-        </w:tc>
-      </w:tr>
-    </w:tbl>
-    <w:p>
-      <w:pPr>
-        <w:pStyle w:val="Heading4"/>
-      </w:pPr>
-    </w:p>
-    <w:p>
-      <w:pPr>
-        <w:pStyle w:val="Heading4"/>
-      </w:pPr>
-    </w:p>
-    <w:p>
-      <w:pPr>
-        <w:pStyle w:val="Heading4"/>
-      </w:pPr>
-      <w:r>
-        <w:rPr>
-          <w:noProof/>
-        </w:rPr>
-        <mc:AlternateContent>
-          <mc:Choice Requires="wps">
-            <w:drawing>
-              <wp:anchor distT="0" distB="0" distL="114300" distR="114300" simplePos="0" relativeHeight="251928064" behindDoc="0" locked="0" layoutInCell="1" allowOverlap="1" wp14:anchorId="078F5D8D" wp14:editId="4D00D8DC">
-                <wp:simplePos x="0" y="0"/>
-                <wp:positionH relativeFrom="column">
-                  <wp:posOffset>-188259</wp:posOffset>
-                </wp:positionH>
-                <wp:positionV relativeFrom="page">
-                  <wp:posOffset>3630707</wp:posOffset>
-                </wp:positionV>
-                <wp:extent cx="6956611" cy="1909482"/>
-                <wp:effectExtent l="0" t="0" r="0" b="0"/>
-                <wp:wrapNone/>
-                <wp:docPr id="1134853813" name="Text Box 85"/>
-                <wp:cNvGraphicFramePr/>
-                <a:graphic xmlns:a="http://schemas.openxmlformats.org/drawingml/2006/main">
-                  <a:graphicData uri="http://schemas.microsoft.com/office/word/2010/wordprocessingShape">
-                    <wps:wsp>
-                      <wps:cNvSpPr txBox="1"/>
-                      <wps:spPr>
-                        <a:xfrm>
-                          <a:off x="0" y="0"/>
-                          <a:ext cx="6956611" cy="1909482"/>
-                        </a:xfrm>
-                        <a:prstGeom prst="rect">
-                          <a:avLst/>
-                        </a:prstGeom>
-                        <a:noFill/>
-                        <a:ln w="6350">
-                          <a:noFill/>
-                        </a:ln>
-                      </wps:spPr>
-                      <wps:txbx>
-                        <w:txbxContent>
-                          <w:p>
-                            <w:pPr>
-                              <w:pStyle w:val="NormalWeb"/>
-                            </w:pPr>
-                            <w:r>
-                              <w:rPr>
-                                <w:rFonts w:ascii="Avenir Next Demi Bold" w:hAnsi="Avenir Next Demi Bold"/>
-                                <w:b/>
-                                <w:bCs/>
-                                <w:color w:val="C61E5D"/>
-                                <w:sz w:val="32"/>
-                                <w:szCs w:val="32"/>
-                              </w:rPr>
-                              <w:t>Safeguarding</w:t>
-                            </w:r>
-                            <w:r>
-                              <w:rPr>
-                                <w:rFonts w:ascii="Avenir Next Demi Bold" w:hAnsi="Avenir Next Demi Bold"/>
-                                <w:b/>
-                                <w:bCs/>
-                                <w:color w:val="C61E5D"/>
-                                <w:sz w:val="26"/>
-                                <w:szCs w:val="26"/>
-                              </w:rPr>
-                              <w:br/>
-                            </w:r>
-                            <w:r>
-                              <w:rPr>
-                                <w:rFonts w:ascii="Avenir Next Medium" w:hAnsi="Avenir Next Medium"/>
-                                <w:color w:val="C61E5D"/>
-                                <w:sz w:val="26"/>
-                                <w:szCs w:val="26"/>
-                              </w:rPr>
-                              <w:br/>
-                            </w:r>
-                            <w:r>
-                              <w:rPr>
-                                <w:rFonts w:ascii="Avenir Next Demi Bold" w:hAnsi="Avenir Next Demi Bold"/>
-                                <w:b/>
-                                <w:bCs/>
-                              </w:rPr>
-                              <w:t>Appointment to this role will be subject to satisfactory references, identity checks and an Enhanced DBS check.</w:t>
-                            </w:r>
-                            <w:r>
-                              <w:rPr>
-                                <w:rFonts w:ascii="Avenir Next Demi Bold" w:hAnsi="Avenir Next Demi Bold"/>
-                                <w:b/>
-                                <w:bCs/>
-                              </w:rPr>
-                              <w:br/>
-                            </w:r>
-                            <w:r>
-                              <w:rPr>
-                                <w:rFonts w:ascii="Avenir Next Demi Bold" w:hAnsi="Avenir Next Demi Bold"/>
-                                <w:b/>
-                                <w:bCs/>
-                                <w:sz w:val="28"/>
-                                <w:szCs w:val="28"/>
-                              </w:rPr>
-                              <w:br/>
-                            </w:r>
-                            <w:r>
-                              <w:rPr>
-                                <w:rFonts w:ascii="Avenir Next Demi Bold" w:hAnsi="Avenir Next Demi Bold"/>
-                                <w:b/>
-                                <w:bCs/>
-                              </w:rPr>
-                              <w:t>Have you ever been cautioned, convicted of a criminal offence, or are you currently subject to any investigation that may affect your suitability to work with children, young people or vulnerable adults?</w:t>
-                            </w:r>
-                            <w:r>
-                              <w:rPr>
-                                <w:rFonts w:ascii="Avenir Next Medium" w:hAnsi="Avenir Next Medium"/>
-                                <w:sz w:val="28"/>
-                                <w:szCs w:val="28"/>
-                              </w:rPr>
-                              <w:br/>
-                            </w:r>
-                            <w:r>
-                              <w:rPr>
-                                <w:rFonts w:ascii="Avenir Next Medium" w:hAnsi="Avenir Next Medium"/>
-                                <w:sz w:val="28"/>
-                                <w:szCs w:val="28"/>
-                              </w:rPr>
-                              <w:br/>
-                            </w:r>
-                          </w:p>
-                          <w:p/>
-                        </w:txbxContent>
-                      </wps:txbx>
-                      <wps:bodyPr rot="0" spcFirstLastPara="0" vertOverflow="overflow" horzOverflow="overflow" vert="horz" wrap="square" lIns="91440" tIns="45720" rIns="91440" bIns="45720" numCol="1" spcCol="0" rtlCol="0" fromWordArt="0" anchor="t" anchorCtr="0" forceAA="0" compatLnSpc="1">
-                        <a:prstTxWarp prst="textNoShape">
-                          <a:avLst/>
-                        </a:prstTxWarp>
-                        <a:noAutofit/>
-                      </wps:bodyPr>
-                    </wps:wsp>
-                  </a:graphicData>
-                </a:graphic>
-                <wp14:sizeRelH relativeFrom="margin">
-                  <wp14:pctWidth>0</wp14:pctWidth>
-                </wp14:sizeRelH>
-                <wp14:sizeRelV relativeFrom="margin">
-                  <wp14:pctHeight>0</wp14:pctHeight>
-                </wp14:sizeRelV>
-              </wp:anchor>
-            </w:drawing>
-          </mc:Choice>
-          <mc:Fallback>
-            <w:pict>
-              <v:shape w14:anchorId="078F5D8D" id="_x0000_s1033" type="#_x0000_t202" style="position:absolute;margin-left:-14.8pt;margin-top:285.9pt;width:547.75pt;height:150.35pt;z-index:251928064;visibility:visible;mso-wrap-style:square;mso-width-percent:0;mso-height-percent:0;mso-wrap-distance-left:9pt;mso-wrap-distance-top:0;mso-wrap-distance-right:9pt;mso-wrap-distance-bottom:0;mso-position-horizontal:absolute;mso-position-horizontal-relative:text;mso-position-vertical:absolute;mso-position-vertical-relative:page;mso-width-percent:0;mso-height-percent:0;mso-width-relative:margin;mso-height-relative:margin;v-text-anchor:top" o:gfxdata="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" filled="f" stroked="f" strokeweight=".5pt">
-                <v:textbox>
-                  <w:txbxContent>
-                    <w:p>
-                      <w:pPr>
-                        <w:pStyle w:val="NormalWeb"/>
-                      </w:pPr>
-                      <w:r>
-                        <w:rPr>
-                          <w:rFonts w:ascii="Avenir Next Demi Bold" w:hAnsi="Avenir Next Demi Bold"/>
-                          <w:b/>
-                          <w:bCs/>
-                          <w:color w:val="C61E5D"/>
-                          <w:sz w:val="32"/>
-                          <w:szCs w:val="32"/>
-                        </w:rPr>
-                        <w:t>Safeguarding</w:t>
-                      </w:r>
-                      <w:r>
-                        <w:rPr>
-                          <w:rFonts w:ascii="Avenir Next Demi Bold" w:hAnsi="Avenir Next Demi Bold"/>
-                          <w:b/>
-                          <w:bCs/>
-                          <w:color w:val="C61E5D"/>
-                          <w:sz w:val="26"/>
-                          <w:szCs w:val="26"/>
-                        </w:rPr>
-                        <w:br/>
-                      </w:r>
-                      <w:r>
-                        <w:rPr>
-                          <w:rFonts w:ascii="Avenir Next Medium" w:hAnsi="Avenir Next Medium"/>
-                          <w:color w:val="C61E5D"/>
-                          <w:sz w:val="26"/>
-                          <w:szCs w:val="26"/>
-                        </w:rPr>
-                        <w:br/>
-                      </w:r>
-                      <w:r>
-                        <w:rPr>
-                          <w:rFonts w:ascii="Avenir Next Demi Bold" w:hAnsi="Avenir Next Demi Bold"/>
-                          <w:b/>
-                          <w:bCs/>
-                        </w:rPr>
-                        <w:t>Appointment to this role will be subject to satisfactory references, identity checks and an Enhanced DBS check.</w:t>
-                      </w:r>
-                      <w:r>
-                        <w:rPr>
-                          <w:rFonts w:ascii="Avenir Next Demi Bold" w:hAnsi="Avenir Next Demi Bold"/>
-                          <w:b/>
-                          <w:bCs/>
-                        </w:rPr>
-                        <w:br/>
-                      </w:r>
-                      <w:r>
-                        <w:rPr>
-                          <w:rFonts w:ascii="Avenir Next Demi Bold" w:hAnsi="Avenir Next Demi Bold"/>
-                          <w:b/>
-                          <w:bCs/>
-                          <w:sz w:val="28"/>
-                          <w:szCs w:val="28"/>
-                        </w:rPr>
-                        <w:br/>
-                      </w:r>
-                      <w:r>
-                        <w:rPr>
-                          <w:rFonts w:ascii="Avenir Next Demi Bold" w:hAnsi="Avenir Next Demi Bold"/>
-                          <w:b/>
-                          <w:bCs/>
-                        </w:rPr>
-                        <w:t>Have you ever been cautioned, convicted of a criminal offence, or are you currently subject to any investigation that may affect your suitability to work with children, young people or vulnerable adults?</w:t>
-                      </w:r>
-                      <w:r>
-                        <w:rPr>
-                          <w:rFonts w:ascii="Avenir Next Medium" w:hAnsi="Avenir Next Medium"/>
-                          <w:sz w:val="28"/>
-                          <w:szCs w:val="28"/>
-                        </w:rPr>
-                        <w:br/>
-                      </w:r>
-                      <w:r>
-                        <w:rPr>
-                          <w:rFonts w:ascii="Avenir Next Medium" w:hAnsi="Avenir Next Medium"/>
-                          <w:sz w:val="28"/>
-                          <w:szCs w:val="28"/>
-                        </w:rPr>
-                        <w:br/>
-                      </w:r>
-                    </w:p>
-                    <w:p/>
-                  </w:txbxContent>
-                </v:textbox>
-                <w10:wrap anchory="page"/>
-              </v:shape>
-            </w:pict>
-          </mc:Fallback>
-        </mc:AlternateContent>
-      </w:r>
-    </w:p>
-    <w:p>
-      <w:pPr>
-        <w:pStyle w:val="Heading4"/>
-      </w:pPr>
-    </w:p>
-    <w:p>
-      <w:pPr>
-        <w:pStyle w:val="Heading4"/>
-      </w:pPr>
-    </w:p>
-    <w:p>
-      <w:pPr>
-        <w:pStyle w:val="Heading4"/>
-      </w:pPr>
-    </w:p>
-    <w:p>
-      <w:pPr>
-        <w:pStyle w:val="Heading4"/>
-      </w:pPr>
-    </w:p>
-    <w:p>
-      <w:pPr>
-        <w:pStyle w:val="Heading4"/>
-      </w:pPr>
-    </w:p>
-    <w:p>
-      <w:pPr>
-        <w:pStyle w:val="Heading4"/>
-      </w:pPr>
-    </w:p>
-    <w:p>
-      <w:pPr>
-        <w:pStyle w:val="Heading4"/>
-      </w:pPr>
-    </w:p>
-    <w:p>
-      <w:pPr>
-        <w:pStyle w:val="Heading4"/>
-      </w:pPr>
-    </w:p>
-    <w:tbl>
-      <w:tblPr>
-        <w:tblStyle w:val="TableGrid"/>
-        <w:tblpPr w:leftFromText="180" w:rightFromText="180" w:vertAnchor="text" w:horzAnchor="page" w:tblpX="3332" w:tblpY="206"/>
-        <w:tblW w:w="0" w:type="auto"/>
-        <w:tblLook w:val="04A0" w:firstRow="1" w:lastRow="0" w:firstColumn="1" w:lastColumn="0" w:noHBand="0" w:noVBand="1"/>
-      </w:tblPr>
-      <w:tblGrid>
-        <w:gridCol w:w="4161"/>
-      </w:tblGrid>
-      <w:tr>
-        <w:trPr>
-          <w:trHeight w:val="664"/>
-        </w:trPr>
-        <w:tc>
-          <w:tcPr>
-            <w:tcW w:w="4161" w:type="dxa"/>
+            <w:tcW w:w="851" w:type="dxa"/>
             <w:tcBorders>
               <w:top w:val="nil"/>
               <w:left w:val="nil"/>
@@ -4213,289 +2304,58 @@
             <w:pPr>
               <w:pStyle w:val="Heading2"/>
             </w:pPr>
-            <w:r>
-              <w:rPr>
-                <w:noProof/>
-              </w:rPr>
-              <mc:AlternateContent>
-                <mc:Choice Requires="wps">
-                  <w:drawing>
-                    <wp:anchor distT="0" distB="0" distL="114300" distR="114300" simplePos="0" relativeHeight="251936256" behindDoc="0" locked="0" layoutInCell="1" allowOverlap="1" wp14:anchorId="47D5DEF6" wp14:editId="516A241A">
-                      <wp:simplePos x="0" y="0"/>
-                      <wp:positionH relativeFrom="column">
-                        <wp:posOffset>-1914264</wp:posOffset>
-                      </wp:positionH>
-                      <wp:positionV relativeFrom="page">
-                        <wp:posOffset>348615</wp:posOffset>
-                      </wp:positionV>
-                      <wp:extent cx="6956425" cy="403412"/>
-                      <wp:effectExtent l="0" t="0" r="0" b="0"/>
-                      <wp:wrapNone/>
-                      <wp:docPr id="279788763" name="Text Box 85"/>
-                      <wp:cNvGraphicFramePr/>
-                      <a:graphic xmlns:a="http://schemas.openxmlformats.org/drawingml/2006/main">
-                        <a:graphicData uri="http://schemas.microsoft.com/office/word/2010/wordprocessingShape">
-                          <wps:wsp>
-                            <wps:cNvSpPr txBox="1"/>
-                            <wps:spPr>
-                              <a:xfrm>
-                                <a:off x="0" y="0"/>
-                                <a:ext cx="6956425" cy="403412"/>
-                              </a:xfrm>
-                              <a:prstGeom prst="rect">
-                                <a:avLst/>
-                              </a:prstGeom>
-                              <a:noFill/>
-                              <a:ln w="6350">
-                                <a:noFill/>
-                              </a:ln>
-                            </wps:spPr>
-                            <wps:txbx>
-                              <w:txbxContent>
-                                <w:p>
-                                  <w:pPr>
-                                    <w:rPr>
-                                      <w:rFonts w:ascii="Avenir Next Demi Bold" w:hAnsi="Avenir Next Demi Bold"/>
-                                      <w:b/>
-                                      <w:bCs/>
-                                      <w:sz w:val="26"/>
-                                      <w:szCs w:val="26"/>
-                                    </w:rPr>
-                                  </w:pPr>
-                                  <w:r>
-                                    <w:rPr>
-                                      <w:rFonts w:ascii="Avenir Next Demi Bold" w:hAnsi="Avenir Next Demi Bold"/>
-                                      <w:b/>
-                                      <w:bCs/>
-                                    </w:rPr>
-                                    <w:t>If yes, please provide details</w:t>
-                                  </w:r>
-                                  <w:r>
-                                    <w:rPr>
-                                      <w:rFonts w:ascii="Avenir Next Demi Bold" w:hAnsi="Avenir Next Demi Bold"/>
-                                      <w:b/>
-                                      <w:bCs/>
-                                      <w:sz w:val="28"/>
-                                      <w:szCs w:val="28"/>
-                                    </w:rPr>
-                                    <w:br/>
-                                  </w:r>
-                                  <w:r>
-                                    <w:rPr>
-                                      <w:rFonts w:ascii="Avenir Next Demi Bold" w:hAnsi="Avenir Next Demi Bold"/>
-                                      <w:b/>
-                                      <w:bCs/>
-                                      <w:sz w:val="28"/>
-                                      <w:szCs w:val="28"/>
-                                    </w:rPr>
-                                    <w:br/>
-                                  </w:r>
-                                  <w:r>
-                                    <w:rPr>
-                                      <w:rFonts w:ascii="Avenir Next Demi Bold" w:hAnsi="Avenir Next Demi Bold"/>
-                                      <w:b/>
-                                      <w:bCs/>
-                                      <w:sz w:val="28"/>
-                                      <w:szCs w:val="28"/>
-                                    </w:rPr>
-                                    <w:br/>
-                                  </w:r>
-                                </w:p>
-                                <w:p/>
-                              </w:txbxContent>
-                            </wps:txbx>
-                            <wps:bodyPr rot="0" spcFirstLastPara="0" vertOverflow="overflow" horzOverflow="overflow" vert="horz" wrap="square" lIns="91440" tIns="45720" rIns="91440" bIns="45720" numCol="1" spcCol="0" rtlCol="0" fromWordArt="0" anchor="t" anchorCtr="0" forceAA="0" compatLnSpc="1">
-                              <a:prstTxWarp prst="textNoShape">
-                                <a:avLst/>
-                              </a:prstTxWarp>
-                              <a:noAutofit/>
-                            </wps:bodyPr>
-                          </wps:wsp>
-                        </a:graphicData>
-                      </a:graphic>
-                      <wp14:sizeRelH relativeFrom="margin">
-                        <wp14:pctWidth>0</wp14:pctWidth>
-                      </wp14:sizeRelH>
-                      <wp14:sizeRelV relativeFrom="margin">
-                        <wp14:pctHeight>0</wp14:pctHeight>
-                      </wp14:sizeRelV>
-                    </wp:anchor>
-                  </w:drawing>
-                </mc:Choice>
-                <mc:Fallback>
-                  <w:pict>
-                    <v:shape w14:anchorId="47D5DEF6" id="_x0000_s1034" type="#_x0000_t202" style="position:absolute;margin-left:-150.75pt;margin-top:27.45pt;width:547.75pt;height:31.75pt;z-index:251936256;visibility:visible;mso-wrap-style:square;mso-width-percent:0;mso-height-percent:0;mso-wrap-distance-left:9pt;mso-wrap-distance-top:0;mso-wrap-distance-right:9pt;mso-wrap-distance-bottom:0;mso-position-horizontal:absolute;mso-position-horizontal-relative:text;mso-position-vertical:absolute;mso-position-vertical-relative:page;mso-width-percent:0;mso-height-percent:0;mso-width-relative:margin;mso-height-relative:margin;v-text-anchor:top" o:gfxdata="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" filled="f" stroked="f" strokeweight=".5pt">
-                      <v:textbox>
-                        <w:txbxContent>
-                          <w:p>
-                            <w:pPr>
-                              <w:rPr>
-                                <w:rFonts w:ascii="Avenir Next Demi Bold" w:hAnsi="Avenir Next Demi Bold"/>
-                                <w:b/>
-                                <w:bCs/>
-                                <w:sz w:val="26"/>
-                                <w:szCs w:val="26"/>
-                              </w:rPr>
-                            </w:pPr>
-                            <w:r>
-                              <w:rPr>
-                                <w:rFonts w:ascii="Avenir Next Demi Bold" w:hAnsi="Avenir Next Demi Bold"/>
-                                <w:b/>
-                                <w:bCs/>
-                              </w:rPr>
-                              <w:t>If yes, please provide details</w:t>
-                            </w:r>
-                            <w:r>
-                              <w:rPr>
-                                <w:rFonts w:ascii="Avenir Next Demi Bold" w:hAnsi="Avenir Next Demi Bold"/>
-                                <w:b/>
-                                <w:bCs/>
-                                <w:sz w:val="28"/>
-                                <w:szCs w:val="28"/>
-                              </w:rPr>
-                              <w:br/>
-                            </w:r>
-                            <w:r>
-                              <w:rPr>
-                                <w:rFonts w:ascii="Avenir Next Demi Bold" w:hAnsi="Avenir Next Demi Bold"/>
-                                <w:b/>
-                                <w:bCs/>
-                                <w:sz w:val="28"/>
-                                <w:szCs w:val="28"/>
-                              </w:rPr>
-                              <w:br/>
-                            </w:r>
-                            <w:r>
-                              <w:rPr>
-                                <w:rFonts w:ascii="Avenir Next Demi Bold" w:hAnsi="Avenir Next Demi Bold"/>
-                                <w:b/>
-                                <w:bCs/>
-                                <w:sz w:val="28"/>
-                                <w:szCs w:val="28"/>
-                              </w:rPr>
-                              <w:br/>
-                            </w:r>
-                          </w:p>
-                          <w:p/>
-                        </w:txbxContent>
-                      </v:textbox>
-                      <w10:wrap anchory="page"/>
-                    </v:shape>
-                  </w:pict>
-                </mc:Fallback>
-              </mc:AlternateContent>
-            </w:r>
-            <w:r>
-              <w:fldChar w:fldCharType="begin">
-                <w:ffData>
-                  <w:name w:val="Check1"/>
-                  <w:enabled/>
-                  <w:calcOnExit w:val="0"/>
-                  <w:checkBox>
-                    <w:sizeAuto/>
-                    <w:default w:val="0"/>
-                  </w:checkBox>
-                </w:ffData>
-              </w:fldChar>
-            </w:r>
-            <w:r>
-              <w:instrText xml:space="preserve"> FORMCHECKBOX </w:instrText>
-            </w:r>
-            <w:r>
-              <w:fldChar w:fldCharType="separate"/>
-            </w:r>
-            <w:r>
-              <w:fldChar w:fldCharType="end"/>
-            </w:r>
-            <w:r>
-              <w:rPr>
-                <w:rFonts w:ascii="Avenir Next Demi Bold" w:hAnsi="Avenir Next Demi Bold"/>
-                <w:sz w:val="28"/>
-                <w:szCs w:val="28"/>
-              </w:rPr>
-              <w:t>Yes.</w:t>
-            </w:r>
-            <w:r>
-              <w:rPr>
-                <w:sz w:val="28"/>
-                <w:szCs w:val="28"/>
-              </w:rPr>
-              <w:t xml:space="preserve">    </w:t>
-            </w:r>
-            <w:r>
-              <w:fldChar w:fldCharType="begin">
-                <w:ffData>
-                  <w:name w:val="Check2"/>
-                  <w:enabled/>
-                  <w:calcOnExit w:val="0"/>
-                  <w:checkBox>
-                    <w:sizeAuto/>
-                    <w:default w:val="0"/>
-                  </w:checkBox>
-                </w:ffData>
-              </w:fldChar>
-            </w:r>
-            <w:r>
-              <w:instrText xml:space="preserve"> FORMCHECKBOX </w:instrText>
-            </w:r>
-            <w:r>
-              <w:fldChar w:fldCharType="separate"/>
-            </w:r>
-            <w:r>
-              <w:fldChar w:fldCharType="end"/>
-            </w:r>
-            <w:r>
-              <w:t xml:space="preserve">  </w:t>
-            </w:r>
-            <w:r>
-              <w:rPr>
-                <w:rFonts w:ascii="Avenir Next Demi Bold" w:hAnsi="Avenir Next Demi Bold"/>
-                <w:sz w:val="28"/>
-                <w:szCs w:val="28"/>
-              </w:rPr>
-              <w:t>No</w:t>
-            </w:r>
+          </w:p>
+        </w:tc>
+        <w:tc>
+          <w:tcPr>
+            <w:tcW w:w="3231" w:type="dxa"/>
+            <w:tcBorders>
+              <w:top w:val="single" w:sz="4" w:space="0" w:color="auto"/>
+              <w:left w:val="nil"/>
+              <w:bottom w:val="single" w:sz="4" w:space="0" w:color="auto"/>
+              <w:right w:val="nil"/>
+            </w:tcBorders>
+          </w:tcPr>
+          <w:p>
+            <w:pPr>
+              <w:pStyle w:val="Heading2"/>
+            </w:pPr>
           </w:p>
         </w:tc>
       </w:tr>
-    </w:tbl>
-    <w:p>
-      <w:pPr>
-        <w:pStyle w:val="Heading4"/>
-      </w:pPr>
-    </w:p>
-    <w:p>
-      <w:pPr>
-        <w:pStyle w:val="Heading4"/>
-      </w:pPr>
-    </w:p>
-    <w:p>
-      <w:pPr>
-        <w:pStyle w:val="Heading4"/>
-      </w:pPr>
-    </w:p>
-    <w:p>
-      <w:pPr>
-        <w:pStyle w:val="Heading4"/>
-      </w:pPr>
-    </w:p>
-    <w:tbl>
-      <w:tblPr>
-        <w:tblStyle w:val="TableGrid"/>
-        <w:tblpPr w:leftFromText="180" w:rightFromText="180" w:vertAnchor="text" w:horzAnchor="margin" w:tblpY="31"/>
-        <w:tblW w:w="9509" w:type="dxa"/>
-        <w:tblLook w:val="04A0" w:firstRow="1" w:lastRow="0" w:firstColumn="1" w:lastColumn="0" w:noHBand="0" w:noVBand="1"/>
-      </w:tblPr>
-      <w:tblGrid>
-        <w:gridCol w:w="9509"/>
-      </w:tblGrid>
       <w:tr>
-        <w:trPr>
-          <w:trHeight w:val="449"/>
-        </w:trPr>
         <w:tc>
           <w:tcPr>
-            <w:tcW w:w="9509" w:type="dxa"/>
+            <w:tcW w:w="3219" w:type="dxa"/>
+            <w:tcBorders>
+              <w:top w:val="nil"/>
+              <w:left w:val="nil"/>
+              <w:bottom w:val="nil"/>
+              <w:right w:val="single" w:sz="4" w:space="0" w:color="auto"/>
+            </w:tcBorders>
+          </w:tcPr>
+          <w:p>
+            <w:pPr>
+              <w:pStyle w:val="Heading2"/>
+            </w:pPr>
+            <w:r>
+              <w:rPr>
+                <w:rFonts w:ascii="Avenir Next Medium" w:hAnsi="Avenir Next Medium"/>
+                <w:sz w:val="28"/>
+                <w:szCs w:val="28"/>
+              </w:rPr>
+              <w:t>Email address:</w:t>
+            </w:r>
+          </w:p>
+        </w:tc>
+        <w:tc>
+          <w:tcPr>
+            <w:tcW w:w="3160" w:type="dxa"/>
+            <w:tcBorders>
+              <w:top w:val="single" w:sz="4" w:space="0" w:color="auto"/>
+              <w:left w:val="single" w:sz="4" w:space="0" w:color="auto"/>
+              <w:bottom w:val="single" w:sz="4" w:space="0" w:color="auto"/>
+            </w:tcBorders>
             <w:shd w:val="clear" w:color="auto" w:fill="FFFFFF" w:themeFill="background1"/>
           </w:tcPr>
           <w:p>
@@ -4505,13 +2365,14 @@
             <w:r>
               <w:fldChar w:fldCharType="begin">
                 <w:ffData>
-                  <w:name w:val="Text6"/>
+                  <w:name w:val="Text16"/>
                   <w:enabled/>
                   <w:calcOnExit w:val="0"/>
                   <w:textInput/>
                 </w:ffData>
               </w:fldChar>
             </w:r>
+            <w:bookmarkStart w:id="15" w:name="Text16"/>
             <w:r>
               <w:instrText xml:space="preserve"> FORMTEXT </w:instrText>
             </w:r>
@@ -4519,726 +2380,64 @@
               <w:fldChar w:fldCharType="separate"/>
             </w:r>
             <w:r>
+              <w:rPr>
+                <w:noProof/>
+              </w:rPr>
               <w:t> </w:t>
             </w:r>
             <w:r>
+              <w:rPr>
+                <w:noProof/>
+              </w:rPr>
               <w:t> </w:t>
             </w:r>
             <w:r>
+              <w:rPr>
+                <w:noProof/>
+              </w:rPr>
               <w:t> </w:t>
             </w:r>
             <w:r>
+              <w:rPr>
+                <w:noProof/>
+              </w:rPr>
               <w:t> </w:t>
             </w:r>
             <w:r>
+              <w:rPr>
+                <w:noProof/>
+              </w:rPr>
               <w:t> </w:t>
             </w:r>
             <w:r>
               <w:fldChar w:fldCharType="end"/>
             </w:r>
+            <w:bookmarkEnd w:id="15"/>
           </w:p>
         </w:tc>
-      </w:tr>
-    </w:tbl>
-    <w:p>
-      <w:pPr>
-        <w:pStyle w:val="Heading4"/>
-      </w:pPr>
-    </w:p>
-    <w:p>
-      <w:pPr>
-        <w:pStyle w:val="Heading4"/>
-      </w:pPr>
-    </w:p>
-    <w:p>
-      <w:r>
-        <w:rPr>
-          <w:noProof/>
-        </w:rPr>
-        <mc:AlternateContent>
-          <mc:Choice Requires="wps">
-            <w:drawing>
-              <wp:anchor distT="0" distB="0" distL="114300" distR="114300" simplePos="0" relativeHeight="251930112" behindDoc="0" locked="0" layoutInCell="1" allowOverlap="1" wp14:anchorId="0C9E6CE0" wp14:editId="4AF77068">
-                <wp:simplePos x="0" y="0"/>
-                <wp:positionH relativeFrom="column">
-                  <wp:posOffset>-188259</wp:posOffset>
-                </wp:positionH>
-                <wp:positionV relativeFrom="page">
-                  <wp:posOffset>6723529</wp:posOffset>
-                </wp:positionV>
-                <wp:extent cx="6956425" cy="1192306"/>
-                <wp:effectExtent l="0" t="0" r="0" b="0"/>
-                <wp:wrapNone/>
-                <wp:docPr id="808677640" name="Text Box 85"/>
-                <wp:cNvGraphicFramePr/>
-                <a:graphic xmlns:a="http://schemas.openxmlformats.org/drawingml/2006/main">
-                  <a:graphicData uri="http://schemas.microsoft.com/office/word/2010/wordprocessingShape">
-                    <wps:wsp>
-                      <wps:cNvSpPr txBox="1"/>
-                      <wps:spPr>
-                        <a:xfrm>
-                          <a:off x="0" y="0"/>
-                          <a:ext cx="6956425" cy="1192306"/>
-                        </a:xfrm>
-                        <a:prstGeom prst="rect">
-                          <a:avLst/>
-                        </a:prstGeom>
-                        <a:noFill/>
-                        <a:ln w="6350">
-                          <a:noFill/>
-                        </a:ln>
-                      </wps:spPr>
-                      <wps:txbx>
-                        <w:txbxContent>
-                          <w:p>
-                            <w:pPr>
-                              <w:rPr>
-                                <w:rFonts w:ascii="Avenir Next" w:hAnsi="Avenir Next"/>
-                              </w:rPr>
-                            </w:pPr>
-                            <w:r>
-                              <w:rPr>
-                                <w:rFonts w:ascii="Avenir Next Demi Bold" w:hAnsi="Avenir Next Demi Bold"/>
-                                <w:b/>
-                                <w:bCs/>
-                                <w:color w:val="C61E5D"/>
-                                <w:sz w:val="32"/>
-                                <w:szCs w:val="32"/>
-                              </w:rPr>
-                              <w:t>Declaration</w:t>
-                            </w:r>
-                            <w:r>
-                              <w:rPr>
-                                <w:rFonts w:ascii="Avenir Next Demi Bold" w:hAnsi="Avenir Next Demi Bold"/>
-                                <w:b/>
-                                <w:bCs/>
-                                <w:color w:val="C61E5D"/>
-                                <w:sz w:val="26"/>
-                                <w:szCs w:val="26"/>
-                              </w:rPr>
-                              <w:br/>
-                            </w:r>
-                            <w:r>
-                              <w:rPr>
-                                <w:rFonts w:ascii="Avenir Next Medium" w:hAnsi="Avenir Next Medium"/>
-                                <w:color w:val="C61E5D"/>
-                                <w:sz w:val="26"/>
-                                <w:szCs w:val="26"/>
-                              </w:rPr>
-                              <w:br/>
-                            </w:r>
-                            <w:r>
-                              <w:rPr>
-                                <w:rFonts w:ascii="Avenir Next" w:hAnsi="Avenir Next"/>
-                                <w:sz w:val="28"/>
-                                <w:szCs w:val="28"/>
-                              </w:rPr>
-                              <w:t>I confirm that the information contained within this application is accurate and complete to the best of my knowledge.</w:t>
-                            </w:r>
-                          </w:p>
-                          <w:p>
-                            <w:pPr>
-                              <w:rPr>
-                                <w:sz w:val="26"/>
-                                <w:szCs w:val="26"/>
-                              </w:rPr>
-                            </w:pPr>
-                            <w:r>
-                              <w:rPr>
-                                <w:rFonts w:ascii="Avenir Next Medium" w:hAnsi="Avenir Next Medium"/>
-                                <w:sz w:val="28"/>
-                                <w:szCs w:val="28"/>
-                              </w:rPr>
-                              <w:br/>
-                            </w:r>
-                            <w:r>
-                              <w:rPr>
-                                <w:rFonts w:ascii="Avenir Next Medium" w:hAnsi="Avenir Next Medium"/>
-                                <w:sz w:val="28"/>
-                                <w:szCs w:val="28"/>
-                              </w:rPr>
-                              <w:br/>
-                            </w:r>
-                            <w:r>
-                              <w:rPr>
-                                <w:rFonts w:ascii="Avenir Next Medium" w:hAnsi="Avenir Next Medium"/>
-                                <w:sz w:val="28"/>
-                                <w:szCs w:val="28"/>
-                              </w:rPr>
-                              <w:br/>
-                            </w:r>
-                          </w:p>
-                          <w:p/>
-                        </w:txbxContent>
-                      </wps:txbx>
-                      <wps:bodyPr rot="0" spcFirstLastPara="0" vertOverflow="overflow" horzOverflow="overflow" vert="horz" wrap="square" lIns="91440" tIns="45720" rIns="91440" bIns="45720" numCol="1" spcCol="0" rtlCol="0" fromWordArt="0" anchor="t" anchorCtr="0" forceAA="0" compatLnSpc="1">
-                        <a:prstTxWarp prst="textNoShape">
-                          <a:avLst/>
-                        </a:prstTxWarp>
-                        <a:noAutofit/>
-                      </wps:bodyPr>
-                    </wps:wsp>
-                  </a:graphicData>
-                </a:graphic>
-                <wp14:sizeRelH relativeFrom="margin">
-                  <wp14:pctWidth>0</wp14:pctWidth>
-                </wp14:sizeRelH>
-                <wp14:sizeRelV relativeFrom="margin">
-                  <wp14:pctHeight>0</wp14:pctHeight>
-                </wp14:sizeRelV>
-              </wp:anchor>
-            </w:drawing>
-          </mc:Choice>
-          <mc:Fallback>
-            <w:pict>
-              <v:shape w14:anchorId="0C9E6CE0" id="_x0000_s1035" type="#_x0000_t202" style="position:absolute;margin-left:-14.8pt;margin-top:529.4pt;width:547.75pt;height:93.9pt;z-index:251930112;visibility:visible;mso-wrap-style:square;mso-width-percent:0;mso-height-percent:0;mso-wrap-distance-left:9pt;mso-wrap-distance-top:0;mso-wrap-distance-right:9pt;mso-wrap-distance-bottom:0;mso-position-horizontal:absolute;mso-position-horizontal-relative:text;mso-position-vertical:absolute;mso-position-vertical-relative:page;mso-width-percent:0;mso-height-percent:0;mso-width-relative:margin;mso-height-relative:margin;v-text-anchor:top" o:gfxdata="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" filled="f" stroked="f" strokeweight=".5pt">
-                <v:textbox>
-                  <w:txbxContent>
-                    <w:p>
-                      <w:pPr>
-                        <w:rPr>
-                          <w:rFonts w:ascii="Avenir Next" w:hAnsi="Avenir Next"/>
-                        </w:rPr>
-                      </w:pPr>
-                      <w:r>
-                        <w:rPr>
-                          <w:rFonts w:ascii="Avenir Next Demi Bold" w:hAnsi="Avenir Next Demi Bold"/>
-                          <w:b/>
-                          <w:bCs/>
-                          <w:color w:val="C61E5D"/>
-                          <w:sz w:val="32"/>
-                          <w:szCs w:val="32"/>
-                        </w:rPr>
-                        <w:t>Declaration</w:t>
-                      </w:r>
-                      <w:r>
-                        <w:rPr>
-                          <w:rFonts w:ascii="Avenir Next Demi Bold" w:hAnsi="Avenir Next Demi Bold"/>
-                          <w:b/>
-                          <w:bCs/>
-                          <w:color w:val="C61E5D"/>
-                          <w:sz w:val="26"/>
-                          <w:szCs w:val="26"/>
-                        </w:rPr>
-                        <w:br/>
-                      </w:r>
-                      <w:r>
-                        <w:rPr>
-                          <w:rFonts w:ascii="Avenir Next Medium" w:hAnsi="Avenir Next Medium"/>
-                          <w:color w:val="C61E5D"/>
-                          <w:sz w:val="26"/>
-                          <w:szCs w:val="26"/>
-                        </w:rPr>
-                        <w:br/>
-                      </w:r>
-                      <w:r>
-                        <w:rPr>
-                          <w:rFonts w:ascii="Avenir Next" w:hAnsi="Avenir Next"/>
-                          <w:sz w:val="28"/>
-                          <w:szCs w:val="28"/>
-                        </w:rPr>
-                        <w:t>I confirm that the information contained within this application is accurate and complete to the best of my knowledge.</w:t>
-                      </w:r>
-                    </w:p>
-                    <w:p>
-                      <w:pPr>
-                        <w:rPr>
-                          <w:sz w:val="26"/>
-                          <w:szCs w:val="26"/>
-                        </w:rPr>
-                      </w:pPr>
-                      <w:r>
-                        <w:rPr>
-                          <w:rFonts w:ascii="Avenir Next Medium" w:hAnsi="Avenir Next Medium"/>
-                          <w:sz w:val="28"/>
-                          <w:szCs w:val="28"/>
-                        </w:rPr>
-                        <w:br/>
-                      </w:r>
-                      <w:r>
-                        <w:rPr>
-                          <w:rFonts w:ascii="Avenir Next Medium" w:hAnsi="Avenir Next Medium"/>
-                          <w:sz w:val="28"/>
-                          <w:szCs w:val="28"/>
-                        </w:rPr>
-                        <w:br/>
-                      </w:r>
-                      <w:r>
-                        <w:rPr>
-                          <w:rFonts w:ascii="Avenir Next Medium" w:hAnsi="Avenir Next Medium"/>
-                          <w:sz w:val="28"/>
-                          <w:szCs w:val="28"/>
-                        </w:rPr>
-                        <w:br/>
-                      </w:r>
-                    </w:p>
-                    <w:p/>
-                  </w:txbxContent>
-                </v:textbox>
-                <w10:wrap anchory="page"/>
-              </v:shape>
-            </w:pict>
-          </mc:Fallback>
-        </mc:AlternateContent>
-      </w:r>
-      <w:r>
-        <w:rPr>
-          <w:noProof/>
-        </w:rPr>
-        <mc:AlternateContent>
-          <mc:Choice Requires="wps">
-            <w:drawing>
-              <wp:anchor distT="0" distB="0" distL="114300" distR="114300" simplePos="0" relativeHeight="251681280" behindDoc="0" locked="0" layoutInCell="1" allowOverlap="1" wp14:anchorId="553C2DA5" wp14:editId="0DE71A34">
-                <wp:simplePos x="0" y="0"/>
-                <wp:positionH relativeFrom="column">
-                  <wp:posOffset>-4390845</wp:posOffset>
-                </wp:positionH>
-                <wp:positionV relativeFrom="paragraph">
-                  <wp:posOffset>-923026</wp:posOffset>
-                </wp:positionV>
-                <wp:extent cx="3156155" cy="678426"/>
-                <wp:effectExtent l="0" t="0" r="0" b="0"/>
-                <wp:wrapNone/>
-                <wp:docPr id="1730407237" name="Text Box 13"/>
-                <wp:cNvGraphicFramePr/>
-                <a:graphic xmlns:a="http://schemas.openxmlformats.org/drawingml/2006/main">
-                  <a:graphicData uri="http://schemas.microsoft.com/office/word/2010/wordprocessingShape">
-                    <wps:wsp>
-                      <wps:cNvSpPr txBox="1"/>
-                      <wps:spPr>
-                        <a:xfrm>
-                          <a:off x="0" y="0"/>
-                          <a:ext cx="3156155" cy="678426"/>
-                        </a:xfrm>
-                        <a:prstGeom prst="rect">
-                          <a:avLst/>
-                        </a:prstGeom>
-                        <a:noFill/>
-                        <a:ln w="6350">
-                          <a:noFill/>
-                        </a:ln>
-                      </wps:spPr>
-                      <wps:txbx>
-                        <w:txbxContent>
-                          <w:p>
-                            <w:pPr>
-                              <w:rPr>
-                                <w:rFonts w:ascii="Aptos Light" w:hAnsi="Aptos Light"/>
-                                <w:color w:val="FFFFFF" w:themeColor="background1"/>
-                                <w:sz w:val="32"/>
-                                <w:szCs w:val="32"/>
-                              </w:rPr>
-                            </w:pPr>
-                            <w:r>
-                              <w:rPr>
-                                <w:rFonts w:ascii="Aptos Light" w:hAnsi="Aptos Light"/>
-                                <w:color w:val="FFFFFF" w:themeColor="background1"/>
-                                <w:sz w:val="32"/>
-                                <w:szCs w:val="32"/>
-                              </w:rPr>
-                              <w:t>Building relational infrastructure so that all young people can thrive</w:t>
-                            </w:r>
-                          </w:p>
-                        </w:txbxContent>
-                      </wps:txbx>
-                      <wps:bodyPr rot="0" spcFirstLastPara="0" vertOverflow="overflow" horzOverflow="overflow" vert="horz" wrap="square" lIns="91440" tIns="45720" rIns="91440" bIns="45720" numCol="1" spcCol="0" rtlCol="0" fromWordArt="0" anchor="t" anchorCtr="0" forceAA="0" compatLnSpc="1">
-                        <a:prstTxWarp prst="textNoShape">
-                          <a:avLst/>
-                        </a:prstTxWarp>
-                        <a:noAutofit/>
-                      </wps:bodyPr>
-                    </wps:wsp>
-                  </a:graphicData>
-                </a:graphic>
-                <wp14:sizeRelH relativeFrom="margin">
-                  <wp14:pctWidth>0</wp14:pctWidth>
-                </wp14:sizeRelH>
-                <wp14:sizeRelV relativeFrom="margin">
-                  <wp14:pctHeight>0</wp14:pctHeight>
-                </wp14:sizeRelV>
-              </wp:anchor>
-            </w:drawing>
-          </mc:Choice>
-          <mc:Fallback>
-            <w:pict>
-              <v:shape w14:anchorId="553C2DA5" id="Text Box 13" o:spid="_x0000_s1036" type="#_x0000_t202" style="position:absolute;margin-left:-345.75pt;margin-top:-72.7pt;width:248.5pt;height:53.4pt;z-index:251681280;visibility:visible;mso-wrap-style:square;mso-width-percent:0;mso-height-percent:0;mso-wrap-distance-left:9pt;mso-wrap-distance-top:0;mso-wrap-distance-right:9pt;mso-wrap-distance-bottom:0;mso-position-horizontal:absolute;mso-position-horizontal-relative:text;mso-position-vertical:absolute;mso-position-vertical-relative:text;mso-width-percent:0;mso-height-percent:0;mso-width-relative:margin;mso-height-relative:margin;v-text-anchor:top" o:gfxdata="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" filled="f" stroked="f" strokeweight=".5pt">
-                <v:textbox>
-                  <w:txbxContent>
-                    <w:p>
-                      <w:pPr>
-                        <w:rPr>
-                          <w:rFonts w:ascii="Aptos Light" w:hAnsi="Aptos Light"/>
-                          <w:color w:val="FFFFFF" w:themeColor="background1"/>
-                          <w:sz w:val="32"/>
-                          <w:szCs w:val="32"/>
-                        </w:rPr>
-                      </w:pPr>
-                      <w:r>
-                        <w:rPr>
-                          <w:rFonts w:ascii="Aptos Light" w:hAnsi="Aptos Light"/>
-                          <w:color w:val="FFFFFF" w:themeColor="background1"/>
-                          <w:sz w:val="32"/>
-                          <w:szCs w:val="32"/>
-                        </w:rPr>
-                        <w:t>Building relational infrastructure so that all young people can thrive</w:t>
-                      </w:r>
-                    </w:p>
-                  </w:txbxContent>
-                </v:textbox>
-              </v:shape>
-            </w:pict>
-          </mc:Fallback>
-        </mc:AlternateContent>
-      </w:r>
-    </w:p>
-    <w:p/>
-    <w:p/>
-    <w:p/>
-    <w:p/>
-    <w:p/>
-    <w:p/>
-    <w:p>
-      <w:r>
-        <w:rPr>
-          <w:noProof/>
-        </w:rPr>
-        <mc:AlternateContent>
-          <mc:Choice Requires="wps">
-            <w:drawing>
-              <wp:anchor distT="0" distB="0" distL="114300" distR="114300" simplePos="0" relativeHeight="251938304" behindDoc="0" locked="0" layoutInCell="1" allowOverlap="1" wp14:anchorId="77768B81" wp14:editId="67F25F14">
-                <wp:simplePos x="0" y="0"/>
-                <wp:positionH relativeFrom="column">
-                  <wp:posOffset>-91440</wp:posOffset>
-                </wp:positionH>
-                <wp:positionV relativeFrom="page">
-                  <wp:posOffset>7985760</wp:posOffset>
-                </wp:positionV>
-                <wp:extent cx="1156447" cy="1950720"/>
-                <wp:effectExtent l="0" t="0" r="0" b="0"/>
-                <wp:wrapNone/>
-                <wp:docPr id="776680989" name="Text Box 85"/>
-                <wp:cNvGraphicFramePr/>
-                <a:graphic xmlns:a="http://schemas.openxmlformats.org/drawingml/2006/main">
-                  <a:graphicData uri="http://schemas.microsoft.com/office/word/2010/wordprocessingShape">
-                    <wps:wsp>
-                      <wps:cNvSpPr txBox="1"/>
-                      <wps:spPr>
-                        <a:xfrm>
-                          <a:off x="0" y="0"/>
-                          <a:ext cx="1156447" cy="1950720"/>
-                        </a:xfrm>
-                        <a:prstGeom prst="rect">
-                          <a:avLst/>
-                        </a:prstGeom>
-                        <a:noFill/>
-                        <a:ln w="6350">
-                          <a:noFill/>
-                        </a:ln>
-                      </wps:spPr>
-                      <wps:txbx>
-                        <w:txbxContent>
-                          <w:p>
-                            <w:pPr>
-                              <w:rPr>
-                                <w:rFonts w:ascii="Avenir Next" w:hAnsi="Avenir Next"/>
-                              </w:rPr>
-                            </w:pPr>
-                          </w:p>
-                          <w:p>
-                            <w:pPr>
-                              <w:rPr>
-                                <w:rFonts w:ascii="Avenir Next" w:hAnsi="Avenir Next"/>
-                                <w:sz w:val="28"/>
-                                <w:szCs w:val="28"/>
-                              </w:rPr>
-                            </w:pPr>
-                            <w:r>
-                              <w:rPr>
-                                <w:rFonts w:ascii="Avenir Next" w:hAnsi="Avenir Next"/>
-                                <w:sz w:val="28"/>
-                                <w:szCs w:val="28"/>
-                              </w:rPr>
-                              <w:t>Name:</w:t>
-                            </w:r>
-                            <w:r>
-                              <w:rPr>
-                                <w:rFonts w:ascii="Avenir Next" w:hAnsi="Avenir Next"/>
-                                <w:sz w:val="28"/>
-                                <w:szCs w:val="28"/>
-                              </w:rPr>
-                              <w:br/>
-                            </w:r>
-                          </w:p>
-                          <w:p>
-                            <w:pPr>
-                              <w:rPr>
-                                <w:rFonts w:ascii="Avenir Next" w:hAnsi="Avenir Next"/>
-                                <w:sz w:val="28"/>
-                                <w:szCs w:val="28"/>
-                              </w:rPr>
-                            </w:pPr>
-                            <w:r>
-                              <w:rPr>
-                                <w:rFonts w:ascii="Avenir Next" w:hAnsi="Avenir Next"/>
-                                <w:sz w:val="28"/>
-                                <w:szCs w:val="28"/>
-                              </w:rPr>
-                              <w:t>Signature:</w:t>
-                            </w:r>
-                            <w:r>
-                              <w:rPr>
-                                <w:rFonts w:ascii="Avenir Next" w:hAnsi="Avenir Next"/>
-                                <w:sz w:val="28"/>
-                                <w:szCs w:val="28"/>
-                              </w:rPr>
-                              <w:br/>
-                            </w:r>
-                          </w:p>
-                          <w:p>
-                            <w:pPr>
-                              <w:rPr>
-                                <w:rFonts w:ascii="Avenir Next" w:hAnsi="Avenir Next"/>
-                                <w:sz w:val="28"/>
-                                <w:szCs w:val="28"/>
-                              </w:rPr>
-                            </w:pPr>
-                          </w:p>
-                          <w:p>
-                            <w:pPr>
-                              <w:rPr>
-                                <w:rFonts w:ascii="Avenir Next" w:hAnsi="Avenir Next"/>
-                                <w:sz w:val="28"/>
-                                <w:szCs w:val="28"/>
-                              </w:rPr>
-                            </w:pPr>
-                          </w:p>
-                          <w:p>
-                            <w:pPr>
-                              <w:rPr>
-                                <w:rFonts w:ascii="Avenir Next" w:hAnsi="Avenir Next"/>
-                                <w:sz w:val="28"/>
-                                <w:szCs w:val="28"/>
-                              </w:rPr>
-                            </w:pPr>
-                            <w:r>
-                              <w:rPr>
-                                <w:rFonts w:ascii="Avenir Next" w:hAnsi="Avenir Next"/>
-                                <w:sz w:val="28"/>
-                                <w:szCs w:val="28"/>
-                              </w:rPr>
-                              <w:t>Date:</w:t>
-                            </w:r>
-                          </w:p>
-                          <w:p>
-                            <w:pPr>
-                              <w:rPr>
-                                <w:sz w:val="26"/>
-                                <w:szCs w:val="26"/>
-                              </w:rPr>
-                            </w:pPr>
-                            <w:r>
-                              <w:rPr>
-                                <w:rFonts w:ascii="Avenir Next Medium" w:hAnsi="Avenir Next Medium"/>
-                                <w:sz w:val="28"/>
-                                <w:szCs w:val="28"/>
-                              </w:rPr>
-                              <w:br/>
-                            </w:r>
-                            <w:r>
-                              <w:rPr>
-                                <w:rFonts w:ascii="Avenir Next Medium" w:hAnsi="Avenir Next Medium"/>
-                                <w:sz w:val="28"/>
-                                <w:szCs w:val="28"/>
-                              </w:rPr>
-                              <w:br/>
-                            </w:r>
-                            <w:r>
-                              <w:rPr>
-                                <w:rFonts w:ascii="Avenir Next Medium" w:hAnsi="Avenir Next Medium"/>
-                                <w:sz w:val="28"/>
-                                <w:szCs w:val="28"/>
-                              </w:rPr>
-                              <w:br/>
-                            </w:r>
-                          </w:p>
-                          <w:p/>
-                        </w:txbxContent>
-                      </wps:txbx>
-                      <wps:bodyPr rot="0" spcFirstLastPara="0" vertOverflow="overflow" horzOverflow="overflow" vert="horz" wrap="square" lIns="91440" tIns="45720" rIns="91440" bIns="45720" numCol="1" spcCol="0" rtlCol="0" fromWordArt="0" anchor="t" anchorCtr="0" forceAA="0" compatLnSpc="1">
-                        <a:prstTxWarp prst="textNoShape">
-                          <a:avLst/>
-                        </a:prstTxWarp>
-                        <a:noAutofit/>
-                      </wps:bodyPr>
-                    </wps:wsp>
-                  </a:graphicData>
-                </a:graphic>
-                <wp14:sizeRelH relativeFrom="margin">
-                  <wp14:pctWidth>0</wp14:pctWidth>
-                </wp14:sizeRelH>
-                <wp14:sizeRelV relativeFrom="margin">
-                  <wp14:pctHeight>0</wp14:pctHeight>
-                </wp14:sizeRelV>
-              </wp:anchor>
-            </w:drawing>
-          </mc:Choice>
-          <mc:Fallback>
-            <w:pict>
-              <v:shape w14:anchorId="77768B81" id="_x0000_s1037" type="#_x0000_t202" style="position:absolute;margin-left:-7.2pt;margin-top:628.8pt;width:91.05pt;height:153.6pt;z-index:251938304;visibility:visible;mso-wrap-style:square;mso-width-percent:0;mso-height-percent:0;mso-wrap-distance-left:9pt;mso-wrap-distance-top:0;mso-wrap-distance-right:9pt;mso-wrap-distance-bottom:0;mso-position-horizontal:absolute;mso-position-horizontal-relative:text;mso-position-vertical:absolute;mso-position-vertical-relative:page;mso-width-percent:0;mso-height-percent:0;mso-width-relative:margin;mso-height-relative:margin;v-text-anchor:top" o:gfxdata="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" filled="f" stroked="f" strokeweight=".5pt">
-                <v:textbox>
-                  <w:txbxContent>
-                    <w:p>
-                      <w:pPr>
-                        <w:rPr>
-                          <w:rFonts w:ascii="Avenir Next" w:hAnsi="Avenir Next"/>
-                        </w:rPr>
-                      </w:pPr>
-                    </w:p>
-                    <w:p>
-                      <w:pPr>
-                        <w:rPr>
-                          <w:rFonts w:ascii="Avenir Next" w:hAnsi="Avenir Next"/>
-                          <w:sz w:val="28"/>
-                          <w:szCs w:val="28"/>
-                        </w:rPr>
-                      </w:pPr>
-                      <w:r>
-                        <w:rPr>
-                          <w:rFonts w:ascii="Avenir Next" w:hAnsi="Avenir Next"/>
-                          <w:sz w:val="28"/>
-                          <w:szCs w:val="28"/>
-                        </w:rPr>
-                        <w:t>Name:</w:t>
-                      </w:r>
-                      <w:r>
-                        <w:rPr>
-                          <w:rFonts w:ascii="Avenir Next" w:hAnsi="Avenir Next"/>
-                          <w:sz w:val="28"/>
-                          <w:szCs w:val="28"/>
-                        </w:rPr>
-                        <w:br/>
-                      </w:r>
-                    </w:p>
-                    <w:p>
-                      <w:pPr>
-                        <w:rPr>
-                          <w:rFonts w:ascii="Avenir Next" w:hAnsi="Avenir Next"/>
-                          <w:sz w:val="28"/>
-                          <w:szCs w:val="28"/>
-                        </w:rPr>
-                      </w:pPr>
-                      <w:r>
-                        <w:rPr>
-                          <w:rFonts w:ascii="Avenir Next" w:hAnsi="Avenir Next"/>
-                          <w:sz w:val="28"/>
-                          <w:szCs w:val="28"/>
-                        </w:rPr>
-                        <w:t>Signature:</w:t>
-                      </w:r>
-                      <w:r>
-                        <w:rPr>
-                          <w:rFonts w:ascii="Avenir Next" w:hAnsi="Avenir Next"/>
-                          <w:sz w:val="28"/>
-                          <w:szCs w:val="28"/>
-                        </w:rPr>
-                        <w:br/>
-                      </w:r>
-                    </w:p>
-                    <w:p>
-                      <w:pPr>
-                        <w:rPr>
-                          <w:rFonts w:ascii="Avenir Next" w:hAnsi="Avenir Next"/>
-                          <w:sz w:val="28"/>
-                          <w:szCs w:val="28"/>
-                        </w:rPr>
-                      </w:pPr>
-                    </w:p>
-                    <w:p>
-                      <w:pPr>
-                        <w:rPr>
-                          <w:rFonts w:ascii="Avenir Next" w:hAnsi="Avenir Next"/>
-                          <w:sz w:val="28"/>
-                          <w:szCs w:val="28"/>
-                        </w:rPr>
-                      </w:pPr>
-                    </w:p>
-                    <w:p>
-                      <w:pPr>
-                        <w:rPr>
-                          <w:rFonts w:ascii="Avenir Next" w:hAnsi="Avenir Next"/>
-                          <w:sz w:val="28"/>
-                          <w:szCs w:val="28"/>
-                        </w:rPr>
-                      </w:pPr>
-                      <w:r>
-                        <w:rPr>
-                          <w:rFonts w:ascii="Avenir Next" w:hAnsi="Avenir Next"/>
-                          <w:sz w:val="28"/>
-                          <w:szCs w:val="28"/>
-                        </w:rPr>
-                        <w:t>Date:</w:t>
-                      </w:r>
-                    </w:p>
-                    <w:p>
-                      <w:pPr>
-                        <w:rPr>
-                          <w:sz w:val="26"/>
-                          <w:szCs w:val="26"/>
-                        </w:rPr>
-                      </w:pPr>
-                      <w:r>
-                        <w:rPr>
-                          <w:rFonts w:ascii="Avenir Next Medium" w:hAnsi="Avenir Next Medium"/>
-                          <w:sz w:val="28"/>
-                          <w:szCs w:val="28"/>
-                        </w:rPr>
-                        <w:br/>
-                      </w:r>
-                      <w:r>
-                        <w:rPr>
-                          <w:rFonts w:ascii="Avenir Next Medium" w:hAnsi="Avenir Next Medium"/>
-                          <w:sz w:val="28"/>
-                          <w:szCs w:val="28"/>
-                        </w:rPr>
-                        <w:br/>
-                      </w:r>
-                      <w:r>
-                        <w:rPr>
-                          <w:rFonts w:ascii="Avenir Next Medium" w:hAnsi="Avenir Next Medium"/>
-                          <w:sz w:val="28"/>
-                          <w:szCs w:val="28"/>
-                        </w:rPr>
-                        <w:br/>
-                      </w:r>
-                    </w:p>
-                    <w:p/>
-                  </w:txbxContent>
-                </v:textbox>
-                <w10:wrap anchory="page"/>
-              </v:shape>
-            </w:pict>
-          </mc:Fallback>
-        </mc:AlternateContent>
-      </w:r>
-    </w:p>
-    <w:p/>
-    <w:tbl>
-      <w:tblPr>
-        <w:tblStyle w:val="TableGrid"/>
-        <w:tblpPr w:leftFromText="180" w:rightFromText="180" w:vertAnchor="text" w:horzAnchor="page" w:tblpX="2849" w:tblpY="143"/>
-        <w:tblW w:w="7492" w:type="dxa"/>
-        <w:tblLook w:val="04A0" w:firstRow="1" w:lastRow="0" w:firstColumn="1" w:lastColumn="0" w:noHBand="0" w:noVBand="1"/>
-      </w:tblPr>
-      <w:tblGrid>
-        <w:gridCol w:w="7492"/>
-      </w:tblGrid>
-      <w:tr>
-        <w:trPr>
-          <w:trHeight w:val="422"/>
-        </w:trPr>
         <w:tc>
           <w:tcPr>
-            <w:tcW w:w="7492" w:type="dxa"/>
+            <w:tcW w:w="851" w:type="dxa"/>
+            <w:tcBorders>
+              <w:top w:val="nil"/>
+              <w:left w:val="single" w:sz="4" w:space="0" w:color="auto"/>
+              <w:bottom w:val="nil"/>
+            </w:tcBorders>
+          </w:tcPr>
+          <w:p>
+            <w:pPr>
+              <w:pStyle w:val="Heading2"/>
+            </w:pPr>
+          </w:p>
+        </w:tc>
+        <w:tc>
+          <w:tcPr>
+            <w:tcW w:w="3231" w:type="dxa"/>
+            <w:tcBorders>
+              <w:top w:val="single" w:sz="4" w:space="0" w:color="auto"/>
+              <w:left w:val="single" w:sz="4" w:space="0" w:color="auto"/>
+              <w:bottom w:val="single" w:sz="4" w:space="0" w:color="auto"/>
+            </w:tcBorders>
             <w:shd w:val="clear" w:color="auto" w:fill="FFFFFF" w:themeFill="background1"/>
           </w:tcPr>
           <w:p>
@@ -5248,13 +2447,14 @@
             <w:r>
               <w:fldChar w:fldCharType="begin">
                 <w:ffData>
-                  <w:name w:val="Text6"/>
+                  <w:name w:val="Text17"/>
                   <w:enabled/>
                   <w:calcOnExit w:val="0"/>
                   <w:textInput/>
                 </w:ffData>
               </w:fldChar>
             </w:r>
+            <w:bookmarkStart w:id="16" w:name="Text17"/>
             <w:r>
               <w:instrText xml:space="preserve"> FORMTEXT </w:instrText>
             </w:r>
@@ -5294,30 +2494,114 @@
             <w:r>
               <w:fldChar w:fldCharType="end"/>
             </w:r>
+            <w:bookmarkEnd w:id="16"/>
           </w:p>
         </w:tc>
       </w:tr>
-    </w:tbl>
-    <w:p/>
-    <w:p/>
-    <w:p/>
-    <w:tbl>
-      <w:tblPr>
-        <w:tblStyle w:val="TableGrid"/>
-        <w:tblpPr w:leftFromText="180" w:rightFromText="180" w:vertAnchor="text" w:horzAnchor="page" w:tblpX="2827" w:tblpY="94"/>
-        <w:tblW w:w="7492" w:type="dxa"/>
-        <w:tblLook w:val="04A0" w:firstRow="1" w:lastRow="0" w:firstColumn="1" w:lastColumn="0" w:noHBand="0" w:noVBand="1"/>
-      </w:tblPr>
-      <w:tblGrid>
-        <w:gridCol w:w="7492"/>
-      </w:tblGrid>
       <w:tr>
-        <w:trPr>
-          <w:trHeight w:val="422"/>
-        </w:trPr>
         <w:tc>
           <w:tcPr>
-            <w:tcW w:w="7492" w:type="dxa"/>
+            <w:tcW w:w="3219" w:type="dxa"/>
+            <w:tcBorders>
+              <w:top w:val="nil"/>
+              <w:left w:val="nil"/>
+              <w:bottom w:val="nil"/>
+              <w:right w:val="nil"/>
+            </w:tcBorders>
+          </w:tcPr>
+          <w:p>
+            <w:pPr>
+              <w:pStyle w:val="Heading2"/>
+              <w:rPr>
+                <w:rFonts w:ascii="Avenir Next Medium" w:hAnsi="Avenir Next Medium"/>
+                <w:sz w:val="28"/>
+                <w:szCs w:val="28"/>
+              </w:rPr>
+            </w:pPr>
+          </w:p>
+        </w:tc>
+        <w:tc>
+          <w:tcPr>
+            <w:tcW w:w="3160" w:type="dxa"/>
+            <w:tcBorders>
+              <w:top w:val="single" w:sz="4" w:space="0" w:color="auto"/>
+              <w:left w:val="nil"/>
+              <w:bottom w:val="single" w:sz="4" w:space="0" w:color="auto"/>
+              <w:right w:val="nil"/>
+            </w:tcBorders>
+          </w:tcPr>
+          <w:p>
+            <w:pPr>
+              <w:pStyle w:val="Heading2"/>
+            </w:pPr>
+          </w:p>
+        </w:tc>
+        <w:tc>
+          <w:tcPr>
+            <w:tcW w:w="851" w:type="dxa"/>
+            <w:tcBorders>
+              <w:top w:val="nil"/>
+              <w:left w:val="nil"/>
+              <w:bottom w:val="nil"/>
+              <w:right w:val="nil"/>
+            </w:tcBorders>
+          </w:tcPr>
+          <w:p>
+            <w:pPr>
+              <w:pStyle w:val="Heading2"/>
+            </w:pPr>
+          </w:p>
+        </w:tc>
+        <w:tc>
+          <w:tcPr>
+            <w:tcW w:w="3231" w:type="dxa"/>
+            <w:tcBorders>
+              <w:top w:val="single" w:sz="4" w:space="0" w:color="auto"/>
+              <w:left w:val="nil"/>
+              <w:bottom w:val="single" w:sz="4" w:space="0" w:color="auto"/>
+              <w:right w:val="nil"/>
+            </w:tcBorders>
+          </w:tcPr>
+          <w:p>
+            <w:pPr>
+              <w:pStyle w:val="Heading2"/>
+            </w:pPr>
+          </w:p>
+        </w:tc>
+      </w:tr>
+      <w:tr>
+        <w:tc>
+          <w:tcPr>
+            <w:tcW w:w="3219" w:type="dxa"/>
+            <w:tcBorders>
+              <w:top w:val="nil"/>
+              <w:left w:val="nil"/>
+              <w:bottom w:val="nil"/>
+              <w:right w:val="single" w:sz="4" w:space="0" w:color="auto"/>
+            </w:tcBorders>
+          </w:tcPr>
+          <w:p>
+            <w:pPr>
+              <w:pStyle w:val="Heading2"/>
+            </w:pPr>
+            <w:r>
+              <w:rPr>
+                <w:rFonts w:ascii="Avenir Next Medium" w:hAnsi="Avenir Next Medium"/>
+                <w:sz w:val="28"/>
+                <w:szCs w:val="28"/>
+              </w:rPr>
+              <w:t>Telephone Number</w:t>
+            </w:r>
+          </w:p>
+        </w:tc>
+        <w:tc>
+          <w:tcPr>
+            <w:tcW w:w="3160" w:type="dxa"/>
+            <w:tcBorders>
+              <w:top w:val="single" w:sz="4" w:space="0" w:color="auto"/>
+              <w:left w:val="single" w:sz="4" w:space="0" w:color="auto"/>
+              <w:bottom w:val="single" w:sz="4" w:space="0" w:color="auto"/>
+            </w:tcBorders>
             <w:shd w:val="clear" w:color="auto" w:fill="FFFFFF" w:themeFill="background1"/>
           </w:tcPr>
           <w:p>
@@ -5327,13 +2611,14 @@
             <w:r>
               <w:fldChar w:fldCharType="begin">
                 <w:ffData>
-                  <w:name w:val="Text6"/>
+                  <w:name w:val="Text18"/>
                   <w:enabled/>
                   <w:calcOnExit w:val="0"/>
                   <w:textInput/>
                 </w:ffData>
               </w:fldChar>
             </w:r>
+            <w:bookmarkStart w:id="17" w:name="Text18"/>
             <w:r>
               <w:instrText xml:space="preserve"> FORMTEXT </w:instrText>
             </w:r>
@@ -5373,32 +2658,32 @@
             <w:r>
               <w:fldChar w:fldCharType="end"/>
             </w:r>
+            <w:bookmarkEnd w:id="17"/>
           </w:p>
         </w:tc>
-      </w:tr>
-    </w:tbl>
-    <w:p/>
-    <w:p/>
-    <w:p/>
-    <w:p/>
-    <w:p/>
-    <w:tbl>
-      <w:tblPr>
-        <w:tblStyle w:val="TableGrid"/>
-        <w:tblpPr w:leftFromText="180" w:rightFromText="180" w:vertAnchor="text" w:horzAnchor="page" w:tblpX="2785" w:tblpY="208"/>
-        <w:tblW w:w="7492" w:type="dxa"/>
-        <w:tblLook w:val="04A0" w:firstRow="1" w:lastRow="0" w:firstColumn="1" w:lastColumn="0" w:noHBand="0" w:noVBand="1"/>
-      </w:tblPr>
-      <w:tblGrid>
-        <w:gridCol w:w="7492"/>
-      </w:tblGrid>
-      <w:tr>
-        <w:trPr>
-          <w:trHeight w:val="422"/>
-        </w:trPr>
         <w:tc>
           <w:tcPr>
-            <w:tcW w:w="7492" w:type="dxa"/>
+            <w:tcW w:w="851" w:type="dxa"/>
+            <w:tcBorders>
+              <w:top w:val="nil"/>
+              <w:left w:val="single" w:sz="4" w:space="0" w:color="auto"/>
+              <w:bottom w:val="nil"/>
+            </w:tcBorders>
+          </w:tcPr>
+          <w:p>
+            <w:pPr>
+              <w:pStyle w:val="Heading2"/>
+            </w:pPr>
+          </w:p>
+        </w:tc>
+        <w:tc>
+          <w:tcPr>
+            <w:tcW w:w="3231" w:type="dxa"/>
+            <w:tcBorders>
+              <w:top w:val="single" w:sz="4" w:space="0" w:color="auto"/>
+              <w:left w:val="single" w:sz="4" w:space="0" w:color="auto"/>
+              <w:bottom w:val="single" w:sz="4" w:space="0" w:color="auto"/>
+            </w:tcBorders>
             <w:shd w:val="clear" w:color="auto" w:fill="FFFFFF" w:themeFill="background1"/>
           </w:tcPr>
           <w:p>
@@ -5408,13 +2693,14 @@
             <w:r>
               <w:fldChar w:fldCharType="begin">
                 <w:ffData>
-                  <w:name w:val="Text6"/>
+                  <w:name w:val="Text19"/>
                   <w:enabled/>
                   <w:calcOnExit w:val="0"/>
                   <w:textInput/>
                 </w:ffData>
               </w:fldChar>
             </w:r>
+            <w:bookmarkStart w:id="18" w:name="Text19"/>
             <w:r>
               <w:instrText xml:space="preserve"> FORMTEXT </w:instrText>
             </w:r>
@@ -5454,178 +2740,781 @@
             <w:r>
               <w:fldChar w:fldCharType="end"/>
             </w:r>
+            <w:bookmarkEnd w:id="18"/>
           </w:p>
         </w:tc>
       </w:tr>
     </w:tbl>
-    <w:p/>
-    <w:p/>
     <w:p>
+      <w:pPr>
+        <w:pStyle w:val="Heading2"/>
+      </w:pPr>
+    </w:p>
+    <w:p>
+      <w:pPr>
+        <w:pStyle w:val="Heading2"/>
+      </w:pPr>
       <w:r>
         <w:rPr>
-          <w:rFonts w:asciiTheme="minorHAnsi" w:hAnsiTheme="minorHAnsi" w:cstheme="minorHAnsi"/>
-          <w:b/>
-          <w:bCs/>
-          <w:noProof/>
+          <w:rFonts w:ascii="Avenir Next Demi Bold" w:hAnsi="Avenir Next Demi Bold"/>
+          <w:color w:val="C61E5D"/>
+          <w:sz w:val="28"/>
+          <w:szCs w:val="28"/>
+        </w:rPr>
+        <w:t>Safeguarding</w:t>
+      </w:r>
+      <w:r>
+        <w:rPr>
+          <w:rFonts w:ascii="Avenir Next Demi Bold" w:hAnsi="Avenir Next Demi Bold"/>
+          <w:color w:val="C61E5D"/>
+          <w:sz w:val="26"/>
+          <w:szCs w:val="26"/>
+        </w:rPr>
+        <w:br/>
+      </w:r>
+      <w:r>
+        <w:rPr>
+          <w:rFonts w:ascii="Avenir Next Medium" w:hAnsi="Avenir Next Medium"/>
+          <w:color w:val="C61E5D"/>
+          <w:sz w:val="26"/>
+          <w:szCs w:val="26"/>
+        </w:rPr>
+        <w:br/>
+      </w:r>
+      <w:r>
+        <w:rPr>
+          <w:rFonts w:ascii="Avenir Next Demi Bold" w:hAnsi="Avenir Next Demi Bold"/>
+          <w:sz w:val="24"/>
+          <w:szCs w:val="24"/>
+        </w:rPr>
+        <w:t>Appointment to this role will be subject to satisfactory references, identity checks and an Enhanced DBS check.</w:t>
+      </w:r>
+      <w:r>
+        <w:rPr>
+          <w:rFonts w:ascii="Avenir Next Demi Bold" w:hAnsi="Avenir Next Demi Bold"/>
+        </w:rPr>
+        <w:br/>
+      </w:r>
+      <w:r>
+        <w:rPr>
+          <w:rFonts w:ascii="Avenir Next Demi Bold" w:hAnsi="Avenir Next Demi Bold"/>
+          <w:sz w:val="18"/>
+          <w:szCs w:val="18"/>
+        </w:rPr>
+        <w:br/>
+      </w:r>
+      <w:r>
+        <w:rPr>
+          <w:rFonts w:ascii="Avenir Next Demi Bold" w:hAnsi="Avenir Next Demi Bold"/>
+          <w:sz w:val="24"/>
+          <w:szCs w:val="24"/>
+        </w:rPr>
+        <w:t>Have you ever been cautioned, convicted of a criminal offence, or are you currently subject to any investigation that may affect your suitability to work with children, young people or vulnerable adults?</w:t>
+      </w:r>
+      <w:r>
+        <w:rPr>
+          <w:rFonts w:ascii="Avenir Next Demi Bold" w:hAnsi="Avenir Next Demi Bold"/>
+          <w:sz w:val="24"/>
+          <w:szCs w:val="24"/>
+        </w:rPr>
+        <w:tab/>
+      </w:r>
+      <w:r>
+        <w:rPr>
+          <w:rFonts w:ascii="Avenir Next Demi Bold" w:hAnsi="Avenir Next Demi Bold"/>
+          <w:sz w:val="24"/>
+          <w:szCs w:val="24"/>
+        </w:rPr>
+        <w:tab/>
+      </w:r>
+      <w:r>
+        <w:rPr>
+          <w:rFonts w:ascii="Avenir Next Demi Bold" w:hAnsi="Avenir Next Demi Bold"/>
+          <w:sz w:val="24"/>
+          <w:szCs w:val="24"/>
+        </w:rPr>
+        <w:tab/>
+      </w:r>
+      <w:r>
+        <w:rPr>
+          <w:rFonts w:ascii="Avenir Next Demi Bold" w:hAnsi="Avenir Next Demi Bold"/>
+          <w:sz w:val="24"/>
+          <w:szCs w:val="24"/>
+        </w:rPr>
+        <w:tab/>
+      </w:r>
+      <w:r>
+        <w:rPr>
+          <w:rFonts w:ascii="Avenir Next Demi Bold" w:hAnsi="Avenir Next Demi Bold"/>
+          <w:sz w:val="24"/>
+          <w:szCs w:val="24"/>
+        </w:rPr>
+        <w:br/>
+      </w:r>
+      <w:r>
+        <w:rPr>
+          <w:rFonts w:ascii="Avenir Next Demi Bold" w:hAnsi="Avenir Next Demi Bold"/>
+          <w:sz w:val="24"/>
+          <w:szCs w:val="24"/>
+        </w:rPr>
+        <w:tab/>
+      </w:r>
+      <w:r>
+        <w:rPr>
+          <w:rFonts w:ascii="Avenir Next Demi Bold" w:hAnsi="Avenir Next Demi Bold"/>
+          <w:sz w:val="24"/>
+          <w:szCs w:val="24"/>
+        </w:rPr>
+        <w:tab/>
+      </w:r>
+      <w:r>
+        <w:rPr>
+          <w:rFonts w:ascii="Avenir Next Demi Bold" w:hAnsi="Avenir Next Demi Bold"/>
+          <w:sz w:val="24"/>
+          <w:szCs w:val="24"/>
+        </w:rPr>
+        <w:tab/>
+      </w:r>
+      <w:r>
+        <w:rPr>
+          <w:rFonts w:ascii="Avenir Next Demi Bold" w:hAnsi="Avenir Next Demi Bold"/>
+          <w:sz w:val="24"/>
+          <w:szCs w:val="24"/>
+        </w:rPr>
+        <w:tab/>
+      </w:r>
+      <w:r>
+        <w:rPr>
+          <w:rFonts w:ascii="Avenir Next Demi Bold" w:hAnsi="Avenir Next Demi Bold"/>
+          <w:sz w:val="24"/>
+          <w:szCs w:val="24"/>
+        </w:rPr>
+        <w:tab/>
+      </w:r>
+      <w:r>
+        <w:rPr>
+          <w:rFonts w:ascii="Avenir Next Demi Bold" w:hAnsi="Avenir Next Demi Bold"/>
+          <w:sz w:val="24"/>
+          <w:szCs w:val="24"/>
+        </w:rPr>
+        <w:tab/>
+      </w:r>
+      <w:r>
+        <w:rPr>
+          <w:rFonts w:ascii="Avenir Next Demi Bold" w:hAnsi="Avenir Next Demi Bold"/>
+          <w:sz w:val="24"/>
+          <w:szCs w:val="24"/>
+        </w:rPr>
+        <w:fldChar w:fldCharType="begin">
+          <w:ffData>
+            <w:name w:val="Safeguarding"/>
+            <w:enabled/>
+            <w:calcOnExit w:val="0"/>
+            <w:ddList>
+              <w:listEntry w:val="Yes"/>
+              <w:listEntry w:val="No"/>
+            </w:ddList>
+          </w:ffData>
+        </w:fldChar>
+      </w:r>
+      <w:bookmarkStart w:id="19" w:name="Safeguarding"/>
+      <w:r>
+        <w:rPr>
+          <w:rFonts w:ascii="Avenir Next Demi Bold" w:hAnsi="Avenir Next Demi Bold"/>
+          <w:sz w:val="24"/>
+          <w:szCs w:val="24"/>
+        </w:rPr>
+        <w:instrText xml:space="preserve"> FORMDROPDOWN </w:instrText>
+      </w:r>
+      <w:r>
+        <w:rPr>
+          <w:rFonts w:ascii="Avenir Next Demi Bold" w:hAnsi="Avenir Next Demi Bold"/>
+          <w:sz w:val="24"/>
+          <w:szCs w:val="24"/>
+        </w:rPr>
+      </w:r>
+      <w:r>
+        <w:rPr>
+          <w:rFonts w:ascii="Avenir Next Demi Bold" w:hAnsi="Avenir Next Demi Bold"/>
+          <w:sz w:val="24"/>
+          <w:szCs w:val="24"/>
+        </w:rPr>
+        <w:fldChar w:fldCharType="end"/>
+      </w:r>
+      <w:bookmarkEnd w:id="19"/>
+      <w:r>
+        <w:rPr>
+          <w:rFonts w:ascii="Avenir Next Demi Bold" w:hAnsi="Avenir Next Demi Bold"/>
+          <w:sz w:val="24"/>
+          <w:szCs w:val="24"/>
+        </w:rPr>
+        <w:tab/>
+      </w:r>
+    </w:p>
+    <w:tbl>
+      <w:tblPr>
+        <w:tblStyle w:val="TableGrid"/>
+        <w:tblpPr w:leftFromText="180" w:rightFromText="180" w:vertAnchor="text" w:horzAnchor="margin" w:tblpY="231"/>
+        <w:tblW w:w="10456" w:type="dxa"/>
+        <w:tblLook w:val="04A0" w:firstRow="1" w:lastRow="0" w:firstColumn="1" w:lastColumn="0" w:noHBand="0" w:noVBand="1"/>
+      </w:tblPr>
+      <w:tblGrid>
+        <w:gridCol w:w="5228"/>
+        <w:gridCol w:w="5228"/>
+      </w:tblGrid>
+      <w:tr>
+        <w:tc>
+          <w:tcPr>
+            <w:tcW w:w="5228" w:type="dxa"/>
+            <w:tcBorders>
+              <w:top w:val="nil"/>
+              <w:left w:val="nil"/>
+              <w:bottom w:val="nil"/>
+              <w:right w:val="single" w:sz="4" w:space="0" w:color="auto"/>
+            </w:tcBorders>
+          </w:tcPr>
+          <w:p>
+            <w:pPr>
+              <w:pStyle w:val="Heading2"/>
+            </w:pPr>
+            <w:r>
+              <w:rPr>
+                <w:rFonts w:ascii="Avenir Next Medium" w:hAnsi="Avenir Next Medium"/>
+                <w:sz w:val="24"/>
+                <w:szCs w:val="24"/>
+              </w:rPr>
+              <w:t>If yes, please give details:</w:t>
+            </w:r>
+          </w:p>
+        </w:tc>
+        <w:tc>
+          <w:tcPr>
+            <w:tcW w:w="5228" w:type="dxa"/>
+            <w:tcBorders>
+              <w:top w:val="single" w:sz="4" w:space="0" w:color="auto"/>
+              <w:left w:val="single" w:sz="4" w:space="0" w:color="auto"/>
+              <w:bottom w:val="single" w:sz="4" w:space="0" w:color="auto"/>
+            </w:tcBorders>
+            <w:shd w:val="clear" w:color="auto" w:fill="FFFFFF" w:themeFill="background1"/>
+          </w:tcPr>
+          <w:p>
+            <w:pPr>
+              <w:pStyle w:val="Heading2"/>
+            </w:pPr>
+            <w:r>
+              <w:fldChar w:fldCharType="begin">
+                <w:ffData>
+                  <w:name w:val="Text20"/>
+                  <w:enabled/>
+                  <w:calcOnExit w:val="0"/>
+                  <w:textInput/>
+                </w:ffData>
+              </w:fldChar>
+            </w:r>
+            <w:bookmarkStart w:id="20" w:name="Text20"/>
+            <w:r>
+              <w:instrText xml:space="preserve"> FORMTEXT </w:instrText>
+            </w:r>
+            <w:r>
+              <w:fldChar w:fldCharType="separate"/>
+            </w:r>
+            <w:r>
+              <w:rPr>
+                <w:noProof/>
+              </w:rPr>
+              <w:t> </w:t>
+            </w:r>
+            <w:r>
+              <w:rPr>
+                <w:noProof/>
+              </w:rPr>
+              <w:t> </w:t>
+            </w:r>
+            <w:r>
+              <w:rPr>
+                <w:noProof/>
+              </w:rPr>
+              <w:t> </w:t>
+            </w:r>
+            <w:r>
+              <w:rPr>
+                <w:noProof/>
+              </w:rPr>
+              <w:t> </w:t>
+            </w:r>
+            <w:r>
+              <w:rPr>
+                <w:noProof/>
+              </w:rPr>
+              <w:t> </w:t>
+            </w:r>
+            <w:r>
+              <w:fldChar w:fldCharType="end"/>
+            </w:r>
+            <w:bookmarkEnd w:id="20"/>
+          </w:p>
+          <w:p>
+            <w:pPr>
+              <w:pStyle w:val="Heading2"/>
+            </w:pPr>
+          </w:p>
+        </w:tc>
+      </w:tr>
+    </w:tbl>
+    <w:p>
+      <w:pPr>
+        <w:pStyle w:val="Heading2"/>
+      </w:pPr>
+      <w:r>
+        <w:rPr>
+          <w:rFonts w:ascii="Avenir Next Demi Bold" w:hAnsi="Avenir Next Demi Bold"/>
+          <w:color w:val="C61E5D"/>
           <w:sz w:val="32"/>
           <w:szCs w:val="32"/>
         </w:rPr>
-        <mc:AlternateContent>
-          <mc:Choice Requires="wps">
-            <w:drawing>
-              <wp:anchor distT="0" distB="0" distL="114300" distR="114300" simplePos="0" relativeHeight="251904512" behindDoc="0" locked="0" layoutInCell="1" allowOverlap="1" wp14:anchorId="540DA37B" wp14:editId="51E543C6">
-                <wp:simplePos x="0" y="0"/>
-                <wp:positionH relativeFrom="column">
-                  <wp:posOffset>-145627</wp:posOffset>
-                </wp:positionH>
-                <wp:positionV relativeFrom="paragraph">
-                  <wp:posOffset>409363</wp:posOffset>
-                </wp:positionV>
-                <wp:extent cx="6915574" cy="0"/>
-                <wp:effectExtent l="0" t="0" r="6350" b="12700"/>
-                <wp:wrapNone/>
-                <wp:docPr id="1167526014" name="Straight Connector 27"/>
-                <wp:cNvGraphicFramePr/>
-                <a:graphic xmlns:a="http://schemas.openxmlformats.org/drawingml/2006/main">
-                  <a:graphicData uri="http://schemas.microsoft.com/office/word/2010/wordprocessingShape">
-                    <wps:wsp>
-                      <wps:cNvCnPr/>
-                      <wps:spPr>
-                        <a:xfrm>
-                          <a:off x="0" y="0"/>
-                          <a:ext cx="6915574" cy="0"/>
-                        </a:xfrm>
-                        <a:prstGeom prst="line">
-                          <a:avLst/>
-                        </a:prstGeom>
-                        <a:ln w="15875">
-                          <a:solidFill>
-                            <a:srgbClr val="C61E5D"/>
-                          </a:solidFill>
-                        </a:ln>
-                      </wps:spPr>
-                      <wps:style>
-                        <a:lnRef idx="1">
-                          <a:schemeClr val="accent1"/>
-                        </a:lnRef>
-                        <a:fillRef idx="0">
-                          <a:schemeClr val="accent1"/>
-                        </a:fillRef>
-                        <a:effectRef idx="0">
-                          <a:schemeClr val="accent1"/>
-                        </a:effectRef>
-                        <a:fontRef idx="minor">
-                          <a:schemeClr val="tx1"/>
-                        </a:fontRef>
-                      </wps:style>
-                      <wps:bodyPr/>
-                    </wps:wsp>
-                  </a:graphicData>
-                </a:graphic>
-                <wp14:sizeRelH relativeFrom="margin">
-                  <wp14:pctWidth>0</wp14:pctWidth>
-                </wp14:sizeRelH>
-                <wp14:sizeRelV relativeFrom="margin">
-                  <wp14:pctHeight>0</wp14:pctHeight>
-                </wp14:sizeRelV>
-              </wp:anchor>
-            </w:drawing>
-          </mc:Choice>
-          <mc:Fallback>
-            <w:pict>
-              <v:line w14:anchorId="1421E231" id="Straight Connector 27" o:spid="_x0000_s1026" style="position:absolute;z-index:251904512;visibility:visible;mso-wrap-style:square;mso-width-percent:0;mso-height-percent:0;mso-wrap-distance-left:9pt;mso-wrap-distance-top:0;mso-wrap-distance-right:9pt;mso-wrap-distance-bottom:0;mso-position-horizontal:absolute;mso-position-horizontal-relative:text;mso-position-vertical:absolute;mso-position-vertical-relative:text;mso-width-percent:0;mso-height-percent:0;mso-width-relative:margin;mso-height-relative:margin" from="-11.45pt,32.25pt" to="533.1pt,32.25pt" o:gfxdata="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" strokecolor="#c61e5d" strokeweight="1.25pt">
-                <v:stroke joinstyle="miter"/>
-              </v:line>
-            </w:pict>
-          </mc:Fallback>
-        </mc:AlternateContent>
+        <w:t>Declaration</w:t>
       </w:r>
       <w:r>
         <w:rPr>
-          <w:rFonts w:asciiTheme="minorHAnsi" w:hAnsiTheme="minorHAnsi" w:cstheme="minorHAnsi"/>
-          <w:b/>
-          <w:bCs/>
           <w:noProof/>
+        </w:rPr>
+        <w:t xml:space="preserve"> </w:t>
+      </w:r>
+    </w:p>
+    <w:p>
+      <w:pPr>
+        <w:pStyle w:val="Heading2"/>
+        <w:rPr>
           <w:sz w:val="32"/>
           <w:szCs w:val="32"/>
         </w:rPr>
-        <mc:AlternateContent>
-          <mc:Choice Requires="wps">
-            <w:drawing>
-              <wp:anchor distT="0" distB="0" distL="114300" distR="114300" simplePos="0" relativeHeight="251913728" behindDoc="0" locked="0" layoutInCell="1" allowOverlap="1" wp14:anchorId="48FD3B80" wp14:editId="52E5F8D1">
-                <wp:simplePos x="0" y="0"/>
-                <wp:positionH relativeFrom="column">
-                  <wp:posOffset>-231319</wp:posOffset>
-                </wp:positionH>
-                <wp:positionV relativeFrom="paragraph">
-                  <wp:posOffset>5755640</wp:posOffset>
-                </wp:positionV>
-                <wp:extent cx="563245" cy="0"/>
-                <wp:effectExtent l="0" t="25400" r="33655" b="25400"/>
-                <wp:wrapNone/>
-                <wp:docPr id="1784882820" name="Straight Connector 27"/>
-                <wp:cNvGraphicFramePr/>
-                <a:graphic xmlns:a="http://schemas.openxmlformats.org/drawingml/2006/main">
-                  <a:graphicData uri="http://schemas.microsoft.com/office/word/2010/wordprocessingShape">
-                    <wps:wsp>
-                      <wps:cNvCnPr/>
-                      <wps:spPr>
-                        <a:xfrm>
-                          <a:off x="0" y="0"/>
-                          <a:ext cx="563245" cy="0"/>
-                        </a:xfrm>
-                        <a:prstGeom prst="line">
-                          <a:avLst/>
-                        </a:prstGeom>
-                        <a:ln w="44450">
-                          <a:solidFill>
-                            <a:srgbClr val="C61E5D"/>
-                          </a:solidFill>
-                        </a:ln>
-                      </wps:spPr>
-                      <wps:style>
-                        <a:lnRef idx="1">
-                          <a:schemeClr val="accent1"/>
-                        </a:lnRef>
-                        <a:fillRef idx="0">
-                          <a:schemeClr val="accent1"/>
-                        </a:fillRef>
-                        <a:effectRef idx="0">
-                          <a:schemeClr val="accent1"/>
-                        </a:effectRef>
-                        <a:fontRef idx="minor">
-                          <a:schemeClr val="tx1"/>
-                        </a:fontRef>
-                      </wps:style>
-                      <wps:bodyPr/>
-                    </wps:wsp>
-                  </a:graphicData>
-                </a:graphic>
-                <wp14:sizeRelH relativeFrom="margin">
-                  <wp14:pctWidth>0</wp14:pctWidth>
-                </wp14:sizeRelH>
-              </wp:anchor>
-            </w:drawing>
-          </mc:Choice>
-          <mc:Fallback>
-            <w:pict>
-              <v:line w14:anchorId="6AD1BDC2" id="Straight Connector 27" o:spid="_x0000_s1026" style="position:absolute;z-index:251913728;visibility:visible;mso-wrap-style:square;mso-width-percent:0;mso-wrap-distance-left:9pt;mso-wrap-distance-top:0;mso-wrap-distance-right:9pt;mso-wrap-distance-bottom:0;mso-position-horizontal:absolute;mso-position-horizontal-relative:text;mso-position-vertical:absolute;mso-position-vertical-relative:text;mso-width-percent:0;mso-width-relative:margin" from="-18.2pt,453.2pt" to="26.15pt,453.2pt" o:gfxdata="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" strokecolor="#c61e5d" strokeweight="3.5pt">
-                <v:stroke joinstyle="miter"/>
-              </v:line>
-            </w:pict>
-          </mc:Fallback>
-        </mc:AlternateContent>
+      </w:pPr>
+      <w:r>
+        <w:rPr>
+          <w:rFonts w:ascii="Avenir Next" w:hAnsi="Avenir Next"/>
+          <w:sz w:val="24"/>
+          <w:szCs w:val="24"/>
+        </w:rPr>
+        <w:t>I confirm that the information contained within this application is accurate and complete to the best of my knowledge.</w:t>
+      </w:r>
+    </w:p>
+    <w:tbl>
+      <w:tblPr>
+        <w:tblStyle w:val="TableGrid"/>
+        <w:tblpPr w:leftFromText="180" w:rightFromText="180" w:vertAnchor="text" w:horzAnchor="margin" w:tblpY="81"/>
+        <w:tblW w:w="10456" w:type="dxa"/>
+        <w:tblLook w:val="04A0" w:firstRow="1" w:lastRow="0" w:firstColumn="1" w:lastColumn="0" w:noHBand="0" w:noVBand="1"/>
+      </w:tblPr>
+      <w:tblGrid>
+        <w:gridCol w:w="5228"/>
+        <w:gridCol w:w="5228"/>
+      </w:tblGrid>
+      <w:tr>
+        <w:tc>
+          <w:tcPr>
+            <w:tcW w:w="5228" w:type="dxa"/>
+            <w:tcBorders>
+              <w:top w:val="nil"/>
+              <w:left w:val="nil"/>
+              <w:bottom w:val="nil"/>
+              <w:right w:val="single" w:sz="4" w:space="0" w:color="auto"/>
+            </w:tcBorders>
+          </w:tcPr>
+          <w:p>
+            <w:pPr>
+              <w:pStyle w:val="Heading2"/>
+            </w:pPr>
+            <w:r>
+              <w:rPr>
+                <w:rFonts w:ascii="Avenir Next Medium" w:hAnsi="Avenir Next Medium"/>
+                <w:sz w:val="24"/>
+                <w:szCs w:val="24"/>
+              </w:rPr>
+              <w:t>Name:</w:t>
+            </w:r>
+          </w:p>
+        </w:tc>
+        <w:tc>
+          <w:tcPr>
+            <w:tcW w:w="5228" w:type="dxa"/>
+            <w:tcBorders>
+              <w:left w:val="single" w:sz="4" w:space="0" w:color="auto"/>
+              <w:bottom w:val="single" w:sz="4" w:space="0" w:color="auto"/>
+            </w:tcBorders>
+            <w:shd w:val="clear" w:color="auto" w:fill="FFFFFF" w:themeFill="background1"/>
+          </w:tcPr>
+          <w:p>
+            <w:pPr>
+              <w:pStyle w:val="Heading2"/>
+            </w:pPr>
+            <w:r>
+              <w:fldChar w:fldCharType="begin">
+                <w:ffData>
+                  <w:name w:val="Text21"/>
+                  <w:enabled/>
+                  <w:calcOnExit w:val="0"/>
+                  <w:textInput/>
+                </w:ffData>
+              </w:fldChar>
+            </w:r>
+            <w:bookmarkStart w:id="21" w:name="Text21"/>
+            <w:r>
+              <w:instrText xml:space="preserve"> FORMTEXT </w:instrText>
+            </w:r>
+            <w:r>
+              <w:fldChar w:fldCharType="separate"/>
+            </w:r>
+            <w:r>
+              <w:rPr>
+                <w:noProof/>
+              </w:rPr>
+              <w:t> </w:t>
+            </w:r>
+            <w:r>
+              <w:rPr>
+                <w:noProof/>
+              </w:rPr>
+              <w:t> </w:t>
+            </w:r>
+            <w:r>
+              <w:rPr>
+                <w:noProof/>
+              </w:rPr>
+              <w:t> </w:t>
+            </w:r>
+            <w:r>
+              <w:rPr>
+                <w:noProof/>
+              </w:rPr>
+              <w:t> </w:t>
+            </w:r>
+            <w:r>
+              <w:rPr>
+                <w:noProof/>
+              </w:rPr>
+              <w:t> </w:t>
+            </w:r>
+            <w:r>
+              <w:fldChar w:fldCharType="end"/>
+            </w:r>
+            <w:bookmarkEnd w:id="21"/>
+          </w:p>
+        </w:tc>
+      </w:tr>
+      <w:tr>
+        <w:trPr>
+          <w:trHeight w:val="268"/>
+        </w:trPr>
+        <w:tc>
+          <w:tcPr>
+            <w:tcW w:w="5228" w:type="dxa"/>
+            <w:tcBorders>
+              <w:top w:val="nil"/>
+              <w:left w:val="nil"/>
+              <w:bottom w:val="nil"/>
+              <w:right w:val="nil"/>
+            </w:tcBorders>
+          </w:tcPr>
+          <w:p>
+            <w:pPr>
+              <w:pStyle w:val="Heading2"/>
+              <w:rPr>
+                <w:rFonts w:ascii="Avenir Next Medium" w:hAnsi="Avenir Next Medium"/>
+                <w:sz w:val="24"/>
+                <w:szCs w:val="24"/>
+              </w:rPr>
+            </w:pPr>
+          </w:p>
+        </w:tc>
+        <w:tc>
+          <w:tcPr>
+            <w:tcW w:w="5228" w:type="dxa"/>
+            <w:tcBorders>
+              <w:top w:val="single" w:sz="4" w:space="0" w:color="auto"/>
+              <w:left w:val="nil"/>
+              <w:bottom w:val="single" w:sz="4" w:space="0" w:color="auto"/>
+              <w:right w:val="nil"/>
+            </w:tcBorders>
+          </w:tcPr>
+          <w:p>
+            <w:pPr>
+              <w:pStyle w:val="Heading2"/>
+            </w:pPr>
+          </w:p>
+        </w:tc>
+      </w:tr>
+      <w:tr>
+        <w:tc>
+          <w:tcPr>
+            <w:tcW w:w="5228" w:type="dxa"/>
+            <w:tcBorders>
+              <w:top w:val="nil"/>
+              <w:left w:val="nil"/>
+              <w:bottom w:val="nil"/>
+              <w:right w:val="single" w:sz="4" w:space="0" w:color="auto"/>
+            </w:tcBorders>
+          </w:tcPr>
+          <w:p>
+            <w:pPr>
+              <w:pStyle w:val="Heading2"/>
+              <w:rPr>
+                <w:rFonts w:ascii="Avenir Next Demi Bold" w:hAnsi="Avenir Next Demi Bold"/>
+              </w:rPr>
+            </w:pPr>
+            <w:r>
+              <w:rPr>
+                <w:rFonts w:ascii="Avenir Next Demi Bold" w:hAnsi="Avenir Next Demi Bold"/>
+                <w:sz w:val="24"/>
+                <w:szCs w:val="24"/>
+              </w:rPr>
+              <w:t>Signature</w:t>
+            </w:r>
+          </w:p>
+        </w:tc>
+        <w:tc>
+          <w:tcPr>
+            <w:tcW w:w="5228" w:type="dxa"/>
+            <w:tcBorders>
+              <w:top w:val="single" w:sz="4" w:space="0" w:color="auto"/>
+              <w:left w:val="single" w:sz="4" w:space="0" w:color="auto"/>
+              <w:bottom w:val="single" w:sz="4" w:space="0" w:color="auto"/>
+            </w:tcBorders>
+            <w:shd w:val="clear" w:color="auto" w:fill="FFFFFF" w:themeFill="background1"/>
+          </w:tcPr>
+          <w:p>
+            <w:pPr>
+              <w:pStyle w:val="Heading2"/>
+            </w:pPr>
+            <w:r>
+              <w:fldChar w:fldCharType="begin">
+                <w:ffData>
+                  <w:name w:val="Text22"/>
+                  <w:enabled/>
+                  <w:calcOnExit w:val="0"/>
+                  <w:textInput/>
+                </w:ffData>
+              </w:fldChar>
+            </w:r>
+            <w:bookmarkStart w:id="22" w:name="Text22"/>
+            <w:r>
+              <w:instrText xml:space="preserve"> FORMTEXT </w:instrText>
+            </w:r>
+            <w:r>
+              <w:fldChar w:fldCharType="separate"/>
+            </w:r>
+            <w:r>
+              <w:rPr>
+                <w:noProof/>
+              </w:rPr>
+              <w:t> </w:t>
+            </w:r>
+            <w:r>
+              <w:rPr>
+                <w:noProof/>
+              </w:rPr>
+              <w:t> </w:t>
+            </w:r>
+            <w:r>
+              <w:rPr>
+                <w:noProof/>
+              </w:rPr>
+              <w:t> </w:t>
+            </w:r>
+            <w:r>
+              <w:rPr>
+                <w:noProof/>
+              </w:rPr>
+              <w:t> </w:t>
+            </w:r>
+            <w:r>
+              <w:rPr>
+                <w:noProof/>
+              </w:rPr>
+              <w:t> </w:t>
+            </w:r>
+            <w:r>
+              <w:fldChar w:fldCharType="end"/>
+            </w:r>
+            <w:bookmarkEnd w:id="22"/>
+          </w:p>
+        </w:tc>
+      </w:tr>
+      <w:tr>
+        <w:tc>
+          <w:tcPr>
+            <w:tcW w:w="5228" w:type="dxa"/>
+            <w:tcBorders>
+              <w:top w:val="nil"/>
+              <w:left w:val="nil"/>
+              <w:bottom w:val="nil"/>
+              <w:right w:val="nil"/>
+            </w:tcBorders>
+          </w:tcPr>
+          <w:p>
+            <w:pPr>
+              <w:pStyle w:val="Heading2"/>
+              <w:rPr>
+                <w:rFonts w:ascii="Avenir Next Medium" w:hAnsi="Avenir Next Medium"/>
+                <w:sz w:val="28"/>
+                <w:szCs w:val="28"/>
+              </w:rPr>
+            </w:pPr>
+          </w:p>
+        </w:tc>
+        <w:tc>
+          <w:tcPr>
+            <w:tcW w:w="5228" w:type="dxa"/>
+            <w:tcBorders>
+              <w:top w:val="single" w:sz="4" w:space="0" w:color="auto"/>
+              <w:left w:val="nil"/>
+              <w:bottom w:val="single" w:sz="4" w:space="0" w:color="auto"/>
+              <w:right w:val="nil"/>
+            </w:tcBorders>
+          </w:tcPr>
+          <w:p>
+            <w:pPr>
+              <w:pStyle w:val="Heading2"/>
+            </w:pPr>
+          </w:p>
+        </w:tc>
+      </w:tr>
+      <w:tr>
+        <w:tc>
+          <w:tcPr>
+            <w:tcW w:w="5228" w:type="dxa"/>
+            <w:tcBorders>
+              <w:top w:val="nil"/>
+              <w:left w:val="nil"/>
+              <w:bottom w:val="nil"/>
+              <w:right w:val="single" w:sz="4" w:space="0" w:color="auto"/>
+            </w:tcBorders>
+          </w:tcPr>
+          <w:p>
+            <w:pPr>
+              <w:pStyle w:val="Heading2"/>
+            </w:pPr>
+            <w:r>
+              <w:rPr>
+                <w:rFonts w:ascii="Avenir Next Medium" w:hAnsi="Avenir Next Medium"/>
+                <w:sz w:val="24"/>
+                <w:szCs w:val="24"/>
+              </w:rPr>
+              <w:t>Date:</w:t>
+            </w:r>
+          </w:p>
+        </w:tc>
+        <w:tc>
+          <w:tcPr>
+            <w:tcW w:w="5228" w:type="dxa"/>
+            <w:tcBorders>
+              <w:top w:val="single" w:sz="4" w:space="0" w:color="auto"/>
+              <w:left w:val="single" w:sz="4" w:space="0" w:color="auto"/>
+              <w:bottom w:val="single" w:sz="4" w:space="0" w:color="auto"/>
+            </w:tcBorders>
+            <w:shd w:val="clear" w:color="auto" w:fill="FFFFFF" w:themeFill="background1"/>
+          </w:tcPr>
+          <w:p>
+            <w:pPr>
+              <w:pStyle w:val="Heading2"/>
+            </w:pPr>
+            <w:r>
+              <w:fldChar w:fldCharType="begin">
+                <w:ffData>
+                  <w:name w:val="Text23"/>
+                  <w:enabled/>
+                  <w:calcOnExit w:val="0"/>
+                  <w:textInput/>
+                </w:ffData>
+              </w:fldChar>
+            </w:r>
+            <w:bookmarkStart w:id="23" w:name="Text23"/>
+            <w:r>
+              <w:instrText xml:space="preserve"> FORMTEXT </w:instrText>
+            </w:r>
+            <w:r>
+              <w:fldChar w:fldCharType="separate"/>
+            </w:r>
+            <w:r>
+              <w:rPr>
+                <w:noProof/>
+              </w:rPr>
+              <w:t> </w:t>
+            </w:r>
+            <w:r>
+              <w:rPr>
+                <w:noProof/>
+              </w:rPr>
+              <w:t> </w:t>
+            </w:r>
+            <w:r>
+              <w:rPr>
+                <w:noProof/>
+              </w:rPr>
+              <w:t> </w:t>
+            </w:r>
+            <w:r>
+              <w:rPr>
+                <w:noProof/>
+              </w:rPr>
+              <w:t> </w:t>
+            </w:r>
+            <w:r>
+              <w:rPr>
+                <w:noProof/>
+              </w:rPr>
+              <w:t> </w:t>
+            </w:r>
+            <w:r>
+              <w:fldChar w:fldCharType="end"/>
+            </w:r>
+            <w:bookmarkEnd w:id="23"/>
+          </w:p>
+        </w:tc>
+      </w:tr>
+    </w:tbl>
+    <w:p>
+      <w:pPr>
+        <w:tabs>
+          <w:tab w:val="left" w:pos="1711"/>
+        </w:tabs>
+        <w:jc w:val="center"/>
+        <w:rPr>
+          <w:rFonts w:ascii="Avenir Next Demi Bold" w:hAnsi="Avenir Next Demi Bold"/>
+          <w:b/>
+          <w:bCs/>
+          <w:sz w:val="13"/>
+          <w:szCs w:val="13"/>
+        </w:rPr>
+      </w:pPr>
+      <w:r>
+        <w:rPr>
+          <w:rFonts w:ascii="Avenir Next Demi Bold" w:hAnsi="Avenir Next Demi Bold"/>
+          <w:b/>
+          <w:bCs/>
+          <w:sz w:val="13"/>
+          <w:szCs w:val="13"/>
+        </w:rPr>
+        <w:br/>
+      </w:r>
+      <w:r>
+        <w:rPr>
+          <w:rFonts w:ascii="Avenir Next Demi Bold" w:hAnsi="Avenir Next Demi Bold"/>
+          <w:b/>
+          <w:bCs/>
+          <w:color w:val="C61E5D"/>
+          <w:sz w:val="13"/>
+          <w:szCs w:val="13"/>
+        </w:rPr>
+        <w:t>Information provided in this application will be used solely for recruitment purposes and processed in accordance with applicable data protection legislation.</w:t>
       </w:r>
     </w:p>
     <w:sectPr>
       <w:headerReference w:type="even" r:id="rId8"/>
       <w:headerReference w:type="default" r:id="rId9"/>
-      <w:footerReference w:type="even" r:id="rId10"/>
-      <w:footerReference w:type="default" r:id="rId11"/>
-      <w:headerReference w:type="first" r:id="rId12"/>
-      <w:footerReference w:type="first" r:id="rId13"/>
+      <w:footerReference w:type="default" r:id="rId10"/>
+      <w:headerReference w:type="first" r:id="rId11"/>
       <w:pgSz w:w="11906" w:h="16838"/>
-      <w:pgMar w:top="720" w:right="720" w:bottom="720" w:left="720" w:header="709" w:footer="709" w:gutter="0"/>
+      <w:pgMar w:top="567" w:right="567" w:bottom="567" w:left="567" w:header="709" w:footer="709" w:gutter="0"/>
       <w:cols w:space="708"/>
       <w:docGrid w:linePitch="360"/>
     </w:sectPr>
@@ -5657,16 +3546,6 @@
   <w:p>
     <w:pPr>
       <w:pStyle w:val="Footer"/>
-    </w:pPr>
-  </w:p>
-</w:ftr>
-</file>
-
-<file path=word/footer2.xml><?xml version="1.0" encoding="utf-8"?>
-<w:ftr xmlns:wpc="http://schemas.microsoft.com/office/word/2010/wordprocessingCanvas" xmlns:cx="http://schemas.microsoft.com/office/drawing/2014/chartex" xmlns:cx1="http://schemas.microsoft.com/office/drawing/2015/9/8/chartex" xmlns:cx2="http://schemas.microsoft.com/office/drawing/2015/10/21/chartex" xmlns:cx3="http://schemas.microsoft.com/office/drawing/2016/5/9/chartex" xmlns:cx4="http://schemas.microsoft.com/office/drawing/2016/5/10/chartex" xmlns:cx5="http://schemas.microsoft.com/office/drawing/2016/5/11/chartex" xmlns:cx6="http://schemas.microsoft.com/office/drawing/2016/5/12/chartex" xmlns:cx7="http://schemas.microsoft.com/office/drawing/2016/5/13/chartex" xmlns:cx8="http://schemas.microsoft.com/office/drawing/2016/5/14/chartex" xmlns:mc="http://schemas.openxmlformats.org/markup-compatibility/2006" xmlns:aink="http://schemas.microsoft.com/office/drawing/2016/ink" xmlns:am3d="http://schemas.microsoft.com/office/drawing/2017/model3d" xmlns:o="urn:schemas-microsoft-com:office:office" xmlns:oel="http://schemas.microsoft.com/office/2019/extlst" xmlns:r="http://schemas.openxmlformats.org/officeDocument/2006/relationships" xmlns:m="http://schemas.openxmlformats.org/officeDocument/2006/math" xmlns:v="urn:schemas-microsoft-com:vml" xmlns:wp14="http://schemas.microsoft.com/office/word/2010/wordprocessingDrawing" xmlns:wp="http://schemas.openxmlformats.org/drawingml/2006/wordprocessingDrawing" xmlns:w10="urn:schemas-microsoft-com:office:word" xmlns:w="http://schemas.openxmlformats.org/wordprocessingml/2006/main" xmlns:w14="http://schemas.microsoft.com/office/word/2010/wordml" xmlns:w15="http://schemas.microsoft.com/office/word/2012/wordml" xmlns:w16cex="http://schemas.microsoft.com/office/word/2018/wordml/cex" xmlns:w16cid="http://schemas.microsoft.com/office/word/2016/wordml/cid" xmlns:w16="http://schemas.microsoft.com/office/word/2018/wordml" xmlns:w16du="http://schemas.microsoft.com/office/word/2023/wordml/word16du" xmlns:w16sdtdh="http://schemas.microsoft.com/office/word/2020/wordml/sdtdatahash" xmlns:w16sdtfl="http://schemas.microsoft.com/office/word/2024/wordml/sdtformatlock" xmlns:w16se="http://schemas.microsoft.com/office/word/2015/wordml/symex" xmlns:wpg="http://schemas.microsoft.com/office/word/2010/wordprocessingGroup" xmlns:wpi="http://schemas.microsoft.com/office/word/2010/wordprocessingInk" xmlns:wne="http://schemas.microsoft.com/office/word/2006/wordml" xmlns:wps="http://schemas.microsoft.com/office/word/2010/wordprocessingShape" mc:Ignorable="w14 w15 w16se w16cid w16 w16cex w16sdtdh w16sdtfl w16du wp14">
-  <w:p>
-    <w:pPr>
-      <w:pStyle w:val="Footer"/>
       <w:tabs>
         <w:tab w:val="clear" w:pos="4320"/>
         <w:tab w:val="clear" w:pos="8640"/>
@@ -5677,16 +3556,6 @@
         <w:sz w:val="20"/>
         <w:szCs w:val="20"/>
       </w:rPr>
-    </w:pPr>
-  </w:p>
-</w:ftr>
-</file>
-
-<file path=word/footer3.xml><?xml version="1.0" encoding="utf-8"?>
-<w:ftr xmlns:wpc="http://schemas.microsoft.com/office/word/2010/wordprocessingCanvas" xmlns:cx="http://schemas.microsoft.com/office/drawing/2014/chartex" xmlns:cx1="http://schemas.microsoft.com/office/drawing/2015/9/8/chartex" xmlns:cx2="http://schemas.microsoft.com/office/drawing/2015/10/21/chartex" xmlns:cx3="http://schemas.microsoft.com/office/drawing/2016/5/9/chartex" xmlns:cx4="http://schemas.microsoft.com/office/drawing/2016/5/10/chartex" xmlns:cx5="http://schemas.microsoft.com/office/drawing/2016/5/11/chartex" xmlns:cx6="http://schemas.microsoft.com/office/drawing/2016/5/12/chartex" xmlns:cx7="http://schemas.microsoft.com/office/drawing/2016/5/13/chartex" xmlns:cx8="http://schemas.microsoft.com/office/drawing/2016/5/14/chartex" xmlns:mc="http://schemas.openxmlformats.org/markup-compatibility/2006" xmlns:aink="http://schemas.microsoft.com/office/drawing/2016/ink" xmlns:am3d="http://schemas.microsoft.com/office/drawing/2017/model3d" xmlns:o="urn:schemas-microsoft-com:office:office" xmlns:oel="http://schemas.microsoft.com/office/2019/extlst" xmlns:r="http://schemas.openxmlformats.org/officeDocument/2006/relationships" xmlns:m="http://schemas.openxmlformats.org/officeDocument/2006/math" xmlns:v="urn:schemas-microsoft-com:vml" xmlns:wp14="http://schemas.microsoft.com/office/word/2010/wordprocessingDrawing" xmlns:wp="http://schemas.openxmlformats.org/drawingml/2006/wordprocessingDrawing" xmlns:w10="urn:schemas-microsoft-com:office:word" xmlns:w="http://schemas.openxmlformats.org/wordprocessingml/2006/main" xmlns:w14="http://schemas.microsoft.com/office/word/2010/wordml" xmlns:w15="http://schemas.microsoft.com/office/word/2012/wordml" xmlns:w16cex="http://schemas.microsoft.com/office/word/2018/wordml/cex" xmlns:w16cid="http://schemas.microsoft.com/office/word/2016/wordml/cid" xmlns:w16="http://schemas.microsoft.com/office/word/2018/wordml" xmlns:w16du="http://schemas.microsoft.com/office/word/2023/wordml/word16du" xmlns:w16sdtdh="http://schemas.microsoft.com/office/word/2020/wordml/sdtdatahash" xmlns:w16sdtfl="http://schemas.microsoft.com/office/word/2024/wordml/sdtformatlock" xmlns:w16se="http://schemas.microsoft.com/office/word/2015/wordml/symex" xmlns:wpg="http://schemas.microsoft.com/office/word/2010/wordprocessingGroup" xmlns:wpi="http://schemas.microsoft.com/office/word/2010/wordprocessingInk" xmlns:wne="http://schemas.microsoft.com/office/word/2006/wordml" xmlns:wps="http://schemas.microsoft.com/office/word/2010/wordprocessingShape" mc:Ignorable="w14 w15 w16se w16cid w16 w16cex w16sdtdh w16sdtfl w16du wp14">
-  <w:p>
-    <w:pPr>
-      <w:pStyle w:val="Footer"/>
     </w:pPr>
   </w:p>
 </w:ftr>
